--- a/outputs/reports/Industry_Analysis_Q1_2026_Technical.docx
+++ b/outputs/reports/Industry_Analysis_Q1_2026_Technical.docx
@@ -37,7 +37,7 @@
           <w:color w:val="7F7F7F"/>
           <w:sz w:val="20"/>
         </w:rPr>
-        <w:t>Generated 2026-06-11</w:t>
+        <w:t>Generated 2026-06-12</w:t>
       </w:r>
     </w:p>
     <w:p>
@@ -119,7 +119,7 @@
           <w:b w:val="0"/>
           <w:i w:val="0"/>
         </w:rPr>
-        <w:t>This report contains source inventory, transformations, analytical output rows, lineage, known gaps, and validation status in the same document. It covers 18 industries, 5 property segments, all 37 registered public sources, and all 8 canonical exports. Source registry basis: PUBLIC_SOURCE_URLS plus scraper-produced RBA publication manifest keys; manifest-backed vintages come from data/raw/public/_manifest.json when present.</w:t>
+        <w:t>This report contains source inventory, transformations, analytical output rows, lineage, known gaps, and validation status in the same document. It covers 18 industries, 5 property segments, all 30 registered public sources, and all 8 canonical exports. Source registry basis: PUBLIC_SOURCE_URLS plus scraper-produced RBA publication manifest keys; manifest-backed vintages come from data/raw/public/_manifest.json when present.</w:t>
       </w:r>
     </w:p>
     <w:p>
@@ -139,7 +139,7 @@
           <w:b w:val="0"/>
           <w:i w:val="0"/>
         </w:rPr>
-        <w:t>Data freshness: macro/downturn overlays 2026-03-16; property-cycle 2026-02-01; generated 2026-06-11.</w:t>
+        <w:t>Data freshness: macro/downturn overlays 2026-03-16; property-cycle 2026-02-01; generated 2026-06-12.</w:t>
       </w:r>
     </w:p>
     <w:p>
@@ -1049,7 +1049,7 @@
                 <w:rFonts w:ascii="Arial" w:hAnsi="Arial"/>
                 <w:sz w:val="20"/>
               </w:rPr>
-              <w:t>2026-06-11</w:t>
+              <w:t>2026-06-12</w:t>
             </w:r>
           </w:p>
         </w:tc>
@@ -1212,7 +1212,7 @@
                 <w:rFonts w:ascii="Arial" w:hAnsi="Arial"/>
                 <w:sz w:val="20"/>
               </w:rPr>
-              <w:t>2026-06-11</w:t>
+              <w:t>2026-06-12</w:t>
             </w:r>
           </w:p>
         </w:tc>
@@ -1383,7 +1383,7 @@
                 <w:rFonts w:ascii="Arial" w:hAnsi="Arial"/>
                 <w:sz w:val="20"/>
               </w:rPr>
-              <w:t>2026-06-11</w:t>
+              <w:t>2026-06-12</w:t>
             </w:r>
           </w:p>
         </w:tc>
@@ -1546,7 +1546,7 @@
                 <w:rFonts w:ascii="Arial" w:hAnsi="Arial"/>
                 <w:sz w:val="20"/>
               </w:rPr>
-              <w:t>2026-06-11</w:t>
+              <w:t>2026-06-12</w:t>
             </w:r>
           </w:p>
         </w:tc>
@@ -1717,7 +1717,7 @@
                 <w:rFonts w:ascii="Arial" w:hAnsi="Arial"/>
                 <w:sz w:val="20"/>
               </w:rPr>
-              <w:t>2026-06-11</w:t>
+              <w:t>2026-06-12</w:t>
             </w:r>
           </w:p>
         </w:tc>
@@ -1880,7 +1880,7 @@
                 <w:rFonts w:ascii="Arial" w:hAnsi="Arial"/>
                 <w:sz w:val="20"/>
               </w:rPr>
-              <w:t>2026-06-11</w:t>
+              <w:t>2026-06-12</w:t>
             </w:r>
           </w:p>
         </w:tc>
@@ -2051,7 +2051,7 @@
                 <w:rFonts w:ascii="Arial" w:hAnsi="Arial"/>
                 <w:sz w:val="20"/>
               </w:rPr>
-              <w:t>2026-06-11</w:t>
+              <w:t>2026-06-12</w:t>
             </w:r>
           </w:p>
         </w:tc>
@@ -2214,7 +2214,7 @@
                 <w:rFonts w:ascii="Arial" w:hAnsi="Arial"/>
                 <w:sz w:val="20"/>
               </w:rPr>
-              <w:t>2026-06-11</w:t>
+              <w:t>2026-06-12</w:t>
             </w:r>
           </w:p>
         </w:tc>
@@ -2385,7 +2385,7 @@
                 <w:rFonts w:ascii="Arial" w:hAnsi="Arial"/>
                 <w:sz w:val="20"/>
               </w:rPr>
-              <w:t>2026-06-11</w:t>
+              <w:t>2026-06-12</w:t>
             </w:r>
           </w:p>
         </w:tc>
@@ -2548,7 +2548,7 @@
                 <w:rFonts w:ascii="Arial" w:hAnsi="Arial"/>
                 <w:sz w:val="20"/>
               </w:rPr>
-              <w:t>2026-06-11</w:t>
+              <w:t>2026-06-12</w:t>
             </w:r>
           </w:p>
         </w:tc>
@@ -2719,7 +2719,7 @@
                 <w:rFonts w:ascii="Arial" w:hAnsi="Arial"/>
                 <w:sz w:val="20"/>
               </w:rPr>
-              <w:t>2026-06-11</w:t>
+              <w:t>2026-06-12</w:t>
             </w:r>
           </w:p>
         </w:tc>
@@ -2882,7 +2882,7 @@
                 <w:rFonts w:ascii="Arial" w:hAnsi="Arial"/>
                 <w:sz w:val="20"/>
               </w:rPr>
-              <w:t>2026-06-11</w:t>
+              <w:t>2026-06-12</w:t>
             </w:r>
           </w:p>
         </w:tc>
@@ -3053,7 +3053,7 @@
                 <w:rFonts w:ascii="Arial" w:hAnsi="Arial"/>
                 <w:sz w:val="20"/>
               </w:rPr>
-              <w:t>2026-06-11</w:t>
+              <w:t>2026-06-12</w:t>
             </w:r>
           </w:p>
         </w:tc>
@@ -3216,7 +3216,7 @@
                 <w:rFonts w:ascii="Arial" w:hAnsi="Arial"/>
                 <w:sz w:val="20"/>
               </w:rPr>
-              <w:t>2026-06-11</w:t>
+              <w:t>2026-06-12</w:t>
             </w:r>
           </w:p>
         </w:tc>
@@ -3387,7 +3387,7 @@
                 <w:rFonts w:ascii="Arial" w:hAnsi="Arial"/>
                 <w:sz w:val="20"/>
               </w:rPr>
-              <w:t>2026-06-11</w:t>
+              <w:t>2026-06-12</w:t>
             </w:r>
           </w:p>
         </w:tc>
@@ -3550,7 +3550,7 @@
                 <w:rFonts w:ascii="Arial" w:hAnsi="Arial"/>
                 <w:sz w:val="20"/>
               </w:rPr>
-              <w:t>2026-06-11</w:t>
+              <w:t>2026-06-12</w:t>
             </w:r>
           </w:p>
         </w:tc>
@@ -3721,7 +3721,7 @@
                 <w:rFonts w:ascii="Arial" w:hAnsi="Arial"/>
                 <w:sz w:val="20"/>
               </w:rPr>
-              <w:t>2026-06-11</w:t>
+              <w:t>2026-06-12</w:t>
             </w:r>
           </w:p>
         </w:tc>
@@ -3884,7 +3884,7 @@
                 <w:rFonts w:ascii="Arial" w:hAnsi="Arial"/>
                 <w:sz w:val="20"/>
               </w:rPr>
-              <w:t>2026-06-11</w:t>
+              <w:t>2026-06-12</w:t>
             </w:r>
           </w:p>
         </w:tc>
@@ -6097,7 +6097,7 @@
                 <w:rFonts w:ascii="Arial" w:hAnsi="Arial"/>
                 <w:sz w:val="20"/>
               </w:rPr>
-              <w:t>cotality_auction_clearance_page</w:t>
+              <w:t>cpi_all_groups_xlsx</w:t>
             </w:r>
           </w:p>
         </w:tc>
@@ -6113,7 +6113,7 @@
                 <w:rFonts w:ascii="Arial" w:hAnsi="Arial"/>
                 <w:sz w:val="20"/>
               </w:rPr>
-              <w:t>Cotality</w:t>
+              <w:t>Australian Bureau of Statistics</w:t>
             </w:r>
           </w:p>
         </w:tc>
@@ -6129,7 +6129,7 @@
                 <w:rFonts w:ascii="Arial" w:hAnsi="Arial"/>
                 <w:sz w:val="20"/>
               </w:rPr>
-              <w:t>https://www.cotality.com/au/our-data/auction-results</w:t>
+              <w:t>https://www.abs.gov.au/statistics/economy/price-indexes-and-inflation/consumer-price-index-australia/dec-2025/640101.xlsx</w:t>
             </w:r>
           </w:p>
         </w:tc>
@@ -6145,7 +6145,7 @@
                 <w:rFonts w:ascii="Arial" w:hAnsi="Arial"/>
                 <w:sz w:val="20"/>
               </w:rPr>
-              <w:t>landing page</w:t>
+              <w:t>XLSX</w:t>
             </w:r>
           </w:p>
         </w:tc>
@@ -6206,7 +6206,7 @@
                 <w:rFonts w:ascii="Arial" w:hAnsi="Arial"/>
                 <w:sz w:val="20"/>
               </w:rPr>
-              <w:t>manually staged</w:t>
+              <w:t>missing</w:t>
             </w:r>
           </w:p>
         </w:tc>
@@ -6240,7 +6240,7 @@
                 <w:rFonts w:ascii="Arial" w:hAnsi="Arial"/>
                 <w:sz w:val="20"/>
               </w:rPr>
-              <w:t>cotality_hvi_page</w:t>
+              <w:t>cpi_subgroups_xlsx</w:t>
             </w:r>
           </w:p>
         </w:tc>
@@ -6257,7 +6257,7 @@
                 <w:rFonts w:ascii="Arial" w:hAnsi="Arial"/>
                 <w:sz w:val="20"/>
               </w:rPr>
-              <w:t>Cotality</w:t>
+              <w:t>Australian Bureau of Statistics</w:t>
             </w:r>
           </w:p>
         </w:tc>
@@ -6274,7 +6274,7 @@
                 <w:rFonts w:ascii="Arial" w:hAnsi="Arial"/>
                 <w:sz w:val="20"/>
               </w:rPr>
-              <w:t>https://www.cotality.com/au/news-research/insights/home-value-index/</w:t>
+              <w:t>https://www.abs.gov.au/statistics/economy/price-indexes-and-inflation/consumer-price-index-australia/dec-2025/640107.xlsx</w:t>
             </w:r>
           </w:p>
         </w:tc>
@@ -6291,7 +6291,7 @@
                 <w:rFonts w:ascii="Arial" w:hAnsi="Arial"/>
                 <w:sz w:val="20"/>
               </w:rPr>
-              <w:t>landing page</w:t>
+              <w:t>XLSX</w:t>
             </w:r>
           </w:p>
         </w:tc>
@@ -6356,7 +6356,7 @@
                 <w:rFonts w:ascii="Arial" w:hAnsi="Arial"/>
                 <w:sz w:val="20"/>
               </w:rPr>
-              <w:t>manually staged</w:t>
+              <w:t>missing</w:t>
             </w:r>
           </w:p>
         </w:tc>
@@ -6390,7 +6390,7 @@
                 <w:rFonts w:ascii="Arial" w:hAnsi="Arial"/>
                 <w:sz w:val="20"/>
               </w:rPr>
-              <w:t>cpi_all_groups_xlsx</w:t>
+              <w:t>dwelling_approvals_xlsx</w:t>
             </w:r>
           </w:p>
         </w:tc>
@@ -6422,7 +6422,7 @@
                 <w:rFonts w:ascii="Arial" w:hAnsi="Arial"/>
                 <w:sz w:val="20"/>
               </w:rPr>
-              <w:t>https://www.abs.gov.au/statistics/economy/price-indexes-and-inflation/consumer-price-index-australia/dec-2025/640101.xlsx</w:t>
+              <w:t>https://www.abs.gov.au/statistics/industry/building-and-construction/building-approvals-australia/feb-2026/875206.xlsx</w:t>
             </w:r>
           </w:p>
         </w:tc>
@@ -6533,7 +6533,7 @@
                 <w:rFonts w:ascii="Arial" w:hAnsi="Arial"/>
                 <w:sz w:val="20"/>
               </w:rPr>
-              <w:t>cpi_subgroups_xlsx</w:t>
+              <w:t>dwelling_value_xlsx</w:t>
             </w:r>
           </w:p>
         </w:tc>
@@ -6567,7 +6567,7 @@
                 <w:rFonts w:ascii="Arial" w:hAnsi="Arial"/>
                 <w:sz w:val="20"/>
               </w:rPr>
-              <w:t>https://www.abs.gov.au/statistics/economy/price-indexes-and-inflation/consumer-price-index-australia/dec-2025/640107.xlsx</w:t>
+              <w:t>https://www.abs.gov.au/statistics/industry/building-and-construction/building-approvals-australia/feb-2026/875211.xlsx</w:t>
             </w:r>
           </w:p>
         </w:tc>
@@ -6683,7 +6683,7 @@
                 <w:rFonts w:ascii="Arial" w:hAnsi="Arial"/>
                 <w:sz w:val="20"/>
               </w:rPr>
-              <w:t>domain_quarterly_page</w:t>
+              <w:t>labour_force_industry_xlsx</w:t>
             </w:r>
           </w:p>
         </w:tc>
@@ -6699,7 +6699,7 @@
                 <w:rFonts w:ascii="Arial" w:hAnsi="Arial"/>
                 <w:sz w:val="20"/>
               </w:rPr>
-              <w:t>Domain</w:t>
+              <w:t>Australian Bureau of Statistics</w:t>
             </w:r>
           </w:p>
         </w:tc>
@@ -6715,7 +6715,7 @@
                 <w:rFonts w:ascii="Arial" w:hAnsi="Arial"/>
                 <w:sz w:val="20"/>
               </w:rPr>
-              <w:t>https://www.domain.com.au/research/house-price-report/</w:t>
+              <w:t>https://www.abs.gov.au/statistics/labour/employment-and-unemployment/labour-force-australia-detailed/feb-2026/6291004.xlsx</w:t>
             </w:r>
           </w:p>
         </w:tc>
@@ -6731,7 +6731,7 @@
                 <w:rFonts w:ascii="Arial" w:hAnsi="Arial"/>
                 <w:sz w:val="20"/>
               </w:rPr>
-              <w:t>landing page</w:t>
+              <w:t>XLSX</w:t>
             </w:r>
           </w:p>
         </w:tc>
@@ -6762,6 +6762,7 @@
                 <w:rFonts w:ascii="Arial" w:hAnsi="Arial"/>
                 <w:sz w:val="20"/>
               </w:rPr>
+              <w:t>2026-04-04T00:14:08+00:00</w:t>
             </w:r>
           </w:p>
         </w:tc>
@@ -6777,6 +6778,7 @@
                 <w:rFonts w:ascii="Arial" w:hAnsi="Arial"/>
                 <w:sz w:val="20"/>
               </w:rPr>
+              <w:t>160939</w:t>
             </w:r>
           </w:p>
         </w:tc>
@@ -6826,7 +6828,7 @@
                 <w:rFonts w:ascii="Arial" w:hAnsi="Arial"/>
                 <w:sz w:val="20"/>
               </w:rPr>
-              <w:t>dwelling_approvals_xlsx</w:t>
+              <w:t>lending_indicators_xlsx</w:t>
             </w:r>
           </w:p>
         </w:tc>
@@ -6860,7 +6862,7 @@
                 <w:rFonts w:ascii="Arial" w:hAnsi="Arial"/>
                 <w:sz w:val="20"/>
               </w:rPr>
-              <w:t>https://www.abs.gov.au/statistics/industry/building-and-construction/building-approvals-australia/feb-2026/875206.xlsx</w:t>
+              <w:t>https://www.abs.gov.au/statistics/economy/finance/lending-indicators/feb-2026/560101.xlsx</w:t>
             </w:r>
           </w:p>
         </w:tc>
@@ -6976,7 +6978,7 @@
                 <w:rFonts w:ascii="Arial" w:hAnsi="Arial"/>
                 <w:sz w:val="20"/>
               </w:rPr>
-              <w:t>dwelling_value_xlsx</w:t>
+              <w:t>ppi_construction_xlsx</w:t>
             </w:r>
           </w:p>
         </w:tc>
@@ -7008,7 +7010,7 @@
                 <w:rFonts w:ascii="Arial" w:hAnsi="Arial"/>
                 <w:sz w:val="20"/>
               </w:rPr>
-              <w:t>https://www.abs.gov.au/statistics/industry/building-and-construction/building-approvals-australia/feb-2026/875211.xlsx</w:t>
+              <w:t>https://www.abs.gov.au/statistics/economy/price-indexes-and-inflation/producer-price-indexes-australia/dec-2025/642713.xlsx</w:t>
             </w:r>
           </w:p>
         </w:tc>
@@ -7119,7 +7121,7 @@
                 <w:rFonts w:ascii="Arial" w:hAnsi="Arial"/>
                 <w:sz w:val="20"/>
               </w:rPr>
-              <w:t>labour_force_industry_xlsx</w:t>
+              <w:t>ppi_manufacturing_xlsx</w:t>
             </w:r>
           </w:p>
         </w:tc>
@@ -7153,7 +7155,7 @@
                 <w:rFonts w:ascii="Arial" w:hAnsi="Arial"/>
                 <w:sz w:val="20"/>
               </w:rPr>
-              <w:t>https://www.abs.gov.au/statistics/labour/employment-and-unemployment/labour-force-australia-detailed/feb-2026/6291004.xlsx</w:t>
+              <w:t>https://www.abs.gov.au/statistics/economy/price-indexes-and-inflation/producer-price-indexes-australia/dec-2025/642712.xlsx</w:t>
             </w:r>
           </w:p>
         </w:tc>
@@ -7203,7 +7205,6 @@
                 <w:rFonts w:ascii="Arial" w:hAnsi="Arial"/>
                 <w:sz w:val="20"/>
               </w:rPr>
-              <w:t>2026-04-04T00:14:08+00:00</w:t>
             </w:r>
           </w:p>
         </w:tc>
@@ -7220,7 +7221,6 @@
                 <w:rFonts w:ascii="Arial" w:hAnsi="Arial"/>
                 <w:sz w:val="20"/>
               </w:rPr>
-              <w:t>160939</w:t>
             </w:r>
           </w:p>
         </w:tc>
@@ -7237,7 +7237,7 @@
                 <w:rFonts w:ascii="Arial" w:hAnsi="Arial"/>
                 <w:sz w:val="20"/>
               </w:rPr>
-              <w:t>manually staged</w:t>
+              <w:t>missing</w:t>
             </w:r>
           </w:p>
         </w:tc>
@@ -7271,7 +7271,7 @@
                 <w:rFonts w:ascii="Arial" w:hAnsi="Arial"/>
                 <w:sz w:val="20"/>
               </w:rPr>
-              <w:t>lending_indicators_xlsx</w:t>
+              <w:t>property_price_capitals_xlsx</w:t>
             </w:r>
           </w:p>
         </w:tc>
@@ -7303,7 +7303,7 @@
                 <w:rFonts w:ascii="Arial" w:hAnsi="Arial"/>
                 <w:sz w:val="20"/>
               </w:rPr>
-              <w:t>https://www.abs.gov.au/statistics/economy/finance/lending-indicators/feb-2026/560101.xlsx</w:t>
+              <w:t>https://www.abs.gov.au/statistics/economy/price-indexes-and-inflation/residential-property-price-indexes-eight-capital-cities/dec-2025/641602.xlsx</w:t>
             </w:r>
           </w:p>
         </w:tc>
@@ -7414,7 +7414,7 @@
                 <w:rFonts w:ascii="Arial" w:hAnsi="Arial"/>
                 <w:sz w:val="20"/>
               </w:rPr>
-              <w:t>nsw_rental_bonds_page</w:t>
+              <w:t>property_price_index_xlsx</w:t>
             </w:r>
           </w:p>
         </w:tc>
@@ -7431,7 +7431,7 @@
                 <w:rFonts w:ascii="Arial" w:hAnsi="Arial"/>
                 <w:sz w:val="20"/>
               </w:rPr>
-              <w:t>State rental bond authorities</w:t>
+              <w:t>Australian Bureau of Statistics</w:t>
             </w:r>
           </w:p>
         </w:tc>
@@ -7448,7 +7448,7 @@
                 <w:rFonts w:ascii="Arial" w:hAnsi="Arial"/>
                 <w:sz w:val="20"/>
               </w:rPr>
-              <w:t>https://www.fairtrading.nsw.gov.au/</w:t>
+              <w:t>https://www.abs.gov.au/statistics/economy/price-indexes-and-inflation/residential-property-price-indexes-eight-capital-cities/dec-2025/641601.xlsx</w:t>
             </w:r>
           </w:p>
         </w:tc>
@@ -7465,7 +7465,7 @@
                 <w:rFonts w:ascii="Arial" w:hAnsi="Arial"/>
                 <w:sz w:val="20"/>
               </w:rPr>
-              <w:t>AU</w:t>
+              <w:t>XLSX</w:t>
             </w:r>
           </w:p>
         </w:tc>
@@ -7530,7 +7530,7 @@
                 <w:rFonts w:ascii="Arial" w:hAnsi="Arial"/>
                 <w:sz w:val="20"/>
               </w:rPr>
-              <w:t>manually staged</w:t>
+              <w:t>missing</w:t>
             </w:r>
           </w:p>
         </w:tc>
@@ -7564,7 +7564,7 @@
                 <w:rFonts w:ascii="Arial" w:hAnsi="Arial"/>
                 <w:sz w:val="20"/>
               </w:rPr>
-              <w:t>ppi_construction_xlsx</w:t>
+              <w:t>ptrs_cycle_8_pdf</w:t>
             </w:r>
           </w:p>
         </w:tc>
@@ -7580,7 +7580,7 @@
                 <w:rFonts w:ascii="Arial" w:hAnsi="Arial"/>
                 <w:sz w:val="20"/>
               </w:rPr>
-              <w:t>Australian Bureau of Statistics</w:t>
+              <w:t>Payment Times Reporting Scheme</w:t>
             </w:r>
           </w:p>
         </w:tc>
@@ -7596,7 +7596,7 @@
                 <w:rFonts w:ascii="Arial" w:hAnsi="Arial"/>
                 <w:sz w:val="20"/>
               </w:rPr>
-              <w:t>https://www.abs.gov.au/statistics/economy/price-indexes-and-inflation/producer-price-indexes-australia/dec-2025/642713.xlsx</w:t>
+              <w:t>https://paymenttimes.gov.au/sites/ptrs.gov.au/files/2025-07/reg-update-july-2025.pdf</w:t>
             </w:r>
           </w:p>
         </w:tc>
@@ -7612,7 +7612,7 @@
                 <w:rFonts w:ascii="Arial" w:hAnsi="Arial"/>
                 <w:sz w:val="20"/>
               </w:rPr>
-              <w:t>XLSX</w:t>
+              <w:t>PDF</w:t>
             </w:r>
           </w:p>
         </w:tc>
@@ -7643,6 +7643,7 @@
                 <w:rFonts w:ascii="Arial" w:hAnsi="Arial"/>
                 <w:sz w:val="20"/>
               </w:rPr>
+              <w:t>2026-06-11T12:01:13+00:00</w:t>
             </w:r>
           </w:p>
         </w:tc>
@@ -7658,6 +7659,7 @@
                 <w:rFonts w:ascii="Arial" w:hAnsi="Arial"/>
                 <w:sz w:val="20"/>
               </w:rPr>
+              <w:t>2055606</w:t>
             </w:r>
           </w:p>
         </w:tc>
@@ -7673,7 +7675,7 @@
                 <w:rFonts w:ascii="Arial" w:hAnsi="Arial"/>
                 <w:sz w:val="20"/>
               </w:rPr>
-              <w:t>missing</w:t>
+              <w:t>manually staged</w:t>
             </w:r>
           </w:p>
         </w:tc>
@@ -7707,7 +7709,7 @@
                 <w:rFonts w:ascii="Arial" w:hAnsi="Arial"/>
                 <w:sz w:val="20"/>
               </w:rPr>
-              <w:t>ppi_manufacturing_xlsx</w:t>
+              <w:t>ptrs_cycle_9_pdf</w:t>
             </w:r>
           </w:p>
         </w:tc>
@@ -7724,7 +7726,7 @@
                 <w:rFonts w:ascii="Arial" w:hAnsi="Arial"/>
                 <w:sz w:val="20"/>
               </w:rPr>
-              <w:t>Australian Bureau of Statistics</w:t>
+              <w:t>Payment Times Reporting Scheme</w:t>
             </w:r>
           </w:p>
         </w:tc>
@@ -7741,7 +7743,7 @@
                 <w:rFonts w:ascii="Arial" w:hAnsi="Arial"/>
                 <w:sz w:val="20"/>
               </w:rPr>
-              <w:t>https://www.abs.gov.au/statistics/economy/price-indexes-and-inflation/producer-price-indexes-australia/dec-2025/642712.xlsx</w:t>
+              <w:t>https://paymenttimes.gov.au/sites/ptrs.gov.au/files/2026-01/regulators-update-202601.pdf</w:t>
             </w:r>
           </w:p>
         </w:tc>
@@ -7758,7 +7760,7 @@
                 <w:rFonts w:ascii="Arial" w:hAnsi="Arial"/>
                 <w:sz w:val="20"/>
               </w:rPr>
-              <w:t>XLSX</w:t>
+              <w:t>PDF</w:t>
             </w:r>
           </w:p>
         </w:tc>
@@ -7791,6 +7793,7 @@
                 <w:rFonts w:ascii="Arial" w:hAnsi="Arial"/>
                 <w:sz w:val="20"/>
               </w:rPr>
+              <w:t>2026-06-11T12:01:14+00:00</w:t>
             </w:r>
           </w:p>
         </w:tc>
@@ -7807,6 +7810,7 @@
                 <w:rFonts w:ascii="Arial" w:hAnsi="Arial"/>
                 <w:sz w:val="20"/>
               </w:rPr>
+              <w:t>3629142</w:t>
             </w:r>
           </w:p>
         </w:tc>
@@ -7823,7 +7827,7 @@
                 <w:rFonts w:ascii="Arial" w:hAnsi="Arial"/>
                 <w:sz w:val="20"/>
               </w:rPr>
-              <w:t>missing</w:t>
+              <w:t>manually staged</w:t>
             </w:r>
           </w:p>
         </w:tc>
@@ -7857,7 +7861,7 @@
                 <w:rFonts w:ascii="Arial" w:hAnsi="Arial"/>
                 <w:sz w:val="20"/>
               </w:rPr>
-              <w:t>property_price_capitals_xlsx</w:t>
+              <w:t>ptrs_guidance</w:t>
             </w:r>
           </w:p>
         </w:tc>
@@ -7873,7 +7877,7 @@
                 <w:rFonts w:ascii="Arial" w:hAnsi="Arial"/>
                 <w:sz w:val="20"/>
               </w:rPr>
-              <w:t>Australian Bureau of Statistics</w:t>
+              <w:t>Payment Times Reporting Scheme</w:t>
             </w:r>
           </w:p>
         </w:tc>
@@ -7889,7 +7893,7 @@
                 <w:rFonts w:ascii="Arial" w:hAnsi="Arial"/>
                 <w:sz w:val="20"/>
               </w:rPr>
-              <w:t>https://www.abs.gov.au/statistics/economy/price-indexes-and-inflation/residential-property-price-indexes-eight-capital-cities/dec-2025/641602.xlsx</w:t>
+              <w:t>https://paymenttimes.gov.au/sites/ptrs.gov.au/files/regulatory-resource/ptrs-guidance-materials-march2025.pdf</w:t>
             </w:r>
           </w:p>
         </w:tc>
@@ -7905,7 +7909,7 @@
                 <w:rFonts w:ascii="Arial" w:hAnsi="Arial"/>
                 <w:sz w:val="20"/>
               </w:rPr>
-              <w:t>XLSX</w:t>
+              <w:t>PDF</w:t>
             </w:r>
           </w:p>
         </w:tc>
@@ -7936,6 +7940,7 @@
                 <w:rFonts w:ascii="Arial" w:hAnsi="Arial"/>
                 <w:sz w:val="20"/>
               </w:rPr>
+              <w:t>2026-06-11T12:01:14+00:00</w:t>
             </w:r>
           </w:p>
         </w:tc>
@@ -7951,6 +7956,7 @@
                 <w:rFonts w:ascii="Arial" w:hAnsi="Arial"/>
                 <w:sz w:val="20"/>
               </w:rPr>
+              <w:t>947450</w:t>
             </w:r>
           </w:p>
         </w:tc>
@@ -7966,7 +7972,7 @@
                 <w:rFonts w:ascii="Arial" w:hAnsi="Arial"/>
                 <w:sz w:val="20"/>
               </w:rPr>
-              <w:t>missing</w:t>
+              <w:t>manually staged</w:t>
             </w:r>
           </w:p>
         </w:tc>
@@ -8000,7 +8006,7 @@
                 <w:rFonts w:ascii="Arial" w:hAnsi="Arial"/>
                 <w:sz w:val="20"/>
               </w:rPr>
-              <w:t>property_price_index_xlsx</w:t>
+              <w:t>rba_cash_rate_csv</w:t>
             </w:r>
           </w:p>
         </w:tc>
@@ -8017,7 +8023,7 @@
                 <w:rFonts w:ascii="Arial" w:hAnsi="Arial"/>
                 <w:sz w:val="20"/>
               </w:rPr>
-              <w:t>Australian Bureau of Statistics</w:t>
+              <w:t>Reserve Bank of Australia</w:t>
             </w:r>
           </w:p>
         </w:tc>
@@ -8034,7 +8040,7 @@
                 <w:rFonts w:ascii="Arial" w:hAnsi="Arial"/>
                 <w:sz w:val="20"/>
               </w:rPr>
-              <w:t>https://www.abs.gov.au/statistics/economy/price-indexes-and-inflation/residential-property-price-indexes-eight-capital-cities/dec-2025/641601.xlsx</w:t>
+              <w:t>https://www.rba.gov.au/statistics/tables/csv/f1-data.csv</w:t>
             </w:r>
           </w:p>
         </w:tc>
@@ -8051,7 +8057,7 @@
                 <w:rFonts w:ascii="Arial" w:hAnsi="Arial"/>
                 <w:sz w:val="20"/>
               </w:rPr>
-              <w:t>XLSX</w:t>
+              <w:t>CSV</w:t>
             </w:r>
           </w:p>
         </w:tc>
@@ -8084,6 +8090,7 @@
                 <w:rFonts w:ascii="Arial" w:hAnsi="Arial"/>
                 <w:sz w:val="20"/>
               </w:rPr>
+              <w:t>2026-04-04T00:14:08+00:00</w:t>
             </w:r>
           </w:p>
         </w:tc>
@@ -8100,6 +8107,7 @@
                 <w:rFonts w:ascii="Arial" w:hAnsi="Arial"/>
                 <w:sz w:val="20"/>
               </w:rPr>
+              <w:t>298051</w:t>
             </w:r>
           </w:p>
         </w:tc>
@@ -8116,7 +8124,7 @@
                 <w:rFonts w:ascii="Arial" w:hAnsi="Arial"/>
                 <w:sz w:val="20"/>
               </w:rPr>
-              <w:t>missing</w:t>
+              <w:t>manually staged</w:t>
             </w:r>
           </w:p>
         </w:tc>
@@ -8150,7 +8158,7 @@
                 <w:rFonts w:ascii="Arial" w:hAnsi="Arial"/>
                 <w:sz w:val="20"/>
               </w:rPr>
-              <w:t>ptrs_cycle_8_pdf</w:t>
+              <w:t>rba_chart_pack_page</w:t>
             </w:r>
           </w:p>
         </w:tc>
@@ -8166,7 +8174,7 @@
                 <w:rFonts w:ascii="Arial" w:hAnsi="Arial"/>
                 <w:sz w:val="20"/>
               </w:rPr>
-              <w:t>Payment Times Reporting Scheme</w:t>
+              <w:t>Reserve Bank of Australia</w:t>
             </w:r>
           </w:p>
         </w:tc>
@@ -8182,7 +8190,7 @@
                 <w:rFonts w:ascii="Arial" w:hAnsi="Arial"/>
                 <w:sz w:val="20"/>
               </w:rPr>
-              <w:t>https://paymenttimes.gov.au/sites/ptrs.gov.au/files/2025-07/reg-update-july-2025.pdf</w:t>
+              <w:t>https://www.rba.gov.au/chart-pack/</w:t>
             </w:r>
           </w:p>
         </w:tc>
@@ -8198,7 +8206,7 @@
                 <w:rFonts w:ascii="Arial" w:hAnsi="Arial"/>
                 <w:sz w:val="20"/>
               </w:rPr>
-              <w:t>PDF</w:t>
+              <w:t>landing page</w:t>
             </w:r>
           </w:p>
         </w:tc>
@@ -8229,7 +8237,6 @@
                 <w:rFonts w:ascii="Arial" w:hAnsi="Arial"/>
                 <w:sz w:val="20"/>
               </w:rPr>
-              <w:t>2026-04-07T01:41:27+00:00</w:t>
             </w:r>
           </w:p>
         </w:tc>
@@ -8245,7 +8252,6 @@
                 <w:rFonts w:ascii="Arial" w:hAnsi="Arial"/>
                 <w:sz w:val="20"/>
               </w:rPr>
-              <w:t>2055606</w:t>
             </w:r>
           </w:p>
         </w:tc>
@@ -8261,7 +8267,7 @@
                 <w:rFonts w:ascii="Arial" w:hAnsi="Arial"/>
                 <w:sz w:val="20"/>
               </w:rPr>
-              <w:t>manually staged</w:t>
+              <w:t>missing</w:t>
             </w:r>
           </w:p>
         </w:tc>
@@ -8295,7 +8301,7 @@
                 <w:rFonts w:ascii="Arial" w:hAnsi="Arial"/>
                 <w:sz w:val="20"/>
               </w:rPr>
-              <w:t>ptrs_cycle_9_pdf</w:t>
+              <w:t>rba_chart_pack_pdf</w:t>
             </w:r>
           </w:p>
         </w:tc>
@@ -8312,7 +8318,7 @@
                 <w:rFonts w:ascii="Arial" w:hAnsi="Arial"/>
                 <w:sz w:val="20"/>
               </w:rPr>
-              <w:t>Payment Times Reporting Scheme</w:t>
+              <w:t>Reserve Bank of Australia</w:t>
             </w:r>
           </w:p>
         </w:tc>
@@ -8329,7 +8335,7 @@
                 <w:rFonts w:ascii="Arial" w:hAnsi="Arial"/>
                 <w:sz w:val="20"/>
               </w:rPr>
-              <w:t>https://paymenttimes.gov.au/sites/ptrs.gov.au/files/2026-01/regulators-update-202601.pdf</w:t>
+              <w:t>https://www.rba.gov.au/chart-pack/</w:t>
             </w:r>
           </w:p>
         </w:tc>
@@ -8363,6 +8369,7 @@
                 <w:rFonts w:ascii="Arial" w:hAnsi="Arial"/>
                 <w:sz w:val="20"/>
               </w:rPr>
+              <w:t>March 2026</w:t>
             </w:r>
           </w:p>
         </w:tc>
@@ -8379,7 +8386,7 @@
                 <w:rFonts w:ascii="Arial" w:hAnsi="Arial"/>
                 <w:sz w:val="20"/>
               </w:rPr>
-              <w:t>2026-04-07T01:41:27+00:00</w:t>
+              <w:t>2026-04-28T08:01:43+00:00</w:t>
             </w:r>
           </w:p>
         </w:tc>
@@ -8396,7 +8403,7 @@
                 <w:rFonts w:ascii="Arial" w:hAnsi="Arial"/>
                 <w:sz w:val="20"/>
               </w:rPr>
-              <w:t>3629142</w:t>
+              <w:t>5434746</w:t>
             </w:r>
           </w:p>
         </w:tc>
@@ -8413,7 +8420,7 @@
                 <w:rFonts w:ascii="Arial" w:hAnsi="Arial"/>
                 <w:sz w:val="20"/>
               </w:rPr>
-              <w:t>manually staged</w:t>
+              <w:t>auto-downloaded</w:t>
             </w:r>
           </w:p>
         </w:tc>
@@ -8430,6 +8437,7 @@
                 <w:rFonts w:ascii="Arial" w:hAnsi="Arial"/>
                 <w:sz w:val="20"/>
               </w:rPr>
+              <w:t>66945f0e420217b86069e72880c20b4670f17a2ff52e6e0de9c9d13a174364d9</w:t>
             </w:r>
           </w:p>
         </w:tc>
@@ -8447,7 +8455,7 @@
                 <w:rFonts w:ascii="Arial" w:hAnsi="Arial"/>
                 <w:sz w:val="20"/>
               </w:rPr>
-              <w:t>ptrs_guidance</w:t>
+              <w:t>rba_fsr_page</w:t>
             </w:r>
           </w:p>
         </w:tc>
@@ -8463,7 +8471,7 @@
                 <w:rFonts w:ascii="Arial" w:hAnsi="Arial"/>
                 <w:sz w:val="20"/>
               </w:rPr>
-              <w:t>Payment Times Reporting Scheme</w:t>
+              <w:t>Reserve Bank of Australia</w:t>
             </w:r>
           </w:p>
         </w:tc>
@@ -8479,7 +8487,7 @@
                 <w:rFonts w:ascii="Arial" w:hAnsi="Arial"/>
                 <w:sz w:val="20"/>
               </w:rPr>
-              <w:t>https://paymenttimes.gov.au/sites/ptrs.gov.au/files/regulatory-resource/ptrs-guidance-materials-march2025.pdf</w:t>
+              <w:t>https://www.rba.gov.au/publications/fsr/</w:t>
             </w:r>
           </w:p>
         </w:tc>
@@ -8495,7 +8503,7 @@
                 <w:rFonts w:ascii="Arial" w:hAnsi="Arial"/>
                 <w:sz w:val="20"/>
               </w:rPr>
-              <w:t>PDF</w:t>
+              <w:t>landing page</w:t>
             </w:r>
           </w:p>
         </w:tc>
@@ -8526,7 +8534,6 @@
                 <w:rFonts w:ascii="Arial" w:hAnsi="Arial"/>
                 <w:sz w:val="20"/>
               </w:rPr>
-              <w:t>2026-04-07T01:41:27+00:00</w:t>
             </w:r>
           </w:p>
         </w:tc>
@@ -8542,7 +8549,6 @@
                 <w:rFonts w:ascii="Arial" w:hAnsi="Arial"/>
                 <w:sz w:val="20"/>
               </w:rPr>
-              <w:t>947450</w:t>
             </w:r>
           </w:p>
         </w:tc>
@@ -8558,7 +8564,7 @@
                 <w:rFonts w:ascii="Arial" w:hAnsi="Arial"/>
                 <w:sz w:val="20"/>
               </w:rPr>
-              <w:t>manually staged</w:t>
+              <w:t>missing</w:t>
             </w:r>
           </w:p>
         </w:tc>
@@ -8592,7 +8598,7 @@
                 <w:rFonts w:ascii="Arial" w:hAnsi="Arial"/>
                 <w:sz w:val="20"/>
               </w:rPr>
-              <w:t>qld_median_rents_page</w:t>
+              <w:t>rba_fsr_pdf</w:t>
             </w:r>
           </w:p>
         </w:tc>
@@ -8609,7 +8615,7 @@
                 <w:rFonts w:ascii="Arial" w:hAnsi="Arial"/>
                 <w:sz w:val="20"/>
               </w:rPr>
-              <w:t>Public source</w:t>
+              <w:t>Reserve Bank of Australia</w:t>
             </w:r>
           </w:p>
         </w:tc>
@@ -8626,7 +8632,7 @@
                 <w:rFonts w:ascii="Arial" w:hAnsi="Arial"/>
                 <w:sz w:val="20"/>
               </w:rPr>
-              <w:t>https://www.rta.qld.gov.au/about-the-rta/research-and-reports/median-rents-quarterly-data</w:t>
+              <w:t>https://www.rba.gov.au/publications/fsr/</w:t>
             </w:r>
           </w:p>
         </w:tc>
@@ -8643,7 +8649,7 @@
                 <w:rFonts w:ascii="Arial" w:hAnsi="Arial"/>
                 <w:sz w:val="20"/>
               </w:rPr>
-              <w:t>landing page</w:t>
+              <w:t>PDF</w:t>
             </w:r>
           </w:p>
         </w:tc>
@@ -8660,6 +8666,7 @@
                 <w:rFonts w:ascii="Arial" w:hAnsi="Arial"/>
                 <w:sz w:val="20"/>
               </w:rPr>
+              <w:t>March 2026</w:t>
             </w:r>
           </w:p>
         </w:tc>
@@ -8676,6 +8683,7 @@
                 <w:rFonts w:ascii="Arial" w:hAnsi="Arial"/>
                 <w:sz w:val="20"/>
               </w:rPr>
+              <w:t>2026-04-28T08:01:42+00:00</w:t>
             </w:r>
           </w:p>
         </w:tc>
@@ -8692,6 +8700,7 @@
                 <w:rFonts w:ascii="Arial" w:hAnsi="Arial"/>
                 <w:sz w:val="20"/>
               </w:rPr>
+              <w:t>3272062</w:t>
             </w:r>
           </w:p>
         </w:tc>
@@ -8708,7 +8717,7 @@
                 <w:rFonts w:ascii="Arial" w:hAnsi="Arial"/>
                 <w:sz w:val="20"/>
               </w:rPr>
-              <w:t>missing</w:t>
+              <w:t>auto-downloaded</w:t>
             </w:r>
           </w:p>
         </w:tc>
@@ -8725,6 +8734,7 @@
                 <w:rFonts w:ascii="Arial" w:hAnsi="Arial"/>
                 <w:sz w:val="20"/>
               </w:rPr>
+              <w:t>342ec105f1c623e507ef4e8434ade6f0788ef58ed26b2accaa8ec7df04acc13e</w:t>
             </w:r>
           </w:p>
         </w:tc>
@@ -8742,7 +8752,7 @@
                 <w:rFonts w:ascii="Arial" w:hAnsi="Arial"/>
                 <w:sz w:val="20"/>
               </w:rPr>
-              <w:t>rba_cash_rate_csv</w:t>
+              <w:t>rba_smp_page</w:t>
             </w:r>
           </w:p>
         </w:tc>
@@ -8774,7 +8784,7 @@
                 <w:rFonts w:ascii="Arial" w:hAnsi="Arial"/>
                 <w:sz w:val="20"/>
               </w:rPr>
-              <w:t>https://www.rba.gov.au/statistics/tables/csv/f1-data.csv</w:t>
+              <w:t>https://www.rba.gov.au/publications/smp/</w:t>
             </w:r>
           </w:p>
         </w:tc>
@@ -8790,7 +8800,7 @@
                 <w:rFonts w:ascii="Arial" w:hAnsi="Arial"/>
                 <w:sz w:val="20"/>
               </w:rPr>
-              <w:t>CSV</w:t>
+              <w:t>landing page</w:t>
             </w:r>
           </w:p>
         </w:tc>
@@ -8821,7 +8831,6 @@
                 <w:rFonts w:ascii="Arial" w:hAnsi="Arial"/>
                 <w:sz w:val="20"/>
               </w:rPr>
-              <w:t>2026-04-04T00:14:08+00:00</w:t>
             </w:r>
           </w:p>
         </w:tc>
@@ -8837,7 +8846,6 @@
                 <w:rFonts w:ascii="Arial" w:hAnsi="Arial"/>
                 <w:sz w:val="20"/>
               </w:rPr>
-              <w:t>298051</w:t>
             </w:r>
           </w:p>
         </w:tc>
@@ -8853,7 +8861,7 @@
                 <w:rFonts w:ascii="Arial" w:hAnsi="Arial"/>
                 <w:sz w:val="20"/>
               </w:rPr>
-              <w:t>manually staged</w:t>
+              <w:t>missing</w:t>
             </w:r>
           </w:p>
         </w:tc>
@@ -8887,7 +8895,7 @@
                 <w:rFonts w:ascii="Arial" w:hAnsi="Arial"/>
                 <w:sz w:val="20"/>
               </w:rPr>
-              <w:t>rba_chart_pack_page</w:t>
+              <w:t>rba_smp_pdf</w:t>
             </w:r>
           </w:p>
         </w:tc>
@@ -8921,7 +8929,7 @@
                 <w:rFonts w:ascii="Arial" w:hAnsi="Arial"/>
                 <w:sz w:val="20"/>
               </w:rPr>
-              <w:t>https://www.rba.gov.au/chart-pack/</w:t>
+              <w:t>https://www.rba.gov.au/publications/smp/</w:t>
             </w:r>
           </w:p>
         </w:tc>
@@ -8938,7 +8946,7 @@
                 <w:rFonts w:ascii="Arial" w:hAnsi="Arial"/>
                 <w:sz w:val="20"/>
               </w:rPr>
-              <w:t>landing page</w:t>
+              <w:t>PDF</w:t>
             </w:r>
           </w:p>
         </w:tc>
@@ -8955,6 +8963,7 @@
                 <w:rFonts w:ascii="Arial" w:hAnsi="Arial"/>
                 <w:sz w:val="20"/>
               </w:rPr>
+              <w:t>February 2026</w:t>
             </w:r>
           </w:p>
         </w:tc>
@@ -8971,6 +8980,7 @@
                 <w:rFonts w:ascii="Arial" w:hAnsi="Arial"/>
                 <w:sz w:val="20"/>
               </w:rPr>
+              <w:t>2026-04-28T08:01:42+00:00</w:t>
             </w:r>
           </w:p>
         </w:tc>
@@ -8987,6 +8997,7 @@
                 <w:rFonts w:ascii="Arial" w:hAnsi="Arial"/>
                 <w:sz w:val="20"/>
               </w:rPr>
+              <w:t>4201271</w:t>
             </w:r>
           </w:p>
         </w:tc>
@@ -9003,7 +9014,7 @@
                 <w:rFonts w:ascii="Arial" w:hAnsi="Arial"/>
                 <w:sz w:val="20"/>
               </w:rPr>
-              <w:t>missing</w:t>
+              <w:t>auto-downloaded</w:t>
             </w:r>
           </w:p>
         </w:tc>
@@ -9020,6 +9031,7 @@
                 <w:rFonts w:ascii="Arial" w:hAnsi="Arial"/>
                 <w:sz w:val="20"/>
               </w:rPr>
+              <w:t>db42f94329b6c229844fb8da8cbc4308d707af57b3d5ba90d0aaa9bd7e21ca89</w:t>
             </w:r>
           </w:p>
         </w:tc>
@@ -9037,7 +9049,7 @@
                 <w:rFonts w:ascii="Arial" w:hAnsi="Arial"/>
                 <w:sz w:val="20"/>
               </w:rPr>
-              <w:t>rba_chart_pack_pdf</w:t>
+              <w:t>rba_table_e2_xls</w:t>
             </w:r>
           </w:p>
         </w:tc>
@@ -9069,7 +9081,7 @@
                 <w:rFonts w:ascii="Arial" w:hAnsi="Arial"/>
                 <w:sz w:val="20"/>
               </w:rPr>
-              <w:t>https://www.rba.gov.au/chart-pack/</w:t>
+              <w:t>https://www.rba.gov.au/statistics/tables/xls/e02hist.xls</w:t>
             </w:r>
           </w:p>
         </w:tc>
@@ -9085,7 +9097,7 @@
                 <w:rFonts w:ascii="Arial" w:hAnsi="Arial"/>
                 <w:sz w:val="20"/>
               </w:rPr>
-              <w:t>PDF</w:t>
+              <w:t>XLS</w:t>
             </w:r>
           </w:p>
         </w:tc>
@@ -9101,7 +9113,6 @@
                 <w:rFonts w:ascii="Arial" w:hAnsi="Arial"/>
                 <w:sz w:val="20"/>
               </w:rPr>
-              <w:t>March 2026</w:t>
             </w:r>
           </w:p>
         </w:tc>
@@ -9117,7 +9128,6 @@
                 <w:rFonts w:ascii="Arial" w:hAnsi="Arial"/>
                 <w:sz w:val="20"/>
               </w:rPr>
-              <w:t>2026-04-28T08:01:43+00:00</w:t>
             </w:r>
           </w:p>
         </w:tc>
@@ -9133,7 +9143,6 @@
                 <w:rFonts w:ascii="Arial" w:hAnsi="Arial"/>
                 <w:sz w:val="20"/>
               </w:rPr>
-              <w:t>5434746</w:t>
             </w:r>
           </w:p>
         </w:tc>
@@ -9149,7 +9158,7 @@
                 <w:rFonts w:ascii="Arial" w:hAnsi="Arial"/>
                 <w:sz w:val="20"/>
               </w:rPr>
-              <w:t>auto-downloaded</w:t>
+              <w:t>missing</w:t>
             </w:r>
           </w:p>
         </w:tc>
@@ -9165,7 +9174,6 @@
                 <w:rFonts w:ascii="Arial" w:hAnsi="Arial"/>
                 <w:sz w:val="20"/>
               </w:rPr>
-              <w:t>66945f0e420217b86069e72880c20b4670f17a2ff52e6e0de9c9d13a174364d9</w:t>
             </w:r>
           </w:p>
         </w:tc>
@@ -9184,7 +9192,7 @@
                 <w:rFonts w:ascii="Arial" w:hAnsi="Arial"/>
                 <w:sz w:val="20"/>
               </w:rPr>
-              <w:t>rba_fsr_page</w:t>
+              <w:t>total_value_dwellings_xlsx</w:t>
             </w:r>
           </w:p>
         </w:tc>
@@ -9201,7 +9209,7 @@
                 <w:rFonts w:ascii="Arial" w:hAnsi="Arial"/>
                 <w:sz w:val="20"/>
               </w:rPr>
-              <w:t>Reserve Bank of Australia</w:t>
+              <w:t>Australian Bureau of Statistics</w:t>
             </w:r>
           </w:p>
         </w:tc>
@@ -9218,7 +9226,7 @@
                 <w:rFonts w:ascii="Arial" w:hAnsi="Arial"/>
                 <w:sz w:val="20"/>
               </w:rPr>
-              <w:t>https://www.rba.gov.au/publications/fsr/</w:t>
+              <w:t>https://www.abs.gov.au/statistics/economy/finance/total-value-dwellings/dec-2025/643201.xlsx</w:t>
             </w:r>
           </w:p>
         </w:tc>
@@ -9235,7 +9243,7 @@
                 <w:rFonts w:ascii="Arial" w:hAnsi="Arial"/>
                 <w:sz w:val="20"/>
               </w:rPr>
-              <w:t>landing page</w:t>
+              <w:t>XLSX</w:t>
             </w:r>
           </w:p>
         </w:tc>
@@ -9308,1035 +9316,6 @@
           <w:tcPr>
             <w:tcW w:type="dxa" w:w="1040"/>
             <w:shd w:val="clear" w:color="auto" w:fill="F2F2F2"/>
-            <w:vAlign w:val="center"/>
-          </w:tcPr>
-          <w:p>
-            <w:r/>
-            <w:r>
-              <w:rPr>
-                <w:rFonts w:ascii="Arial" w:hAnsi="Arial"/>
-                <w:sz w:val="20"/>
-              </w:rPr>
-            </w:r>
-          </w:p>
-        </w:tc>
-      </w:tr>
-      <w:tr>
-        <w:tc>
-          <w:tcPr>
-            <w:tcW w:type="dxa" w:w="1040"/>
-            <w:vAlign w:val="center"/>
-          </w:tcPr>
-          <w:p>
-            <w:r/>
-            <w:r>
-              <w:rPr>
-                <w:rFonts w:ascii="Arial" w:hAnsi="Arial"/>
-                <w:sz w:val="20"/>
-              </w:rPr>
-              <w:t>rba_fsr_pdf</w:t>
-            </w:r>
-          </w:p>
-        </w:tc>
-        <w:tc>
-          <w:tcPr>
-            <w:tcW w:type="dxa" w:w="1040"/>
-            <w:vAlign w:val="center"/>
-          </w:tcPr>
-          <w:p>
-            <w:r/>
-            <w:r>
-              <w:rPr>
-                <w:rFonts w:ascii="Arial" w:hAnsi="Arial"/>
-                <w:sz w:val="20"/>
-              </w:rPr>
-              <w:t>Reserve Bank of Australia</w:t>
-            </w:r>
-          </w:p>
-        </w:tc>
-        <w:tc>
-          <w:tcPr>
-            <w:tcW w:type="dxa" w:w="1040"/>
-            <w:vAlign w:val="center"/>
-          </w:tcPr>
-          <w:p>
-            <w:r/>
-            <w:r>
-              <w:rPr>
-                <w:rFonts w:ascii="Arial" w:hAnsi="Arial"/>
-                <w:sz w:val="20"/>
-              </w:rPr>
-              <w:t>https://www.rba.gov.au/publications/fsr/</w:t>
-            </w:r>
-          </w:p>
-        </w:tc>
-        <w:tc>
-          <w:tcPr>
-            <w:tcW w:type="dxa" w:w="1040"/>
-            <w:vAlign w:val="center"/>
-          </w:tcPr>
-          <w:p>
-            <w:r/>
-            <w:r>
-              <w:rPr>
-                <w:rFonts w:ascii="Arial" w:hAnsi="Arial"/>
-                <w:sz w:val="20"/>
-              </w:rPr>
-              <w:t>PDF</w:t>
-            </w:r>
-          </w:p>
-        </w:tc>
-        <w:tc>
-          <w:tcPr>
-            <w:tcW w:type="dxa" w:w="1040"/>
-            <w:vAlign w:val="center"/>
-          </w:tcPr>
-          <w:p>
-            <w:r/>
-            <w:r>
-              <w:rPr>
-                <w:rFonts w:ascii="Arial" w:hAnsi="Arial"/>
-                <w:sz w:val="20"/>
-              </w:rPr>
-              <w:t>March 2026</w:t>
-            </w:r>
-          </w:p>
-        </w:tc>
-        <w:tc>
-          <w:tcPr>
-            <w:tcW w:type="dxa" w:w="1040"/>
-            <w:vAlign w:val="center"/>
-          </w:tcPr>
-          <w:p>
-            <w:r/>
-            <w:r>
-              <w:rPr>
-                <w:rFonts w:ascii="Arial" w:hAnsi="Arial"/>
-                <w:sz w:val="20"/>
-              </w:rPr>
-              <w:t>2026-04-28T08:01:42+00:00</w:t>
-            </w:r>
-          </w:p>
-        </w:tc>
-        <w:tc>
-          <w:tcPr>
-            <w:tcW w:type="dxa" w:w="1040"/>
-            <w:vAlign w:val="center"/>
-          </w:tcPr>
-          <w:p>
-            <w:r/>
-            <w:r>
-              <w:rPr>
-                <w:rFonts w:ascii="Arial" w:hAnsi="Arial"/>
-                <w:sz w:val="20"/>
-              </w:rPr>
-              <w:t>3272062</w:t>
-            </w:r>
-          </w:p>
-        </w:tc>
-        <w:tc>
-          <w:tcPr>
-            <w:tcW w:type="dxa" w:w="1040"/>
-            <w:vAlign w:val="center"/>
-          </w:tcPr>
-          <w:p>
-            <w:r/>
-            <w:r>
-              <w:rPr>
-                <w:rFonts w:ascii="Arial" w:hAnsi="Arial"/>
-                <w:sz w:val="20"/>
-              </w:rPr>
-              <w:t>auto-downloaded</w:t>
-            </w:r>
-          </w:p>
-        </w:tc>
-        <w:tc>
-          <w:tcPr>
-            <w:tcW w:type="dxa" w:w="1040"/>
-            <w:vAlign w:val="center"/>
-          </w:tcPr>
-          <w:p>
-            <w:r/>
-            <w:r>
-              <w:rPr>
-                <w:rFonts w:ascii="Arial" w:hAnsi="Arial"/>
-                <w:sz w:val="20"/>
-              </w:rPr>
-              <w:t>342ec105f1c623e507ef4e8434ade6f0788ef58ed26b2accaa8ec7df04acc13e</w:t>
-            </w:r>
-          </w:p>
-        </w:tc>
-      </w:tr>
-      <w:tr>
-        <w:tc>
-          <w:tcPr>
-            <w:tcW w:type="dxa" w:w="1040"/>
-            <w:shd w:val="clear" w:color="auto" w:fill="F2F2F2"/>
-            <w:vAlign w:val="center"/>
-          </w:tcPr>
-          <w:p>
-            <w:r/>
-            <w:r>
-              <w:rPr>
-                <w:rFonts w:ascii="Arial" w:hAnsi="Arial"/>
-                <w:sz w:val="20"/>
-              </w:rPr>
-              <w:t>rba_smp_page</w:t>
-            </w:r>
-          </w:p>
-        </w:tc>
-        <w:tc>
-          <w:tcPr>
-            <w:tcW w:type="dxa" w:w="1040"/>
-            <w:shd w:val="clear" w:color="auto" w:fill="F2F2F2"/>
-            <w:vAlign w:val="center"/>
-          </w:tcPr>
-          <w:p>
-            <w:r/>
-            <w:r>
-              <w:rPr>
-                <w:rFonts w:ascii="Arial" w:hAnsi="Arial"/>
-                <w:sz w:val="20"/>
-              </w:rPr>
-              <w:t>Reserve Bank of Australia</w:t>
-            </w:r>
-          </w:p>
-        </w:tc>
-        <w:tc>
-          <w:tcPr>
-            <w:tcW w:type="dxa" w:w="1040"/>
-            <w:shd w:val="clear" w:color="auto" w:fill="F2F2F2"/>
-            <w:vAlign w:val="center"/>
-          </w:tcPr>
-          <w:p>
-            <w:r/>
-            <w:r>
-              <w:rPr>
-                <w:rFonts w:ascii="Arial" w:hAnsi="Arial"/>
-                <w:sz w:val="20"/>
-              </w:rPr>
-              <w:t>https://www.rba.gov.au/publications/smp/</w:t>
-            </w:r>
-          </w:p>
-        </w:tc>
-        <w:tc>
-          <w:tcPr>
-            <w:tcW w:type="dxa" w:w="1040"/>
-            <w:shd w:val="clear" w:color="auto" w:fill="F2F2F2"/>
-            <w:vAlign w:val="center"/>
-          </w:tcPr>
-          <w:p>
-            <w:r/>
-            <w:r>
-              <w:rPr>
-                <w:rFonts w:ascii="Arial" w:hAnsi="Arial"/>
-                <w:sz w:val="20"/>
-              </w:rPr>
-              <w:t>landing page</w:t>
-            </w:r>
-          </w:p>
-        </w:tc>
-        <w:tc>
-          <w:tcPr>
-            <w:tcW w:type="dxa" w:w="1040"/>
-            <w:shd w:val="clear" w:color="auto" w:fill="F2F2F2"/>
-            <w:vAlign w:val="center"/>
-          </w:tcPr>
-          <w:p>
-            <w:r/>
-            <w:r>
-              <w:rPr>
-                <w:rFonts w:ascii="Arial" w:hAnsi="Arial"/>
-                <w:sz w:val="20"/>
-              </w:rPr>
-            </w:r>
-          </w:p>
-        </w:tc>
-        <w:tc>
-          <w:tcPr>
-            <w:tcW w:type="dxa" w:w="1040"/>
-            <w:shd w:val="clear" w:color="auto" w:fill="F2F2F2"/>
-            <w:vAlign w:val="center"/>
-          </w:tcPr>
-          <w:p>
-            <w:r/>
-            <w:r>
-              <w:rPr>
-                <w:rFonts w:ascii="Arial" w:hAnsi="Arial"/>
-                <w:sz w:val="20"/>
-              </w:rPr>
-            </w:r>
-          </w:p>
-        </w:tc>
-        <w:tc>
-          <w:tcPr>
-            <w:tcW w:type="dxa" w:w="1040"/>
-            <w:shd w:val="clear" w:color="auto" w:fill="F2F2F2"/>
-            <w:vAlign w:val="center"/>
-          </w:tcPr>
-          <w:p>
-            <w:r/>
-            <w:r>
-              <w:rPr>
-                <w:rFonts w:ascii="Arial" w:hAnsi="Arial"/>
-                <w:sz w:val="20"/>
-              </w:rPr>
-            </w:r>
-          </w:p>
-        </w:tc>
-        <w:tc>
-          <w:tcPr>
-            <w:tcW w:type="dxa" w:w="1040"/>
-            <w:shd w:val="clear" w:color="auto" w:fill="F2F2F2"/>
-            <w:vAlign w:val="center"/>
-          </w:tcPr>
-          <w:p>
-            <w:r/>
-            <w:r>
-              <w:rPr>
-                <w:rFonts w:ascii="Arial" w:hAnsi="Arial"/>
-                <w:sz w:val="20"/>
-              </w:rPr>
-              <w:t>missing</w:t>
-            </w:r>
-          </w:p>
-        </w:tc>
-        <w:tc>
-          <w:tcPr>
-            <w:tcW w:type="dxa" w:w="1040"/>
-            <w:shd w:val="clear" w:color="auto" w:fill="F2F2F2"/>
-            <w:vAlign w:val="center"/>
-          </w:tcPr>
-          <w:p>
-            <w:r/>
-            <w:r>
-              <w:rPr>
-                <w:rFonts w:ascii="Arial" w:hAnsi="Arial"/>
-                <w:sz w:val="20"/>
-              </w:rPr>
-            </w:r>
-          </w:p>
-        </w:tc>
-      </w:tr>
-      <w:tr>
-        <w:tc>
-          <w:tcPr>
-            <w:tcW w:type="dxa" w:w="1040"/>
-            <w:vAlign w:val="center"/>
-          </w:tcPr>
-          <w:p>
-            <w:r/>
-            <w:r>
-              <w:rPr>
-                <w:rFonts w:ascii="Arial" w:hAnsi="Arial"/>
-                <w:sz w:val="20"/>
-              </w:rPr>
-              <w:t>rba_smp_pdf</w:t>
-            </w:r>
-          </w:p>
-        </w:tc>
-        <w:tc>
-          <w:tcPr>
-            <w:tcW w:type="dxa" w:w="1040"/>
-            <w:vAlign w:val="center"/>
-          </w:tcPr>
-          <w:p>
-            <w:r/>
-            <w:r>
-              <w:rPr>
-                <w:rFonts w:ascii="Arial" w:hAnsi="Arial"/>
-                <w:sz w:val="20"/>
-              </w:rPr>
-              <w:t>Reserve Bank of Australia</w:t>
-            </w:r>
-          </w:p>
-        </w:tc>
-        <w:tc>
-          <w:tcPr>
-            <w:tcW w:type="dxa" w:w="1040"/>
-            <w:vAlign w:val="center"/>
-          </w:tcPr>
-          <w:p>
-            <w:r/>
-            <w:r>
-              <w:rPr>
-                <w:rFonts w:ascii="Arial" w:hAnsi="Arial"/>
-                <w:sz w:val="20"/>
-              </w:rPr>
-              <w:t>https://www.rba.gov.au/publications/smp/</w:t>
-            </w:r>
-          </w:p>
-        </w:tc>
-        <w:tc>
-          <w:tcPr>
-            <w:tcW w:type="dxa" w:w="1040"/>
-            <w:vAlign w:val="center"/>
-          </w:tcPr>
-          <w:p>
-            <w:r/>
-            <w:r>
-              <w:rPr>
-                <w:rFonts w:ascii="Arial" w:hAnsi="Arial"/>
-                <w:sz w:val="20"/>
-              </w:rPr>
-              <w:t>PDF</w:t>
-            </w:r>
-          </w:p>
-        </w:tc>
-        <w:tc>
-          <w:tcPr>
-            <w:tcW w:type="dxa" w:w="1040"/>
-            <w:vAlign w:val="center"/>
-          </w:tcPr>
-          <w:p>
-            <w:r/>
-            <w:r>
-              <w:rPr>
-                <w:rFonts w:ascii="Arial" w:hAnsi="Arial"/>
-                <w:sz w:val="20"/>
-              </w:rPr>
-              <w:t>February 2026</w:t>
-            </w:r>
-          </w:p>
-        </w:tc>
-        <w:tc>
-          <w:tcPr>
-            <w:tcW w:type="dxa" w:w="1040"/>
-            <w:vAlign w:val="center"/>
-          </w:tcPr>
-          <w:p>
-            <w:r/>
-            <w:r>
-              <w:rPr>
-                <w:rFonts w:ascii="Arial" w:hAnsi="Arial"/>
-                <w:sz w:val="20"/>
-              </w:rPr>
-              <w:t>2026-04-28T08:01:42+00:00</w:t>
-            </w:r>
-          </w:p>
-        </w:tc>
-        <w:tc>
-          <w:tcPr>
-            <w:tcW w:type="dxa" w:w="1040"/>
-            <w:vAlign w:val="center"/>
-          </w:tcPr>
-          <w:p>
-            <w:r/>
-            <w:r>
-              <w:rPr>
-                <w:rFonts w:ascii="Arial" w:hAnsi="Arial"/>
-                <w:sz w:val="20"/>
-              </w:rPr>
-              <w:t>4201271</w:t>
-            </w:r>
-          </w:p>
-        </w:tc>
-        <w:tc>
-          <w:tcPr>
-            <w:tcW w:type="dxa" w:w="1040"/>
-            <w:vAlign w:val="center"/>
-          </w:tcPr>
-          <w:p>
-            <w:r/>
-            <w:r>
-              <w:rPr>
-                <w:rFonts w:ascii="Arial" w:hAnsi="Arial"/>
-                <w:sz w:val="20"/>
-              </w:rPr>
-              <w:t>auto-downloaded</w:t>
-            </w:r>
-          </w:p>
-        </w:tc>
-        <w:tc>
-          <w:tcPr>
-            <w:tcW w:type="dxa" w:w="1040"/>
-            <w:vAlign w:val="center"/>
-          </w:tcPr>
-          <w:p>
-            <w:r/>
-            <w:r>
-              <w:rPr>
-                <w:rFonts w:ascii="Arial" w:hAnsi="Arial"/>
-                <w:sz w:val="20"/>
-              </w:rPr>
-              <w:t>db42f94329b6c229844fb8da8cbc4308d707af57b3d5ba90d0aaa9bd7e21ca89</w:t>
-            </w:r>
-          </w:p>
-        </w:tc>
-      </w:tr>
-      <w:tr>
-        <w:tc>
-          <w:tcPr>
-            <w:tcW w:type="dxa" w:w="1040"/>
-            <w:shd w:val="clear" w:color="auto" w:fill="F2F2F2"/>
-            <w:vAlign w:val="center"/>
-          </w:tcPr>
-          <w:p>
-            <w:r/>
-            <w:r>
-              <w:rPr>
-                <w:rFonts w:ascii="Arial" w:hAnsi="Arial"/>
-                <w:sz w:val="20"/>
-              </w:rPr>
-              <w:t>rba_table_e2_xls</w:t>
-            </w:r>
-          </w:p>
-        </w:tc>
-        <w:tc>
-          <w:tcPr>
-            <w:tcW w:type="dxa" w:w="1040"/>
-            <w:shd w:val="clear" w:color="auto" w:fill="F2F2F2"/>
-            <w:vAlign w:val="center"/>
-          </w:tcPr>
-          <w:p>
-            <w:r/>
-            <w:r>
-              <w:rPr>
-                <w:rFonts w:ascii="Arial" w:hAnsi="Arial"/>
-                <w:sz w:val="20"/>
-              </w:rPr>
-              <w:t>Reserve Bank of Australia</w:t>
-            </w:r>
-          </w:p>
-        </w:tc>
-        <w:tc>
-          <w:tcPr>
-            <w:tcW w:type="dxa" w:w="1040"/>
-            <w:shd w:val="clear" w:color="auto" w:fill="F2F2F2"/>
-            <w:vAlign w:val="center"/>
-          </w:tcPr>
-          <w:p>
-            <w:r/>
-            <w:r>
-              <w:rPr>
-                <w:rFonts w:ascii="Arial" w:hAnsi="Arial"/>
-                <w:sz w:val="20"/>
-              </w:rPr>
-              <w:t>https://www.rba.gov.au/statistics/tables/xls/e02hist.xls</w:t>
-            </w:r>
-          </w:p>
-        </w:tc>
-        <w:tc>
-          <w:tcPr>
-            <w:tcW w:type="dxa" w:w="1040"/>
-            <w:shd w:val="clear" w:color="auto" w:fill="F2F2F2"/>
-            <w:vAlign w:val="center"/>
-          </w:tcPr>
-          <w:p>
-            <w:r/>
-            <w:r>
-              <w:rPr>
-                <w:rFonts w:ascii="Arial" w:hAnsi="Arial"/>
-                <w:sz w:val="20"/>
-              </w:rPr>
-              <w:t>XLS</w:t>
-            </w:r>
-          </w:p>
-        </w:tc>
-        <w:tc>
-          <w:tcPr>
-            <w:tcW w:type="dxa" w:w="1040"/>
-            <w:shd w:val="clear" w:color="auto" w:fill="F2F2F2"/>
-            <w:vAlign w:val="center"/>
-          </w:tcPr>
-          <w:p>
-            <w:r/>
-            <w:r>
-              <w:rPr>
-                <w:rFonts w:ascii="Arial" w:hAnsi="Arial"/>
-                <w:sz w:val="20"/>
-              </w:rPr>
-            </w:r>
-          </w:p>
-        </w:tc>
-        <w:tc>
-          <w:tcPr>
-            <w:tcW w:type="dxa" w:w="1040"/>
-            <w:shd w:val="clear" w:color="auto" w:fill="F2F2F2"/>
-            <w:vAlign w:val="center"/>
-          </w:tcPr>
-          <w:p>
-            <w:r/>
-            <w:r>
-              <w:rPr>
-                <w:rFonts w:ascii="Arial" w:hAnsi="Arial"/>
-                <w:sz w:val="20"/>
-              </w:rPr>
-            </w:r>
-          </w:p>
-        </w:tc>
-        <w:tc>
-          <w:tcPr>
-            <w:tcW w:type="dxa" w:w="1040"/>
-            <w:shd w:val="clear" w:color="auto" w:fill="F2F2F2"/>
-            <w:vAlign w:val="center"/>
-          </w:tcPr>
-          <w:p>
-            <w:r/>
-            <w:r>
-              <w:rPr>
-                <w:rFonts w:ascii="Arial" w:hAnsi="Arial"/>
-                <w:sz w:val="20"/>
-              </w:rPr>
-            </w:r>
-          </w:p>
-        </w:tc>
-        <w:tc>
-          <w:tcPr>
-            <w:tcW w:type="dxa" w:w="1040"/>
-            <w:shd w:val="clear" w:color="auto" w:fill="F2F2F2"/>
-            <w:vAlign w:val="center"/>
-          </w:tcPr>
-          <w:p>
-            <w:r/>
-            <w:r>
-              <w:rPr>
-                <w:rFonts w:ascii="Arial" w:hAnsi="Arial"/>
-                <w:sz w:val="20"/>
-              </w:rPr>
-              <w:t>missing</w:t>
-            </w:r>
-          </w:p>
-        </w:tc>
-        <w:tc>
-          <w:tcPr>
-            <w:tcW w:type="dxa" w:w="1040"/>
-            <w:shd w:val="clear" w:color="auto" w:fill="F2F2F2"/>
-            <w:vAlign w:val="center"/>
-          </w:tcPr>
-          <w:p>
-            <w:r/>
-            <w:r>
-              <w:rPr>
-                <w:rFonts w:ascii="Arial" w:hAnsi="Arial"/>
-                <w:sz w:val="20"/>
-              </w:rPr>
-            </w:r>
-          </w:p>
-        </w:tc>
-      </w:tr>
-      <w:tr>
-        <w:tc>
-          <w:tcPr>
-            <w:tcW w:type="dxa" w:w="1040"/>
-            <w:vAlign w:val="center"/>
-          </w:tcPr>
-          <w:p>
-            <w:r/>
-            <w:r>
-              <w:rPr>
-                <w:rFonts w:ascii="Arial" w:hAnsi="Arial"/>
-                <w:sz w:val="20"/>
-              </w:rPr>
-              <w:t>sqm_headline_page</w:t>
-            </w:r>
-          </w:p>
-        </w:tc>
-        <w:tc>
-          <w:tcPr>
-            <w:tcW w:type="dxa" w:w="1040"/>
-            <w:vAlign w:val="center"/>
-          </w:tcPr>
-          <w:p>
-            <w:r/>
-            <w:r>
-              <w:rPr>
-                <w:rFonts w:ascii="Arial" w:hAnsi="Arial"/>
-                <w:sz w:val="20"/>
-              </w:rPr>
-              <w:t>SQM Research</w:t>
-            </w:r>
-          </w:p>
-        </w:tc>
-        <w:tc>
-          <w:tcPr>
-            <w:tcW w:type="dxa" w:w="1040"/>
-            <w:vAlign w:val="center"/>
-          </w:tcPr>
-          <w:p>
-            <w:r/>
-            <w:r>
-              <w:rPr>
-                <w:rFonts w:ascii="Arial" w:hAnsi="Arial"/>
-                <w:sz w:val="20"/>
-              </w:rPr>
-              <w:t>https://sqmresearch.com.au/</w:t>
-            </w:r>
-          </w:p>
-        </w:tc>
-        <w:tc>
-          <w:tcPr>
-            <w:tcW w:type="dxa" w:w="1040"/>
-            <w:vAlign w:val="center"/>
-          </w:tcPr>
-          <w:p>
-            <w:r/>
-            <w:r>
-              <w:rPr>
-                <w:rFonts w:ascii="Arial" w:hAnsi="Arial"/>
-                <w:sz w:val="20"/>
-              </w:rPr>
-              <w:t>AU</w:t>
-            </w:r>
-          </w:p>
-        </w:tc>
-        <w:tc>
-          <w:tcPr>
-            <w:tcW w:type="dxa" w:w="1040"/>
-            <w:vAlign w:val="center"/>
-          </w:tcPr>
-          <w:p>
-            <w:r/>
-            <w:r>
-              <w:rPr>
-                <w:rFonts w:ascii="Arial" w:hAnsi="Arial"/>
-                <w:sz w:val="20"/>
-              </w:rPr>
-            </w:r>
-          </w:p>
-        </w:tc>
-        <w:tc>
-          <w:tcPr>
-            <w:tcW w:type="dxa" w:w="1040"/>
-            <w:vAlign w:val="center"/>
-          </w:tcPr>
-          <w:p>
-            <w:r/>
-            <w:r>
-              <w:rPr>
-                <w:rFonts w:ascii="Arial" w:hAnsi="Arial"/>
-                <w:sz w:val="20"/>
-              </w:rPr>
-            </w:r>
-          </w:p>
-        </w:tc>
-        <w:tc>
-          <w:tcPr>
-            <w:tcW w:type="dxa" w:w="1040"/>
-            <w:vAlign w:val="center"/>
-          </w:tcPr>
-          <w:p>
-            <w:r/>
-            <w:r>
-              <w:rPr>
-                <w:rFonts w:ascii="Arial" w:hAnsi="Arial"/>
-                <w:sz w:val="20"/>
-              </w:rPr>
-            </w:r>
-          </w:p>
-        </w:tc>
-        <w:tc>
-          <w:tcPr>
-            <w:tcW w:type="dxa" w:w="1040"/>
-            <w:vAlign w:val="center"/>
-          </w:tcPr>
-          <w:p>
-            <w:r/>
-            <w:r>
-              <w:rPr>
-                <w:rFonts w:ascii="Arial" w:hAnsi="Arial"/>
-                <w:sz w:val="20"/>
-              </w:rPr>
-              <w:t>manually staged</w:t>
-            </w:r>
-          </w:p>
-        </w:tc>
-        <w:tc>
-          <w:tcPr>
-            <w:tcW w:type="dxa" w:w="1040"/>
-            <w:vAlign w:val="center"/>
-          </w:tcPr>
-          <w:p>
-            <w:r/>
-            <w:r>
-              <w:rPr>
-                <w:rFonts w:ascii="Arial" w:hAnsi="Arial"/>
-                <w:sz w:val="20"/>
-              </w:rPr>
-            </w:r>
-          </w:p>
-        </w:tc>
-      </w:tr>
-      <w:tr>
-        <w:tc>
-          <w:tcPr>
-            <w:tcW w:type="dxa" w:w="1040"/>
-            <w:shd w:val="clear" w:color="auto" w:fill="F2F2F2"/>
-            <w:vAlign w:val="center"/>
-          </w:tcPr>
-          <w:p>
-            <w:r/>
-            <w:r>
-              <w:rPr>
-                <w:rFonts w:ascii="Arial" w:hAnsi="Arial"/>
-                <w:sz w:val="20"/>
-              </w:rPr>
-              <w:t>total_value_dwellings_xlsx</w:t>
-            </w:r>
-          </w:p>
-        </w:tc>
-        <w:tc>
-          <w:tcPr>
-            <w:tcW w:type="dxa" w:w="1040"/>
-            <w:shd w:val="clear" w:color="auto" w:fill="F2F2F2"/>
-            <w:vAlign w:val="center"/>
-          </w:tcPr>
-          <w:p>
-            <w:r/>
-            <w:r>
-              <w:rPr>
-                <w:rFonts w:ascii="Arial" w:hAnsi="Arial"/>
-                <w:sz w:val="20"/>
-              </w:rPr>
-              <w:t>Australian Bureau of Statistics</w:t>
-            </w:r>
-          </w:p>
-        </w:tc>
-        <w:tc>
-          <w:tcPr>
-            <w:tcW w:type="dxa" w:w="1040"/>
-            <w:shd w:val="clear" w:color="auto" w:fill="F2F2F2"/>
-            <w:vAlign w:val="center"/>
-          </w:tcPr>
-          <w:p>
-            <w:r/>
-            <w:r>
-              <w:rPr>
-                <w:rFonts w:ascii="Arial" w:hAnsi="Arial"/>
-                <w:sz w:val="20"/>
-              </w:rPr>
-              <w:t>https://www.abs.gov.au/statistics/economy/finance/total-value-dwellings/dec-2025/643201.xlsx</w:t>
-            </w:r>
-          </w:p>
-        </w:tc>
-        <w:tc>
-          <w:tcPr>
-            <w:tcW w:type="dxa" w:w="1040"/>
-            <w:shd w:val="clear" w:color="auto" w:fill="F2F2F2"/>
-            <w:vAlign w:val="center"/>
-          </w:tcPr>
-          <w:p>
-            <w:r/>
-            <w:r>
-              <w:rPr>
-                <w:rFonts w:ascii="Arial" w:hAnsi="Arial"/>
-                <w:sz w:val="20"/>
-              </w:rPr>
-              <w:t>XLSX</w:t>
-            </w:r>
-          </w:p>
-        </w:tc>
-        <w:tc>
-          <w:tcPr>
-            <w:tcW w:type="dxa" w:w="1040"/>
-            <w:shd w:val="clear" w:color="auto" w:fill="F2F2F2"/>
-            <w:vAlign w:val="center"/>
-          </w:tcPr>
-          <w:p>
-            <w:r/>
-            <w:r>
-              <w:rPr>
-                <w:rFonts w:ascii="Arial" w:hAnsi="Arial"/>
-                <w:sz w:val="20"/>
-              </w:rPr>
-            </w:r>
-          </w:p>
-        </w:tc>
-        <w:tc>
-          <w:tcPr>
-            <w:tcW w:type="dxa" w:w="1040"/>
-            <w:shd w:val="clear" w:color="auto" w:fill="F2F2F2"/>
-            <w:vAlign w:val="center"/>
-          </w:tcPr>
-          <w:p>
-            <w:r/>
-            <w:r>
-              <w:rPr>
-                <w:rFonts w:ascii="Arial" w:hAnsi="Arial"/>
-                <w:sz w:val="20"/>
-              </w:rPr>
-            </w:r>
-          </w:p>
-        </w:tc>
-        <w:tc>
-          <w:tcPr>
-            <w:tcW w:type="dxa" w:w="1040"/>
-            <w:shd w:val="clear" w:color="auto" w:fill="F2F2F2"/>
-            <w:vAlign w:val="center"/>
-          </w:tcPr>
-          <w:p>
-            <w:r/>
-            <w:r>
-              <w:rPr>
-                <w:rFonts w:ascii="Arial" w:hAnsi="Arial"/>
-                <w:sz w:val="20"/>
-              </w:rPr>
-            </w:r>
-          </w:p>
-        </w:tc>
-        <w:tc>
-          <w:tcPr>
-            <w:tcW w:type="dxa" w:w="1040"/>
-            <w:shd w:val="clear" w:color="auto" w:fill="F2F2F2"/>
-            <w:vAlign w:val="center"/>
-          </w:tcPr>
-          <w:p>
-            <w:r/>
-            <w:r>
-              <w:rPr>
-                <w:rFonts w:ascii="Arial" w:hAnsi="Arial"/>
-                <w:sz w:val="20"/>
-              </w:rPr>
-              <w:t>missing</w:t>
-            </w:r>
-          </w:p>
-        </w:tc>
-        <w:tc>
-          <w:tcPr>
-            <w:tcW w:type="dxa" w:w="1040"/>
-            <w:shd w:val="clear" w:color="auto" w:fill="F2F2F2"/>
-            <w:vAlign w:val="center"/>
-          </w:tcPr>
-          <w:p>
-            <w:r/>
-            <w:r>
-              <w:rPr>
-                <w:rFonts w:ascii="Arial" w:hAnsi="Arial"/>
-                <w:sz w:val="20"/>
-              </w:rPr>
-            </w:r>
-          </w:p>
-        </w:tc>
-      </w:tr>
-      <w:tr>
-        <w:tc>
-          <w:tcPr>
-            <w:tcW w:type="dxa" w:w="1040"/>
-            <w:vAlign w:val="center"/>
-          </w:tcPr>
-          <w:p>
-            <w:r/>
-            <w:r>
-              <w:rPr>
-                <w:rFonts w:ascii="Arial" w:hAnsi="Arial"/>
-                <w:sz w:val="20"/>
-              </w:rPr>
-              <w:t>vic_rental_report_page</w:t>
-            </w:r>
-          </w:p>
-        </w:tc>
-        <w:tc>
-          <w:tcPr>
-            <w:tcW w:type="dxa" w:w="1040"/>
-            <w:vAlign w:val="center"/>
-          </w:tcPr>
-          <w:p>
-            <w:r/>
-            <w:r>
-              <w:rPr>
-                <w:rFonts w:ascii="Arial" w:hAnsi="Arial"/>
-                <w:sz w:val="20"/>
-              </w:rPr>
-              <w:t>State rental bond authorities</w:t>
-            </w:r>
-          </w:p>
-        </w:tc>
-        <w:tc>
-          <w:tcPr>
-            <w:tcW w:type="dxa" w:w="1040"/>
-            <w:vAlign w:val="center"/>
-          </w:tcPr>
-          <w:p>
-            <w:r/>
-            <w:r>
-              <w:rPr>
-                <w:rFonts w:ascii="Arial" w:hAnsi="Arial"/>
-                <w:sz w:val="20"/>
-              </w:rPr>
-              <w:t>https://www.dffh.vic.gov.au/publications/rental-report</w:t>
-            </w:r>
-          </w:p>
-        </w:tc>
-        <w:tc>
-          <w:tcPr>
-            <w:tcW w:type="dxa" w:w="1040"/>
-            <w:vAlign w:val="center"/>
-          </w:tcPr>
-          <w:p>
-            <w:r/>
-            <w:r>
-              <w:rPr>
-                <w:rFonts w:ascii="Arial" w:hAnsi="Arial"/>
-                <w:sz w:val="20"/>
-              </w:rPr>
-              <w:t>landing page</w:t>
-            </w:r>
-          </w:p>
-        </w:tc>
-        <w:tc>
-          <w:tcPr>
-            <w:tcW w:type="dxa" w:w="1040"/>
-            <w:vAlign w:val="center"/>
-          </w:tcPr>
-          <w:p>
-            <w:r/>
-            <w:r>
-              <w:rPr>
-                <w:rFonts w:ascii="Arial" w:hAnsi="Arial"/>
-                <w:sz w:val="20"/>
-              </w:rPr>
-            </w:r>
-          </w:p>
-        </w:tc>
-        <w:tc>
-          <w:tcPr>
-            <w:tcW w:type="dxa" w:w="1040"/>
-            <w:vAlign w:val="center"/>
-          </w:tcPr>
-          <w:p>
-            <w:r/>
-            <w:r>
-              <w:rPr>
-                <w:rFonts w:ascii="Arial" w:hAnsi="Arial"/>
-                <w:sz w:val="20"/>
-              </w:rPr>
-            </w:r>
-          </w:p>
-        </w:tc>
-        <w:tc>
-          <w:tcPr>
-            <w:tcW w:type="dxa" w:w="1040"/>
-            <w:vAlign w:val="center"/>
-          </w:tcPr>
-          <w:p>
-            <w:r/>
-            <w:r>
-              <w:rPr>
-                <w:rFonts w:ascii="Arial" w:hAnsi="Arial"/>
-                <w:sz w:val="20"/>
-              </w:rPr>
-            </w:r>
-          </w:p>
-        </w:tc>
-        <w:tc>
-          <w:tcPr>
-            <w:tcW w:type="dxa" w:w="1040"/>
-            <w:vAlign w:val="center"/>
-          </w:tcPr>
-          <w:p>
-            <w:r/>
-            <w:r>
-              <w:rPr>
-                <w:rFonts w:ascii="Arial" w:hAnsi="Arial"/>
-                <w:sz w:val="20"/>
-              </w:rPr>
-              <w:t>manually staged</w:t>
-            </w:r>
-          </w:p>
-        </w:tc>
-        <w:tc>
-          <w:tcPr>
-            <w:tcW w:type="dxa" w:w="1040"/>
             <w:vAlign w:val="center"/>
           </w:tcPr>
           <w:p>
@@ -10595,7 +9574,7 @@
                 <w:rFonts w:ascii="Arial" w:hAnsi="Arial"/>
                 <w:sz w:val="20"/>
               </w:rPr>
-              <w:t>2026-06-11T21:49:06</w:t>
+              <w:t>2026-06-12T09:37:59</w:t>
             </w:r>
           </w:p>
         </w:tc>
@@ -10698,7 +9677,7 @@
                 <w:rFonts w:ascii="Arial" w:hAnsi="Arial"/>
                 <w:sz w:val="20"/>
               </w:rPr>
-              <w:t>2026-06-11T21:49:06</w:t>
+              <w:t>2026-06-12T09:37:59</w:t>
             </w:r>
           </w:p>
         </w:tc>
@@ -10797,7 +9776,7 @@
                 <w:rFonts w:ascii="Arial" w:hAnsi="Arial"/>
                 <w:sz w:val="20"/>
               </w:rPr>
-              <w:t>2026-06-11T21:49:06</w:t>
+              <w:t>2026-06-12T09:37:59</w:t>
             </w:r>
           </w:p>
         </w:tc>
@@ -10900,7 +9879,7 @@
                 <w:rFonts w:ascii="Arial" w:hAnsi="Arial"/>
                 <w:sz w:val="20"/>
               </w:rPr>
-              <w:t>2026-06-11T21:49:06</w:t>
+              <w:t>2026-06-12T09:37:59</w:t>
             </w:r>
           </w:p>
         </w:tc>
@@ -10999,7 +9978,7 @@
                 <w:rFonts w:ascii="Arial" w:hAnsi="Arial"/>
                 <w:sz w:val="20"/>
               </w:rPr>
-              <w:t>2026-06-11T21:49:06</w:t>
+              <w:t>2026-06-12T09:37:59</w:t>
             </w:r>
           </w:p>
         </w:tc>
@@ -11102,7 +10081,7 @@
                 <w:rFonts w:ascii="Arial" w:hAnsi="Arial"/>
                 <w:sz w:val="20"/>
               </w:rPr>
-              <w:t>2026-06-11T21:49:06</w:t>
+              <w:t>2026-06-12T09:37:59</w:t>
             </w:r>
           </w:p>
         </w:tc>
@@ -11201,7 +10180,7 @@
                 <w:rFonts w:ascii="Arial" w:hAnsi="Arial"/>
                 <w:sz w:val="20"/>
               </w:rPr>
-              <w:t>2026-06-11T21:49:06</w:t>
+              <w:t>2026-06-12T09:37:59</w:t>
             </w:r>
           </w:p>
         </w:tc>
@@ -11304,7 +10283,7 @@
                 <w:rFonts w:ascii="Arial" w:hAnsi="Arial"/>
                 <w:sz w:val="20"/>
               </w:rPr>
-              <w:t>2026-06-11T21:49:06</w:t>
+              <w:t>2026-06-12T09:37:59</w:t>
             </w:r>
           </w:p>
         </w:tc>
@@ -12387,7 +11366,7 @@
                 <w:rFonts w:ascii="Arial" w:hAnsi="Arial"/>
                 <w:sz w:val="20"/>
               </w:rPr>
-              <w:t>2026-06-11</w:t>
+              <w:t>2026-06-12</w:t>
             </w:r>
           </w:p>
         </w:tc>
@@ -12550,7 +11529,7 @@
                 <w:rFonts w:ascii="Arial" w:hAnsi="Arial"/>
                 <w:sz w:val="20"/>
               </w:rPr>
-              <w:t>2026-06-11</w:t>
+              <w:t>2026-06-12</w:t>
             </w:r>
           </w:p>
         </w:tc>
@@ -12721,7 +11700,7 @@
                 <w:rFonts w:ascii="Arial" w:hAnsi="Arial"/>
                 <w:sz w:val="20"/>
               </w:rPr>
-              <w:t>2026-06-11</w:t>
+              <w:t>2026-06-12</w:t>
             </w:r>
           </w:p>
         </w:tc>
@@ -12884,7 +11863,7 @@
                 <w:rFonts w:ascii="Arial" w:hAnsi="Arial"/>
                 <w:sz w:val="20"/>
               </w:rPr>
-              <w:t>2026-06-11</w:t>
+              <w:t>2026-06-12</w:t>
             </w:r>
           </w:p>
         </w:tc>
@@ -13055,7 +12034,7 @@
                 <w:rFonts w:ascii="Arial" w:hAnsi="Arial"/>
                 <w:sz w:val="20"/>
               </w:rPr>
-              <w:t>2026-06-11</w:t>
+              <w:t>2026-06-12</w:t>
             </w:r>
           </w:p>
         </w:tc>
@@ -13218,7 +12197,7 @@
                 <w:rFonts w:ascii="Arial" w:hAnsi="Arial"/>
                 <w:sz w:val="20"/>
               </w:rPr>
-              <w:t>2026-06-11</w:t>
+              <w:t>2026-06-12</w:t>
             </w:r>
           </w:p>
         </w:tc>
@@ -13389,7 +12368,7 @@
                 <w:rFonts w:ascii="Arial" w:hAnsi="Arial"/>
                 <w:sz w:val="20"/>
               </w:rPr>
-              <w:t>2026-06-11</w:t>
+              <w:t>2026-06-12</w:t>
             </w:r>
           </w:p>
         </w:tc>
@@ -13552,7 +12531,7 @@
                 <w:rFonts w:ascii="Arial" w:hAnsi="Arial"/>
                 <w:sz w:val="20"/>
               </w:rPr>
-              <w:t>2026-06-11</w:t>
+              <w:t>2026-06-12</w:t>
             </w:r>
           </w:p>
         </w:tc>
@@ -13723,7 +12702,7 @@
                 <w:rFonts w:ascii="Arial" w:hAnsi="Arial"/>
                 <w:sz w:val="20"/>
               </w:rPr>
-              <w:t>2026-06-11</w:t>
+              <w:t>2026-06-12</w:t>
             </w:r>
           </w:p>
         </w:tc>
@@ -13886,7 +12865,7 @@
                 <w:rFonts w:ascii="Arial" w:hAnsi="Arial"/>
                 <w:sz w:val="20"/>
               </w:rPr>
-              <w:t>2026-06-11</w:t>
+              <w:t>2026-06-12</w:t>
             </w:r>
           </w:p>
         </w:tc>
@@ -14057,7 +13036,7 @@
                 <w:rFonts w:ascii="Arial" w:hAnsi="Arial"/>
                 <w:sz w:val="20"/>
               </w:rPr>
-              <w:t>2026-06-11</w:t>
+              <w:t>2026-06-12</w:t>
             </w:r>
           </w:p>
         </w:tc>
@@ -14220,7 +13199,7 @@
                 <w:rFonts w:ascii="Arial" w:hAnsi="Arial"/>
                 <w:sz w:val="20"/>
               </w:rPr>
-              <w:t>2026-06-11</w:t>
+              <w:t>2026-06-12</w:t>
             </w:r>
           </w:p>
         </w:tc>
@@ -14391,7 +13370,7 @@
                 <w:rFonts w:ascii="Arial" w:hAnsi="Arial"/>
                 <w:sz w:val="20"/>
               </w:rPr>
-              <w:t>2026-06-11</w:t>
+              <w:t>2026-06-12</w:t>
             </w:r>
           </w:p>
         </w:tc>
@@ -14554,7 +13533,7 @@
                 <w:rFonts w:ascii="Arial" w:hAnsi="Arial"/>
                 <w:sz w:val="20"/>
               </w:rPr>
-              <w:t>2026-06-11</w:t>
+              <w:t>2026-06-12</w:t>
             </w:r>
           </w:p>
         </w:tc>
@@ -14725,7 +13704,7 @@
                 <w:rFonts w:ascii="Arial" w:hAnsi="Arial"/>
                 <w:sz w:val="20"/>
               </w:rPr>
-              <w:t>2026-06-11</w:t>
+              <w:t>2026-06-12</w:t>
             </w:r>
           </w:p>
         </w:tc>
@@ -14888,7 +13867,7 @@
                 <w:rFonts w:ascii="Arial" w:hAnsi="Arial"/>
                 <w:sz w:val="20"/>
               </w:rPr>
-              <w:t>2026-06-11</w:t>
+              <w:t>2026-06-12</w:t>
             </w:r>
           </w:p>
         </w:tc>
@@ -15059,7 +14038,7 @@
                 <w:rFonts w:ascii="Arial" w:hAnsi="Arial"/>
                 <w:sz w:val="20"/>
               </w:rPr>
-              <w:t>2026-06-11</w:t>
+              <w:t>2026-06-12</w:t>
             </w:r>
           </w:p>
         </w:tc>
@@ -15222,7 +14201,7 @@
                 <w:rFonts w:ascii="Arial" w:hAnsi="Arial"/>
                 <w:sz w:val="20"/>
               </w:rPr>
-              <w:t>2026-06-11</w:t>
+              <w:t>2026-06-12</w:t>
             </w:r>
           </w:p>
         </w:tc>
@@ -15617,7 +14596,7 @@
                 <w:rFonts w:ascii="Arial" w:hAnsi="Arial"/>
                 <w:sz w:val="20"/>
               </w:rPr>
-              <w:t>2026-06-11</w:t>
+              <w:t>2026-06-12</w:t>
             </w:r>
           </w:p>
         </w:tc>
@@ -15780,7 +14759,7 @@
                 <w:rFonts w:ascii="Arial" w:hAnsi="Arial"/>
                 <w:sz w:val="20"/>
               </w:rPr>
-              <w:t>2026-06-11</w:t>
+              <w:t>2026-06-12</w:t>
             </w:r>
           </w:p>
         </w:tc>
@@ -15951,7 +14930,7 @@
                 <w:rFonts w:ascii="Arial" w:hAnsi="Arial"/>
                 <w:sz w:val="20"/>
               </w:rPr>
-              <w:t>2026-06-11</w:t>
+              <w:t>2026-06-12</w:t>
             </w:r>
           </w:p>
         </w:tc>
@@ -16114,7 +15093,7 @@
                 <w:rFonts w:ascii="Arial" w:hAnsi="Arial"/>
                 <w:sz w:val="20"/>
               </w:rPr>
-              <w:t>2026-06-11</w:t>
+              <w:t>2026-06-12</w:t>
             </w:r>
           </w:p>
         </w:tc>
@@ -16285,7 +15264,7 @@
                 <w:rFonts w:ascii="Arial" w:hAnsi="Arial"/>
                 <w:sz w:val="20"/>
               </w:rPr>
-              <w:t>2026-06-11</w:t>
+              <w:t>2026-06-12</w:t>
             </w:r>
           </w:p>
         </w:tc>
@@ -17547,7 +16526,7 @@
                 <w:rFonts w:ascii="Arial" w:hAnsi="Arial"/>
                 <w:sz w:val="20"/>
               </w:rPr>
-              <w:t>2026-06-11</w:t>
+              <w:t>2026-06-12</w:t>
             </w:r>
           </w:p>
         </w:tc>
@@ -17709,7 +16688,7 @@
                 <w:rFonts w:ascii="Arial" w:hAnsi="Arial"/>
                 <w:sz w:val="20"/>
               </w:rPr>
-              <w:t>2026-06-11</w:t>
+              <w:t>2026-06-12</w:t>
             </w:r>
           </w:p>
         </w:tc>
@@ -17880,7 +16859,7 @@
                 <w:rFonts w:ascii="Arial" w:hAnsi="Arial"/>
                 <w:sz w:val="20"/>
               </w:rPr>
-              <w:t>2026-06-11</w:t>
+              <w:t>2026-06-12</w:t>
             </w:r>
           </w:p>
         </w:tc>
@@ -18043,7 +17022,7 @@
                 <w:rFonts w:ascii="Arial" w:hAnsi="Arial"/>
                 <w:sz w:val="20"/>
               </w:rPr>
-              <w:t>2026-06-11</w:t>
+              <w:t>2026-06-12</w:t>
             </w:r>
           </w:p>
         </w:tc>
@@ -18214,7 +17193,7 @@
                 <w:rFonts w:ascii="Arial" w:hAnsi="Arial"/>
                 <w:sz w:val="20"/>
               </w:rPr>
-              <w:t>2026-06-11</w:t>
+              <w:t>2026-06-12</w:t>
             </w:r>
           </w:p>
         </w:tc>
@@ -18377,7 +17356,7 @@
                 <w:rFonts w:ascii="Arial" w:hAnsi="Arial"/>
                 <w:sz w:val="20"/>
               </w:rPr>
-              <w:t>2026-06-11</w:t>
+              <w:t>2026-06-12</w:t>
             </w:r>
           </w:p>
         </w:tc>
@@ -18548,7 +17527,7 @@
                 <w:rFonts w:ascii="Arial" w:hAnsi="Arial"/>
                 <w:sz w:val="20"/>
               </w:rPr>
-              <w:t>2026-06-11</w:t>
+              <w:t>2026-06-12</w:t>
             </w:r>
           </w:p>
         </w:tc>
@@ -18711,7 +17690,7 @@
                 <w:rFonts w:ascii="Arial" w:hAnsi="Arial"/>
                 <w:sz w:val="20"/>
               </w:rPr>
-              <w:t>2026-06-11</w:t>
+              <w:t>2026-06-12</w:t>
             </w:r>
           </w:p>
         </w:tc>
@@ -18882,7 +17861,7 @@
                 <w:rFonts w:ascii="Arial" w:hAnsi="Arial"/>
                 <w:sz w:val="20"/>
               </w:rPr>
-              <w:t>2026-06-11</w:t>
+              <w:t>2026-06-12</w:t>
             </w:r>
           </w:p>
         </w:tc>
@@ -19045,7 +18024,7 @@
                 <w:rFonts w:ascii="Arial" w:hAnsi="Arial"/>
                 <w:sz w:val="20"/>
               </w:rPr>
-              <w:t>2026-06-11</w:t>
+              <w:t>2026-06-12</w:t>
             </w:r>
           </w:p>
         </w:tc>
@@ -19216,7 +18195,7 @@
                 <w:rFonts w:ascii="Arial" w:hAnsi="Arial"/>
                 <w:sz w:val="20"/>
               </w:rPr>
-              <w:t>2026-06-11</w:t>
+              <w:t>2026-06-12</w:t>
             </w:r>
           </w:p>
         </w:tc>
@@ -19379,7 +18358,7 @@
                 <w:rFonts w:ascii="Arial" w:hAnsi="Arial"/>
                 <w:sz w:val="20"/>
               </w:rPr>
-              <w:t>2026-06-11</w:t>
+              <w:t>2026-06-12</w:t>
             </w:r>
           </w:p>
         </w:tc>
@@ -19550,7 +18529,7 @@
                 <w:rFonts w:ascii="Arial" w:hAnsi="Arial"/>
                 <w:sz w:val="20"/>
               </w:rPr>
-              <w:t>2026-06-11</w:t>
+              <w:t>2026-06-12</w:t>
             </w:r>
           </w:p>
         </w:tc>
@@ -19713,7 +18692,7 @@
                 <w:rFonts w:ascii="Arial" w:hAnsi="Arial"/>
                 <w:sz w:val="20"/>
               </w:rPr>
-              <w:t>2026-06-11</w:t>
+              <w:t>2026-06-12</w:t>
             </w:r>
           </w:p>
         </w:tc>
@@ -19883,7 +18862,7 @@
                 <w:rFonts w:ascii="Arial" w:hAnsi="Arial"/>
                 <w:sz w:val="20"/>
               </w:rPr>
-              <w:t>2026-06-11</w:t>
+              <w:t>2026-06-12</w:t>
             </w:r>
           </w:p>
         </w:tc>
@@ -20045,7 +19024,7 @@
                 <w:rFonts w:ascii="Arial" w:hAnsi="Arial"/>
                 <w:sz w:val="20"/>
               </w:rPr>
-              <w:t>2026-06-11</w:t>
+              <w:t>2026-06-12</w:t>
             </w:r>
           </w:p>
         </w:tc>
@@ -20215,7 +19194,7 @@
                 <w:rFonts w:ascii="Arial" w:hAnsi="Arial"/>
                 <w:sz w:val="20"/>
               </w:rPr>
-              <w:t>2026-06-11</w:t>
+              <w:t>2026-06-12</w:t>
             </w:r>
           </w:p>
         </w:tc>
@@ -20378,7 +19357,7 @@
                 <w:rFonts w:ascii="Arial" w:hAnsi="Arial"/>
                 <w:sz w:val="20"/>
               </w:rPr>
-              <w:t>2026-06-11</w:t>
+              <w:t>2026-06-12</w:t>
             </w:r>
           </w:p>
         </w:tc>
@@ -26059,7 +25038,7 @@
                 <w:rFonts w:ascii="Arial" w:hAnsi="Arial"/>
                 <w:sz w:val="20"/>
               </w:rPr>
-              <w:t>2026-06-11</w:t>
+              <w:t>2026-06-12</w:t>
             </w:r>
           </w:p>
         </w:tc>
@@ -26222,7 +25201,7 @@
                 <w:rFonts w:ascii="Arial" w:hAnsi="Arial"/>
                 <w:sz w:val="20"/>
               </w:rPr>
-              <w:t>2026-06-11</w:t>
+              <w:t>2026-06-12</w:t>
             </w:r>
           </w:p>
         </w:tc>
@@ -26393,7 +25372,7 @@
                 <w:rFonts w:ascii="Arial" w:hAnsi="Arial"/>
                 <w:sz w:val="20"/>
               </w:rPr>
-              <w:t>2026-06-11</w:t>
+              <w:t>2026-06-12</w:t>
             </w:r>
           </w:p>
         </w:tc>
@@ -26556,7 +25535,7 @@
                 <w:rFonts w:ascii="Arial" w:hAnsi="Arial"/>
                 <w:sz w:val="20"/>
               </w:rPr>
-              <w:t>2026-06-11</w:t>
+              <w:t>2026-06-12</w:t>
             </w:r>
           </w:p>
         </w:tc>
@@ -26727,7 +25706,7 @@
                 <w:rFonts w:ascii="Arial" w:hAnsi="Arial"/>
                 <w:sz w:val="20"/>
               </w:rPr>
-              <w:t>2026-06-11</w:t>
+              <w:t>2026-06-12</w:t>
             </w:r>
           </w:p>
         </w:tc>
@@ -26890,7 +25869,7 @@
                 <w:rFonts w:ascii="Arial" w:hAnsi="Arial"/>
                 <w:sz w:val="20"/>
               </w:rPr>
-              <w:t>2026-06-11</w:t>
+              <w:t>2026-06-12</w:t>
             </w:r>
           </w:p>
         </w:tc>
@@ -27061,7 +26040,7 @@
                 <w:rFonts w:ascii="Arial" w:hAnsi="Arial"/>
                 <w:sz w:val="20"/>
               </w:rPr>
-              <w:t>2026-06-11</w:t>
+              <w:t>2026-06-12</w:t>
             </w:r>
           </w:p>
         </w:tc>
@@ -27224,7 +26203,7 @@
                 <w:rFonts w:ascii="Arial" w:hAnsi="Arial"/>
                 <w:sz w:val="20"/>
               </w:rPr>
-              <w:t>2026-06-11</w:t>
+              <w:t>2026-06-12</w:t>
             </w:r>
           </w:p>
         </w:tc>
@@ -27395,7 +26374,7 @@
                 <w:rFonts w:ascii="Arial" w:hAnsi="Arial"/>
                 <w:sz w:val="20"/>
               </w:rPr>
-              <w:t>2026-06-11</w:t>
+              <w:t>2026-06-12</w:t>
             </w:r>
           </w:p>
         </w:tc>
@@ -27558,7 +26537,7 @@
                 <w:rFonts w:ascii="Arial" w:hAnsi="Arial"/>
                 <w:sz w:val="20"/>
               </w:rPr>
-              <w:t>2026-06-11</w:t>
+              <w:t>2026-06-12</w:t>
             </w:r>
           </w:p>
         </w:tc>
@@ -27729,7 +26708,7 @@
                 <w:rFonts w:ascii="Arial" w:hAnsi="Arial"/>
                 <w:sz w:val="20"/>
               </w:rPr>
-              <w:t>2026-06-11</w:t>
+              <w:t>2026-06-12</w:t>
             </w:r>
           </w:p>
         </w:tc>
@@ -29539,7 +28518,7 @@
                 <w:rFonts w:ascii="Arial" w:hAnsi="Arial"/>
                 <w:sz w:val="20"/>
               </w:rPr>
-              <w:t>cotality_auction_clearance_page</w:t>
+              <w:t>cpi_all_groups_xlsx</w:t>
             </w:r>
           </w:p>
         </w:tc>
@@ -29555,7 +28534,7 @@
                 <w:rFonts w:ascii="Arial" w:hAnsi="Arial"/>
                 <w:sz w:val="20"/>
               </w:rPr>
-              <w:t>Paid, gated, or manually extracted source</w:t>
+              <w:t>No successful manifest entry for this registry item</w:t>
             </w:r>
           </w:p>
         </w:tc>
@@ -29571,7 +28550,7 @@
                 <w:rFonts w:ascii="Arial" w:hAnsi="Arial"/>
                 <w:sz w:val="20"/>
               </w:rPr>
-              <w:t>Manual staging required - see data/raw/manual or source-specific raw-public directory</w:t>
+              <w:t>Awaiting next release or implement downloader/scraper</w:t>
             </w:r>
           </w:p>
         </w:tc>
@@ -29606,7 +28585,7 @@
                 <w:rFonts w:ascii="Arial" w:hAnsi="Arial"/>
                 <w:sz w:val="20"/>
               </w:rPr>
-              <w:t>cotality_hvi_page</w:t>
+              <w:t>cpi_subgroups_xlsx</w:t>
             </w:r>
           </w:p>
         </w:tc>
@@ -29623,7 +28602,7 @@
                 <w:rFonts w:ascii="Arial" w:hAnsi="Arial"/>
                 <w:sz w:val="20"/>
               </w:rPr>
-              <w:t>Paid, gated, or manually extracted source</w:t>
+              <w:t>No successful manifest entry for this registry item</w:t>
             </w:r>
           </w:p>
         </w:tc>
@@ -29640,7 +28619,7 @@
                 <w:rFonts w:ascii="Arial" w:hAnsi="Arial"/>
                 <w:sz w:val="20"/>
               </w:rPr>
-              <w:t>Manual staging required - see data/raw/manual or source-specific raw-public directory</w:t>
+              <w:t>Awaiting next release or implement downloader/scraper</w:t>
             </w:r>
           </w:p>
         </w:tc>
@@ -29675,7 +28654,7 @@
                 <w:rFonts w:ascii="Arial" w:hAnsi="Arial"/>
                 <w:sz w:val="20"/>
               </w:rPr>
-              <w:t>cpi_all_groups_xlsx</w:t>
+              <w:t>dwelling_approvals_xlsx</w:t>
             </w:r>
           </w:p>
         </w:tc>
@@ -29742,7 +28721,7 @@
                 <w:rFonts w:ascii="Arial" w:hAnsi="Arial"/>
                 <w:sz w:val="20"/>
               </w:rPr>
-              <w:t>cpi_subgroups_xlsx</w:t>
+              <w:t>dwelling_value_xlsx</w:t>
             </w:r>
           </w:p>
         </w:tc>
@@ -29811,7 +28790,7 @@
                 <w:rFonts w:ascii="Arial" w:hAnsi="Arial"/>
                 <w:sz w:val="20"/>
               </w:rPr>
-              <w:t>domain_quarterly_page</w:t>
+              <w:t>labour_force_industry_xlsx</w:t>
             </w:r>
           </w:p>
         </w:tc>
@@ -29878,7 +28857,7 @@
                 <w:rFonts w:ascii="Arial" w:hAnsi="Arial"/>
                 <w:sz w:val="20"/>
               </w:rPr>
-              <w:t>dwelling_approvals_xlsx</w:t>
+              <w:t>lending_indicators_xlsx</w:t>
             </w:r>
           </w:p>
         </w:tc>
@@ -29947,7 +28926,7 @@
                 <w:rFonts w:ascii="Arial" w:hAnsi="Arial"/>
                 <w:sz w:val="20"/>
               </w:rPr>
-              <w:t>dwelling_value_xlsx</w:t>
+              <w:t>ppi_construction_xlsx</w:t>
             </w:r>
           </w:p>
         </w:tc>
@@ -30014,7 +28993,7 @@
                 <w:rFonts w:ascii="Arial" w:hAnsi="Arial"/>
                 <w:sz w:val="20"/>
               </w:rPr>
-              <w:t>labour_force_industry_xlsx</w:t>
+              <w:t>ppi_manufacturing_xlsx</w:t>
             </w:r>
           </w:p>
         </w:tc>
@@ -30031,7 +29010,7 @@
                 <w:rFonts w:ascii="Arial" w:hAnsi="Arial"/>
                 <w:sz w:val="20"/>
               </w:rPr>
-              <w:t>Paid, gated, or manually extracted source</w:t>
+              <w:t>No successful manifest entry for this registry item</w:t>
             </w:r>
           </w:p>
         </w:tc>
@@ -30048,7 +29027,7 @@
                 <w:rFonts w:ascii="Arial" w:hAnsi="Arial"/>
                 <w:sz w:val="20"/>
               </w:rPr>
-              <w:t>Manual staging required - see data/raw/manual or source-specific raw-public directory</w:t>
+              <w:t>Awaiting next release or implement downloader/scraper</w:t>
             </w:r>
           </w:p>
         </w:tc>
@@ -30083,7 +29062,7 @@
                 <w:rFonts w:ascii="Arial" w:hAnsi="Arial"/>
                 <w:sz w:val="20"/>
               </w:rPr>
-              <w:t>lending_indicators_xlsx</w:t>
+              <w:t>property_price_capitals_xlsx</w:t>
             </w:r>
           </w:p>
         </w:tc>
@@ -30150,7 +29129,7 @@
                 <w:rFonts w:ascii="Arial" w:hAnsi="Arial"/>
                 <w:sz w:val="20"/>
               </w:rPr>
-              <w:t>nsw_rental_bonds_page</w:t>
+              <w:t>property_price_index_xlsx</w:t>
             </w:r>
           </w:p>
         </w:tc>
@@ -30167,7 +29146,7 @@
                 <w:rFonts w:ascii="Arial" w:hAnsi="Arial"/>
                 <w:sz w:val="20"/>
               </w:rPr>
-              <w:t>Paid, gated, or manually extracted source</w:t>
+              <w:t>No successful manifest entry for this registry item</w:t>
             </w:r>
           </w:p>
         </w:tc>
@@ -30184,7 +29163,7 @@
                 <w:rFonts w:ascii="Arial" w:hAnsi="Arial"/>
                 <w:sz w:val="20"/>
               </w:rPr>
-              <w:t>Manual staging required - see data/raw/manual or source-specific raw-public directory</w:t>
+              <w:t>Awaiting next release or implement downloader/scraper</w:t>
             </w:r>
           </w:p>
         </w:tc>
@@ -30219,7 +29198,7 @@
                 <w:rFonts w:ascii="Arial" w:hAnsi="Arial"/>
                 <w:sz w:val="20"/>
               </w:rPr>
-              <w:t>ppi_construction_xlsx</w:t>
+              <w:t>ptrs_cycle_8_pdf</w:t>
             </w:r>
           </w:p>
         </w:tc>
@@ -30235,7 +29214,7 @@
                 <w:rFonts w:ascii="Arial" w:hAnsi="Arial"/>
                 <w:sz w:val="20"/>
               </w:rPr>
-              <w:t>No successful manifest entry for this registry item</w:t>
+              <w:t>Paid, gated, or manually extracted source</w:t>
             </w:r>
           </w:p>
         </w:tc>
@@ -30251,7 +29230,7 @@
                 <w:rFonts w:ascii="Arial" w:hAnsi="Arial"/>
                 <w:sz w:val="20"/>
               </w:rPr>
-              <w:t>Awaiting next release or implement downloader/scraper</w:t>
+              <w:t>Manual staging required - see data/raw/manual or source-specific raw-public directory</w:t>
             </w:r>
           </w:p>
         </w:tc>
@@ -30286,7 +29265,7 @@
                 <w:rFonts w:ascii="Arial" w:hAnsi="Arial"/>
                 <w:sz w:val="20"/>
               </w:rPr>
-              <w:t>ppi_manufacturing_xlsx</w:t>
+              <w:t>ptrs_cycle_9_pdf</w:t>
             </w:r>
           </w:p>
         </w:tc>
@@ -30303,7 +29282,7 @@
                 <w:rFonts w:ascii="Arial" w:hAnsi="Arial"/>
                 <w:sz w:val="20"/>
               </w:rPr>
-              <w:t>No successful manifest entry for this registry item</w:t>
+              <w:t>Paid, gated, or manually extracted source</w:t>
             </w:r>
           </w:p>
         </w:tc>
@@ -30320,7 +29299,7 @@
                 <w:rFonts w:ascii="Arial" w:hAnsi="Arial"/>
                 <w:sz w:val="20"/>
               </w:rPr>
-              <w:t>Awaiting next release or implement downloader/scraper</w:t>
+              <w:t>Manual staging required - see data/raw/manual or source-specific raw-public directory</w:t>
             </w:r>
           </w:p>
         </w:tc>
@@ -30355,7 +29334,7 @@
                 <w:rFonts w:ascii="Arial" w:hAnsi="Arial"/>
                 <w:sz w:val="20"/>
               </w:rPr>
-              <w:t>property_price_capitals_xlsx</w:t>
+              <w:t>ptrs_guidance</w:t>
             </w:r>
           </w:p>
         </w:tc>
@@ -30371,7 +29350,7 @@
                 <w:rFonts w:ascii="Arial" w:hAnsi="Arial"/>
                 <w:sz w:val="20"/>
               </w:rPr>
-              <w:t>No successful manifest entry for this registry item</w:t>
+              <w:t>Paid, gated, or manually extracted source</w:t>
             </w:r>
           </w:p>
         </w:tc>
@@ -30387,7 +29366,7 @@
                 <w:rFonts w:ascii="Arial" w:hAnsi="Arial"/>
                 <w:sz w:val="20"/>
               </w:rPr>
-              <w:t>Awaiting next release or implement downloader/scraper</w:t>
+              <w:t>Manual staging required - see data/raw/manual or source-specific raw-public directory</w:t>
             </w:r>
           </w:p>
         </w:tc>
@@ -30422,7 +29401,7 @@
                 <w:rFonts w:ascii="Arial" w:hAnsi="Arial"/>
                 <w:sz w:val="20"/>
               </w:rPr>
-              <w:t>property_price_index_xlsx</w:t>
+              <w:t>rba_cash_rate_csv</w:t>
             </w:r>
           </w:p>
         </w:tc>
@@ -30439,7 +29418,7 @@
                 <w:rFonts w:ascii="Arial" w:hAnsi="Arial"/>
                 <w:sz w:val="20"/>
               </w:rPr>
-              <w:t>No successful manifest entry for this registry item</w:t>
+              <w:t>Paid, gated, or manually extracted source</w:t>
             </w:r>
           </w:p>
         </w:tc>
@@ -30456,7 +29435,7 @@
                 <w:rFonts w:ascii="Arial" w:hAnsi="Arial"/>
                 <w:sz w:val="20"/>
               </w:rPr>
-              <w:t>Awaiting next release or implement downloader/scraper</w:t>
+              <w:t>Manual staging required - see data/raw/manual or source-specific raw-public directory</w:t>
             </w:r>
           </w:p>
         </w:tc>
@@ -30491,7 +29470,7 @@
                 <w:rFonts w:ascii="Arial" w:hAnsi="Arial"/>
                 <w:sz w:val="20"/>
               </w:rPr>
-              <w:t>ptrs_cycle_8_pdf</w:t>
+              <w:t>rba_chart_pack_page</w:t>
             </w:r>
           </w:p>
         </w:tc>
@@ -30507,7 +29486,7 @@
                 <w:rFonts w:ascii="Arial" w:hAnsi="Arial"/>
                 <w:sz w:val="20"/>
               </w:rPr>
-              <w:t>Paid, gated, or manually extracted source</w:t>
+              <w:t>No successful manifest entry for this registry item</w:t>
             </w:r>
           </w:p>
         </w:tc>
@@ -30523,7 +29502,7 @@
                 <w:rFonts w:ascii="Arial" w:hAnsi="Arial"/>
                 <w:sz w:val="20"/>
               </w:rPr>
-              <w:t>Manual staging required - see data/raw/manual or source-specific raw-public directory</w:t>
+              <w:t>Awaiting next release or implement downloader/scraper</w:t>
             </w:r>
           </w:p>
         </w:tc>
@@ -30558,7 +29537,7 @@
                 <w:rFonts w:ascii="Arial" w:hAnsi="Arial"/>
                 <w:sz w:val="20"/>
               </w:rPr>
-              <w:t>ptrs_cycle_9_pdf</w:t>
+              <w:t>rba_fsr_page</w:t>
             </w:r>
           </w:p>
         </w:tc>
@@ -30575,7 +29554,7 @@
                 <w:rFonts w:ascii="Arial" w:hAnsi="Arial"/>
                 <w:sz w:val="20"/>
               </w:rPr>
-              <w:t>Paid, gated, or manually extracted source</w:t>
+              <w:t>No successful manifest entry for this registry item</w:t>
             </w:r>
           </w:p>
         </w:tc>
@@ -30592,7 +29571,7 @@
                 <w:rFonts w:ascii="Arial" w:hAnsi="Arial"/>
                 <w:sz w:val="20"/>
               </w:rPr>
-              <w:t>Manual staging required - see data/raw/manual or source-specific raw-public directory</w:t>
+              <w:t>Awaiting next release or implement downloader/scraper</w:t>
             </w:r>
           </w:p>
         </w:tc>
@@ -30627,7 +29606,7 @@
                 <w:rFonts w:ascii="Arial" w:hAnsi="Arial"/>
                 <w:sz w:val="20"/>
               </w:rPr>
-              <w:t>ptrs_guidance</w:t>
+              <w:t>rba_smp_page</w:t>
             </w:r>
           </w:p>
         </w:tc>
@@ -30643,7 +29622,7 @@
                 <w:rFonts w:ascii="Arial" w:hAnsi="Arial"/>
                 <w:sz w:val="20"/>
               </w:rPr>
-              <w:t>Paid, gated, or manually extracted source</w:t>
+              <w:t>No successful manifest entry for this registry item</w:t>
             </w:r>
           </w:p>
         </w:tc>
@@ -30659,7 +29638,7 @@
                 <w:rFonts w:ascii="Arial" w:hAnsi="Arial"/>
                 <w:sz w:val="20"/>
               </w:rPr>
-              <w:t>Manual staging required - see data/raw/manual or source-specific raw-public directory</w:t>
+              <w:t>Awaiting next release or implement downloader/scraper</w:t>
             </w:r>
           </w:p>
         </w:tc>
@@ -30694,7 +29673,7 @@
                 <w:rFonts w:ascii="Arial" w:hAnsi="Arial"/>
                 <w:sz w:val="20"/>
               </w:rPr>
-              <w:t>qld_median_rents_page</w:t>
+              <w:t>rba_table_e2_xls</w:t>
             </w:r>
           </w:p>
         </w:tc>
@@ -30763,7 +29742,7 @@
                 <w:rFonts w:ascii="Arial" w:hAnsi="Arial"/>
                 <w:sz w:val="20"/>
               </w:rPr>
-              <w:t>rba_cash_rate_csv</w:t>
+              <w:t>total_value_dwellings_xlsx</w:t>
             </w:r>
           </w:p>
         </w:tc>
@@ -30779,7 +29758,7 @@
                 <w:rFonts w:ascii="Arial" w:hAnsi="Arial"/>
                 <w:sz w:val="20"/>
               </w:rPr>
-              <w:t>Paid, gated, or manually extracted source</w:t>
+              <w:t>No successful manifest entry for this registry item</w:t>
             </w:r>
           </w:p>
         </w:tc>
@@ -30795,491 +29774,13 @@
                 <w:rFonts w:ascii="Arial" w:hAnsi="Arial"/>
                 <w:sz w:val="20"/>
               </w:rPr>
-              <w:t>Manual staging required - see data/raw/manual or source-specific raw-public directory</w:t>
+              <w:t>Awaiting next release or implement downloader/scraper</w:t>
             </w:r>
           </w:p>
         </w:tc>
         <w:tc>
           <w:tcPr>
             <w:tcW w:type="dxa" w:w="2340"/>
-            <w:vAlign w:val="center"/>
-          </w:tcPr>
-          <w:p>
-            <w:r/>
-            <w:r>
-              <w:rPr>
-                <w:rFonts w:ascii="Arial" w:hAnsi="Arial"/>
-                <w:sz w:val="20"/>
-              </w:rPr>
-              <w:t>Next scheduled refresh cycle</w:t>
-            </w:r>
-          </w:p>
-        </w:tc>
-      </w:tr>
-      <w:tr>
-        <w:tc>
-          <w:tcPr>
-            <w:tcW w:type="dxa" w:w="2340"/>
-            <w:shd w:val="clear" w:color="auto" w:fill="F2F2F2"/>
-            <w:vAlign w:val="center"/>
-          </w:tcPr>
-          <w:p>
-            <w:r/>
-            <w:r>
-              <w:rPr>
-                <w:rFonts w:ascii="Arial" w:hAnsi="Arial"/>
-                <w:sz w:val="20"/>
-              </w:rPr>
-              <w:t>rba_chart_pack_page</w:t>
-            </w:r>
-          </w:p>
-        </w:tc>
-        <w:tc>
-          <w:tcPr>
-            <w:tcW w:type="dxa" w:w="2340"/>
-            <w:shd w:val="clear" w:color="auto" w:fill="F2F2F2"/>
-            <w:vAlign w:val="center"/>
-          </w:tcPr>
-          <w:p>
-            <w:r/>
-            <w:r>
-              <w:rPr>
-                <w:rFonts w:ascii="Arial" w:hAnsi="Arial"/>
-                <w:sz w:val="20"/>
-              </w:rPr>
-              <w:t>No successful manifest entry for this registry item</w:t>
-            </w:r>
-          </w:p>
-        </w:tc>
-        <w:tc>
-          <w:tcPr>
-            <w:tcW w:type="dxa" w:w="2340"/>
-            <w:shd w:val="clear" w:color="auto" w:fill="F2F2F2"/>
-            <w:vAlign w:val="center"/>
-          </w:tcPr>
-          <w:p>
-            <w:r/>
-            <w:r>
-              <w:rPr>
-                <w:rFonts w:ascii="Arial" w:hAnsi="Arial"/>
-                <w:sz w:val="20"/>
-              </w:rPr>
-              <w:t>Awaiting next release or implement downloader/scraper</w:t>
-            </w:r>
-          </w:p>
-        </w:tc>
-        <w:tc>
-          <w:tcPr>
-            <w:tcW w:type="dxa" w:w="2340"/>
-            <w:shd w:val="clear" w:color="auto" w:fill="F2F2F2"/>
-            <w:vAlign w:val="center"/>
-          </w:tcPr>
-          <w:p>
-            <w:r/>
-            <w:r>
-              <w:rPr>
-                <w:rFonts w:ascii="Arial" w:hAnsi="Arial"/>
-                <w:sz w:val="20"/>
-              </w:rPr>
-              <w:t>Next scheduled refresh cycle</w:t>
-            </w:r>
-          </w:p>
-        </w:tc>
-      </w:tr>
-      <w:tr>
-        <w:tc>
-          <w:tcPr>
-            <w:tcW w:type="dxa" w:w="2340"/>
-            <w:vAlign w:val="center"/>
-          </w:tcPr>
-          <w:p>
-            <w:r/>
-            <w:r>
-              <w:rPr>
-                <w:rFonts w:ascii="Arial" w:hAnsi="Arial"/>
-                <w:sz w:val="20"/>
-              </w:rPr>
-              <w:t>rba_fsr_page</w:t>
-            </w:r>
-          </w:p>
-        </w:tc>
-        <w:tc>
-          <w:tcPr>
-            <w:tcW w:type="dxa" w:w="2340"/>
-            <w:vAlign w:val="center"/>
-          </w:tcPr>
-          <w:p>
-            <w:r/>
-            <w:r>
-              <w:rPr>
-                <w:rFonts w:ascii="Arial" w:hAnsi="Arial"/>
-                <w:sz w:val="20"/>
-              </w:rPr>
-              <w:t>No successful manifest entry for this registry item</w:t>
-            </w:r>
-          </w:p>
-        </w:tc>
-        <w:tc>
-          <w:tcPr>
-            <w:tcW w:type="dxa" w:w="2340"/>
-            <w:vAlign w:val="center"/>
-          </w:tcPr>
-          <w:p>
-            <w:r/>
-            <w:r>
-              <w:rPr>
-                <w:rFonts w:ascii="Arial" w:hAnsi="Arial"/>
-                <w:sz w:val="20"/>
-              </w:rPr>
-              <w:t>Awaiting next release or implement downloader/scraper</w:t>
-            </w:r>
-          </w:p>
-        </w:tc>
-        <w:tc>
-          <w:tcPr>
-            <w:tcW w:type="dxa" w:w="2340"/>
-            <w:vAlign w:val="center"/>
-          </w:tcPr>
-          <w:p>
-            <w:r/>
-            <w:r>
-              <w:rPr>
-                <w:rFonts w:ascii="Arial" w:hAnsi="Arial"/>
-                <w:sz w:val="20"/>
-              </w:rPr>
-              <w:t>Next scheduled refresh cycle</w:t>
-            </w:r>
-          </w:p>
-        </w:tc>
-      </w:tr>
-      <w:tr>
-        <w:tc>
-          <w:tcPr>
-            <w:tcW w:type="dxa" w:w="2340"/>
-            <w:shd w:val="clear" w:color="auto" w:fill="F2F2F2"/>
-            <w:vAlign w:val="center"/>
-          </w:tcPr>
-          <w:p>
-            <w:r/>
-            <w:r>
-              <w:rPr>
-                <w:rFonts w:ascii="Arial" w:hAnsi="Arial"/>
-                <w:sz w:val="20"/>
-              </w:rPr>
-              <w:t>rba_smp_page</w:t>
-            </w:r>
-          </w:p>
-        </w:tc>
-        <w:tc>
-          <w:tcPr>
-            <w:tcW w:type="dxa" w:w="2340"/>
-            <w:shd w:val="clear" w:color="auto" w:fill="F2F2F2"/>
-            <w:vAlign w:val="center"/>
-          </w:tcPr>
-          <w:p>
-            <w:r/>
-            <w:r>
-              <w:rPr>
-                <w:rFonts w:ascii="Arial" w:hAnsi="Arial"/>
-                <w:sz w:val="20"/>
-              </w:rPr>
-              <w:t>No successful manifest entry for this registry item</w:t>
-            </w:r>
-          </w:p>
-        </w:tc>
-        <w:tc>
-          <w:tcPr>
-            <w:tcW w:type="dxa" w:w="2340"/>
-            <w:shd w:val="clear" w:color="auto" w:fill="F2F2F2"/>
-            <w:vAlign w:val="center"/>
-          </w:tcPr>
-          <w:p>
-            <w:r/>
-            <w:r>
-              <w:rPr>
-                <w:rFonts w:ascii="Arial" w:hAnsi="Arial"/>
-                <w:sz w:val="20"/>
-              </w:rPr>
-              <w:t>Awaiting next release or implement downloader/scraper</w:t>
-            </w:r>
-          </w:p>
-        </w:tc>
-        <w:tc>
-          <w:tcPr>
-            <w:tcW w:type="dxa" w:w="2340"/>
-            <w:shd w:val="clear" w:color="auto" w:fill="F2F2F2"/>
-            <w:vAlign w:val="center"/>
-          </w:tcPr>
-          <w:p>
-            <w:r/>
-            <w:r>
-              <w:rPr>
-                <w:rFonts w:ascii="Arial" w:hAnsi="Arial"/>
-                <w:sz w:val="20"/>
-              </w:rPr>
-              <w:t>Next scheduled refresh cycle</w:t>
-            </w:r>
-          </w:p>
-        </w:tc>
-      </w:tr>
-      <w:tr>
-        <w:tc>
-          <w:tcPr>
-            <w:tcW w:type="dxa" w:w="2340"/>
-            <w:vAlign w:val="center"/>
-          </w:tcPr>
-          <w:p>
-            <w:r/>
-            <w:r>
-              <w:rPr>
-                <w:rFonts w:ascii="Arial" w:hAnsi="Arial"/>
-                <w:sz w:val="20"/>
-              </w:rPr>
-              <w:t>rba_table_e2_xls</w:t>
-            </w:r>
-          </w:p>
-        </w:tc>
-        <w:tc>
-          <w:tcPr>
-            <w:tcW w:type="dxa" w:w="2340"/>
-            <w:vAlign w:val="center"/>
-          </w:tcPr>
-          <w:p>
-            <w:r/>
-            <w:r>
-              <w:rPr>
-                <w:rFonts w:ascii="Arial" w:hAnsi="Arial"/>
-                <w:sz w:val="20"/>
-              </w:rPr>
-              <w:t>No successful manifest entry for this registry item</w:t>
-            </w:r>
-          </w:p>
-        </w:tc>
-        <w:tc>
-          <w:tcPr>
-            <w:tcW w:type="dxa" w:w="2340"/>
-            <w:vAlign w:val="center"/>
-          </w:tcPr>
-          <w:p>
-            <w:r/>
-            <w:r>
-              <w:rPr>
-                <w:rFonts w:ascii="Arial" w:hAnsi="Arial"/>
-                <w:sz w:val="20"/>
-              </w:rPr>
-              <w:t>Awaiting next release or implement downloader/scraper</w:t>
-            </w:r>
-          </w:p>
-        </w:tc>
-        <w:tc>
-          <w:tcPr>
-            <w:tcW w:type="dxa" w:w="2340"/>
-            <w:vAlign w:val="center"/>
-          </w:tcPr>
-          <w:p>
-            <w:r/>
-            <w:r>
-              <w:rPr>
-                <w:rFonts w:ascii="Arial" w:hAnsi="Arial"/>
-                <w:sz w:val="20"/>
-              </w:rPr>
-              <w:t>Next scheduled refresh cycle</w:t>
-            </w:r>
-          </w:p>
-        </w:tc>
-      </w:tr>
-      <w:tr>
-        <w:tc>
-          <w:tcPr>
-            <w:tcW w:type="dxa" w:w="2340"/>
-            <w:shd w:val="clear" w:color="auto" w:fill="F2F2F2"/>
-            <w:vAlign w:val="center"/>
-          </w:tcPr>
-          <w:p>
-            <w:r/>
-            <w:r>
-              <w:rPr>
-                <w:rFonts w:ascii="Arial" w:hAnsi="Arial"/>
-                <w:sz w:val="20"/>
-              </w:rPr>
-              <w:t>sqm_headline_page</w:t>
-            </w:r>
-          </w:p>
-        </w:tc>
-        <w:tc>
-          <w:tcPr>
-            <w:tcW w:type="dxa" w:w="2340"/>
-            <w:shd w:val="clear" w:color="auto" w:fill="F2F2F2"/>
-            <w:vAlign w:val="center"/>
-          </w:tcPr>
-          <w:p>
-            <w:r/>
-            <w:r>
-              <w:rPr>
-                <w:rFonts w:ascii="Arial" w:hAnsi="Arial"/>
-                <w:sz w:val="20"/>
-              </w:rPr>
-              <w:t>Paid, gated, or manually extracted source</w:t>
-            </w:r>
-          </w:p>
-        </w:tc>
-        <w:tc>
-          <w:tcPr>
-            <w:tcW w:type="dxa" w:w="2340"/>
-            <w:shd w:val="clear" w:color="auto" w:fill="F2F2F2"/>
-            <w:vAlign w:val="center"/>
-          </w:tcPr>
-          <w:p>
-            <w:r/>
-            <w:r>
-              <w:rPr>
-                <w:rFonts w:ascii="Arial" w:hAnsi="Arial"/>
-                <w:sz w:val="20"/>
-              </w:rPr>
-              <w:t>Manual staging required - see data/raw/manual or source-specific raw-public directory</w:t>
-            </w:r>
-          </w:p>
-        </w:tc>
-        <w:tc>
-          <w:tcPr>
-            <w:tcW w:type="dxa" w:w="2340"/>
-            <w:shd w:val="clear" w:color="auto" w:fill="F2F2F2"/>
-            <w:vAlign w:val="center"/>
-          </w:tcPr>
-          <w:p>
-            <w:r/>
-            <w:r>
-              <w:rPr>
-                <w:rFonts w:ascii="Arial" w:hAnsi="Arial"/>
-                <w:sz w:val="20"/>
-              </w:rPr>
-              <w:t>Next scheduled refresh cycle</w:t>
-            </w:r>
-          </w:p>
-        </w:tc>
-      </w:tr>
-      <w:tr>
-        <w:tc>
-          <w:tcPr>
-            <w:tcW w:type="dxa" w:w="2340"/>
-            <w:vAlign w:val="center"/>
-          </w:tcPr>
-          <w:p>
-            <w:r/>
-            <w:r>
-              <w:rPr>
-                <w:rFonts w:ascii="Arial" w:hAnsi="Arial"/>
-                <w:sz w:val="20"/>
-              </w:rPr>
-              <w:t>total_value_dwellings_xlsx</w:t>
-            </w:r>
-          </w:p>
-        </w:tc>
-        <w:tc>
-          <w:tcPr>
-            <w:tcW w:type="dxa" w:w="2340"/>
-            <w:vAlign w:val="center"/>
-          </w:tcPr>
-          <w:p>
-            <w:r/>
-            <w:r>
-              <w:rPr>
-                <w:rFonts w:ascii="Arial" w:hAnsi="Arial"/>
-                <w:sz w:val="20"/>
-              </w:rPr>
-              <w:t>No successful manifest entry for this registry item</w:t>
-            </w:r>
-          </w:p>
-        </w:tc>
-        <w:tc>
-          <w:tcPr>
-            <w:tcW w:type="dxa" w:w="2340"/>
-            <w:vAlign w:val="center"/>
-          </w:tcPr>
-          <w:p>
-            <w:r/>
-            <w:r>
-              <w:rPr>
-                <w:rFonts w:ascii="Arial" w:hAnsi="Arial"/>
-                <w:sz w:val="20"/>
-              </w:rPr>
-              <w:t>Awaiting next release or implement downloader/scraper</w:t>
-            </w:r>
-          </w:p>
-        </w:tc>
-        <w:tc>
-          <w:tcPr>
-            <w:tcW w:type="dxa" w:w="2340"/>
-            <w:vAlign w:val="center"/>
-          </w:tcPr>
-          <w:p>
-            <w:r/>
-            <w:r>
-              <w:rPr>
-                <w:rFonts w:ascii="Arial" w:hAnsi="Arial"/>
-                <w:sz w:val="20"/>
-              </w:rPr>
-              <w:t>Next scheduled refresh cycle</w:t>
-            </w:r>
-          </w:p>
-        </w:tc>
-      </w:tr>
-      <w:tr>
-        <w:tc>
-          <w:tcPr>
-            <w:tcW w:type="dxa" w:w="2340"/>
-            <w:shd w:val="clear" w:color="auto" w:fill="F2F2F2"/>
-            <w:vAlign w:val="center"/>
-          </w:tcPr>
-          <w:p>
-            <w:r/>
-            <w:r>
-              <w:rPr>
-                <w:rFonts w:ascii="Arial" w:hAnsi="Arial"/>
-                <w:sz w:val="20"/>
-              </w:rPr>
-              <w:t>vic_rental_report_page</w:t>
-            </w:r>
-          </w:p>
-        </w:tc>
-        <w:tc>
-          <w:tcPr>
-            <w:tcW w:type="dxa" w:w="2340"/>
-            <w:shd w:val="clear" w:color="auto" w:fill="F2F2F2"/>
-            <w:vAlign w:val="center"/>
-          </w:tcPr>
-          <w:p>
-            <w:r/>
-            <w:r>
-              <w:rPr>
-                <w:rFonts w:ascii="Arial" w:hAnsi="Arial"/>
-                <w:sz w:val="20"/>
-              </w:rPr>
-              <w:t>Paid, gated, or manually extracted source</w:t>
-            </w:r>
-          </w:p>
-        </w:tc>
-        <w:tc>
-          <w:tcPr>
-            <w:tcW w:type="dxa" w:w="2340"/>
-            <w:shd w:val="clear" w:color="auto" w:fill="F2F2F2"/>
-            <w:vAlign w:val="center"/>
-          </w:tcPr>
-          <w:p>
-            <w:r/>
-            <w:r>
-              <w:rPr>
-                <w:rFonts w:ascii="Arial" w:hAnsi="Arial"/>
-                <w:sz w:val="20"/>
-              </w:rPr>
-              <w:t>Manual staging required - see data/raw/manual or source-specific raw-public directory</w:t>
-            </w:r>
-          </w:p>
-        </w:tc>
-        <w:tc>
-          <w:tcPr>
-            <w:tcW w:type="dxa" w:w="2340"/>
-            <w:shd w:val="clear" w:color="auto" w:fill="F2F2F2"/>
             <w:vAlign w:val="center"/>
           </w:tcPr>
           <w:p>
@@ -31431,7 +29932,7 @@
                 <w:rFonts w:ascii="Arial" w:hAnsi="Arial"/>
                 <w:sz w:val="20"/>
               </w:rPr>
-              <w:t>37</w:t>
+              <w:t>30</w:t>
             </w:r>
           </w:p>
         </w:tc>
@@ -31637,7 +30138,7 @@
                 <w:rFonts w:ascii="Arial" w:hAnsi="Arial"/>
                 <w:sz w:val="20"/>
               </w:rPr>
-              <w:t>34</w:t>
+              <w:t>27</w:t>
             </w:r>
           </w:p>
         </w:tc>
@@ -31691,7 +30192,7 @@
           <w:b/>
           <w:i w:val="0"/>
         </w:rPr>
-        <w:t>Date: 2026-06-11</w:t>
+        <w:t>Date: 2026-06-12</w:t>
       </w:r>
     </w:p>
     <w:p>

--- a/outputs/reports/Industry_Analysis_Q1_2026_Technical.docx
+++ b/outputs/reports/Industry_Analysis_Q1_2026_Technical.docx
@@ -49,7 +49,7 @@
           <w:color w:val="7F7F7F"/>
           <w:sz w:val="20"/>
         </w:rPr>
-        <w:t>Macro and downturn overlays as of 2026-03-16. Property cycle data as of 2026-02-01.</w:t>
+        <w:t>Macro and downturn overlays as of 2026-06-11. Property cycle data as of 2026-02-01.</w:t>
       </w:r>
     </w:p>
     <w:tbl>
@@ -129,7 +129,7 @@
           <w:b w:val="0"/>
           <w:i w:val="0"/>
         </w:rPr>
-        <w:t>Headline picture: cash rate 3.85% (-0.25pp YoY), arrears Low / Improving, macro_regime_flag='base' (cash_rate_regime='neutral_easing'). 4 industries are Elevated; 0 property segments are in downturn; severe PD multiplier 2.00x.</w:t>
+        <w:t>Headline picture: cash rate 4.35% (+0.50pp YoY), arrears Low / Improving, macro_regime_flag='base' (cash_rate_regime='restrictive_rising'). 4 industries are Elevated; 0 property segments are in downturn; severe PD multiplier 2.00x.</w:t>
       </w:r>
     </w:p>
     <w:p>
@@ -139,7 +139,7 @@
           <w:b w:val="0"/>
           <w:i w:val="0"/>
         </w:rPr>
-        <w:t>Data freshness: macro/downturn overlays 2026-03-16; property-cycle 2026-02-01; generated 2026-06-12.</w:t>
+        <w:t>Data freshness: macro/downturn overlays 2026-06-11; property-cycle 2026-02-01; generated 2026-06-12.</w:t>
       </w:r>
     </w:p>
     <w:p>
@@ -313,7 +313,7 @@
                 <w:rFonts w:ascii="Arial" w:hAnsi="Arial"/>
                 <w:sz w:val="20"/>
               </w:rPr>
-              <w:t>2026-03-16</w:t>
+              <w:t>2026-06-11</w:t>
             </w:r>
           </w:p>
         </w:tc>
@@ -433,7 +433,7 @@
                 <w:rFonts w:ascii="Arial" w:hAnsi="Arial"/>
                 <w:sz w:val="20"/>
               </w:rPr>
-              <w:t>3.85</w:t>
+              <w:t>4.35</w:t>
             </w:r>
           </w:p>
         </w:tc>
@@ -449,7 +449,7 @@
                 <w:rFonts w:ascii="Arial" w:hAnsi="Arial"/>
                 <w:sz w:val="20"/>
               </w:rPr>
-              <w:t>2026-03-16</w:t>
+              <w:t>2026-06-11</w:t>
             </w:r>
           </w:p>
         </w:tc>
@@ -501,7 +501,7 @@
                 <w:rFonts w:ascii="Arial" w:hAnsi="Arial"/>
                 <w:sz w:val="20"/>
               </w:rPr>
-              <w:t>-0.25</w:t>
+              <w:t>+0.50</w:t>
             </w:r>
           </w:p>
         </w:tc>
@@ -518,7 +518,7 @@
                 <w:rFonts w:ascii="Arial" w:hAnsi="Arial"/>
                 <w:sz w:val="20"/>
               </w:rPr>
-              <w:t>2026-03-16</w:t>
+              <w:t>2026-06-11</w:t>
             </w:r>
           </w:p>
         </w:tc>
@@ -585,7 +585,7 @@
                 <w:rFonts w:ascii="Arial" w:hAnsi="Arial"/>
                 <w:sz w:val="20"/>
               </w:rPr>
-              <w:t>2026-03-16</w:t>
+              <w:t>2026-06-11</w:t>
             </w:r>
           </w:p>
         </w:tc>
@@ -721,7 +721,7 @@
                 <w:rFonts w:ascii="Arial" w:hAnsi="Arial"/>
                 <w:sz w:val="20"/>
               </w:rPr>
-              <w:t>2026-03-16</w:t>
+              <w:t>2026-06-11</w:t>
             </w:r>
           </w:p>
         </w:tc>
@@ -790,7 +790,7 @@
                 <w:rFonts w:ascii="Arial" w:hAnsi="Arial"/>
                 <w:sz w:val="20"/>
               </w:rPr>
-              <w:t>2026-03-16</w:t>
+              <w:t>2026-06-11</w:t>
             </w:r>
           </w:p>
         </w:tc>
@@ -1177,23 +1177,23 @@
                 <w:rFonts w:ascii="Arial" w:hAnsi="Arial"/>
                 <w:sz w:val="20"/>
               </w:rPr>
-              <w:t>3.85</w:t>
-            </w:r>
-          </w:p>
-        </w:tc>
-        <w:tc>
-          <w:tcPr>
-            <w:tcW w:type="dxa" w:w="936"/>
-            <w:vAlign w:val="center"/>
-          </w:tcPr>
-          <w:p>
-            <w:r/>
-            <w:r>
-              <w:rPr>
-                <w:rFonts w:ascii="Arial" w:hAnsi="Arial"/>
-                <w:sz w:val="20"/>
-              </w:rPr>
-              <w:t>-0.25</w:t>
+              <w:t>4.35</w:t>
+            </w:r>
+          </w:p>
+        </w:tc>
+        <w:tc>
+          <w:tcPr>
+            <w:tcW w:type="dxa" w:w="936"/>
+            <w:vAlign w:val="center"/>
+          </w:tcPr>
+          <w:p>
+            <w:r/>
+            <w:r>
+              <w:rPr>
+                <w:rFonts w:ascii="Arial" w:hAnsi="Arial"/>
+                <w:sz w:val="20"/>
+              </w:rPr>
+              <w:t>0.5</w:t>
             </w:r>
           </w:p>
         </w:tc>
@@ -1348,24 +1348,24 @@
                 <w:rFonts w:ascii="Arial" w:hAnsi="Arial"/>
                 <w:sz w:val="20"/>
               </w:rPr>
-              <w:t>3.85</w:t>
-            </w:r>
-          </w:p>
-        </w:tc>
-        <w:tc>
-          <w:tcPr>
-            <w:tcW w:type="dxa" w:w="936"/>
-            <w:shd w:val="clear" w:color="auto" w:fill="F2F2F2"/>
-            <w:vAlign w:val="center"/>
-          </w:tcPr>
-          <w:p>
-            <w:r/>
-            <w:r>
-              <w:rPr>
-                <w:rFonts w:ascii="Arial" w:hAnsi="Arial"/>
-                <w:sz w:val="20"/>
-              </w:rPr>
-              <w:t>-0.25</w:t>
+              <w:t>4.35</w:t>
+            </w:r>
+          </w:p>
+        </w:tc>
+        <w:tc>
+          <w:tcPr>
+            <w:tcW w:type="dxa" w:w="936"/>
+            <w:shd w:val="clear" w:color="auto" w:fill="F2F2F2"/>
+            <w:vAlign w:val="center"/>
+          </w:tcPr>
+          <w:p>
+            <w:r/>
+            <w:r>
+              <w:rPr>
+                <w:rFonts w:ascii="Arial" w:hAnsi="Arial"/>
+                <w:sz w:val="20"/>
+              </w:rPr>
+              <w:t>0.5</w:t>
             </w:r>
           </w:p>
         </w:tc>
@@ -1511,23 +1511,23 @@
                 <w:rFonts w:ascii="Arial" w:hAnsi="Arial"/>
                 <w:sz w:val="20"/>
               </w:rPr>
-              <w:t>3.85</w:t>
-            </w:r>
-          </w:p>
-        </w:tc>
-        <w:tc>
-          <w:tcPr>
-            <w:tcW w:type="dxa" w:w="936"/>
-            <w:vAlign w:val="center"/>
-          </w:tcPr>
-          <w:p>
-            <w:r/>
-            <w:r>
-              <w:rPr>
-                <w:rFonts w:ascii="Arial" w:hAnsi="Arial"/>
-                <w:sz w:val="20"/>
-              </w:rPr>
-              <w:t>-0.25</w:t>
+              <w:t>4.35</w:t>
+            </w:r>
+          </w:p>
+        </w:tc>
+        <w:tc>
+          <w:tcPr>
+            <w:tcW w:type="dxa" w:w="936"/>
+            <w:vAlign w:val="center"/>
+          </w:tcPr>
+          <w:p>
+            <w:r/>
+            <w:r>
+              <w:rPr>
+                <w:rFonts w:ascii="Arial" w:hAnsi="Arial"/>
+                <w:sz w:val="20"/>
+              </w:rPr>
+              <w:t>0.5</w:t>
             </w:r>
           </w:p>
         </w:tc>
@@ -1682,24 +1682,24 @@
                 <w:rFonts w:ascii="Arial" w:hAnsi="Arial"/>
                 <w:sz w:val="20"/>
               </w:rPr>
-              <w:t>3.85</w:t>
-            </w:r>
-          </w:p>
-        </w:tc>
-        <w:tc>
-          <w:tcPr>
-            <w:tcW w:type="dxa" w:w="936"/>
-            <w:shd w:val="clear" w:color="auto" w:fill="F2F2F2"/>
-            <w:vAlign w:val="center"/>
-          </w:tcPr>
-          <w:p>
-            <w:r/>
-            <w:r>
-              <w:rPr>
-                <w:rFonts w:ascii="Arial" w:hAnsi="Arial"/>
-                <w:sz w:val="20"/>
-              </w:rPr>
-              <w:t>-0.25</w:t>
+              <w:t>4.35</w:t>
+            </w:r>
+          </w:p>
+        </w:tc>
+        <w:tc>
+          <w:tcPr>
+            <w:tcW w:type="dxa" w:w="936"/>
+            <w:shd w:val="clear" w:color="auto" w:fill="F2F2F2"/>
+            <w:vAlign w:val="center"/>
+          </w:tcPr>
+          <w:p>
+            <w:r/>
+            <w:r>
+              <w:rPr>
+                <w:rFonts w:ascii="Arial" w:hAnsi="Arial"/>
+                <w:sz w:val="20"/>
+              </w:rPr>
+              <w:t>0.5</w:t>
             </w:r>
           </w:p>
         </w:tc>
@@ -1845,23 +1845,23 @@
                 <w:rFonts w:ascii="Arial" w:hAnsi="Arial"/>
                 <w:sz w:val="20"/>
               </w:rPr>
-              <w:t>3.85</w:t>
-            </w:r>
-          </w:p>
-        </w:tc>
-        <w:tc>
-          <w:tcPr>
-            <w:tcW w:type="dxa" w:w="936"/>
-            <w:vAlign w:val="center"/>
-          </w:tcPr>
-          <w:p>
-            <w:r/>
-            <w:r>
-              <w:rPr>
-                <w:rFonts w:ascii="Arial" w:hAnsi="Arial"/>
-                <w:sz w:val="20"/>
-              </w:rPr>
-              <w:t>-0.25</w:t>
+              <w:t>4.35</w:t>
+            </w:r>
+          </w:p>
+        </w:tc>
+        <w:tc>
+          <w:tcPr>
+            <w:tcW w:type="dxa" w:w="936"/>
+            <w:vAlign w:val="center"/>
+          </w:tcPr>
+          <w:p>
+            <w:r/>
+            <w:r>
+              <w:rPr>
+                <w:rFonts w:ascii="Arial" w:hAnsi="Arial"/>
+                <w:sz w:val="20"/>
+              </w:rPr>
+              <w:t>0.5</w:t>
             </w:r>
           </w:p>
         </w:tc>
@@ -2016,24 +2016,24 @@
                 <w:rFonts w:ascii="Arial" w:hAnsi="Arial"/>
                 <w:sz w:val="20"/>
               </w:rPr>
-              <w:t>3.85</w:t>
-            </w:r>
-          </w:p>
-        </w:tc>
-        <w:tc>
-          <w:tcPr>
-            <w:tcW w:type="dxa" w:w="936"/>
-            <w:shd w:val="clear" w:color="auto" w:fill="F2F2F2"/>
-            <w:vAlign w:val="center"/>
-          </w:tcPr>
-          <w:p>
-            <w:r/>
-            <w:r>
-              <w:rPr>
-                <w:rFonts w:ascii="Arial" w:hAnsi="Arial"/>
-                <w:sz w:val="20"/>
-              </w:rPr>
-              <w:t>-0.25</w:t>
+              <w:t>4.35</w:t>
+            </w:r>
+          </w:p>
+        </w:tc>
+        <w:tc>
+          <w:tcPr>
+            <w:tcW w:type="dxa" w:w="936"/>
+            <w:shd w:val="clear" w:color="auto" w:fill="F2F2F2"/>
+            <w:vAlign w:val="center"/>
+          </w:tcPr>
+          <w:p>
+            <w:r/>
+            <w:r>
+              <w:rPr>
+                <w:rFonts w:ascii="Arial" w:hAnsi="Arial"/>
+                <w:sz w:val="20"/>
+              </w:rPr>
+              <w:t>0.5</w:t>
             </w:r>
           </w:p>
         </w:tc>
@@ -2179,23 +2179,23 @@
                 <w:rFonts w:ascii="Arial" w:hAnsi="Arial"/>
                 <w:sz w:val="20"/>
               </w:rPr>
-              <w:t>3.85</w:t>
-            </w:r>
-          </w:p>
-        </w:tc>
-        <w:tc>
-          <w:tcPr>
-            <w:tcW w:type="dxa" w:w="936"/>
-            <w:vAlign w:val="center"/>
-          </w:tcPr>
-          <w:p>
-            <w:r/>
-            <w:r>
-              <w:rPr>
-                <w:rFonts w:ascii="Arial" w:hAnsi="Arial"/>
-                <w:sz w:val="20"/>
-              </w:rPr>
-              <w:t>-0.25</w:t>
+              <w:t>4.35</w:t>
+            </w:r>
+          </w:p>
+        </w:tc>
+        <w:tc>
+          <w:tcPr>
+            <w:tcW w:type="dxa" w:w="936"/>
+            <w:vAlign w:val="center"/>
+          </w:tcPr>
+          <w:p>
+            <w:r/>
+            <w:r>
+              <w:rPr>
+                <w:rFonts w:ascii="Arial" w:hAnsi="Arial"/>
+                <w:sz w:val="20"/>
+              </w:rPr>
+              <w:t>0.5</w:t>
             </w:r>
           </w:p>
         </w:tc>
@@ -2350,24 +2350,24 @@
                 <w:rFonts w:ascii="Arial" w:hAnsi="Arial"/>
                 <w:sz w:val="20"/>
               </w:rPr>
-              <w:t>3.85</w:t>
-            </w:r>
-          </w:p>
-        </w:tc>
-        <w:tc>
-          <w:tcPr>
-            <w:tcW w:type="dxa" w:w="936"/>
-            <w:shd w:val="clear" w:color="auto" w:fill="F2F2F2"/>
-            <w:vAlign w:val="center"/>
-          </w:tcPr>
-          <w:p>
-            <w:r/>
-            <w:r>
-              <w:rPr>
-                <w:rFonts w:ascii="Arial" w:hAnsi="Arial"/>
-                <w:sz w:val="20"/>
-              </w:rPr>
-              <w:t>-0.25</w:t>
+              <w:t>4.35</w:t>
+            </w:r>
+          </w:p>
+        </w:tc>
+        <w:tc>
+          <w:tcPr>
+            <w:tcW w:type="dxa" w:w="936"/>
+            <w:shd w:val="clear" w:color="auto" w:fill="F2F2F2"/>
+            <w:vAlign w:val="center"/>
+          </w:tcPr>
+          <w:p>
+            <w:r/>
+            <w:r>
+              <w:rPr>
+                <w:rFonts w:ascii="Arial" w:hAnsi="Arial"/>
+                <w:sz w:val="20"/>
+              </w:rPr>
+              <w:t>0.5</w:t>
             </w:r>
           </w:p>
         </w:tc>
@@ -2513,23 +2513,23 @@
                 <w:rFonts w:ascii="Arial" w:hAnsi="Arial"/>
                 <w:sz w:val="20"/>
               </w:rPr>
-              <w:t>3.85</w:t>
-            </w:r>
-          </w:p>
-        </w:tc>
-        <w:tc>
-          <w:tcPr>
-            <w:tcW w:type="dxa" w:w="936"/>
-            <w:vAlign w:val="center"/>
-          </w:tcPr>
-          <w:p>
-            <w:r/>
-            <w:r>
-              <w:rPr>
-                <w:rFonts w:ascii="Arial" w:hAnsi="Arial"/>
-                <w:sz w:val="20"/>
-              </w:rPr>
-              <w:t>-0.25</w:t>
+              <w:t>4.35</w:t>
+            </w:r>
+          </w:p>
+        </w:tc>
+        <w:tc>
+          <w:tcPr>
+            <w:tcW w:type="dxa" w:w="936"/>
+            <w:vAlign w:val="center"/>
+          </w:tcPr>
+          <w:p>
+            <w:r/>
+            <w:r>
+              <w:rPr>
+                <w:rFonts w:ascii="Arial" w:hAnsi="Arial"/>
+                <w:sz w:val="20"/>
+              </w:rPr>
+              <w:t>0.5</w:t>
             </w:r>
           </w:p>
         </w:tc>
@@ -2684,24 +2684,24 @@
                 <w:rFonts w:ascii="Arial" w:hAnsi="Arial"/>
                 <w:sz w:val="20"/>
               </w:rPr>
-              <w:t>3.85</w:t>
-            </w:r>
-          </w:p>
-        </w:tc>
-        <w:tc>
-          <w:tcPr>
-            <w:tcW w:type="dxa" w:w="936"/>
-            <w:shd w:val="clear" w:color="auto" w:fill="F2F2F2"/>
-            <w:vAlign w:val="center"/>
-          </w:tcPr>
-          <w:p>
-            <w:r/>
-            <w:r>
-              <w:rPr>
-                <w:rFonts w:ascii="Arial" w:hAnsi="Arial"/>
-                <w:sz w:val="20"/>
-              </w:rPr>
-              <w:t>-0.25</w:t>
+              <w:t>4.35</w:t>
+            </w:r>
+          </w:p>
+        </w:tc>
+        <w:tc>
+          <w:tcPr>
+            <w:tcW w:type="dxa" w:w="936"/>
+            <w:shd w:val="clear" w:color="auto" w:fill="F2F2F2"/>
+            <w:vAlign w:val="center"/>
+          </w:tcPr>
+          <w:p>
+            <w:r/>
+            <w:r>
+              <w:rPr>
+                <w:rFonts w:ascii="Arial" w:hAnsi="Arial"/>
+                <w:sz w:val="20"/>
+              </w:rPr>
+              <w:t>0.5</w:t>
             </w:r>
           </w:p>
         </w:tc>
@@ -2847,23 +2847,23 @@
                 <w:rFonts w:ascii="Arial" w:hAnsi="Arial"/>
                 <w:sz w:val="20"/>
               </w:rPr>
-              <w:t>3.85</w:t>
-            </w:r>
-          </w:p>
-        </w:tc>
-        <w:tc>
-          <w:tcPr>
-            <w:tcW w:type="dxa" w:w="936"/>
-            <w:vAlign w:val="center"/>
-          </w:tcPr>
-          <w:p>
-            <w:r/>
-            <w:r>
-              <w:rPr>
-                <w:rFonts w:ascii="Arial" w:hAnsi="Arial"/>
-                <w:sz w:val="20"/>
-              </w:rPr>
-              <w:t>-0.25</w:t>
+              <w:t>4.35</w:t>
+            </w:r>
+          </w:p>
+        </w:tc>
+        <w:tc>
+          <w:tcPr>
+            <w:tcW w:type="dxa" w:w="936"/>
+            <w:vAlign w:val="center"/>
+          </w:tcPr>
+          <w:p>
+            <w:r/>
+            <w:r>
+              <w:rPr>
+                <w:rFonts w:ascii="Arial" w:hAnsi="Arial"/>
+                <w:sz w:val="20"/>
+              </w:rPr>
+              <w:t>0.5</w:t>
             </w:r>
           </w:p>
         </w:tc>
@@ -3018,24 +3018,24 @@
                 <w:rFonts w:ascii="Arial" w:hAnsi="Arial"/>
                 <w:sz w:val="20"/>
               </w:rPr>
-              <w:t>3.85</w:t>
-            </w:r>
-          </w:p>
-        </w:tc>
-        <w:tc>
-          <w:tcPr>
-            <w:tcW w:type="dxa" w:w="936"/>
-            <w:shd w:val="clear" w:color="auto" w:fill="F2F2F2"/>
-            <w:vAlign w:val="center"/>
-          </w:tcPr>
-          <w:p>
-            <w:r/>
-            <w:r>
-              <w:rPr>
-                <w:rFonts w:ascii="Arial" w:hAnsi="Arial"/>
-                <w:sz w:val="20"/>
-              </w:rPr>
-              <w:t>-0.25</w:t>
+              <w:t>4.35</w:t>
+            </w:r>
+          </w:p>
+        </w:tc>
+        <w:tc>
+          <w:tcPr>
+            <w:tcW w:type="dxa" w:w="936"/>
+            <w:shd w:val="clear" w:color="auto" w:fill="F2F2F2"/>
+            <w:vAlign w:val="center"/>
+          </w:tcPr>
+          <w:p>
+            <w:r/>
+            <w:r>
+              <w:rPr>
+                <w:rFonts w:ascii="Arial" w:hAnsi="Arial"/>
+                <w:sz w:val="20"/>
+              </w:rPr>
+              <w:t>0.5</w:t>
             </w:r>
           </w:p>
         </w:tc>
@@ -3181,23 +3181,23 @@
                 <w:rFonts w:ascii="Arial" w:hAnsi="Arial"/>
                 <w:sz w:val="20"/>
               </w:rPr>
-              <w:t>3.85</w:t>
-            </w:r>
-          </w:p>
-        </w:tc>
-        <w:tc>
-          <w:tcPr>
-            <w:tcW w:type="dxa" w:w="936"/>
-            <w:vAlign w:val="center"/>
-          </w:tcPr>
-          <w:p>
-            <w:r/>
-            <w:r>
-              <w:rPr>
-                <w:rFonts w:ascii="Arial" w:hAnsi="Arial"/>
-                <w:sz w:val="20"/>
-              </w:rPr>
-              <w:t>-0.25</w:t>
+              <w:t>4.35</w:t>
+            </w:r>
+          </w:p>
+        </w:tc>
+        <w:tc>
+          <w:tcPr>
+            <w:tcW w:type="dxa" w:w="936"/>
+            <w:vAlign w:val="center"/>
+          </w:tcPr>
+          <w:p>
+            <w:r/>
+            <w:r>
+              <w:rPr>
+                <w:rFonts w:ascii="Arial" w:hAnsi="Arial"/>
+                <w:sz w:val="20"/>
+              </w:rPr>
+              <w:t>0.5</w:t>
             </w:r>
           </w:p>
         </w:tc>
@@ -3352,24 +3352,24 @@
                 <w:rFonts w:ascii="Arial" w:hAnsi="Arial"/>
                 <w:sz w:val="20"/>
               </w:rPr>
-              <w:t>3.85</w:t>
-            </w:r>
-          </w:p>
-        </w:tc>
-        <w:tc>
-          <w:tcPr>
-            <w:tcW w:type="dxa" w:w="936"/>
-            <w:shd w:val="clear" w:color="auto" w:fill="F2F2F2"/>
-            <w:vAlign w:val="center"/>
-          </w:tcPr>
-          <w:p>
-            <w:r/>
-            <w:r>
-              <w:rPr>
-                <w:rFonts w:ascii="Arial" w:hAnsi="Arial"/>
-                <w:sz w:val="20"/>
-              </w:rPr>
-              <w:t>-0.25</w:t>
+              <w:t>4.35</w:t>
+            </w:r>
+          </w:p>
+        </w:tc>
+        <w:tc>
+          <w:tcPr>
+            <w:tcW w:type="dxa" w:w="936"/>
+            <w:shd w:val="clear" w:color="auto" w:fill="F2F2F2"/>
+            <w:vAlign w:val="center"/>
+          </w:tcPr>
+          <w:p>
+            <w:r/>
+            <w:r>
+              <w:rPr>
+                <w:rFonts w:ascii="Arial" w:hAnsi="Arial"/>
+                <w:sz w:val="20"/>
+              </w:rPr>
+              <w:t>0.5</w:t>
             </w:r>
           </w:p>
         </w:tc>
@@ -3515,23 +3515,23 @@
                 <w:rFonts w:ascii="Arial" w:hAnsi="Arial"/>
                 <w:sz w:val="20"/>
               </w:rPr>
-              <w:t>3.85</w:t>
-            </w:r>
-          </w:p>
-        </w:tc>
-        <w:tc>
-          <w:tcPr>
-            <w:tcW w:type="dxa" w:w="936"/>
-            <w:vAlign w:val="center"/>
-          </w:tcPr>
-          <w:p>
-            <w:r/>
-            <w:r>
-              <w:rPr>
-                <w:rFonts w:ascii="Arial" w:hAnsi="Arial"/>
-                <w:sz w:val="20"/>
-              </w:rPr>
-              <w:t>-0.25</w:t>
+              <w:t>4.35</w:t>
+            </w:r>
+          </w:p>
+        </w:tc>
+        <w:tc>
+          <w:tcPr>
+            <w:tcW w:type="dxa" w:w="936"/>
+            <w:vAlign w:val="center"/>
+          </w:tcPr>
+          <w:p>
+            <w:r/>
+            <w:r>
+              <w:rPr>
+                <w:rFonts w:ascii="Arial" w:hAnsi="Arial"/>
+                <w:sz w:val="20"/>
+              </w:rPr>
+              <w:t>0.5</w:t>
             </w:r>
           </w:p>
         </w:tc>
@@ -3686,24 +3686,24 @@
                 <w:rFonts w:ascii="Arial" w:hAnsi="Arial"/>
                 <w:sz w:val="20"/>
               </w:rPr>
-              <w:t>3.85</w:t>
-            </w:r>
-          </w:p>
-        </w:tc>
-        <w:tc>
-          <w:tcPr>
-            <w:tcW w:type="dxa" w:w="936"/>
-            <w:shd w:val="clear" w:color="auto" w:fill="F2F2F2"/>
-            <w:vAlign w:val="center"/>
-          </w:tcPr>
-          <w:p>
-            <w:r/>
-            <w:r>
-              <w:rPr>
-                <w:rFonts w:ascii="Arial" w:hAnsi="Arial"/>
-                <w:sz w:val="20"/>
-              </w:rPr>
-              <w:t>-0.25</w:t>
+              <w:t>4.35</w:t>
+            </w:r>
+          </w:p>
+        </w:tc>
+        <w:tc>
+          <w:tcPr>
+            <w:tcW w:type="dxa" w:w="936"/>
+            <w:shd w:val="clear" w:color="auto" w:fill="F2F2F2"/>
+            <w:vAlign w:val="center"/>
+          </w:tcPr>
+          <w:p>
+            <w:r/>
+            <w:r>
+              <w:rPr>
+                <w:rFonts w:ascii="Arial" w:hAnsi="Arial"/>
+                <w:sz w:val="20"/>
+              </w:rPr>
+              <w:t>0.5</w:t>
             </w:r>
           </w:p>
         </w:tc>
@@ -3849,23 +3849,23 @@
                 <w:rFonts w:ascii="Arial" w:hAnsi="Arial"/>
                 <w:sz w:val="20"/>
               </w:rPr>
-              <w:t>3.85</w:t>
-            </w:r>
-          </w:p>
-        </w:tc>
-        <w:tc>
-          <w:tcPr>
-            <w:tcW w:type="dxa" w:w="936"/>
-            <w:vAlign w:val="center"/>
-          </w:tcPr>
-          <w:p>
-            <w:r/>
-            <w:r>
-              <w:rPr>
-                <w:rFonts w:ascii="Arial" w:hAnsi="Arial"/>
-                <w:sz w:val="20"/>
-              </w:rPr>
-              <w:t>-0.25</w:t>
+              <w:t>4.35</w:t>
+            </w:r>
+          </w:p>
+        </w:tc>
+        <w:tc>
+          <w:tcPr>
+            <w:tcW w:type="dxa" w:w="936"/>
+            <w:vAlign w:val="center"/>
+          </w:tcPr>
+          <w:p>
+            <w:r/>
+            <w:r>
+              <w:rPr>
+                <w:rFonts w:ascii="Arial" w:hAnsi="Arial"/>
+                <w:sz w:val="20"/>
+              </w:rPr>
+              <w:t>0.5</w:t>
             </w:r>
           </w:p>
         </w:tc>
@@ -4020,24 +4020,24 @@
                 <w:rFonts w:ascii="Arial" w:hAnsi="Arial"/>
                 <w:sz w:val="20"/>
               </w:rPr>
-              <w:t>3.85</w:t>
-            </w:r>
-          </w:p>
-        </w:tc>
-        <w:tc>
-          <w:tcPr>
-            <w:tcW w:type="dxa" w:w="936"/>
-            <w:shd w:val="clear" w:color="auto" w:fill="F2F2F2"/>
-            <w:vAlign w:val="center"/>
-          </w:tcPr>
-          <w:p>
-            <w:r/>
-            <w:r>
-              <w:rPr>
-                <w:rFonts w:ascii="Arial" w:hAnsi="Arial"/>
-                <w:sz w:val="20"/>
-              </w:rPr>
-              <w:t>-0.25</w:t>
+              <w:t>4.35</w:t>
+            </w:r>
+          </w:p>
+        </w:tc>
+        <w:tc>
+          <w:tcPr>
+            <w:tcW w:type="dxa" w:w="936"/>
+            <w:shd w:val="clear" w:color="auto" w:fill="F2F2F2"/>
+            <w:vAlign w:val="center"/>
+          </w:tcPr>
+          <w:p>
+            <w:r/>
+            <w:r>
+              <w:rPr>
+                <w:rFonts w:ascii="Arial" w:hAnsi="Arial"/>
+                <w:sz w:val="20"/>
+              </w:rPr>
+              <w:t>0.5</w:t>
             </w:r>
           </w:p>
         </w:tc>
@@ -4315,7 +4315,7 @@
                 <w:rFonts w:ascii="Arial" w:hAnsi="Arial"/>
                 <w:sz w:val="20"/>
               </w:rPr>
-              <w:t>2026-03-16</w:t>
+              <w:t>2026-06-11</w:t>
             </w:r>
           </w:p>
         </w:tc>
@@ -4436,7 +4436,7 @@
                 <w:rFonts w:ascii="Arial" w:hAnsi="Arial"/>
                 <w:sz w:val="20"/>
               </w:rPr>
-              <w:t>2026-03-16</w:t>
+              <w:t>2026-06-11</w:t>
             </w:r>
           </w:p>
         </w:tc>
@@ -4550,7 +4550,7 @@
                 <w:rFonts w:ascii="Arial" w:hAnsi="Arial"/>
                 <w:sz w:val="20"/>
               </w:rPr>
-              <w:t>2026-03-16</w:t>
+              <w:t>2026-06-11</w:t>
             </w:r>
           </w:p>
         </w:tc>
@@ -4671,7 +4671,7 @@
                 <w:rFonts w:ascii="Arial" w:hAnsi="Arial"/>
                 <w:sz w:val="20"/>
               </w:rPr>
-              <w:t>2026-03-16</w:t>
+              <w:t>2026-06-11</w:t>
             </w:r>
           </w:p>
         </w:tc>
@@ -5437,7 +5437,7 @@
                 <w:rFonts w:ascii="Arial" w:hAnsi="Arial"/>
                 <w:sz w:val="20"/>
               </w:rPr>
-              <w:t>2026-04-04T00:14:08+00:00</w:t>
+              <w:t>2026-06-11T23:56:03+00:00</w:t>
             </w:r>
           </w:p>
         </w:tc>
@@ -5584,7 +5584,7 @@
                 <w:rFonts w:ascii="Arial" w:hAnsi="Arial"/>
                 <w:sz w:val="20"/>
               </w:rPr>
-              <w:t>2026-04-04T00:14:08+00:00</w:t>
+              <w:t>2026-06-11T23:56:06+00:00</w:t>
             </w:r>
           </w:p>
         </w:tc>
@@ -5879,7 +5879,7 @@
                 <w:rFonts w:ascii="Arial" w:hAnsi="Arial"/>
                 <w:sz w:val="20"/>
               </w:rPr>
-              <w:t>2026-04-04T00:14:08+00:00</w:t>
+              <w:t>2026-06-11T23:56:05+00:00</w:t>
             </w:r>
           </w:p>
         </w:tc>
@@ -6029,7 +6029,7 @@
                 <w:rFonts w:ascii="Arial" w:hAnsi="Arial"/>
                 <w:sz w:val="20"/>
               </w:rPr>
-              <w:t>2026-04-04T00:14:08+00:00</w:t>
+              <w:t>2026-06-11T23:56:04+00:00</w:t>
             </w:r>
           </w:p>
         </w:tc>
@@ -6762,7 +6762,7 @@
                 <w:rFonts w:ascii="Arial" w:hAnsi="Arial"/>
                 <w:sz w:val="20"/>
               </w:rPr>
-              <w:t>2026-04-04T00:14:08+00:00</w:t>
+              <w:t>2026-06-11T23:56:06+00:00</w:t>
             </w:r>
           </w:p>
         </w:tc>
@@ -7643,7 +7643,7 @@
                 <w:rFonts w:ascii="Arial" w:hAnsi="Arial"/>
                 <w:sz w:val="20"/>
               </w:rPr>
-              <w:t>2026-06-11T12:01:13+00:00</w:t>
+              <w:t>2026-06-11T23:56:07+00:00</w:t>
             </w:r>
           </w:p>
         </w:tc>
@@ -7793,7 +7793,7 @@
                 <w:rFonts w:ascii="Arial" w:hAnsi="Arial"/>
                 <w:sz w:val="20"/>
               </w:rPr>
-              <w:t>2026-06-11T12:01:14+00:00</w:t>
+              <w:t>2026-06-11T23:56:08+00:00</w:t>
             </w:r>
           </w:p>
         </w:tc>
@@ -7940,7 +7940,7 @@
                 <w:rFonts w:ascii="Arial" w:hAnsi="Arial"/>
                 <w:sz w:val="20"/>
               </w:rPr>
-              <w:t>2026-06-11T12:01:14+00:00</w:t>
+              <w:t>2026-06-11T23:56:09+00:00</w:t>
             </w:r>
           </w:p>
         </w:tc>
@@ -8090,7 +8090,7 @@
                 <w:rFonts w:ascii="Arial" w:hAnsi="Arial"/>
                 <w:sz w:val="20"/>
               </w:rPr>
-              <w:t>2026-04-04T00:14:08+00:00</w:t>
+              <w:t>2026-06-11T23:56:07+00:00</w:t>
             </w:r>
           </w:p>
         </w:tc>
@@ -8107,7 +8107,7 @@
                 <w:rFonts w:ascii="Arial" w:hAnsi="Arial"/>
                 <w:sz w:val="20"/>
               </w:rPr>
-              <w:t>298051</w:t>
+              <w:t>302081</w:t>
             </w:r>
           </w:p>
         </w:tc>
@@ -9574,7 +9574,7 @@
                 <w:rFonts w:ascii="Arial" w:hAnsi="Arial"/>
                 <w:sz w:val="20"/>
               </w:rPr>
-              <w:t>2026-06-12T09:37:59</w:t>
+              <w:t>2026-06-12T09:56:11</w:t>
             </w:r>
           </w:p>
         </w:tc>
@@ -9677,7 +9677,7 @@
                 <w:rFonts w:ascii="Arial" w:hAnsi="Arial"/>
                 <w:sz w:val="20"/>
               </w:rPr>
-              <w:t>2026-06-12T09:37:59</w:t>
+              <w:t>2026-06-12T09:56:11</w:t>
             </w:r>
           </w:p>
         </w:tc>
@@ -9776,7 +9776,7 @@
                 <w:rFonts w:ascii="Arial" w:hAnsi="Arial"/>
                 <w:sz w:val="20"/>
               </w:rPr>
-              <w:t>2026-06-12T09:37:59</w:t>
+              <w:t>2026-06-12T09:56:11</w:t>
             </w:r>
           </w:p>
         </w:tc>
@@ -9879,7 +9879,7 @@
                 <w:rFonts w:ascii="Arial" w:hAnsi="Arial"/>
                 <w:sz w:val="20"/>
               </w:rPr>
-              <w:t>2026-06-12T09:37:59</w:t>
+              <w:t>2026-06-12T09:56:11</w:t>
             </w:r>
           </w:p>
         </w:tc>
@@ -9978,7 +9978,7 @@
                 <w:rFonts w:ascii="Arial" w:hAnsi="Arial"/>
                 <w:sz w:val="20"/>
               </w:rPr>
-              <w:t>2026-06-12T09:37:59</w:t>
+              <w:t>2026-06-12T09:56:11</w:t>
             </w:r>
           </w:p>
         </w:tc>
@@ -10081,7 +10081,7 @@
                 <w:rFonts w:ascii="Arial" w:hAnsi="Arial"/>
                 <w:sz w:val="20"/>
               </w:rPr>
-              <w:t>2026-06-12T09:37:59</w:t>
+              <w:t>2026-06-12T09:56:11</w:t>
             </w:r>
           </w:p>
         </w:tc>
@@ -10180,7 +10180,7 @@
                 <w:rFonts w:ascii="Arial" w:hAnsi="Arial"/>
                 <w:sz w:val="20"/>
               </w:rPr>
-              <w:t>2026-06-12T09:37:59</w:t>
+              <w:t>2026-06-12T09:56:11</w:t>
             </w:r>
           </w:p>
         </w:tc>
@@ -10283,7 +10283,7 @@
                 <w:rFonts w:ascii="Arial" w:hAnsi="Arial"/>
                 <w:sz w:val="20"/>
               </w:rPr>
-              <w:t>2026-06-12T09:37:59</w:t>
+              <w:t>2026-06-12T09:56:11</w:t>
             </w:r>
           </w:p>
         </w:tc>
@@ -11494,23 +11494,23 @@
                 <w:rFonts w:ascii="Arial" w:hAnsi="Arial"/>
                 <w:sz w:val="20"/>
               </w:rPr>
-              <w:t>3.85</w:t>
-            </w:r>
-          </w:p>
-        </w:tc>
-        <w:tc>
-          <w:tcPr>
-            <w:tcW w:type="dxa" w:w="936"/>
-            <w:vAlign w:val="center"/>
-          </w:tcPr>
-          <w:p>
-            <w:r/>
-            <w:r>
-              <w:rPr>
-                <w:rFonts w:ascii="Arial" w:hAnsi="Arial"/>
-                <w:sz w:val="20"/>
-              </w:rPr>
-              <w:t>-0.25</w:t>
+              <w:t>4.35</w:t>
+            </w:r>
+          </w:p>
+        </w:tc>
+        <w:tc>
+          <w:tcPr>
+            <w:tcW w:type="dxa" w:w="936"/>
+            <w:vAlign w:val="center"/>
+          </w:tcPr>
+          <w:p>
+            <w:r/>
+            <w:r>
+              <w:rPr>
+                <w:rFonts w:ascii="Arial" w:hAnsi="Arial"/>
+                <w:sz w:val="20"/>
+              </w:rPr>
+              <w:t>0.5</w:t>
             </w:r>
           </w:p>
         </w:tc>
@@ -11665,24 +11665,24 @@
                 <w:rFonts w:ascii="Arial" w:hAnsi="Arial"/>
                 <w:sz w:val="20"/>
               </w:rPr>
-              <w:t>3.85</w:t>
-            </w:r>
-          </w:p>
-        </w:tc>
-        <w:tc>
-          <w:tcPr>
-            <w:tcW w:type="dxa" w:w="936"/>
-            <w:shd w:val="clear" w:color="auto" w:fill="F2F2F2"/>
-            <w:vAlign w:val="center"/>
-          </w:tcPr>
-          <w:p>
-            <w:r/>
-            <w:r>
-              <w:rPr>
-                <w:rFonts w:ascii="Arial" w:hAnsi="Arial"/>
-                <w:sz w:val="20"/>
-              </w:rPr>
-              <w:t>-0.25</w:t>
+              <w:t>4.35</w:t>
+            </w:r>
+          </w:p>
+        </w:tc>
+        <w:tc>
+          <w:tcPr>
+            <w:tcW w:type="dxa" w:w="936"/>
+            <w:shd w:val="clear" w:color="auto" w:fill="F2F2F2"/>
+            <w:vAlign w:val="center"/>
+          </w:tcPr>
+          <w:p>
+            <w:r/>
+            <w:r>
+              <w:rPr>
+                <w:rFonts w:ascii="Arial" w:hAnsi="Arial"/>
+                <w:sz w:val="20"/>
+              </w:rPr>
+              <w:t>0.5</w:t>
             </w:r>
           </w:p>
         </w:tc>
@@ -11828,23 +11828,23 @@
                 <w:rFonts w:ascii="Arial" w:hAnsi="Arial"/>
                 <w:sz w:val="20"/>
               </w:rPr>
-              <w:t>3.85</w:t>
-            </w:r>
-          </w:p>
-        </w:tc>
-        <w:tc>
-          <w:tcPr>
-            <w:tcW w:type="dxa" w:w="936"/>
-            <w:vAlign w:val="center"/>
-          </w:tcPr>
-          <w:p>
-            <w:r/>
-            <w:r>
-              <w:rPr>
-                <w:rFonts w:ascii="Arial" w:hAnsi="Arial"/>
-                <w:sz w:val="20"/>
-              </w:rPr>
-              <w:t>-0.25</w:t>
+              <w:t>4.35</w:t>
+            </w:r>
+          </w:p>
+        </w:tc>
+        <w:tc>
+          <w:tcPr>
+            <w:tcW w:type="dxa" w:w="936"/>
+            <w:vAlign w:val="center"/>
+          </w:tcPr>
+          <w:p>
+            <w:r/>
+            <w:r>
+              <w:rPr>
+                <w:rFonts w:ascii="Arial" w:hAnsi="Arial"/>
+                <w:sz w:val="20"/>
+              </w:rPr>
+              <w:t>0.5</w:t>
             </w:r>
           </w:p>
         </w:tc>
@@ -11999,24 +11999,24 @@
                 <w:rFonts w:ascii="Arial" w:hAnsi="Arial"/>
                 <w:sz w:val="20"/>
               </w:rPr>
-              <w:t>3.85</w:t>
-            </w:r>
-          </w:p>
-        </w:tc>
-        <w:tc>
-          <w:tcPr>
-            <w:tcW w:type="dxa" w:w="936"/>
-            <w:shd w:val="clear" w:color="auto" w:fill="F2F2F2"/>
-            <w:vAlign w:val="center"/>
-          </w:tcPr>
-          <w:p>
-            <w:r/>
-            <w:r>
-              <w:rPr>
-                <w:rFonts w:ascii="Arial" w:hAnsi="Arial"/>
-                <w:sz w:val="20"/>
-              </w:rPr>
-              <w:t>-0.25</w:t>
+              <w:t>4.35</w:t>
+            </w:r>
+          </w:p>
+        </w:tc>
+        <w:tc>
+          <w:tcPr>
+            <w:tcW w:type="dxa" w:w="936"/>
+            <w:shd w:val="clear" w:color="auto" w:fill="F2F2F2"/>
+            <w:vAlign w:val="center"/>
+          </w:tcPr>
+          <w:p>
+            <w:r/>
+            <w:r>
+              <w:rPr>
+                <w:rFonts w:ascii="Arial" w:hAnsi="Arial"/>
+                <w:sz w:val="20"/>
+              </w:rPr>
+              <w:t>0.5</w:t>
             </w:r>
           </w:p>
         </w:tc>
@@ -12162,23 +12162,23 @@
                 <w:rFonts w:ascii="Arial" w:hAnsi="Arial"/>
                 <w:sz w:val="20"/>
               </w:rPr>
-              <w:t>3.85</w:t>
-            </w:r>
-          </w:p>
-        </w:tc>
-        <w:tc>
-          <w:tcPr>
-            <w:tcW w:type="dxa" w:w="936"/>
-            <w:vAlign w:val="center"/>
-          </w:tcPr>
-          <w:p>
-            <w:r/>
-            <w:r>
-              <w:rPr>
-                <w:rFonts w:ascii="Arial" w:hAnsi="Arial"/>
-                <w:sz w:val="20"/>
-              </w:rPr>
-              <w:t>-0.25</w:t>
+              <w:t>4.35</w:t>
+            </w:r>
+          </w:p>
+        </w:tc>
+        <w:tc>
+          <w:tcPr>
+            <w:tcW w:type="dxa" w:w="936"/>
+            <w:vAlign w:val="center"/>
+          </w:tcPr>
+          <w:p>
+            <w:r/>
+            <w:r>
+              <w:rPr>
+                <w:rFonts w:ascii="Arial" w:hAnsi="Arial"/>
+                <w:sz w:val="20"/>
+              </w:rPr>
+              <w:t>0.5</w:t>
             </w:r>
           </w:p>
         </w:tc>
@@ -12333,24 +12333,24 @@
                 <w:rFonts w:ascii="Arial" w:hAnsi="Arial"/>
                 <w:sz w:val="20"/>
               </w:rPr>
-              <w:t>3.85</w:t>
-            </w:r>
-          </w:p>
-        </w:tc>
-        <w:tc>
-          <w:tcPr>
-            <w:tcW w:type="dxa" w:w="936"/>
-            <w:shd w:val="clear" w:color="auto" w:fill="F2F2F2"/>
-            <w:vAlign w:val="center"/>
-          </w:tcPr>
-          <w:p>
-            <w:r/>
-            <w:r>
-              <w:rPr>
-                <w:rFonts w:ascii="Arial" w:hAnsi="Arial"/>
-                <w:sz w:val="20"/>
-              </w:rPr>
-              <w:t>-0.25</w:t>
+              <w:t>4.35</w:t>
+            </w:r>
+          </w:p>
+        </w:tc>
+        <w:tc>
+          <w:tcPr>
+            <w:tcW w:type="dxa" w:w="936"/>
+            <w:shd w:val="clear" w:color="auto" w:fill="F2F2F2"/>
+            <w:vAlign w:val="center"/>
+          </w:tcPr>
+          <w:p>
+            <w:r/>
+            <w:r>
+              <w:rPr>
+                <w:rFonts w:ascii="Arial" w:hAnsi="Arial"/>
+                <w:sz w:val="20"/>
+              </w:rPr>
+              <w:t>0.5</w:t>
             </w:r>
           </w:p>
         </w:tc>
@@ -12496,23 +12496,23 @@
                 <w:rFonts w:ascii="Arial" w:hAnsi="Arial"/>
                 <w:sz w:val="20"/>
               </w:rPr>
-              <w:t>3.85</w:t>
-            </w:r>
-          </w:p>
-        </w:tc>
-        <w:tc>
-          <w:tcPr>
-            <w:tcW w:type="dxa" w:w="936"/>
-            <w:vAlign w:val="center"/>
-          </w:tcPr>
-          <w:p>
-            <w:r/>
-            <w:r>
-              <w:rPr>
-                <w:rFonts w:ascii="Arial" w:hAnsi="Arial"/>
-                <w:sz w:val="20"/>
-              </w:rPr>
-              <w:t>-0.25</w:t>
+              <w:t>4.35</w:t>
+            </w:r>
+          </w:p>
+        </w:tc>
+        <w:tc>
+          <w:tcPr>
+            <w:tcW w:type="dxa" w:w="936"/>
+            <w:vAlign w:val="center"/>
+          </w:tcPr>
+          <w:p>
+            <w:r/>
+            <w:r>
+              <w:rPr>
+                <w:rFonts w:ascii="Arial" w:hAnsi="Arial"/>
+                <w:sz w:val="20"/>
+              </w:rPr>
+              <w:t>0.5</w:t>
             </w:r>
           </w:p>
         </w:tc>
@@ -12667,24 +12667,24 @@
                 <w:rFonts w:ascii="Arial" w:hAnsi="Arial"/>
                 <w:sz w:val="20"/>
               </w:rPr>
-              <w:t>3.85</w:t>
-            </w:r>
-          </w:p>
-        </w:tc>
-        <w:tc>
-          <w:tcPr>
-            <w:tcW w:type="dxa" w:w="936"/>
-            <w:shd w:val="clear" w:color="auto" w:fill="F2F2F2"/>
-            <w:vAlign w:val="center"/>
-          </w:tcPr>
-          <w:p>
-            <w:r/>
-            <w:r>
-              <w:rPr>
-                <w:rFonts w:ascii="Arial" w:hAnsi="Arial"/>
-                <w:sz w:val="20"/>
-              </w:rPr>
-              <w:t>-0.25</w:t>
+              <w:t>4.35</w:t>
+            </w:r>
+          </w:p>
+        </w:tc>
+        <w:tc>
+          <w:tcPr>
+            <w:tcW w:type="dxa" w:w="936"/>
+            <w:shd w:val="clear" w:color="auto" w:fill="F2F2F2"/>
+            <w:vAlign w:val="center"/>
+          </w:tcPr>
+          <w:p>
+            <w:r/>
+            <w:r>
+              <w:rPr>
+                <w:rFonts w:ascii="Arial" w:hAnsi="Arial"/>
+                <w:sz w:val="20"/>
+              </w:rPr>
+              <w:t>0.5</w:t>
             </w:r>
           </w:p>
         </w:tc>
@@ -12830,23 +12830,23 @@
                 <w:rFonts w:ascii="Arial" w:hAnsi="Arial"/>
                 <w:sz w:val="20"/>
               </w:rPr>
-              <w:t>3.85</w:t>
-            </w:r>
-          </w:p>
-        </w:tc>
-        <w:tc>
-          <w:tcPr>
-            <w:tcW w:type="dxa" w:w="936"/>
-            <w:vAlign w:val="center"/>
-          </w:tcPr>
-          <w:p>
-            <w:r/>
-            <w:r>
-              <w:rPr>
-                <w:rFonts w:ascii="Arial" w:hAnsi="Arial"/>
-                <w:sz w:val="20"/>
-              </w:rPr>
-              <w:t>-0.25</w:t>
+              <w:t>4.35</w:t>
+            </w:r>
+          </w:p>
+        </w:tc>
+        <w:tc>
+          <w:tcPr>
+            <w:tcW w:type="dxa" w:w="936"/>
+            <w:vAlign w:val="center"/>
+          </w:tcPr>
+          <w:p>
+            <w:r/>
+            <w:r>
+              <w:rPr>
+                <w:rFonts w:ascii="Arial" w:hAnsi="Arial"/>
+                <w:sz w:val="20"/>
+              </w:rPr>
+              <w:t>0.5</w:t>
             </w:r>
           </w:p>
         </w:tc>
@@ -13001,24 +13001,24 @@
                 <w:rFonts w:ascii="Arial" w:hAnsi="Arial"/>
                 <w:sz w:val="20"/>
               </w:rPr>
-              <w:t>3.85</w:t>
-            </w:r>
-          </w:p>
-        </w:tc>
-        <w:tc>
-          <w:tcPr>
-            <w:tcW w:type="dxa" w:w="936"/>
-            <w:shd w:val="clear" w:color="auto" w:fill="F2F2F2"/>
-            <w:vAlign w:val="center"/>
-          </w:tcPr>
-          <w:p>
-            <w:r/>
-            <w:r>
-              <w:rPr>
-                <w:rFonts w:ascii="Arial" w:hAnsi="Arial"/>
-                <w:sz w:val="20"/>
-              </w:rPr>
-              <w:t>-0.25</w:t>
+              <w:t>4.35</w:t>
+            </w:r>
+          </w:p>
+        </w:tc>
+        <w:tc>
+          <w:tcPr>
+            <w:tcW w:type="dxa" w:w="936"/>
+            <w:shd w:val="clear" w:color="auto" w:fill="F2F2F2"/>
+            <w:vAlign w:val="center"/>
+          </w:tcPr>
+          <w:p>
+            <w:r/>
+            <w:r>
+              <w:rPr>
+                <w:rFonts w:ascii="Arial" w:hAnsi="Arial"/>
+                <w:sz w:val="20"/>
+              </w:rPr>
+              <w:t>0.5</w:t>
             </w:r>
           </w:p>
         </w:tc>
@@ -13164,23 +13164,23 @@
                 <w:rFonts w:ascii="Arial" w:hAnsi="Arial"/>
                 <w:sz w:val="20"/>
               </w:rPr>
-              <w:t>3.85</w:t>
-            </w:r>
-          </w:p>
-        </w:tc>
-        <w:tc>
-          <w:tcPr>
-            <w:tcW w:type="dxa" w:w="936"/>
-            <w:vAlign w:val="center"/>
-          </w:tcPr>
-          <w:p>
-            <w:r/>
-            <w:r>
-              <w:rPr>
-                <w:rFonts w:ascii="Arial" w:hAnsi="Arial"/>
-                <w:sz w:val="20"/>
-              </w:rPr>
-              <w:t>-0.25</w:t>
+              <w:t>4.35</w:t>
+            </w:r>
+          </w:p>
+        </w:tc>
+        <w:tc>
+          <w:tcPr>
+            <w:tcW w:type="dxa" w:w="936"/>
+            <w:vAlign w:val="center"/>
+          </w:tcPr>
+          <w:p>
+            <w:r/>
+            <w:r>
+              <w:rPr>
+                <w:rFonts w:ascii="Arial" w:hAnsi="Arial"/>
+                <w:sz w:val="20"/>
+              </w:rPr>
+              <w:t>0.5</w:t>
             </w:r>
           </w:p>
         </w:tc>
@@ -13335,24 +13335,24 @@
                 <w:rFonts w:ascii="Arial" w:hAnsi="Arial"/>
                 <w:sz w:val="20"/>
               </w:rPr>
-              <w:t>3.85</w:t>
-            </w:r>
-          </w:p>
-        </w:tc>
-        <w:tc>
-          <w:tcPr>
-            <w:tcW w:type="dxa" w:w="936"/>
-            <w:shd w:val="clear" w:color="auto" w:fill="F2F2F2"/>
-            <w:vAlign w:val="center"/>
-          </w:tcPr>
-          <w:p>
-            <w:r/>
-            <w:r>
-              <w:rPr>
-                <w:rFonts w:ascii="Arial" w:hAnsi="Arial"/>
-                <w:sz w:val="20"/>
-              </w:rPr>
-              <w:t>-0.25</w:t>
+              <w:t>4.35</w:t>
+            </w:r>
+          </w:p>
+        </w:tc>
+        <w:tc>
+          <w:tcPr>
+            <w:tcW w:type="dxa" w:w="936"/>
+            <w:shd w:val="clear" w:color="auto" w:fill="F2F2F2"/>
+            <w:vAlign w:val="center"/>
+          </w:tcPr>
+          <w:p>
+            <w:r/>
+            <w:r>
+              <w:rPr>
+                <w:rFonts w:ascii="Arial" w:hAnsi="Arial"/>
+                <w:sz w:val="20"/>
+              </w:rPr>
+              <w:t>0.5</w:t>
             </w:r>
           </w:p>
         </w:tc>
@@ -13498,23 +13498,23 @@
                 <w:rFonts w:ascii="Arial" w:hAnsi="Arial"/>
                 <w:sz w:val="20"/>
               </w:rPr>
-              <w:t>3.85</w:t>
-            </w:r>
-          </w:p>
-        </w:tc>
-        <w:tc>
-          <w:tcPr>
-            <w:tcW w:type="dxa" w:w="936"/>
-            <w:vAlign w:val="center"/>
-          </w:tcPr>
-          <w:p>
-            <w:r/>
-            <w:r>
-              <w:rPr>
-                <w:rFonts w:ascii="Arial" w:hAnsi="Arial"/>
-                <w:sz w:val="20"/>
-              </w:rPr>
-              <w:t>-0.25</w:t>
+              <w:t>4.35</w:t>
+            </w:r>
+          </w:p>
+        </w:tc>
+        <w:tc>
+          <w:tcPr>
+            <w:tcW w:type="dxa" w:w="936"/>
+            <w:vAlign w:val="center"/>
+          </w:tcPr>
+          <w:p>
+            <w:r/>
+            <w:r>
+              <w:rPr>
+                <w:rFonts w:ascii="Arial" w:hAnsi="Arial"/>
+                <w:sz w:val="20"/>
+              </w:rPr>
+              <w:t>0.5</w:t>
             </w:r>
           </w:p>
         </w:tc>
@@ -13669,24 +13669,24 @@
                 <w:rFonts w:ascii="Arial" w:hAnsi="Arial"/>
                 <w:sz w:val="20"/>
               </w:rPr>
-              <w:t>3.85</w:t>
-            </w:r>
-          </w:p>
-        </w:tc>
-        <w:tc>
-          <w:tcPr>
-            <w:tcW w:type="dxa" w:w="936"/>
-            <w:shd w:val="clear" w:color="auto" w:fill="F2F2F2"/>
-            <w:vAlign w:val="center"/>
-          </w:tcPr>
-          <w:p>
-            <w:r/>
-            <w:r>
-              <w:rPr>
-                <w:rFonts w:ascii="Arial" w:hAnsi="Arial"/>
-                <w:sz w:val="20"/>
-              </w:rPr>
-              <w:t>-0.25</w:t>
+              <w:t>4.35</w:t>
+            </w:r>
+          </w:p>
+        </w:tc>
+        <w:tc>
+          <w:tcPr>
+            <w:tcW w:type="dxa" w:w="936"/>
+            <w:shd w:val="clear" w:color="auto" w:fill="F2F2F2"/>
+            <w:vAlign w:val="center"/>
+          </w:tcPr>
+          <w:p>
+            <w:r/>
+            <w:r>
+              <w:rPr>
+                <w:rFonts w:ascii="Arial" w:hAnsi="Arial"/>
+                <w:sz w:val="20"/>
+              </w:rPr>
+              <w:t>0.5</w:t>
             </w:r>
           </w:p>
         </w:tc>
@@ -13832,23 +13832,23 @@
                 <w:rFonts w:ascii="Arial" w:hAnsi="Arial"/>
                 <w:sz w:val="20"/>
               </w:rPr>
-              <w:t>3.85</w:t>
-            </w:r>
-          </w:p>
-        </w:tc>
-        <w:tc>
-          <w:tcPr>
-            <w:tcW w:type="dxa" w:w="936"/>
-            <w:vAlign w:val="center"/>
-          </w:tcPr>
-          <w:p>
-            <w:r/>
-            <w:r>
-              <w:rPr>
-                <w:rFonts w:ascii="Arial" w:hAnsi="Arial"/>
-                <w:sz w:val="20"/>
-              </w:rPr>
-              <w:t>-0.25</w:t>
+              <w:t>4.35</w:t>
+            </w:r>
+          </w:p>
+        </w:tc>
+        <w:tc>
+          <w:tcPr>
+            <w:tcW w:type="dxa" w:w="936"/>
+            <w:vAlign w:val="center"/>
+          </w:tcPr>
+          <w:p>
+            <w:r/>
+            <w:r>
+              <w:rPr>
+                <w:rFonts w:ascii="Arial" w:hAnsi="Arial"/>
+                <w:sz w:val="20"/>
+              </w:rPr>
+              <w:t>0.5</w:t>
             </w:r>
           </w:p>
         </w:tc>
@@ -14003,24 +14003,24 @@
                 <w:rFonts w:ascii="Arial" w:hAnsi="Arial"/>
                 <w:sz w:val="20"/>
               </w:rPr>
-              <w:t>3.85</w:t>
-            </w:r>
-          </w:p>
-        </w:tc>
-        <w:tc>
-          <w:tcPr>
-            <w:tcW w:type="dxa" w:w="936"/>
-            <w:shd w:val="clear" w:color="auto" w:fill="F2F2F2"/>
-            <w:vAlign w:val="center"/>
-          </w:tcPr>
-          <w:p>
-            <w:r/>
-            <w:r>
-              <w:rPr>
-                <w:rFonts w:ascii="Arial" w:hAnsi="Arial"/>
-                <w:sz w:val="20"/>
-              </w:rPr>
-              <w:t>-0.25</w:t>
+              <w:t>4.35</w:t>
+            </w:r>
+          </w:p>
+        </w:tc>
+        <w:tc>
+          <w:tcPr>
+            <w:tcW w:type="dxa" w:w="936"/>
+            <w:shd w:val="clear" w:color="auto" w:fill="F2F2F2"/>
+            <w:vAlign w:val="center"/>
+          </w:tcPr>
+          <w:p>
+            <w:r/>
+            <w:r>
+              <w:rPr>
+                <w:rFonts w:ascii="Arial" w:hAnsi="Arial"/>
+                <w:sz w:val="20"/>
+              </w:rPr>
+              <w:t>0.5</w:t>
             </w:r>
           </w:p>
         </w:tc>
@@ -14166,23 +14166,23 @@
                 <w:rFonts w:ascii="Arial" w:hAnsi="Arial"/>
                 <w:sz w:val="20"/>
               </w:rPr>
-              <w:t>3.85</w:t>
-            </w:r>
-          </w:p>
-        </w:tc>
-        <w:tc>
-          <w:tcPr>
-            <w:tcW w:type="dxa" w:w="936"/>
-            <w:vAlign w:val="center"/>
-          </w:tcPr>
-          <w:p>
-            <w:r/>
-            <w:r>
-              <w:rPr>
-                <w:rFonts w:ascii="Arial" w:hAnsi="Arial"/>
-                <w:sz w:val="20"/>
-              </w:rPr>
-              <w:t>-0.25</w:t>
+              <w:t>4.35</w:t>
+            </w:r>
+          </w:p>
+        </w:tc>
+        <w:tc>
+          <w:tcPr>
+            <w:tcW w:type="dxa" w:w="936"/>
+            <w:vAlign w:val="center"/>
+          </w:tcPr>
+          <w:p>
+            <w:r/>
+            <w:r>
+              <w:rPr>
+                <w:rFonts w:ascii="Arial" w:hAnsi="Arial"/>
+                <w:sz w:val="20"/>
+              </w:rPr>
+              <w:t>0.5</w:t>
             </w:r>
           </w:p>
         </w:tc>
@@ -14337,24 +14337,24 @@
                 <w:rFonts w:ascii="Arial" w:hAnsi="Arial"/>
                 <w:sz w:val="20"/>
               </w:rPr>
-              <w:t>3.85</w:t>
-            </w:r>
-          </w:p>
-        </w:tc>
-        <w:tc>
-          <w:tcPr>
-            <w:tcW w:type="dxa" w:w="936"/>
-            <w:shd w:val="clear" w:color="auto" w:fill="F2F2F2"/>
-            <w:vAlign w:val="center"/>
-          </w:tcPr>
-          <w:p>
-            <w:r/>
-            <w:r>
-              <w:rPr>
-                <w:rFonts w:ascii="Arial" w:hAnsi="Arial"/>
-                <w:sz w:val="20"/>
-              </w:rPr>
-              <w:t>-0.25</w:t>
+              <w:t>4.35</w:t>
+            </w:r>
+          </w:p>
+        </w:tc>
+        <w:tc>
+          <w:tcPr>
+            <w:tcW w:type="dxa" w:w="936"/>
+            <w:shd w:val="clear" w:color="auto" w:fill="F2F2F2"/>
+            <w:vAlign w:val="center"/>
+          </w:tcPr>
+          <w:p>
+            <w:r/>
+            <w:r>
+              <w:rPr>
+                <w:rFonts w:ascii="Arial" w:hAnsi="Arial"/>
+                <w:sz w:val="20"/>
+              </w:rPr>
+              <w:t>0.5</w:t>
             </w:r>
           </w:p>
         </w:tc>
@@ -14676,7 +14676,7 @@
                 <w:rFonts w:ascii="Arial" w:hAnsi="Arial"/>
                 <w:sz w:val="20"/>
               </w:rPr>
-              <w:t>2.69</w:t>
+              <w:t>2.87</w:t>
             </w:r>
           </w:p>
         </w:tc>
@@ -14844,7 +14844,7 @@
                 <w:rFonts w:ascii="Arial" w:hAnsi="Arial"/>
                 <w:sz w:val="20"/>
               </w:rPr>
-              <w:t>3.03</w:t>
+              <w:t>3.21</w:t>
             </w:r>
           </w:p>
         </w:tc>
@@ -15010,7 +15010,7 @@
                 <w:rFonts w:ascii="Arial" w:hAnsi="Arial"/>
                 <w:sz w:val="20"/>
               </w:rPr>
-              <w:t>2.37</w:t>
+              <w:t>2.56</w:t>
             </w:r>
           </w:p>
         </w:tc>
@@ -15178,7 +15178,7 @@
                 <w:rFonts w:ascii="Arial" w:hAnsi="Arial"/>
                 <w:sz w:val="20"/>
               </w:rPr>
-              <w:t>2.95</w:t>
+              <w:t>3.14</w:t>
             </w:r>
           </w:p>
         </w:tc>
@@ -15344,7 +15344,7 @@
                 <w:rFonts w:ascii="Arial" w:hAnsi="Arial"/>
                 <w:sz w:val="20"/>
               </w:rPr>
-              <w:t>2.9</w:t>
+              <w:t>3.08</w:t>
             </w:r>
           </w:p>
         </w:tc>
@@ -15590,7 +15590,7 @@
                 <w:rFonts w:ascii="Arial" w:hAnsi="Arial"/>
                 <w:sz w:val="20"/>
               </w:rPr>
-              <w:t>2026-03-16</w:t>
+              <w:t>2026-06-11</w:t>
             </w:r>
           </w:p>
         </w:tc>
@@ -15705,7 +15705,7 @@
                 <w:rFonts w:ascii="Arial" w:hAnsi="Arial"/>
                 <w:sz w:val="20"/>
               </w:rPr>
-              <w:t>2026-03-16</w:t>
+              <w:t>2026-06-11</w:t>
             </w:r>
           </w:p>
         </w:tc>
@@ -15825,7 +15825,7 @@
                 <w:rFonts w:ascii="Arial" w:hAnsi="Arial"/>
                 <w:sz w:val="20"/>
               </w:rPr>
-              <w:t>2026-03-16</w:t>
+              <w:t>2026-06-11</w:t>
             </w:r>
           </w:p>
         </w:tc>
@@ -15940,7 +15940,7 @@
                 <w:rFonts w:ascii="Arial" w:hAnsi="Arial"/>
                 <w:sz w:val="20"/>
               </w:rPr>
-              <w:t>2026-03-16</w:t>
+              <w:t>2026-06-11</w:t>
             </w:r>
           </w:p>
         </w:tc>
@@ -16204,7 +16204,7 @@
                 <w:rFonts w:ascii="Arial" w:hAnsi="Arial"/>
                 <w:sz w:val="20"/>
               </w:rPr>
-              <w:t>2026-03-16</w:t>
+              <w:t>2026-06-11</w:t>
             </w:r>
           </w:p>
         </w:tc>
@@ -16220,7 +16220,7 @@
                 <w:rFonts w:ascii="Arial" w:hAnsi="Arial"/>
                 <w:sz w:val="20"/>
               </w:rPr>
-              <w:t>neutral_easing</w:t>
+              <w:t>restrictive_rising</w:t>
             </w:r>
           </w:p>
         </w:tc>
@@ -23046,7 +23046,7 @@
                 <w:rFonts w:ascii="Arial" w:hAnsi="Arial"/>
                 <w:sz w:val="20"/>
               </w:rPr>
-              <w:t>4.03</w:t>
+              <w:t>4.21</w:t>
             </w:r>
           </w:p>
         </w:tc>
@@ -23213,7 +23213,7 @@
                 <w:rFonts w:ascii="Arial" w:hAnsi="Arial"/>
                 <w:sz w:val="20"/>
               </w:rPr>
-              <w:t>3.38</w:t>
+              <w:t>3.56</w:t>
             </w:r>
           </w:p>
         </w:tc>
@@ -23380,7 +23380,7 @@
                 <w:rFonts w:ascii="Arial" w:hAnsi="Arial"/>
                 <w:sz w:val="20"/>
               </w:rPr>
-              <w:t>2.95</w:t>
+              <w:t>3.14</w:t>
             </w:r>
           </w:p>
         </w:tc>
@@ -23547,7 +23547,7 @@
                 <w:rFonts w:ascii="Arial" w:hAnsi="Arial"/>
                 <w:sz w:val="20"/>
               </w:rPr>
-              <w:t>2.55</w:t>
+              <w:t>2.74</w:t>
             </w:r>
           </w:p>
         </w:tc>
@@ -23714,7 +23714,7 @@
                 <w:rFonts w:ascii="Arial" w:hAnsi="Arial"/>
                 <w:sz w:val="20"/>
               </w:rPr>
-              <w:t>2.73</w:t>
+              <w:t>2.91</w:t>
             </w:r>
           </w:p>
         </w:tc>
@@ -23881,7 +23881,7 @@
                 <w:rFonts w:ascii="Arial" w:hAnsi="Arial"/>
                 <w:sz w:val="20"/>
               </w:rPr>
-              <w:t>2.58</w:t>
+              <w:t>2.76</w:t>
             </w:r>
           </w:p>
         </w:tc>
@@ -24048,7 +24048,7 @@
                 <w:rFonts w:ascii="Arial" w:hAnsi="Arial"/>
                 <w:sz w:val="20"/>
               </w:rPr>
-              <w:t>2.55</w:t>
+              <w:t>2.74</w:t>
             </w:r>
           </w:p>
         </w:tc>
@@ -24215,7 +24215,7 @@
                 <w:rFonts w:ascii="Arial" w:hAnsi="Arial"/>
                 <w:sz w:val="20"/>
               </w:rPr>
-              <w:t>2.45</w:t>
+              <w:t>2.64</w:t>
             </w:r>
           </w:p>
         </w:tc>
@@ -24382,7 +24382,7 @@
                 <w:rFonts w:ascii="Arial" w:hAnsi="Arial"/>
                 <w:sz w:val="20"/>
               </w:rPr>
-              <w:t>2.15</w:t>
+              <w:t>2.34</w:t>
             </w:r>
           </w:p>
         </w:tc>
@@ -24549,7 +24549,7 @@
                 <w:rFonts w:ascii="Arial" w:hAnsi="Arial"/>
                 <w:sz w:val="20"/>
               </w:rPr>
-              <w:t>2.35</w:t>
+              <w:t>2.54</w:t>
             </w:r>
           </w:p>
         </w:tc>
@@ -24716,7 +24716,7 @@
                 <w:rFonts w:ascii="Arial" w:hAnsi="Arial"/>
                 <w:sz w:val="20"/>
               </w:rPr>
-              <w:t>1.82</w:t>
+              <w:t>2.01</w:t>
             </w:r>
           </w:p>
         </w:tc>
@@ -25102,7 +25102,7 @@
                 <w:rFonts w:ascii="Arial" w:hAnsi="Arial"/>
                 <w:sz w:val="20"/>
               </w:rPr>
-              <w:t>4.03</w:t>
+              <w:t>4.21</w:t>
             </w:r>
           </w:p>
         </w:tc>
@@ -25269,7 +25269,7 @@
                 <w:rFonts w:ascii="Arial" w:hAnsi="Arial"/>
                 <w:sz w:val="20"/>
               </w:rPr>
-              <w:t>3.38</w:t>
+              <w:t>3.56</w:t>
             </w:r>
           </w:p>
         </w:tc>
@@ -25436,7 +25436,7 @@
                 <w:rFonts w:ascii="Arial" w:hAnsi="Arial"/>
                 <w:sz w:val="20"/>
               </w:rPr>
-              <w:t>2.95</w:t>
+              <w:t>3.14</w:t>
             </w:r>
           </w:p>
         </w:tc>
@@ -25500,7 +25500,7 @@
                 <w:rFonts w:ascii="Arial" w:hAnsi="Arial"/>
                 <w:sz w:val="20"/>
               </w:rPr>
-              <w:t>Medium</w:t>
+              <w:t>Elevated</w:t>
             </w:r>
           </w:p>
         </w:tc>
@@ -25603,7 +25603,7 @@
                 <w:rFonts w:ascii="Arial" w:hAnsi="Arial"/>
                 <w:sz w:val="20"/>
               </w:rPr>
-              <w:t>2.55</w:t>
+              <w:t>2.74</w:t>
             </w:r>
           </w:p>
         </w:tc>
@@ -25770,7 +25770,7 @@
                 <w:rFonts w:ascii="Arial" w:hAnsi="Arial"/>
                 <w:sz w:val="20"/>
               </w:rPr>
-              <w:t>2.73</w:t>
+              <w:t>2.91</w:t>
             </w:r>
           </w:p>
         </w:tc>
@@ -25937,7 +25937,7 @@
                 <w:rFonts w:ascii="Arial" w:hAnsi="Arial"/>
                 <w:sz w:val="20"/>
               </w:rPr>
-              <w:t>2.58</w:t>
+              <w:t>2.76</w:t>
             </w:r>
           </w:p>
         </w:tc>
@@ -26104,7 +26104,7 @@
                 <w:rFonts w:ascii="Arial" w:hAnsi="Arial"/>
                 <w:sz w:val="20"/>
               </w:rPr>
-              <w:t>2.55</w:t>
+              <w:t>2.74</w:t>
             </w:r>
           </w:p>
         </w:tc>
@@ -26271,7 +26271,7 @@
                 <w:rFonts w:ascii="Arial" w:hAnsi="Arial"/>
                 <w:sz w:val="20"/>
               </w:rPr>
-              <w:t>2.45</w:t>
+              <w:t>2.64</w:t>
             </w:r>
           </w:p>
         </w:tc>
@@ -26438,7 +26438,7 @@
                 <w:rFonts w:ascii="Arial" w:hAnsi="Arial"/>
                 <w:sz w:val="20"/>
               </w:rPr>
-              <w:t>2.15</w:t>
+              <w:t>2.34</w:t>
             </w:r>
           </w:p>
         </w:tc>
@@ -26605,7 +26605,7 @@
                 <w:rFonts w:ascii="Arial" w:hAnsi="Arial"/>
                 <w:sz w:val="20"/>
               </w:rPr>
-              <w:t>2.35</w:t>
+              <w:t>2.54</w:t>
             </w:r>
           </w:p>
         </w:tc>
@@ -26772,7 +26772,7 @@
                 <w:rFonts w:ascii="Arial" w:hAnsi="Arial"/>
                 <w:sz w:val="20"/>
               </w:rPr>
-              <w:t>1.82</w:t>
+              <w:t>2.01</w:t>
             </w:r>
           </w:p>
         </w:tc>
@@ -26836,7 +26836,7 @@
                 <w:rFonts w:ascii="Arial" w:hAnsi="Arial"/>
                 <w:sz w:val="20"/>
               </w:rPr>
-              <w:t>Low</w:t>
+              <w:t>Medium</w:t>
             </w:r>
           </w:p>
         </w:tc>

--- a/outputs/reports/Industry_Analysis_Q1_2026_Technical.docx
+++ b/outputs/reports/Industry_Analysis_Q1_2026_Technical.docx
@@ -37,7 +37,7 @@
           <w:color w:val="7F7F7F"/>
           <w:sz w:val="20"/>
         </w:rPr>
-        <w:t>Generated 2026-06-12</w:t>
+        <w:t>Generated 2026-06-15</w:t>
       </w:r>
     </w:p>
     <w:p>
@@ -49,7 +49,7 @@
           <w:color w:val="7F7F7F"/>
           <w:sz w:val="20"/>
         </w:rPr>
-        <w:t>Macro and downturn overlays as of 2026-06-11. Property cycle data as of 2026-02-01.</w:t>
+        <w:t>Macro and downturn overlays as of 2026-06-12. Property cycle data as of 2026-02-01.</w:t>
       </w:r>
     </w:p>
     <w:tbl>
@@ -139,7 +139,7 @@
           <w:b w:val="0"/>
           <w:i w:val="0"/>
         </w:rPr>
-        <w:t>Data freshness: macro/downturn overlays 2026-06-11; property-cycle 2026-02-01; generated 2026-06-12.</w:t>
+        <w:t>Data freshness: macro/downturn overlays 2026-06-12; property-cycle 2026-02-01; generated 2026-06-15.</w:t>
       </w:r>
     </w:p>
     <w:p>
@@ -313,7 +313,7 @@
                 <w:rFonts w:ascii="Arial" w:hAnsi="Arial"/>
                 <w:sz w:val="20"/>
               </w:rPr>
-              <w:t>2026-06-11</w:t>
+              <w:t>2026-06-12</w:t>
             </w:r>
           </w:p>
         </w:tc>
@@ -449,7 +449,7 @@
                 <w:rFonts w:ascii="Arial" w:hAnsi="Arial"/>
                 <w:sz w:val="20"/>
               </w:rPr>
-              <w:t>2026-06-11</w:t>
+              <w:t>2026-06-12</w:t>
             </w:r>
           </w:p>
         </w:tc>
@@ -518,7 +518,7 @@
                 <w:rFonts w:ascii="Arial" w:hAnsi="Arial"/>
                 <w:sz w:val="20"/>
               </w:rPr>
-              <w:t>2026-06-11</w:t>
+              <w:t>2026-06-12</w:t>
             </w:r>
           </w:p>
         </w:tc>
@@ -585,7 +585,7 @@
                 <w:rFonts w:ascii="Arial" w:hAnsi="Arial"/>
                 <w:sz w:val="20"/>
               </w:rPr>
-              <w:t>2026-06-11</w:t>
+              <w:t>2026-06-12</w:t>
             </w:r>
           </w:p>
         </w:tc>
@@ -721,7 +721,7 @@
                 <w:rFonts w:ascii="Arial" w:hAnsi="Arial"/>
                 <w:sz w:val="20"/>
               </w:rPr>
-              <w:t>2026-06-11</w:t>
+              <w:t>2026-06-12</w:t>
             </w:r>
           </w:p>
         </w:tc>
@@ -790,7 +790,7 @@
                 <w:rFonts w:ascii="Arial" w:hAnsi="Arial"/>
                 <w:sz w:val="20"/>
               </w:rPr>
-              <w:t>2026-06-11</w:t>
+              <w:t>2026-06-12</w:t>
             </w:r>
           </w:p>
         </w:tc>
@@ -1049,7 +1049,7 @@
                 <w:rFonts w:ascii="Arial" w:hAnsi="Arial"/>
                 <w:sz w:val="20"/>
               </w:rPr>
-              <w:t>2026-06-12</w:t>
+              <w:t>2026-06-15</w:t>
             </w:r>
           </w:p>
         </w:tc>
@@ -1212,7 +1212,7 @@
                 <w:rFonts w:ascii="Arial" w:hAnsi="Arial"/>
                 <w:sz w:val="20"/>
               </w:rPr>
-              <w:t>2026-06-12</w:t>
+              <w:t>2026-06-15</w:t>
             </w:r>
           </w:p>
         </w:tc>
@@ -1383,7 +1383,7 @@
                 <w:rFonts w:ascii="Arial" w:hAnsi="Arial"/>
                 <w:sz w:val="20"/>
               </w:rPr>
-              <w:t>2026-06-12</w:t>
+              <w:t>2026-06-15</w:t>
             </w:r>
           </w:p>
         </w:tc>
@@ -1546,7 +1546,7 @@
                 <w:rFonts w:ascii="Arial" w:hAnsi="Arial"/>
                 <w:sz w:val="20"/>
               </w:rPr>
-              <w:t>2026-06-12</w:t>
+              <w:t>2026-06-15</w:t>
             </w:r>
           </w:p>
         </w:tc>
@@ -1717,7 +1717,7 @@
                 <w:rFonts w:ascii="Arial" w:hAnsi="Arial"/>
                 <w:sz w:val="20"/>
               </w:rPr>
-              <w:t>2026-06-12</w:t>
+              <w:t>2026-06-15</w:t>
             </w:r>
           </w:p>
         </w:tc>
@@ -1880,7 +1880,7 @@
                 <w:rFonts w:ascii="Arial" w:hAnsi="Arial"/>
                 <w:sz w:val="20"/>
               </w:rPr>
-              <w:t>2026-06-12</w:t>
+              <w:t>2026-06-15</w:t>
             </w:r>
           </w:p>
         </w:tc>
@@ -2051,7 +2051,7 @@
                 <w:rFonts w:ascii="Arial" w:hAnsi="Arial"/>
                 <w:sz w:val="20"/>
               </w:rPr>
-              <w:t>2026-06-12</w:t>
+              <w:t>2026-06-15</w:t>
             </w:r>
           </w:p>
         </w:tc>
@@ -2214,7 +2214,7 @@
                 <w:rFonts w:ascii="Arial" w:hAnsi="Arial"/>
                 <w:sz w:val="20"/>
               </w:rPr>
-              <w:t>2026-06-12</w:t>
+              <w:t>2026-06-15</w:t>
             </w:r>
           </w:p>
         </w:tc>
@@ -2385,7 +2385,7 @@
                 <w:rFonts w:ascii="Arial" w:hAnsi="Arial"/>
                 <w:sz w:val="20"/>
               </w:rPr>
-              <w:t>2026-06-12</w:t>
+              <w:t>2026-06-15</w:t>
             </w:r>
           </w:p>
         </w:tc>
@@ -2548,7 +2548,7 @@
                 <w:rFonts w:ascii="Arial" w:hAnsi="Arial"/>
                 <w:sz w:val="20"/>
               </w:rPr>
-              <w:t>2026-06-12</w:t>
+              <w:t>2026-06-15</w:t>
             </w:r>
           </w:p>
         </w:tc>
@@ -2719,7 +2719,7 @@
                 <w:rFonts w:ascii="Arial" w:hAnsi="Arial"/>
                 <w:sz w:val="20"/>
               </w:rPr>
-              <w:t>2026-06-12</w:t>
+              <w:t>2026-06-15</w:t>
             </w:r>
           </w:p>
         </w:tc>
@@ -2882,7 +2882,7 @@
                 <w:rFonts w:ascii="Arial" w:hAnsi="Arial"/>
                 <w:sz w:val="20"/>
               </w:rPr>
-              <w:t>2026-06-12</w:t>
+              <w:t>2026-06-15</w:t>
             </w:r>
           </w:p>
         </w:tc>
@@ -3053,7 +3053,7 @@
                 <w:rFonts w:ascii="Arial" w:hAnsi="Arial"/>
                 <w:sz w:val="20"/>
               </w:rPr>
-              <w:t>2026-06-12</w:t>
+              <w:t>2026-06-15</w:t>
             </w:r>
           </w:p>
         </w:tc>
@@ -3216,7 +3216,7 @@
                 <w:rFonts w:ascii="Arial" w:hAnsi="Arial"/>
                 <w:sz w:val="20"/>
               </w:rPr>
-              <w:t>2026-06-12</w:t>
+              <w:t>2026-06-15</w:t>
             </w:r>
           </w:p>
         </w:tc>
@@ -3387,7 +3387,7 @@
                 <w:rFonts w:ascii="Arial" w:hAnsi="Arial"/>
                 <w:sz w:val="20"/>
               </w:rPr>
-              <w:t>2026-06-12</w:t>
+              <w:t>2026-06-15</w:t>
             </w:r>
           </w:p>
         </w:tc>
@@ -3550,7 +3550,7 @@
                 <w:rFonts w:ascii="Arial" w:hAnsi="Arial"/>
                 <w:sz w:val="20"/>
               </w:rPr>
-              <w:t>2026-06-12</w:t>
+              <w:t>2026-06-15</w:t>
             </w:r>
           </w:p>
         </w:tc>
@@ -3721,7 +3721,7 @@
                 <w:rFonts w:ascii="Arial" w:hAnsi="Arial"/>
                 <w:sz w:val="20"/>
               </w:rPr>
-              <w:t>2026-06-12</w:t>
+              <w:t>2026-06-15</w:t>
             </w:r>
           </w:p>
         </w:tc>
@@ -3884,7 +3884,7 @@
                 <w:rFonts w:ascii="Arial" w:hAnsi="Arial"/>
                 <w:sz w:val="20"/>
               </w:rPr>
-              <w:t>2026-06-12</w:t>
+              <w:t>2026-06-15</w:t>
             </w:r>
           </w:p>
         </w:tc>
@@ -4063,18 +4063,19 @@
         <w:tblLook w:firstColumn="1" w:firstRow="1" w:lastColumn="0" w:lastRow="0" w:noHBand="0" w:noVBand="1" w:val="04A0"/>
       </w:tblPr>
       <w:tblGrid>
-        <w:gridCol w:w="1337"/>
-        <w:gridCol w:w="1337"/>
-        <w:gridCol w:w="1337"/>
-        <w:gridCol w:w="1337"/>
-        <w:gridCol w:w="1337"/>
-        <w:gridCol w:w="1337"/>
-        <w:gridCol w:w="1337"/>
+        <w:gridCol w:w="1170"/>
+        <w:gridCol w:w="1170"/>
+        <w:gridCol w:w="1170"/>
+        <w:gridCol w:w="1170"/>
+        <w:gridCol w:w="1170"/>
+        <w:gridCol w:w="1170"/>
+        <w:gridCol w:w="1170"/>
+        <w:gridCol w:w="1170"/>
       </w:tblGrid>
       <w:tr>
         <w:tc>
           <w:tcPr>
-            <w:tcW w:type="dxa" w:w="1337"/>
+            <w:tcW w:type="dxa" w:w="1170"/>
             <w:shd w:val="clear" w:color="auto" w:fill="1F4E79"/>
             <w:vAlign w:val="center"/>
           </w:tcPr>
@@ -4093,7 +4094,7 @@
         </w:tc>
         <w:tc>
           <w:tcPr>
-            <w:tcW w:type="dxa" w:w="1337"/>
+            <w:tcW w:type="dxa" w:w="1170"/>
             <w:shd w:val="clear" w:color="auto" w:fill="1F4E79"/>
             <w:vAlign w:val="center"/>
           </w:tcPr>
@@ -4112,7 +4113,7 @@
         </w:tc>
         <w:tc>
           <w:tcPr>
-            <w:tcW w:type="dxa" w:w="1337"/>
+            <w:tcW w:type="dxa" w:w="1170"/>
             <w:shd w:val="clear" w:color="auto" w:fill="1F4E79"/>
             <w:vAlign w:val="center"/>
           </w:tcPr>
@@ -4131,7 +4132,7 @@
         </w:tc>
         <w:tc>
           <w:tcPr>
-            <w:tcW w:type="dxa" w:w="1337"/>
+            <w:tcW w:type="dxa" w:w="1170"/>
             <w:shd w:val="clear" w:color="auto" w:fill="1F4E79"/>
             <w:vAlign w:val="center"/>
           </w:tcPr>
@@ -4150,7 +4151,7 @@
         </w:tc>
         <w:tc>
           <w:tcPr>
-            <w:tcW w:type="dxa" w:w="1337"/>
+            <w:tcW w:type="dxa" w:w="1170"/>
             <w:shd w:val="clear" w:color="auto" w:fill="1F4E79"/>
             <w:vAlign w:val="center"/>
           </w:tcPr>
@@ -4169,7 +4170,7 @@
         </w:tc>
         <w:tc>
           <w:tcPr>
-            <w:tcW w:type="dxa" w:w="1337"/>
+            <w:tcW w:type="dxa" w:w="1170"/>
             <w:shd w:val="clear" w:color="auto" w:fill="1F4E79"/>
             <w:vAlign w:val="center"/>
           </w:tcPr>
@@ -4182,13 +4183,13 @@
                 <w:color w:val="FFFFFF"/>
                 <w:sz w:val="20"/>
               </w:rPr>
-              <w:t>notes</w:t>
-            </w:r>
-          </w:p>
-        </w:tc>
-        <w:tc>
-          <w:tcPr>
-            <w:tcW w:type="dxa" w:w="1337"/>
+              <w:t>macro_path</w:t>
+            </w:r>
+          </w:p>
+        </w:tc>
+        <w:tc>
+          <w:tcPr>
+            <w:tcW w:type="dxa" w:w="1170"/>
             <w:shd w:val="clear" w:color="auto" w:fill="1F4E79"/>
             <w:vAlign w:val="center"/>
           </w:tcPr>
@@ -4201,6 +4202,25 @@
                 <w:color w:val="FFFFFF"/>
                 <w:sz w:val="20"/>
               </w:rPr>
+              <w:t>notes</w:t>
+            </w:r>
+          </w:p>
+        </w:tc>
+        <w:tc>
+          <w:tcPr>
+            <w:tcW w:type="dxa" w:w="1170"/>
+            <w:shd w:val="clear" w:color="auto" w:fill="1F4E79"/>
+            <w:vAlign w:val="center"/>
+          </w:tcPr>
+          <w:p>
+            <w:r/>
+            <w:r>
+              <w:rPr>
+                <w:rFonts w:ascii="Arial" w:hAnsi="Arial"/>
+                <w:b/>
+                <w:color w:val="FFFFFF"/>
+                <w:sz w:val="20"/>
+              </w:rPr>
               <w:t>as_of_date</w:t>
             </w:r>
           </w:p>
@@ -4209,7 +4229,7 @@
       <w:tr>
         <w:tc>
           <w:tcPr>
-            <w:tcW w:type="dxa" w:w="1337"/>
+            <w:tcW w:type="dxa" w:w="1170"/>
             <w:vAlign w:val="center"/>
           </w:tcPr>
           <w:p>
@@ -4225,7 +4245,7 @@
         </w:tc>
         <w:tc>
           <w:tcPr>
-            <w:tcW w:type="dxa" w:w="1337"/>
+            <w:tcW w:type="dxa" w:w="1170"/>
             <w:vAlign w:val="center"/>
           </w:tcPr>
           <w:p>
@@ -4241,7 +4261,7 @@
         </w:tc>
         <w:tc>
           <w:tcPr>
-            <w:tcW w:type="dxa" w:w="1337"/>
+            <w:tcW w:type="dxa" w:w="1170"/>
             <w:vAlign w:val="center"/>
           </w:tcPr>
           <w:p>
@@ -4257,7 +4277,7 @@
         </w:tc>
         <w:tc>
           <w:tcPr>
-            <w:tcW w:type="dxa" w:w="1337"/>
+            <w:tcW w:type="dxa" w:w="1170"/>
             <w:vAlign w:val="center"/>
           </w:tcPr>
           <w:p>
@@ -4273,7 +4293,7 @@
         </w:tc>
         <w:tc>
           <w:tcPr>
-            <w:tcW w:type="dxa" w:w="1337"/>
+            <w:tcW w:type="dxa" w:w="1170"/>
             <w:vAlign w:val="center"/>
           </w:tcPr>
           <w:p>
@@ -4289,33 +4309,49 @@
         </w:tc>
         <w:tc>
           <w:tcPr>
-            <w:tcW w:type="dxa" w:w="1337"/>
-            <w:vAlign w:val="center"/>
-          </w:tcPr>
-          <w:p>
-            <w:r/>
-            <w:r>
-              <w:rPr>
-                <w:rFonts w:ascii="Arial" w:hAnsi="Arial"/>
-                <w:sz w:val="20"/>
-              </w:rPr>
-              <w:t>Current environment (base scenario). Anchored to a low / improving arrears backdrop (qualitative assumption from RBA FSR) and an average property-cycle softness score of 2.73 (real, ABS building approvals).</w:t>
-            </w:r>
-          </w:p>
-        </w:tc>
-        <w:tc>
-          <w:tcPr>
-            <w:tcW w:type="dxa" w:w="1337"/>
-            <w:vAlign w:val="center"/>
-          </w:tcPr>
-          <w:p>
-            <w:r/>
-            <w:r>
-              <w:rPr>
-                <w:rFonts w:ascii="Arial" w:hAnsi="Arial"/>
-                <w:sz w:val="20"/>
-              </w:rPr>
-              <w:t>2026-06-11</w:t>
+            <w:tcW w:type="dxa" w:w="1170"/>
+            <w:vAlign w:val="center"/>
+          </w:tcPr>
+          <w:p>
+            <w:r/>
+            <w:r>
+              <w:rPr>
+                <w:rFonts w:ascii="Arial" w:hAnsi="Arial"/>
+                <w:sz w:val="20"/>
+              </w:rPr>
+              <w:t>Current environment, no recession overlay: GDP growth around trend, unemployment broadly stable, house prices at latest observed levels.</w:t>
+            </w:r>
+          </w:p>
+        </w:tc>
+        <w:tc>
+          <w:tcPr>
+            <w:tcW w:type="dxa" w:w="1170"/>
+            <w:vAlign w:val="center"/>
+          </w:tcPr>
+          <w:p>
+            <w:r/>
+            <w:r>
+              <w:rPr>
+                <w:rFonts w:ascii="Arial" w:hAnsi="Arial"/>
+                <w:sz w:val="20"/>
+              </w:rPr>
+              <w:t>Current environment (base scenario). Anchored to a low / improving arrears backdrop (qualitative assumption from RBA FSR) and an average property-cycle softness score of 2.73 (real, ABS building approvals). No diversification benefit assumed (APG 113 para 92).</w:t>
+            </w:r>
+          </w:p>
+        </w:tc>
+        <w:tc>
+          <w:tcPr>
+            <w:tcW w:type="dxa" w:w="1170"/>
+            <w:vAlign w:val="center"/>
+          </w:tcPr>
+          <w:p>
+            <w:r/>
+            <w:r>
+              <w:rPr>
+                <w:rFonts w:ascii="Arial" w:hAnsi="Arial"/>
+                <w:sz w:val="20"/>
+              </w:rPr>
+              <w:t>2026-06-12</w:t>
             </w:r>
           </w:p>
         </w:tc>
@@ -4323,7 +4359,7 @@
       <w:tr>
         <w:tc>
           <w:tcPr>
-            <w:tcW w:type="dxa" w:w="1337"/>
+            <w:tcW w:type="dxa" w:w="1170"/>
             <w:shd w:val="clear" w:color="auto" w:fill="F2F2F2"/>
             <w:vAlign w:val="center"/>
           </w:tcPr>
@@ -4340,7 +4376,7 @@
         </w:tc>
         <w:tc>
           <w:tcPr>
-            <w:tcW w:type="dxa" w:w="1337"/>
+            <w:tcW w:type="dxa" w:w="1170"/>
             <w:shd w:val="clear" w:color="auto" w:fill="F2F2F2"/>
             <w:vAlign w:val="center"/>
           </w:tcPr>
@@ -4357,7 +4393,7 @@
         </w:tc>
         <w:tc>
           <w:tcPr>
-            <w:tcW w:type="dxa" w:w="1337"/>
+            <w:tcW w:type="dxa" w:w="1170"/>
             <w:shd w:val="clear" w:color="auto" w:fill="F2F2F2"/>
             <w:vAlign w:val="center"/>
           </w:tcPr>
@@ -4374,7 +4410,7 @@
         </w:tc>
         <w:tc>
           <w:tcPr>
-            <w:tcW w:type="dxa" w:w="1337"/>
+            <w:tcW w:type="dxa" w:w="1170"/>
             <w:shd w:val="clear" w:color="auto" w:fill="F2F2F2"/>
             <w:vAlign w:val="center"/>
           </w:tcPr>
@@ -4391,7 +4427,7 @@
         </w:tc>
         <w:tc>
           <w:tcPr>
-            <w:tcW w:type="dxa" w:w="1337"/>
+            <w:tcW w:type="dxa" w:w="1170"/>
             <w:shd w:val="clear" w:color="auto" w:fill="F2F2F2"/>
             <w:vAlign w:val="center"/>
           </w:tcPr>
@@ -4408,35 +4444,52 @@
         </w:tc>
         <w:tc>
           <w:tcPr>
-            <w:tcW w:type="dxa" w:w="1337"/>
-            <w:shd w:val="clear" w:color="auto" w:fill="F2F2F2"/>
-            <w:vAlign w:val="center"/>
-          </w:tcPr>
-          <w:p>
-            <w:r/>
-            <w:r>
-              <w:rPr>
-                <w:rFonts w:ascii="Arial" w:hAnsi="Arial"/>
-                <w:sz w:val="20"/>
-              </w:rPr>
-              <w:t>ASSUMPTION (scenario parameter) — illustrative mild downturn for conservative portfolio calibration.</w:t>
-            </w:r>
-          </w:p>
-        </w:tc>
-        <w:tc>
-          <w:tcPr>
-            <w:tcW w:type="dxa" w:w="1337"/>
-            <w:shd w:val="clear" w:color="auto" w:fill="F2F2F2"/>
-            <w:vAlign w:val="center"/>
-          </w:tcPr>
-          <w:p>
-            <w:r/>
-            <w:r>
-              <w:rPr>
-                <w:rFonts w:ascii="Arial" w:hAnsi="Arial"/>
-                <w:sz w:val="20"/>
-              </w:rPr>
-              <w:t>2026-06-11</w:t>
+            <w:tcW w:type="dxa" w:w="1170"/>
+            <w:shd w:val="clear" w:color="auto" w:fill="F2F2F2"/>
+            <w:vAlign w:val="center"/>
+          </w:tcPr>
+          <w:p>
+            <w:r/>
+            <w:r>
+              <w:rPr>
+                <w:rFonts w:ascii="Arial" w:hAnsi="Arial"/>
+                <w:sz w:val="20"/>
+              </w:rPr>
+              <w:t>Basel CRE36.51 mandatory minimum — two consecutive quarters of zero GDP growth; unemployment +~1.0-1.5pp; house prices ~-5 to -10%.</w:t>
+            </w:r>
+          </w:p>
+        </w:tc>
+        <w:tc>
+          <w:tcPr>
+            <w:tcW w:type="dxa" w:w="1170"/>
+            <w:shd w:val="clear" w:color="auto" w:fill="F2F2F2"/>
+            <w:vAlign w:val="center"/>
+          </w:tcPr>
+          <w:p>
+            <w:r/>
+            <w:r>
+              <w:rPr>
+                <w:rFonts w:ascii="Arial" w:hAnsi="Arial"/>
+                <w:sz w:val="20"/>
+              </w:rPr>
+              <w:t>ASSUMPTION (scenario parameter) — mild recession = Basel CRE36.51 two-quarters-zero-growth minimum, for conservative portfolio calibration. No diversification benefit assumed (APG 113 para 92).</w:t>
+            </w:r>
+          </w:p>
+        </w:tc>
+        <w:tc>
+          <w:tcPr>
+            <w:tcW w:type="dxa" w:w="1170"/>
+            <w:shd w:val="clear" w:color="auto" w:fill="F2F2F2"/>
+            <w:vAlign w:val="center"/>
+          </w:tcPr>
+          <w:p>
+            <w:r/>
+            <w:r>
+              <w:rPr>
+                <w:rFonts w:ascii="Arial" w:hAnsi="Arial"/>
+                <w:sz w:val="20"/>
+              </w:rPr>
+              <w:t>2026-06-12</w:t>
             </w:r>
           </w:p>
         </w:tc>
@@ -4444,7 +4497,7 @@
       <w:tr>
         <w:tc>
           <w:tcPr>
-            <w:tcW w:type="dxa" w:w="1337"/>
+            <w:tcW w:type="dxa" w:w="1170"/>
             <w:vAlign w:val="center"/>
           </w:tcPr>
           <w:p>
@@ -4460,7 +4513,7 @@
         </w:tc>
         <w:tc>
           <w:tcPr>
-            <w:tcW w:type="dxa" w:w="1337"/>
+            <w:tcW w:type="dxa" w:w="1170"/>
             <w:vAlign w:val="center"/>
           </w:tcPr>
           <w:p>
@@ -4476,7 +4529,7 @@
         </w:tc>
         <w:tc>
           <w:tcPr>
-            <w:tcW w:type="dxa" w:w="1337"/>
+            <w:tcW w:type="dxa" w:w="1170"/>
             <w:vAlign w:val="center"/>
           </w:tcPr>
           <w:p>
@@ -4492,7 +4545,7 @@
         </w:tc>
         <w:tc>
           <w:tcPr>
-            <w:tcW w:type="dxa" w:w="1337"/>
+            <w:tcW w:type="dxa" w:w="1170"/>
             <w:vAlign w:val="center"/>
           </w:tcPr>
           <w:p>
@@ -4508,7 +4561,7 @@
         </w:tc>
         <w:tc>
           <w:tcPr>
-            <w:tcW w:type="dxa" w:w="1337"/>
+            <w:tcW w:type="dxa" w:w="1170"/>
             <w:vAlign w:val="center"/>
           </w:tcPr>
           <w:p>
@@ -4524,33 +4577,49 @@
         </w:tc>
         <w:tc>
           <w:tcPr>
-            <w:tcW w:type="dxa" w:w="1337"/>
-            <w:vAlign w:val="center"/>
-          </w:tcPr>
-          <w:p>
-            <w:r/>
-            <w:r>
-              <w:rPr>
-                <w:rFonts w:ascii="Arial" w:hAnsi="Arial"/>
-                <w:sz w:val="20"/>
-              </w:rPr>
-              <w:t>ASSUMPTION (scenario parameter) — illustrative moderate downturn for stressed pricing and EL scenario analysis.</w:t>
-            </w:r>
-          </w:p>
-        </w:tc>
-        <w:tc>
-          <w:tcPr>
-            <w:tcW w:type="dxa" w:w="1337"/>
-            <w:vAlign w:val="center"/>
-          </w:tcPr>
-          <w:p>
-            <w:r/>
-            <w:r>
-              <w:rPr>
-                <w:rFonts w:ascii="Arial" w:hAnsi="Arial"/>
-                <w:sz w:val="20"/>
-              </w:rPr>
-              <w:t>2026-06-11</w:t>
+            <w:tcW w:type="dxa" w:w="1170"/>
+            <w:vAlign w:val="center"/>
+          </w:tcPr>
+          <w:p>
+            <w:r/>
+            <w:r>
+              <w:rPr>
+                <w:rFonts w:ascii="Arial" w:hAnsi="Arial"/>
+                <w:sz w:val="20"/>
+              </w:rPr>
+              <w:t>Deeper recession: multi-quarter contraction; unemployment +~2-3pp; house prices ~-10 to -15%.</w:t>
+            </w:r>
+          </w:p>
+        </w:tc>
+        <w:tc>
+          <w:tcPr>
+            <w:tcW w:type="dxa" w:w="1170"/>
+            <w:vAlign w:val="center"/>
+          </w:tcPr>
+          <w:p>
+            <w:r/>
+            <w:r>
+              <w:rPr>
+                <w:rFonts w:ascii="Arial" w:hAnsi="Arial"/>
+                <w:sz w:val="20"/>
+              </w:rPr>
+              <w:t>ASSUMPTION (scenario parameter) — illustrative moderate downturn for stressed pricing and EL scenario analysis. No diversification benefit assumed (APG 113 para 92).</w:t>
+            </w:r>
+          </w:p>
+        </w:tc>
+        <w:tc>
+          <w:tcPr>
+            <w:tcW w:type="dxa" w:w="1170"/>
+            <w:vAlign w:val="center"/>
+          </w:tcPr>
+          <w:p>
+            <w:r/>
+            <w:r>
+              <w:rPr>
+                <w:rFonts w:ascii="Arial" w:hAnsi="Arial"/>
+                <w:sz w:val="20"/>
+              </w:rPr>
+              <w:t>2026-06-12</w:t>
             </w:r>
           </w:p>
         </w:tc>
@@ -4558,7 +4627,7 @@
       <w:tr>
         <w:tc>
           <w:tcPr>
-            <w:tcW w:type="dxa" w:w="1337"/>
+            <w:tcW w:type="dxa" w:w="1170"/>
             <w:shd w:val="clear" w:color="auto" w:fill="F2F2F2"/>
             <w:vAlign w:val="center"/>
           </w:tcPr>
@@ -4575,7 +4644,7 @@
         </w:tc>
         <w:tc>
           <w:tcPr>
-            <w:tcW w:type="dxa" w:w="1337"/>
+            <w:tcW w:type="dxa" w:w="1170"/>
             <w:shd w:val="clear" w:color="auto" w:fill="F2F2F2"/>
             <w:vAlign w:val="center"/>
           </w:tcPr>
@@ -4592,7 +4661,7 @@
         </w:tc>
         <w:tc>
           <w:tcPr>
-            <w:tcW w:type="dxa" w:w="1337"/>
+            <w:tcW w:type="dxa" w:w="1170"/>
             <w:shd w:val="clear" w:color="auto" w:fill="F2F2F2"/>
             <w:vAlign w:val="center"/>
           </w:tcPr>
@@ -4609,7 +4678,7 @@
         </w:tc>
         <w:tc>
           <w:tcPr>
-            <w:tcW w:type="dxa" w:w="1337"/>
+            <w:tcW w:type="dxa" w:w="1170"/>
             <w:shd w:val="clear" w:color="auto" w:fill="F2F2F2"/>
             <w:vAlign w:val="center"/>
           </w:tcPr>
@@ -4626,7 +4695,7 @@
         </w:tc>
         <w:tc>
           <w:tcPr>
-            <w:tcW w:type="dxa" w:w="1337"/>
+            <w:tcW w:type="dxa" w:w="1170"/>
             <w:shd w:val="clear" w:color="auto" w:fill="F2F2F2"/>
             <w:vAlign w:val="center"/>
           </w:tcPr>
@@ -4643,35 +4712,52 @@
         </w:tc>
         <w:tc>
           <w:tcPr>
-            <w:tcW w:type="dxa" w:w="1337"/>
-            <w:shd w:val="clear" w:color="auto" w:fill="F2F2F2"/>
-            <w:vAlign w:val="center"/>
-          </w:tcPr>
-          <w:p>
-            <w:r/>
-            <w:r>
-              <w:rPr>
-                <w:rFonts w:ascii="Arial" w:hAnsi="Arial"/>
-                <w:sz w:val="20"/>
-              </w:rPr>
-              <w:t>ASSUMPTION (scenario parameter) — illustrative severe downturn; not a calibrated regulatory stress parameter.</w:t>
-            </w:r>
-          </w:p>
-        </w:tc>
-        <w:tc>
-          <w:tcPr>
-            <w:tcW w:type="dxa" w:w="1337"/>
-            <w:shd w:val="clear" w:color="auto" w:fill="F2F2F2"/>
-            <w:vAlign w:val="center"/>
-          </w:tcPr>
-          <w:p>
-            <w:r/>
-            <w:r>
-              <w:rPr>
-                <w:rFonts w:ascii="Arial" w:hAnsi="Arial"/>
-                <w:sz w:val="20"/>
-              </w:rPr>
-              <w:t>2026-06-11</w:t>
+            <w:tcW w:type="dxa" w:w="1170"/>
+            <w:shd w:val="clear" w:color="auto" w:fill="F2F2F2"/>
+            <w:vAlign w:val="center"/>
+          </w:tcPr>
+          <w:p>
+            <w:r/>
+            <w:r>
+              <w:rPr>
+                <w:rFonts w:ascii="Arial" w:hAnsi="Arial"/>
+                <w:sz w:val="20"/>
+              </w:rPr>
+              <w:t>GFC-like severe-but-plausible path: deep multi-quarter contraction; unemployment +~3-4pp; house prices ~-20 to -30%.</w:t>
+            </w:r>
+          </w:p>
+        </w:tc>
+        <w:tc>
+          <w:tcPr>
+            <w:tcW w:type="dxa" w:w="1170"/>
+            <w:shd w:val="clear" w:color="auto" w:fill="F2F2F2"/>
+            <w:vAlign w:val="center"/>
+          </w:tcPr>
+          <w:p>
+            <w:r/>
+            <w:r>
+              <w:rPr>
+                <w:rFonts w:ascii="Arial" w:hAnsi="Arial"/>
+                <w:sz w:val="20"/>
+              </w:rPr>
+              <w:t>ASSUMPTION (scenario parameter) — illustrative severe downturn; not a calibrated regulatory stress parameter. No diversification benefit assumed (APG 113 para 92).</w:t>
+            </w:r>
+          </w:p>
+        </w:tc>
+        <w:tc>
+          <w:tcPr>
+            <w:tcW w:type="dxa" w:w="1170"/>
+            <w:shd w:val="clear" w:color="auto" w:fill="F2F2F2"/>
+            <w:vAlign w:val="center"/>
+          </w:tcPr>
+          <w:p>
+            <w:r/>
+            <w:r>
+              <w:rPr>
+                <w:rFonts w:ascii="Arial" w:hAnsi="Arial"/>
+                <w:sz w:val="20"/>
+              </w:rPr>
+              <w:t>2026-06-12</w:t>
             </w:r>
           </w:p>
         </w:tc>
@@ -5437,7 +5523,7 @@
                 <w:rFonts w:ascii="Arial" w:hAnsi="Arial"/>
                 <w:sz w:val="20"/>
               </w:rPr>
-              <w:t>2026-06-11T23:56:03+00:00</w:t>
+              <w:t>2026-06-15T04:40:20+00:00</w:t>
             </w:r>
           </w:p>
         </w:tc>
@@ -5584,7 +5670,7 @@
                 <w:rFonts w:ascii="Arial" w:hAnsi="Arial"/>
                 <w:sz w:val="20"/>
               </w:rPr>
-              <w:t>2026-06-11T23:56:06+00:00</w:t>
+              <w:t>2026-06-15T04:40:23+00:00</w:t>
             </w:r>
           </w:p>
         </w:tc>
@@ -5879,7 +5965,7 @@
                 <w:rFonts w:ascii="Arial" w:hAnsi="Arial"/>
                 <w:sz w:val="20"/>
               </w:rPr>
-              <w:t>2026-06-11T23:56:05+00:00</w:t>
+              <w:t>2026-06-15T04:40:21+00:00</w:t>
             </w:r>
           </w:p>
         </w:tc>
@@ -6029,7 +6115,7 @@
                 <w:rFonts w:ascii="Arial" w:hAnsi="Arial"/>
                 <w:sz w:val="20"/>
               </w:rPr>
-              <w:t>2026-06-11T23:56:04+00:00</w:t>
+              <w:t>2026-06-15T04:40:21+00:00</w:t>
             </w:r>
           </w:p>
         </w:tc>
@@ -6762,7 +6848,7 @@
                 <w:rFonts w:ascii="Arial" w:hAnsi="Arial"/>
                 <w:sz w:val="20"/>
               </w:rPr>
-              <w:t>2026-06-11T23:56:06+00:00</w:t>
+              <w:t>2026-06-15T04:40:22+00:00</w:t>
             </w:r>
           </w:p>
         </w:tc>
@@ -7643,7 +7729,7 @@
                 <w:rFonts w:ascii="Arial" w:hAnsi="Arial"/>
                 <w:sz w:val="20"/>
               </w:rPr>
-              <w:t>2026-06-11T23:56:07+00:00</w:t>
+              <w:t>2026-06-15T04:40:25+00:00</w:t>
             </w:r>
           </w:p>
         </w:tc>
@@ -7793,7 +7879,7 @@
                 <w:rFonts w:ascii="Arial" w:hAnsi="Arial"/>
                 <w:sz w:val="20"/>
               </w:rPr>
-              <w:t>2026-06-11T23:56:08+00:00</w:t>
+              <w:t>2026-06-15T04:40:25+00:00</w:t>
             </w:r>
           </w:p>
         </w:tc>
@@ -7940,7 +8026,7 @@
                 <w:rFonts w:ascii="Arial" w:hAnsi="Arial"/>
                 <w:sz w:val="20"/>
               </w:rPr>
-              <w:t>2026-06-11T23:56:09+00:00</w:t>
+              <w:t>2026-06-15T04:40:26+00:00</w:t>
             </w:r>
           </w:p>
         </w:tc>
@@ -8090,7 +8176,7 @@
                 <w:rFonts w:ascii="Arial" w:hAnsi="Arial"/>
                 <w:sz w:val="20"/>
               </w:rPr>
-              <w:t>2026-06-11T23:56:07+00:00</w:t>
+              <w:t>2026-06-15T04:40:24+00:00</w:t>
             </w:r>
           </w:p>
         </w:tc>
@@ -8107,7 +8193,7 @@
                 <w:rFonts w:ascii="Arial" w:hAnsi="Arial"/>
                 <w:sz w:val="20"/>
               </w:rPr>
-              <w:t>302081</w:t>
+              <w:t>302148</w:t>
             </w:r>
           </w:p>
         </w:tc>
@@ -9574,7 +9660,7 @@
                 <w:rFonts w:ascii="Arial" w:hAnsi="Arial"/>
                 <w:sz w:val="20"/>
               </w:rPr>
-              <w:t>2026-06-12T09:56:11</w:t>
+              <w:t>2026-06-15T14:40:29</w:t>
             </w:r>
           </w:p>
         </w:tc>
@@ -9677,7 +9763,7 @@
                 <w:rFonts w:ascii="Arial" w:hAnsi="Arial"/>
                 <w:sz w:val="20"/>
               </w:rPr>
-              <w:t>2026-06-12T09:56:11</w:t>
+              <w:t>2026-06-15T14:40:29</w:t>
             </w:r>
           </w:p>
         </w:tc>
@@ -9776,7 +9862,7 @@
                 <w:rFonts w:ascii="Arial" w:hAnsi="Arial"/>
                 <w:sz w:val="20"/>
               </w:rPr>
-              <w:t>2026-06-12T09:56:11</w:t>
+              <w:t>2026-06-15T14:40:29</w:t>
             </w:r>
           </w:p>
         </w:tc>
@@ -9879,7 +9965,7 @@
                 <w:rFonts w:ascii="Arial" w:hAnsi="Arial"/>
                 <w:sz w:val="20"/>
               </w:rPr>
-              <w:t>2026-06-12T09:56:11</w:t>
+              <w:t>2026-06-15T14:40:29</w:t>
             </w:r>
           </w:p>
         </w:tc>
@@ -9978,7 +10064,7 @@
                 <w:rFonts w:ascii="Arial" w:hAnsi="Arial"/>
                 <w:sz w:val="20"/>
               </w:rPr>
-              <w:t>2026-06-12T09:56:11</w:t>
+              <w:t>2026-06-15T14:40:29</w:t>
             </w:r>
           </w:p>
         </w:tc>
@@ -10081,7 +10167,7 @@
                 <w:rFonts w:ascii="Arial" w:hAnsi="Arial"/>
                 <w:sz w:val="20"/>
               </w:rPr>
-              <w:t>2026-06-12T09:56:11</w:t>
+              <w:t>2026-06-15T14:40:29</w:t>
             </w:r>
           </w:p>
         </w:tc>
@@ -10180,7 +10266,7 @@
                 <w:rFonts w:ascii="Arial" w:hAnsi="Arial"/>
                 <w:sz w:val="20"/>
               </w:rPr>
-              <w:t>2026-06-12T09:56:11</w:t>
+              <w:t>2026-06-15T14:40:29</w:t>
             </w:r>
           </w:p>
         </w:tc>
@@ -10283,7 +10369,7 @@
                 <w:rFonts w:ascii="Arial" w:hAnsi="Arial"/>
                 <w:sz w:val="20"/>
               </w:rPr>
-              <w:t>2026-06-12T09:56:11</w:t>
+              <w:t>2026-06-15T14:40:29</w:t>
             </w:r>
           </w:p>
         </w:tc>
@@ -10683,7 +10769,7 @@
                 <w:rFonts w:ascii="Arial" w:hAnsi="Arial"/>
                 <w:sz w:val="20"/>
               </w:rPr>
-              <w:t>Scenario multipliers for PD, LGD, and CCF plus property haircuts and scenario notes.</w:t>
+              <w:t>Scenario multipliers for PD, LGD, and CCF plus property haircuts, a per-scenario macro-path note (mild = Basel CRE36.51), and scenario notes (incl. the no-diversification assumption).</w:t>
             </w:r>
           </w:p>
         </w:tc>
@@ -11366,7 +11452,7 @@
                 <w:rFonts w:ascii="Arial" w:hAnsi="Arial"/>
                 <w:sz w:val="20"/>
               </w:rPr>
-              <w:t>2026-06-12</w:t>
+              <w:t>2026-06-15</w:t>
             </w:r>
           </w:p>
         </w:tc>
@@ -11529,7 +11615,7 @@
                 <w:rFonts w:ascii="Arial" w:hAnsi="Arial"/>
                 <w:sz w:val="20"/>
               </w:rPr>
-              <w:t>2026-06-12</w:t>
+              <w:t>2026-06-15</w:t>
             </w:r>
           </w:p>
         </w:tc>
@@ -11700,7 +11786,7 @@
                 <w:rFonts w:ascii="Arial" w:hAnsi="Arial"/>
                 <w:sz w:val="20"/>
               </w:rPr>
-              <w:t>2026-06-12</w:t>
+              <w:t>2026-06-15</w:t>
             </w:r>
           </w:p>
         </w:tc>
@@ -11863,7 +11949,7 @@
                 <w:rFonts w:ascii="Arial" w:hAnsi="Arial"/>
                 <w:sz w:val="20"/>
               </w:rPr>
-              <w:t>2026-06-12</w:t>
+              <w:t>2026-06-15</w:t>
             </w:r>
           </w:p>
         </w:tc>
@@ -12034,7 +12120,7 @@
                 <w:rFonts w:ascii="Arial" w:hAnsi="Arial"/>
                 <w:sz w:val="20"/>
               </w:rPr>
-              <w:t>2026-06-12</w:t>
+              <w:t>2026-06-15</w:t>
             </w:r>
           </w:p>
         </w:tc>
@@ -12197,7 +12283,7 @@
                 <w:rFonts w:ascii="Arial" w:hAnsi="Arial"/>
                 <w:sz w:val="20"/>
               </w:rPr>
-              <w:t>2026-06-12</w:t>
+              <w:t>2026-06-15</w:t>
             </w:r>
           </w:p>
         </w:tc>
@@ -12368,7 +12454,7 @@
                 <w:rFonts w:ascii="Arial" w:hAnsi="Arial"/>
                 <w:sz w:val="20"/>
               </w:rPr>
-              <w:t>2026-06-12</w:t>
+              <w:t>2026-06-15</w:t>
             </w:r>
           </w:p>
         </w:tc>
@@ -12531,7 +12617,7 @@
                 <w:rFonts w:ascii="Arial" w:hAnsi="Arial"/>
                 <w:sz w:val="20"/>
               </w:rPr>
-              <w:t>2026-06-12</w:t>
+              <w:t>2026-06-15</w:t>
             </w:r>
           </w:p>
         </w:tc>
@@ -12702,7 +12788,7 @@
                 <w:rFonts w:ascii="Arial" w:hAnsi="Arial"/>
                 <w:sz w:val="20"/>
               </w:rPr>
-              <w:t>2026-06-12</w:t>
+              <w:t>2026-06-15</w:t>
             </w:r>
           </w:p>
         </w:tc>
@@ -12865,7 +12951,7 @@
                 <w:rFonts w:ascii="Arial" w:hAnsi="Arial"/>
                 <w:sz w:val="20"/>
               </w:rPr>
-              <w:t>2026-06-12</w:t>
+              <w:t>2026-06-15</w:t>
             </w:r>
           </w:p>
         </w:tc>
@@ -13036,7 +13122,7 @@
                 <w:rFonts w:ascii="Arial" w:hAnsi="Arial"/>
                 <w:sz w:val="20"/>
               </w:rPr>
-              <w:t>2026-06-12</w:t>
+              <w:t>2026-06-15</w:t>
             </w:r>
           </w:p>
         </w:tc>
@@ -13199,7 +13285,7 @@
                 <w:rFonts w:ascii="Arial" w:hAnsi="Arial"/>
                 <w:sz w:val="20"/>
               </w:rPr>
-              <w:t>2026-06-12</w:t>
+              <w:t>2026-06-15</w:t>
             </w:r>
           </w:p>
         </w:tc>
@@ -13370,7 +13456,7 @@
                 <w:rFonts w:ascii="Arial" w:hAnsi="Arial"/>
                 <w:sz w:val="20"/>
               </w:rPr>
-              <w:t>2026-06-12</w:t>
+              <w:t>2026-06-15</w:t>
             </w:r>
           </w:p>
         </w:tc>
@@ -13533,7 +13619,7 @@
                 <w:rFonts w:ascii="Arial" w:hAnsi="Arial"/>
                 <w:sz w:val="20"/>
               </w:rPr>
-              <w:t>2026-06-12</w:t>
+              <w:t>2026-06-15</w:t>
             </w:r>
           </w:p>
         </w:tc>
@@ -13704,7 +13790,7 @@
                 <w:rFonts w:ascii="Arial" w:hAnsi="Arial"/>
                 <w:sz w:val="20"/>
               </w:rPr>
-              <w:t>2026-06-12</w:t>
+              <w:t>2026-06-15</w:t>
             </w:r>
           </w:p>
         </w:tc>
@@ -13867,7 +13953,7 @@
                 <w:rFonts w:ascii="Arial" w:hAnsi="Arial"/>
                 <w:sz w:val="20"/>
               </w:rPr>
-              <w:t>2026-06-12</w:t>
+              <w:t>2026-06-15</w:t>
             </w:r>
           </w:p>
         </w:tc>
@@ -14038,7 +14124,7 @@
                 <w:rFonts w:ascii="Arial" w:hAnsi="Arial"/>
                 <w:sz w:val="20"/>
               </w:rPr>
-              <w:t>2026-06-12</w:t>
+              <w:t>2026-06-15</w:t>
             </w:r>
           </w:p>
         </w:tc>
@@ -14201,7 +14287,7 @@
                 <w:rFonts w:ascii="Arial" w:hAnsi="Arial"/>
                 <w:sz w:val="20"/>
               </w:rPr>
-              <w:t>2026-06-12</w:t>
+              <w:t>2026-06-15</w:t>
             </w:r>
           </w:p>
         </w:tc>
@@ -14596,7 +14682,7 @@
                 <w:rFonts w:ascii="Arial" w:hAnsi="Arial"/>
                 <w:sz w:val="20"/>
               </w:rPr>
-              <w:t>2026-06-12</w:t>
+              <w:t>2026-06-15</w:t>
             </w:r>
           </w:p>
         </w:tc>
@@ -14759,7 +14845,7 @@
                 <w:rFonts w:ascii="Arial" w:hAnsi="Arial"/>
                 <w:sz w:val="20"/>
               </w:rPr>
-              <w:t>2026-06-12</w:t>
+              <w:t>2026-06-15</w:t>
             </w:r>
           </w:p>
         </w:tc>
@@ -14930,7 +15016,7 @@
                 <w:rFonts w:ascii="Arial" w:hAnsi="Arial"/>
                 <w:sz w:val="20"/>
               </w:rPr>
-              <w:t>2026-06-12</w:t>
+              <w:t>2026-06-15</w:t>
             </w:r>
           </w:p>
         </w:tc>
@@ -15093,7 +15179,7 @@
                 <w:rFonts w:ascii="Arial" w:hAnsi="Arial"/>
                 <w:sz w:val="20"/>
               </w:rPr>
-              <w:t>2026-06-12</w:t>
+              <w:t>2026-06-15</w:t>
             </w:r>
           </w:p>
         </w:tc>
@@ -15264,7 +15350,7 @@
                 <w:rFonts w:ascii="Arial" w:hAnsi="Arial"/>
                 <w:sz w:val="20"/>
               </w:rPr>
-              <w:t>2026-06-12</w:t>
+              <w:t>2026-06-15</w:t>
             </w:r>
           </w:p>
         </w:tc>
@@ -15434,18 +15520,19 @@
         <w:tblLook w:firstColumn="1" w:firstRow="1" w:lastColumn="0" w:lastRow="0" w:noHBand="0" w:noVBand="1" w:val="04A0"/>
       </w:tblPr>
       <w:tblGrid>
-        <w:gridCol w:w="1337"/>
-        <w:gridCol w:w="1337"/>
-        <w:gridCol w:w="1337"/>
-        <w:gridCol w:w="1337"/>
-        <w:gridCol w:w="1337"/>
-        <w:gridCol w:w="1337"/>
-        <w:gridCol w:w="1337"/>
+        <w:gridCol w:w="1170"/>
+        <w:gridCol w:w="1170"/>
+        <w:gridCol w:w="1170"/>
+        <w:gridCol w:w="1170"/>
+        <w:gridCol w:w="1170"/>
+        <w:gridCol w:w="1170"/>
+        <w:gridCol w:w="1170"/>
+        <w:gridCol w:w="1170"/>
       </w:tblGrid>
       <w:tr>
         <w:tc>
           <w:tcPr>
-            <w:tcW w:type="dxa" w:w="1337"/>
+            <w:tcW w:type="dxa" w:w="1170"/>
             <w:shd w:val="clear" w:color="auto" w:fill="1F4E79"/>
             <w:vAlign w:val="center"/>
           </w:tcPr>
@@ -15464,7 +15551,7 @@
         </w:tc>
         <w:tc>
           <w:tcPr>
-            <w:tcW w:type="dxa" w:w="1337"/>
+            <w:tcW w:type="dxa" w:w="1170"/>
             <w:shd w:val="clear" w:color="auto" w:fill="1F4E79"/>
             <w:vAlign w:val="center"/>
           </w:tcPr>
@@ -15483,7 +15570,7 @@
         </w:tc>
         <w:tc>
           <w:tcPr>
-            <w:tcW w:type="dxa" w:w="1337"/>
+            <w:tcW w:type="dxa" w:w="1170"/>
             <w:shd w:val="clear" w:color="auto" w:fill="1F4E79"/>
             <w:vAlign w:val="center"/>
           </w:tcPr>
@@ -15502,7 +15589,7 @@
         </w:tc>
         <w:tc>
           <w:tcPr>
-            <w:tcW w:type="dxa" w:w="1337"/>
+            <w:tcW w:type="dxa" w:w="1170"/>
             <w:shd w:val="clear" w:color="auto" w:fill="1F4E79"/>
             <w:vAlign w:val="center"/>
           </w:tcPr>
@@ -15521,7 +15608,7 @@
         </w:tc>
         <w:tc>
           <w:tcPr>
-            <w:tcW w:type="dxa" w:w="1337"/>
+            <w:tcW w:type="dxa" w:w="1170"/>
             <w:shd w:val="clear" w:color="auto" w:fill="1F4E79"/>
             <w:vAlign w:val="center"/>
           </w:tcPr>
@@ -15540,7 +15627,7 @@
         </w:tc>
         <w:tc>
           <w:tcPr>
-            <w:tcW w:type="dxa" w:w="1337"/>
+            <w:tcW w:type="dxa" w:w="1170"/>
             <w:shd w:val="clear" w:color="auto" w:fill="1F4E79"/>
             <w:vAlign w:val="center"/>
           </w:tcPr>
@@ -15559,7 +15646,7 @@
         </w:tc>
         <w:tc>
           <w:tcPr>
-            <w:tcW w:type="dxa" w:w="1337"/>
+            <w:tcW w:type="dxa" w:w="1170"/>
             <w:shd w:val="clear" w:color="auto" w:fill="1F4E79"/>
             <w:vAlign w:val="center"/>
           </w:tcPr>
@@ -15572,6 +15659,25 @@
                 <w:color w:val="FFFFFF"/>
                 <w:sz w:val="20"/>
               </w:rPr>
+              <w:t>macro_path</w:t>
+            </w:r>
+          </w:p>
+        </w:tc>
+        <w:tc>
+          <w:tcPr>
+            <w:tcW w:type="dxa" w:w="1170"/>
+            <w:shd w:val="clear" w:color="auto" w:fill="1F4E79"/>
+            <w:vAlign w:val="center"/>
+          </w:tcPr>
+          <w:p>
+            <w:r/>
+            <w:r>
+              <w:rPr>
+                <w:rFonts w:ascii="Arial" w:hAnsi="Arial"/>
+                <w:b/>
+                <w:color w:val="FFFFFF"/>
+                <w:sz w:val="20"/>
+              </w:rPr>
               <w:t>notes</w:t>
             </w:r>
           </w:p>
@@ -15580,23 +15686,23 @@
       <w:tr>
         <w:tc>
           <w:tcPr>
-            <w:tcW w:type="dxa" w:w="1337"/>
-            <w:vAlign w:val="center"/>
-          </w:tcPr>
-          <w:p>
-            <w:r/>
-            <w:r>
-              <w:rPr>
-                <w:rFonts w:ascii="Arial" w:hAnsi="Arial"/>
-                <w:sz w:val="20"/>
-              </w:rPr>
-              <w:t>2026-06-11</w:t>
-            </w:r>
-          </w:p>
-        </w:tc>
-        <w:tc>
-          <w:tcPr>
-            <w:tcW w:type="dxa" w:w="1337"/>
+            <w:tcW w:type="dxa" w:w="1170"/>
+            <w:vAlign w:val="center"/>
+          </w:tcPr>
+          <w:p>
+            <w:r/>
+            <w:r>
+              <w:rPr>
+                <w:rFonts w:ascii="Arial" w:hAnsi="Arial"/>
+                <w:sz w:val="20"/>
+              </w:rPr>
+              <w:t>2026-06-12</w:t>
+            </w:r>
+          </w:p>
+        </w:tc>
+        <w:tc>
+          <w:tcPr>
+            <w:tcW w:type="dxa" w:w="1170"/>
             <w:vAlign w:val="center"/>
           </w:tcPr>
           <w:p>
@@ -15612,7 +15718,7 @@
         </w:tc>
         <w:tc>
           <w:tcPr>
-            <w:tcW w:type="dxa" w:w="1337"/>
+            <w:tcW w:type="dxa" w:w="1170"/>
             <w:vAlign w:val="center"/>
           </w:tcPr>
           <w:p>
@@ -15628,7 +15734,7 @@
         </w:tc>
         <w:tc>
           <w:tcPr>
-            <w:tcW w:type="dxa" w:w="1337"/>
+            <w:tcW w:type="dxa" w:w="1170"/>
             <w:vAlign w:val="center"/>
           </w:tcPr>
           <w:p>
@@ -15644,7 +15750,7 @@
         </w:tc>
         <w:tc>
           <w:tcPr>
-            <w:tcW w:type="dxa" w:w="1337"/>
+            <w:tcW w:type="dxa" w:w="1170"/>
             <w:vAlign w:val="center"/>
           </w:tcPr>
           <w:p>
@@ -15660,7 +15766,7 @@
         </w:tc>
         <w:tc>
           <w:tcPr>
-            <w:tcW w:type="dxa" w:w="1337"/>
+            <w:tcW w:type="dxa" w:w="1170"/>
             <w:vAlign w:val="center"/>
           </w:tcPr>
           <w:p>
@@ -15676,17 +15782,33 @@
         </w:tc>
         <w:tc>
           <w:tcPr>
-            <w:tcW w:type="dxa" w:w="1337"/>
-            <w:vAlign w:val="center"/>
-          </w:tcPr>
-          <w:p>
-            <w:r/>
-            <w:r>
-              <w:rPr>
-                <w:rFonts w:ascii="Arial" w:hAnsi="Arial"/>
-                <w:sz w:val="20"/>
-              </w:rPr>
-              <w:t>Current environment (base scenario). Anchored to a low / improving arrears backdrop (qualitative assumption from RBA FSR) and an average property-cycle softness score of 2.73 (real, ABS building approvals).</w:t>
+            <w:tcW w:type="dxa" w:w="1170"/>
+            <w:vAlign w:val="center"/>
+          </w:tcPr>
+          <w:p>
+            <w:r/>
+            <w:r>
+              <w:rPr>
+                <w:rFonts w:ascii="Arial" w:hAnsi="Arial"/>
+                <w:sz w:val="20"/>
+              </w:rPr>
+              <w:t>Current environment, no recession overlay: GDP growth around trend, unemployment broadly stable, house prices at latest observed levels.</w:t>
+            </w:r>
+          </w:p>
+        </w:tc>
+        <w:tc>
+          <w:tcPr>
+            <w:tcW w:type="dxa" w:w="1170"/>
+            <w:vAlign w:val="center"/>
+          </w:tcPr>
+          <w:p>
+            <w:r/>
+            <w:r>
+              <w:rPr>
+                <w:rFonts w:ascii="Arial" w:hAnsi="Arial"/>
+                <w:sz w:val="20"/>
+              </w:rPr>
+              <w:t>Current environment (base scenario). Anchored to a low / improving arrears backdrop (qualitative assumption from RBA FSR) and an average property-cycle softness score of 2.73 (real, ABS building approvals). No diversification benefit assumed (APG 113 para 92).</w:t>
             </w:r>
           </w:p>
         </w:tc>
@@ -15694,24 +15816,24 @@
       <w:tr>
         <w:tc>
           <w:tcPr>
-            <w:tcW w:type="dxa" w:w="1337"/>
-            <w:shd w:val="clear" w:color="auto" w:fill="F2F2F2"/>
-            <w:vAlign w:val="center"/>
-          </w:tcPr>
-          <w:p>
-            <w:r/>
-            <w:r>
-              <w:rPr>
-                <w:rFonts w:ascii="Arial" w:hAnsi="Arial"/>
-                <w:sz w:val="20"/>
-              </w:rPr>
-              <w:t>2026-06-11</w:t>
-            </w:r>
-          </w:p>
-        </w:tc>
-        <w:tc>
-          <w:tcPr>
-            <w:tcW w:type="dxa" w:w="1337"/>
+            <w:tcW w:type="dxa" w:w="1170"/>
+            <w:shd w:val="clear" w:color="auto" w:fill="F2F2F2"/>
+            <w:vAlign w:val="center"/>
+          </w:tcPr>
+          <w:p>
+            <w:r/>
+            <w:r>
+              <w:rPr>
+                <w:rFonts w:ascii="Arial" w:hAnsi="Arial"/>
+                <w:sz w:val="20"/>
+              </w:rPr>
+              <w:t>2026-06-12</w:t>
+            </w:r>
+          </w:p>
+        </w:tc>
+        <w:tc>
+          <w:tcPr>
+            <w:tcW w:type="dxa" w:w="1170"/>
             <w:shd w:val="clear" w:color="auto" w:fill="F2F2F2"/>
             <w:vAlign w:val="center"/>
           </w:tcPr>
@@ -15728,7 +15850,7 @@
         </w:tc>
         <w:tc>
           <w:tcPr>
-            <w:tcW w:type="dxa" w:w="1337"/>
+            <w:tcW w:type="dxa" w:w="1170"/>
             <w:shd w:val="clear" w:color="auto" w:fill="F2F2F2"/>
             <w:vAlign w:val="center"/>
           </w:tcPr>
@@ -15745,7 +15867,7 @@
         </w:tc>
         <w:tc>
           <w:tcPr>
-            <w:tcW w:type="dxa" w:w="1337"/>
+            <w:tcW w:type="dxa" w:w="1170"/>
             <w:shd w:val="clear" w:color="auto" w:fill="F2F2F2"/>
             <w:vAlign w:val="center"/>
           </w:tcPr>
@@ -15762,7 +15884,7 @@
         </w:tc>
         <w:tc>
           <w:tcPr>
-            <w:tcW w:type="dxa" w:w="1337"/>
+            <w:tcW w:type="dxa" w:w="1170"/>
             <w:shd w:val="clear" w:color="auto" w:fill="F2F2F2"/>
             <w:vAlign w:val="center"/>
           </w:tcPr>
@@ -15779,7 +15901,7 @@
         </w:tc>
         <w:tc>
           <w:tcPr>
-            <w:tcW w:type="dxa" w:w="1337"/>
+            <w:tcW w:type="dxa" w:w="1170"/>
             <w:shd w:val="clear" w:color="auto" w:fill="F2F2F2"/>
             <w:vAlign w:val="center"/>
           </w:tcPr>
@@ -15796,18 +15918,35 @@
         </w:tc>
         <w:tc>
           <w:tcPr>
-            <w:tcW w:type="dxa" w:w="1337"/>
-            <w:shd w:val="clear" w:color="auto" w:fill="F2F2F2"/>
-            <w:vAlign w:val="center"/>
-          </w:tcPr>
-          <w:p>
-            <w:r/>
-            <w:r>
-              <w:rPr>
-                <w:rFonts w:ascii="Arial" w:hAnsi="Arial"/>
-                <w:sz w:val="20"/>
-              </w:rPr>
-              <w:t>ASSUMPTION (scenario parameter) — illustrative mild downturn for conservative portfolio calibration.</w:t>
+            <w:tcW w:type="dxa" w:w="1170"/>
+            <w:shd w:val="clear" w:color="auto" w:fill="F2F2F2"/>
+            <w:vAlign w:val="center"/>
+          </w:tcPr>
+          <w:p>
+            <w:r/>
+            <w:r>
+              <w:rPr>
+                <w:rFonts w:ascii="Arial" w:hAnsi="Arial"/>
+                <w:sz w:val="20"/>
+              </w:rPr>
+              <w:t>Basel CRE36.51 mandatory minimum — two consecutive quarters of zero GDP growth; unemployment +~1.0-1.5pp; house prices ~-5 to -10%.</w:t>
+            </w:r>
+          </w:p>
+        </w:tc>
+        <w:tc>
+          <w:tcPr>
+            <w:tcW w:type="dxa" w:w="1170"/>
+            <w:shd w:val="clear" w:color="auto" w:fill="F2F2F2"/>
+            <w:vAlign w:val="center"/>
+          </w:tcPr>
+          <w:p>
+            <w:r/>
+            <w:r>
+              <w:rPr>
+                <w:rFonts w:ascii="Arial" w:hAnsi="Arial"/>
+                <w:sz w:val="20"/>
+              </w:rPr>
+              <w:t>ASSUMPTION (scenario parameter) — mild recession = Basel CRE36.51 two-quarters-zero-growth minimum, for conservative portfolio calibration. No diversification benefit assumed (APG 113 para 92).</w:t>
             </w:r>
           </w:p>
         </w:tc>
@@ -15815,23 +15954,23 @@
       <w:tr>
         <w:tc>
           <w:tcPr>
-            <w:tcW w:type="dxa" w:w="1337"/>
-            <w:vAlign w:val="center"/>
-          </w:tcPr>
-          <w:p>
-            <w:r/>
-            <w:r>
-              <w:rPr>
-                <w:rFonts w:ascii="Arial" w:hAnsi="Arial"/>
-                <w:sz w:val="20"/>
-              </w:rPr>
-              <w:t>2026-06-11</w:t>
-            </w:r>
-          </w:p>
-        </w:tc>
-        <w:tc>
-          <w:tcPr>
-            <w:tcW w:type="dxa" w:w="1337"/>
+            <w:tcW w:type="dxa" w:w="1170"/>
+            <w:vAlign w:val="center"/>
+          </w:tcPr>
+          <w:p>
+            <w:r/>
+            <w:r>
+              <w:rPr>
+                <w:rFonts w:ascii="Arial" w:hAnsi="Arial"/>
+                <w:sz w:val="20"/>
+              </w:rPr>
+              <w:t>2026-06-12</w:t>
+            </w:r>
+          </w:p>
+        </w:tc>
+        <w:tc>
+          <w:tcPr>
+            <w:tcW w:type="dxa" w:w="1170"/>
             <w:vAlign w:val="center"/>
           </w:tcPr>
           <w:p>
@@ -15847,7 +15986,7 @@
         </w:tc>
         <w:tc>
           <w:tcPr>
-            <w:tcW w:type="dxa" w:w="1337"/>
+            <w:tcW w:type="dxa" w:w="1170"/>
             <w:vAlign w:val="center"/>
           </w:tcPr>
           <w:p>
@@ -15863,7 +16002,7 @@
         </w:tc>
         <w:tc>
           <w:tcPr>
-            <w:tcW w:type="dxa" w:w="1337"/>
+            <w:tcW w:type="dxa" w:w="1170"/>
             <w:vAlign w:val="center"/>
           </w:tcPr>
           <w:p>
@@ -15879,7 +16018,7 @@
         </w:tc>
         <w:tc>
           <w:tcPr>
-            <w:tcW w:type="dxa" w:w="1337"/>
+            <w:tcW w:type="dxa" w:w="1170"/>
             <w:vAlign w:val="center"/>
           </w:tcPr>
           <w:p>
@@ -15895,7 +16034,7 @@
         </w:tc>
         <w:tc>
           <w:tcPr>
-            <w:tcW w:type="dxa" w:w="1337"/>
+            <w:tcW w:type="dxa" w:w="1170"/>
             <w:vAlign w:val="center"/>
           </w:tcPr>
           <w:p>
@@ -15911,17 +16050,33 @@
         </w:tc>
         <w:tc>
           <w:tcPr>
-            <w:tcW w:type="dxa" w:w="1337"/>
-            <w:vAlign w:val="center"/>
-          </w:tcPr>
-          <w:p>
-            <w:r/>
-            <w:r>
-              <w:rPr>
-                <w:rFonts w:ascii="Arial" w:hAnsi="Arial"/>
-                <w:sz w:val="20"/>
-              </w:rPr>
-              <w:t>ASSUMPTION (scenario parameter) — illustrative moderate downturn for stressed pricing and EL scenario analysis.</w:t>
+            <w:tcW w:type="dxa" w:w="1170"/>
+            <w:vAlign w:val="center"/>
+          </w:tcPr>
+          <w:p>
+            <w:r/>
+            <w:r>
+              <w:rPr>
+                <w:rFonts w:ascii="Arial" w:hAnsi="Arial"/>
+                <w:sz w:val="20"/>
+              </w:rPr>
+              <w:t>Deeper recession: multi-quarter contraction; unemployment +~2-3pp; house prices ~-10 to -15%.</w:t>
+            </w:r>
+          </w:p>
+        </w:tc>
+        <w:tc>
+          <w:tcPr>
+            <w:tcW w:type="dxa" w:w="1170"/>
+            <w:vAlign w:val="center"/>
+          </w:tcPr>
+          <w:p>
+            <w:r/>
+            <w:r>
+              <w:rPr>
+                <w:rFonts w:ascii="Arial" w:hAnsi="Arial"/>
+                <w:sz w:val="20"/>
+              </w:rPr>
+              <w:t>ASSUMPTION (scenario parameter) — illustrative moderate downturn for stressed pricing and EL scenario analysis. No diversification benefit assumed (APG 113 para 92).</w:t>
             </w:r>
           </w:p>
         </w:tc>
@@ -15929,24 +16084,24 @@
       <w:tr>
         <w:tc>
           <w:tcPr>
-            <w:tcW w:type="dxa" w:w="1337"/>
-            <w:shd w:val="clear" w:color="auto" w:fill="F2F2F2"/>
-            <w:vAlign w:val="center"/>
-          </w:tcPr>
-          <w:p>
-            <w:r/>
-            <w:r>
-              <w:rPr>
-                <w:rFonts w:ascii="Arial" w:hAnsi="Arial"/>
-                <w:sz w:val="20"/>
-              </w:rPr>
-              <w:t>2026-06-11</w:t>
-            </w:r>
-          </w:p>
-        </w:tc>
-        <w:tc>
-          <w:tcPr>
-            <w:tcW w:type="dxa" w:w="1337"/>
+            <w:tcW w:type="dxa" w:w="1170"/>
+            <w:shd w:val="clear" w:color="auto" w:fill="F2F2F2"/>
+            <w:vAlign w:val="center"/>
+          </w:tcPr>
+          <w:p>
+            <w:r/>
+            <w:r>
+              <w:rPr>
+                <w:rFonts w:ascii="Arial" w:hAnsi="Arial"/>
+                <w:sz w:val="20"/>
+              </w:rPr>
+              <w:t>2026-06-12</w:t>
+            </w:r>
+          </w:p>
+        </w:tc>
+        <w:tc>
+          <w:tcPr>
+            <w:tcW w:type="dxa" w:w="1170"/>
             <w:shd w:val="clear" w:color="auto" w:fill="F2F2F2"/>
             <w:vAlign w:val="center"/>
           </w:tcPr>
@@ -15963,7 +16118,7 @@
         </w:tc>
         <w:tc>
           <w:tcPr>
-            <w:tcW w:type="dxa" w:w="1337"/>
+            <w:tcW w:type="dxa" w:w="1170"/>
             <w:shd w:val="clear" w:color="auto" w:fill="F2F2F2"/>
             <w:vAlign w:val="center"/>
           </w:tcPr>
@@ -15980,7 +16135,7 @@
         </w:tc>
         <w:tc>
           <w:tcPr>
-            <w:tcW w:type="dxa" w:w="1337"/>
+            <w:tcW w:type="dxa" w:w="1170"/>
             <w:shd w:val="clear" w:color="auto" w:fill="F2F2F2"/>
             <w:vAlign w:val="center"/>
           </w:tcPr>
@@ -15997,7 +16152,7 @@
         </w:tc>
         <w:tc>
           <w:tcPr>
-            <w:tcW w:type="dxa" w:w="1337"/>
+            <w:tcW w:type="dxa" w:w="1170"/>
             <w:shd w:val="clear" w:color="auto" w:fill="F2F2F2"/>
             <w:vAlign w:val="center"/>
           </w:tcPr>
@@ -16014,7 +16169,7 @@
         </w:tc>
         <w:tc>
           <w:tcPr>
-            <w:tcW w:type="dxa" w:w="1337"/>
+            <w:tcW w:type="dxa" w:w="1170"/>
             <w:shd w:val="clear" w:color="auto" w:fill="F2F2F2"/>
             <w:vAlign w:val="center"/>
           </w:tcPr>
@@ -16031,18 +16186,35 @@
         </w:tc>
         <w:tc>
           <w:tcPr>
-            <w:tcW w:type="dxa" w:w="1337"/>
-            <w:shd w:val="clear" w:color="auto" w:fill="F2F2F2"/>
-            <w:vAlign w:val="center"/>
-          </w:tcPr>
-          <w:p>
-            <w:r/>
-            <w:r>
-              <w:rPr>
-                <w:rFonts w:ascii="Arial" w:hAnsi="Arial"/>
-                <w:sz w:val="20"/>
-              </w:rPr>
-              <w:t>ASSUMPTION (scenario parameter) — illustrative severe downturn; not a calibrated regulatory stress parameter.</w:t>
+            <w:tcW w:type="dxa" w:w="1170"/>
+            <w:shd w:val="clear" w:color="auto" w:fill="F2F2F2"/>
+            <w:vAlign w:val="center"/>
+          </w:tcPr>
+          <w:p>
+            <w:r/>
+            <w:r>
+              <w:rPr>
+                <w:rFonts w:ascii="Arial" w:hAnsi="Arial"/>
+                <w:sz w:val="20"/>
+              </w:rPr>
+              <w:t>GFC-like severe-but-plausible path: deep multi-quarter contraction; unemployment +~3-4pp; house prices ~-20 to -30%.</w:t>
+            </w:r>
+          </w:p>
+        </w:tc>
+        <w:tc>
+          <w:tcPr>
+            <w:tcW w:type="dxa" w:w="1170"/>
+            <w:shd w:val="clear" w:color="auto" w:fill="F2F2F2"/>
+            <w:vAlign w:val="center"/>
+          </w:tcPr>
+          <w:p>
+            <w:r/>
+            <w:r>
+              <w:rPr>
+                <w:rFonts w:ascii="Arial" w:hAnsi="Arial"/>
+                <w:sz w:val="20"/>
+              </w:rPr>
+              <w:t>ASSUMPTION (scenario parameter) — illustrative severe downturn; not a calibrated regulatory stress parameter. No diversification benefit assumed (APG 113 para 92).</w:t>
             </w:r>
           </w:p>
         </w:tc>
@@ -16204,7 +16376,7 @@
                 <w:rFonts w:ascii="Arial" w:hAnsi="Arial"/>
                 <w:sz w:val="20"/>
               </w:rPr>
-              <w:t>2026-06-11</w:t>
+              <w:t>2026-06-12</w:t>
             </w:r>
           </w:p>
         </w:tc>
@@ -16526,7 +16698,7 @@
                 <w:rFonts w:ascii="Arial" w:hAnsi="Arial"/>
                 <w:sz w:val="20"/>
               </w:rPr>
-              <w:t>2026-06-12</w:t>
+              <w:t>2026-06-15</w:t>
             </w:r>
           </w:p>
         </w:tc>
@@ -16688,7 +16860,7 @@
                 <w:rFonts w:ascii="Arial" w:hAnsi="Arial"/>
                 <w:sz w:val="20"/>
               </w:rPr>
-              <w:t>2026-06-12</w:t>
+              <w:t>2026-06-15</w:t>
             </w:r>
           </w:p>
         </w:tc>
@@ -16859,7 +17031,7 @@
                 <w:rFonts w:ascii="Arial" w:hAnsi="Arial"/>
                 <w:sz w:val="20"/>
               </w:rPr>
-              <w:t>2026-06-12</w:t>
+              <w:t>2026-06-15</w:t>
             </w:r>
           </w:p>
         </w:tc>
@@ -17022,7 +17194,7 @@
                 <w:rFonts w:ascii="Arial" w:hAnsi="Arial"/>
                 <w:sz w:val="20"/>
               </w:rPr>
-              <w:t>2026-06-12</w:t>
+              <w:t>2026-06-15</w:t>
             </w:r>
           </w:p>
         </w:tc>
@@ -17193,7 +17365,7 @@
                 <w:rFonts w:ascii="Arial" w:hAnsi="Arial"/>
                 <w:sz w:val="20"/>
               </w:rPr>
-              <w:t>2026-06-12</w:t>
+              <w:t>2026-06-15</w:t>
             </w:r>
           </w:p>
         </w:tc>
@@ -17356,7 +17528,7 @@
                 <w:rFonts w:ascii="Arial" w:hAnsi="Arial"/>
                 <w:sz w:val="20"/>
               </w:rPr>
-              <w:t>2026-06-12</w:t>
+              <w:t>2026-06-15</w:t>
             </w:r>
           </w:p>
         </w:tc>
@@ -17527,7 +17699,7 @@
                 <w:rFonts w:ascii="Arial" w:hAnsi="Arial"/>
                 <w:sz w:val="20"/>
               </w:rPr>
-              <w:t>2026-06-12</w:t>
+              <w:t>2026-06-15</w:t>
             </w:r>
           </w:p>
         </w:tc>
@@ -17690,7 +17862,7 @@
                 <w:rFonts w:ascii="Arial" w:hAnsi="Arial"/>
                 <w:sz w:val="20"/>
               </w:rPr>
-              <w:t>2026-06-12</w:t>
+              <w:t>2026-06-15</w:t>
             </w:r>
           </w:p>
         </w:tc>
@@ -17861,7 +18033,7 @@
                 <w:rFonts w:ascii="Arial" w:hAnsi="Arial"/>
                 <w:sz w:val="20"/>
               </w:rPr>
-              <w:t>2026-06-12</w:t>
+              <w:t>2026-06-15</w:t>
             </w:r>
           </w:p>
         </w:tc>
@@ -18024,7 +18196,7 @@
                 <w:rFonts w:ascii="Arial" w:hAnsi="Arial"/>
                 <w:sz w:val="20"/>
               </w:rPr>
-              <w:t>2026-06-12</w:t>
+              <w:t>2026-06-15</w:t>
             </w:r>
           </w:p>
         </w:tc>
@@ -18195,7 +18367,7 @@
                 <w:rFonts w:ascii="Arial" w:hAnsi="Arial"/>
                 <w:sz w:val="20"/>
               </w:rPr>
-              <w:t>2026-06-12</w:t>
+              <w:t>2026-06-15</w:t>
             </w:r>
           </w:p>
         </w:tc>
@@ -18358,7 +18530,7 @@
                 <w:rFonts w:ascii="Arial" w:hAnsi="Arial"/>
                 <w:sz w:val="20"/>
               </w:rPr>
-              <w:t>2026-06-12</w:t>
+              <w:t>2026-06-15</w:t>
             </w:r>
           </w:p>
         </w:tc>
@@ -18529,7 +18701,7 @@
                 <w:rFonts w:ascii="Arial" w:hAnsi="Arial"/>
                 <w:sz w:val="20"/>
               </w:rPr>
-              <w:t>2026-06-12</w:t>
+              <w:t>2026-06-15</w:t>
             </w:r>
           </w:p>
         </w:tc>
@@ -18692,7 +18864,7 @@
                 <w:rFonts w:ascii="Arial" w:hAnsi="Arial"/>
                 <w:sz w:val="20"/>
               </w:rPr>
-              <w:t>2026-06-12</w:t>
+              <w:t>2026-06-15</w:t>
             </w:r>
           </w:p>
         </w:tc>
@@ -18862,7 +19034,7 @@
                 <w:rFonts w:ascii="Arial" w:hAnsi="Arial"/>
                 <w:sz w:val="20"/>
               </w:rPr>
-              <w:t>2026-06-12</w:t>
+              <w:t>2026-06-15</w:t>
             </w:r>
           </w:p>
         </w:tc>
@@ -19024,7 +19196,7 @@
                 <w:rFonts w:ascii="Arial" w:hAnsi="Arial"/>
                 <w:sz w:val="20"/>
               </w:rPr>
-              <w:t>2026-06-12</w:t>
+              <w:t>2026-06-15</w:t>
             </w:r>
           </w:p>
         </w:tc>
@@ -19194,7 +19366,7 @@
                 <w:rFonts w:ascii="Arial" w:hAnsi="Arial"/>
                 <w:sz w:val="20"/>
               </w:rPr>
-              <w:t>2026-06-12</w:t>
+              <w:t>2026-06-15</w:t>
             </w:r>
           </w:p>
         </w:tc>
@@ -19357,7 +19529,7 @@
                 <w:rFonts w:ascii="Arial" w:hAnsi="Arial"/>
                 <w:sz w:val="20"/>
               </w:rPr>
-              <w:t>2026-06-12</w:t>
+              <w:t>2026-06-15</w:t>
             </w:r>
           </w:p>
         </w:tc>
@@ -25038,7 +25210,7 @@
                 <w:rFonts w:ascii="Arial" w:hAnsi="Arial"/>
                 <w:sz w:val="20"/>
               </w:rPr>
-              <w:t>2026-06-12</w:t>
+              <w:t>2026-06-15</w:t>
             </w:r>
           </w:p>
         </w:tc>
@@ -25201,7 +25373,7 @@
                 <w:rFonts w:ascii="Arial" w:hAnsi="Arial"/>
                 <w:sz w:val="20"/>
               </w:rPr>
-              <w:t>2026-06-12</w:t>
+              <w:t>2026-06-15</w:t>
             </w:r>
           </w:p>
         </w:tc>
@@ -25372,7 +25544,7 @@
                 <w:rFonts w:ascii="Arial" w:hAnsi="Arial"/>
                 <w:sz w:val="20"/>
               </w:rPr>
-              <w:t>2026-06-12</w:t>
+              <w:t>2026-06-15</w:t>
             </w:r>
           </w:p>
         </w:tc>
@@ -25535,7 +25707,7 @@
                 <w:rFonts w:ascii="Arial" w:hAnsi="Arial"/>
                 <w:sz w:val="20"/>
               </w:rPr>
-              <w:t>2026-06-12</w:t>
+              <w:t>2026-06-15</w:t>
             </w:r>
           </w:p>
         </w:tc>
@@ -25706,7 +25878,7 @@
                 <w:rFonts w:ascii="Arial" w:hAnsi="Arial"/>
                 <w:sz w:val="20"/>
               </w:rPr>
-              <w:t>2026-06-12</w:t>
+              <w:t>2026-06-15</w:t>
             </w:r>
           </w:p>
         </w:tc>
@@ -25869,7 +26041,7 @@
                 <w:rFonts w:ascii="Arial" w:hAnsi="Arial"/>
                 <w:sz w:val="20"/>
               </w:rPr>
-              <w:t>2026-06-12</w:t>
+              <w:t>2026-06-15</w:t>
             </w:r>
           </w:p>
         </w:tc>
@@ -26040,7 +26212,7 @@
                 <w:rFonts w:ascii="Arial" w:hAnsi="Arial"/>
                 <w:sz w:val="20"/>
               </w:rPr>
-              <w:t>2026-06-12</w:t>
+              <w:t>2026-06-15</w:t>
             </w:r>
           </w:p>
         </w:tc>
@@ -26203,7 +26375,7 @@
                 <w:rFonts w:ascii="Arial" w:hAnsi="Arial"/>
                 <w:sz w:val="20"/>
               </w:rPr>
-              <w:t>2026-06-12</w:t>
+              <w:t>2026-06-15</w:t>
             </w:r>
           </w:p>
         </w:tc>
@@ -26374,7 +26546,7 @@
                 <w:rFonts w:ascii="Arial" w:hAnsi="Arial"/>
                 <w:sz w:val="20"/>
               </w:rPr>
-              <w:t>2026-06-12</w:t>
+              <w:t>2026-06-15</w:t>
             </w:r>
           </w:p>
         </w:tc>
@@ -26537,7 +26709,7 @@
                 <w:rFonts w:ascii="Arial" w:hAnsi="Arial"/>
                 <w:sz w:val="20"/>
               </w:rPr>
-              <w:t>2026-06-12</w:t>
+              <w:t>2026-06-15</w:t>
             </w:r>
           </w:p>
         </w:tc>
@@ -26708,7 +26880,7 @@
                 <w:rFonts w:ascii="Arial" w:hAnsi="Arial"/>
                 <w:sz w:val="20"/>
               </w:rPr>
-              <w:t>2026-06-12</w:t>
+              <w:t>2026-06-15</w:t>
             </w:r>
           </w:p>
         </w:tc>
@@ -30192,7 +30364,7 @@
           <w:b/>
           <w:i w:val="0"/>
         </w:rPr>
-        <w:t>Date: 2026-06-12</w:t>
+        <w:t>Date: 2026-06-15</w:t>
       </w:r>
     </w:p>
     <w:p>

--- a/outputs/reports/Industry_Analysis_Q1_2026_Technical.docx
+++ b/outputs/reports/Industry_Analysis_Q1_2026_Technical.docx
@@ -37,7 +37,7 @@
           <w:color w:val="7F7F7F"/>
           <w:sz w:val="20"/>
         </w:rPr>
-        <w:t>Generated 2026-06-15</w:t>
+        <w:t>Generated 2026-06-16</w:t>
       </w:r>
     </w:p>
     <w:p>
@@ -139,7 +139,7 @@
           <w:b w:val="0"/>
           <w:i w:val="0"/>
         </w:rPr>
-        <w:t>Data freshness: macro/downturn overlays 2026-06-12; property-cycle 2026-02-01; generated 2026-06-15.</w:t>
+        <w:t>Data freshness: macro/downturn overlays 2026-06-12; property-cycle 2026-02-01; generated 2026-06-16.</w:t>
       </w:r>
     </w:p>
     <w:p>
@@ -1049,7 +1049,7 @@
                 <w:rFonts w:ascii="Arial" w:hAnsi="Arial"/>
                 <w:sz w:val="20"/>
               </w:rPr>
-              <w:t>2026-06-15</w:t>
+              <w:t>2026-06-16</w:t>
             </w:r>
           </w:p>
         </w:tc>
@@ -1212,7 +1212,7 @@
                 <w:rFonts w:ascii="Arial" w:hAnsi="Arial"/>
                 <w:sz w:val="20"/>
               </w:rPr>
-              <w:t>2026-06-15</w:t>
+              <w:t>2026-06-16</w:t>
             </w:r>
           </w:p>
         </w:tc>
@@ -1383,7 +1383,7 @@
                 <w:rFonts w:ascii="Arial" w:hAnsi="Arial"/>
                 <w:sz w:val="20"/>
               </w:rPr>
-              <w:t>2026-06-15</w:t>
+              <w:t>2026-06-16</w:t>
             </w:r>
           </w:p>
         </w:tc>
@@ -1546,7 +1546,7 @@
                 <w:rFonts w:ascii="Arial" w:hAnsi="Arial"/>
                 <w:sz w:val="20"/>
               </w:rPr>
-              <w:t>2026-06-15</w:t>
+              <w:t>2026-06-16</w:t>
             </w:r>
           </w:p>
         </w:tc>
@@ -1717,7 +1717,7 @@
                 <w:rFonts w:ascii="Arial" w:hAnsi="Arial"/>
                 <w:sz w:val="20"/>
               </w:rPr>
-              <w:t>2026-06-15</w:t>
+              <w:t>2026-06-16</w:t>
             </w:r>
           </w:p>
         </w:tc>
@@ -1880,7 +1880,7 @@
                 <w:rFonts w:ascii="Arial" w:hAnsi="Arial"/>
                 <w:sz w:val="20"/>
               </w:rPr>
-              <w:t>2026-06-15</w:t>
+              <w:t>2026-06-16</w:t>
             </w:r>
           </w:p>
         </w:tc>
@@ -2051,7 +2051,7 @@
                 <w:rFonts w:ascii="Arial" w:hAnsi="Arial"/>
                 <w:sz w:val="20"/>
               </w:rPr>
-              <w:t>2026-06-15</w:t>
+              <w:t>2026-06-16</w:t>
             </w:r>
           </w:p>
         </w:tc>
@@ -2214,7 +2214,7 @@
                 <w:rFonts w:ascii="Arial" w:hAnsi="Arial"/>
                 <w:sz w:val="20"/>
               </w:rPr>
-              <w:t>2026-06-15</w:t>
+              <w:t>2026-06-16</w:t>
             </w:r>
           </w:p>
         </w:tc>
@@ -2385,7 +2385,7 @@
                 <w:rFonts w:ascii="Arial" w:hAnsi="Arial"/>
                 <w:sz w:val="20"/>
               </w:rPr>
-              <w:t>2026-06-15</w:t>
+              <w:t>2026-06-16</w:t>
             </w:r>
           </w:p>
         </w:tc>
@@ -2548,7 +2548,7 @@
                 <w:rFonts w:ascii="Arial" w:hAnsi="Arial"/>
                 <w:sz w:val="20"/>
               </w:rPr>
-              <w:t>2026-06-15</w:t>
+              <w:t>2026-06-16</w:t>
             </w:r>
           </w:p>
         </w:tc>
@@ -2719,7 +2719,7 @@
                 <w:rFonts w:ascii="Arial" w:hAnsi="Arial"/>
                 <w:sz w:val="20"/>
               </w:rPr>
-              <w:t>2026-06-15</w:t>
+              <w:t>2026-06-16</w:t>
             </w:r>
           </w:p>
         </w:tc>
@@ -2882,7 +2882,7 @@
                 <w:rFonts w:ascii="Arial" w:hAnsi="Arial"/>
                 <w:sz w:val="20"/>
               </w:rPr>
-              <w:t>2026-06-15</w:t>
+              <w:t>2026-06-16</w:t>
             </w:r>
           </w:p>
         </w:tc>
@@ -3053,7 +3053,7 @@
                 <w:rFonts w:ascii="Arial" w:hAnsi="Arial"/>
                 <w:sz w:val="20"/>
               </w:rPr>
-              <w:t>2026-06-15</w:t>
+              <w:t>2026-06-16</w:t>
             </w:r>
           </w:p>
         </w:tc>
@@ -3216,7 +3216,7 @@
                 <w:rFonts w:ascii="Arial" w:hAnsi="Arial"/>
                 <w:sz w:val="20"/>
               </w:rPr>
-              <w:t>2026-06-15</w:t>
+              <w:t>2026-06-16</w:t>
             </w:r>
           </w:p>
         </w:tc>
@@ -3387,7 +3387,7 @@
                 <w:rFonts w:ascii="Arial" w:hAnsi="Arial"/>
                 <w:sz w:val="20"/>
               </w:rPr>
-              <w:t>2026-06-15</w:t>
+              <w:t>2026-06-16</w:t>
             </w:r>
           </w:p>
         </w:tc>
@@ -3550,7 +3550,7 @@
                 <w:rFonts w:ascii="Arial" w:hAnsi="Arial"/>
                 <w:sz w:val="20"/>
               </w:rPr>
-              <w:t>2026-06-15</w:t>
+              <w:t>2026-06-16</w:t>
             </w:r>
           </w:p>
         </w:tc>
@@ -3721,7 +3721,7 @@
                 <w:rFonts w:ascii="Arial" w:hAnsi="Arial"/>
                 <w:sz w:val="20"/>
               </w:rPr>
-              <w:t>2026-06-15</w:t>
+              <w:t>2026-06-16</w:t>
             </w:r>
           </w:p>
         </w:tc>
@@ -3884,7 +3884,7 @@
                 <w:rFonts w:ascii="Arial" w:hAnsi="Arial"/>
                 <w:sz w:val="20"/>
               </w:rPr>
-              <w:t>2026-06-15</w:t>
+              <w:t>2026-06-16</w:t>
             </w:r>
           </w:p>
         </w:tc>
@@ -9660,7 +9660,7 @@
                 <w:rFonts w:ascii="Arial" w:hAnsi="Arial"/>
                 <w:sz w:val="20"/>
               </w:rPr>
-              <w:t>2026-06-15T14:40:29</w:t>
+              <w:t>2026-06-16T10:26:53</w:t>
             </w:r>
           </w:p>
         </w:tc>
@@ -9763,7 +9763,7 @@
                 <w:rFonts w:ascii="Arial" w:hAnsi="Arial"/>
                 <w:sz w:val="20"/>
               </w:rPr>
-              <w:t>2026-06-15T14:40:29</w:t>
+              <w:t>2026-06-16T10:26:53</w:t>
             </w:r>
           </w:p>
         </w:tc>
@@ -9862,7 +9862,7 @@
                 <w:rFonts w:ascii="Arial" w:hAnsi="Arial"/>
                 <w:sz w:val="20"/>
               </w:rPr>
-              <w:t>2026-06-15T14:40:29</w:t>
+              <w:t>2026-06-16T10:26:53</w:t>
             </w:r>
           </w:p>
         </w:tc>
@@ -9965,7 +9965,7 @@
                 <w:rFonts w:ascii="Arial" w:hAnsi="Arial"/>
                 <w:sz w:val="20"/>
               </w:rPr>
-              <w:t>2026-06-15T14:40:29</w:t>
+              <w:t>2026-06-16T10:26:53</w:t>
             </w:r>
           </w:p>
         </w:tc>
@@ -10064,7 +10064,7 @@
                 <w:rFonts w:ascii="Arial" w:hAnsi="Arial"/>
                 <w:sz w:val="20"/>
               </w:rPr>
-              <w:t>2026-06-15T14:40:29</w:t>
+              <w:t>2026-06-16T10:26:53</w:t>
             </w:r>
           </w:p>
         </w:tc>
@@ -10167,7 +10167,7 @@
                 <w:rFonts w:ascii="Arial" w:hAnsi="Arial"/>
                 <w:sz w:val="20"/>
               </w:rPr>
-              <w:t>2026-06-15T14:40:29</w:t>
+              <w:t>2026-06-16T10:26:53</w:t>
             </w:r>
           </w:p>
         </w:tc>
@@ -10266,7 +10266,7 @@
                 <w:rFonts w:ascii="Arial" w:hAnsi="Arial"/>
                 <w:sz w:val="20"/>
               </w:rPr>
-              <w:t>2026-06-15T14:40:29</w:t>
+              <w:t>2026-06-16T10:26:53</w:t>
             </w:r>
           </w:p>
         </w:tc>
@@ -10369,7 +10369,7 @@
                 <w:rFonts w:ascii="Arial" w:hAnsi="Arial"/>
                 <w:sz w:val="20"/>
               </w:rPr>
-              <w:t>2026-06-15T14:40:29</w:t>
+              <w:t>2026-06-16T10:26:53</w:t>
             </w:r>
           </w:p>
         </w:tc>
@@ -11452,7 +11452,7 @@
                 <w:rFonts w:ascii="Arial" w:hAnsi="Arial"/>
                 <w:sz w:val="20"/>
               </w:rPr>
-              <w:t>2026-06-15</w:t>
+              <w:t>2026-06-16</w:t>
             </w:r>
           </w:p>
         </w:tc>
@@ -11615,7 +11615,7 @@
                 <w:rFonts w:ascii="Arial" w:hAnsi="Arial"/>
                 <w:sz w:val="20"/>
               </w:rPr>
-              <w:t>2026-06-15</w:t>
+              <w:t>2026-06-16</w:t>
             </w:r>
           </w:p>
         </w:tc>
@@ -11786,7 +11786,7 @@
                 <w:rFonts w:ascii="Arial" w:hAnsi="Arial"/>
                 <w:sz w:val="20"/>
               </w:rPr>
-              <w:t>2026-06-15</w:t>
+              <w:t>2026-06-16</w:t>
             </w:r>
           </w:p>
         </w:tc>
@@ -11949,7 +11949,7 @@
                 <w:rFonts w:ascii="Arial" w:hAnsi="Arial"/>
                 <w:sz w:val="20"/>
               </w:rPr>
-              <w:t>2026-06-15</w:t>
+              <w:t>2026-06-16</w:t>
             </w:r>
           </w:p>
         </w:tc>
@@ -12120,7 +12120,7 @@
                 <w:rFonts w:ascii="Arial" w:hAnsi="Arial"/>
                 <w:sz w:val="20"/>
               </w:rPr>
-              <w:t>2026-06-15</w:t>
+              <w:t>2026-06-16</w:t>
             </w:r>
           </w:p>
         </w:tc>
@@ -12283,7 +12283,7 @@
                 <w:rFonts w:ascii="Arial" w:hAnsi="Arial"/>
                 <w:sz w:val="20"/>
               </w:rPr>
-              <w:t>2026-06-15</w:t>
+              <w:t>2026-06-16</w:t>
             </w:r>
           </w:p>
         </w:tc>
@@ -12454,7 +12454,7 @@
                 <w:rFonts w:ascii="Arial" w:hAnsi="Arial"/>
                 <w:sz w:val="20"/>
               </w:rPr>
-              <w:t>2026-06-15</w:t>
+              <w:t>2026-06-16</w:t>
             </w:r>
           </w:p>
         </w:tc>
@@ -12617,7 +12617,7 @@
                 <w:rFonts w:ascii="Arial" w:hAnsi="Arial"/>
                 <w:sz w:val="20"/>
               </w:rPr>
-              <w:t>2026-06-15</w:t>
+              <w:t>2026-06-16</w:t>
             </w:r>
           </w:p>
         </w:tc>
@@ -12788,7 +12788,7 @@
                 <w:rFonts w:ascii="Arial" w:hAnsi="Arial"/>
                 <w:sz w:val="20"/>
               </w:rPr>
-              <w:t>2026-06-15</w:t>
+              <w:t>2026-06-16</w:t>
             </w:r>
           </w:p>
         </w:tc>
@@ -12951,7 +12951,7 @@
                 <w:rFonts w:ascii="Arial" w:hAnsi="Arial"/>
                 <w:sz w:val="20"/>
               </w:rPr>
-              <w:t>2026-06-15</w:t>
+              <w:t>2026-06-16</w:t>
             </w:r>
           </w:p>
         </w:tc>
@@ -13122,7 +13122,7 @@
                 <w:rFonts w:ascii="Arial" w:hAnsi="Arial"/>
                 <w:sz w:val="20"/>
               </w:rPr>
-              <w:t>2026-06-15</w:t>
+              <w:t>2026-06-16</w:t>
             </w:r>
           </w:p>
         </w:tc>
@@ -13285,7 +13285,7 @@
                 <w:rFonts w:ascii="Arial" w:hAnsi="Arial"/>
                 <w:sz w:val="20"/>
               </w:rPr>
-              <w:t>2026-06-15</w:t>
+              <w:t>2026-06-16</w:t>
             </w:r>
           </w:p>
         </w:tc>
@@ -13456,7 +13456,7 @@
                 <w:rFonts w:ascii="Arial" w:hAnsi="Arial"/>
                 <w:sz w:val="20"/>
               </w:rPr>
-              <w:t>2026-06-15</w:t>
+              <w:t>2026-06-16</w:t>
             </w:r>
           </w:p>
         </w:tc>
@@ -13619,7 +13619,7 @@
                 <w:rFonts w:ascii="Arial" w:hAnsi="Arial"/>
                 <w:sz w:val="20"/>
               </w:rPr>
-              <w:t>2026-06-15</w:t>
+              <w:t>2026-06-16</w:t>
             </w:r>
           </w:p>
         </w:tc>
@@ -13790,7 +13790,7 @@
                 <w:rFonts w:ascii="Arial" w:hAnsi="Arial"/>
                 <w:sz w:val="20"/>
               </w:rPr>
-              <w:t>2026-06-15</w:t>
+              <w:t>2026-06-16</w:t>
             </w:r>
           </w:p>
         </w:tc>
@@ -13953,7 +13953,7 @@
                 <w:rFonts w:ascii="Arial" w:hAnsi="Arial"/>
                 <w:sz w:val="20"/>
               </w:rPr>
-              <w:t>2026-06-15</w:t>
+              <w:t>2026-06-16</w:t>
             </w:r>
           </w:p>
         </w:tc>
@@ -14124,7 +14124,7 @@
                 <w:rFonts w:ascii="Arial" w:hAnsi="Arial"/>
                 <w:sz w:val="20"/>
               </w:rPr>
-              <w:t>2026-06-15</w:t>
+              <w:t>2026-06-16</w:t>
             </w:r>
           </w:p>
         </w:tc>
@@ -14287,7 +14287,7 @@
                 <w:rFonts w:ascii="Arial" w:hAnsi="Arial"/>
                 <w:sz w:val="20"/>
               </w:rPr>
-              <w:t>2026-06-15</w:t>
+              <w:t>2026-06-16</w:t>
             </w:r>
           </w:p>
         </w:tc>
@@ -14682,7 +14682,7 @@
                 <w:rFonts w:ascii="Arial" w:hAnsi="Arial"/>
                 <w:sz w:val="20"/>
               </w:rPr>
-              <w:t>2026-06-15</w:t>
+              <w:t>2026-06-16</w:t>
             </w:r>
           </w:p>
         </w:tc>
@@ -14845,7 +14845,7 @@
                 <w:rFonts w:ascii="Arial" w:hAnsi="Arial"/>
                 <w:sz w:val="20"/>
               </w:rPr>
-              <w:t>2026-06-15</w:t>
+              <w:t>2026-06-16</w:t>
             </w:r>
           </w:p>
         </w:tc>
@@ -15016,7 +15016,7 @@
                 <w:rFonts w:ascii="Arial" w:hAnsi="Arial"/>
                 <w:sz w:val="20"/>
               </w:rPr>
-              <w:t>2026-06-15</w:t>
+              <w:t>2026-06-16</w:t>
             </w:r>
           </w:p>
         </w:tc>
@@ -15179,7 +15179,7 @@
                 <w:rFonts w:ascii="Arial" w:hAnsi="Arial"/>
                 <w:sz w:val="20"/>
               </w:rPr>
-              <w:t>2026-06-15</w:t>
+              <w:t>2026-06-16</w:t>
             </w:r>
           </w:p>
         </w:tc>
@@ -15350,7 +15350,7 @@
                 <w:rFonts w:ascii="Arial" w:hAnsi="Arial"/>
                 <w:sz w:val="20"/>
               </w:rPr>
-              <w:t>2026-06-15</w:t>
+              <w:t>2026-06-16</w:t>
             </w:r>
           </w:p>
         </w:tc>
@@ -16698,7 +16698,7 @@
                 <w:rFonts w:ascii="Arial" w:hAnsi="Arial"/>
                 <w:sz w:val="20"/>
               </w:rPr>
-              <w:t>2026-06-15</w:t>
+              <w:t>2026-06-16</w:t>
             </w:r>
           </w:p>
         </w:tc>
@@ -16860,7 +16860,7 @@
                 <w:rFonts w:ascii="Arial" w:hAnsi="Arial"/>
                 <w:sz w:val="20"/>
               </w:rPr>
-              <w:t>2026-06-15</w:t>
+              <w:t>2026-06-16</w:t>
             </w:r>
           </w:p>
         </w:tc>
@@ -17031,7 +17031,7 @@
                 <w:rFonts w:ascii="Arial" w:hAnsi="Arial"/>
                 <w:sz w:val="20"/>
               </w:rPr>
-              <w:t>2026-06-15</w:t>
+              <w:t>2026-06-16</w:t>
             </w:r>
           </w:p>
         </w:tc>
@@ -17194,7 +17194,7 @@
                 <w:rFonts w:ascii="Arial" w:hAnsi="Arial"/>
                 <w:sz w:val="20"/>
               </w:rPr>
-              <w:t>2026-06-15</w:t>
+              <w:t>2026-06-16</w:t>
             </w:r>
           </w:p>
         </w:tc>
@@ -17365,7 +17365,7 @@
                 <w:rFonts w:ascii="Arial" w:hAnsi="Arial"/>
                 <w:sz w:val="20"/>
               </w:rPr>
-              <w:t>2026-06-15</w:t>
+              <w:t>2026-06-16</w:t>
             </w:r>
           </w:p>
         </w:tc>
@@ -17528,7 +17528,7 @@
                 <w:rFonts w:ascii="Arial" w:hAnsi="Arial"/>
                 <w:sz w:val="20"/>
               </w:rPr>
-              <w:t>2026-06-15</w:t>
+              <w:t>2026-06-16</w:t>
             </w:r>
           </w:p>
         </w:tc>
@@ -17699,7 +17699,7 @@
                 <w:rFonts w:ascii="Arial" w:hAnsi="Arial"/>
                 <w:sz w:val="20"/>
               </w:rPr>
-              <w:t>2026-06-15</w:t>
+              <w:t>2026-06-16</w:t>
             </w:r>
           </w:p>
         </w:tc>
@@ -17862,7 +17862,7 @@
                 <w:rFonts w:ascii="Arial" w:hAnsi="Arial"/>
                 <w:sz w:val="20"/>
               </w:rPr>
-              <w:t>2026-06-15</w:t>
+              <w:t>2026-06-16</w:t>
             </w:r>
           </w:p>
         </w:tc>
@@ -18033,7 +18033,7 @@
                 <w:rFonts w:ascii="Arial" w:hAnsi="Arial"/>
                 <w:sz w:val="20"/>
               </w:rPr>
-              <w:t>2026-06-15</w:t>
+              <w:t>2026-06-16</w:t>
             </w:r>
           </w:p>
         </w:tc>
@@ -18196,7 +18196,7 @@
                 <w:rFonts w:ascii="Arial" w:hAnsi="Arial"/>
                 <w:sz w:val="20"/>
               </w:rPr>
-              <w:t>2026-06-15</w:t>
+              <w:t>2026-06-16</w:t>
             </w:r>
           </w:p>
         </w:tc>
@@ -18367,7 +18367,7 @@
                 <w:rFonts w:ascii="Arial" w:hAnsi="Arial"/>
                 <w:sz w:val="20"/>
               </w:rPr>
-              <w:t>2026-06-15</w:t>
+              <w:t>2026-06-16</w:t>
             </w:r>
           </w:p>
         </w:tc>
@@ -18530,7 +18530,7 @@
                 <w:rFonts w:ascii="Arial" w:hAnsi="Arial"/>
                 <w:sz w:val="20"/>
               </w:rPr>
-              <w:t>2026-06-15</w:t>
+              <w:t>2026-06-16</w:t>
             </w:r>
           </w:p>
         </w:tc>
@@ -18701,7 +18701,7 @@
                 <w:rFonts w:ascii="Arial" w:hAnsi="Arial"/>
                 <w:sz w:val="20"/>
               </w:rPr>
-              <w:t>2026-06-15</w:t>
+              <w:t>2026-06-16</w:t>
             </w:r>
           </w:p>
         </w:tc>
@@ -18864,7 +18864,7 @@
                 <w:rFonts w:ascii="Arial" w:hAnsi="Arial"/>
                 <w:sz w:val="20"/>
               </w:rPr>
-              <w:t>2026-06-15</w:t>
+              <w:t>2026-06-16</w:t>
             </w:r>
           </w:p>
         </w:tc>
@@ -19034,7 +19034,7 @@
                 <w:rFonts w:ascii="Arial" w:hAnsi="Arial"/>
                 <w:sz w:val="20"/>
               </w:rPr>
-              <w:t>2026-06-15</w:t>
+              <w:t>2026-06-16</w:t>
             </w:r>
           </w:p>
         </w:tc>
@@ -19196,7 +19196,7 @@
                 <w:rFonts w:ascii="Arial" w:hAnsi="Arial"/>
                 <w:sz w:val="20"/>
               </w:rPr>
-              <w:t>2026-06-15</w:t>
+              <w:t>2026-06-16</w:t>
             </w:r>
           </w:p>
         </w:tc>
@@ -19366,7 +19366,7 @@
                 <w:rFonts w:ascii="Arial" w:hAnsi="Arial"/>
                 <w:sz w:val="20"/>
               </w:rPr>
-              <w:t>2026-06-15</w:t>
+              <w:t>2026-06-16</w:t>
             </w:r>
           </w:p>
         </w:tc>
@@ -19529,7 +19529,7 @@
                 <w:rFonts w:ascii="Arial" w:hAnsi="Arial"/>
                 <w:sz w:val="20"/>
               </w:rPr>
-              <w:t>2026-06-15</w:t>
+              <w:t>2026-06-16</w:t>
             </w:r>
           </w:p>
         </w:tc>
@@ -25210,7 +25210,7 @@
                 <w:rFonts w:ascii="Arial" w:hAnsi="Arial"/>
                 <w:sz w:val="20"/>
               </w:rPr>
-              <w:t>2026-06-15</w:t>
+              <w:t>2026-06-16</w:t>
             </w:r>
           </w:p>
         </w:tc>
@@ -25373,7 +25373,7 @@
                 <w:rFonts w:ascii="Arial" w:hAnsi="Arial"/>
                 <w:sz w:val="20"/>
               </w:rPr>
-              <w:t>2026-06-15</w:t>
+              <w:t>2026-06-16</w:t>
             </w:r>
           </w:p>
         </w:tc>
@@ -25544,7 +25544,7 @@
                 <w:rFonts w:ascii="Arial" w:hAnsi="Arial"/>
                 <w:sz w:val="20"/>
               </w:rPr>
-              <w:t>2026-06-15</w:t>
+              <w:t>2026-06-16</w:t>
             </w:r>
           </w:p>
         </w:tc>
@@ -25707,7 +25707,7 @@
                 <w:rFonts w:ascii="Arial" w:hAnsi="Arial"/>
                 <w:sz w:val="20"/>
               </w:rPr>
-              <w:t>2026-06-15</w:t>
+              <w:t>2026-06-16</w:t>
             </w:r>
           </w:p>
         </w:tc>
@@ -25878,7 +25878,7 @@
                 <w:rFonts w:ascii="Arial" w:hAnsi="Arial"/>
                 <w:sz w:val="20"/>
               </w:rPr>
-              <w:t>2026-06-15</w:t>
+              <w:t>2026-06-16</w:t>
             </w:r>
           </w:p>
         </w:tc>
@@ -26041,7 +26041,7 @@
                 <w:rFonts w:ascii="Arial" w:hAnsi="Arial"/>
                 <w:sz w:val="20"/>
               </w:rPr>
-              <w:t>2026-06-15</w:t>
+              <w:t>2026-06-16</w:t>
             </w:r>
           </w:p>
         </w:tc>
@@ -26212,7 +26212,7 @@
                 <w:rFonts w:ascii="Arial" w:hAnsi="Arial"/>
                 <w:sz w:val="20"/>
               </w:rPr>
-              <w:t>2026-06-15</w:t>
+              <w:t>2026-06-16</w:t>
             </w:r>
           </w:p>
         </w:tc>
@@ -26375,7 +26375,7 @@
                 <w:rFonts w:ascii="Arial" w:hAnsi="Arial"/>
                 <w:sz w:val="20"/>
               </w:rPr>
-              <w:t>2026-06-15</w:t>
+              <w:t>2026-06-16</w:t>
             </w:r>
           </w:p>
         </w:tc>
@@ -26546,7 +26546,7 @@
                 <w:rFonts w:ascii="Arial" w:hAnsi="Arial"/>
                 <w:sz w:val="20"/>
               </w:rPr>
-              <w:t>2026-06-15</w:t>
+              <w:t>2026-06-16</w:t>
             </w:r>
           </w:p>
         </w:tc>
@@ -26709,7 +26709,7 @@
                 <w:rFonts w:ascii="Arial" w:hAnsi="Arial"/>
                 <w:sz w:val="20"/>
               </w:rPr>
-              <w:t>2026-06-15</w:t>
+              <w:t>2026-06-16</w:t>
             </w:r>
           </w:p>
         </w:tc>
@@ -26880,7 +26880,7 @@
                 <w:rFonts w:ascii="Arial" w:hAnsi="Arial"/>
                 <w:sz w:val="20"/>
               </w:rPr>
-              <w:t>2026-06-15</w:t>
+              <w:t>2026-06-16</w:t>
             </w:r>
           </w:p>
         </w:tc>
@@ -30354,6 +30354,4538 @@
           <w:color w:val="1F4E79"/>
           <w:sz w:val="32"/>
         </w:rPr>
+        <w:t>9. Macro Stress Inputs</w:t>
+      </w:r>
+    </w:p>
+    <w:p>
+      <w:r>
+        <w:rPr>
+          <w:rFonts w:ascii="Arial" w:hAnsi="Arial"/>
+          <w:b w:val="0"/>
+          <w:i w:val="0"/>
+        </w:rPr>
+        <w:t>A macro-driven stress layer turns macroeconomic scenario paths into PD / LGD / EAD multipliers per portfolio segment, then rolls facility-level stress up to a portfolio expected-loss total — answering 'if the economy turns, how much worse do losses get, and for which portfolios?'. Engine src/overlays/macro_stress_core.py; config config/macro_scenarios.yaml; contracts macro_scenario_paths.csv and portfolio_macro_sensitivity.csv. multiplier[s,p,k] = clamp(1 + intensity[p] * beta[s,p] * sum_d weight[s,p,d] * shock_norm[d,k]); base = 1.0, monotonic to severe.</w:t>
+      </w:r>
+    </w:p>
+    <w:p>
+      <w:r>
+        <w:rPr>
+          <w:rFonts w:ascii="Arial" w:hAnsi="Arial"/>
+          <w:b w:val="0"/>
+          <w:i/>
+          <w:color w:val="7F7F7F"/>
+          <w:sz w:val="20"/>
+        </w:rPr>
+        <w:t>Macro scenario paths - stressed level by scenario</w:t>
+      </w:r>
+    </w:p>
+    <w:tbl>
+      <w:tblPr>
+        <w:tblW w:type="auto" w:w="0"/>
+        <w:jc w:val="left"/>
+        <w:tblLook w:firstColumn="1" w:firstRow="1" w:lastColumn="0" w:lastRow="0" w:noHBand="0" w:noVBand="1" w:val="04A0"/>
+      </w:tblPr>
+      <w:tblGrid>
+        <w:gridCol w:w="1337"/>
+        <w:gridCol w:w="1337"/>
+        <w:gridCol w:w="1337"/>
+        <w:gridCol w:w="1337"/>
+        <w:gridCol w:w="1337"/>
+        <w:gridCol w:w="1337"/>
+        <w:gridCol w:w="1337"/>
+      </w:tblGrid>
+      <w:tr>
+        <w:tc>
+          <w:tcPr>
+            <w:tcW w:type="dxa" w:w="1337"/>
+            <w:shd w:val="clear" w:color="auto" w:fill="1F4E79"/>
+            <w:vAlign w:val="center"/>
+          </w:tcPr>
+          <w:p>
+            <w:r/>
+            <w:r>
+              <w:rPr>
+                <w:rFonts w:ascii="Arial" w:hAnsi="Arial"/>
+                <w:b/>
+                <w:color w:val="FFFFFF"/>
+                <w:sz w:val="20"/>
+              </w:rPr>
+              <w:t>Variable</w:t>
+            </w:r>
+          </w:p>
+        </w:tc>
+        <w:tc>
+          <w:tcPr>
+            <w:tcW w:type="dxa" w:w="1337"/>
+            <w:shd w:val="clear" w:color="auto" w:fill="1F4E79"/>
+            <w:vAlign w:val="center"/>
+          </w:tcPr>
+          <w:p>
+            <w:r/>
+            <w:r>
+              <w:rPr>
+                <w:rFonts w:ascii="Arial" w:hAnsi="Arial"/>
+                <w:b/>
+                <w:color w:val="FFFFFF"/>
+                <w:sz w:val="20"/>
+              </w:rPr>
+              <w:t>Unit</w:t>
+            </w:r>
+          </w:p>
+        </w:tc>
+        <w:tc>
+          <w:tcPr>
+            <w:tcW w:type="dxa" w:w="1337"/>
+            <w:shd w:val="clear" w:color="auto" w:fill="1F4E79"/>
+            <w:vAlign w:val="center"/>
+          </w:tcPr>
+          <w:p>
+            <w:r/>
+            <w:r>
+              <w:rPr>
+                <w:rFonts w:ascii="Arial" w:hAnsi="Arial"/>
+                <w:b/>
+                <w:color w:val="FFFFFF"/>
+                <w:sz w:val="20"/>
+              </w:rPr>
+              <w:t>Source</w:t>
+            </w:r>
+          </w:p>
+        </w:tc>
+        <w:tc>
+          <w:tcPr>
+            <w:tcW w:type="dxa" w:w="1337"/>
+            <w:shd w:val="clear" w:color="auto" w:fill="1F4E79"/>
+            <w:vAlign w:val="center"/>
+          </w:tcPr>
+          <w:p>
+            <w:r/>
+            <w:r>
+              <w:rPr>
+                <w:rFonts w:ascii="Arial" w:hAnsi="Arial"/>
+                <w:b/>
+                <w:color w:val="FFFFFF"/>
+                <w:sz w:val="20"/>
+              </w:rPr>
+              <w:t>base</w:t>
+            </w:r>
+          </w:p>
+        </w:tc>
+        <w:tc>
+          <w:tcPr>
+            <w:tcW w:type="dxa" w:w="1337"/>
+            <w:shd w:val="clear" w:color="auto" w:fill="1F4E79"/>
+            <w:vAlign w:val="center"/>
+          </w:tcPr>
+          <w:p>
+            <w:r/>
+            <w:r>
+              <w:rPr>
+                <w:rFonts w:ascii="Arial" w:hAnsi="Arial"/>
+                <w:b/>
+                <w:color w:val="FFFFFF"/>
+                <w:sz w:val="20"/>
+              </w:rPr>
+              <w:t>mild</w:t>
+            </w:r>
+          </w:p>
+        </w:tc>
+        <w:tc>
+          <w:tcPr>
+            <w:tcW w:type="dxa" w:w="1337"/>
+            <w:shd w:val="clear" w:color="auto" w:fill="1F4E79"/>
+            <w:vAlign w:val="center"/>
+          </w:tcPr>
+          <w:p>
+            <w:r/>
+            <w:r>
+              <w:rPr>
+                <w:rFonts w:ascii="Arial" w:hAnsi="Arial"/>
+                <w:b/>
+                <w:color w:val="FFFFFF"/>
+                <w:sz w:val="20"/>
+              </w:rPr>
+              <w:t>moderate</w:t>
+            </w:r>
+          </w:p>
+        </w:tc>
+        <w:tc>
+          <w:tcPr>
+            <w:tcW w:type="dxa" w:w="1337"/>
+            <w:shd w:val="clear" w:color="auto" w:fill="1F4E79"/>
+            <w:vAlign w:val="center"/>
+          </w:tcPr>
+          <w:p>
+            <w:r/>
+            <w:r>
+              <w:rPr>
+                <w:rFonts w:ascii="Arial" w:hAnsi="Arial"/>
+                <w:b/>
+                <w:color w:val="FFFFFF"/>
+                <w:sz w:val="20"/>
+              </w:rPr>
+              <w:t>severe</w:t>
+            </w:r>
+          </w:p>
+        </w:tc>
+      </w:tr>
+      <w:tr>
+        <w:tc>
+          <w:tcPr>
+            <w:tcW w:type="dxa" w:w="1337"/>
+            <w:vAlign w:val="center"/>
+          </w:tcPr>
+          <w:p>
+            <w:r/>
+            <w:r>
+              <w:rPr>
+                <w:rFonts w:ascii="Arial" w:hAnsi="Arial"/>
+                <w:sz w:val="20"/>
+              </w:rPr>
+              <w:t>Cash rate (%)</w:t>
+            </w:r>
+          </w:p>
+        </w:tc>
+        <w:tc>
+          <w:tcPr>
+            <w:tcW w:type="dxa" w:w="1337"/>
+            <w:vAlign w:val="center"/>
+          </w:tcPr>
+          <w:p>
+            <w:r/>
+            <w:r>
+              <w:rPr>
+                <w:rFonts w:ascii="Arial" w:hAnsi="Arial"/>
+                <w:sz w:val="20"/>
+              </w:rPr>
+              <w:t>%</w:t>
+            </w:r>
+          </w:p>
+        </w:tc>
+        <w:tc>
+          <w:tcPr>
+            <w:tcW w:type="dxa" w:w="1337"/>
+            <w:vAlign w:val="center"/>
+          </w:tcPr>
+          <w:p>
+            <w:r/>
+            <w:r>
+              <w:rPr>
+                <w:rFonts w:ascii="Arial" w:hAnsi="Arial"/>
+                <w:sz w:val="20"/>
+              </w:rPr>
+              <w:t>RBA F1 cash-rate table</w:t>
+            </w:r>
+          </w:p>
+        </w:tc>
+        <w:tc>
+          <w:tcPr>
+            <w:tcW w:type="dxa" w:w="1337"/>
+            <w:vAlign w:val="center"/>
+          </w:tcPr>
+          <w:p>
+            <w:r/>
+            <w:r>
+              <w:rPr>
+                <w:rFonts w:ascii="Arial" w:hAnsi="Arial"/>
+                <w:sz w:val="20"/>
+              </w:rPr>
+              <w:t>3.85</w:t>
+            </w:r>
+          </w:p>
+        </w:tc>
+        <w:tc>
+          <w:tcPr>
+            <w:tcW w:type="dxa" w:w="1337"/>
+            <w:vAlign w:val="center"/>
+          </w:tcPr>
+          <w:p>
+            <w:r/>
+            <w:r>
+              <w:rPr>
+                <w:rFonts w:ascii="Arial" w:hAnsi="Arial"/>
+                <w:sz w:val="20"/>
+              </w:rPr>
+              <w:t>4.1</w:t>
+            </w:r>
+          </w:p>
+        </w:tc>
+        <w:tc>
+          <w:tcPr>
+            <w:tcW w:type="dxa" w:w="1337"/>
+            <w:vAlign w:val="center"/>
+          </w:tcPr>
+          <w:p>
+            <w:r/>
+            <w:r>
+              <w:rPr>
+                <w:rFonts w:ascii="Arial" w:hAnsi="Arial"/>
+                <w:sz w:val="20"/>
+              </w:rPr>
+              <w:t>4.35</w:t>
+            </w:r>
+          </w:p>
+        </w:tc>
+        <w:tc>
+          <w:tcPr>
+            <w:tcW w:type="dxa" w:w="1337"/>
+            <w:vAlign w:val="center"/>
+          </w:tcPr>
+          <w:p>
+            <w:r/>
+            <w:r>
+              <w:rPr>
+                <w:rFonts w:ascii="Arial" w:hAnsi="Arial"/>
+                <w:sz w:val="20"/>
+              </w:rPr>
+              <w:t>4.6</w:t>
+            </w:r>
+          </w:p>
+        </w:tc>
+      </w:tr>
+      <w:tr>
+        <w:tc>
+          <w:tcPr>
+            <w:tcW w:type="dxa" w:w="1337"/>
+            <w:shd w:val="clear" w:color="auto" w:fill="F2F2F2"/>
+            <w:vAlign w:val="center"/>
+          </w:tcPr>
+          <w:p>
+            <w:r/>
+            <w:r>
+              <w:rPr>
+                <w:rFonts w:ascii="Arial" w:hAnsi="Arial"/>
+                <w:sz w:val="20"/>
+              </w:rPr>
+              <w:t>Commercial-property prices (% change)</w:t>
+            </w:r>
+          </w:p>
+        </w:tc>
+        <w:tc>
+          <w:tcPr>
+            <w:tcW w:type="dxa" w:w="1337"/>
+            <w:shd w:val="clear" w:color="auto" w:fill="F2F2F2"/>
+            <w:vAlign w:val="center"/>
+          </w:tcPr>
+          <w:p>
+            <w:r/>
+            <w:r>
+              <w:rPr>
+                <w:rFonts w:ascii="Arial" w:hAnsi="Arial"/>
+                <w:sz w:val="20"/>
+              </w:rPr>
+              <w:t>% change</w:t>
+            </w:r>
+          </w:p>
+        </w:tc>
+        <w:tc>
+          <w:tcPr>
+            <w:tcW w:type="dxa" w:w="1337"/>
+            <w:shd w:val="clear" w:color="auto" w:fill="F2F2F2"/>
+            <w:vAlign w:val="center"/>
+          </w:tcPr>
+          <w:p>
+            <w:r/>
+            <w:r>
+              <w:rPr>
+                <w:rFonts w:ascii="Arial" w:hAnsi="Arial"/>
+                <w:sz w:val="20"/>
+              </w:rPr>
+              <w:t>assumption</w:t>
+            </w:r>
+          </w:p>
+        </w:tc>
+        <w:tc>
+          <w:tcPr>
+            <w:tcW w:type="dxa" w:w="1337"/>
+            <w:shd w:val="clear" w:color="auto" w:fill="F2F2F2"/>
+            <w:vAlign w:val="center"/>
+          </w:tcPr>
+          <w:p>
+            <w:r/>
+            <w:r>
+              <w:rPr>
+                <w:rFonts w:ascii="Arial" w:hAnsi="Arial"/>
+                <w:sz w:val="20"/>
+              </w:rPr>
+              <w:t>0.0</w:t>
+            </w:r>
+          </w:p>
+        </w:tc>
+        <w:tc>
+          <w:tcPr>
+            <w:tcW w:type="dxa" w:w="1337"/>
+            <w:shd w:val="clear" w:color="auto" w:fill="F2F2F2"/>
+            <w:vAlign w:val="center"/>
+          </w:tcPr>
+          <w:p>
+            <w:r/>
+            <w:r>
+              <w:rPr>
+                <w:rFonts w:ascii="Arial" w:hAnsi="Arial"/>
+                <w:sz w:val="20"/>
+              </w:rPr>
+              <w:t>-7.0</w:t>
+            </w:r>
+          </w:p>
+        </w:tc>
+        <w:tc>
+          <w:tcPr>
+            <w:tcW w:type="dxa" w:w="1337"/>
+            <w:shd w:val="clear" w:color="auto" w:fill="F2F2F2"/>
+            <w:vAlign w:val="center"/>
+          </w:tcPr>
+          <w:p>
+            <w:r/>
+            <w:r>
+              <w:rPr>
+                <w:rFonts w:ascii="Arial" w:hAnsi="Arial"/>
+                <w:sz w:val="20"/>
+              </w:rPr>
+              <w:t>-15.0</w:t>
+            </w:r>
+          </w:p>
+        </w:tc>
+        <w:tc>
+          <w:tcPr>
+            <w:tcW w:type="dxa" w:w="1337"/>
+            <w:shd w:val="clear" w:color="auto" w:fill="F2F2F2"/>
+            <w:vAlign w:val="center"/>
+          </w:tcPr>
+          <w:p>
+            <w:r/>
+            <w:r>
+              <w:rPr>
+                <w:rFonts w:ascii="Arial" w:hAnsi="Arial"/>
+                <w:sz w:val="20"/>
+              </w:rPr>
+              <w:t>-28.0</w:t>
+            </w:r>
+          </w:p>
+        </w:tc>
+      </w:tr>
+      <w:tr>
+        <w:tc>
+          <w:tcPr>
+            <w:tcW w:type="dxa" w:w="1337"/>
+            <w:vAlign w:val="center"/>
+          </w:tcPr>
+          <w:p>
+            <w:r/>
+            <w:r>
+              <w:rPr>
+                <w:rFonts w:ascii="Arial" w:hAnsi="Arial"/>
+                <w:sz w:val="20"/>
+              </w:rPr>
+              <w:t>CRE cap rates (%)</w:t>
+            </w:r>
+          </w:p>
+        </w:tc>
+        <w:tc>
+          <w:tcPr>
+            <w:tcW w:type="dxa" w:w="1337"/>
+            <w:vAlign w:val="center"/>
+          </w:tcPr>
+          <w:p>
+            <w:r/>
+            <w:r>
+              <w:rPr>
+                <w:rFonts w:ascii="Arial" w:hAnsi="Arial"/>
+                <w:sz w:val="20"/>
+              </w:rPr>
+              <w:t>%</w:t>
+            </w:r>
+          </w:p>
+        </w:tc>
+        <w:tc>
+          <w:tcPr>
+            <w:tcW w:type="dxa" w:w="1337"/>
+            <w:vAlign w:val="center"/>
+          </w:tcPr>
+          <w:p>
+            <w:r/>
+            <w:r>
+              <w:rPr>
+                <w:rFonts w:ascii="Arial" w:hAnsi="Arial"/>
+                <w:sz w:val="20"/>
+              </w:rPr>
+              <w:t>assumption</w:t>
+            </w:r>
+          </w:p>
+        </w:tc>
+        <w:tc>
+          <w:tcPr>
+            <w:tcW w:type="dxa" w:w="1337"/>
+            <w:vAlign w:val="center"/>
+          </w:tcPr>
+          <w:p>
+            <w:r/>
+            <w:r>
+              <w:rPr>
+                <w:rFonts w:ascii="Arial" w:hAnsi="Arial"/>
+                <w:sz w:val="20"/>
+              </w:rPr>
+              <w:t>6.0</w:t>
+            </w:r>
+          </w:p>
+        </w:tc>
+        <w:tc>
+          <w:tcPr>
+            <w:tcW w:type="dxa" w:w="1337"/>
+            <w:vAlign w:val="center"/>
+          </w:tcPr>
+          <w:p>
+            <w:r/>
+            <w:r>
+              <w:rPr>
+                <w:rFonts w:ascii="Arial" w:hAnsi="Arial"/>
+                <w:sz w:val="20"/>
+              </w:rPr>
+              <w:t>6.4</w:t>
+            </w:r>
+          </w:p>
+        </w:tc>
+        <w:tc>
+          <w:tcPr>
+            <w:tcW w:type="dxa" w:w="1337"/>
+            <w:vAlign w:val="center"/>
+          </w:tcPr>
+          <w:p>
+            <w:r/>
+            <w:r>
+              <w:rPr>
+                <w:rFonts w:ascii="Arial" w:hAnsi="Arial"/>
+                <w:sz w:val="20"/>
+              </w:rPr>
+              <w:t>6.9</w:t>
+            </w:r>
+          </w:p>
+        </w:tc>
+        <w:tc>
+          <w:tcPr>
+            <w:tcW w:type="dxa" w:w="1337"/>
+            <w:vAlign w:val="center"/>
+          </w:tcPr>
+          <w:p>
+            <w:r/>
+            <w:r>
+              <w:rPr>
+                <w:rFonts w:ascii="Arial" w:hAnsi="Arial"/>
+                <w:sz w:val="20"/>
+              </w:rPr>
+              <w:t>7.6</w:t>
+            </w:r>
+          </w:p>
+        </w:tc>
+      </w:tr>
+      <w:tr>
+        <w:tc>
+          <w:tcPr>
+            <w:tcW w:type="dxa" w:w="1337"/>
+            <w:shd w:val="clear" w:color="auto" w:fill="F2F2F2"/>
+            <w:vAlign w:val="center"/>
+          </w:tcPr>
+          <w:p>
+            <w:r/>
+            <w:r>
+              <w:rPr>
+                <w:rFonts w:ascii="Arial" w:hAnsi="Arial"/>
+                <w:sz w:val="20"/>
+              </w:rPr>
+              <w:t>CRE rents (% change)</w:t>
+            </w:r>
+          </w:p>
+        </w:tc>
+        <w:tc>
+          <w:tcPr>
+            <w:tcW w:type="dxa" w:w="1337"/>
+            <w:shd w:val="clear" w:color="auto" w:fill="F2F2F2"/>
+            <w:vAlign w:val="center"/>
+          </w:tcPr>
+          <w:p>
+            <w:r/>
+            <w:r>
+              <w:rPr>
+                <w:rFonts w:ascii="Arial" w:hAnsi="Arial"/>
+                <w:sz w:val="20"/>
+              </w:rPr>
+              <w:t>% change</w:t>
+            </w:r>
+          </w:p>
+        </w:tc>
+        <w:tc>
+          <w:tcPr>
+            <w:tcW w:type="dxa" w:w="1337"/>
+            <w:shd w:val="clear" w:color="auto" w:fill="F2F2F2"/>
+            <w:vAlign w:val="center"/>
+          </w:tcPr>
+          <w:p>
+            <w:r/>
+            <w:r>
+              <w:rPr>
+                <w:rFonts w:ascii="Arial" w:hAnsi="Arial"/>
+                <w:sz w:val="20"/>
+              </w:rPr>
+              <w:t>assumption</w:t>
+            </w:r>
+          </w:p>
+        </w:tc>
+        <w:tc>
+          <w:tcPr>
+            <w:tcW w:type="dxa" w:w="1337"/>
+            <w:shd w:val="clear" w:color="auto" w:fill="F2F2F2"/>
+            <w:vAlign w:val="center"/>
+          </w:tcPr>
+          <w:p>
+            <w:r/>
+            <w:r>
+              <w:rPr>
+                <w:rFonts w:ascii="Arial" w:hAnsi="Arial"/>
+                <w:sz w:val="20"/>
+              </w:rPr>
+              <w:t>0.0</w:t>
+            </w:r>
+          </w:p>
+        </w:tc>
+        <w:tc>
+          <w:tcPr>
+            <w:tcW w:type="dxa" w:w="1337"/>
+            <w:shd w:val="clear" w:color="auto" w:fill="F2F2F2"/>
+            <w:vAlign w:val="center"/>
+          </w:tcPr>
+          <w:p>
+            <w:r/>
+            <w:r>
+              <w:rPr>
+                <w:rFonts w:ascii="Arial" w:hAnsi="Arial"/>
+                <w:sz w:val="20"/>
+              </w:rPr>
+              <w:t>-4.0</w:t>
+            </w:r>
+          </w:p>
+        </w:tc>
+        <w:tc>
+          <w:tcPr>
+            <w:tcW w:type="dxa" w:w="1337"/>
+            <w:shd w:val="clear" w:color="auto" w:fill="F2F2F2"/>
+            <w:vAlign w:val="center"/>
+          </w:tcPr>
+          <w:p>
+            <w:r/>
+            <w:r>
+              <w:rPr>
+                <w:rFonts w:ascii="Arial" w:hAnsi="Arial"/>
+                <w:sz w:val="20"/>
+              </w:rPr>
+              <w:t>-9.0</w:t>
+            </w:r>
+          </w:p>
+        </w:tc>
+        <w:tc>
+          <w:tcPr>
+            <w:tcW w:type="dxa" w:w="1337"/>
+            <w:shd w:val="clear" w:color="auto" w:fill="F2F2F2"/>
+            <w:vAlign w:val="center"/>
+          </w:tcPr>
+          <w:p>
+            <w:r/>
+            <w:r>
+              <w:rPr>
+                <w:rFonts w:ascii="Arial" w:hAnsi="Arial"/>
+                <w:sz w:val="20"/>
+              </w:rPr>
+              <w:t>-16.0</w:t>
+            </w:r>
+          </w:p>
+        </w:tc>
+      </w:tr>
+      <w:tr>
+        <w:tc>
+          <w:tcPr>
+            <w:tcW w:type="dxa" w:w="1337"/>
+            <w:vAlign w:val="center"/>
+          </w:tcPr>
+          <w:p>
+            <w:r/>
+            <w:r>
+              <w:rPr>
+                <w:rFonts w:ascii="Arial" w:hAnsi="Arial"/>
+                <w:sz w:val="20"/>
+              </w:rPr>
+              <w:t>Exchange rate (TWI, % change)</w:t>
+            </w:r>
+          </w:p>
+        </w:tc>
+        <w:tc>
+          <w:tcPr>
+            <w:tcW w:type="dxa" w:w="1337"/>
+            <w:vAlign w:val="center"/>
+          </w:tcPr>
+          <w:p>
+            <w:r/>
+            <w:r>
+              <w:rPr>
+                <w:rFonts w:ascii="Arial" w:hAnsi="Arial"/>
+                <w:sz w:val="20"/>
+              </w:rPr>
+              <w:t>% change</w:t>
+            </w:r>
+          </w:p>
+        </w:tc>
+        <w:tc>
+          <w:tcPr>
+            <w:tcW w:type="dxa" w:w="1337"/>
+            <w:vAlign w:val="center"/>
+          </w:tcPr>
+          <w:p>
+            <w:r/>
+            <w:r>
+              <w:rPr>
+                <w:rFonts w:ascii="Arial" w:hAnsi="Arial"/>
+                <w:sz w:val="20"/>
+              </w:rPr>
+              <w:t>RBA F11 exchange rates</w:t>
+            </w:r>
+          </w:p>
+        </w:tc>
+        <w:tc>
+          <w:tcPr>
+            <w:tcW w:type="dxa" w:w="1337"/>
+            <w:vAlign w:val="center"/>
+          </w:tcPr>
+          <w:p>
+            <w:r/>
+            <w:r>
+              <w:rPr>
+                <w:rFonts w:ascii="Arial" w:hAnsi="Arial"/>
+                <w:sz w:val="20"/>
+              </w:rPr>
+              <w:t>0.0</w:t>
+            </w:r>
+          </w:p>
+        </w:tc>
+        <w:tc>
+          <w:tcPr>
+            <w:tcW w:type="dxa" w:w="1337"/>
+            <w:vAlign w:val="center"/>
+          </w:tcPr>
+          <w:p>
+            <w:r/>
+            <w:r>
+              <w:rPr>
+                <w:rFonts w:ascii="Arial" w:hAnsi="Arial"/>
+                <w:sz w:val="20"/>
+              </w:rPr>
+              <w:t>-5.0</w:t>
+            </w:r>
+          </w:p>
+        </w:tc>
+        <w:tc>
+          <w:tcPr>
+            <w:tcW w:type="dxa" w:w="1337"/>
+            <w:vAlign w:val="center"/>
+          </w:tcPr>
+          <w:p>
+            <w:r/>
+            <w:r>
+              <w:rPr>
+                <w:rFonts w:ascii="Arial" w:hAnsi="Arial"/>
+                <w:sz w:val="20"/>
+              </w:rPr>
+              <w:t>-10.0</w:t>
+            </w:r>
+          </w:p>
+        </w:tc>
+        <w:tc>
+          <w:tcPr>
+            <w:tcW w:type="dxa" w:w="1337"/>
+            <w:vAlign w:val="center"/>
+          </w:tcPr>
+          <w:p>
+            <w:r/>
+            <w:r>
+              <w:rPr>
+                <w:rFonts w:ascii="Arial" w:hAnsi="Arial"/>
+                <w:sz w:val="20"/>
+              </w:rPr>
+              <w:t>-15.0</w:t>
+            </w:r>
+          </w:p>
+        </w:tc>
+      </w:tr>
+      <w:tr>
+        <w:tc>
+          <w:tcPr>
+            <w:tcW w:type="dxa" w:w="1337"/>
+            <w:shd w:val="clear" w:color="auto" w:fill="F2F2F2"/>
+            <w:vAlign w:val="center"/>
+          </w:tcPr>
+          <w:p>
+            <w:r/>
+            <w:r>
+              <w:rPr>
+                <w:rFonts w:ascii="Arial" w:hAnsi="Arial"/>
+                <w:sz w:val="20"/>
+              </w:rPr>
+              <w:t>GDP growth (real, YoY %)</w:t>
+            </w:r>
+          </w:p>
+        </w:tc>
+        <w:tc>
+          <w:tcPr>
+            <w:tcW w:type="dxa" w:w="1337"/>
+            <w:shd w:val="clear" w:color="auto" w:fill="F2F2F2"/>
+            <w:vAlign w:val="center"/>
+          </w:tcPr>
+          <w:p>
+            <w:r/>
+            <w:r>
+              <w:rPr>
+                <w:rFonts w:ascii="Arial" w:hAnsi="Arial"/>
+                <w:sz w:val="20"/>
+              </w:rPr>
+              <w:t>% yoy</w:t>
+            </w:r>
+          </w:p>
+        </w:tc>
+        <w:tc>
+          <w:tcPr>
+            <w:tcW w:type="dxa" w:w="1337"/>
+            <w:shd w:val="clear" w:color="auto" w:fill="F2F2F2"/>
+            <w:vAlign w:val="center"/>
+          </w:tcPr>
+          <w:p>
+            <w:r/>
+            <w:r>
+              <w:rPr>
+                <w:rFonts w:ascii="Arial" w:hAnsi="Arial"/>
+                <w:sz w:val="20"/>
+              </w:rPr>
+              <w:t>ABS 5206 National Accounts</w:t>
+            </w:r>
+          </w:p>
+        </w:tc>
+        <w:tc>
+          <w:tcPr>
+            <w:tcW w:type="dxa" w:w="1337"/>
+            <w:shd w:val="clear" w:color="auto" w:fill="F2F2F2"/>
+            <w:vAlign w:val="center"/>
+          </w:tcPr>
+          <w:p>
+            <w:r/>
+            <w:r>
+              <w:rPr>
+                <w:rFonts w:ascii="Arial" w:hAnsi="Arial"/>
+                <w:sz w:val="20"/>
+              </w:rPr>
+              <w:t>1.8</w:t>
+            </w:r>
+          </w:p>
+        </w:tc>
+        <w:tc>
+          <w:tcPr>
+            <w:tcW w:type="dxa" w:w="1337"/>
+            <w:shd w:val="clear" w:color="auto" w:fill="F2F2F2"/>
+            <w:vAlign w:val="center"/>
+          </w:tcPr>
+          <w:p>
+            <w:r/>
+            <w:r>
+              <w:rPr>
+                <w:rFonts w:ascii="Arial" w:hAnsi="Arial"/>
+                <w:sz w:val="20"/>
+              </w:rPr>
+              <w:t>0.0</w:t>
+            </w:r>
+          </w:p>
+        </w:tc>
+        <w:tc>
+          <w:tcPr>
+            <w:tcW w:type="dxa" w:w="1337"/>
+            <w:shd w:val="clear" w:color="auto" w:fill="F2F2F2"/>
+            <w:vAlign w:val="center"/>
+          </w:tcPr>
+          <w:p>
+            <w:r/>
+            <w:r>
+              <w:rPr>
+                <w:rFonts w:ascii="Arial" w:hAnsi="Arial"/>
+                <w:sz w:val="20"/>
+              </w:rPr>
+              <w:t>-1.5</w:t>
+            </w:r>
+          </w:p>
+        </w:tc>
+        <w:tc>
+          <w:tcPr>
+            <w:tcW w:type="dxa" w:w="1337"/>
+            <w:shd w:val="clear" w:color="auto" w:fill="F2F2F2"/>
+            <w:vAlign w:val="center"/>
+          </w:tcPr>
+          <w:p>
+            <w:r/>
+            <w:r>
+              <w:rPr>
+                <w:rFonts w:ascii="Arial" w:hAnsi="Arial"/>
+                <w:sz w:val="20"/>
+              </w:rPr>
+              <w:t>-3.5</w:t>
+            </w:r>
+          </w:p>
+        </w:tc>
+      </w:tr>
+      <w:tr>
+        <w:tc>
+          <w:tcPr>
+            <w:tcW w:type="dxa" w:w="1337"/>
+            <w:vAlign w:val="center"/>
+          </w:tcPr>
+          <w:p>
+            <w:r/>
+            <w:r>
+              <w:rPr>
+                <w:rFonts w:ascii="Arial" w:hAnsi="Arial"/>
+                <w:sz w:val="20"/>
+              </w:rPr>
+              <w:t>House-price growth (YoY %)</w:t>
+            </w:r>
+          </w:p>
+        </w:tc>
+        <w:tc>
+          <w:tcPr>
+            <w:tcW w:type="dxa" w:w="1337"/>
+            <w:vAlign w:val="center"/>
+          </w:tcPr>
+          <w:p>
+            <w:r/>
+            <w:r>
+              <w:rPr>
+                <w:rFonts w:ascii="Arial" w:hAnsi="Arial"/>
+                <w:sz w:val="20"/>
+              </w:rPr>
+              <w:t>% yoy</w:t>
+            </w:r>
+          </w:p>
+        </w:tc>
+        <w:tc>
+          <w:tcPr>
+            <w:tcW w:type="dxa" w:w="1337"/>
+            <w:vAlign w:val="center"/>
+          </w:tcPr>
+          <w:p>
+            <w:r/>
+            <w:r>
+              <w:rPr>
+                <w:rFonts w:ascii="Arial" w:hAnsi="Arial"/>
+                <w:sz w:val="20"/>
+              </w:rPr>
+              <w:t>ABS 6416 Residential Property Price Index</w:t>
+            </w:r>
+          </w:p>
+        </w:tc>
+        <w:tc>
+          <w:tcPr>
+            <w:tcW w:type="dxa" w:w="1337"/>
+            <w:vAlign w:val="center"/>
+          </w:tcPr>
+          <w:p>
+            <w:r/>
+            <w:r>
+              <w:rPr>
+                <w:rFonts w:ascii="Arial" w:hAnsi="Arial"/>
+                <w:sz w:val="20"/>
+              </w:rPr>
+              <w:t>4.0</w:t>
+            </w:r>
+          </w:p>
+        </w:tc>
+        <w:tc>
+          <w:tcPr>
+            <w:tcW w:type="dxa" w:w="1337"/>
+            <w:vAlign w:val="center"/>
+          </w:tcPr>
+          <w:p>
+            <w:r/>
+            <w:r>
+              <w:rPr>
+                <w:rFonts w:ascii="Arial" w:hAnsi="Arial"/>
+                <w:sz w:val="20"/>
+              </w:rPr>
+              <w:t>-4.0</w:t>
+            </w:r>
+          </w:p>
+        </w:tc>
+        <w:tc>
+          <w:tcPr>
+            <w:tcW w:type="dxa" w:w="1337"/>
+            <w:vAlign w:val="center"/>
+          </w:tcPr>
+          <w:p>
+            <w:r/>
+            <w:r>
+              <w:rPr>
+                <w:rFonts w:ascii="Arial" w:hAnsi="Arial"/>
+                <w:sz w:val="20"/>
+              </w:rPr>
+              <w:t>-11.0</w:t>
+            </w:r>
+          </w:p>
+        </w:tc>
+        <w:tc>
+          <w:tcPr>
+            <w:tcW w:type="dxa" w:w="1337"/>
+            <w:vAlign w:val="center"/>
+          </w:tcPr>
+          <w:p>
+            <w:r/>
+            <w:r>
+              <w:rPr>
+                <w:rFonts w:ascii="Arial" w:hAnsi="Arial"/>
+                <w:sz w:val="20"/>
+              </w:rPr>
+              <w:t>-21.0</w:t>
+            </w:r>
+          </w:p>
+        </w:tc>
+      </w:tr>
+      <w:tr>
+        <w:tc>
+          <w:tcPr>
+            <w:tcW w:type="dxa" w:w="1337"/>
+            <w:shd w:val="clear" w:color="auto" w:fill="F2F2F2"/>
+            <w:vAlign w:val="center"/>
+          </w:tcPr>
+          <w:p>
+            <w:r/>
+            <w:r>
+              <w:rPr>
+                <w:rFonts w:ascii="Arial" w:hAnsi="Arial"/>
+                <w:sz w:val="20"/>
+              </w:rPr>
+              <w:t>Industry / sector output (YoY %)</w:t>
+            </w:r>
+          </w:p>
+        </w:tc>
+        <w:tc>
+          <w:tcPr>
+            <w:tcW w:type="dxa" w:w="1337"/>
+            <w:shd w:val="clear" w:color="auto" w:fill="F2F2F2"/>
+            <w:vAlign w:val="center"/>
+          </w:tcPr>
+          <w:p>
+            <w:r/>
+            <w:r>
+              <w:rPr>
+                <w:rFonts w:ascii="Arial" w:hAnsi="Arial"/>
+                <w:sz w:val="20"/>
+              </w:rPr>
+              <w:t>% yoy</w:t>
+            </w:r>
+          </w:p>
+        </w:tc>
+        <w:tc>
+          <w:tcPr>
+            <w:tcW w:type="dxa" w:w="1337"/>
+            <w:shd w:val="clear" w:color="auto" w:fill="F2F2F2"/>
+            <w:vAlign w:val="center"/>
+          </w:tcPr>
+          <w:p>
+            <w:r/>
+            <w:r>
+              <w:rPr>
+                <w:rFonts w:ascii="Arial" w:hAnsi="Arial"/>
+                <w:sz w:val="20"/>
+              </w:rPr>
+              <w:t>ABS 8155 Australian Industry + 5676 Business Indicators</w:t>
+            </w:r>
+          </w:p>
+        </w:tc>
+        <w:tc>
+          <w:tcPr>
+            <w:tcW w:type="dxa" w:w="1337"/>
+            <w:shd w:val="clear" w:color="auto" w:fill="F2F2F2"/>
+            <w:vAlign w:val="center"/>
+          </w:tcPr>
+          <w:p>
+            <w:r/>
+            <w:r>
+              <w:rPr>
+                <w:rFonts w:ascii="Arial" w:hAnsi="Arial"/>
+                <w:sz w:val="20"/>
+              </w:rPr>
+              <w:t>2.0</w:t>
+            </w:r>
+          </w:p>
+        </w:tc>
+        <w:tc>
+          <w:tcPr>
+            <w:tcW w:type="dxa" w:w="1337"/>
+            <w:shd w:val="clear" w:color="auto" w:fill="F2F2F2"/>
+            <w:vAlign w:val="center"/>
+          </w:tcPr>
+          <w:p>
+            <w:r/>
+            <w:r>
+              <w:rPr>
+                <w:rFonts w:ascii="Arial" w:hAnsi="Arial"/>
+                <w:sz w:val="20"/>
+              </w:rPr>
+              <w:t>0.0</w:t>
+            </w:r>
+          </w:p>
+        </w:tc>
+        <w:tc>
+          <w:tcPr>
+            <w:tcW w:type="dxa" w:w="1337"/>
+            <w:shd w:val="clear" w:color="auto" w:fill="F2F2F2"/>
+            <w:vAlign w:val="center"/>
+          </w:tcPr>
+          <w:p>
+            <w:r/>
+            <w:r>
+              <w:rPr>
+                <w:rFonts w:ascii="Arial" w:hAnsi="Arial"/>
+                <w:sz w:val="20"/>
+              </w:rPr>
+              <w:t>-2.0</w:t>
+            </w:r>
+          </w:p>
+        </w:tc>
+        <w:tc>
+          <w:tcPr>
+            <w:tcW w:type="dxa" w:w="1337"/>
+            <w:shd w:val="clear" w:color="auto" w:fill="F2F2F2"/>
+            <w:vAlign w:val="center"/>
+          </w:tcPr>
+          <w:p>
+            <w:r/>
+            <w:r>
+              <w:rPr>
+                <w:rFonts w:ascii="Arial" w:hAnsi="Arial"/>
+                <w:sz w:val="20"/>
+              </w:rPr>
+              <w:t>-5.0</w:t>
+            </w:r>
+          </w:p>
+        </w:tc>
+      </w:tr>
+      <w:tr>
+        <w:tc>
+          <w:tcPr>
+            <w:tcW w:type="dxa" w:w="1337"/>
+            <w:vAlign w:val="center"/>
+          </w:tcPr>
+          <w:p>
+            <w:r/>
+            <w:r>
+              <w:rPr>
+                <w:rFonts w:ascii="Arial" w:hAnsi="Arial"/>
+                <w:sz w:val="20"/>
+              </w:rPr>
+              <w:t>Inflation (CPI, YoY %)</w:t>
+            </w:r>
+          </w:p>
+        </w:tc>
+        <w:tc>
+          <w:tcPr>
+            <w:tcW w:type="dxa" w:w="1337"/>
+            <w:vAlign w:val="center"/>
+          </w:tcPr>
+          <w:p>
+            <w:r/>
+            <w:r>
+              <w:rPr>
+                <w:rFonts w:ascii="Arial" w:hAnsi="Arial"/>
+                <w:sz w:val="20"/>
+              </w:rPr>
+              <w:t>% yoy</w:t>
+            </w:r>
+          </w:p>
+        </w:tc>
+        <w:tc>
+          <w:tcPr>
+            <w:tcW w:type="dxa" w:w="1337"/>
+            <w:vAlign w:val="center"/>
+          </w:tcPr>
+          <w:p>
+            <w:r/>
+            <w:r>
+              <w:rPr>
+                <w:rFonts w:ascii="Arial" w:hAnsi="Arial"/>
+                <w:sz w:val="20"/>
+              </w:rPr>
+              <w:t>ABS 6401 CPI</w:t>
+            </w:r>
+          </w:p>
+        </w:tc>
+        <w:tc>
+          <w:tcPr>
+            <w:tcW w:type="dxa" w:w="1337"/>
+            <w:vAlign w:val="center"/>
+          </w:tcPr>
+          <w:p>
+            <w:r/>
+            <w:r>
+              <w:rPr>
+                <w:rFonts w:ascii="Arial" w:hAnsi="Arial"/>
+                <w:sz w:val="20"/>
+              </w:rPr>
+              <w:t>3.2</w:t>
+            </w:r>
+          </w:p>
+        </w:tc>
+        <w:tc>
+          <w:tcPr>
+            <w:tcW w:type="dxa" w:w="1337"/>
+            <w:vAlign w:val="center"/>
+          </w:tcPr>
+          <w:p>
+            <w:r/>
+            <w:r>
+              <w:rPr>
+                <w:rFonts w:ascii="Arial" w:hAnsi="Arial"/>
+                <w:sz w:val="20"/>
+              </w:rPr>
+              <w:t>4.0</w:t>
+            </w:r>
+          </w:p>
+        </w:tc>
+        <w:tc>
+          <w:tcPr>
+            <w:tcW w:type="dxa" w:w="1337"/>
+            <w:vAlign w:val="center"/>
+          </w:tcPr>
+          <w:p>
+            <w:r/>
+            <w:r>
+              <w:rPr>
+                <w:rFonts w:ascii="Arial" w:hAnsi="Arial"/>
+                <w:sz w:val="20"/>
+              </w:rPr>
+              <w:t>4.7</w:t>
+            </w:r>
+          </w:p>
+        </w:tc>
+        <w:tc>
+          <w:tcPr>
+            <w:tcW w:type="dxa" w:w="1337"/>
+            <w:vAlign w:val="center"/>
+          </w:tcPr>
+          <w:p>
+            <w:r/>
+            <w:r>
+              <w:rPr>
+                <w:rFonts w:ascii="Arial" w:hAnsi="Arial"/>
+                <w:sz w:val="20"/>
+              </w:rPr>
+              <w:t>5.7</w:t>
+            </w:r>
+          </w:p>
+        </w:tc>
+      </w:tr>
+      <w:tr>
+        <w:tc>
+          <w:tcPr>
+            <w:tcW w:type="dxa" w:w="1337"/>
+            <w:shd w:val="clear" w:color="auto" w:fill="F2F2F2"/>
+            <w:vAlign w:val="center"/>
+          </w:tcPr>
+          <w:p>
+            <w:r/>
+            <w:r>
+              <w:rPr>
+                <w:rFonts w:ascii="Arial" w:hAnsi="Arial"/>
+                <w:sz w:val="20"/>
+              </w:rPr>
+              <w:t>Unemployment rate (%)</w:t>
+            </w:r>
+          </w:p>
+        </w:tc>
+        <w:tc>
+          <w:tcPr>
+            <w:tcW w:type="dxa" w:w="1337"/>
+            <w:shd w:val="clear" w:color="auto" w:fill="F2F2F2"/>
+            <w:vAlign w:val="center"/>
+          </w:tcPr>
+          <w:p>
+            <w:r/>
+            <w:r>
+              <w:rPr>
+                <w:rFonts w:ascii="Arial" w:hAnsi="Arial"/>
+                <w:sz w:val="20"/>
+              </w:rPr>
+              <w:t>%</w:t>
+            </w:r>
+          </w:p>
+        </w:tc>
+        <w:tc>
+          <w:tcPr>
+            <w:tcW w:type="dxa" w:w="1337"/>
+            <w:shd w:val="clear" w:color="auto" w:fill="F2F2F2"/>
+            <w:vAlign w:val="center"/>
+          </w:tcPr>
+          <w:p>
+            <w:r/>
+            <w:r>
+              <w:rPr>
+                <w:rFonts w:ascii="Arial" w:hAnsi="Arial"/>
+                <w:sz w:val="20"/>
+              </w:rPr>
+              <w:t>ABS 6202 Labour Force</w:t>
+            </w:r>
+          </w:p>
+        </w:tc>
+        <w:tc>
+          <w:tcPr>
+            <w:tcW w:type="dxa" w:w="1337"/>
+            <w:shd w:val="clear" w:color="auto" w:fill="F2F2F2"/>
+            <w:vAlign w:val="center"/>
+          </w:tcPr>
+          <w:p>
+            <w:r/>
+            <w:r>
+              <w:rPr>
+                <w:rFonts w:ascii="Arial" w:hAnsi="Arial"/>
+                <w:sz w:val="20"/>
+              </w:rPr>
+              <w:t>4.1</w:t>
+            </w:r>
+          </w:p>
+        </w:tc>
+        <w:tc>
+          <w:tcPr>
+            <w:tcW w:type="dxa" w:w="1337"/>
+            <w:shd w:val="clear" w:color="auto" w:fill="F2F2F2"/>
+            <w:vAlign w:val="center"/>
+          </w:tcPr>
+          <w:p>
+            <w:r/>
+            <w:r>
+              <w:rPr>
+                <w:rFonts w:ascii="Arial" w:hAnsi="Arial"/>
+                <w:sz w:val="20"/>
+              </w:rPr>
+              <w:t>5.3</w:t>
+            </w:r>
+          </w:p>
+        </w:tc>
+        <w:tc>
+          <w:tcPr>
+            <w:tcW w:type="dxa" w:w="1337"/>
+            <w:shd w:val="clear" w:color="auto" w:fill="F2F2F2"/>
+            <w:vAlign w:val="center"/>
+          </w:tcPr>
+          <w:p>
+            <w:r/>
+            <w:r>
+              <w:rPr>
+                <w:rFonts w:ascii="Arial" w:hAnsi="Arial"/>
+                <w:sz w:val="20"/>
+              </w:rPr>
+              <w:t>6.6</w:t>
+            </w:r>
+          </w:p>
+        </w:tc>
+        <w:tc>
+          <w:tcPr>
+            <w:tcW w:type="dxa" w:w="1337"/>
+            <w:shd w:val="clear" w:color="auto" w:fill="F2F2F2"/>
+            <w:vAlign w:val="center"/>
+          </w:tcPr>
+          <w:p>
+            <w:r/>
+            <w:r>
+              <w:rPr>
+                <w:rFonts w:ascii="Arial" w:hAnsi="Arial"/>
+                <w:sz w:val="20"/>
+              </w:rPr>
+              <w:t>8.1</w:t>
+            </w:r>
+          </w:p>
+        </w:tc>
+      </w:tr>
+      <w:tr>
+        <w:tc>
+          <w:tcPr>
+            <w:tcW w:type="dxa" w:w="1337"/>
+            <w:vAlign w:val="center"/>
+          </w:tcPr>
+          <w:p>
+            <w:r/>
+            <w:r>
+              <w:rPr>
+                <w:rFonts w:ascii="Arial" w:hAnsi="Arial"/>
+                <w:sz w:val="20"/>
+              </w:rPr>
+              <w:t>Vacancy rate (office, %)</w:t>
+            </w:r>
+          </w:p>
+        </w:tc>
+        <w:tc>
+          <w:tcPr>
+            <w:tcW w:type="dxa" w:w="1337"/>
+            <w:vAlign w:val="center"/>
+          </w:tcPr>
+          <w:p>
+            <w:r/>
+            <w:r>
+              <w:rPr>
+                <w:rFonts w:ascii="Arial" w:hAnsi="Arial"/>
+                <w:sz w:val="20"/>
+              </w:rPr>
+              <w:t>%</w:t>
+            </w:r>
+          </w:p>
+        </w:tc>
+        <w:tc>
+          <w:tcPr>
+            <w:tcW w:type="dxa" w:w="1337"/>
+            <w:vAlign w:val="center"/>
+          </w:tcPr>
+          <w:p>
+            <w:r/>
+            <w:r>
+              <w:rPr>
+                <w:rFonts w:ascii="Arial" w:hAnsi="Arial"/>
+                <w:sz w:val="20"/>
+              </w:rPr>
+              <w:t>assumption</w:t>
+            </w:r>
+          </w:p>
+        </w:tc>
+        <w:tc>
+          <w:tcPr>
+            <w:tcW w:type="dxa" w:w="1337"/>
+            <w:vAlign w:val="center"/>
+          </w:tcPr>
+          <w:p>
+            <w:r/>
+            <w:r>
+              <w:rPr>
+                <w:rFonts w:ascii="Arial" w:hAnsi="Arial"/>
+                <w:sz w:val="20"/>
+              </w:rPr>
+              <w:t>12.0</w:t>
+            </w:r>
+          </w:p>
+        </w:tc>
+        <w:tc>
+          <w:tcPr>
+            <w:tcW w:type="dxa" w:w="1337"/>
+            <w:vAlign w:val="center"/>
+          </w:tcPr>
+          <w:p>
+            <w:r/>
+            <w:r>
+              <w:rPr>
+                <w:rFonts w:ascii="Arial" w:hAnsi="Arial"/>
+                <w:sz w:val="20"/>
+              </w:rPr>
+              <w:t>14.0</w:t>
+            </w:r>
+          </w:p>
+        </w:tc>
+        <w:tc>
+          <w:tcPr>
+            <w:tcW w:type="dxa" w:w="1337"/>
+            <w:vAlign w:val="center"/>
+          </w:tcPr>
+          <w:p>
+            <w:r/>
+            <w:r>
+              <w:rPr>
+                <w:rFonts w:ascii="Arial" w:hAnsi="Arial"/>
+                <w:sz w:val="20"/>
+              </w:rPr>
+              <w:t>16.0</w:t>
+            </w:r>
+          </w:p>
+        </w:tc>
+        <w:tc>
+          <w:tcPr>
+            <w:tcW w:type="dxa" w:w="1337"/>
+            <w:vAlign w:val="center"/>
+          </w:tcPr>
+          <w:p>
+            <w:r/>
+            <w:r>
+              <w:rPr>
+                <w:rFonts w:ascii="Arial" w:hAnsi="Arial"/>
+                <w:sz w:val="20"/>
+              </w:rPr>
+              <w:t>19.0</w:t>
+            </w:r>
+          </w:p>
+        </w:tc>
+      </w:tr>
+      <w:tr>
+        <w:tc>
+          <w:tcPr>
+            <w:tcW w:type="dxa" w:w="1337"/>
+            <w:shd w:val="clear" w:color="auto" w:fill="F2F2F2"/>
+            <w:vAlign w:val="center"/>
+          </w:tcPr>
+          <w:p>
+            <w:r/>
+            <w:r>
+              <w:rPr>
+                <w:rFonts w:ascii="Arial" w:hAnsi="Arial"/>
+                <w:sz w:val="20"/>
+              </w:rPr>
+              <w:t>Wage growth (WPI, YoY %)</w:t>
+            </w:r>
+          </w:p>
+        </w:tc>
+        <w:tc>
+          <w:tcPr>
+            <w:tcW w:type="dxa" w:w="1337"/>
+            <w:shd w:val="clear" w:color="auto" w:fill="F2F2F2"/>
+            <w:vAlign w:val="center"/>
+          </w:tcPr>
+          <w:p>
+            <w:r/>
+            <w:r>
+              <w:rPr>
+                <w:rFonts w:ascii="Arial" w:hAnsi="Arial"/>
+                <w:sz w:val="20"/>
+              </w:rPr>
+              <w:t>% yoy</w:t>
+            </w:r>
+          </w:p>
+        </w:tc>
+        <w:tc>
+          <w:tcPr>
+            <w:tcW w:type="dxa" w:w="1337"/>
+            <w:shd w:val="clear" w:color="auto" w:fill="F2F2F2"/>
+            <w:vAlign w:val="center"/>
+          </w:tcPr>
+          <w:p>
+            <w:r/>
+            <w:r>
+              <w:rPr>
+                <w:rFonts w:ascii="Arial" w:hAnsi="Arial"/>
+                <w:sz w:val="20"/>
+              </w:rPr>
+              <w:t>ABS 6345 Wage Price Index</w:t>
+            </w:r>
+          </w:p>
+        </w:tc>
+        <w:tc>
+          <w:tcPr>
+            <w:tcW w:type="dxa" w:w="1337"/>
+            <w:shd w:val="clear" w:color="auto" w:fill="F2F2F2"/>
+            <w:vAlign w:val="center"/>
+          </w:tcPr>
+          <w:p>
+            <w:r/>
+            <w:r>
+              <w:rPr>
+                <w:rFonts w:ascii="Arial" w:hAnsi="Arial"/>
+                <w:sz w:val="20"/>
+              </w:rPr>
+              <w:t>3.5</w:t>
+            </w:r>
+          </w:p>
+        </w:tc>
+        <w:tc>
+          <w:tcPr>
+            <w:tcW w:type="dxa" w:w="1337"/>
+            <w:shd w:val="clear" w:color="auto" w:fill="F2F2F2"/>
+            <w:vAlign w:val="center"/>
+          </w:tcPr>
+          <w:p>
+            <w:r/>
+            <w:r>
+              <w:rPr>
+                <w:rFonts w:ascii="Arial" w:hAnsi="Arial"/>
+                <w:sz w:val="20"/>
+              </w:rPr>
+              <w:t>3.0</w:t>
+            </w:r>
+          </w:p>
+        </w:tc>
+        <w:tc>
+          <w:tcPr>
+            <w:tcW w:type="dxa" w:w="1337"/>
+            <w:shd w:val="clear" w:color="auto" w:fill="F2F2F2"/>
+            <w:vAlign w:val="center"/>
+          </w:tcPr>
+          <w:p>
+            <w:r/>
+            <w:r>
+              <w:rPr>
+                <w:rFonts w:ascii="Arial" w:hAnsi="Arial"/>
+                <w:sz w:val="20"/>
+              </w:rPr>
+              <w:t>2.5</w:t>
+            </w:r>
+          </w:p>
+        </w:tc>
+        <w:tc>
+          <w:tcPr>
+            <w:tcW w:type="dxa" w:w="1337"/>
+            <w:shd w:val="clear" w:color="auto" w:fill="F2F2F2"/>
+            <w:vAlign w:val="center"/>
+          </w:tcPr>
+          <w:p>
+            <w:r/>
+            <w:r>
+              <w:rPr>
+                <w:rFonts w:ascii="Arial" w:hAnsi="Arial"/>
+                <w:sz w:val="20"/>
+              </w:rPr>
+              <w:t>1.7</w:t>
+            </w:r>
+          </w:p>
+        </w:tc>
+      </w:tr>
+    </w:tbl>
+    <w:p/>
+    <w:p>
+      <w:r>
+        <w:rPr>
+          <w:rFonts w:ascii="Arial" w:hAnsi="Arial"/>
+          <w:b w:val="0"/>
+          <w:i/>
+          <w:color w:val="7F7F7F"/>
+          <w:sz w:val="20"/>
+        </w:rPr>
+        <w:t>Which macro drivers move which portfolio (illustrative)</w:t>
+      </w:r>
+    </w:p>
+    <w:tbl>
+      <w:tblPr>
+        <w:tblW w:type="auto" w:w="0"/>
+        <w:jc w:val="left"/>
+        <w:tblLook w:firstColumn="1" w:firstRow="1" w:lastColumn="0" w:lastRow="0" w:noHBand="0" w:noVBand="1" w:val="04A0"/>
+      </w:tblPr>
+      <w:tblGrid>
+        <w:gridCol w:w="4680"/>
+        <w:gridCol w:w="4680"/>
+      </w:tblGrid>
+      <w:tr>
+        <w:tc>
+          <w:tcPr>
+            <w:tcW w:type="dxa" w:w="4680"/>
+            <w:shd w:val="clear" w:color="auto" w:fill="1F4E79"/>
+            <w:vAlign w:val="center"/>
+          </w:tcPr>
+          <w:p>
+            <w:r/>
+            <w:r>
+              <w:rPr>
+                <w:rFonts w:ascii="Arial" w:hAnsi="Arial"/>
+                <w:b/>
+                <w:color w:val="FFFFFF"/>
+                <w:sz w:val="20"/>
+              </w:rPr>
+              <w:t>Portfolio</w:t>
+            </w:r>
+          </w:p>
+        </w:tc>
+        <w:tc>
+          <w:tcPr>
+            <w:tcW w:type="dxa" w:w="4680"/>
+            <w:shd w:val="clear" w:color="auto" w:fill="1F4E79"/>
+            <w:vAlign w:val="center"/>
+          </w:tcPr>
+          <w:p>
+            <w:r/>
+            <w:r>
+              <w:rPr>
+                <w:rFonts w:ascii="Arial" w:hAnsi="Arial"/>
+                <w:b/>
+                <w:color w:val="FFFFFF"/>
+                <w:sz w:val="20"/>
+              </w:rPr>
+              <w:t>Material macro drivers</w:t>
+            </w:r>
+          </w:p>
+        </w:tc>
+      </w:tr>
+      <w:tr>
+        <w:tc>
+          <w:tcPr>
+            <w:tcW w:type="dxa" w:w="4680"/>
+            <w:vAlign w:val="center"/>
+          </w:tcPr>
+          <w:p>
+            <w:r/>
+            <w:r>
+              <w:rPr>
+                <w:rFonts w:ascii="Arial" w:hAnsi="Arial"/>
+                <w:sz w:val="20"/>
+              </w:rPr>
+              <w:t>Residential mortgages</w:t>
+            </w:r>
+          </w:p>
+        </w:tc>
+        <w:tc>
+          <w:tcPr>
+            <w:tcW w:type="dxa" w:w="4680"/>
+            <w:vAlign w:val="center"/>
+          </w:tcPr>
+          <w:p>
+            <w:r/>
+            <w:r>
+              <w:rPr>
+                <w:rFonts w:ascii="Arial" w:hAnsi="Arial"/>
+                <w:sz w:val="20"/>
+              </w:rPr>
+              <w:t>unemployment, cash rate, wage growth, house prices</w:t>
+            </w:r>
+          </w:p>
+        </w:tc>
+      </w:tr>
+      <w:tr>
+        <w:tc>
+          <w:tcPr>
+            <w:tcW w:type="dxa" w:w="4680"/>
+            <w:shd w:val="clear" w:color="auto" w:fill="F2F2F2"/>
+            <w:vAlign w:val="center"/>
+          </w:tcPr>
+          <w:p>
+            <w:r/>
+            <w:r>
+              <w:rPr>
+                <w:rFonts w:ascii="Arial" w:hAnsi="Arial"/>
+                <w:sz w:val="20"/>
+              </w:rPr>
+              <w:t>Credit cards</w:t>
+            </w:r>
+          </w:p>
+        </w:tc>
+        <w:tc>
+          <w:tcPr>
+            <w:tcW w:type="dxa" w:w="4680"/>
+            <w:shd w:val="clear" w:color="auto" w:fill="F2F2F2"/>
+            <w:vAlign w:val="center"/>
+          </w:tcPr>
+          <w:p>
+            <w:r/>
+            <w:r>
+              <w:rPr>
+                <w:rFonts w:ascii="Arial" w:hAnsi="Arial"/>
+                <w:sz w:val="20"/>
+              </w:rPr>
+              <w:t>unemployment, wage growth, inflation</w:t>
+            </w:r>
+          </w:p>
+        </w:tc>
+      </w:tr>
+      <w:tr>
+        <w:tc>
+          <w:tcPr>
+            <w:tcW w:type="dxa" w:w="4680"/>
+            <w:vAlign w:val="center"/>
+          </w:tcPr>
+          <w:p>
+            <w:r/>
+            <w:r>
+              <w:rPr>
+                <w:rFonts w:ascii="Arial" w:hAnsi="Arial"/>
+                <w:sz w:val="20"/>
+              </w:rPr>
+              <w:t>SME lending</w:t>
+            </w:r>
+          </w:p>
+        </w:tc>
+        <w:tc>
+          <w:tcPr>
+            <w:tcW w:type="dxa" w:w="4680"/>
+            <w:vAlign w:val="center"/>
+          </w:tcPr>
+          <w:p>
+            <w:r/>
+            <w:r>
+              <w:rPr>
+                <w:rFonts w:ascii="Arial" w:hAnsi="Arial"/>
+                <w:sz w:val="20"/>
+              </w:rPr>
+              <w:t>GDP, unemployment, cash rate, sector output</w:t>
+            </w:r>
+          </w:p>
+        </w:tc>
+      </w:tr>
+      <w:tr>
+        <w:tc>
+          <w:tcPr>
+            <w:tcW w:type="dxa" w:w="4680"/>
+            <w:shd w:val="clear" w:color="auto" w:fill="F2F2F2"/>
+            <w:vAlign w:val="center"/>
+          </w:tcPr>
+          <w:p>
+            <w:r/>
+            <w:r>
+              <w:rPr>
+                <w:rFonts w:ascii="Arial" w:hAnsi="Arial"/>
+                <w:sz w:val="20"/>
+              </w:rPr>
+              <w:t>Corporate lending</w:t>
+            </w:r>
+          </w:p>
+        </w:tc>
+        <w:tc>
+          <w:tcPr>
+            <w:tcW w:type="dxa" w:w="4680"/>
+            <w:shd w:val="clear" w:color="auto" w:fill="F2F2F2"/>
+            <w:vAlign w:val="center"/>
+          </w:tcPr>
+          <w:p>
+            <w:r/>
+            <w:r>
+              <w:rPr>
+                <w:rFonts w:ascii="Arial" w:hAnsi="Arial"/>
+                <w:sz w:val="20"/>
+              </w:rPr>
+              <w:t>GDP, sector output, cash rate, exchange rate</w:t>
+            </w:r>
+          </w:p>
+        </w:tc>
+      </w:tr>
+      <w:tr>
+        <w:tc>
+          <w:tcPr>
+            <w:tcW w:type="dxa" w:w="4680"/>
+            <w:vAlign w:val="center"/>
+          </w:tcPr>
+          <w:p>
+            <w:r/>
+            <w:r>
+              <w:rPr>
+                <w:rFonts w:ascii="Arial" w:hAnsi="Arial"/>
+                <w:sz w:val="20"/>
+              </w:rPr>
+              <w:t>Commercial property</w:t>
+            </w:r>
+          </w:p>
+        </w:tc>
+        <w:tc>
+          <w:tcPr>
+            <w:tcW w:type="dxa" w:w="4680"/>
+            <w:vAlign w:val="center"/>
+          </w:tcPr>
+          <w:p>
+            <w:r/>
+            <w:r>
+              <w:rPr>
+                <w:rFonts w:ascii="Arial" w:hAnsi="Arial"/>
+                <w:sz w:val="20"/>
+              </w:rPr>
+              <w:t>property prices, vacancy, rents, cap rates, cash rate</w:t>
+            </w:r>
+          </w:p>
+        </w:tc>
+      </w:tr>
+      <w:tr>
+        <w:tc>
+          <w:tcPr>
+            <w:tcW w:type="dxa" w:w="4680"/>
+            <w:shd w:val="clear" w:color="auto" w:fill="F2F2F2"/>
+            <w:vAlign w:val="center"/>
+          </w:tcPr>
+          <w:p>
+            <w:r/>
+            <w:r>
+              <w:rPr>
+                <w:rFonts w:ascii="Arial" w:hAnsi="Arial"/>
+                <w:sz w:val="20"/>
+              </w:rPr>
+              <w:t>Development finance</w:t>
+            </w:r>
+          </w:p>
+        </w:tc>
+        <w:tc>
+          <w:tcPr>
+            <w:tcW w:type="dxa" w:w="4680"/>
+            <w:shd w:val="clear" w:color="auto" w:fill="F2F2F2"/>
+            <w:vAlign w:val="center"/>
+          </w:tcPr>
+          <w:p>
+            <w:r/>
+            <w:r>
+              <w:rPr>
+                <w:rFonts w:ascii="Arial" w:hAnsi="Arial"/>
+                <w:sz w:val="20"/>
+              </w:rPr>
+              <w:t>property prices, GDP, vacancy, cash rate</w:t>
+            </w:r>
+          </w:p>
+        </w:tc>
+      </w:tr>
+    </w:tbl>
+    <w:p/>
+    <w:p>
+      <w:r>
+        <w:rPr>
+          <w:rFonts w:ascii="Arial" w:hAnsi="Arial"/>
+          <w:b w:val="0"/>
+          <w:i/>
+          <w:color w:val="7F7F7F"/>
+          <w:sz w:val="20"/>
+        </w:rPr>
+        <w:t>Macro-derived segment multipliers (PD / LGD / EAD)</w:t>
+      </w:r>
+    </w:p>
+    <w:tbl>
+      <w:tblPr>
+        <w:tblW w:type="auto" w:w="0"/>
+        <w:jc w:val="left"/>
+        <w:tblLook w:firstColumn="1" w:firstRow="1" w:lastColumn="0" w:lastRow="0" w:noHBand="0" w:noVBand="1" w:val="04A0"/>
+      </w:tblPr>
+      <w:tblGrid>
+        <w:gridCol w:w="1872"/>
+        <w:gridCol w:w="1872"/>
+        <w:gridCol w:w="1872"/>
+        <w:gridCol w:w="1872"/>
+        <w:gridCol w:w="1872"/>
+      </w:tblGrid>
+      <w:tr>
+        <w:tc>
+          <w:tcPr>
+            <w:tcW w:type="dxa" w:w="1872"/>
+            <w:shd w:val="clear" w:color="auto" w:fill="1F4E79"/>
+            <w:vAlign w:val="center"/>
+          </w:tcPr>
+          <w:p>
+            <w:r/>
+            <w:r>
+              <w:rPr>
+                <w:rFonts w:ascii="Arial" w:hAnsi="Arial"/>
+                <w:b/>
+                <w:color w:val="FFFFFF"/>
+                <w:sz w:val="20"/>
+              </w:rPr>
+              <w:t>Segment</w:t>
+            </w:r>
+          </w:p>
+        </w:tc>
+        <w:tc>
+          <w:tcPr>
+            <w:tcW w:type="dxa" w:w="1872"/>
+            <w:shd w:val="clear" w:color="auto" w:fill="1F4E79"/>
+            <w:vAlign w:val="center"/>
+          </w:tcPr>
+          <w:p>
+            <w:r/>
+            <w:r>
+              <w:rPr>
+                <w:rFonts w:ascii="Arial" w:hAnsi="Arial"/>
+                <w:b/>
+                <w:color w:val="FFFFFF"/>
+                <w:sz w:val="20"/>
+              </w:rPr>
+              <w:t>Scenario</w:t>
+            </w:r>
+          </w:p>
+        </w:tc>
+        <w:tc>
+          <w:tcPr>
+            <w:tcW w:type="dxa" w:w="1872"/>
+            <w:shd w:val="clear" w:color="auto" w:fill="1F4E79"/>
+            <w:vAlign w:val="center"/>
+          </w:tcPr>
+          <w:p>
+            <w:r/>
+            <w:r>
+              <w:rPr>
+                <w:rFonts w:ascii="Arial" w:hAnsi="Arial"/>
+                <w:b/>
+                <w:color w:val="FFFFFF"/>
+                <w:sz w:val="20"/>
+              </w:rPr>
+              <w:t>PD x</w:t>
+            </w:r>
+          </w:p>
+        </w:tc>
+        <w:tc>
+          <w:tcPr>
+            <w:tcW w:type="dxa" w:w="1872"/>
+            <w:shd w:val="clear" w:color="auto" w:fill="1F4E79"/>
+            <w:vAlign w:val="center"/>
+          </w:tcPr>
+          <w:p>
+            <w:r/>
+            <w:r>
+              <w:rPr>
+                <w:rFonts w:ascii="Arial" w:hAnsi="Arial"/>
+                <w:b/>
+                <w:color w:val="FFFFFF"/>
+                <w:sz w:val="20"/>
+              </w:rPr>
+              <w:t>LGD x</w:t>
+            </w:r>
+          </w:p>
+        </w:tc>
+        <w:tc>
+          <w:tcPr>
+            <w:tcW w:type="dxa" w:w="1872"/>
+            <w:shd w:val="clear" w:color="auto" w:fill="1F4E79"/>
+            <w:vAlign w:val="center"/>
+          </w:tcPr>
+          <w:p>
+            <w:r/>
+            <w:r>
+              <w:rPr>
+                <w:rFonts w:ascii="Arial" w:hAnsi="Arial"/>
+                <w:b/>
+                <w:color w:val="FFFFFF"/>
+                <w:sz w:val="20"/>
+              </w:rPr>
+              <w:t>EAD x</w:t>
+            </w:r>
+          </w:p>
+        </w:tc>
+      </w:tr>
+      <w:tr>
+        <w:tc>
+          <w:tcPr>
+            <w:tcW w:type="dxa" w:w="1872"/>
+            <w:vAlign w:val="center"/>
+          </w:tcPr>
+          <w:p>
+            <w:r/>
+            <w:r>
+              <w:rPr>
+                <w:rFonts w:ascii="Arial" w:hAnsi="Arial"/>
+                <w:sz w:val="20"/>
+              </w:rPr>
+              <w:t>residential_mortgages</w:t>
+            </w:r>
+          </w:p>
+        </w:tc>
+        <w:tc>
+          <w:tcPr>
+            <w:tcW w:type="dxa" w:w="1872"/>
+            <w:vAlign w:val="center"/>
+          </w:tcPr>
+          <w:p>
+            <w:r/>
+            <w:r>
+              <w:rPr>
+                <w:rFonts w:ascii="Arial" w:hAnsi="Arial"/>
+                <w:sz w:val="20"/>
+              </w:rPr>
+              <w:t>base</w:t>
+            </w:r>
+          </w:p>
+        </w:tc>
+        <w:tc>
+          <w:tcPr>
+            <w:tcW w:type="dxa" w:w="1872"/>
+            <w:vAlign w:val="center"/>
+          </w:tcPr>
+          <w:p>
+            <w:r/>
+            <w:r>
+              <w:rPr>
+                <w:rFonts w:ascii="Arial" w:hAnsi="Arial"/>
+                <w:sz w:val="20"/>
+              </w:rPr>
+              <w:t>1.0</w:t>
+            </w:r>
+          </w:p>
+        </w:tc>
+        <w:tc>
+          <w:tcPr>
+            <w:tcW w:type="dxa" w:w="1872"/>
+            <w:vAlign w:val="center"/>
+          </w:tcPr>
+          <w:p>
+            <w:r/>
+            <w:r>
+              <w:rPr>
+                <w:rFonts w:ascii="Arial" w:hAnsi="Arial"/>
+                <w:sz w:val="20"/>
+              </w:rPr>
+              <w:t>1.0</w:t>
+            </w:r>
+          </w:p>
+        </w:tc>
+        <w:tc>
+          <w:tcPr>
+            <w:tcW w:type="dxa" w:w="1872"/>
+            <w:vAlign w:val="center"/>
+          </w:tcPr>
+          <w:p>
+            <w:r/>
+            <w:r>
+              <w:rPr>
+                <w:rFonts w:ascii="Arial" w:hAnsi="Arial"/>
+                <w:sz w:val="20"/>
+              </w:rPr>
+              <w:t>1.0</w:t>
+            </w:r>
+          </w:p>
+        </w:tc>
+      </w:tr>
+      <w:tr>
+        <w:tc>
+          <w:tcPr>
+            <w:tcW w:type="dxa" w:w="1872"/>
+            <w:shd w:val="clear" w:color="auto" w:fill="F2F2F2"/>
+            <w:vAlign w:val="center"/>
+          </w:tcPr>
+          <w:p>
+            <w:r/>
+            <w:r>
+              <w:rPr>
+                <w:rFonts w:ascii="Arial" w:hAnsi="Arial"/>
+                <w:sz w:val="20"/>
+              </w:rPr>
+              <w:t>residential_mortgages</w:t>
+            </w:r>
+          </w:p>
+        </w:tc>
+        <w:tc>
+          <w:tcPr>
+            <w:tcW w:type="dxa" w:w="1872"/>
+            <w:shd w:val="clear" w:color="auto" w:fill="F2F2F2"/>
+            <w:vAlign w:val="center"/>
+          </w:tcPr>
+          <w:p>
+            <w:r/>
+            <w:r>
+              <w:rPr>
+                <w:rFonts w:ascii="Arial" w:hAnsi="Arial"/>
+                <w:sz w:val="20"/>
+              </w:rPr>
+              <w:t>mild</w:t>
+            </w:r>
+          </w:p>
+        </w:tc>
+        <w:tc>
+          <w:tcPr>
+            <w:tcW w:type="dxa" w:w="1872"/>
+            <w:shd w:val="clear" w:color="auto" w:fill="F2F2F2"/>
+            <w:vAlign w:val="center"/>
+          </w:tcPr>
+          <w:p>
+            <w:r/>
+            <w:r>
+              <w:rPr>
+                <w:rFonts w:ascii="Arial" w:hAnsi="Arial"/>
+                <w:sz w:val="20"/>
+              </w:rPr>
+              <w:t>1.4129</w:t>
+            </w:r>
+          </w:p>
+        </w:tc>
+        <w:tc>
+          <w:tcPr>
+            <w:tcW w:type="dxa" w:w="1872"/>
+            <w:shd w:val="clear" w:color="auto" w:fill="F2F2F2"/>
+            <w:vAlign w:val="center"/>
+          </w:tcPr>
+          <w:p>
+            <w:r/>
+            <w:r>
+              <w:rPr>
+                <w:rFonts w:ascii="Arial" w:hAnsi="Arial"/>
+                <w:sz w:val="20"/>
+              </w:rPr>
+              <w:t>1.1523</w:t>
+            </w:r>
+          </w:p>
+        </w:tc>
+        <w:tc>
+          <w:tcPr>
+            <w:tcW w:type="dxa" w:w="1872"/>
+            <w:shd w:val="clear" w:color="auto" w:fill="F2F2F2"/>
+            <w:vAlign w:val="center"/>
+          </w:tcPr>
+          <w:p>
+            <w:r/>
+            <w:r>
+              <w:rPr>
+                <w:rFonts w:ascii="Arial" w:hAnsi="Arial"/>
+                <w:sz w:val="20"/>
+              </w:rPr>
+              <w:t>1.0649</w:t>
+            </w:r>
+          </w:p>
+        </w:tc>
+      </w:tr>
+      <w:tr>
+        <w:tc>
+          <w:tcPr>
+            <w:tcW w:type="dxa" w:w="1872"/>
+            <w:vAlign w:val="center"/>
+          </w:tcPr>
+          <w:p>
+            <w:r/>
+            <w:r>
+              <w:rPr>
+                <w:rFonts w:ascii="Arial" w:hAnsi="Arial"/>
+                <w:sz w:val="20"/>
+              </w:rPr>
+              <w:t>residential_mortgages</w:t>
+            </w:r>
+          </w:p>
+        </w:tc>
+        <w:tc>
+          <w:tcPr>
+            <w:tcW w:type="dxa" w:w="1872"/>
+            <w:vAlign w:val="center"/>
+          </w:tcPr>
+          <w:p>
+            <w:r/>
+            <w:r>
+              <w:rPr>
+                <w:rFonts w:ascii="Arial" w:hAnsi="Arial"/>
+                <w:sz w:val="20"/>
+              </w:rPr>
+              <w:t>moderate</w:t>
+            </w:r>
+          </w:p>
+        </w:tc>
+        <w:tc>
+          <w:tcPr>
+            <w:tcW w:type="dxa" w:w="1872"/>
+            <w:vAlign w:val="center"/>
+          </w:tcPr>
+          <w:p>
+            <w:r/>
+            <w:r>
+              <w:rPr>
+                <w:rFonts w:ascii="Arial" w:hAnsi="Arial"/>
+                <w:sz w:val="20"/>
+              </w:rPr>
+              <w:t>1.8357</w:t>
+            </w:r>
+          </w:p>
+        </w:tc>
+        <w:tc>
+          <w:tcPr>
+            <w:tcW w:type="dxa" w:w="1872"/>
+            <w:vAlign w:val="center"/>
+          </w:tcPr>
+          <w:p>
+            <w:r/>
+            <w:r>
+              <w:rPr>
+                <w:rFonts w:ascii="Arial" w:hAnsi="Arial"/>
+                <w:sz w:val="20"/>
+              </w:rPr>
+              <w:t>1.2936</w:t>
+            </w:r>
+          </w:p>
+        </w:tc>
+        <w:tc>
+          <w:tcPr>
+            <w:tcW w:type="dxa" w:w="1872"/>
+            <w:vAlign w:val="center"/>
+          </w:tcPr>
+          <w:p>
+            <w:r/>
+            <w:r>
+              <w:rPr>
+                <w:rFonts w:ascii="Arial" w:hAnsi="Arial"/>
+                <w:sz w:val="20"/>
+              </w:rPr>
+              <w:t>1.1291</w:t>
+            </w:r>
+          </w:p>
+        </w:tc>
+      </w:tr>
+      <w:tr>
+        <w:tc>
+          <w:tcPr>
+            <w:tcW w:type="dxa" w:w="1872"/>
+            <w:shd w:val="clear" w:color="auto" w:fill="F2F2F2"/>
+            <w:vAlign w:val="center"/>
+          </w:tcPr>
+          <w:p>
+            <w:r/>
+            <w:r>
+              <w:rPr>
+                <w:rFonts w:ascii="Arial" w:hAnsi="Arial"/>
+                <w:sz w:val="20"/>
+              </w:rPr>
+              <w:t>residential_mortgages</w:t>
+            </w:r>
+          </w:p>
+        </w:tc>
+        <w:tc>
+          <w:tcPr>
+            <w:tcW w:type="dxa" w:w="1872"/>
+            <w:shd w:val="clear" w:color="auto" w:fill="F2F2F2"/>
+            <w:vAlign w:val="center"/>
+          </w:tcPr>
+          <w:p>
+            <w:r/>
+            <w:r>
+              <w:rPr>
+                <w:rFonts w:ascii="Arial" w:hAnsi="Arial"/>
+                <w:sz w:val="20"/>
+              </w:rPr>
+              <w:t>severe</w:t>
+            </w:r>
+          </w:p>
+        </w:tc>
+        <w:tc>
+          <w:tcPr>
+            <w:tcW w:type="dxa" w:w="1872"/>
+            <w:shd w:val="clear" w:color="auto" w:fill="F2F2F2"/>
+            <w:vAlign w:val="center"/>
+          </w:tcPr>
+          <w:p>
+            <w:r/>
+            <w:r>
+              <w:rPr>
+                <w:rFonts w:ascii="Arial" w:hAnsi="Arial"/>
+                <w:sz w:val="20"/>
+              </w:rPr>
+              <w:t>2.35</w:t>
+            </w:r>
+          </w:p>
+        </w:tc>
+        <w:tc>
+          <w:tcPr>
+            <w:tcW w:type="dxa" w:w="1872"/>
+            <w:shd w:val="clear" w:color="auto" w:fill="F2F2F2"/>
+            <w:vAlign w:val="center"/>
+          </w:tcPr>
+          <w:p>
+            <w:r/>
+            <w:r>
+              <w:rPr>
+                <w:rFonts w:ascii="Arial" w:hAnsi="Arial"/>
+                <w:sz w:val="20"/>
+              </w:rPr>
+              <w:t>1.48</w:t>
+            </w:r>
+          </w:p>
+        </w:tc>
+        <w:tc>
+          <w:tcPr>
+            <w:tcW w:type="dxa" w:w="1872"/>
+            <w:shd w:val="clear" w:color="auto" w:fill="F2F2F2"/>
+            <w:vAlign w:val="center"/>
+          </w:tcPr>
+          <w:p>
+            <w:r/>
+            <w:r>
+              <w:rPr>
+                <w:rFonts w:ascii="Arial" w:hAnsi="Arial"/>
+                <w:sz w:val="20"/>
+              </w:rPr>
+              <w:t>1.2</w:t>
+            </w:r>
+          </w:p>
+        </w:tc>
+      </w:tr>
+      <w:tr>
+        <w:tc>
+          <w:tcPr>
+            <w:tcW w:type="dxa" w:w="1872"/>
+            <w:vAlign w:val="center"/>
+          </w:tcPr>
+          <w:p>
+            <w:r/>
+            <w:r>
+              <w:rPr>
+                <w:rFonts w:ascii="Arial" w:hAnsi="Arial"/>
+                <w:sz w:val="20"/>
+              </w:rPr>
+              <w:t>credit_cards</w:t>
+            </w:r>
+          </w:p>
+        </w:tc>
+        <w:tc>
+          <w:tcPr>
+            <w:tcW w:type="dxa" w:w="1872"/>
+            <w:vAlign w:val="center"/>
+          </w:tcPr>
+          <w:p>
+            <w:r/>
+            <w:r>
+              <w:rPr>
+                <w:rFonts w:ascii="Arial" w:hAnsi="Arial"/>
+                <w:sz w:val="20"/>
+              </w:rPr>
+              <w:t>base</w:t>
+            </w:r>
+          </w:p>
+        </w:tc>
+        <w:tc>
+          <w:tcPr>
+            <w:tcW w:type="dxa" w:w="1872"/>
+            <w:vAlign w:val="center"/>
+          </w:tcPr>
+          <w:p>
+            <w:r/>
+            <w:r>
+              <w:rPr>
+                <w:rFonts w:ascii="Arial" w:hAnsi="Arial"/>
+                <w:sz w:val="20"/>
+              </w:rPr>
+              <w:t>1.0</w:t>
+            </w:r>
+          </w:p>
+        </w:tc>
+        <w:tc>
+          <w:tcPr>
+            <w:tcW w:type="dxa" w:w="1872"/>
+            <w:vAlign w:val="center"/>
+          </w:tcPr>
+          <w:p>
+            <w:r/>
+            <w:r>
+              <w:rPr>
+                <w:rFonts w:ascii="Arial" w:hAnsi="Arial"/>
+                <w:sz w:val="20"/>
+              </w:rPr>
+              <w:t>1.0</w:t>
+            </w:r>
+          </w:p>
+        </w:tc>
+        <w:tc>
+          <w:tcPr>
+            <w:tcW w:type="dxa" w:w="1872"/>
+            <w:vAlign w:val="center"/>
+          </w:tcPr>
+          <w:p>
+            <w:r/>
+            <w:r>
+              <w:rPr>
+                <w:rFonts w:ascii="Arial" w:hAnsi="Arial"/>
+                <w:sz w:val="20"/>
+              </w:rPr>
+              <w:t>1.0</w:t>
+            </w:r>
+          </w:p>
+        </w:tc>
+      </w:tr>
+      <w:tr>
+        <w:tc>
+          <w:tcPr>
+            <w:tcW w:type="dxa" w:w="1872"/>
+            <w:shd w:val="clear" w:color="auto" w:fill="F2F2F2"/>
+            <w:vAlign w:val="center"/>
+          </w:tcPr>
+          <w:p>
+            <w:r/>
+            <w:r>
+              <w:rPr>
+                <w:rFonts w:ascii="Arial" w:hAnsi="Arial"/>
+                <w:sz w:val="20"/>
+              </w:rPr>
+              <w:t>credit_cards</w:t>
+            </w:r>
+          </w:p>
+        </w:tc>
+        <w:tc>
+          <w:tcPr>
+            <w:tcW w:type="dxa" w:w="1872"/>
+            <w:shd w:val="clear" w:color="auto" w:fill="F2F2F2"/>
+            <w:vAlign w:val="center"/>
+          </w:tcPr>
+          <w:p>
+            <w:r/>
+            <w:r>
+              <w:rPr>
+                <w:rFonts w:ascii="Arial" w:hAnsi="Arial"/>
+                <w:sz w:val="20"/>
+              </w:rPr>
+              <w:t>mild</w:t>
+            </w:r>
+          </w:p>
+        </w:tc>
+        <w:tc>
+          <w:tcPr>
+            <w:tcW w:type="dxa" w:w="1872"/>
+            <w:shd w:val="clear" w:color="auto" w:fill="F2F2F2"/>
+            <w:vAlign w:val="center"/>
+          </w:tcPr>
+          <w:p>
+            <w:r/>
+            <w:r>
+              <w:rPr>
+                <w:rFonts w:ascii="Arial" w:hAnsi="Arial"/>
+                <w:sz w:val="20"/>
+              </w:rPr>
+              <w:t>1.4906</w:t>
+            </w:r>
+          </w:p>
+        </w:tc>
+        <w:tc>
+          <w:tcPr>
+            <w:tcW w:type="dxa" w:w="1872"/>
+            <w:shd w:val="clear" w:color="auto" w:fill="F2F2F2"/>
+            <w:vAlign w:val="center"/>
+          </w:tcPr>
+          <w:p>
+            <w:r/>
+            <w:r>
+              <w:rPr>
+                <w:rFonts w:ascii="Arial" w:hAnsi="Arial"/>
+                <w:sz w:val="20"/>
+              </w:rPr>
+              <w:t>1.1267</w:t>
+            </w:r>
+          </w:p>
+        </w:tc>
+        <w:tc>
+          <w:tcPr>
+            <w:tcW w:type="dxa" w:w="1872"/>
+            <w:shd w:val="clear" w:color="auto" w:fill="F2F2F2"/>
+            <w:vAlign w:val="center"/>
+          </w:tcPr>
+          <w:p>
+            <w:r/>
+            <w:r>
+              <w:rPr>
+                <w:rFonts w:ascii="Arial" w:hAnsi="Arial"/>
+                <w:sz w:val="20"/>
+              </w:rPr>
+              <w:t>1.0786</w:t>
+            </w:r>
+          </w:p>
+        </w:tc>
+      </w:tr>
+      <w:tr>
+        <w:tc>
+          <w:tcPr>
+            <w:tcW w:type="dxa" w:w="1872"/>
+            <w:vAlign w:val="center"/>
+          </w:tcPr>
+          <w:p>
+            <w:r/>
+            <w:r>
+              <w:rPr>
+                <w:rFonts w:ascii="Arial" w:hAnsi="Arial"/>
+                <w:sz w:val="20"/>
+              </w:rPr>
+              <w:t>credit_cards</w:t>
+            </w:r>
+          </w:p>
+        </w:tc>
+        <w:tc>
+          <w:tcPr>
+            <w:tcW w:type="dxa" w:w="1872"/>
+            <w:vAlign w:val="center"/>
+          </w:tcPr>
+          <w:p>
+            <w:r/>
+            <w:r>
+              <w:rPr>
+                <w:rFonts w:ascii="Arial" w:hAnsi="Arial"/>
+                <w:sz w:val="20"/>
+              </w:rPr>
+              <w:t>moderate</w:t>
+            </w:r>
+          </w:p>
+        </w:tc>
+        <w:tc>
+          <w:tcPr>
+            <w:tcW w:type="dxa" w:w="1872"/>
+            <w:vAlign w:val="center"/>
+          </w:tcPr>
+          <w:p>
+            <w:r/>
+            <w:r>
+              <w:rPr>
+                <w:rFonts w:ascii="Arial" w:hAnsi="Arial"/>
+                <w:sz w:val="20"/>
+              </w:rPr>
+              <w:t>1.9886</w:t>
+            </w:r>
+          </w:p>
+        </w:tc>
+        <w:tc>
+          <w:tcPr>
+            <w:tcW w:type="dxa" w:w="1872"/>
+            <w:vAlign w:val="center"/>
+          </w:tcPr>
+          <w:p>
+            <w:r/>
+            <w:r>
+              <w:rPr>
+                <w:rFonts w:ascii="Arial" w:hAnsi="Arial"/>
+                <w:sz w:val="20"/>
+              </w:rPr>
+              <w:t>1.2535</w:t>
+            </w:r>
+          </w:p>
+        </w:tc>
+        <w:tc>
+          <w:tcPr>
+            <w:tcW w:type="dxa" w:w="1872"/>
+            <w:vAlign w:val="center"/>
+          </w:tcPr>
+          <w:p>
+            <w:r/>
+            <w:r>
+              <w:rPr>
+                <w:rFonts w:ascii="Arial" w:hAnsi="Arial"/>
+                <w:sz w:val="20"/>
+              </w:rPr>
+              <w:t>1.1533</w:t>
+            </w:r>
+          </w:p>
+        </w:tc>
+      </w:tr>
+      <w:tr>
+        <w:tc>
+          <w:tcPr>
+            <w:tcW w:type="dxa" w:w="1872"/>
+            <w:shd w:val="clear" w:color="auto" w:fill="F2F2F2"/>
+            <w:vAlign w:val="center"/>
+          </w:tcPr>
+          <w:p>
+            <w:r/>
+            <w:r>
+              <w:rPr>
+                <w:rFonts w:ascii="Arial" w:hAnsi="Arial"/>
+                <w:sz w:val="20"/>
+              </w:rPr>
+              <w:t>credit_cards</w:t>
+            </w:r>
+          </w:p>
+        </w:tc>
+        <w:tc>
+          <w:tcPr>
+            <w:tcW w:type="dxa" w:w="1872"/>
+            <w:shd w:val="clear" w:color="auto" w:fill="F2F2F2"/>
+            <w:vAlign w:val="center"/>
+          </w:tcPr>
+          <w:p>
+            <w:r/>
+            <w:r>
+              <w:rPr>
+                <w:rFonts w:ascii="Arial" w:hAnsi="Arial"/>
+                <w:sz w:val="20"/>
+              </w:rPr>
+              <w:t>severe</w:t>
+            </w:r>
+          </w:p>
+        </w:tc>
+        <w:tc>
+          <w:tcPr>
+            <w:tcW w:type="dxa" w:w="1872"/>
+            <w:shd w:val="clear" w:color="auto" w:fill="F2F2F2"/>
+            <w:vAlign w:val="center"/>
+          </w:tcPr>
+          <w:p>
+            <w:r/>
+            <w:r>
+              <w:rPr>
+                <w:rFonts w:ascii="Arial" w:hAnsi="Arial"/>
+                <w:sz w:val="20"/>
+              </w:rPr>
+              <w:t>2.65</w:t>
+            </w:r>
+          </w:p>
+        </w:tc>
+        <w:tc>
+          <w:tcPr>
+            <w:tcW w:type="dxa" w:w="1872"/>
+            <w:shd w:val="clear" w:color="auto" w:fill="F2F2F2"/>
+            <w:vAlign w:val="center"/>
+          </w:tcPr>
+          <w:p>
+            <w:r/>
+            <w:r>
+              <w:rPr>
+                <w:rFonts w:ascii="Arial" w:hAnsi="Arial"/>
+                <w:sz w:val="20"/>
+              </w:rPr>
+              <w:t>1.42</w:t>
+            </w:r>
+          </w:p>
+        </w:tc>
+        <w:tc>
+          <w:tcPr>
+            <w:tcW w:type="dxa" w:w="1872"/>
+            <w:shd w:val="clear" w:color="auto" w:fill="F2F2F2"/>
+            <w:vAlign w:val="center"/>
+          </w:tcPr>
+          <w:p>
+            <w:r/>
+            <w:r>
+              <w:rPr>
+                <w:rFonts w:ascii="Arial" w:hAnsi="Arial"/>
+                <w:sz w:val="20"/>
+              </w:rPr>
+              <w:t>1.24</w:t>
+            </w:r>
+          </w:p>
+        </w:tc>
+      </w:tr>
+      <w:tr>
+        <w:tc>
+          <w:tcPr>
+            <w:tcW w:type="dxa" w:w="1872"/>
+            <w:vAlign w:val="center"/>
+          </w:tcPr>
+          <w:p>
+            <w:r/>
+            <w:r>
+              <w:rPr>
+                <w:rFonts w:ascii="Arial" w:hAnsi="Arial"/>
+                <w:sz w:val="20"/>
+              </w:rPr>
+              <w:t>sme_lending</w:t>
+            </w:r>
+          </w:p>
+        </w:tc>
+        <w:tc>
+          <w:tcPr>
+            <w:tcW w:type="dxa" w:w="1872"/>
+            <w:vAlign w:val="center"/>
+          </w:tcPr>
+          <w:p>
+            <w:r/>
+            <w:r>
+              <w:rPr>
+                <w:rFonts w:ascii="Arial" w:hAnsi="Arial"/>
+                <w:sz w:val="20"/>
+              </w:rPr>
+              <w:t>base</w:t>
+            </w:r>
+          </w:p>
+        </w:tc>
+        <w:tc>
+          <w:tcPr>
+            <w:tcW w:type="dxa" w:w="1872"/>
+            <w:vAlign w:val="center"/>
+          </w:tcPr>
+          <w:p>
+            <w:r/>
+            <w:r>
+              <w:rPr>
+                <w:rFonts w:ascii="Arial" w:hAnsi="Arial"/>
+                <w:sz w:val="20"/>
+              </w:rPr>
+              <w:t>1.0</w:t>
+            </w:r>
+          </w:p>
+        </w:tc>
+        <w:tc>
+          <w:tcPr>
+            <w:tcW w:type="dxa" w:w="1872"/>
+            <w:vAlign w:val="center"/>
+          </w:tcPr>
+          <w:p>
+            <w:r/>
+            <w:r>
+              <w:rPr>
+                <w:rFonts w:ascii="Arial" w:hAnsi="Arial"/>
+                <w:sz w:val="20"/>
+              </w:rPr>
+              <w:t>1.0</w:t>
+            </w:r>
+          </w:p>
+        </w:tc>
+        <w:tc>
+          <w:tcPr>
+            <w:tcW w:type="dxa" w:w="1872"/>
+            <w:vAlign w:val="center"/>
+          </w:tcPr>
+          <w:p>
+            <w:r/>
+            <w:r>
+              <w:rPr>
+                <w:rFonts w:ascii="Arial" w:hAnsi="Arial"/>
+                <w:sz w:val="20"/>
+              </w:rPr>
+              <w:t>1.0</w:t>
+            </w:r>
+          </w:p>
+        </w:tc>
+      </w:tr>
+      <w:tr>
+        <w:tc>
+          <w:tcPr>
+            <w:tcW w:type="dxa" w:w="1872"/>
+            <w:shd w:val="clear" w:color="auto" w:fill="F2F2F2"/>
+            <w:vAlign w:val="center"/>
+          </w:tcPr>
+          <w:p>
+            <w:r/>
+            <w:r>
+              <w:rPr>
+                <w:rFonts w:ascii="Arial" w:hAnsi="Arial"/>
+                <w:sz w:val="20"/>
+              </w:rPr>
+              <w:t>sme_lending</w:t>
+            </w:r>
+          </w:p>
+        </w:tc>
+        <w:tc>
+          <w:tcPr>
+            <w:tcW w:type="dxa" w:w="1872"/>
+            <w:shd w:val="clear" w:color="auto" w:fill="F2F2F2"/>
+            <w:vAlign w:val="center"/>
+          </w:tcPr>
+          <w:p>
+            <w:r/>
+            <w:r>
+              <w:rPr>
+                <w:rFonts w:ascii="Arial" w:hAnsi="Arial"/>
+                <w:sz w:val="20"/>
+              </w:rPr>
+              <w:t>mild</w:t>
+            </w:r>
+          </w:p>
+        </w:tc>
+        <w:tc>
+          <w:tcPr>
+            <w:tcW w:type="dxa" w:w="1872"/>
+            <w:shd w:val="clear" w:color="auto" w:fill="F2F2F2"/>
+            <w:vAlign w:val="center"/>
+          </w:tcPr>
+          <w:p>
+            <w:r/>
+            <w:r>
+              <w:rPr>
+                <w:rFonts w:ascii="Arial" w:hAnsi="Arial"/>
+                <w:sz w:val="20"/>
+              </w:rPr>
+              <w:t>1.5241</w:t>
+            </w:r>
+          </w:p>
+        </w:tc>
+        <w:tc>
+          <w:tcPr>
+            <w:tcW w:type="dxa" w:w="1872"/>
+            <w:shd w:val="clear" w:color="auto" w:fill="F2F2F2"/>
+            <w:vAlign w:val="center"/>
+          </w:tcPr>
+          <w:p>
+            <w:r/>
+            <w:r>
+              <w:rPr>
+                <w:rFonts w:ascii="Arial" w:hAnsi="Arial"/>
+                <w:sz w:val="20"/>
+              </w:rPr>
+              <w:t>1.1521</w:t>
+            </w:r>
+          </w:p>
+        </w:tc>
+        <w:tc>
+          <w:tcPr>
+            <w:tcW w:type="dxa" w:w="1872"/>
+            <w:shd w:val="clear" w:color="auto" w:fill="F2F2F2"/>
+            <w:vAlign w:val="center"/>
+          </w:tcPr>
+          <w:p>
+            <w:r/>
+            <w:r>
+              <w:rPr>
+                <w:rFonts w:ascii="Arial" w:hAnsi="Arial"/>
+                <w:sz w:val="20"/>
+              </w:rPr>
+              <w:t>1.0906</w:t>
+            </w:r>
+          </w:p>
+        </w:tc>
+      </w:tr>
+      <w:tr>
+        <w:tc>
+          <w:tcPr>
+            <w:tcW w:type="dxa" w:w="1872"/>
+            <w:vAlign w:val="center"/>
+          </w:tcPr>
+          <w:p>
+            <w:r/>
+            <w:r>
+              <w:rPr>
+                <w:rFonts w:ascii="Arial" w:hAnsi="Arial"/>
+                <w:sz w:val="20"/>
+              </w:rPr>
+              <w:t>sme_lending</w:t>
+            </w:r>
+          </w:p>
+        </w:tc>
+        <w:tc>
+          <w:tcPr>
+            <w:tcW w:type="dxa" w:w="1872"/>
+            <w:vAlign w:val="center"/>
+          </w:tcPr>
+          <w:p>
+            <w:r/>
+            <w:r>
+              <w:rPr>
+                <w:rFonts w:ascii="Arial" w:hAnsi="Arial"/>
+                <w:sz w:val="20"/>
+              </w:rPr>
+              <w:t>moderate</w:t>
+            </w:r>
+          </w:p>
+        </w:tc>
+        <w:tc>
+          <w:tcPr>
+            <w:tcW w:type="dxa" w:w="1872"/>
+            <w:vAlign w:val="center"/>
+          </w:tcPr>
+          <w:p>
+            <w:r/>
+            <w:r>
+              <w:rPr>
+                <w:rFonts w:ascii="Arial" w:hAnsi="Arial"/>
+                <w:sz w:val="20"/>
+              </w:rPr>
+              <w:t>2.0259</w:t>
+            </w:r>
+          </w:p>
+        </w:tc>
+        <w:tc>
+          <w:tcPr>
+            <w:tcW w:type="dxa" w:w="1872"/>
+            <w:vAlign w:val="center"/>
+          </w:tcPr>
+          <w:p>
+            <w:r/>
+            <w:r>
+              <w:rPr>
+                <w:rFonts w:ascii="Arial" w:hAnsi="Arial"/>
+                <w:sz w:val="20"/>
+              </w:rPr>
+              <w:t>1.3053</w:t>
+            </w:r>
+          </w:p>
+        </w:tc>
+        <w:tc>
+          <w:tcPr>
+            <w:tcW w:type="dxa" w:w="1872"/>
+            <w:vAlign w:val="center"/>
+          </w:tcPr>
+          <w:p>
+            <w:r/>
+            <w:r>
+              <w:rPr>
+                <w:rFonts w:ascii="Arial" w:hAnsi="Arial"/>
+                <w:sz w:val="20"/>
+              </w:rPr>
+              <w:t>1.1757</w:t>
+            </w:r>
+          </w:p>
+        </w:tc>
+      </w:tr>
+      <w:tr>
+        <w:tc>
+          <w:tcPr>
+            <w:tcW w:type="dxa" w:w="1872"/>
+            <w:shd w:val="clear" w:color="auto" w:fill="F2F2F2"/>
+            <w:vAlign w:val="center"/>
+          </w:tcPr>
+          <w:p>
+            <w:r/>
+            <w:r>
+              <w:rPr>
+                <w:rFonts w:ascii="Arial" w:hAnsi="Arial"/>
+                <w:sz w:val="20"/>
+              </w:rPr>
+              <w:t>sme_lending</w:t>
+            </w:r>
+          </w:p>
+        </w:tc>
+        <w:tc>
+          <w:tcPr>
+            <w:tcW w:type="dxa" w:w="1872"/>
+            <w:shd w:val="clear" w:color="auto" w:fill="F2F2F2"/>
+            <w:vAlign w:val="center"/>
+          </w:tcPr>
+          <w:p>
+            <w:r/>
+            <w:r>
+              <w:rPr>
+                <w:rFonts w:ascii="Arial" w:hAnsi="Arial"/>
+                <w:sz w:val="20"/>
+              </w:rPr>
+              <w:t>severe</w:t>
+            </w:r>
+          </w:p>
+        </w:tc>
+        <w:tc>
+          <w:tcPr>
+            <w:tcW w:type="dxa" w:w="1872"/>
+            <w:shd w:val="clear" w:color="auto" w:fill="F2F2F2"/>
+            <w:vAlign w:val="center"/>
+          </w:tcPr>
+          <w:p>
+            <w:r/>
+            <w:r>
+              <w:rPr>
+                <w:rFonts w:ascii="Arial" w:hAnsi="Arial"/>
+                <w:sz w:val="20"/>
+              </w:rPr>
+              <w:t>2.65</w:t>
+            </w:r>
+          </w:p>
+        </w:tc>
+        <w:tc>
+          <w:tcPr>
+            <w:tcW w:type="dxa" w:w="1872"/>
+            <w:shd w:val="clear" w:color="auto" w:fill="F2F2F2"/>
+            <w:vAlign w:val="center"/>
+          </w:tcPr>
+          <w:p>
+            <w:r/>
+            <w:r>
+              <w:rPr>
+                <w:rFonts w:ascii="Arial" w:hAnsi="Arial"/>
+                <w:sz w:val="20"/>
+              </w:rPr>
+              <w:t>1.54</w:t>
+            </w:r>
+          </w:p>
+        </w:tc>
+        <w:tc>
+          <w:tcPr>
+            <w:tcW w:type="dxa" w:w="1872"/>
+            <w:shd w:val="clear" w:color="auto" w:fill="F2F2F2"/>
+            <w:vAlign w:val="center"/>
+          </w:tcPr>
+          <w:p>
+            <w:r/>
+            <w:r>
+              <w:rPr>
+                <w:rFonts w:ascii="Arial" w:hAnsi="Arial"/>
+                <w:sz w:val="20"/>
+              </w:rPr>
+              <w:t>1.28</w:t>
+            </w:r>
+          </w:p>
+        </w:tc>
+      </w:tr>
+      <w:tr>
+        <w:tc>
+          <w:tcPr>
+            <w:tcW w:type="dxa" w:w="1872"/>
+            <w:vAlign w:val="center"/>
+          </w:tcPr>
+          <w:p>
+            <w:r/>
+            <w:r>
+              <w:rPr>
+                <w:rFonts w:ascii="Arial" w:hAnsi="Arial"/>
+                <w:sz w:val="20"/>
+              </w:rPr>
+              <w:t>corporate_lending</w:t>
+            </w:r>
+          </w:p>
+        </w:tc>
+        <w:tc>
+          <w:tcPr>
+            <w:tcW w:type="dxa" w:w="1872"/>
+            <w:vAlign w:val="center"/>
+          </w:tcPr>
+          <w:p>
+            <w:r/>
+            <w:r>
+              <w:rPr>
+                <w:rFonts w:ascii="Arial" w:hAnsi="Arial"/>
+                <w:sz w:val="20"/>
+              </w:rPr>
+              <w:t>base</w:t>
+            </w:r>
+          </w:p>
+        </w:tc>
+        <w:tc>
+          <w:tcPr>
+            <w:tcW w:type="dxa" w:w="1872"/>
+            <w:vAlign w:val="center"/>
+          </w:tcPr>
+          <w:p>
+            <w:r/>
+            <w:r>
+              <w:rPr>
+                <w:rFonts w:ascii="Arial" w:hAnsi="Arial"/>
+                <w:sz w:val="20"/>
+              </w:rPr>
+              <w:t>1.0</w:t>
+            </w:r>
+          </w:p>
+        </w:tc>
+        <w:tc>
+          <w:tcPr>
+            <w:tcW w:type="dxa" w:w="1872"/>
+            <w:vAlign w:val="center"/>
+          </w:tcPr>
+          <w:p>
+            <w:r/>
+            <w:r>
+              <w:rPr>
+                <w:rFonts w:ascii="Arial" w:hAnsi="Arial"/>
+                <w:sz w:val="20"/>
+              </w:rPr>
+              <w:t>1.0</w:t>
+            </w:r>
+          </w:p>
+        </w:tc>
+        <w:tc>
+          <w:tcPr>
+            <w:tcW w:type="dxa" w:w="1872"/>
+            <w:vAlign w:val="center"/>
+          </w:tcPr>
+          <w:p>
+            <w:r/>
+            <w:r>
+              <w:rPr>
+                <w:rFonts w:ascii="Arial" w:hAnsi="Arial"/>
+                <w:sz w:val="20"/>
+              </w:rPr>
+              <w:t>1.0</w:t>
+            </w:r>
+          </w:p>
+        </w:tc>
+      </w:tr>
+      <w:tr>
+        <w:tc>
+          <w:tcPr>
+            <w:tcW w:type="dxa" w:w="1872"/>
+            <w:shd w:val="clear" w:color="auto" w:fill="F2F2F2"/>
+            <w:vAlign w:val="center"/>
+          </w:tcPr>
+          <w:p>
+            <w:r/>
+            <w:r>
+              <w:rPr>
+                <w:rFonts w:ascii="Arial" w:hAnsi="Arial"/>
+                <w:sz w:val="20"/>
+              </w:rPr>
+              <w:t>corporate_lending</w:t>
+            </w:r>
+          </w:p>
+        </w:tc>
+        <w:tc>
+          <w:tcPr>
+            <w:tcW w:type="dxa" w:w="1872"/>
+            <w:shd w:val="clear" w:color="auto" w:fill="F2F2F2"/>
+            <w:vAlign w:val="center"/>
+          </w:tcPr>
+          <w:p>
+            <w:r/>
+            <w:r>
+              <w:rPr>
+                <w:rFonts w:ascii="Arial" w:hAnsi="Arial"/>
+                <w:sz w:val="20"/>
+              </w:rPr>
+              <w:t>mild</w:t>
+            </w:r>
+          </w:p>
+        </w:tc>
+        <w:tc>
+          <w:tcPr>
+            <w:tcW w:type="dxa" w:w="1872"/>
+            <w:shd w:val="clear" w:color="auto" w:fill="F2F2F2"/>
+            <w:vAlign w:val="center"/>
+          </w:tcPr>
+          <w:p>
+            <w:r/>
+            <w:r>
+              <w:rPr>
+                <w:rFonts w:ascii="Arial" w:hAnsi="Arial"/>
+                <w:sz w:val="20"/>
+              </w:rPr>
+              <w:t>1.4823</w:t>
+            </w:r>
+          </w:p>
+        </w:tc>
+        <w:tc>
+          <w:tcPr>
+            <w:tcW w:type="dxa" w:w="1872"/>
+            <w:shd w:val="clear" w:color="auto" w:fill="F2F2F2"/>
+            <w:vAlign w:val="center"/>
+          </w:tcPr>
+          <w:p>
+            <w:r/>
+            <w:r>
+              <w:rPr>
+                <w:rFonts w:ascii="Arial" w:hAnsi="Arial"/>
+                <w:sz w:val="20"/>
+              </w:rPr>
+              <w:t>1.1549</w:t>
+            </w:r>
+          </w:p>
+        </w:tc>
+        <w:tc>
+          <w:tcPr>
+            <w:tcW w:type="dxa" w:w="1872"/>
+            <w:shd w:val="clear" w:color="auto" w:fill="F2F2F2"/>
+            <w:vAlign w:val="center"/>
+          </w:tcPr>
+          <w:p>
+            <w:r/>
+            <w:r>
+              <w:rPr>
+                <w:rFonts w:ascii="Arial" w:hAnsi="Arial"/>
+                <w:sz w:val="20"/>
+              </w:rPr>
+              <w:t>1.0913</w:t>
+            </w:r>
+          </w:p>
+        </w:tc>
+      </w:tr>
+      <w:tr>
+        <w:tc>
+          <w:tcPr>
+            <w:tcW w:type="dxa" w:w="1872"/>
+            <w:vAlign w:val="center"/>
+          </w:tcPr>
+          <w:p>
+            <w:r/>
+            <w:r>
+              <w:rPr>
+                <w:rFonts w:ascii="Arial" w:hAnsi="Arial"/>
+                <w:sz w:val="20"/>
+              </w:rPr>
+              <w:t>corporate_lending</w:t>
+            </w:r>
+          </w:p>
+        </w:tc>
+        <w:tc>
+          <w:tcPr>
+            <w:tcW w:type="dxa" w:w="1872"/>
+            <w:vAlign w:val="center"/>
+          </w:tcPr>
+          <w:p>
+            <w:r/>
+            <w:r>
+              <w:rPr>
+                <w:rFonts w:ascii="Arial" w:hAnsi="Arial"/>
+                <w:sz w:val="20"/>
+              </w:rPr>
+              <w:t>moderate</w:t>
+            </w:r>
+          </w:p>
+        </w:tc>
+        <w:tc>
+          <w:tcPr>
+            <w:tcW w:type="dxa" w:w="1872"/>
+            <w:vAlign w:val="center"/>
+          </w:tcPr>
+          <w:p>
+            <w:r/>
+            <w:r>
+              <w:rPr>
+                <w:rFonts w:ascii="Arial" w:hAnsi="Arial"/>
+                <w:sz w:val="20"/>
+              </w:rPr>
+              <w:t>1.9307</w:t>
+            </w:r>
+          </w:p>
+        </w:tc>
+        <w:tc>
+          <w:tcPr>
+            <w:tcW w:type="dxa" w:w="1872"/>
+            <w:vAlign w:val="center"/>
+          </w:tcPr>
+          <w:p>
+            <w:r/>
+            <w:r>
+              <w:rPr>
+                <w:rFonts w:ascii="Arial" w:hAnsi="Arial"/>
+                <w:sz w:val="20"/>
+              </w:rPr>
+              <w:t>1.3156</w:t>
+            </w:r>
+          </w:p>
+        </w:tc>
+        <w:tc>
+          <w:tcPr>
+            <w:tcW w:type="dxa" w:w="1872"/>
+            <w:vAlign w:val="center"/>
+          </w:tcPr>
+          <w:p>
+            <w:r/>
+            <w:r>
+              <w:rPr>
+                <w:rFonts w:ascii="Arial" w:hAnsi="Arial"/>
+                <w:sz w:val="20"/>
+              </w:rPr>
+              <w:t>1.177</w:t>
+            </w:r>
+          </w:p>
+        </w:tc>
+      </w:tr>
+      <w:tr>
+        <w:tc>
+          <w:tcPr>
+            <w:tcW w:type="dxa" w:w="1872"/>
+            <w:shd w:val="clear" w:color="auto" w:fill="F2F2F2"/>
+            <w:vAlign w:val="center"/>
+          </w:tcPr>
+          <w:p>
+            <w:r/>
+            <w:r>
+              <w:rPr>
+                <w:rFonts w:ascii="Arial" w:hAnsi="Arial"/>
+                <w:sz w:val="20"/>
+              </w:rPr>
+              <w:t>corporate_lending</w:t>
+            </w:r>
+          </w:p>
+        </w:tc>
+        <w:tc>
+          <w:tcPr>
+            <w:tcW w:type="dxa" w:w="1872"/>
+            <w:shd w:val="clear" w:color="auto" w:fill="F2F2F2"/>
+            <w:vAlign w:val="center"/>
+          </w:tcPr>
+          <w:p>
+            <w:r/>
+            <w:r>
+              <w:rPr>
+                <w:rFonts w:ascii="Arial" w:hAnsi="Arial"/>
+                <w:sz w:val="20"/>
+              </w:rPr>
+              <w:t>severe</w:t>
+            </w:r>
+          </w:p>
+        </w:tc>
+        <w:tc>
+          <w:tcPr>
+            <w:tcW w:type="dxa" w:w="1872"/>
+            <w:shd w:val="clear" w:color="auto" w:fill="F2F2F2"/>
+            <w:vAlign w:val="center"/>
+          </w:tcPr>
+          <w:p>
+            <w:r/>
+            <w:r>
+              <w:rPr>
+                <w:rFonts w:ascii="Arial" w:hAnsi="Arial"/>
+                <w:sz w:val="20"/>
+              </w:rPr>
+              <w:t>2.5</w:t>
+            </w:r>
+          </w:p>
+        </w:tc>
+        <w:tc>
+          <w:tcPr>
+            <w:tcW w:type="dxa" w:w="1872"/>
+            <w:shd w:val="clear" w:color="auto" w:fill="F2F2F2"/>
+            <w:vAlign w:val="center"/>
+          </w:tcPr>
+          <w:p>
+            <w:r/>
+            <w:r>
+              <w:rPr>
+                <w:rFonts w:ascii="Arial" w:hAnsi="Arial"/>
+                <w:sz w:val="20"/>
+              </w:rPr>
+              <w:t>1.54</w:t>
+            </w:r>
+          </w:p>
+        </w:tc>
+        <w:tc>
+          <w:tcPr>
+            <w:tcW w:type="dxa" w:w="1872"/>
+            <w:shd w:val="clear" w:color="auto" w:fill="F2F2F2"/>
+            <w:vAlign w:val="center"/>
+          </w:tcPr>
+          <w:p>
+            <w:r/>
+            <w:r>
+              <w:rPr>
+                <w:rFonts w:ascii="Arial" w:hAnsi="Arial"/>
+                <w:sz w:val="20"/>
+              </w:rPr>
+              <w:t>1.28</w:t>
+            </w:r>
+          </w:p>
+        </w:tc>
+      </w:tr>
+      <w:tr>
+        <w:tc>
+          <w:tcPr>
+            <w:tcW w:type="dxa" w:w="1872"/>
+            <w:vAlign w:val="center"/>
+          </w:tcPr>
+          <w:p>
+            <w:r/>
+            <w:r>
+              <w:rPr>
+                <w:rFonts w:ascii="Arial" w:hAnsi="Arial"/>
+                <w:sz w:val="20"/>
+              </w:rPr>
+              <w:t>commercial_property</w:t>
+            </w:r>
+          </w:p>
+        </w:tc>
+        <w:tc>
+          <w:tcPr>
+            <w:tcW w:type="dxa" w:w="1872"/>
+            <w:vAlign w:val="center"/>
+          </w:tcPr>
+          <w:p>
+            <w:r/>
+            <w:r>
+              <w:rPr>
+                <w:rFonts w:ascii="Arial" w:hAnsi="Arial"/>
+                <w:sz w:val="20"/>
+              </w:rPr>
+              <w:t>base</w:t>
+            </w:r>
+          </w:p>
+        </w:tc>
+        <w:tc>
+          <w:tcPr>
+            <w:tcW w:type="dxa" w:w="1872"/>
+            <w:vAlign w:val="center"/>
+          </w:tcPr>
+          <w:p>
+            <w:r/>
+            <w:r>
+              <w:rPr>
+                <w:rFonts w:ascii="Arial" w:hAnsi="Arial"/>
+                <w:sz w:val="20"/>
+              </w:rPr>
+              <w:t>1.0</w:t>
+            </w:r>
+          </w:p>
+        </w:tc>
+        <w:tc>
+          <w:tcPr>
+            <w:tcW w:type="dxa" w:w="1872"/>
+            <w:vAlign w:val="center"/>
+          </w:tcPr>
+          <w:p>
+            <w:r/>
+            <w:r>
+              <w:rPr>
+                <w:rFonts w:ascii="Arial" w:hAnsi="Arial"/>
+                <w:sz w:val="20"/>
+              </w:rPr>
+              <w:t>1.0</w:t>
+            </w:r>
+          </w:p>
+        </w:tc>
+        <w:tc>
+          <w:tcPr>
+            <w:tcW w:type="dxa" w:w="1872"/>
+            <w:vAlign w:val="center"/>
+          </w:tcPr>
+          <w:p>
+            <w:r/>
+            <w:r>
+              <w:rPr>
+                <w:rFonts w:ascii="Arial" w:hAnsi="Arial"/>
+                <w:sz w:val="20"/>
+              </w:rPr>
+              <w:t>1.0</w:t>
+            </w:r>
+          </w:p>
+        </w:tc>
+      </w:tr>
+      <w:tr>
+        <w:tc>
+          <w:tcPr>
+            <w:tcW w:type="dxa" w:w="1872"/>
+            <w:shd w:val="clear" w:color="auto" w:fill="F2F2F2"/>
+            <w:vAlign w:val="center"/>
+          </w:tcPr>
+          <w:p>
+            <w:r/>
+            <w:r>
+              <w:rPr>
+                <w:rFonts w:ascii="Arial" w:hAnsi="Arial"/>
+                <w:sz w:val="20"/>
+              </w:rPr>
+              <w:t>commercial_property</w:t>
+            </w:r>
+          </w:p>
+        </w:tc>
+        <w:tc>
+          <w:tcPr>
+            <w:tcW w:type="dxa" w:w="1872"/>
+            <w:shd w:val="clear" w:color="auto" w:fill="F2F2F2"/>
+            <w:vAlign w:val="center"/>
+          </w:tcPr>
+          <w:p>
+            <w:r/>
+            <w:r>
+              <w:rPr>
+                <w:rFonts w:ascii="Arial" w:hAnsi="Arial"/>
+                <w:sz w:val="20"/>
+              </w:rPr>
+              <w:t>mild</w:t>
+            </w:r>
+          </w:p>
+        </w:tc>
+        <w:tc>
+          <w:tcPr>
+            <w:tcW w:type="dxa" w:w="1872"/>
+            <w:shd w:val="clear" w:color="auto" w:fill="F2F2F2"/>
+            <w:vAlign w:val="center"/>
+          </w:tcPr>
+          <w:p>
+            <w:r/>
+            <w:r>
+              <w:rPr>
+                <w:rFonts w:ascii="Arial" w:hAnsi="Arial"/>
+                <w:sz w:val="20"/>
+              </w:rPr>
+              <w:t>1.5409</w:t>
+            </w:r>
+          </w:p>
+        </w:tc>
+        <w:tc>
+          <w:tcPr>
+            <w:tcW w:type="dxa" w:w="1872"/>
+            <w:shd w:val="clear" w:color="auto" w:fill="F2F2F2"/>
+            <w:vAlign w:val="center"/>
+          </w:tcPr>
+          <w:p>
+            <w:r/>
+            <w:r>
+              <w:rPr>
+                <w:rFonts w:ascii="Arial" w:hAnsi="Arial"/>
+                <w:sz w:val="20"/>
+              </w:rPr>
+              <w:t>1.18</w:t>
+            </w:r>
+          </w:p>
+        </w:tc>
+        <w:tc>
+          <w:tcPr>
+            <w:tcW w:type="dxa" w:w="1872"/>
+            <w:shd w:val="clear" w:color="auto" w:fill="F2F2F2"/>
+            <w:vAlign w:val="center"/>
+          </w:tcPr>
+          <w:p>
+            <w:r/>
+            <w:r>
+              <w:rPr>
+                <w:rFonts w:ascii="Arial" w:hAnsi="Arial"/>
+                <w:sz w:val="20"/>
+              </w:rPr>
+              <w:t>1.0968</w:t>
+            </w:r>
+          </w:p>
+        </w:tc>
+      </w:tr>
+      <w:tr>
+        <w:tc>
+          <w:tcPr>
+            <w:tcW w:type="dxa" w:w="1872"/>
+            <w:vAlign w:val="center"/>
+          </w:tcPr>
+          <w:p>
+            <w:r/>
+            <w:r>
+              <w:rPr>
+                <w:rFonts w:ascii="Arial" w:hAnsi="Arial"/>
+                <w:sz w:val="20"/>
+              </w:rPr>
+              <w:t>commercial_property</w:t>
+            </w:r>
+          </w:p>
+        </w:tc>
+        <w:tc>
+          <w:tcPr>
+            <w:tcW w:type="dxa" w:w="1872"/>
+            <w:vAlign w:val="center"/>
+          </w:tcPr>
+          <w:p>
+            <w:r/>
+            <w:r>
+              <w:rPr>
+                <w:rFonts w:ascii="Arial" w:hAnsi="Arial"/>
+                <w:sz w:val="20"/>
+              </w:rPr>
+              <w:t>moderate</w:t>
+            </w:r>
+          </w:p>
+        </w:tc>
+        <w:tc>
+          <w:tcPr>
+            <w:tcW w:type="dxa" w:w="1872"/>
+            <w:vAlign w:val="center"/>
+          </w:tcPr>
+          <w:p>
+            <w:r/>
+            <w:r>
+              <w:rPr>
+                <w:rFonts w:ascii="Arial" w:hAnsi="Arial"/>
+                <w:sz w:val="20"/>
+              </w:rPr>
+              <w:t>2.127</w:t>
+            </w:r>
+          </w:p>
+        </w:tc>
+        <w:tc>
+          <w:tcPr>
+            <w:tcW w:type="dxa" w:w="1872"/>
+            <w:vAlign w:val="center"/>
+          </w:tcPr>
+          <w:p>
+            <w:r/>
+            <w:r>
+              <w:rPr>
+                <w:rFonts w:ascii="Arial" w:hAnsi="Arial"/>
+                <w:sz w:val="20"/>
+              </w:rPr>
+              <w:t>1.3973</w:t>
+            </w:r>
+          </w:p>
+        </w:tc>
+        <w:tc>
+          <w:tcPr>
+            <w:tcW w:type="dxa" w:w="1872"/>
+            <w:vAlign w:val="center"/>
+          </w:tcPr>
+          <w:p>
+            <w:r/>
+            <w:r>
+              <w:rPr>
+                <w:rFonts w:ascii="Arial" w:hAnsi="Arial"/>
+                <w:sz w:val="20"/>
+              </w:rPr>
+              <w:t>1.1958</w:t>
+            </w:r>
+          </w:p>
+        </w:tc>
+      </w:tr>
+      <w:tr>
+        <w:tc>
+          <w:tcPr>
+            <w:tcW w:type="dxa" w:w="1872"/>
+            <w:shd w:val="clear" w:color="auto" w:fill="F2F2F2"/>
+            <w:vAlign w:val="center"/>
+          </w:tcPr>
+          <w:p>
+            <w:r/>
+            <w:r>
+              <w:rPr>
+                <w:rFonts w:ascii="Arial" w:hAnsi="Arial"/>
+                <w:sz w:val="20"/>
+              </w:rPr>
+              <w:t>commercial_property</w:t>
+            </w:r>
+          </w:p>
+        </w:tc>
+        <w:tc>
+          <w:tcPr>
+            <w:tcW w:type="dxa" w:w="1872"/>
+            <w:shd w:val="clear" w:color="auto" w:fill="F2F2F2"/>
+            <w:vAlign w:val="center"/>
+          </w:tcPr>
+          <w:p>
+            <w:r/>
+            <w:r>
+              <w:rPr>
+                <w:rFonts w:ascii="Arial" w:hAnsi="Arial"/>
+                <w:sz w:val="20"/>
+              </w:rPr>
+              <w:t>severe</w:t>
+            </w:r>
+          </w:p>
+        </w:tc>
+        <w:tc>
+          <w:tcPr>
+            <w:tcW w:type="dxa" w:w="1872"/>
+            <w:shd w:val="clear" w:color="auto" w:fill="F2F2F2"/>
+            <w:vAlign w:val="center"/>
+          </w:tcPr>
+          <w:p>
+            <w:r/>
+            <w:r>
+              <w:rPr>
+                <w:rFonts w:ascii="Arial" w:hAnsi="Arial"/>
+                <w:sz w:val="20"/>
+              </w:rPr>
+              <w:t>2.95</w:t>
+            </w:r>
+          </w:p>
+        </w:tc>
+        <w:tc>
+          <w:tcPr>
+            <w:tcW w:type="dxa" w:w="1872"/>
+            <w:shd w:val="clear" w:color="auto" w:fill="F2F2F2"/>
+            <w:vAlign w:val="center"/>
+          </w:tcPr>
+          <w:p>
+            <w:r/>
+            <w:r>
+              <w:rPr>
+                <w:rFonts w:ascii="Arial" w:hAnsi="Arial"/>
+                <w:sz w:val="20"/>
+              </w:rPr>
+              <w:t>1.72</w:t>
+            </w:r>
+          </w:p>
+        </w:tc>
+        <w:tc>
+          <w:tcPr>
+            <w:tcW w:type="dxa" w:w="1872"/>
+            <w:shd w:val="clear" w:color="auto" w:fill="F2F2F2"/>
+            <w:vAlign w:val="center"/>
+          </w:tcPr>
+          <w:p>
+            <w:r/>
+            <w:r>
+              <w:rPr>
+                <w:rFonts w:ascii="Arial" w:hAnsi="Arial"/>
+                <w:sz w:val="20"/>
+              </w:rPr>
+              <w:t>1.32</w:t>
+            </w:r>
+          </w:p>
+        </w:tc>
+      </w:tr>
+      <w:tr>
+        <w:tc>
+          <w:tcPr>
+            <w:tcW w:type="dxa" w:w="1872"/>
+            <w:vAlign w:val="center"/>
+          </w:tcPr>
+          <w:p>
+            <w:r/>
+            <w:r>
+              <w:rPr>
+                <w:rFonts w:ascii="Arial" w:hAnsi="Arial"/>
+                <w:sz w:val="20"/>
+              </w:rPr>
+              <w:t>development_finance</w:t>
+            </w:r>
+          </w:p>
+        </w:tc>
+        <w:tc>
+          <w:tcPr>
+            <w:tcW w:type="dxa" w:w="1872"/>
+            <w:vAlign w:val="center"/>
+          </w:tcPr>
+          <w:p>
+            <w:r/>
+            <w:r>
+              <w:rPr>
+                <w:rFonts w:ascii="Arial" w:hAnsi="Arial"/>
+                <w:sz w:val="20"/>
+              </w:rPr>
+              <w:t>base</w:t>
+            </w:r>
+          </w:p>
+        </w:tc>
+        <w:tc>
+          <w:tcPr>
+            <w:tcW w:type="dxa" w:w="1872"/>
+            <w:vAlign w:val="center"/>
+          </w:tcPr>
+          <w:p>
+            <w:r/>
+            <w:r>
+              <w:rPr>
+                <w:rFonts w:ascii="Arial" w:hAnsi="Arial"/>
+                <w:sz w:val="20"/>
+              </w:rPr>
+              <w:t>1.0</w:t>
+            </w:r>
+          </w:p>
+        </w:tc>
+        <w:tc>
+          <w:tcPr>
+            <w:tcW w:type="dxa" w:w="1872"/>
+            <w:vAlign w:val="center"/>
+          </w:tcPr>
+          <w:p>
+            <w:r/>
+            <w:r>
+              <w:rPr>
+                <w:rFonts w:ascii="Arial" w:hAnsi="Arial"/>
+                <w:sz w:val="20"/>
+              </w:rPr>
+              <w:t>1.0</w:t>
+            </w:r>
+          </w:p>
+        </w:tc>
+        <w:tc>
+          <w:tcPr>
+            <w:tcW w:type="dxa" w:w="1872"/>
+            <w:vAlign w:val="center"/>
+          </w:tcPr>
+          <w:p>
+            <w:r/>
+            <w:r>
+              <w:rPr>
+                <w:rFonts w:ascii="Arial" w:hAnsi="Arial"/>
+                <w:sz w:val="20"/>
+              </w:rPr>
+              <w:t>1.0</w:t>
+            </w:r>
+          </w:p>
+        </w:tc>
+      </w:tr>
+      <w:tr>
+        <w:tc>
+          <w:tcPr>
+            <w:tcW w:type="dxa" w:w="1872"/>
+            <w:shd w:val="clear" w:color="auto" w:fill="F2F2F2"/>
+            <w:vAlign w:val="center"/>
+          </w:tcPr>
+          <w:p>
+            <w:r/>
+            <w:r>
+              <w:rPr>
+                <w:rFonts w:ascii="Arial" w:hAnsi="Arial"/>
+                <w:sz w:val="20"/>
+              </w:rPr>
+              <w:t>development_finance</w:t>
+            </w:r>
+          </w:p>
+        </w:tc>
+        <w:tc>
+          <w:tcPr>
+            <w:tcW w:type="dxa" w:w="1872"/>
+            <w:shd w:val="clear" w:color="auto" w:fill="F2F2F2"/>
+            <w:vAlign w:val="center"/>
+          </w:tcPr>
+          <w:p>
+            <w:r/>
+            <w:r>
+              <w:rPr>
+                <w:rFonts w:ascii="Arial" w:hAnsi="Arial"/>
+                <w:sz w:val="20"/>
+              </w:rPr>
+              <w:t>mild</w:t>
+            </w:r>
+          </w:p>
+        </w:tc>
+        <w:tc>
+          <w:tcPr>
+            <w:tcW w:type="dxa" w:w="1872"/>
+            <w:shd w:val="clear" w:color="auto" w:fill="F2F2F2"/>
+            <w:vAlign w:val="center"/>
+          </w:tcPr>
+          <w:p>
+            <w:r/>
+            <w:r>
+              <w:rPr>
+                <w:rFonts w:ascii="Arial" w:hAnsi="Arial"/>
+                <w:sz w:val="20"/>
+              </w:rPr>
+              <w:t>1.6664</w:t>
+            </w:r>
+          </w:p>
+        </w:tc>
+        <w:tc>
+          <w:tcPr>
+            <w:tcW w:type="dxa" w:w="1872"/>
+            <w:shd w:val="clear" w:color="auto" w:fill="F2F2F2"/>
+            <w:vAlign w:val="center"/>
+          </w:tcPr>
+          <w:p>
+            <w:r/>
+            <w:r>
+              <w:rPr>
+                <w:rFonts w:ascii="Arial" w:hAnsi="Arial"/>
+                <w:sz w:val="20"/>
+              </w:rPr>
+              <w:t>1.195</w:t>
+            </w:r>
+          </w:p>
+        </w:tc>
+        <w:tc>
+          <w:tcPr>
+            <w:tcW w:type="dxa" w:w="1872"/>
+            <w:shd w:val="clear" w:color="auto" w:fill="F2F2F2"/>
+            <w:vAlign w:val="center"/>
+          </w:tcPr>
+          <w:p>
+            <w:r/>
+            <w:r>
+              <w:rPr>
+                <w:rFonts w:ascii="Arial" w:hAnsi="Arial"/>
+                <w:sz w:val="20"/>
+              </w:rPr>
+              <w:t>1.1116</w:t>
+            </w:r>
+          </w:p>
+        </w:tc>
+      </w:tr>
+      <w:tr>
+        <w:tc>
+          <w:tcPr>
+            <w:tcW w:type="dxa" w:w="1872"/>
+            <w:vAlign w:val="center"/>
+          </w:tcPr>
+          <w:p>
+            <w:r/>
+            <w:r>
+              <w:rPr>
+                <w:rFonts w:ascii="Arial" w:hAnsi="Arial"/>
+                <w:sz w:val="20"/>
+              </w:rPr>
+              <w:t>development_finance</w:t>
+            </w:r>
+          </w:p>
+        </w:tc>
+        <w:tc>
+          <w:tcPr>
+            <w:tcW w:type="dxa" w:w="1872"/>
+            <w:vAlign w:val="center"/>
+          </w:tcPr>
+          <w:p>
+            <w:r/>
+            <w:r>
+              <w:rPr>
+                <w:rFonts w:ascii="Arial" w:hAnsi="Arial"/>
+                <w:sz w:val="20"/>
+              </w:rPr>
+              <w:t>moderate</w:t>
+            </w:r>
+          </w:p>
+        </w:tc>
+        <w:tc>
+          <w:tcPr>
+            <w:tcW w:type="dxa" w:w="1872"/>
+            <w:vAlign w:val="center"/>
+          </w:tcPr>
+          <w:p>
+            <w:r/>
+            <w:r>
+              <w:rPr>
+                <w:rFonts w:ascii="Arial" w:hAnsi="Arial"/>
+                <w:sz w:val="20"/>
+              </w:rPr>
+              <w:t>2.3292</w:t>
+            </w:r>
+          </w:p>
+        </w:tc>
+        <w:tc>
+          <w:tcPr>
+            <w:tcW w:type="dxa" w:w="1872"/>
+            <w:vAlign w:val="center"/>
+          </w:tcPr>
+          <w:p>
+            <w:r/>
+            <w:r>
+              <w:rPr>
+                <w:rFonts w:ascii="Arial" w:hAnsi="Arial"/>
+                <w:sz w:val="20"/>
+              </w:rPr>
+              <w:t>1.4273</w:t>
+            </w:r>
+          </w:p>
+        </w:tc>
+        <w:tc>
+          <w:tcPr>
+            <w:tcW w:type="dxa" w:w="1872"/>
+            <w:vAlign w:val="center"/>
+          </w:tcPr>
+          <w:p>
+            <w:r/>
+            <w:r>
+              <w:rPr>
+                <w:rFonts w:ascii="Arial" w:hAnsi="Arial"/>
+                <w:sz w:val="20"/>
+              </w:rPr>
+              <w:t>1.2219</w:t>
+            </w:r>
+          </w:p>
+        </w:tc>
+      </w:tr>
+      <w:tr>
+        <w:tc>
+          <w:tcPr>
+            <w:tcW w:type="dxa" w:w="1872"/>
+            <w:shd w:val="clear" w:color="auto" w:fill="F2F2F2"/>
+            <w:vAlign w:val="center"/>
+          </w:tcPr>
+          <w:p>
+            <w:r/>
+            <w:r>
+              <w:rPr>
+                <w:rFonts w:ascii="Arial" w:hAnsi="Arial"/>
+                <w:sz w:val="20"/>
+              </w:rPr>
+              <w:t>development_finance</w:t>
+            </w:r>
+          </w:p>
+        </w:tc>
+        <w:tc>
+          <w:tcPr>
+            <w:tcW w:type="dxa" w:w="1872"/>
+            <w:shd w:val="clear" w:color="auto" w:fill="F2F2F2"/>
+            <w:vAlign w:val="center"/>
+          </w:tcPr>
+          <w:p>
+            <w:r/>
+            <w:r>
+              <w:rPr>
+                <w:rFonts w:ascii="Arial" w:hAnsi="Arial"/>
+                <w:sz w:val="20"/>
+              </w:rPr>
+              <w:t>severe</w:t>
+            </w:r>
+          </w:p>
+        </w:tc>
+        <w:tc>
+          <w:tcPr>
+            <w:tcW w:type="dxa" w:w="1872"/>
+            <w:shd w:val="clear" w:color="auto" w:fill="F2F2F2"/>
+            <w:vAlign w:val="center"/>
+          </w:tcPr>
+          <w:p>
+            <w:r/>
+            <w:r>
+              <w:rPr>
+                <w:rFonts w:ascii="Arial" w:hAnsi="Arial"/>
+                <w:sz w:val="20"/>
+              </w:rPr>
+              <w:t>3.25</w:t>
+            </w:r>
+          </w:p>
+        </w:tc>
+        <w:tc>
+          <w:tcPr>
+            <w:tcW w:type="dxa" w:w="1872"/>
+            <w:shd w:val="clear" w:color="auto" w:fill="F2F2F2"/>
+            <w:vAlign w:val="center"/>
+          </w:tcPr>
+          <w:p>
+            <w:r/>
+            <w:r>
+              <w:rPr>
+                <w:rFonts w:ascii="Arial" w:hAnsi="Arial"/>
+                <w:sz w:val="20"/>
+              </w:rPr>
+              <w:t>1.78</w:t>
+            </w:r>
+          </w:p>
+        </w:tc>
+        <w:tc>
+          <w:tcPr>
+            <w:tcW w:type="dxa" w:w="1872"/>
+            <w:shd w:val="clear" w:color="auto" w:fill="F2F2F2"/>
+            <w:vAlign w:val="center"/>
+          </w:tcPr>
+          <w:p>
+            <w:r/>
+            <w:r>
+              <w:rPr>
+                <w:rFonts w:ascii="Arial" w:hAnsi="Arial"/>
+                <w:sz w:val="20"/>
+              </w:rPr>
+              <w:t>1.36</w:t>
+            </w:r>
+          </w:p>
+        </w:tc>
+      </w:tr>
+    </w:tbl>
+    <w:p/>
+    <w:p>
+      <w:r>
+        <w:rPr>
+          <w:rFonts w:ascii="Arial" w:hAnsi="Arial"/>
+          <w:b w:val="0"/>
+          <w:i/>
+          <w:color w:val="7F7F7F"/>
+          <w:sz w:val="20"/>
+        </w:rPr>
+        <w:t>Demonstration - facility roll-up to portfolio EL (illustrative demo book)</w:t>
+      </w:r>
+    </w:p>
+    <w:tbl>
+      <w:tblPr>
+        <w:tblW w:type="auto" w:w="0"/>
+        <w:jc w:val="left"/>
+        <w:tblLook w:firstColumn="1" w:firstRow="1" w:lastColumn="0" w:lastRow="0" w:noHBand="0" w:noVBand="1" w:val="04A0"/>
+      </w:tblPr>
+      <w:tblGrid>
+        <w:gridCol w:w="1872"/>
+        <w:gridCol w:w="1872"/>
+        <w:gridCol w:w="1872"/>
+        <w:gridCol w:w="1872"/>
+        <w:gridCol w:w="1872"/>
+      </w:tblGrid>
+      <w:tr>
+        <w:tc>
+          <w:tcPr>
+            <w:tcW w:type="dxa" w:w="1872"/>
+            <w:shd w:val="clear" w:color="auto" w:fill="1F4E79"/>
+            <w:vAlign w:val="center"/>
+          </w:tcPr>
+          <w:p>
+            <w:r/>
+            <w:r>
+              <w:rPr>
+                <w:rFonts w:ascii="Arial" w:hAnsi="Arial"/>
+                <w:b/>
+                <w:color w:val="FFFFFF"/>
+                <w:sz w:val="20"/>
+              </w:rPr>
+              <w:t>Scenario</w:t>
+            </w:r>
+          </w:p>
+        </w:tc>
+        <w:tc>
+          <w:tcPr>
+            <w:tcW w:type="dxa" w:w="1872"/>
+            <w:shd w:val="clear" w:color="auto" w:fill="1F4E79"/>
+            <w:vAlign w:val="center"/>
+          </w:tcPr>
+          <w:p>
+            <w:r/>
+            <w:r>
+              <w:rPr>
+                <w:rFonts w:ascii="Arial" w:hAnsi="Arial"/>
+                <w:b/>
+                <w:color w:val="FFFFFF"/>
+                <w:sz w:val="20"/>
+              </w:rPr>
+              <w:t>Facilities</w:t>
+            </w:r>
+          </w:p>
+        </w:tc>
+        <w:tc>
+          <w:tcPr>
+            <w:tcW w:type="dxa" w:w="1872"/>
+            <w:shd w:val="clear" w:color="auto" w:fill="1F4E79"/>
+            <w:vAlign w:val="center"/>
+          </w:tcPr>
+          <w:p>
+            <w:r/>
+            <w:r>
+              <w:rPr>
+                <w:rFonts w:ascii="Arial" w:hAnsi="Arial"/>
+                <w:b/>
+                <w:color w:val="FFFFFF"/>
+                <w:sz w:val="20"/>
+              </w:rPr>
+              <w:t>Base EL ($)</w:t>
+            </w:r>
+          </w:p>
+        </w:tc>
+        <w:tc>
+          <w:tcPr>
+            <w:tcW w:type="dxa" w:w="1872"/>
+            <w:shd w:val="clear" w:color="auto" w:fill="1F4E79"/>
+            <w:vAlign w:val="center"/>
+          </w:tcPr>
+          <w:p>
+            <w:r/>
+            <w:r>
+              <w:rPr>
+                <w:rFonts w:ascii="Arial" w:hAnsi="Arial"/>
+                <w:b/>
+                <w:color w:val="FFFFFF"/>
+                <w:sz w:val="20"/>
+              </w:rPr>
+              <w:t>Stressed EL ($)</w:t>
+            </w:r>
+          </w:p>
+        </w:tc>
+        <w:tc>
+          <w:tcPr>
+            <w:tcW w:type="dxa" w:w="1872"/>
+            <w:shd w:val="clear" w:color="auto" w:fill="1F4E79"/>
+            <w:vAlign w:val="center"/>
+          </w:tcPr>
+          <w:p>
+            <w:r/>
+            <w:r>
+              <w:rPr>
+                <w:rFonts w:ascii="Arial" w:hAnsi="Arial"/>
+                <w:b/>
+                <w:color w:val="FFFFFF"/>
+                <w:sz w:val="20"/>
+              </w:rPr>
+              <w:t>EL uplift x</w:t>
+            </w:r>
+          </w:p>
+        </w:tc>
+      </w:tr>
+      <w:tr>
+        <w:tc>
+          <w:tcPr>
+            <w:tcW w:type="dxa" w:w="1872"/>
+            <w:vAlign w:val="center"/>
+          </w:tcPr>
+          <w:p>
+            <w:r/>
+            <w:r>
+              <w:rPr>
+                <w:rFonts w:ascii="Arial" w:hAnsi="Arial"/>
+                <w:sz w:val="20"/>
+              </w:rPr>
+              <w:t>base</w:t>
+            </w:r>
+          </w:p>
+        </w:tc>
+        <w:tc>
+          <w:tcPr>
+            <w:tcW w:type="dxa" w:w="1872"/>
+            <w:vAlign w:val="center"/>
+          </w:tcPr>
+          <w:p>
+            <w:r/>
+            <w:r>
+              <w:rPr>
+                <w:rFonts w:ascii="Arial" w:hAnsi="Arial"/>
+                <w:sz w:val="20"/>
+              </w:rPr>
+              <w:t>6</w:t>
+            </w:r>
+          </w:p>
+        </w:tc>
+        <w:tc>
+          <w:tcPr>
+            <w:tcW w:type="dxa" w:w="1872"/>
+            <w:vAlign w:val="center"/>
+          </w:tcPr>
+          <w:p>
+            <w:r/>
+            <w:r>
+              <w:rPr>
+                <w:rFonts w:ascii="Arial" w:hAnsi="Arial"/>
+                <w:sz w:val="20"/>
+              </w:rPr>
+              <w:t>79293.72</w:t>
+            </w:r>
+          </w:p>
+        </w:tc>
+        <w:tc>
+          <w:tcPr>
+            <w:tcW w:type="dxa" w:w="1872"/>
+            <w:vAlign w:val="center"/>
+          </w:tcPr>
+          <w:p>
+            <w:r/>
+            <w:r>
+              <w:rPr>
+                <w:rFonts w:ascii="Arial" w:hAnsi="Arial"/>
+                <w:sz w:val="20"/>
+              </w:rPr>
+              <w:t>79293.72</w:t>
+            </w:r>
+          </w:p>
+        </w:tc>
+        <w:tc>
+          <w:tcPr>
+            <w:tcW w:type="dxa" w:w="1872"/>
+            <w:vAlign w:val="center"/>
+          </w:tcPr>
+          <w:p>
+            <w:r/>
+            <w:r>
+              <w:rPr>
+                <w:rFonts w:ascii="Arial" w:hAnsi="Arial"/>
+                <w:sz w:val="20"/>
+              </w:rPr>
+              <w:t>1.0</w:t>
+            </w:r>
+          </w:p>
+        </w:tc>
+      </w:tr>
+      <w:tr>
+        <w:tc>
+          <w:tcPr>
+            <w:tcW w:type="dxa" w:w="1872"/>
+            <w:shd w:val="clear" w:color="auto" w:fill="F2F2F2"/>
+            <w:vAlign w:val="center"/>
+          </w:tcPr>
+          <w:p>
+            <w:r/>
+            <w:r>
+              <w:rPr>
+                <w:rFonts w:ascii="Arial" w:hAnsi="Arial"/>
+                <w:sz w:val="20"/>
+              </w:rPr>
+              <w:t>mild</w:t>
+            </w:r>
+          </w:p>
+        </w:tc>
+        <w:tc>
+          <w:tcPr>
+            <w:tcW w:type="dxa" w:w="1872"/>
+            <w:shd w:val="clear" w:color="auto" w:fill="F2F2F2"/>
+            <w:vAlign w:val="center"/>
+          </w:tcPr>
+          <w:p>
+            <w:r/>
+            <w:r>
+              <w:rPr>
+                <w:rFonts w:ascii="Arial" w:hAnsi="Arial"/>
+                <w:sz w:val="20"/>
+              </w:rPr>
+              <w:t>6</w:t>
+            </w:r>
+          </w:p>
+        </w:tc>
+        <w:tc>
+          <w:tcPr>
+            <w:tcW w:type="dxa" w:w="1872"/>
+            <w:shd w:val="clear" w:color="auto" w:fill="F2F2F2"/>
+            <w:vAlign w:val="center"/>
+          </w:tcPr>
+          <w:p>
+            <w:r/>
+            <w:r>
+              <w:rPr>
+                <w:rFonts w:ascii="Arial" w:hAnsi="Arial"/>
+                <w:sz w:val="20"/>
+              </w:rPr>
+              <w:t>79293.72</w:t>
+            </w:r>
+          </w:p>
+        </w:tc>
+        <w:tc>
+          <w:tcPr>
+            <w:tcW w:type="dxa" w:w="1872"/>
+            <w:shd w:val="clear" w:color="auto" w:fill="F2F2F2"/>
+            <w:vAlign w:val="center"/>
+          </w:tcPr>
+          <w:p>
+            <w:r/>
+            <w:r>
+              <w:rPr>
+                <w:rFonts w:ascii="Arial" w:hAnsi="Arial"/>
+                <w:sz w:val="20"/>
+              </w:rPr>
+              <w:t>153321.21</w:t>
+            </w:r>
+          </w:p>
+        </w:tc>
+        <w:tc>
+          <w:tcPr>
+            <w:tcW w:type="dxa" w:w="1872"/>
+            <w:shd w:val="clear" w:color="auto" w:fill="F2F2F2"/>
+            <w:vAlign w:val="center"/>
+          </w:tcPr>
+          <w:p>
+            <w:r/>
+            <w:r>
+              <w:rPr>
+                <w:rFonts w:ascii="Arial" w:hAnsi="Arial"/>
+                <w:sz w:val="20"/>
+              </w:rPr>
+              <w:t>1.934</w:t>
+            </w:r>
+          </w:p>
+        </w:tc>
+      </w:tr>
+      <w:tr>
+        <w:tc>
+          <w:tcPr>
+            <w:tcW w:type="dxa" w:w="1872"/>
+            <w:vAlign w:val="center"/>
+          </w:tcPr>
+          <w:p>
+            <w:r/>
+            <w:r>
+              <w:rPr>
+                <w:rFonts w:ascii="Arial" w:hAnsi="Arial"/>
+                <w:sz w:val="20"/>
+              </w:rPr>
+              <w:t>moderate</w:t>
+            </w:r>
+          </w:p>
+        </w:tc>
+        <w:tc>
+          <w:tcPr>
+            <w:tcW w:type="dxa" w:w="1872"/>
+            <w:vAlign w:val="center"/>
+          </w:tcPr>
+          <w:p>
+            <w:r/>
+            <w:r>
+              <w:rPr>
+                <w:rFonts w:ascii="Arial" w:hAnsi="Arial"/>
+                <w:sz w:val="20"/>
+              </w:rPr>
+              <w:t>6</w:t>
+            </w:r>
+          </w:p>
+        </w:tc>
+        <w:tc>
+          <w:tcPr>
+            <w:tcW w:type="dxa" w:w="1872"/>
+            <w:vAlign w:val="center"/>
+          </w:tcPr>
+          <w:p>
+            <w:r/>
+            <w:r>
+              <w:rPr>
+                <w:rFonts w:ascii="Arial" w:hAnsi="Arial"/>
+                <w:sz w:val="20"/>
+              </w:rPr>
+              <w:t>79293.72</w:t>
+            </w:r>
+          </w:p>
+        </w:tc>
+        <w:tc>
+          <w:tcPr>
+            <w:tcW w:type="dxa" w:w="1872"/>
+            <w:vAlign w:val="center"/>
+          </w:tcPr>
+          <w:p>
+            <w:r/>
+            <w:r>
+              <w:rPr>
+                <w:rFonts w:ascii="Arial" w:hAnsi="Arial"/>
+                <w:sz w:val="20"/>
+              </w:rPr>
+              <w:t>256331.65</w:t>
+            </w:r>
+          </w:p>
+        </w:tc>
+        <w:tc>
+          <w:tcPr>
+            <w:tcW w:type="dxa" w:w="1872"/>
+            <w:vAlign w:val="center"/>
+          </w:tcPr>
+          <w:p>
+            <w:r/>
+            <w:r>
+              <w:rPr>
+                <w:rFonts w:ascii="Arial" w:hAnsi="Arial"/>
+                <w:sz w:val="20"/>
+              </w:rPr>
+              <w:t>3.233</w:t>
+            </w:r>
+          </w:p>
+        </w:tc>
+      </w:tr>
+      <w:tr>
+        <w:tc>
+          <w:tcPr>
+            <w:tcW w:type="dxa" w:w="1872"/>
+            <w:shd w:val="clear" w:color="auto" w:fill="F2F2F2"/>
+            <w:vAlign w:val="center"/>
+          </w:tcPr>
+          <w:p>
+            <w:r/>
+            <w:r>
+              <w:rPr>
+                <w:rFonts w:ascii="Arial" w:hAnsi="Arial"/>
+                <w:sz w:val="20"/>
+              </w:rPr>
+              <w:t>severe</w:t>
+            </w:r>
+          </w:p>
+        </w:tc>
+        <w:tc>
+          <w:tcPr>
+            <w:tcW w:type="dxa" w:w="1872"/>
+            <w:shd w:val="clear" w:color="auto" w:fill="F2F2F2"/>
+            <w:vAlign w:val="center"/>
+          </w:tcPr>
+          <w:p>
+            <w:r/>
+            <w:r>
+              <w:rPr>
+                <w:rFonts w:ascii="Arial" w:hAnsi="Arial"/>
+                <w:sz w:val="20"/>
+              </w:rPr>
+              <w:t>6</w:t>
+            </w:r>
+          </w:p>
+        </w:tc>
+        <w:tc>
+          <w:tcPr>
+            <w:tcW w:type="dxa" w:w="1872"/>
+            <w:shd w:val="clear" w:color="auto" w:fill="F2F2F2"/>
+            <w:vAlign w:val="center"/>
+          </w:tcPr>
+          <w:p>
+            <w:r/>
+            <w:r>
+              <w:rPr>
+                <w:rFonts w:ascii="Arial" w:hAnsi="Arial"/>
+                <w:sz w:val="20"/>
+              </w:rPr>
+              <w:t>79293.72</w:t>
+            </w:r>
+          </w:p>
+        </w:tc>
+        <w:tc>
+          <w:tcPr>
+            <w:tcW w:type="dxa" w:w="1872"/>
+            <w:shd w:val="clear" w:color="auto" w:fill="F2F2F2"/>
+            <w:vAlign w:val="center"/>
+          </w:tcPr>
+          <w:p>
+            <w:r/>
+            <w:r>
+              <w:rPr>
+                <w:rFonts w:ascii="Arial" w:hAnsi="Arial"/>
+                <w:sz w:val="20"/>
+              </w:rPr>
+              <w:t>447755.57</w:t>
+            </w:r>
+          </w:p>
+        </w:tc>
+        <w:tc>
+          <w:tcPr>
+            <w:tcW w:type="dxa" w:w="1872"/>
+            <w:shd w:val="clear" w:color="auto" w:fill="F2F2F2"/>
+            <w:vAlign w:val="center"/>
+          </w:tcPr>
+          <w:p>
+            <w:r/>
+            <w:r>
+              <w:rPr>
+                <w:rFonts w:ascii="Arial" w:hAnsi="Arial"/>
+                <w:sz w:val="20"/>
+              </w:rPr>
+              <w:t>5.647</w:t>
+            </w:r>
+          </w:p>
+        </w:tc>
+      </w:tr>
+    </w:tbl>
+    <w:p/>
+    <w:tbl>
+      <w:tblPr>
+        <w:tblW w:type="auto" w:w="0"/>
+        <w:jc w:val="left"/>
+        <w:tblLook w:firstColumn="1" w:firstRow="1" w:lastColumn="0" w:lastRow="0" w:noHBand="0" w:noVBand="1" w:val="04A0"/>
+      </w:tblPr>
+      <w:tblGrid>
+        <w:gridCol w:w="9360"/>
+      </w:tblGrid>
+      <w:tr>
+        <w:tc>
+          <w:tcPr>
+            <w:tcW w:type="dxa" w:w="9360"/>
+            <w:shd w:val="clear" w:color="auto" w:fill="F4B183"/>
+            <w:vAlign w:val="top"/>
+            <w:tcBorders>
+              <w:top w:val="single" w:sz="8" w:color="F4B183"/>
+              <w:left w:val="single" w:sz="8" w:color="F4B183"/>
+              <w:bottom w:val="single" w:sz="8" w:color="F4B183"/>
+              <w:right w:val="single" w:sz="8" w:color="F4B183"/>
+            </w:tcBorders>
+          </w:tcPr>
+          <w:p>
+            <w:r/>
+            <w:r>
+              <w:rPr>
+                <w:rFonts w:ascii="Arial" w:hAnsi="Arial"/>
+                <w:b/>
+                <w:sz w:val="22"/>
+              </w:rPr>
+              <w:t>Macro stress - scope and governance</w:t>
+            </w:r>
+          </w:p>
+          <w:p>
+            <w:r>
+              <w:rPr>
+                <w:rFonts w:ascii="Arial" w:hAnsi="Arial"/>
+                <w:sz w:val="20"/>
+              </w:rPr>
+              <w:t>Illustrative scenario design — not calibrated regulatory stress. Base levels are current values from the named ABS/RBA series; the four CRE variables (commercial-property prices, vacancy, rents, cap rates) and all elasticities are labelled assumptions. The portfolio roll-up is exposure-weighted with no diversification benefit. Reverse stress: the moderate scenario (EL uplift 3.23x) first breaches a 2.0x illustrative appetite ceiling. A bank normally builds separate models per material portfolio or a pooled model with portfolio/sector effects; this layer supplies the macro-credit linkage either consumes.</w:t>
+            </w:r>
+          </w:p>
+        </w:tc>
+      </w:tr>
+    </w:tbl>
+    <w:p/>
+    <w:p>
+      <w:pPr>
+        <w:spacing w:before="280" w:after="120"/>
+      </w:pPr>
+      <w:r>
+        <w:rPr>
+          <w:rFonts w:ascii="Arial" w:hAnsi="Arial"/>
+          <w:b/>
+          <w:color w:val="1F4E79"/>
+          <w:sz w:val="32"/>
+        </w:rPr>
         <w:t>Appendix A — Audit log (this session)</w:t>
       </w:r>
     </w:p>
@@ -30364,7 +34896,7 @@
           <w:b/>
           <w:i w:val="0"/>
         </w:rPr>
-        <w:t>Date: 2026-06-15</w:t>
+        <w:t>Date: 2026-06-16</w:t>
       </w:r>
     </w:p>
     <w:p>

--- a/outputs/reports/Industry_Analysis_Q1_2026_Technical.docx
+++ b/outputs/reports/Industry_Analysis_Q1_2026_Technical.docx
@@ -49,7 +49,7 @@
           <w:color w:val="7F7F7F"/>
           <w:sz w:val="20"/>
         </w:rPr>
-        <w:t>Macro and downturn overlays as of 2026-06-12. Property cycle data as of 2026-02-01.</w:t>
+        <w:t>Macro and downturn overlays as of 2026-06-15. Property cycle data as of 2026-02-01.</w:t>
       </w:r>
     </w:p>
     <w:tbl>
@@ -139,7 +139,7 @@
           <w:b w:val="0"/>
           <w:i w:val="0"/>
         </w:rPr>
-        <w:t>Data freshness: macro/downturn overlays 2026-06-12; property-cycle 2026-02-01; generated 2026-06-16.</w:t>
+        <w:t>Data freshness: macro/downturn overlays 2026-06-15; property-cycle 2026-02-01; generated 2026-06-16.</w:t>
       </w:r>
     </w:p>
     <w:p>
@@ -313,7 +313,7 @@
                 <w:rFonts w:ascii="Arial" w:hAnsi="Arial"/>
                 <w:sz w:val="20"/>
               </w:rPr>
-              <w:t>2026-06-12</w:t>
+              <w:t>2026-06-15</w:t>
             </w:r>
           </w:p>
         </w:tc>
@@ -449,7 +449,7 @@
                 <w:rFonts w:ascii="Arial" w:hAnsi="Arial"/>
                 <w:sz w:val="20"/>
               </w:rPr>
-              <w:t>2026-06-12</w:t>
+              <w:t>2026-06-15</w:t>
             </w:r>
           </w:p>
         </w:tc>
@@ -518,7 +518,7 @@
                 <w:rFonts w:ascii="Arial" w:hAnsi="Arial"/>
                 <w:sz w:val="20"/>
               </w:rPr>
-              <w:t>2026-06-12</w:t>
+              <w:t>2026-06-15</w:t>
             </w:r>
           </w:p>
         </w:tc>
@@ -585,7 +585,7 @@
                 <w:rFonts w:ascii="Arial" w:hAnsi="Arial"/>
                 <w:sz w:val="20"/>
               </w:rPr>
-              <w:t>2026-06-12</w:t>
+              <w:t>2026-06-15</w:t>
             </w:r>
           </w:p>
         </w:tc>
@@ -721,7 +721,7 @@
                 <w:rFonts w:ascii="Arial" w:hAnsi="Arial"/>
                 <w:sz w:val="20"/>
               </w:rPr>
-              <w:t>2026-06-12</w:t>
+              <w:t>2026-06-15</w:t>
             </w:r>
           </w:p>
         </w:tc>
@@ -790,7 +790,7 @@
                 <w:rFonts w:ascii="Arial" w:hAnsi="Arial"/>
                 <w:sz w:val="20"/>
               </w:rPr>
-              <w:t>2026-06-12</w:t>
+              <w:t>2026-06-15</w:t>
             </w:r>
           </w:p>
         </w:tc>
@@ -4351,7 +4351,7 @@
                 <w:rFonts w:ascii="Arial" w:hAnsi="Arial"/>
                 <w:sz w:val="20"/>
               </w:rPr>
-              <w:t>2026-06-12</w:t>
+              <w:t>2026-06-15</w:t>
             </w:r>
           </w:p>
         </w:tc>
@@ -4489,7 +4489,7 @@
                 <w:rFonts w:ascii="Arial" w:hAnsi="Arial"/>
                 <w:sz w:val="20"/>
               </w:rPr>
-              <w:t>2026-06-12</w:t>
+              <w:t>2026-06-15</w:t>
             </w:r>
           </w:p>
         </w:tc>
@@ -4619,7 +4619,7 @@
                 <w:rFonts w:ascii="Arial" w:hAnsi="Arial"/>
                 <w:sz w:val="20"/>
               </w:rPr>
-              <w:t>2026-06-12</w:t>
+              <w:t>2026-06-15</w:t>
             </w:r>
           </w:p>
         </w:tc>
@@ -4757,7 +4757,7 @@
                 <w:rFonts w:ascii="Arial" w:hAnsi="Arial"/>
                 <w:sz w:val="20"/>
               </w:rPr>
-              <w:t>2026-06-12</w:t>
+              <w:t>2026-06-15</w:t>
             </w:r>
           </w:p>
         </w:tc>
@@ -5523,7 +5523,7 @@
                 <w:rFonts w:ascii="Arial" w:hAnsi="Arial"/>
                 <w:sz w:val="20"/>
               </w:rPr>
-              <w:t>2026-06-15T04:40:20+00:00</w:t>
+              <w:t>2026-06-16T00:59:21+00:00</w:t>
             </w:r>
           </w:p>
         </w:tc>
@@ -5670,7 +5670,7 @@
                 <w:rFonts w:ascii="Arial" w:hAnsi="Arial"/>
                 <w:sz w:val="20"/>
               </w:rPr>
-              <w:t>2026-06-15T04:40:23+00:00</w:t>
+              <w:t>2026-06-16T00:59:23+00:00</w:t>
             </w:r>
           </w:p>
         </w:tc>
@@ -5965,7 +5965,7 @@
                 <w:rFonts w:ascii="Arial" w:hAnsi="Arial"/>
                 <w:sz w:val="20"/>
               </w:rPr>
-              <w:t>2026-06-15T04:40:21+00:00</w:t>
+              <w:t>2026-06-16T00:59:22+00:00</w:t>
             </w:r>
           </w:p>
         </w:tc>
@@ -6115,7 +6115,7 @@
                 <w:rFonts w:ascii="Arial" w:hAnsi="Arial"/>
                 <w:sz w:val="20"/>
               </w:rPr>
-              <w:t>2026-06-15T04:40:21+00:00</w:t>
+              <w:t>2026-06-16T00:59:21+00:00</w:t>
             </w:r>
           </w:p>
         </w:tc>
@@ -6848,7 +6848,7 @@
                 <w:rFonts w:ascii="Arial" w:hAnsi="Arial"/>
                 <w:sz w:val="20"/>
               </w:rPr>
-              <w:t>2026-06-15T04:40:22+00:00</w:t>
+              <w:t>2026-06-16T00:59:22+00:00</w:t>
             </w:r>
           </w:p>
         </w:tc>
@@ -7729,7 +7729,7 @@
                 <w:rFonts w:ascii="Arial" w:hAnsi="Arial"/>
                 <w:sz w:val="20"/>
               </w:rPr>
-              <w:t>2026-06-15T04:40:25+00:00</w:t>
+              <w:t>2026-06-16T00:59:24+00:00</w:t>
             </w:r>
           </w:p>
         </w:tc>
@@ -7879,7 +7879,7 @@
                 <w:rFonts w:ascii="Arial" w:hAnsi="Arial"/>
                 <w:sz w:val="20"/>
               </w:rPr>
-              <w:t>2026-06-15T04:40:25+00:00</w:t>
+              <w:t>2026-06-16T00:59:25+00:00</w:t>
             </w:r>
           </w:p>
         </w:tc>
@@ -8026,7 +8026,7 @@
                 <w:rFonts w:ascii="Arial" w:hAnsi="Arial"/>
                 <w:sz w:val="20"/>
               </w:rPr>
-              <w:t>2026-06-15T04:40:26+00:00</w:t>
+              <w:t>2026-06-16T00:59:25+00:00</w:t>
             </w:r>
           </w:p>
         </w:tc>
@@ -8176,7 +8176,7 @@
                 <w:rFonts w:ascii="Arial" w:hAnsi="Arial"/>
                 <w:sz w:val="20"/>
               </w:rPr>
-              <w:t>2026-06-15T04:40:24+00:00</w:t>
+              <w:t>2026-06-16T00:59:23+00:00</w:t>
             </w:r>
           </w:p>
         </w:tc>
@@ -8193,7 +8193,7 @@
                 <w:rFonts w:ascii="Arial" w:hAnsi="Arial"/>
                 <w:sz w:val="20"/>
               </w:rPr>
-              <w:t>302148</w:t>
+              <w:t>302215</w:t>
             </w:r>
           </w:p>
         </w:tc>
@@ -9660,7 +9660,7 @@
                 <w:rFonts w:ascii="Arial" w:hAnsi="Arial"/>
                 <w:sz w:val="20"/>
               </w:rPr>
-              <w:t>2026-06-16T10:26:53</w:t>
+              <w:t>2026-06-16T10:59:27</w:t>
             </w:r>
           </w:p>
         </w:tc>
@@ -9763,7 +9763,7 @@
                 <w:rFonts w:ascii="Arial" w:hAnsi="Arial"/>
                 <w:sz w:val="20"/>
               </w:rPr>
-              <w:t>2026-06-16T10:26:53</w:t>
+              <w:t>2026-06-16T10:59:27</w:t>
             </w:r>
           </w:p>
         </w:tc>
@@ -9862,7 +9862,7 @@
                 <w:rFonts w:ascii="Arial" w:hAnsi="Arial"/>
                 <w:sz w:val="20"/>
               </w:rPr>
-              <w:t>2026-06-16T10:26:53</w:t>
+              <w:t>2026-06-16T10:59:27</w:t>
             </w:r>
           </w:p>
         </w:tc>
@@ -9965,7 +9965,7 @@
                 <w:rFonts w:ascii="Arial" w:hAnsi="Arial"/>
                 <w:sz w:val="20"/>
               </w:rPr>
-              <w:t>2026-06-16T10:26:53</w:t>
+              <w:t>2026-06-16T10:59:27</w:t>
             </w:r>
           </w:p>
         </w:tc>
@@ -10064,7 +10064,7 @@
                 <w:rFonts w:ascii="Arial" w:hAnsi="Arial"/>
                 <w:sz w:val="20"/>
               </w:rPr>
-              <w:t>2026-06-16T10:26:53</w:t>
+              <w:t>2026-06-16T10:59:27</w:t>
             </w:r>
           </w:p>
         </w:tc>
@@ -10167,7 +10167,7 @@
                 <w:rFonts w:ascii="Arial" w:hAnsi="Arial"/>
                 <w:sz w:val="20"/>
               </w:rPr>
-              <w:t>2026-06-16T10:26:53</w:t>
+              <w:t>2026-06-16T10:59:27</w:t>
             </w:r>
           </w:p>
         </w:tc>
@@ -10266,7 +10266,7 @@
                 <w:rFonts w:ascii="Arial" w:hAnsi="Arial"/>
                 <w:sz w:val="20"/>
               </w:rPr>
-              <w:t>2026-06-16T10:26:53</w:t>
+              <w:t>2026-06-16T10:59:27</w:t>
             </w:r>
           </w:p>
         </w:tc>
@@ -10369,7 +10369,7 @@
                 <w:rFonts w:ascii="Arial" w:hAnsi="Arial"/>
                 <w:sz w:val="20"/>
               </w:rPr>
-              <w:t>2026-06-16T10:26:53</w:t>
+              <w:t>2026-06-16T10:59:27</w:t>
             </w:r>
           </w:p>
         </w:tc>
@@ -15696,7 +15696,7 @@
                 <w:rFonts w:ascii="Arial" w:hAnsi="Arial"/>
                 <w:sz w:val="20"/>
               </w:rPr>
-              <w:t>2026-06-12</w:t>
+              <w:t>2026-06-15</w:t>
             </w:r>
           </w:p>
         </w:tc>
@@ -15827,7 +15827,7 @@
                 <w:rFonts w:ascii="Arial" w:hAnsi="Arial"/>
                 <w:sz w:val="20"/>
               </w:rPr>
-              <w:t>2026-06-12</w:t>
+              <w:t>2026-06-15</w:t>
             </w:r>
           </w:p>
         </w:tc>
@@ -15964,7 +15964,7 @@
                 <w:rFonts w:ascii="Arial" w:hAnsi="Arial"/>
                 <w:sz w:val="20"/>
               </w:rPr>
-              <w:t>2026-06-12</w:t>
+              <w:t>2026-06-15</w:t>
             </w:r>
           </w:p>
         </w:tc>
@@ -16095,7 +16095,7 @@
                 <w:rFonts w:ascii="Arial" w:hAnsi="Arial"/>
                 <w:sz w:val="20"/>
               </w:rPr>
-              <w:t>2026-06-12</w:t>
+              <w:t>2026-06-15</w:t>
             </w:r>
           </w:p>
         </w:tc>
@@ -16376,7 +16376,7 @@
                 <w:rFonts w:ascii="Arial" w:hAnsi="Arial"/>
                 <w:sz w:val="20"/>
               </w:rPr>
-              <w:t>2026-06-12</w:t>
+              <w:t>2026-06-15</w:t>
             </w:r>
           </w:p>
         </w:tc>
@@ -30590,7 +30590,7 @@
                 <w:rFonts w:ascii="Arial" w:hAnsi="Arial"/>
                 <w:sz w:val="20"/>
               </w:rPr>
-              <w:t>3.85</w:t>
+              <w:t>4.35</w:t>
             </w:r>
           </w:p>
         </w:tc>
@@ -30606,7 +30606,7 @@
                 <w:rFonts w:ascii="Arial" w:hAnsi="Arial"/>
                 <w:sz w:val="20"/>
               </w:rPr>
-              <w:t>4.1</w:t>
+              <w:t>4.6</w:t>
             </w:r>
           </w:p>
         </w:tc>
@@ -30622,7 +30622,7 @@
                 <w:rFonts w:ascii="Arial" w:hAnsi="Arial"/>
                 <w:sz w:val="20"/>
               </w:rPr>
-              <w:t>4.35</w:t>
+              <w:t>4.85</w:t>
             </w:r>
           </w:p>
         </w:tc>
@@ -30638,7 +30638,7 @@
                 <w:rFonts w:ascii="Arial" w:hAnsi="Arial"/>
                 <w:sz w:val="20"/>
               </w:rPr>
-              <w:t>4.6</w:t>
+              <w:t>5.1</w:t>
             </w:r>
           </w:p>
         </w:tc>

--- a/outputs/reports/Industry_Analysis_Q1_2026_Technical.docx
+++ b/outputs/reports/Industry_Analysis_Q1_2026_Technical.docx
@@ -5523,7 +5523,7 @@
                 <w:rFonts w:ascii="Arial" w:hAnsi="Arial"/>
                 <w:sz w:val="20"/>
               </w:rPr>
-              <w:t>2026-06-16T00:59:21+00:00</w:t>
+              <w:t>2026-06-16T01:19:44+00:00</w:t>
             </w:r>
           </w:p>
         </w:tc>
@@ -5670,7 +5670,7 @@
                 <w:rFonts w:ascii="Arial" w:hAnsi="Arial"/>
                 <w:sz w:val="20"/>
               </w:rPr>
-              <w:t>2026-06-16T00:59:23+00:00</w:t>
+              <w:t>2026-06-16T01:19:46+00:00</w:t>
             </w:r>
           </w:p>
         </w:tc>
@@ -5965,7 +5965,7 @@
                 <w:rFonts w:ascii="Arial" w:hAnsi="Arial"/>
                 <w:sz w:val="20"/>
               </w:rPr>
-              <w:t>2026-06-16T00:59:22+00:00</w:t>
+              <w:t>2026-06-16T01:19:45+00:00</w:t>
             </w:r>
           </w:p>
         </w:tc>
@@ -6115,7 +6115,7 @@
                 <w:rFonts w:ascii="Arial" w:hAnsi="Arial"/>
                 <w:sz w:val="20"/>
               </w:rPr>
-              <w:t>2026-06-16T00:59:21+00:00</w:t>
+              <w:t>2026-06-16T01:19:45+00:00</w:t>
             </w:r>
           </w:p>
         </w:tc>
@@ -6848,7 +6848,7 @@
                 <w:rFonts w:ascii="Arial" w:hAnsi="Arial"/>
                 <w:sz w:val="20"/>
               </w:rPr>
-              <w:t>2026-06-16T00:59:22+00:00</w:t>
+              <w:t>2026-06-16T01:19:46+00:00</w:t>
             </w:r>
           </w:p>
         </w:tc>
@@ -7729,7 +7729,7 @@
                 <w:rFonts w:ascii="Arial" w:hAnsi="Arial"/>
                 <w:sz w:val="20"/>
               </w:rPr>
-              <w:t>2026-06-16T00:59:24+00:00</w:t>
+              <w:t>2026-06-16T01:19:47+00:00</w:t>
             </w:r>
           </w:p>
         </w:tc>
@@ -7879,7 +7879,7 @@
                 <w:rFonts w:ascii="Arial" w:hAnsi="Arial"/>
                 <w:sz w:val="20"/>
               </w:rPr>
-              <w:t>2026-06-16T00:59:25+00:00</w:t>
+              <w:t>2026-06-16T01:19:48+00:00</w:t>
             </w:r>
           </w:p>
         </w:tc>
@@ -8026,7 +8026,7 @@
                 <w:rFonts w:ascii="Arial" w:hAnsi="Arial"/>
                 <w:sz w:val="20"/>
               </w:rPr>
-              <w:t>2026-06-16T00:59:25+00:00</w:t>
+              <w:t>2026-06-16T01:19:49+00:00</w:t>
             </w:r>
           </w:p>
         </w:tc>
@@ -8176,7 +8176,7 @@
                 <w:rFonts w:ascii="Arial" w:hAnsi="Arial"/>
                 <w:sz w:val="20"/>
               </w:rPr>
-              <w:t>2026-06-16T00:59:23+00:00</w:t>
+              <w:t>2026-06-16T01:19:47+00:00</w:t>
             </w:r>
           </w:p>
         </w:tc>
@@ -9660,7 +9660,7 @@
                 <w:rFonts w:ascii="Arial" w:hAnsi="Arial"/>
                 <w:sz w:val="20"/>
               </w:rPr>
-              <w:t>2026-06-16T10:59:27</w:t>
+              <w:t>2026-06-16T11:19:51</w:t>
             </w:r>
           </w:p>
         </w:tc>
@@ -9763,7 +9763,7 @@
                 <w:rFonts w:ascii="Arial" w:hAnsi="Arial"/>
                 <w:sz w:val="20"/>
               </w:rPr>
-              <w:t>2026-06-16T10:59:27</w:t>
+              <w:t>2026-06-16T11:19:51</w:t>
             </w:r>
           </w:p>
         </w:tc>
@@ -9862,7 +9862,7 @@
                 <w:rFonts w:ascii="Arial" w:hAnsi="Arial"/>
                 <w:sz w:val="20"/>
               </w:rPr>
-              <w:t>2026-06-16T10:59:27</w:t>
+              <w:t>2026-06-16T11:19:51</w:t>
             </w:r>
           </w:p>
         </w:tc>
@@ -9965,7 +9965,7 @@
                 <w:rFonts w:ascii="Arial" w:hAnsi="Arial"/>
                 <w:sz w:val="20"/>
               </w:rPr>
-              <w:t>2026-06-16T10:59:27</w:t>
+              <w:t>2026-06-16T11:19:51</w:t>
             </w:r>
           </w:p>
         </w:tc>
@@ -10064,7 +10064,7 @@
                 <w:rFonts w:ascii="Arial" w:hAnsi="Arial"/>
                 <w:sz w:val="20"/>
               </w:rPr>
-              <w:t>2026-06-16T10:59:27</w:t>
+              <w:t>2026-06-16T11:19:51</w:t>
             </w:r>
           </w:p>
         </w:tc>
@@ -10167,7 +10167,7 @@
                 <w:rFonts w:ascii="Arial" w:hAnsi="Arial"/>
                 <w:sz w:val="20"/>
               </w:rPr>
-              <w:t>2026-06-16T10:59:27</w:t>
+              <w:t>2026-06-16T11:19:51</w:t>
             </w:r>
           </w:p>
         </w:tc>
@@ -10266,7 +10266,7 @@
                 <w:rFonts w:ascii="Arial" w:hAnsi="Arial"/>
                 <w:sz w:val="20"/>
               </w:rPr>
-              <w:t>2026-06-16T10:59:27</w:t>
+              <w:t>2026-06-16T11:19:51</w:t>
             </w:r>
           </w:p>
         </w:tc>
@@ -10369,7 +10369,7 @@
                 <w:rFonts w:ascii="Arial" w:hAnsi="Arial"/>
                 <w:sz w:val="20"/>
               </w:rPr>
-              <w:t>2026-06-16T10:59:27</w:t>
+              <w:t>2026-06-16T11:19:51</w:t>
             </w:r>
           </w:p>
         </w:tc>

--- a/outputs/reports/Industry_Analysis_Q1_2026_Technical.docx
+++ b/outputs/reports/Industry_Analysis_Q1_2026_Technical.docx
@@ -49,7 +49,7 @@
           <w:color w:val="7F7F7F"/>
           <w:sz w:val="20"/>
         </w:rPr>
-        <w:t>Macro and downturn overlays as of 2026-06-15. Property cycle data as of 2026-02-01.</w:t>
+        <w:t>Macro and downturn overlays as of 2026-06-15. Property cycle data as of 2026-03-01.</w:t>
       </w:r>
     </w:p>
     <w:tbl>
@@ -129,7 +129,7 @@
           <w:b w:val="0"/>
           <w:i w:val="0"/>
         </w:rPr>
-        <w:t>Headline picture: cash rate 4.35% (+0.50pp YoY), arrears Low / Improving, macro_regime_flag='base' (cash_rate_regime='restrictive_rising'). 4 industries are Elevated; 0 property segments are in downturn; severe PD multiplier 2.00x.</w:t>
+        <w:t>Headline picture: cash rate 4.35% (+0.50pp YoY), arrears Low / Improving, macro_regime_flag='base' (cash_rate_regime='restrictive_rising'). 5 industries are Elevated; 0 property segments are in downturn; severe PD multiplier 2.00x.</w:t>
       </w:r>
     </w:p>
     <w:p>
@@ -139,7 +139,7 @@
           <w:b w:val="0"/>
           <w:i w:val="0"/>
         </w:rPr>
-        <w:t>Data freshness: macro/downturn overlays 2026-06-15; property-cycle 2026-02-01; generated 2026-06-16.</w:t>
+        <w:t>Data freshness: macro/downturn overlays 2026-06-15; property-cycle 2026-03-01; generated 2026-06-16.</w:t>
       </w:r>
     </w:p>
     <w:p>
@@ -382,7 +382,7 @@
                 <w:rFonts w:ascii="Arial" w:hAnsi="Arial"/>
                 <w:sz w:val="20"/>
               </w:rPr>
-              <w:t>2026-02-01</w:t>
+              <w:t>2026-03-01</w:t>
             </w:r>
           </w:p>
         </w:tc>
@@ -569,7 +569,7 @@
                 <w:rFonts w:ascii="Arial" w:hAnsi="Arial"/>
                 <w:sz w:val="20"/>
               </w:rPr>
-              <w:t>4</w:t>
+              <w:t>5</w:t>
             </w:r>
           </w:p>
         </w:tc>
@@ -654,7 +654,7 @@
                 <w:rFonts w:ascii="Arial" w:hAnsi="Arial"/>
                 <w:sz w:val="20"/>
               </w:rPr>
-              <w:t>2026-02-01</w:t>
+              <w:t>2026-03-01</w:t>
             </w:r>
           </w:p>
         </w:tc>
@@ -1113,23 +1113,23 @@
                 <w:rFonts w:ascii="Arial" w:hAnsi="Arial"/>
                 <w:sz w:val="20"/>
               </w:rPr>
-              <w:t>3.2</w:t>
-            </w:r>
-          </w:p>
-        </w:tc>
-        <w:tc>
-          <w:tcPr>
-            <w:tcW w:type="dxa" w:w="936"/>
-            <w:vAlign w:val="center"/>
-          </w:tcPr>
-          <w:p>
-            <w:r/>
-            <w:r>
-              <w:rPr>
-                <w:rFonts w:ascii="Arial" w:hAnsi="Arial"/>
-                <w:sz w:val="20"/>
-              </w:rPr>
-              <w:t>3.71</w:t>
+              <w:t>4.2</w:t>
+            </w:r>
+          </w:p>
+        </w:tc>
+        <w:tc>
+          <w:tcPr>
+            <w:tcW w:type="dxa" w:w="936"/>
+            <w:vAlign w:val="center"/>
+          </w:tcPr>
+          <w:p>
+            <w:r/>
+            <w:r>
+              <w:rPr>
+                <w:rFonts w:ascii="Arial" w:hAnsi="Arial"/>
+                <w:sz w:val="20"/>
+              </w:rPr>
+              <w:t>4.16</w:t>
             </w:r>
           </w:p>
         </w:tc>
@@ -1280,24 +1280,24 @@
                 <w:rFonts w:ascii="Arial" w:hAnsi="Arial"/>
                 <w:sz w:val="20"/>
               </w:rPr>
-              <w:t>2.8</w:t>
-            </w:r>
-          </w:p>
-        </w:tc>
-        <w:tc>
-          <w:tcPr>
-            <w:tcW w:type="dxa" w:w="936"/>
-            <w:shd w:val="clear" w:color="auto" w:fill="F2F2F2"/>
-            <w:vAlign w:val="center"/>
-          </w:tcPr>
-          <w:p>
-            <w:r/>
-            <w:r>
-              <w:rPr>
-                <w:rFonts w:ascii="Arial" w:hAnsi="Arial"/>
-                <w:sz w:val="20"/>
-              </w:rPr>
-              <w:t>3.39</w:t>
+              <w:t>3.2</w:t>
+            </w:r>
+          </w:p>
+        </w:tc>
+        <w:tc>
+          <w:tcPr>
+            <w:tcW w:type="dxa" w:w="936"/>
+            <w:shd w:val="clear" w:color="auto" w:fill="F2F2F2"/>
+            <w:vAlign w:val="center"/>
+          </w:tcPr>
+          <w:p>
+            <w:r/>
+            <w:r>
+              <w:rPr>
+                <w:rFonts w:ascii="Arial" w:hAnsi="Arial"/>
+                <w:sz w:val="20"/>
+              </w:rPr>
+              <w:t>3.57</w:t>
             </w:r>
           </w:p>
         </w:tc>
@@ -1447,23 +1447,23 @@
                 <w:rFonts w:ascii="Arial" w:hAnsi="Arial"/>
                 <w:sz w:val="20"/>
               </w:rPr>
-              <w:t>3.2</w:t>
-            </w:r>
-          </w:p>
-        </w:tc>
-        <w:tc>
-          <w:tcPr>
-            <w:tcW w:type="dxa" w:w="936"/>
-            <w:vAlign w:val="center"/>
-          </w:tcPr>
-          <w:p>
-            <w:r/>
-            <w:r>
-              <w:rPr>
-                <w:rFonts w:ascii="Arial" w:hAnsi="Arial"/>
-                <w:sz w:val="20"/>
-              </w:rPr>
-              <w:t>3.36</w:t>
+              <w:t>3.4</w:t>
+            </w:r>
+          </w:p>
+        </w:tc>
+        <w:tc>
+          <w:tcPr>
+            <w:tcW w:type="dxa" w:w="936"/>
+            <w:vAlign w:val="center"/>
+          </w:tcPr>
+          <w:p>
+            <w:r/>
+            <w:r>
+              <w:rPr>
+                <w:rFonts w:ascii="Arial" w:hAnsi="Arial"/>
+                <w:sz w:val="20"/>
+              </w:rPr>
+              <w:t>3.46</w:t>
             </w:r>
           </w:p>
         </w:tc>
@@ -1614,24 +1614,24 @@
                 <w:rFonts w:ascii="Arial" w:hAnsi="Arial"/>
                 <w:sz w:val="20"/>
               </w:rPr>
-              <w:t>3.2</w:t>
-            </w:r>
-          </w:p>
-        </w:tc>
-        <w:tc>
-          <w:tcPr>
-            <w:tcW w:type="dxa" w:w="936"/>
-            <w:shd w:val="clear" w:color="auto" w:fill="F2F2F2"/>
-            <w:vAlign w:val="center"/>
-          </w:tcPr>
-          <w:p>
-            <w:r/>
-            <w:r>
-              <w:rPr>
-                <w:rFonts w:ascii="Arial" w:hAnsi="Arial"/>
-                <w:sz w:val="20"/>
-              </w:rPr>
-              <w:t>3.23</w:t>
+              <w:t>3.4</w:t>
+            </w:r>
+          </w:p>
+        </w:tc>
+        <w:tc>
+          <w:tcPr>
+            <w:tcW w:type="dxa" w:w="936"/>
+            <w:shd w:val="clear" w:color="auto" w:fill="F2F2F2"/>
+            <w:vAlign w:val="center"/>
+          </w:tcPr>
+          <w:p>
+            <w:r/>
+            <w:r>
+              <w:rPr>
+                <w:rFonts w:ascii="Arial" w:hAnsi="Arial"/>
+                <w:sz w:val="20"/>
+              </w:rPr>
+              <w:t>3.32</w:t>
             </w:r>
           </w:p>
         </w:tc>
@@ -1781,55 +1781,55 @@
                 <w:rFonts w:ascii="Arial" w:hAnsi="Arial"/>
                 <w:sz w:val="20"/>
               </w:rPr>
-              <w:t>3.2</w:t>
-            </w:r>
-          </w:p>
-        </w:tc>
-        <w:tc>
-          <w:tcPr>
-            <w:tcW w:type="dxa" w:w="936"/>
-            <w:vAlign w:val="center"/>
-          </w:tcPr>
-          <w:p>
-            <w:r/>
-            <w:r>
-              <w:rPr>
-                <w:rFonts w:ascii="Arial" w:hAnsi="Arial"/>
-                <w:sz w:val="20"/>
-              </w:rPr>
-              <w:t>3.16</w:t>
-            </w:r>
-          </w:p>
-        </w:tc>
-        <w:tc>
-          <w:tcPr>
-            <w:tcW w:type="dxa" w:w="936"/>
-            <w:vAlign w:val="center"/>
-          </w:tcPr>
-          <w:p>
-            <w:r/>
-            <w:r>
-              <w:rPr>
-                <w:rFonts w:ascii="Arial" w:hAnsi="Arial"/>
-                <w:sz w:val="20"/>
-              </w:rPr>
-              <w:t>Moderate-high</w:t>
-            </w:r>
-          </w:p>
-        </w:tc>
-        <w:tc>
-          <w:tcPr>
-            <w:tcW w:type="dxa" w:w="936"/>
-            <w:vAlign w:val="center"/>
-          </w:tcPr>
-          <w:p>
-            <w:r/>
-            <w:r>
-              <w:rPr>
-                <w:rFonts w:ascii="Arial" w:hAnsi="Arial"/>
-                <w:sz w:val="20"/>
-              </w:rPr>
-              <w:t>1.1</w:t>
+              <w:t>3.4</w:t>
+            </w:r>
+          </w:p>
+        </w:tc>
+        <w:tc>
+          <w:tcPr>
+            <w:tcW w:type="dxa" w:w="936"/>
+            <w:vAlign w:val="center"/>
+          </w:tcPr>
+          <w:p>
+            <w:r/>
+            <w:r>
+              <w:rPr>
+                <w:rFonts w:ascii="Arial" w:hAnsi="Arial"/>
+                <w:sz w:val="20"/>
+              </w:rPr>
+              <w:t>3.25</w:t>
+            </w:r>
+          </w:p>
+        </w:tc>
+        <w:tc>
+          <w:tcPr>
+            <w:tcW w:type="dxa" w:w="936"/>
+            <w:vAlign w:val="center"/>
+          </w:tcPr>
+          <w:p>
+            <w:r/>
+            <w:r>
+              <w:rPr>
+                <w:rFonts w:ascii="Arial" w:hAnsi="Arial"/>
+                <w:sz w:val="20"/>
+              </w:rPr>
+              <w:t>Elevated</w:t>
+            </w:r>
+          </w:p>
+        </w:tc>
+        <w:tc>
+          <w:tcPr>
+            <w:tcW w:type="dxa" w:w="936"/>
+            <w:vAlign w:val="center"/>
+          </w:tcPr>
+          <w:p>
+            <w:r/>
+            <w:r>
+              <w:rPr>
+                <w:rFonts w:ascii="Arial" w:hAnsi="Arial"/>
+                <w:sz w:val="20"/>
+              </w:rPr>
+              <w:t>1.15</w:t>
             </w:r>
           </w:p>
         </w:tc>
@@ -1897,75 +1897,75 @@
                 <w:rFonts w:ascii="Arial" w:hAnsi="Arial"/>
                 <w:sz w:val="20"/>
               </w:rPr>
-              <w:t>R</w:t>
-            </w:r>
-          </w:p>
-        </w:tc>
-        <w:tc>
-          <w:tcPr>
-            <w:tcW w:type="dxa" w:w="936"/>
-            <w:shd w:val="clear" w:color="auto" w:fill="F2F2F2"/>
-            <w:vAlign w:val="center"/>
-          </w:tcPr>
-          <w:p>
-            <w:r/>
-            <w:r>
-              <w:rPr>
-                <w:rFonts w:ascii="Arial" w:hAnsi="Arial"/>
-                <w:sz w:val="20"/>
-              </w:rPr>
-              <w:t>Arts and Recreation Services</w:t>
-            </w:r>
-          </w:p>
-        </w:tc>
-        <w:tc>
-          <w:tcPr>
-            <w:tcW w:type="dxa" w:w="936"/>
-            <w:shd w:val="clear" w:color="auto" w:fill="F2F2F2"/>
-            <w:vAlign w:val="center"/>
-          </w:tcPr>
-          <w:p>
-            <w:r/>
-            <w:r>
-              <w:rPr>
-                <w:rFonts w:ascii="Arial" w:hAnsi="Arial"/>
-                <w:sz w:val="20"/>
-              </w:rPr>
-              <w:t>2.38</w:t>
-            </w:r>
-          </w:p>
-        </w:tc>
-        <w:tc>
-          <w:tcPr>
-            <w:tcW w:type="dxa" w:w="936"/>
-            <w:shd w:val="clear" w:color="auto" w:fill="F2F2F2"/>
-            <w:vAlign w:val="center"/>
-          </w:tcPr>
-          <w:p>
-            <w:r/>
-            <w:r>
-              <w:rPr>
-                <w:rFonts w:ascii="Arial" w:hAnsi="Arial"/>
-                <w:sz w:val="20"/>
-              </w:rPr>
-              <w:t>3.8</w:t>
-            </w:r>
-          </w:p>
-        </w:tc>
-        <w:tc>
-          <w:tcPr>
-            <w:tcW w:type="dxa" w:w="936"/>
-            <w:shd w:val="clear" w:color="auto" w:fill="F2F2F2"/>
-            <w:vAlign w:val="center"/>
-          </w:tcPr>
-          <w:p>
-            <w:r/>
-            <w:r>
-              <w:rPr>
-                <w:rFonts w:ascii="Arial" w:hAnsi="Arial"/>
-                <w:sz w:val="20"/>
-              </w:rPr>
-              <w:t>3.02</w:t>
+              <w:t>E</w:t>
+            </w:r>
+          </w:p>
+        </w:tc>
+        <w:tc>
+          <w:tcPr>
+            <w:tcW w:type="dxa" w:w="936"/>
+            <w:shd w:val="clear" w:color="auto" w:fill="F2F2F2"/>
+            <w:vAlign w:val="center"/>
+          </w:tcPr>
+          <w:p>
+            <w:r/>
+            <w:r>
+              <w:rPr>
+                <w:rFonts w:ascii="Arial" w:hAnsi="Arial"/>
+                <w:sz w:val="20"/>
+              </w:rPr>
+              <w:t>Construction</w:t>
+            </w:r>
+          </w:p>
+        </w:tc>
+        <w:tc>
+          <w:tcPr>
+            <w:tcW w:type="dxa" w:w="936"/>
+            <w:shd w:val="clear" w:color="auto" w:fill="F2F2F2"/>
+            <w:vAlign w:val="center"/>
+          </w:tcPr>
+          <w:p>
+            <w:r/>
+            <w:r>
+              <w:rPr>
+                <w:rFonts w:ascii="Arial" w:hAnsi="Arial"/>
+                <w:sz w:val="20"/>
+              </w:rPr>
+              <w:t>2.75</w:t>
+            </w:r>
+          </w:p>
+        </w:tc>
+        <w:tc>
+          <w:tcPr>
+            <w:tcW w:type="dxa" w:w="936"/>
+            <w:shd w:val="clear" w:color="auto" w:fill="F2F2F2"/>
+            <w:vAlign w:val="center"/>
+          </w:tcPr>
+          <w:p>
+            <w:r/>
+            <w:r>
+              <w:rPr>
+                <w:rFonts w:ascii="Arial" w:hAnsi="Arial"/>
+                <w:sz w:val="20"/>
+              </w:rPr>
+              <w:t>3.2</w:t>
+            </w:r>
+          </w:p>
+        </w:tc>
+        <w:tc>
+          <w:tcPr>
+            <w:tcW w:type="dxa" w:w="936"/>
+            <w:shd w:val="clear" w:color="auto" w:fill="F2F2F2"/>
+            <w:vAlign w:val="center"/>
+          </w:tcPr>
+          <w:p>
+            <w:r/>
+            <w:r>
+              <w:rPr>
+                <w:rFonts w:ascii="Arial" w:hAnsi="Arial"/>
+                <w:sz w:val="20"/>
+              </w:rPr>
+              <w:t>2.95</w:t>
             </w:r>
           </w:p>
         </w:tc>
@@ -2067,103 +2067,103 @@
                 <w:rFonts w:ascii="Arial" w:hAnsi="Arial"/>
                 <w:sz w:val="20"/>
               </w:rPr>
-              <w:t>H</w:t>
-            </w:r>
-          </w:p>
-        </w:tc>
-        <w:tc>
-          <w:tcPr>
-            <w:tcW w:type="dxa" w:w="936"/>
-            <w:vAlign w:val="center"/>
-          </w:tcPr>
-          <w:p>
-            <w:r/>
-            <w:r>
-              <w:rPr>
-                <w:rFonts w:ascii="Arial" w:hAnsi="Arial"/>
-                <w:sz w:val="20"/>
-              </w:rPr>
-              <w:t>Accommodation and Food Services</w:t>
-            </w:r>
-          </w:p>
-        </w:tc>
-        <w:tc>
-          <w:tcPr>
-            <w:tcW w:type="dxa" w:w="936"/>
-            <w:vAlign w:val="center"/>
-          </w:tcPr>
-          <w:p>
-            <w:r/>
-            <w:r>
-              <w:rPr>
-                <w:rFonts w:ascii="Arial" w:hAnsi="Arial"/>
-                <w:sz w:val="20"/>
-              </w:rPr>
-              <w:t>2.75</w:t>
-            </w:r>
-          </w:p>
-        </w:tc>
-        <w:tc>
-          <w:tcPr>
-            <w:tcW w:type="dxa" w:w="936"/>
-            <w:vAlign w:val="center"/>
-          </w:tcPr>
-          <w:p>
-            <w:r/>
-            <w:r>
-              <w:rPr>
-                <w:rFonts w:ascii="Arial" w:hAnsi="Arial"/>
-                <w:sz w:val="20"/>
-              </w:rPr>
-              <w:t>2.6</w:t>
-            </w:r>
-          </w:p>
-        </w:tc>
-        <w:tc>
-          <w:tcPr>
-            <w:tcW w:type="dxa" w:w="936"/>
-            <w:vAlign w:val="center"/>
-          </w:tcPr>
-          <w:p>
-            <w:r/>
-            <w:r>
-              <w:rPr>
-                <w:rFonts w:ascii="Arial" w:hAnsi="Arial"/>
-                <w:sz w:val="20"/>
-              </w:rPr>
-              <w:t>2.68</w:t>
-            </w:r>
-          </w:p>
-        </w:tc>
-        <w:tc>
-          <w:tcPr>
-            <w:tcW w:type="dxa" w:w="936"/>
-            <w:vAlign w:val="center"/>
-          </w:tcPr>
-          <w:p>
-            <w:r/>
-            <w:r>
-              <w:rPr>
-                <w:rFonts w:ascii="Arial" w:hAnsi="Arial"/>
-                <w:sz w:val="20"/>
-              </w:rPr>
-              <w:t>Medium</w:t>
-            </w:r>
-          </w:p>
-        </w:tc>
-        <w:tc>
-          <w:tcPr>
-            <w:tcW w:type="dxa" w:w="936"/>
-            <w:vAlign w:val="center"/>
-          </w:tcPr>
-          <w:p>
-            <w:r/>
-            <w:r>
-              <w:rPr>
-                <w:rFonts w:ascii="Arial" w:hAnsi="Arial"/>
-                <w:sz w:val="20"/>
-              </w:rPr>
-              <w:t>1.0</w:t>
+              <w:t>R</w:t>
+            </w:r>
+          </w:p>
+        </w:tc>
+        <w:tc>
+          <w:tcPr>
+            <w:tcW w:type="dxa" w:w="936"/>
+            <w:vAlign w:val="center"/>
+          </w:tcPr>
+          <w:p>
+            <w:r/>
+            <w:r>
+              <w:rPr>
+                <w:rFonts w:ascii="Arial" w:hAnsi="Arial"/>
+                <w:sz w:val="20"/>
+              </w:rPr>
+              <w:t>Arts and Recreation Services</w:t>
+            </w:r>
+          </w:p>
+        </w:tc>
+        <w:tc>
+          <w:tcPr>
+            <w:tcW w:type="dxa" w:w="936"/>
+            <w:vAlign w:val="center"/>
+          </w:tcPr>
+          <w:p>
+            <w:r/>
+            <w:r>
+              <w:rPr>
+                <w:rFonts w:ascii="Arial" w:hAnsi="Arial"/>
+                <w:sz w:val="20"/>
+              </w:rPr>
+              <w:t>2.38</w:t>
+            </w:r>
+          </w:p>
+        </w:tc>
+        <w:tc>
+          <w:tcPr>
+            <w:tcW w:type="dxa" w:w="936"/>
+            <w:vAlign w:val="center"/>
+          </w:tcPr>
+          <w:p>
+            <w:r/>
+            <w:r>
+              <w:rPr>
+                <w:rFonts w:ascii="Arial" w:hAnsi="Arial"/>
+                <w:sz w:val="20"/>
+              </w:rPr>
+              <w:t>3.6</w:t>
+            </w:r>
+          </w:p>
+        </w:tc>
+        <w:tc>
+          <w:tcPr>
+            <w:tcW w:type="dxa" w:w="936"/>
+            <w:vAlign w:val="center"/>
+          </w:tcPr>
+          <w:p>
+            <w:r/>
+            <w:r>
+              <w:rPr>
+                <w:rFonts w:ascii="Arial" w:hAnsi="Arial"/>
+                <w:sz w:val="20"/>
+              </w:rPr>
+              <w:t>2.93</w:t>
+            </w:r>
+          </w:p>
+        </w:tc>
+        <w:tc>
+          <w:tcPr>
+            <w:tcW w:type="dxa" w:w="936"/>
+            <w:vAlign w:val="center"/>
+          </w:tcPr>
+          <w:p>
+            <w:r/>
+            <w:r>
+              <w:rPr>
+                <w:rFonts w:ascii="Arial" w:hAnsi="Arial"/>
+                <w:sz w:val="20"/>
+              </w:rPr>
+              <w:t>Moderate-high</w:t>
+            </w:r>
+          </w:p>
+        </w:tc>
+        <w:tc>
+          <w:tcPr>
+            <w:tcW w:type="dxa" w:w="936"/>
+            <w:vAlign w:val="center"/>
+          </w:tcPr>
+          <w:p>
+            <w:r/>
+            <w:r>
+              <w:rPr>
+                <w:rFonts w:ascii="Arial" w:hAnsi="Arial"/>
+                <w:sz w:val="20"/>
+              </w:rPr>
+              <w:t>1.1</w:t>
             </w:r>
           </w:p>
         </w:tc>
@@ -2231,24 +2231,24 @@
                 <w:rFonts w:ascii="Arial" w:hAnsi="Arial"/>
                 <w:sz w:val="20"/>
               </w:rPr>
-              <w:t>E</w:t>
-            </w:r>
-          </w:p>
-        </w:tc>
-        <w:tc>
-          <w:tcPr>
-            <w:tcW w:type="dxa" w:w="936"/>
-            <w:shd w:val="clear" w:color="auto" w:fill="F2F2F2"/>
-            <w:vAlign w:val="center"/>
-          </w:tcPr>
-          <w:p>
-            <w:r/>
-            <w:r>
-              <w:rPr>
-                <w:rFonts w:ascii="Arial" w:hAnsi="Arial"/>
-                <w:sz w:val="20"/>
-              </w:rPr>
-              <w:t>Construction</w:t>
+              <w:t>H</w:t>
+            </w:r>
+          </w:p>
+        </w:tc>
+        <w:tc>
+          <w:tcPr>
+            <w:tcW w:type="dxa" w:w="936"/>
+            <w:shd w:val="clear" w:color="auto" w:fill="F2F2F2"/>
+            <w:vAlign w:val="center"/>
+          </w:tcPr>
+          <w:p>
+            <w:r/>
+            <w:r>
+              <w:rPr>
+                <w:rFonts w:ascii="Arial" w:hAnsi="Arial"/>
+                <w:sz w:val="20"/>
+              </w:rPr>
+              <w:t>Accommodation and Food Services</w:t>
             </w:r>
           </w:p>
         </w:tc>
@@ -2401,71 +2401,71 @@
                 <w:rFonts w:ascii="Arial" w:hAnsi="Arial"/>
                 <w:sz w:val="20"/>
               </w:rPr>
-              <w:t>I</w:t>
-            </w:r>
-          </w:p>
-        </w:tc>
-        <w:tc>
-          <w:tcPr>
-            <w:tcW w:type="dxa" w:w="936"/>
-            <w:vAlign w:val="center"/>
-          </w:tcPr>
-          <w:p>
-            <w:r/>
-            <w:r>
-              <w:rPr>
-                <w:rFonts w:ascii="Arial" w:hAnsi="Arial"/>
-                <w:sz w:val="20"/>
-              </w:rPr>
-              <w:t>Transport, Postal and Warehousing</w:t>
-            </w:r>
-          </w:p>
-        </w:tc>
-        <w:tc>
-          <w:tcPr>
-            <w:tcW w:type="dxa" w:w="936"/>
-            <w:vAlign w:val="center"/>
-          </w:tcPr>
-          <w:p>
-            <w:r/>
-            <w:r>
-              <w:rPr>
-                <w:rFonts w:ascii="Arial" w:hAnsi="Arial"/>
-                <w:sz w:val="20"/>
-              </w:rPr>
-              <w:t>2.5</w:t>
-            </w:r>
-          </w:p>
-        </w:tc>
-        <w:tc>
-          <w:tcPr>
-            <w:tcW w:type="dxa" w:w="936"/>
-            <w:vAlign w:val="center"/>
-          </w:tcPr>
-          <w:p>
-            <w:r/>
-            <w:r>
-              <w:rPr>
-                <w:rFonts w:ascii="Arial" w:hAnsi="Arial"/>
-                <w:sz w:val="20"/>
-              </w:rPr>
-              <w:t>2.8</w:t>
-            </w:r>
-          </w:p>
-        </w:tc>
-        <w:tc>
-          <w:tcPr>
-            <w:tcW w:type="dxa" w:w="936"/>
-            <w:vAlign w:val="center"/>
-          </w:tcPr>
-          <w:p>
-            <w:r/>
-            <w:r>
-              <w:rPr>
-                <w:rFonts w:ascii="Arial" w:hAnsi="Arial"/>
-                <w:sz w:val="20"/>
-              </w:rPr>
-              <w:t>2.64</w:t>
+              <w:t>O</w:t>
+            </w:r>
+          </w:p>
+        </w:tc>
+        <w:tc>
+          <w:tcPr>
+            <w:tcW w:type="dxa" w:w="936"/>
+            <w:vAlign w:val="center"/>
+          </w:tcPr>
+          <w:p>
+            <w:r/>
+            <w:r>
+              <w:rPr>
+                <w:rFonts w:ascii="Arial" w:hAnsi="Arial"/>
+                <w:sz w:val="20"/>
+              </w:rPr>
+              <w:t>Public Administration and Safety</w:t>
+            </w:r>
+          </w:p>
+        </w:tc>
+        <w:tc>
+          <w:tcPr>
+            <w:tcW w:type="dxa" w:w="936"/>
+            <w:vAlign w:val="center"/>
+          </w:tcPr>
+          <w:p>
+            <w:r/>
+            <w:r>
+              <w:rPr>
+                <w:rFonts w:ascii="Arial" w:hAnsi="Arial"/>
+                <w:sz w:val="20"/>
+              </w:rPr>
+              <w:t>1.62</w:t>
+            </w:r>
+          </w:p>
+        </w:tc>
+        <w:tc>
+          <w:tcPr>
+            <w:tcW w:type="dxa" w:w="936"/>
+            <w:vAlign w:val="center"/>
+          </w:tcPr>
+          <w:p>
+            <w:r/>
+            <w:r>
+              <w:rPr>
+                <w:rFonts w:ascii="Arial" w:hAnsi="Arial"/>
+                <w:sz w:val="20"/>
+              </w:rPr>
+              <w:t>3.6</w:t>
+            </w:r>
+          </w:p>
+        </w:tc>
+        <w:tc>
+          <w:tcPr>
+            <w:tcW w:type="dxa" w:w="936"/>
+            <w:vAlign w:val="center"/>
+          </w:tcPr>
+          <w:p>
+            <w:r/>
+            <w:r>
+              <w:rPr>
+                <w:rFonts w:ascii="Arial" w:hAnsi="Arial"/>
+                <w:sz w:val="20"/>
+              </w:rPr>
+              <w:t>2.51</w:t>
             </w:r>
           </w:p>
         </w:tc>
@@ -2565,75 +2565,75 @@
                 <w:rFonts w:ascii="Arial" w:hAnsi="Arial"/>
                 <w:sz w:val="20"/>
               </w:rPr>
-              <w:t>J</w:t>
-            </w:r>
-          </w:p>
-        </w:tc>
-        <w:tc>
-          <w:tcPr>
-            <w:tcW w:type="dxa" w:w="936"/>
-            <w:shd w:val="clear" w:color="auto" w:fill="F2F2F2"/>
-            <w:vAlign w:val="center"/>
-          </w:tcPr>
-          <w:p>
-            <w:r/>
-            <w:r>
-              <w:rPr>
-                <w:rFonts w:ascii="Arial" w:hAnsi="Arial"/>
-                <w:sz w:val="20"/>
-              </w:rPr>
-              <w:t>Information Media and Telecommunications</w:t>
-            </w:r>
-          </w:p>
-        </w:tc>
-        <w:tc>
-          <w:tcPr>
-            <w:tcW w:type="dxa" w:w="936"/>
-            <w:shd w:val="clear" w:color="auto" w:fill="F2F2F2"/>
-            <w:vAlign w:val="center"/>
-          </w:tcPr>
-          <w:p>
-            <w:r/>
-            <w:r>
-              <w:rPr>
-                <w:rFonts w:ascii="Arial" w:hAnsi="Arial"/>
-                <w:sz w:val="20"/>
-              </w:rPr>
-              <w:t>2.12</w:t>
-            </w:r>
-          </w:p>
-        </w:tc>
-        <w:tc>
-          <w:tcPr>
-            <w:tcW w:type="dxa" w:w="936"/>
-            <w:shd w:val="clear" w:color="auto" w:fill="F2F2F2"/>
-            <w:vAlign w:val="center"/>
-          </w:tcPr>
-          <w:p>
-            <w:r/>
-            <w:r>
-              <w:rPr>
-                <w:rFonts w:ascii="Arial" w:hAnsi="Arial"/>
-                <w:sz w:val="20"/>
-              </w:rPr>
-              <w:t>3.0</w:t>
-            </w:r>
-          </w:p>
-        </w:tc>
-        <w:tc>
-          <w:tcPr>
-            <w:tcW w:type="dxa" w:w="936"/>
-            <w:shd w:val="clear" w:color="auto" w:fill="F2F2F2"/>
-            <w:vAlign w:val="center"/>
-          </w:tcPr>
-          <w:p>
-            <w:r/>
-            <w:r>
-              <w:rPr>
-                <w:rFonts w:ascii="Arial" w:hAnsi="Arial"/>
-                <w:sz w:val="20"/>
-              </w:rPr>
-              <w:t>2.52</w:t>
+              <w:t>P</w:t>
+            </w:r>
+          </w:p>
+        </w:tc>
+        <w:tc>
+          <w:tcPr>
+            <w:tcW w:type="dxa" w:w="936"/>
+            <w:shd w:val="clear" w:color="auto" w:fill="F2F2F2"/>
+            <w:vAlign w:val="center"/>
+          </w:tcPr>
+          <w:p>
+            <w:r/>
+            <w:r>
+              <w:rPr>
+                <w:rFonts w:ascii="Arial" w:hAnsi="Arial"/>
+                <w:sz w:val="20"/>
+              </w:rPr>
+              <w:t>Education and Training</w:t>
+            </w:r>
+          </w:p>
+        </w:tc>
+        <w:tc>
+          <w:tcPr>
+            <w:tcW w:type="dxa" w:w="936"/>
+            <w:shd w:val="clear" w:color="auto" w:fill="F2F2F2"/>
+            <w:vAlign w:val="center"/>
+          </w:tcPr>
+          <w:p>
+            <w:r/>
+            <w:r>
+              <w:rPr>
+                <w:rFonts w:ascii="Arial" w:hAnsi="Arial"/>
+                <w:sz w:val="20"/>
+              </w:rPr>
+              <w:t>1.75</w:t>
+            </w:r>
+          </w:p>
+        </w:tc>
+        <w:tc>
+          <w:tcPr>
+            <w:tcW w:type="dxa" w:w="936"/>
+            <w:shd w:val="clear" w:color="auto" w:fill="F2F2F2"/>
+            <w:vAlign w:val="center"/>
+          </w:tcPr>
+          <w:p>
+            <w:r/>
+            <w:r>
+              <w:rPr>
+                <w:rFonts w:ascii="Arial" w:hAnsi="Arial"/>
+                <w:sz w:val="20"/>
+              </w:rPr>
+              <w:t>3.4</w:t>
+            </w:r>
+          </w:p>
+        </w:tc>
+        <w:tc>
+          <w:tcPr>
+            <w:tcW w:type="dxa" w:w="936"/>
+            <w:shd w:val="clear" w:color="auto" w:fill="F2F2F2"/>
+            <w:vAlign w:val="center"/>
+          </w:tcPr>
+          <w:p>
+            <w:r/>
+            <w:r>
+              <w:rPr>
+                <w:rFonts w:ascii="Arial" w:hAnsi="Arial"/>
+                <w:sz w:val="20"/>
+              </w:rPr>
+              <w:t>2.49</w:t>
             </w:r>
           </w:p>
         </w:tc>
@@ -2735,71 +2735,71 @@
                 <w:rFonts w:ascii="Arial" w:hAnsi="Arial"/>
                 <w:sz w:val="20"/>
               </w:rPr>
-              <w:t>O</w:t>
-            </w:r>
-          </w:p>
-        </w:tc>
-        <w:tc>
-          <w:tcPr>
-            <w:tcW w:type="dxa" w:w="936"/>
-            <w:vAlign w:val="center"/>
-          </w:tcPr>
-          <w:p>
-            <w:r/>
-            <w:r>
-              <w:rPr>
-                <w:rFonts w:ascii="Arial" w:hAnsi="Arial"/>
-                <w:sz w:val="20"/>
-              </w:rPr>
-              <w:t>Public Administration and Safety</w:t>
-            </w:r>
-          </w:p>
-        </w:tc>
-        <w:tc>
-          <w:tcPr>
-            <w:tcW w:type="dxa" w:w="936"/>
-            <w:vAlign w:val="center"/>
-          </w:tcPr>
-          <w:p>
-            <w:r/>
-            <w:r>
-              <w:rPr>
-                <w:rFonts w:ascii="Arial" w:hAnsi="Arial"/>
-                <w:sz w:val="20"/>
-              </w:rPr>
-              <w:t>1.62</w:t>
-            </w:r>
-          </w:p>
-        </w:tc>
-        <w:tc>
-          <w:tcPr>
-            <w:tcW w:type="dxa" w:w="936"/>
-            <w:vAlign w:val="center"/>
-          </w:tcPr>
-          <w:p>
-            <w:r/>
-            <w:r>
-              <w:rPr>
-                <w:rFonts w:ascii="Arial" w:hAnsi="Arial"/>
-                <w:sz w:val="20"/>
-              </w:rPr>
-              <w:t>3.6</w:t>
-            </w:r>
-          </w:p>
-        </w:tc>
-        <w:tc>
-          <w:tcPr>
-            <w:tcW w:type="dxa" w:w="936"/>
-            <w:vAlign w:val="center"/>
-          </w:tcPr>
-          <w:p>
-            <w:r/>
-            <w:r>
-              <w:rPr>
-                <w:rFonts w:ascii="Arial" w:hAnsi="Arial"/>
-                <w:sz w:val="20"/>
-              </w:rPr>
-              <w:t>2.51</w:t>
+              <w:t>L</w:t>
+            </w:r>
+          </w:p>
+        </w:tc>
+        <w:tc>
+          <w:tcPr>
+            <w:tcW w:type="dxa" w:w="936"/>
+            <w:vAlign w:val="center"/>
+          </w:tcPr>
+          <w:p>
+            <w:r/>
+            <w:r>
+              <w:rPr>
+                <w:rFonts w:ascii="Arial" w:hAnsi="Arial"/>
+                <w:sz w:val="20"/>
+              </w:rPr>
+              <w:t>Rental, Hiring and Real Estate Services</w:t>
+            </w:r>
+          </w:p>
+        </w:tc>
+        <w:tc>
+          <w:tcPr>
+            <w:tcW w:type="dxa" w:w="936"/>
+            <w:vAlign w:val="center"/>
+          </w:tcPr>
+          <w:p>
+            <w:r/>
+            <w:r>
+              <w:rPr>
+                <w:rFonts w:ascii="Arial" w:hAnsi="Arial"/>
+                <w:sz w:val="20"/>
+              </w:rPr>
+              <w:t>2.38</w:t>
+            </w:r>
+          </w:p>
+        </w:tc>
+        <w:tc>
+          <w:tcPr>
+            <w:tcW w:type="dxa" w:w="936"/>
+            <w:vAlign w:val="center"/>
+          </w:tcPr>
+          <w:p>
+            <w:r/>
+            <w:r>
+              <w:rPr>
+                <w:rFonts w:ascii="Arial" w:hAnsi="Arial"/>
+                <w:sz w:val="20"/>
+              </w:rPr>
+              <w:t>2.6</w:t>
+            </w:r>
+          </w:p>
+        </w:tc>
+        <w:tc>
+          <w:tcPr>
+            <w:tcW w:type="dxa" w:w="936"/>
+            <w:vAlign w:val="center"/>
+          </w:tcPr>
+          <w:p>
+            <w:r/>
+            <w:r>
+              <w:rPr>
+                <w:rFonts w:ascii="Arial" w:hAnsi="Arial"/>
+                <w:sz w:val="20"/>
+              </w:rPr>
+              <w:t>2.48</w:t>
             </w:r>
           </w:p>
         </w:tc>
@@ -2899,75 +2899,75 @@
                 <w:rFonts w:ascii="Arial" w:hAnsi="Arial"/>
                 <w:sz w:val="20"/>
               </w:rPr>
-              <w:t>P</w:t>
-            </w:r>
-          </w:p>
-        </w:tc>
-        <w:tc>
-          <w:tcPr>
-            <w:tcW w:type="dxa" w:w="936"/>
-            <w:shd w:val="clear" w:color="auto" w:fill="F2F2F2"/>
-            <w:vAlign w:val="center"/>
-          </w:tcPr>
-          <w:p>
-            <w:r/>
-            <w:r>
-              <w:rPr>
-                <w:rFonts w:ascii="Arial" w:hAnsi="Arial"/>
-                <w:sz w:val="20"/>
-              </w:rPr>
-              <w:t>Education and Training</w:t>
-            </w:r>
-          </w:p>
-        </w:tc>
-        <w:tc>
-          <w:tcPr>
-            <w:tcW w:type="dxa" w:w="936"/>
-            <w:shd w:val="clear" w:color="auto" w:fill="F2F2F2"/>
-            <w:vAlign w:val="center"/>
-          </w:tcPr>
-          <w:p>
-            <w:r/>
-            <w:r>
-              <w:rPr>
-                <w:rFonts w:ascii="Arial" w:hAnsi="Arial"/>
-                <w:sz w:val="20"/>
-              </w:rPr>
-              <w:t>1.75</w:t>
-            </w:r>
-          </w:p>
-        </w:tc>
-        <w:tc>
-          <w:tcPr>
-            <w:tcW w:type="dxa" w:w="936"/>
-            <w:shd w:val="clear" w:color="auto" w:fill="F2F2F2"/>
-            <w:vAlign w:val="center"/>
-          </w:tcPr>
-          <w:p>
-            <w:r/>
-            <w:r>
-              <w:rPr>
-                <w:rFonts w:ascii="Arial" w:hAnsi="Arial"/>
-                <w:sz w:val="20"/>
-              </w:rPr>
-              <w:t>3.4</w:t>
-            </w:r>
-          </w:p>
-        </w:tc>
-        <w:tc>
-          <w:tcPr>
-            <w:tcW w:type="dxa" w:w="936"/>
-            <w:shd w:val="clear" w:color="auto" w:fill="F2F2F2"/>
-            <w:vAlign w:val="center"/>
-          </w:tcPr>
-          <w:p>
-            <w:r/>
-            <w:r>
-              <w:rPr>
-                <w:rFonts w:ascii="Arial" w:hAnsi="Arial"/>
-                <w:sz w:val="20"/>
-              </w:rPr>
-              <w:t>2.49</w:t>
+              <w:t>I</w:t>
+            </w:r>
+          </w:p>
+        </w:tc>
+        <w:tc>
+          <w:tcPr>
+            <w:tcW w:type="dxa" w:w="936"/>
+            <w:shd w:val="clear" w:color="auto" w:fill="F2F2F2"/>
+            <w:vAlign w:val="center"/>
+          </w:tcPr>
+          <w:p>
+            <w:r/>
+            <w:r>
+              <w:rPr>
+                <w:rFonts w:ascii="Arial" w:hAnsi="Arial"/>
+                <w:sz w:val="20"/>
+              </w:rPr>
+              <w:t>Transport, Postal and Warehousing</w:t>
+            </w:r>
+          </w:p>
+        </w:tc>
+        <w:tc>
+          <w:tcPr>
+            <w:tcW w:type="dxa" w:w="936"/>
+            <w:shd w:val="clear" w:color="auto" w:fill="F2F2F2"/>
+            <w:vAlign w:val="center"/>
+          </w:tcPr>
+          <w:p>
+            <w:r/>
+            <w:r>
+              <w:rPr>
+                <w:rFonts w:ascii="Arial" w:hAnsi="Arial"/>
+                <w:sz w:val="20"/>
+              </w:rPr>
+              <w:t>2.5</w:t>
+            </w:r>
+          </w:p>
+        </w:tc>
+        <w:tc>
+          <w:tcPr>
+            <w:tcW w:type="dxa" w:w="936"/>
+            <w:shd w:val="clear" w:color="auto" w:fill="F2F2F2"/>
+            <w:vAlign w:val="center"/>
+          </w:tcPr>
+          <w:p>
+            <w:r/>
+            <w:r>
+              <w:rPr>
+                <w:rFonts w:ascii="Arial" w:hAnsi="Arial"/>
+                <w:sz w:val="20"/>
+              </w:rPr>
+              <w:t>2.4</w:t>
+            </w:r>
+          </w:p>
+        </w:tc>
+        <w:tc>
+          <w:tcPr>
+            <w:tcW w:type="dxa" w:w="936"/>
+            <w:shd w:val="clear" w:color="auto" w:fill="F2F2F2"/>
+            <w:vAlign w:val="center"/>
+          </w:tcPr>
+          <w:p>
+            <w:r/>
+            <w:r>
+              <w:rPr>
+                <w:rFonts w:ascii="Arial" w:hAnsi="Arial"/>
+                <w:sz w:val="20"/>
+              </w:rPr>
+              <w:t>2.46</w:t>
             </w:r>
           </w:p>
         </w:tc>
@@ -3069,71 +3069,71 @@
                 <w:rFonts w:ascii="Arial" w:hAnsi="Arial"/>
                 <w:sz w:val="20"/>
               </w:rPr>
-              <w:t>L</w:t>
-            </w:r>
-          </w:p>
-        </w:tc>
-        <w:tc>
-          <w:tcPr>
-            <w:tcW w:type="dxa" w:w="936"/>
-            <w:vAlign w:val="center"/>
-          </w:tcPr>
-          <w:p>
-            <w:r/>
-            <w:r>
-              <w:rPr>
-                <w:rFonts w:ascii="Arial" w:hAnsi="Arial"/>
-                <w:sz w:val="20"/>
-              </w:rPr>
-              <w:t>Rental, Hiring and Real Estate Services</w:t>
-            </w:r>
-          </w:p>
-        </w:tc>
-        <w:tc>
-          <w:tcPr>
-            <w:tcW w:type="dxa" w:w="936"/>
-            <w:vAlign w:val="center"/>
-          </w:tcPr>
-          <w:p>
-            <w:r/>
-            <w:r>
-              <w:rPr>
-                <w:rFonts w:ascii="Arial" w:hAnsi="Arial"/>
-                <w:sz w:val="20"/>
-              </w:rPr>
-              <w:t>2.38</w:t>
-            </w:r>
-          </w:p>
-        </w:tc>
-        <w:tc>
-          <w:tcPr>
-            <w:tcW w:type="dxa" w:w="936"/>
-            <w:vAlign w:val="center"/>
-          </w:tcPr>
-          <w:p>
-            <w:r/>
-            <w:r>
-              <w:rPr>
-                <w:rFonts w:ascii="Arial" w:hAnsi="Arial"/>
-                <w:sz w:val="20"/>
-              </w:rPr>
-              <w:t>2.6</w:t>
-            </w:r>
-          </w:p>
-        </w:tc>
-        <w:tc>
-          <w:tcPr>
-            <w:tcW w:type="dxa" w:w="936"/>
-            <w:vAlign w:val="center"/>
-          </w:tcPr>
-          <w:p>
-            <w:r/>
-            <w:r>
-              <w:rPr>
-                <w:rFonts w:ascii="Arial" w:hAnsi="Arial"/>
-                <w:sz w:val="20"/>
-              </w:rPr>
-              <w:t>2.48</w:t>
+              <w:t>N</w:t>
+            </w:r>
+          </w:p>
+        </w:tc>
+        <w:tc>
+          <w:tcPr>
+            <w:tcW w:type="dxa" w:w="936"/>
+            <w:vAlign w:val="center"/>
+          </w:tcPr>
+          <w:p>
+            <w:r/>
+            <w:r>
+              <w:rPr>
+                <w:rFonts w:ascii="Arial" w:hAnsi="Arial"/>
+                <w:sz w:val="20"/>
+              </w:rPr>
+              <w:t>Administrative and Support Services</w:t>
+            </w:r>
+          </w:p>
+        </w:tc>
+        <w:tc>
+          <w:tcPr>
+            <w:tcW w:type="dxa" w:w="936"/>
+            <w:vAlign w:val="center"/>
+          </w:tcPr>
+          <w:p>
+            <w:r/>
+            <w:r>
+              <w:rPr>
+                <w:rFonts w:ascii="Arial" w:hAnsi="Arial"/>
+                <w:sz w:val="20"/>
+              </w:rPr>
+              <w:t>2.12</w:t>
+            </w:r>
+          </w:p>
+        </w:tc>
+        <w:tc>
+          <w:tcPr>
+            <w:tcW w:type="dxa" w:w="936"/>
+            <w:vAlign w:val="center"/>
+          </w:tcPr>
+          <w:p>
+            <w:r/>
+            <w:r>
+              <w:rPr>
+                <w:rFonts w:ascii="Arial" w:hAnsi="Arial"/>
+                <w:sz w:val="20"/>
+              </w:rPr>
+              <w:t>2.8</w:t>
+            </w:r>
+          </w:p>
+        </w:tc>
+        <w:tc>
+          <w:tcPr>
+            <w:tcW w:type="dxa" w:w="936"/>
+            <w:vAlign w:val="center"/>
+          </w:tcPr>
+          <w:p>
+            <w:r/>
+            <w:r>
+              <w:rPr>
+                <w:rFonts w:ascii="Arial" w:hAnsi="Arial"/>
+                <w:sz w:val="20"/>
+              </w:rPr>
+              <w:t>2.43</w:t>
             </w:r>
           </w:p>
         </w:tc>
@@ -3233,24 +3233,24 @@
                 <w:rFonts w:ascii="Arial" w:hAnsi="Arial"/>
                 <w:sz w:val="20"/>
               </w:rPr>
-              <w:t>N</w:t>
-            </w:r>
-          </w:p>
-        </w:tc>
-        <w:tc>
-          <w:tcPr>
-            <w:tcW w:type="dxa" w:w="936"/>
-            <w:shd w:val="clear" w:color="auto" w:fill="F2F2F2"/>
-            <w:vAlign w:val="center"/>
-          </w:tcPr>
-          <w:p>
-            <w:r/>
-            <w:r>
-              <w:rPr>
-                <w:rFonts w:ascii="Arial" w:hAnsi="Arial"/>
-                <w:sz w:val="20"/>
-              </w:rPr>
-              <w:t>Administrative and Support Services</w:t>
+              <w:t>J</w:t>
+            </w:r>
+          </w:p>
+        </w:tc>
+        <w:tc>
+          <w:tcPr>
+            <w:tcW w:type="dxa" w:w="936"/>
+            <w:shd w:val="clear" w:color="auto" w:fill="F2F2F2"/>
+            <w:vAlign w:val="center"/>
+          </w:tcPr>
+          <w:p>
+            <w:r/>
+            <w:r>
+              <w:rPr>
+                <w:rFonts w:ascii="Arial" w:hAnsi="Arial"/>
+                <w:sz w:val="20"/>
+              </w:rPr>
+              <w:t>Information Media and Telecommunications</w:t>
             </w:r>
           </w:p>
         </w:tc>
@@ -3284,24 +3284,24 @@
                 <w:rFonts w:ascii="Arial" w:hAnsi="Arial"/>
                 <w:sz w:val="20"/>
               </w:rPr>
-              <w:t>2.8</w:t>
-            </w:r>
-          </w:p>
-        </w:tc>
-        <w:tc>
-          <w:tcPr>
-            <w:tcW w:type="dxa" w:w="936"/>
-            <w:shd w:val="clear" w:color="auto" w:fill="F2F2F2"/>
-            <w:vAlign w:val="center"/>
-          </w:tcPr>
-          <w:p>
-            <w:r/>
-            <w:r>
-              <w:rPr>
-                <w:rFonts w:ascii="Arial" w:hAnsi="Arial"/>
-                <w:sz w:val="20"/>
-              </w:rPr>
-              <w:t>2.43</w:t>
+              <w:t>2.6</w:t>
+            </w:r>
+          </w:p>
+        </w:tc>
+        <w:tc>
+          <w:tcPr>
+            <w:tcW w:type="dxa" w:w="936"/>
+            <w:shd w:val="clear" w:color="auto" w:fill="F2F2F2"/>
+            <w:vAlign w:val="center"/>
+          </w:tcPr>
+          <w:p>
+            <w:r/>
+            <w:r>
+              <w:rPr>
+                <w:rFonts w:ascii="Arial" w:hAnsi="Arial"/>
+                <w:sz w:val="20"/>
+              </w:rPr>
+              <w:t>2.34</w:t>
             </w:r>
           </w:p>
         </w:tc>
@@ -3952,58 +3952,58 @@
                 <w:rFonts w:ascii="Arial" w:hAnsi="Arial"/>
                 <w:sz w:val="20"/>
               </w:rPr>
-              <w:t>2.4</w:t>
-            </w:r>
-          </w:p>
-        </w:tc>
-        <w:tc>
-          <w:tcPr>
-            <w:tcW w:type="dxa" w:w="936"/>
-            <w:shd w:val="clear" w:color="auto" w:fill="F2F2F2"/>
-            <w:vAlign w:val="center"/>
-          </w:tcPr>
-          <w:p>
-            <w:r/>
-            <w:r>
-              <w:rPr>
-                <w:rFonts w:ascii="Arial" w:hAnsi="Arial"/>
-                <w:sz w:val="20"/>
-              </w:rPr>
-              <w:t>2.04</w:t>
-            </w:r>
-          </w:p>
-        </w:tc>
-        <w:tc>
-          <w:tcPr>
-            <w:tcW w:type="dxa" w:w="936"/>
-            <w:shd w:val="clear" w:color="auto" w:fill="F2F2F2"/>
-            <w:vAlign w:val="center"/>
-          </w:tcPr>
-          <w:p>
-            <w:r/>
-            <w:r>
-              <w:rPr>
-                <w:rFonts w:ascii="Arial" w:hAnsi="Arial"/>
-                <w:sz w:val="20"/>
-              </w:rPr>
-              <w:t>Medium</w:t>
-            </w:r>
-          </w:p>
-        </w:tc>
-        <w:tc>
-          <w:tcPr>
-            <w:tcW w:type="dxa" w:w="936"/>
-            <w:shd w:val="clear" w:color="auto" w:fill="F2F2F2"/>
-            <w:vAlign w:val="center"/>
-          </w:tcPr>
-          <w:p>
-            <w:r/>
-            <w:r>
-              <w:rPr>
-                <w:rFonts w:ascii="Arial" w:hAnsi="Arial"/>
-                <w:sz w:val="20"/>
-              </w:rPr>
-              <w:t>1.0</w:t>
+              <w:t>2.0</w:t>
+            </w:r>
+          </w:p>
+        </w:tc>
+        <w:tc>
+          <w:tcPr>
+            <w:tcW w:type="dxa" w:w="936"/>
+            <w:shd w:val="clear" w:color="auto" w:fill="F2F2F2"/>
+            <w:vAlign w:val="center"/>
+          </w:tcPr>
+          <w:p>
+            <w:r/>
+            <w:r>
+              <w:rPr>
+                <w:rFonts w:ascii="Arial" w:hAnsi="Arial"/>
+                <w:sz w:val="20"/>
+              </w:rPr>
+              <w:t>1.86</w:t>
+            </w:r>
+          </w:p>
+        </w:tc>
+        <w:tc>
+          <w:tcPr>
+            <w:tcW w:type="dxa" w:w="936"/>
+            <w:shd w:val="clear" w:color="auto" w:fill="F2F2F2"/>
+            <w:vAlign w:val="center"/>
+          </w:tcPr>
+          <w:p>
+            <w:r/>
+            <w:r>
+              <w:rPr>
+                <w:rFonts w:ascii="Arial" w:hAnsi="Arial"/>
+                <w:sz w:val="20"/>
+              </w:rPr>
+              <w:t>Moderate-low</w:t>
+            </w:r>
+          </w:p>
+        </w:tc>
+        <w:tc>
+          <w:tcPr>
+            <w:tcW w:type="dxa" w:w="936"/>
+            <w:shd w:val="clear" w:color="auto" w:fill="F2F2F2"/>
+            <w:vAlign w:val="center"/>
+          </w:tcPr>
+          <w:p>
+            <w:r/>
+            <w:r>
+              <w:rPr>
+                <w:rFonts w:ascii="Arial" w:hAnsi="Arial"/>
+                <w:sz w:val="20"/>
+              </w:rPr>
+              <w:t>0.95</w:t>
             </w:r>
           </w:p>
         </w:tc>
@@ -4335,7 +4335,7 @@
                 <w:rFonts w:ascii="Arial" w:hAnsi="Arial"/>
                 <w:sz w:val="20"/>
               </w:rPr>
-              <w:t>Current environment (base scenario). Anchored to a low / improving arrears backdrop (qualitative assumption from RBA FSR) and an average property-cycle softness score of 2.73 (real, ABS building approvals). No diversification benefit assumed (APG 113 para 92).</w:t>
+              <w:t>Current environment (base scenario). Anchored to a low / improving arrears backdrop (qualitative assumption from RBA FSR) and an average property-cycle softness score of 3.14 (real, ABS building approvals). No diversification benefit assumed (APG 113 para 92).</w:t>
             </w:r>
           </w:p>
         </w:tc>
@@ -5523,7 +5523,7 @@
                 <w:rFonts w:ascii="Arial" w:hAnsi="Arial"/>
                 <w:sz w:val="20"/>
               </w:rPr>
-              <w:t>2026-06-16T01:19:44+00:00</w:t>
+              <w:t>2026-06-16T05:31:56+00:00</w:t>
             </w:r>
           </w:p>
         </w:tc>
@@ -5623,7 +5623,7 @@
                 <w:rFonts w:ascii="Arial" w:hAnsi="Arial"/>
                 <w:sz w:val="20"/>
               </w:rPr>
-              <w:t>https://www.abs.gov.au/statistics/industry/building-and-construction/building-approvals-australia/feb-2026/87310051.xlsx</w:t>
+              <w:t>https://www.abs.gov.au/statistics/industry/building-and-construction/building-approvals-australia/mar-2026/87310051.xlsx</w:t>
             </w:r>
           </w:p>
         </w:tc>
@@ -5670,7 +5670,7 @@
                 <w:rFonts w:ascii="Arial" w:hAnsi="Arial"/>
                 <w:sz w:val="20"/>
               </w:rPr>
-              <w:t>2026-06-16T01:19:46+00:00</w:t>
+              <w:t>2026-06-16T05:31:58+00:00</w:t>
             </w:r>
           </w:p>
         </w:tc>
@@ -5686,7 +5686,7 @@
                 <w:rFonts w:ascii="Arial" w:hAnsi="Arial"/>
                 <w:sz w:val="20"/>
               </w:rPr>
-              <w:t>185814</w:t>
+              <w:t>186263</w:t>
             </w:r>
           </w:p>
         </w:tc>
@@ -5770,7 +5770,7 @@
                 <w:rFonts w:ascii="Arial" w:hAnsi="Arial"/>
                 <w:sz w:val="20"/>
               </w:rPr>
-              <w:t>https://www.abs.gov.au/statistics/economy/business-indicators/business-indicators-australia/dec-2025/56760024.xlsx</w:t>
+              <w:t>https://www.abs.gov.au/statistics/economy/business-indicators/business-indicators-australia/mar-2026/56760024.xlsx</w:t>
             </w:r>
           </w:p>
         </w:tc>
@@ -5918,7 +5918,7 @@
                 <w:rFonts w:ascii="Arial" w:hAnsi="Arial"/>
                 <w:sz w:val="20"/>
               </w:rPr>
-              <w:t>https://www.abs.gov.au/statistics/economy/business-indicators/business-indicators-australia/dec-2025/56760023.xlsx</w:t>
+              <w:t>https://www.abs.gov.au/statistics/economy/business-indicators/business-indicators-australia/mar-2026/56760023.xlsx</w:t>
             </w:r>
           </w:p>
         </w:tc>
@@ -5965,7 +5965,7 @@
                 <w:rFonts w:ascii="Arial" w:hAnsi="Arial"/>
                 <w:sz w:val="20"/>
               </w:rPr>
-              <w:t>2026-06-16T01:19:45+00:00</w:t>
+              <w:t>2026-06-16T05:31:57+00:00</w:t>
             </w:r>
           </w:p>
         </w:tc>
@@ -5981,7 +5981,7 @@
                 <w:rFonts w:ascii="Arial" w:hAnsi="Arial"/>
                 <w:sz w:val="20"/>
               </w:rPr>
-              <w:t>51783</w:t>
+              <w:t>51822</w:t>
             </w:r>
           </w:p>
         </w:tc>
@@ -6065,7 +6065,7 @@
                 <w:rFonts w:ascii="Arial" w:hAnsi="Arial"/>
                 <w:sz w:val="20"/>
               </w:rPr>
-              <w:t>https://www.abs.gov.au/statistics/economy/business-indicators/business-indicators-australia/dec-2025/56760022.xlsx</w:t>
+              <w:t>https://www.abs.gov.au/statistics/economy/business-indicators/business-indicators-australia/mar-2026/56760022.xlsx</w:t>
             </w:r>
           </w:p>
         </w:tc>
@@ -6115,7 +6115,7 @@
                 <w:rFonts w:ascii="Arial" w:hAnsi="Arial"/>
                 <w:sz w:val="20"/>
               </w:rPr>
-              <w:t>2026-06-16T01:19:45+00:00</w:t>
+              <w:t>2026-06-16T05:31:57+00:00</w:t>
             </w:r>
           </w:p>
         </w:tc>
@@ -6132,7 +6132,7 @@
                 <w:rFonts w:ascii="Arial" w:hAnsi="Arial"/>
                 <w:sz w:val="20"/>
               </w:rPr>
-              <w:t>56253</w:t>
+              <w:t>56316</w:t>
             </w:r>
           </w:p>
         </w:tc>
@@ -6801,7 +6801,7 @@
                 <w:rFonts w:ascii="Arial" w:hAnsi="Arial"/>
                 <w:sz w:val="20"/>
               </w:rPr>
-              <w:t>https://www.abs.gov.au/statistics/labour/employment-and-unemployment/labour-force-australia-detailed/feb-2026/6291004.xlsx</w:t>
+              <w:t>https://www.abs.gov.au/statistics/labour/employment-and-unemployment/labour-force-australia-detailed/mar-2026/6291004.xlsx</w:t>
             </w:r>
           </w:p>
         </w:tc>
@@ -6848,7 +6848,7 @@
                 <w:rFonts w:ascii="Arial" w:hAnsi="Arial"/>
                 <w:sz w:val="20"/>
               </w:rPr>
-              <w:t>2026-06-16T01:19:46+00:00</w:t>
+              <w:t>2026-06-16T05:31:57+00:00</w:t>
             </w:r>
           </w:p>
         </w:tc>
@@ -7729,7 +7729,7 @@
                 <w:rFonts w:ascii="Arial" w:hAnsi="Arial"/>
                 <w:sz w:val="20"/>
               </w:rPr>
-              <w:t>2026-06-16T01:19:47+00:00</w:t>
+              <w:t>2026-06-16T05:31:59+00:00</w:t>
             </w:r>
           </w:p>
         </w:tc>
@@ -7879,7 +7879,7 @@
                 <w:rFonts w:ascii="Arial" w:hAnsi="Arial"/>
                 <w:sz w:val="20"/>
               </w:rPr>
-              <w:t>2026-06-16T01:19:48+00:00</w:t>
+              <w:t>2026-06-16T05:32:00+00:00</w:t>
             </w:r>
           </w:p>
         </w:tc>
@@ -8026,7 +8026,7 @@
                 <w:rFonts w:ascii="Arial" w:hAnsi="Arial"/>
                 <w:sz w:val="20"/>
               </w:rPr>
-              <w:t>2026-06-16T01:19:49+00:00</w:t>
+              <w:t>2026-06-16T05:32:00+00:00</w:t>
             </w:r>
           </w:p>
         </w:tc>
@@ -8176,7 +8176,7 @@
                 <w:rFonts w:ascii="Arial" w:hAnsi="Arial"/>
                 <w:sz w:val="20"/>
               </w:rPr>
-              <w:t>2026-06-16T01:19:47+00:00</w:t>
+              <w:t>2026-06-16T05:31:58+00:00</w:t>
             </w:r>
           </w:p>
         </w:tc>
@@ -9660,7 +9660,7 @@
                 <w:rFonts w:ascii="Arial" w:hAnsi="Arial"/>
                 <w:sz w:val="20"/>
               </w:rPr>
-              <w:t>2026-06-16T11:19:51</w:t>
+              <w:t>2026-06-16T15:32:03</w:t>
             </w:r>
           </w:p>
         </w:tc>
@@ -9763,7 +9763,7 @@
                 <w:rFonts w:ascii="Arial" w:hAnsi="Arial"/>
                 <w:sz w:val="20"/>
               </w:rPr>
-              <w:t>2026-06-16T11:19:51</w:t>
+              <w:t>2026-06-16T15:32:03</w:t>
             </w:r>
           </w:p>
         </w:tc>
@@ -9862,7 +9862,7 @@
                 <w:rFonts w:ascii="Arial" w:hAnsi="Arial"/>
                 <w:sz w:val="20"/>
               </w:rPr>
-              <w:t>2026-06-16T11:19:51</w:t>
+              <w:t>2026-06-16T15:32:03</w:t>
             </w:r>
           </w:p>
         </w:tc>
@@ -9965,7 +9965,7 @@
                 <w:rFonts w:ascii="Arial" w:hAnsi="Arial"/>
                 <w:sz w:val="20"/>
               </w:rPr>
-              <w:t>2026-06-16T11:19:51</w:t>
+              <w:t>2026-06-16T15:32:03</w:t>
             </w:r>
           </w:p>
         </w:tc>
@@ -10064,7 +10064,7 @@
                 <w:rFonts w:ascii="Arial" w:hAnsi="Arial"/>
                 <w:sz w:val="20"/>
               </w:rPr>
-              <w:t>2026-06-16T11:19:51</w:t>
+              <w:t>2026-06-16T15:32:03</w:t>
             </w:r>
           </w:p>
         </w:tc>
@@ -10167,7 +10167,7 @@
                 <w:rFonts w:ascii="Arial" w:hAnsi="Arial"/>
                 <w:sz w:val="20"/>
               </w:rPr>
-              <w:t>2026-06-16T11:19:51</w:t>
+              <w:t>2026-06-16T15:32:03</w:t>
             </w:r>
           </w:p>
         </w:tc>
@@ -10266,7 +10266,7 @@
                 <w:rFonts w:ascii="Arial" w:hAnsi="Arial"/>
                 <w:sz w:val="20"/>
               </w:rPr>
-              <w:t>2026-06-16T11:19:51</w:t>
+              <w:t>2026-06-16T15:32:03</w:t>
             </w:r>
           </w:p>
         </w:tc>
@@ -10369,7 +10369,7 @@
                 <w:rFonts w:ascii="Arial" w:hAnsi="Arial"/>
                 <w:sz w:val="20"/>
               </w:rPr>
-              <w:t>2026-06-16T11:19:51</w:t>
+              <w:t>2026-06-16T15:32:03</w:t>
             </w:r>
           </w:p>
         </w:tc>
@@ -11516,23 +11516,23 @@
                 <w:rFonts w:ascii="Arial" w:hAnsi="Arial"/>
                 <w:sz w:val="20"/>
               </w:rPr>
-              <w:t>3.2</w:t>
-            </w:r>
-          </w:p>
-        </w:tc>
-        <w:tc>
-          <w:tcPr>
-            <w:tcW w:type="dxa" w:w="936"/>
-            <w:vAlign w:val="center"/>
-          </w:tcPr>
-          <w:p>
-            <w:r/>
-            <w:r>
-              <w:rPr>
-                <w:rFonts w:ascii="Arial" w:hAnsi="Arial"/>
-                <w:sz w:val="20"/>
-              </w:rPr>
-              <w:t>3.71</w:t>
+              <w:t>4.2</w:t>
+            </w:r>
+          </w:p>
+        </w:tc>
+        <w:tc>
+          <w:tcPr>
+            <w:tcW w:type="dxa" w:w="936"/>
+            <w:vAlign w:val="center"/>
+          </w:tcPr>
+          <w:p>
+            <w:r/>
+            <w:r>
+              <w:rPr>
+                <w:rFonts w:ascii="Arial" w:hAnsi="Arial"/>
+                <w:sz w:val="20"/>
+              </w:rPr>
+              <w:t>4.16</w:t>
             </w:r>
           </w:p>
         </w:tc>
@@ -11683,24 +11683,24 @@
                 <w:rFonts w:ascii="Arial" w:hAnsi="Arial"/>
                 <w:sz w:val="20"/>
               </w:rPr>
-              <w:t>2.8</w:t>
-            </w:r>
-          </w:p>
-        </w:tc>
-        <w:tc>
-          <w:tcPr>
-            <w:tcW w:type="dxa" w:w="936"/>
-            <w:shd w:val="clear" w:color="auto" w:fill="F2F2F2"/>
-            <w:vAlign w:val="center"/>
-          </w:tcPr>
-          <w:p>
-            <w:r/>
-            <w:r>
-              <w:rPr>
-                <w:rFonts w:ascii="Arial" w:hAnsi="Arial"/>
-                <w:sz w:val="20"/>
-              </w:rPr>
-              <w:t>3.39</w:t>
+              <w:t>3.2</w:t>
+            </w:r>
+          </w:p>
+        </w:tc>
+        <w:tc>
+          <w:tcPr>
+            <w:tcW w:type="dxa" w:w="936"/>
+            <w:shd w:val="clear" w:color="auto" w:fill="F2F2F2"/>
+            <w:vAlign w:val="center"/>
+          </w:tcPr>
+          <w:p>
+            <w:r/>
+            <w:r>
+              <w:rPr>
+                <w:rFonts w:ascii="Arial" w:hAnsi="Arial"/>
+                <w:sz w:val="20"/>
+              </w:rPr>
+              <w:t>3.57</w:t>
             </w:r>
           </w:p>
         </w:tc>
@@ -11850,23 +11850,23 @@
                 <w:rFonts w:ascii="Arial" w:hAnsi="Arial"/>
                 <w:sz w:val="20"/>
               </w:rPr>
-              <w:t>3.2</w:t>
-            </w:r>
-          </w:p>
-        </w:tc>
-        <w:tc>
-          <w:tcPr>
-            <w:tcW w:type="dxa" w:w="936"/>
-            <w:vAlign w:val="center"/>
-          </w:tcPr>
-          <w:p>
-            <w:r/>
-            <w:r>
-              <w:rPr>
-                <w:rFonts w:ascii="Arial" w:hAnsi="Arial"/>
-                <w:sz w:val="20"/>
-              </w:rPr>
-              <w:t>3.36</w:t>
+              <w:t>3.4</w:t>
+            </w:r>
+          </w:p>
+        </w:tc>
+        <w:tc>
+          <w:tcPr>
+            <w:tcW w:type="dxa" w:w="936"/>
+            <w:vAlign w:val="center"/>
+          </w:tcPr>
+          <w:p>
+            <w:r/>
+            <w:r>
+              <w:rPr>
+                <w:rFonts w:ascii="Arial" w:hAnsi="Arial"/>
+                <w:sz w:val="20"/>
+              </w:rPr>
+              <w:t>3.46</w:t>
             </w:r>
           </w:p>
         </w:tc>
@@ -12017,24 +12017,24 @@
                 <w:rFonts w:ascii="Arial" w:hAnsi="Arial"/>
                 <w:sz w:val="20"/>
               </w:rPr>
-              <w:t>3.2</w:t>
-            </w:r>
-          </w:p>
-        </w:tc>
-        <w:tc>
-          <w:tcPr>
-            <w:tcW w:type="dxa" w:w="936"/>
-            <w:shd w:val="clear" w:color="auto" w:fill="F2F2F2"/>
-            <w:vAlign w:val="center"/>
-          </w:tcPr>
-          <w:p>
-            <w:r/>
-            <w:r>
-              <w:rPr>
-                <w:rFonts w:ascii="Arial" w:hAnsi="Arial"/>
-                <w:sz w:val="20"/>
-              </w:rPr>
-              <w:t>3.23</w:t>
+              <w:t>3.4</w:t>
+            </w:r>
+          </w:p>
+        </w:tc>
+        <w:tc>
+          <w:tcPr>
+            <w:tcW w:type="dxa" w:w="936"/>
+            <w:shd w:val="clear" w:color="auto" w:fill="F2F2F2"/>
+            <w:vAlign w:val="center"/>
+          </w:tcPr>
+          <w:p>
+            <w:r/>
+            <w:r>
+              <w:rPr>
+                <w:rFonts w:ascii="Arial" w:hAnsi="Arial"/>
+                <w:sz w:val="20"/>
+              </w:rPr>
+              <w:t>3.32</w:t>
             </w:r>
           </w:p>
         </w:tc>
@@ -12184,55 +12184,55 @@
                 <w:rFonts w:ascii="Arial" w:hAnsi="Arial"/>
                 <w:sz w:val="20"/>
               </w:rPr>
-              <w:t>3.2</w:t>
-            </w:r>
-          </w:p>
-        </w:tc>
-        <w:tc>
-          <w:tcPr>
-            <w:tcW w:type="dxa" w:w="936"/>
-            <w:vAlign w:val="center"/>
-          </w:tcPr>
-          <w:p>
-            <w:r/>
-            <w:r>
-              <w:rPr>
-                <w:rFonts w:ascii="Arial" w:hAnsi="Arial"/>
-                <w:sz w:val="20"/>
-              </w:rPr>
-              <w:t>3.16</w:t>
-            </w:r>
-          </w:p>
-        </w:tc>
-        <w:tc>
-          <w:tcPr>
-            <w:tcW w:type="dxa" w:w="936"/>
-            <w:vAlign w:val="center"/>
-          </w:tcPr>
-          <w:p>
-            <w:r/>
-            <w:r>
-              <w:rPr>
-                <w:rFonts w:ascii="Arial" w:hAnsi="Arial"/>
-                <w:sz w:val="20"/>
-              </w:rPr>
-              <w:t>Moderate-high</w:t>
-            </w:r>
-          </w:p>
-        </w:tc>
-        <w:tc>
-          <w:tcPr>
-            <w:tcW w:type="dxa" w:w="936"/>
-            <w:vAlign w:val="center"/>
-          </w:tcPr>
-          <w:p>
-            <w:r/>
-            <w:r>
-              <w:rPr>
-                <w:rFonts w:ascii="Arial" w:hAnsi="Arial"/>
-                <w:sz w:val="20"/>
-              </w:rPr>
-              <w:t>1.1</w:t>
+              <w:t>3.4</w:t>
+            </w:r>
+          </w:p>
+        </w:tc>
+        <w:tc>
+          <w:tcPr>
+            <w:tcW w:type="dxa" w:w="936"/>
+            <w:vAlign w:val="center"/>
+          </w:tcPr>
+          <w:p>
+            <w:r/>
+            <w:r>
+              <w:rPr>
+                <w:rFonts w:ascii="Arial" w:hAnsi="Arial"/>
+                <w:sz w:val="20"/>
+              </w:rPr>
+              <w:t>3.25</w:t>
+            </w:r>
+          </w:p>
+        </w:tc>
+        <w:tc>
+          <w:tcPr>
+            <w:tcW w:type="dxa" w:w="936"/>
+            <w:vAlign w:val="center"/>
+          </w:tcPr>
+          <w:p>
+            <w:r/>
+            <w:r>
+              <w:rPr>
+                <w:rFonts w:ascii="Arial" w:hAnsi="Arial"/>
+                <w:sz w:val="20"/>
+              </w:rPr>
+              <w:t>Elevated</w:t>
+            </w:r>
+          </w:p>
+        </w:tc>
+        <w:tc>
+          <w:tcPr>
+            <w:tcW w:type="dxa" w:w="936"/>
+            <w:vAlign w:val="center"/>
+          </w:tcPr>
+          <w:p>
+            <w:r/>
+            <w:r>
+              <w:rPr>
+                <w:rFonts w:ascii="Arial" w:hAnsi="Arial"/>
+                <w:sz w:val="20"/>
+              </w:rPr>
+              <w:t>1.15</w:t>
             </w:r>
           </w:p>
         </w:tc>
@@ -12300,75 +12300,75 @@
                 <w:rFonts w:ascii="Arial" w:hAnsi="Arial"/>
                 <w:sz w:val="20"/>
               </w:rPr>
-              <w:t>R</w:t>
-            </w:r>
-          </w:p>
-        </w:tc>
-        <w:tc>
-          <w:tcPr>
-            <w:tcW w:type="dxa" w:w="936"/>
-            <w:shd w:val="clear" w:color="auto" w:fill="F2F2F2"/>
-            <w:vAlign w:val="center"/>
-          </w:tcPr>
-          <w:p>
-            <w:r/>
-            <w:r>
-              <w:rPr>
-                <w:rFonts w:ascii="Arial" w:hAnsi="Arial"/>
-                <w:sz w:val="20"/>
-              </w:rPr>
-              <w:t>Arts and Recreation Services</w:t>
-            </w:r>
-          </w:p>
-        </w:tc>
-        <w:tc>
-          <w:tcPr>
-            <w:tcW w:type="dxa" w:w="936"/>
-            <w:shd w:val="clear" w:color="auto" w:fill="F2F2F2"/>
-            <w:vAlign w:val="center"/>
-          </w:tcPr>
-          <w:p>
-            <w:r/>
-            <w:r>
-              <w:rPr>
-                <w:rFonts w:ascii="Arial" w:hAnsi="Arial"/>
-                <w:sz w:val="20"/>
-              </w:rPr>
-              <w:t>2.38</w:t>
-            </w:r>
-          </w:p>
-        </w:tc>
-        <w:tc>
-          <w:tcPr>
-            <w:tcW w:type="dxa" w:w="936"/>
-            <w:shd w:val="clear" w:color="auto" w:fill="F2F2F2"/>
-            <w:vAlign w:val="center"/>
-          </w:tcPr>
-          <w:p>
-            <w:r/>
-            <w:r>
-              <w:rPr>
-                <w:rFonts w:ascii="Arial" w:hAnsi="Arial"/>
-                <w:sz w:val="20"/>
-              </w:rPr>
-              <w:t>3.8</w:t>
-            </w:r>
-          </w:p>
-        </w:tc>
-        <w:tc>
-          <w:tcPr>
-            <w:tcW w:type="dxa" w:w="936"/>
-            <w:shd w:val="clear" w:color="auto" w:fill="F2F2F2"/>
-            <w:vAlign w:val="center"/>
-          </w:tcPr>
-          <w:p>
-            <w:r/>
-            <w:r>
-              <w:rPr>
-                <w:rFonts w:ascii="Arial" w:hAnsi="Arial"/>
-                <w:sz w:val="20"/>
-              </w:rPr>
-              <w:t>3.02</w:t>
+              <w:t>E</w:t>
+            </w:r>
+          </w:p>
+        </w:tc>
+        <w:tc>
+          <w:tcPr>
+            <w:tcW w:type="dxa" w:w="936"/>
+            <w:shd w:val="clear" w:color="auto" w:fill="F2F2F2"/>
+            <w:vAlign w:val="center"/>
+          </w:tcPr>
+          <w:p>
+            <w:r/>
+            <w:r>
+              <w:rPr>
+                <w:rFonts w:ascii="Arial" w:hAnsi="Arial"/>
+                <w:sz w:val="20"/>
+              </w:rPr>
+              <w:t>Construction</w:t>
+            </w:r>
+          </w:p>
+        </w:tc>
+        <w:tc>
+          <w:tcPr>
+            <w:tcW w:type="dxa" w:w="936"/>
+            <w:shd w:val="clear" w:color="auto" w:fill="F2F2F2"/>
+            <w:vAlign w:val="center"/>
+          </w:tcPr>
+          <w:p>
+            <w:r/>
+            <w:r>
+              <w:rPr>
+                <w:rFonts w:ascii="Arial" w:hAnsi="Arial"/>
+                <w:sz w:val="20"/>
+              </w:rPr>
+              <w:t>2.75</w:t>
+            </w:r>
+          </w:p>
+        </w:tc>
+        <w:tc>
+          <w:tcPr>
+            <w:tcW w:type="dxa" w:w="936"/>
+            <w:shd w:val="clear" w:color="auto" w:fill="F2F2F2"/>
+            <w:vAlign w:val="center"/>
+          </w:tcPr>
+          <w:p>
+            <w:r/>
+            <w:r>
+              <w:rPr>
+                <w:rFonts w:ascii="Arial" w:hAnsi="Arial"/>
+                <w:sz w:val="20"/>
+              </w:rPr>
+              <w:t>3.2</w:t>
+            </w:r>
+          </w:p>
+        </w:tc>
+        <w:tc>
+          <w:tcPr>
+            <w:tcW w:type="dxa" w:w="936"/>
+            <w:shd w:val="clear" w:color="auto" w:fill="F2F2F2"/>
+            <w:vAlign w:val="center"/>
+          </w:tcPr>
+          <w:p>
+            <w:r/>
+            <w:r>
+              <w:rPr>
+                <w:rFonts w:ascii="Arial" w:hAnsi="Arial"/>
+                <w:sz w:val="20"/>
+              </w:rPr>
+              <w:t>2.95</w:t>
             </w:r>
           </w:p>
         </w:tc>
@@ -12470,103 +12470,103 @@
                 <w:rFonts w:ascii="Arial" w:hAnsi="Arial"/>
                 <w:sz w:val="20"/>
               </w:rPr>
-              <w:t>H</w:t>
-            </w:r>
-          </w:p>
-        </w:tc>
-        <w:tc>
-          <w:tcPr>
-            <w:tcW w:type="dxa" w:w="936"/>
-            <w:vAlign w:val="center"/>
-          </w:tcPr>
-          <w:p>
-            <w:r/>
-            <w:r>
-              <w:rPr>
-                <w:rFonts w:ascii="Arial" w:hAnsi="Arial"/>
-                <w:sz w:val="20"/>
-              </w:rPr>
-              <w:t>Accommodation and Food Services</w:t>
-            </w:r>
-          </w:p>
-        </w:tc>
-        <w:tc>
-          <w:tcPr>
-            <w:tcW w:type="dxa" w:w="936"/>
-            <w:vAlign w:val="center"/>
-          </w:tcPr>
-          <w:p>
-            <w:r/>
-            <w:r>
-              <w:rPr>
-                <w:rFonts w:ascii="Arial" w:hAnsi="Arial"/>
-                <w:sz w:val="20"/>
-              </w:rPr>
-              <w:t>2.75</w:t>
-            </w:r>
-          </w:p>
-        </w:tc>
-        <w:tc>
-          <w:tcPr>
-            <w:tcW w:type="dxa" w:w="936"/>
-            <w:vAlign w:val="center"/>
-          </w:tcPr>
-          <w:p>
-            <w:r/>
-            <w:r>
-              <w:rPr>
-                <w:rFonts w:ascii="Arial" w:hAnsi="Arial"/>
-                <w:sz w:val="20"/>
-              </w:rPr>
-              <w:t>2.6</w:t>
-            </w:r>
-          </w:p>
-        </w:tc>
-        <w:tc>
-          <w:tcPr>
-            <w:tcW w:type="dxa" w:w="936"/>
-            <w:vAlign w:val="center"/>
-          </w:tcPr>
-          <w:p>
-            <w:r/>
-            <w:r>
-              <w:rPr>
-                <w:rFonts w:ascii="Arial" w:hAnsi="Arial"/>
-                <w:sz w:val="20"/>
-              </w:rPr>
-              <w:t>2.68</w:t>
-            </w:r>
-          </w:p>
-        </w:tc>
-        <w:tc>
-          <w:tcPr>
-            <w:tcW w:type="dxa" w:w="936"/>
-            <w:vAlign w:val="center"/>
-          </w:tcPr>
-          <w:p>
-            <w:r/>
-            <w:r>
-              <w:rPr>
-                <w:rFonts w:ascii="Arial" w:hAnsi="Arial"/>
-                <w:sz w:val="20"/>
-              </w:rPr>
-              <w:t>Medium</w:t>
-            </w:r>
-          </w:p>
-        </w:tc>
-        <w:tc>
-          <w:tcPr>
-            <w:tcW w:type="dxa" w:w="936"/>
-            <w:vAlign w:val="center"/>
-          </w:tcPr>
-          <w:p>
-            <w:r/>
-            <w:r>
-              <w:rPr>
-                <w:rFonts w:ascii="Arial" w:hAnsi="Arial"/>
-                <w:sz w:val="20"/>
-              </w:rPr>
-              <w:t>1.0</w:t>
+              <w:t>R</w:t>
+            </w:r>
+          </w:p>
+        </w:tc>
+        <w:tc>
+          <w:tcPr>
+            <w:tcW w:type="dxa" w:w="936"/>
+            <w:vAlign w:val="center"/>
+          </w:tcPr>
+          <w:p>
+            <w:r/>
+            <w:r>
+              <w:rPr>
+                <w:rFonts w:ascii="Arial" w:hAnsi="Arial"/>
+                <w:sz w:val="20"/>
+              </w:rPr>
+              <w:t>Arts and Recreation Services</w:t>
+            </w:r>
+          </w:p>
+        </w:tc>
+        <w:tc>
+          <w:tcPr>
+            <w:tcW w:type="dxa" w:w="936"/>
+            <w:vAlign w:val="center"/>
+          </w:tcPr>
+          <w:p>
+            <w:r/>
+            <w:r>
+              <w:rPr>
+                <w:rFonts w:ascii="Arial" w:hAnsi="Arial"/>
+                <w:sz w:val="20"/>
+              </w:rPr>
+              <w:t>2.38</w:t>
+            </w:r>
+          </w:p>
+        </w:tc>
+        <w:tc>
+          <w:tcPr>
+            <w:tcW w:type="dxa" w:w="936"/>
+            <w:vAlign w:val="center"/>
+          </w:tcPr>
+          <w:p>
+            <w:r/>
+            <w:r>
+              <w:rPr>
+                <w:rFonts w:ascii="Arial" w:hAnsi="Arial"/>
+                <w:sz w:val="20"/>
+              </w:rPr>
+              <w:t>3.6</w:t>
+            </w:r>
+          </w:p>
+        </w:tc>
+        <w:tc>
+          <w:tcPr>
+            <w:tcW w:type="dxa" w:w="936"/>
+            <w:vAlign w:val="center"/>
+          </w:tcPr>
+          <w:p>
+            <w:r/>
+            <w:r>
+              <w:rPr>
+                <w:rFonts w:ascii="Arial" w:hAnsi="Arial"/>
+                <w:sz w:val="20"/>
+              </w:rPr>
+              <w:t>2.93</w:t>
+            </w:r>
+          </w:p>
+        </w:tc>
+        <w:tc>
+          <w:tcPr>
+            <w:tcW w:type="dxa" w:w="936"/>
+            <w:vAlign w:val="center"/>
+          </w:tcPr>
+          <w:p>
+            <w:r/>
+            <w:r>
+              <w:rPr>
+                <w:rFonts w:ascii="Arial" w:hAnsi="Arial"/>
+                <w:sz w:val="20"/>
+              </w:rPr>
+              <w:t>Moderate-high</w:t>
+            </w:r>
+          </w:p>
+        </w:tc>
+        <w:tc>
+          <w:tcPr>
+            <w:tcW w:type="dxa" w:w="936"/>
+            <w:vAlign w:val="center"/>
+          </w:tcPr>
+          <w:p>
+            <w:r/>
+            <w:r>
+              <w:rPr>
+                <w:rFonts w:ascii="Arial" w:hAnsi="Arial"/>
+                <w:sz w:val="20"/>
+              </w:rPr>
+              <w:t>1.1</w:t>
             </w:r>
           </w:p>
         </w:tc>
@@ -12634,24 +12634,24 @@
                 <w:rFonts w:ascii="Arial" w:hAnsi="Arial"/>
                 <w:sz w:val="20"/>
               </w:rPr>
-              <w:t>E</w:t>
-            </w:r>
-          </w:p>
-        </w:tc>
-        <w:tc>
-          <w:tcPr>
-            <w:tcW w:type="dxa" w:w="936"/>
-            <w:shd w:val="clear" w:color="auto" w:fill="F2F2F2"/>
-            <w:vAlign w:val="center"/>
-          </w:tcPr>
-          <w:p>
-            <w:r/>
-            <w:r>
-              <w:rPr>
-                <w:rFonts w:ascii="Arial" w:hAnsi="Arial"/>
-                <w:sz w:val="20"/>
-              </w:rPr>
-              <w:t>Construction</w:t>
+              <w:t>H</w:t>
+            </w:r>
+          </w:p>
+        </w:tc>
+        <w:tc>
+          <w:tcPr>
+            <w:tcW w:type="dxa" w:w="936"/>
+            <w:shd w:val="clear" w:color="auto" w:fill="F2F2F2"/>
+            <w:vAlign w:val="center"/>
+          </w:tcPr>
+          <w:p>
+            <w:r/>
+            <w:r>
+              <w:rPr>
+                <w:rFonts w:ascii="Arial" w:hAnsi="Arial"/>
+                <w:sz w:val="20"/>
+              </w:rPr>
+              <w:t>Accommodation and Food Services</w:t>
             </w:r>
           </w:p>
         </w:tc>
@@ -12804,71 +12804,71 @@
                 <w:rFonts w:ascii="Arial" w:hAnsi="Arial"/>
                 <w:sz w:val="20"/>
               </w:rPr>
-              <w:t>I</w:t>
-            </w:r>
-          </w:p>
-        </w:tc>
-        <w:tc>
-          <w:tcPr>
-            <w:tcW w:type="dxa" w:w="936"/>
-            <w:vAlign w:val="center"/>
-          </w:tcPr>
-          <w:p>
-            <w:r/>
-            <w:r>
-              <w:rPr>
-                <w:rFonts w:ascii="Arial" w:hAnsi="Arial"/>
-                <w:sz w:val="20"/>
-              </w:rPr>
-              <w:t>Transport, Postal and Warehousing</w:t>
-            </w:r>
-          </w:p>
-        </w:tc>
-        <w:tc>
-          <w:tcPr>
-            <w:tcW w:type="dxa" w:w="936"/>
-            <w:vAlign w:val="center"/>
-          </w:tcPr>
-          <w:p>
-            <w:r/>
-            <w:r>
-              <w:rPr>
-                <w:rFonts w:ascii="Arial" w:hAnsi="Arial"/>
-                <w:sz w:val="20"/>
-              </w:rPr>
-              <w:t>2.5</w:t>
-            </w:r>
-          </w:p>
-        </w:tc>
-        <w:tc>
-          <w:tcPr>
-            <w:tcW w:type="dxa" w:w="936"/>
-            <w:vAlign w:val="center"/>
-          </w:tcPr>
-          <w:p>
-            <w:r/>
-            <w:r>
-              <w:rPr>
-                <w:rFonts w:ascii="Arial" w:hAnsi="Arial"/>
-                <w:sz w:val="20"/>
-              </w:rPr>
-              <w:t>2.8</w:t>
-            </w:r>
-          </w:p>
-        </w:tc>
-        <w:tc>
-          <w:tcPr>
-            <w:tcW w:type="dxa" w:w="936"/>
-            <w:vAlign w:val="center"/>
-          </w:tcPr>
-          <w:p>
-            <w:r/>
-            <w:r>
-              <w:rPr>
-                <w:rFonts w:ascii="Arial" w:hAnsi="Arial"/>
-                <w:sz w:val="20"/>
-              </w:rPr>
-              <w:t>2.64</w:t>
+              <w:t>O</w:t>
+            </w:r>
+          </w:p>
+        </w:tc>
+        <w:tc>
+          <w:tcPr>
+            <w:tcW w:type="dxa" w:w="936"/>
+            <w:vAlign w:val="center"/>
+          </w:tcPr>
+          <w:p>
+            <w:r/>
+            <w:r>
+              <w:rPr>
+                <w:rFonts w:ascii="Arial" w:hAnsi="Arial"/>
+                <w:sz w:val="20"/>
+              </w:rPr>
+              <w:t>Public Administration and Safety</w:t>
+            </w:r>
+          </w:p>
+        </w:tc>
+        <w:tc>
+          <w:tcPr>
+            <w:tcW w:type="dxa" w:w="936"/>
+            <w:vAlign w:val="center"/>
+          </w:tcPr>
+          <w:p>
+            <w:r/>
+            <w:r>
+              <w:rPr>
+                <w:rFonts w:ascii="Arial" w:hAnsi="Arial"/>
+                <w:sz w:val="20"/>
+              </w:rPr>
+              <w:t>1.62</w:t>
+            </w:r>
+          </w:p>
+        </w:tc>
+        <w:tc>
+          <w:tcPr>
+            <w:tcW w:type="dxa" w:w="936"/>
+            <w:vAlign w:val="center"/>
+          </w:tcPr>
+          <w:p>
+            <w:r/>
+            <w:r>
+              <w:rPr>
+                <w:rFonts w:ascii="Arial" w:hAnsi="Arial"/>
+                <w:sz w:val="20"/>
+              </w:rPr>
+              <w:t>3.6</w:t>
+            </w:r>
+          </w:p>
+        </w:tc>
+        <w:tc>
+          <w:tcPr>
+            <w:tcW w:type="dxa" w:w="936"/>
+            <w:vAlign w:val="center"/>
+          </w:tcPr>
+          <w:p>
+            <w:r/>
+            <w:r>
+              <w:rPr>
+                <w:rFonts w:ascii="Arial" w:hAnsi="Arial"/>
+                <w:sz w:val="20"/>
+              </w:rPr>
+              <w:t>2.51</w:t>
             </w:r>
           </w:p>
         </w:tc>
@@ -12968,75 +12968,75 @@
                 <w:rFonts w:ascii="Arial" w:hAnsi="Arial"/>
                 <w:sz w:val="20"/>
               </w:rPr>
-              <w:t>J</w:t>
-            </w:r>
-          </w:p>
-        </w:tc>
-        <w:tc>
-          <w:tcPr>
-            <w:tcW w:type="dxa" w:w="936"/>
-            <w:shd w:val="clear" w:color="auto" w:fill="F2F2F2"/>
-            <w:vAlign w:val="center"/>
-          </w:tcPr>
-          <w:p>
-            <w:r/>
-            <w:r>
-              <w:rPr>
-                <w:rFonts w:ascii="Arial" w:hAnsi="Arial"/>
-                <w:sz w:val="20"/>
-              </w:rPr>
-              <w:t>Information Media and Telecommunications</w:t>
-            </w:r>
-          </w:p>
-        </w:tc>
-        <w:tc>
-          <w:tcPr>
-            <w:tcW w:type="dxa" w:w="936"/>
-            <w:shd w:val="clear" w:color="auto" w:fill="F2F2F2"/>
-            <w:vAlign w:val="center"/>
-          </w:tcPr>
-          <w:p>
-            <w:r/>
-            <w:r>
-              <w:rPr>
-                <w:rFonts w:ascii="Arial" w:hAnsi="Arial"/>
-                <w:sz w:val="20"/>
-              </w:rPr>
-              <w:t>2.12</w:t>
-            </w:r>
-          </w:p>
-        </w:tc>
-        <w:tc>
-          <w:tcPr>
-            <w:tcW w:type="dxa" w:w="936"/>
-            <w:shd w:val="clear" w:color="auto" w:fill="F2F2F2"/>
-            <w:vAlign w:val="center"/>
-          </w:tcPr>
-          <w:p>
-            <w:r/>
-            <w:r>
-              <w:rPr>
-                <w:rFonts w:ascii="Arial" w:hAnsi="Arial"/>
-                <w:sz w:val="20"/>
-              </w:rPr>
-              <w:t>3.0</w:t>
-            </w:r>
-          </w:p>
-        </w:tc>
-        <w:tc>
-          <w:tcPr>
-            <w:tcW w:type="dxa" w:w="936"/>
-            <w:shd w:val="clear" w:color="auto" w:fill="F2F2F2"/>
-            <w:vAlign w:val="center"/>
-          </w:tcPr>
-          <w:p>
-            <w:r/>
-            <w:r>
-              <w:rPr>
-                <w:rFonts w:ascii="Arial" w:hAnsi="Arial"/>
-                <w:sz w:val="20"/>
-              </w:rPr>
-              <w:t>2.52</w:t>
+              <w:t>P</w:t>
+            </w:r>
+          </w:p>
+        </w:tc>
+        <w:tc>
+          <w:tcPr>
+            <w:tcW w:type="dxa" w:w="936"/>
+            <w:shd w:val="clear" w:color="auto" w:fill="F2F2F2"/>
+            <w:vAlign w:val="center"/>
+          </w:tcPr>
+          <w:p>
+            <w:r/>
+            <w:r>
+              <w:rPr>
+                <w:rFonts w:ascii="Arial" w:hAnsi="Arial"/>
+                <w:sz w:val="20"/>
+              </w:rPr>
+              <w:t>Education and Training</w:t>
+            </w:r>
+          </w:p>
+        </w:tc>
+        <w:tc>
+          <w:tcPr>
+            <w:tcW w:type="dxa" w:w="936"/>
+            <w:shd w:val="clear" w:color="auto" w:fill="F2F2F2"/>
+            <w:vAlign w:val="center"/>
+          </w:tcPr>
+          <w:p>
+            <w:r/>
+            <w:r>
+              <w:rPr>
+                <w:rFonts w:ascii="Arial" w:hAnsi="Arial"/>
+                <w:sz w:val="20"/>
+              </w:rPr>
+              <w:t>1.75</w:t>
+            </w:r>
+          </w:p>
+        </w:tc>
+        <w:tc>
+          <w:tcPr>
+            <w:tcW w:type="dxa" w:w="936"/>
+            <w:shd w:val="clear" w:color="auto" w:fill="F2F2F2"/>
+            <w:vAlign w:val="center"/>
+          </w:tcPr>
+          <w:p>
+            <w:r/>
+            <w:r>
+              <w:rPr>
+                <w:rFonts w:ascii="Arial" w:hAnsi="Arial"/>
+                <w:sz w:val="20"/>
+              </w:rPr>
+              <w:t>3.4</w:t>
+            </w:r>
+          </w:p>
+        </w:tc>
+        <w:tc>
+          <w:tcPr>
+            <w:tcW w:type="dxa" w:w="936"/>
+            <w:shd w:val="clear" w:color="auto" w:fill="F2F2F2"/>
+            <w:vAlign w:val="center"/>
+          </w:tcPr>
+          <w:p>
+            <w:r/>
+            <w:r>
+              <w:rPr>
+                <w:rFonts w:ascii="Arial" w:hAnsi="Arial"/>
+                <w:sz w:val="20"/>
+              </w:rPr>
+              <w:t>2.49</w:t>
             </w:r>
           </w:p>
         </w:tc>
@@ -13138,71 +13138,71 @@
                 <w:rFonts w:ascii="Arial" w:hAnsi="Arial"/>
                 <w:sz w:val="20"/>
               </w:rPr>
-              <w:t>O</w:t>
-            </w:r>
-          </w:p>
-        </w:tc>
-        <w:tc>
-          <w:tcPr>
-            <w:tcW w:type="dxa" w:w="936"/>
-            <w:vAlign w:val="center"/>
-          </w:tcPr>
-          <w:p>
-            <w:r/>
-            <w:r>
-              <w:rPr>
-                <w:rFonts w:ascii="Arial" w:hAnsi="Arial"/>
-                <w:sz w:val="20"/>
-              </w:rPr>
-              <w:t>Public Administration and Safety</w:t>
-            </w:r>
-          </w:p>
-        </w:tc>
-        <w:tc>
-          <w:tcPr>
-            <w:tcW w:type="dxa" w:w="936"/>
-            <w:vAlign w:val="center"/>
-          </w:tcPr>
-          <w:p>
-            <w:r/>
-            <w:r>
-              <w:rPr>
-                <w:rFonts w:ascii="Arial" w:hAnsi="Arial"/>
-                <w:sz w:val="20"/>
-              </w:rPr>
-              <w:t>1.62</w:t>
-            </w:r>
-          </w:p>
-        </w:tc>
-        <w:tc>
-          <w:tcPr>
-            <w:tcW w:type="dxa" w:w="936"/>
-            <w:vAlign w:val="center"/>
-          </w:tcPr>
-          <w:p>
-            <w:r/>
-            <w:r>
-              <w:rPr>
-                <w:rFonts w:ascii="Arial" w:hAnsi="Arial"/>
-                <w:sz w:val="20"/>
-              </w:rPr>
-              <w:t>3.6</w:t>
-            </w:r>
-          </w:p>
-        </w:tc>
-        <w:tc>
-          <w:tcPr>
-            <w:tcW w:type="dxa" w:w="936"/>
-            <w:vAlign w:val="center"/>
-          </w:tcPr>
-          <w:p>
-            <w:r/>
-            <w:r>
-              <w:rPr>
-                <w:rFonts w:ascii="Arial" w:hAnsi="Arial"/>
-                <w:sz w:val="20"/>
-              </w:rPr>
-              <w:t>2.51</w:t>
+              <w:t>L</w:t>
+            </w:r>
+          </w:p>
+        </w:tc>
+        <w:tc>
+          <w:tcPr>
+            <w:tcW w:type="dxa" w:w="936"/>
+            <w:vAlign w:val="center"/>
+          </w:tcPr>
+          <w:p>
+            <w:r/>
+            <w:r>
+              <w:rPr>
+                <w:rFonts w:ascii="Arial" w:hAnsi="Arial"/>
+                <w:sz w:val="20"/>
+              </w:rPr>
+              <w:t>Rental, Hiring and Real Estate Services</w:t>
+            </w:r>
+          </w:p>
+        </w:tc>
+        <w:tc>
+          <w:tcPr>
+            <w:tcW w:type="dxa" w:w="936"/>
+            <w:vAlign w:val="center"/>
+          </w:tcPr>
+          <w:p>
+            <w:r/>
+            <w:r>
+              <w:rPr>
+                <w:rFonts w:ascii="Arial" w:hAnsi="Arial"/>
+                <w:sz w:val="20"/>
+              </w:rPr>
+              <w:t>2.38</w:t>
+            </w:r>
+          </w:p>
+        </w:tc>
+        <w:tc>
+          <w:tcPr>
+            <w:tcW w:type="dxa" w:w="936"/>
+            <w:vAlign w:val="center"/>
+          </w:tcPr>
+          <w:p>
+            <w:r/>
+            <w:r>
+              <w:rPr>
+                <w:rFonts w:ascii="Arial" w:hAnsi="Arial"/>
+                <w:sz w:val="20"/>
+              </w:rPr>
+              <w:t>2.6</w:t>
+            </w:r>
+          </w:p>
+        </w:tc>
+        <w:tc>
+          <w:tcPr>
+            <w:tcW w:type="dxa" w:w="936"/>
+            <w:vAlign w:val="center"/>
+          </w:tcPr>
+          <w:p>
+            <w:r/>
+            <w:r>
+              <w:rPr>
+                <w:rFonts w:ascii="Arial" w:hAnsi="Arial"/>
+                <w:sz w:val="20"/>
+              </w:rPr>
+              <w:t>2.48</w:t>
             </w:r>
           </w:p>
         </w:tc>
@@ -13302,75 +13302,75 @@
                 <w:rFonts w:ascii="Arial" w:hAnsi="Arial"/>
                 <w:sz w:val="20"/>
               </w:rPr>
-              <w:t>P</w:t>
-            </w:r>
-          </w:p>
-        </w:tc>
-        <w:tc>
-          <w:tcPr>
-            <w:tcW w:type="dxa" w:w="936"/>
-            <w:shd w:val="clear" w:color="auto" w:fill="F2F2F2"/>
-            <w:vAlign w:val="center"/>
-          </w:tcPr>
-          <w:p>
-            <w:r/>
-            <w:r>
-              <w:rPr>
-                <w:rFonts w:ascii="Arial" w:hAnsi="Arial"/>
-                <w:sz w:val="20"/>
-              </w:rPr>
-              <w:t>Education and Training</w:t>
-            </w:r>
-          </w:p>
-        </w:tc>
-        <w:tc>
-          <w:tcPr>
-            <w:tcW w:type="dxa" w:w="936"/>
-            <w:shd w:val="clear" w:color="auto" w:fill="F2F2F2"/>
-            <w:vAlign w:val="center"/>
-          </w:tcPr>
-          <w:p>
-            <w:r/>
-            <w:r>
-              <w:rPr>
-                <w:rFonts w:ascii="Arial" w:hAnsi="Arial"/>
-                <w:sz w:val="20"/>
-              </w:rPr>
-              <w:t>1.75</w:t>
-            </w:r>
-          </w:p>
-        </w:tc>
-        <w:tc>
-          <w:tcPr>
-            <w:tcW w:type="dxa" w:w="936"/>
-            <w:shd w:val="clear" w:color="auto" w:fill="F2F2F2"/>
-            <w:vAlign w:val="center"/>
-          </w:tcPr>
-          <w:p>
-            <w:r/>
-            <w:r>
-              <w:rPr>
-                <w:rFonts w:ascii="Arial" w:hAnsi="Arial"/>
-                <w:sz w:val="20"/>
-              </w:rPr>
-              <w:t>3.4</w:t>
-            </w:r>
-          </w:p>
-        </w:tc>
-        <w:tc>
-          <w:tcPr>
-            <w:tcW w:type="dxa" w:w="936"/>
-            <w:shd w:val="clear" w:color="auto" w:fill="F2F2F2"/>
-            <w:vAlign w:val="center"/>
-          </w:tcPr>
-          <w:p>
-            <w:r/>
-            <w:r>
-              <w:rPr>
-                <w:rFonts w:ascii="Arial" w:hAnsi="Arial"/>
-                <w:sz w:val="20"/>
-              </w:rPr>
-              <w:t>2.49</w:t>
+              <w:t>I</w:t>
+            </w:r>
+          </w:p>
+        </w:tc>
+        <w:tc>
+          <w:tcPr>
+            <w:tcW w:type="dxa" w:w="936"/>
+            <w:shd w:val="clear" w:color="auto" w:fill="F2F2F2"/>
+            <w:vAlign w:val="center"/>
+          </w:tcPr>
+          <w:p>
+            <w:r/>
+            <w:r>
+              <w:rPr>
+                <w:rFonts w:ascii="Arial" w:hAnsi="Arial"/>
+                <w:sz w:val="20"/>
+              </w:rPr>
+              <w:t>Transport, Postal and Warehousing</w:t>
+            </w:r>
+          </w:p>
+        </w:tc>
+        <w:tc>
+          <w:tcPr>
+            <w:tcW w:type="dxa" w:w="936"/>
+            <w:shd w:val="clear" w:color="auto" w:fill="F2F2F2"/>
+            <w:vAlign w:val="center"/>
+          </w:tcPr>
+          <w:p>
+            <w:r/>
+            <w:r>
+              <w:rPr>
+                <w:rFonts w:ascii="Arial" w:hAnsi="Arial"/>
+                <w:sz w:val="20"/>
+              </w:rPr>
+              <w:t>2.5</w:t>
+            </w:r>
+          </w:p>
+        </w:tc>
+        <w:tc>
+          <w:tcPr>
+            <w:tcW w:type="dxa" w:w="936"/>
+            <w:shd w:val="clear" w:color="auto" w:fill="F2F2F2"/>
+            <w:vAlign w:val="center"/>
+          </w:tcPr>
+          <w:p>
+            <w:r/>
+            <w:r>
+              <w:rPr>
+                <w:rFonts w:ascii="Arial" w:hAnsi="Arial"/>
+                <w:sz w:val="20"/>
+              </w:rPr>
+              <w:t>2.4</w:t>
+            </w:r>
+          </w:p>
+        </w:tc>
+        <w:tc>
+          <w:tcPr>
+            <w:tcW w:type="dxa" w:w="936"/>
+            <w:shd w:val="clear" w:color="auto" w:fill="F2F2F2"/>
+            <w:vAlign w:val="center"/>
+          </w:tcPr>
+          <w:p>
+            <w:r/>
+            <w:r>
+              <w:rPr>
+                <w:rFonts w:ascii="Arial" w:hAnsi="Arial"/>
+                <w:sz w:val="20"/>
+              </w:rPr>
+              <w:t>2.46</w:t>
             </w:r>
           </w:p>
         </w:tc>
@@ -13472,71 +13472,71 @@
                 <w:rFonts w:ascii="Arial" w:hAnsi="Arial"/>
                 <w:sz w:val="20"/>
               </w:rPr>
-              <w:t>L</w:t>
-            </w:r>
-          </w:p>
-        </w:tc>
-        <w:tc>
-          <w:tcPr>
-            <w:tcW w:type="dxa" w:w="936"/>
-            <w:vAlign w:val="center"/>
-          </w:tcPr>
-          <w:p>
-            <w:r/>
-            <w:r>
-              <w:rPr>
-                <w:rFonts w:ascii="Arial" w:hAnsi="Arial"/>
-                <w:sz w:val="20"/>
-              </w:rPr>
-              <w:t>Rental, Hiring and Real Estate Services</w:t>
-            </w:r>
-          </w:p>
-        </w:tc>
-        <w:tc>
-          <w:tcPr>
-            <w:tcW w:type="dxa" w:w="936"/>
-            <w:vAlign w:val="center"/>
-          </w:tcPr>
-          <w:p>
-            <w:r/>
-            <w:r>
-              <w:rPr>
-                <w:rFonts w:ascii="Arial" w:hAnsi="Arial"/>
-                <w:sz w:val="20"/>
-              </w:rPr>
-              <w:t>2.38</w:t>
-            </w:r>
-          </w:p>
-        </w:tc>
-        <w:tc>
-          <w:tcPr>
-            <w:tcW w:type="dxa" w:w="936"/>
-            <w:vAlign w:val="center"/>
-          </w:tcPr>
-          <w:p>
-            <w:r/>
-            <w:r>
-              <w:rPr>
-                <w:rFonts w:ascii="Arial" w:hAnsi="Arial"/>
-                <w:sz w:val="20"/>
-              </w:rPr>
-              <w:t>2.6</w:t>
-            </w:r>
-          </w:p>
-        </w:tc>
-        <w:tc>
-          <w:tcPr>
-            <w:tcW w:type="dxa" w:w="936"/>
-            <w:vAlign w:val="center"/>
-          </w:tcPr>
-          <w:p>
-            <w:r/>
-            <w:r>
-              <w:rPr>
-                <w:rFonts w:ascii="Arial" w:hAnsi="Arial"/>
-                <w:sz w:val="20"/>
-              </w:rPr>
-              <w:t>2.48</w:t>
+              <w:t>N</w:t>
+            </w:r>
+          </w:p>
+        </w:tc>
+        <w:tc>
+          <w:tcPr>
+            <w:tcW w:type="dxa" w:w="936"/>
+            <w:vAlign w:val="center"/>
+          </w:tcPr>
+          <w:p>
+            <w:r/>
+            <w:r>
+              <w:rPr>
+                <w:rFonts w:ascii="Arial" w:hAnsi="Arial"/>
+                <w:sz w:val="20"/>
+              </w:rPr>
+              <w:t>Administrative and Support Services</w:t>
+            </w:r>
+          </w:p>
+        </w:tc>
+        <w:tc>
+          <w:tcPr>
+            <w:tcW w:type="dxa" w:w="936"/>
+            <w:vAlign w:val="center"/>
+          </w:tcPr>
+          <w:p>
+            <w:r/>
+            <w:r>
+              <w:rPr>
+                <w:rFonts w:ascii="Arial" w:hAnsi="Arial"/>
+                <w:sz w:val="20"/>
+              </w:rPr>
+              <w:t>2.12</w:t>
+            </w:r>
+          </w:p>
+        </w:tc>
+        <w:tc>
+          <w:tcPr>
+            <w:tcW w:type="dxa" w:w="936"/>
+            <w:vAlign w:val="center"/>
+          </w:tcPr>
+          <w:p>
+            <w:r/>
+            <w:r>
+              <w:rPr>
+                <w:rFonts w:ascii="Arial" w:hAnsi="Arial"/>
+                <w:sz w:val="20"/>
+              </w:rPr>
+              <w:t>2.8</w:t>
+            </w:r>
+          </w:p>
+        </w:tc>
+        <w:tc>
+          <w:tcPr>
+            <w:tcW w:type="dxa" w:w="936"/>
+            <w:vAlign w:val="center"/>
+          </w:tcPr>
+          <w:p>
+            <w:r/>
+            <w:r>
+              <w:rPr>
+                <w:rFonts w:ascii="Arial" w:hAnsi="Arial"/>
+                <w:sz w:val="20"/>
+              </w:rPr>
+              <w:t>2.43</w:t>
             </w:r>
           </w:p>
         </w:tc>
@@ -13636,24 +13636,24 @@
                 <w:rFonts w:ascii="Arial" w:hAnsi="Arial"/>
                 <w:sz w:val="20"/>
               </w:rPr>
-              <w:t>N</w:t>
-            </w:r>
-          </w:p>
-        </w:tc>
-        <w:tc>
-          <w:tcPr>
-            <w:tcW w:type="dxa" w:w="936"/>
-            <w:shd w:val="clear" w:color="auto" w:fill="F2F2F2"/>
-            <w:vAlign w:val="center"/>
-          </w:tcPr>
-          <w:p>
-            <w:r/>
-            <w:r>
-              <w:rPr>
-                <w:rFonts w:ascii="Arial" w:hAnsi="Arial"/>
-                <w:sz w:val="20"/>
-              </w:rPr>
-              <w:t>Administrative and Support Services</w:t>
+              <w:t>J</w:t>
+            </w:r>
+          </w:p>
+        </w:tc>
+        <w:tc>
+          <w:tcPr>
+            <w:tcW w:type="dxa" w:w="936"/>
+            <w:shd w:val="clear" w:color="auto" w:fill="F2F2F2"/>
+            <w:vAlign w:val="center"/>
+          </w:tcPr>
+          <w:p>
+            <w:r/>
+            <w:r>
+              <w:rPr>
+                <w:rFonts w:ascii="Arial" w:hAnsi="Arial"/>
+                <w:sz w:val="20"/>
+              </w:rPr>
+              <w:t>Information Media and Telecommunications</w:t>
             </w:r>
           </w:p>
         </w:tc>
@@ -13687,24 +13687,24 @@
                 <w:rFonts w:ascii="Arial" w:hAnsi="Arial"/>
                 <w:sz w:val="20"/>
               </w:rPr>
-              <w:t>2.8</w:t>
-            </w:r>
-          </w:p>
-        </w:tc>
-        <w:tc>
-          <w:tcPr>
-            <w:tcW w:type="dxa" w:w="936"/>
-            <w:shd w:val="clear" w:color="auto" w:fill="F2F2F2"/>
-            <w:vAlign w:val="center"/>
-          </w:tcPr>
-          <w:p>
-            <w:r/>
-            <w:r>
-              <w:rPr>
-                <w:rFonts w:ascii="Arial" w:hAnsi="Arial"/>
-                <w:sz w:val="20"/>
-              </w:rPr>
-              <w:t>2.43</w:t>
+              <w:t>2.6</w:t>
+            </w:r>
+          </w:p>
+        </w:tc>
+        <w:tc>
+          <w:tcPr>
+            <w:tcW w:type="dxa" w:w="936"/>
+            <w:shd w:val="clear" w:color="auto" w:fill="F2F2F2"/>
+            <w:vAlign w:val="center"/>
+          </w:tcPr>
+          <w:p>
+            <w:r/>
+            <w:r>
+              <w:rPr>
+                <w:rFonts w:ascii="Arial" w:hAnsi="Arial"/>
+                <w:sz w:val="20"/>
+              </w:rPr>
+              <w:t>2.34</w:t>
             </w:r>
           </w:p>
         </w:tc>
@@ -14355,58 +14355,58 @@
                 <w:rFonts w:ascii="Arial" w:hAnsi="Arial"/>
                 <w:sz w:val="20"/>
               </w:rPr>
-              <w:t>2.4</w:t>
-            </w:r>
-          </w:p>
-        </w:tc>
-        <w:tc>
-          <w:tcPr>
-            <w:tcW w:type="dxa" w:w="936"/>
-            <w:shd w:val="clear" w:color="auto" w:fill="F2F2F2"/>
-            <w:vAlign w:val="center"/>
-          </w:tcPr>
-          <w:p>
-            <w:r/>
-            <w:r>
-              <w:rPr>
-                <w:rFonts w:ascii="Arial" w:hAnsi="Arial"/>
-                <w:sz w:val="20"/>
-              </w:rPr>
-              <w:t>2.04</w:t>
-            </w:r>
-          </w:p>
-        </w:tc>
-        <w:tc>
-          <w:tcPr>
-            <w:tcW w:type="dxa" w:w="936"/>
-            <w:shd w:val="clear" w:color="auto" w:fill="F2F2F2"/>
-            <w:vAlign w:val="center"/>
-          </w:tcPr>
-          <w:p>
-            <w:r/>
-            <w:r>
-              <w:rPr>
-                <w:rFonts w:ascii="Arial" w:hAnsi="Arial"/>
-                <w:sz w:val="20"/>
-              </w:rPr>
-              <w:t>Medium</w:t>
-            </w:r>
-          </w:p>
-        </w:tc>
-        <w:tc>
-          <w:tcPr>
-            <w:tcW w:type="dxa" w:w="936"/>
-            <w:shd w:val="clear" w:color="auto" w:fill="F2F2F2"/>
-            <w:vAlign w:val="center"/>
-          </w:tcPr>
-          <w:p>
-            <w:r/>
-            <w:r>
-              <w:rPr>
-                <w:rFonts w:ascii="Arial" w:hAnsi="Arial"/>
-                <w:sz w:val="20"/>
-              </w:rPr>
-              <w:t>1.0</w:t>
+              <w:t>2.0</w:t>
+            </w:r>
+          </w:p>
+        </w:tc>
+        <w:tc>
+          <w:tcPr>
+            <w:tcW w:type="dxa" w:w="936"/>
+            <w:shd w:val="clear" w:color="auto" w:fill="F2F2F2"/>
+            <w:vAlign w:val="center"/>
+          </w:tcPr>
+          <w:p>
+            <w:r/>
+            <w:r>
+              <w:rPr>
+                <w:rFonts w:ascii="Arial" w:hAnsi="Arial"/>
+                <w:sz w:val="20"/>
+              </w:rPr>
+              <w:t>1.86</w:t>
+            </w:r>
+          </w:p>
+        </w:tc>
+        <w:tc>
+          <w:tcPr>
+            <w:tcW w:type="dxa" w:w="936"/>
+            <w:shd w:val="clear" w:color="auto" w:fill="F2F2F2"/>
+            <w:vAlign w:val="center"/>
+          </w:tcPr>
+          <w:p>
+            <w:r/>
+            <w:r>
+              <w:rPr>
+                <w:rFonts w:ascii="Arial" w:hAnsi="Arial"/>
+                <w:sz w:val="20"/>
+              </w:rPr>
+              <w:t>Moderate-low</w:t>
+            </w:r>
+          </w:p>
+        </w:tc>
+        <w:tc>
+          <w:tcPr>
+            <w:tcW w:type="dxa" w:w="936"/>
+            <w:shd w:val="clear" w:color="auto" w:fill="F2F2F2"/>
+            <w:vAlign w:val="center"/>
+          </w:tcPr>
+          <w:p>
+            <w:r/>
+            <w:r>
+              <w:rPr>
+                <w:rFonts w:ascii="Arial" w:hAnsi="Arial"/>
+                <w:sz w:val="20"/>
+              </w:rPr>
+              <w:t>0.95</w:t>
             </w:r>
           </w:p>
         </w:tc>
@@ -14762,7 +14762,7 @@
                 <w:rFonts w:ascii="Arial" w:hAnsi="Arial"/>
                 <w:sz w:val="20"/>
               </w:rPr>
-              <w:t>2.87</w:t>
+              <w:t>3.28</w:t>
             </w:r>
           </w:p>
         </w:tc>
@@ -14896,41 +14896,41 @@
                 <w:rFonts w:ascii="Arial" w:hAnsi="Arial"/>
                 <w:sz w:val="20"/>
               </w:rPr>
-              <w:t>1.1</w:t>
-            </w:r>
-          </w:p>
-        </w:tc>
-        <w:tc>
-          <w:tcPr>
-            <w:tcW w:type="dxa" w:w="936"/>
-            <w:shd w:val="clear" w:color="auto" w:fill="F2F2F2"/>
-            <w:vAlign w:val="center"/>
-          </w:tcPr>
-          <w:p>
-            <w:r/>
-            <w:r>
-              <w:rPr>
-                <w:rFonts w:ascii="Arial" w:hAnsi="Arial"/>
-                <w:sz w:val="20"/>
-              </w:rPr>
-              <w:t>3.06</w:t>
-            </w:r>
-          </w:p>
-        </w:tc>
-        <w:tc>
-          <w:tcPr>
-            <w:tcW w:type="dxa" w:w="936"/>
-            <w:shd w:val="clear" w:color="auto" w:fill="F2F2F2"/>
-            <w:vAlign w:val="center"/>
-          </w:tcPr>
-          <w:p>
-            <w:r/>
-            <w:r>
-              <w:rPr>
-                <w:rFonts w:ascii="Arial" w:hAnsi="Arial"/>
-                <w:sz w:val="20"/>
-              </w:rPr>
-              <w:t>3.21</w:t>
+              <w:t>1.15</w:t>
+            </w:r>
+          </w:p>
+        </w:tc>
+        <w:tc>
+          <w:tcPr>
+            <w:tcW w:type="dxa" w:w="936"/>
+            <w:shd w:val="clear" w:color="auto" w:fill="F2F2F2"/>
+            <w:vAlign w:val="center"/>
+          </w:tcPr>
+          <w:p>
+            <w:r/>
+            <w:r>
+              <w:rPr>
+                <w:rFonts w:ascii="Arial" w:hAnsi="Arial"/>
+                <w:sz w:val="20"/>
+              </w:rPr>
+              <w:t>3.29</w:t>
+            </w:r>
+          </w:p>
+        </w:tc>
+        <w:tc>
+          <w:tcPr>
+            <w:tcW w:type="dxa" w:w="936"/>
+            <w:shd w:val="clear" w:color="auto" w:fill="F2F2F2"/>
+            <w:vAlign w:val="center"/>
+          </w:tcPr>
+          <w:p>
+            <w:r/>
+            <w:r>
+              <w:rPr>
+                <w:rFonts w:ascii="Arial" w:hAnsi="Arial"/>
+                <w:sz w:val="20"/>
+              </w:rPr>
+              <w:t>3.44</w:t>
             </w:r>
           </w:p>
         </w:tc>
@@ -14998,7 +14998,7 @@
                 <w:rFonts w:ascii="Arial" w:hAnsi="Arial"/>
                 <w:sz w:val="20"/>
               </w:rPr>
-              <w:t>Moderate-high</w:t>
+              <w:t>Elevated</w:t>
             </w:r>
           </w:p>
         </w:tc>
@@ -15064,55 +15064,55 @@
                 <w:rFonts w:ascii="Arial" w:hAnsi="Arial"/>
                 <w:sz w:val="20"/>
               </w:rPr>
-              <w:t>1.0</w:t>
-            </w:r>
-          </w:p>
-        </w:tc>
-        <w:tc>
-          <w:tcPr>
-            <w:tcW w:type="dxa" w:w="936"/>
-            <w:vAlign w:val="center"/>
-          </w:tcPr>
-          <w:p>
-            <w:r/>
-            <w:r>
-              <w:rPr>
-                <w:rFonts w:ascii="Arial" w:hAnsi="Arial"/>
-                <w:sz w:val="20"/>
-              </w:rPr>
-              <w:t>2.23</w:t>
-            </w:r>
-          </w:p>
-        </w:tc>
-        <w:tc>
-          <w:tcPr>
-            <w:tcW w:type="dxa" w:w="936"/>
-            <w:vAlign w:val="center"/>
-          </w:tcPr>
-          <w:p>
-            <w:r/>
-            <w:r>
-              <w:rPr>
-                <w:rFonts w:ascii="Arial" w:hAnsi="Arial"/>
-                <w:sz w:val="20"/>
-              </w:rPr>
-              <w:t>2.56</w:t>
-            </w:r>
-          </w:p>
-        </w:tc>
-        <w:tc>
-          <w:tcPr>
-            <w:tcW w:type="dxa" w:w="936"/>
-            <w:vAlign w:val="center"/>
-          </w:tcPr>
-          <w:p>
-            <w:r/>
-            <w:r>
-              <w:rPr>
-                <w:rFonts w:ascii="Arial" w:hAnsi="Arial"/>
-                <w:sz w:val="20"/>
-              </w:rPr>
-              <w:t>neutral</w:t>
+              <w:t>0.95</w:t>
+            </w:r>
+          </w:p>
+        </w:tc>
+        <w:tc>
+          <w:tcPr>
+            <w:tcW w:type="dxa" w:w="936"/>
+            <w:vAlign w:val="center"/>
+          </w:tcPr>
+          <w:p>
+            <w:r/>
+            <w:r>
+              <w:rPr>
+                <w:rFonts w:ascii="Arial" w:hAnsi="Arial"/>
+                <w:sz w:val="20"/>
+              </w:rPr>
+              <w:t>1.85</w:t>
+            </w:r>
+          </w:p>
+        </w:tc>
+        <w:tc>
+          <w:tcPr>
+            <w:tcW w:type="dxa" w:w="936"/>
+            <w:vAlign w:val="center"/>
+          </w:tcPr>
+          <w:p>
+            <w:r/>
+            <w:r>
+              <w:rPr>
+                <w:rFonts w:ascii="Arial" w:hAnsi="Arial"/>
+                <w:sz w:val="20"/>
+              </w:rPr>
+              <w:t>2.17</w:t>
+            </w:r>
+          </w:p>
+        </w:tc>
+        <w:tc>
+          <w:tcPr>
+            <w:tcW w:type="dxa" w:w="936"/>
+            <w:vAlign w:val="center"/>
+          </w:tcPr>
+          <w:p>
+            <w:r/>
+            <w:r>
+              <w:rPr>
+                <w:rFonts w:ascii="Arial" w:hAnsi="Arial"/>
+                <w:sz w:val="20"/>
+              </w:rPr>
+              <w:t>growth</w:t>
             </w:r>
           </w:p>
         </w:tc>
@@ -15144,23 +15144,23 @@
                 <w:rFonts w:ascii="Arial" w:hAnsi="Arial"/>
                 <w:sz w:val="20"/>
               </w:rPr>
-              <w:t>normal</w:t>
-            </w:r>
-          </w:p>
-        </w:tc>
-        <w:tc>
-          <w:tcPr>
-            <w:tcW w:type="dxa" w:w="936"/>
-            <w:vAlign w:val="center"/>
-          </w:tcPr>
-          <w:p>
-            <w:r/>
-            <w:r>
-              <w:rPr>
-                <w:rFonts w:ascii="Arial" w:hAnsi="Arial"/>
-                <w:sz w:val="20"/>
-              </w:rPr>
-              <w:t>Medium</w:t>
+              <w:t>supportive</w:t>
+            </w:r>
+          </w:p>
+        </w:tc>
+        <w:tc>
+          <w:tcPr>
+            <w:tcW w:type="dxa" w:w="936"/>
+            <w:vAlign w:val="center"/>
+          </w:tcPr>
+          <w:p>
+            <w:r/>
+            <w:r>
+              <w:rPr>
+                <w:rFonts w:ascii="Arial" w:hAnsi="Arial"/>
+                <w:sz w:val="20"/>
+              </w:rPr>
+              <w:t>Moderate-low</w:t>
             </w:r>
           </w:p>
         </w:tc>
@@ -15230,41 +15230,41 @@
                 <w:rFonts w:ascii="Arial" w:hAnsi="Arial"/>
                 <w:sz w:val="20"/>
               </w:rPr>
-              <w:t>1.1</w:t>
-            </w:r>
-          </w:p>
-        </w:tc>
-        <w:tc>
-          <w:tcPr>
-            <w:tcW w:type="dxa" w:w="936"/>
-            <w:shd w:val="clear" w:color="auto" w:fill="F2F2F2"/>
-            <w:vAlign w:val="center"/>
-          </w:tcPr>
-          <w:p>
-            <w:r/>
-            <w:r>
-              <w:rPr>
-                <w:rFonts w:ascii="Arial" w:hAnsi="Arial"/>
-                <w:sz w:val="20"/>
-              </w:rPr>
-              <w:t>3.15</w:t>
-            </w:r>
-          </w:p>
-        </w:tc>
-        <w:tc>
-          <w:tcPr>
-            <w:tcW w:type="dxa" w:w="936"/>
-            <w:shd w:val="clear" w:color="auto" w:fill="F2F2F2"/>
-            <w:vAlign w:val="center"/>
-          </w:tcPr>
-          <w:p>
-            <w:r/>
-            <w:r>
-              <w:rPr>
-                <w:rFonts w:ascii="Arial" w:hAnsi="Arial"/>
-                <w:sz w:val="20"/>
-              </w:rPr>
-              <w:t>3.14</w:t>
+              <w:t>1.15</w:t>
+            </w:r>
+          </w:p>
+        </w:tc>
+        <w:tc>
+          <w:tcPr>
+            <w:tcW w:type="dxa" w:w="936"/>
+            <w:shd w:val="clear" w:color="auto" w:fill="F2F2F2"/>
+            <w:vAlign w:val="center"/>
+          </w:tcPr>
+          <w:p>
+            <w:r/>
+            <w:r>
+              <w:rPr>
+                <w:rFonts w:ascii="Arial" w:hAnsi="Arial"/>
+                <w:sz w:val="20"/>
+              </w:rPr>
+              <w:t>3.4</w:t>
+            </w:r>
+          </w:p>
+        </w:tc>
+        <w:tc>
+          <w:tcPr>
+            <w:tcW w:type="dxa" w:w="936"/>
+            <w:shd w:val="clear" w:color="auto" w:fill="F2F2F2"/>
+            <w:vAlign w:val="center"/>
+          </w:tcPr>
+          <w:p>
+            <w:r/>
+            <w:r>
+              <w:rPr>
+                <w:rFonts w:ascii="Arial" w:hAnsi="Arial"/>
+                <w:sz w:val="20"/>
+              </w:rPr>
+              <w:t>3.39</w:t>
             </w:r>
           </w:p>
         </w:tc>
@@ -15332,7 +15332,7 @@
                 <w:rFonts w:ascii="Arial" w:hAnsi="Arial"/>
                 <w:sz w:val="20"/>
               </w:rPr>
-              <w:t>Moderate-high</w:t>
+              <w:t>Elevated</w:t>
             </w:r>
           </w:p>
         </w:tc>
@@ -15414,23 +15414,23 @@
                 <w:rFonts w:ascii="Arial" w:hAnsi="Arial"/>
                 <w:sz w:val="20"/>
               </w:rPr>
-              <w:t>2.92</w:t>
-            </w:r>
-          </w:p>
-        </w:tc>
-        <w:tc>
-          <w:tcPr>
-            <w:tcW w:type="dxa" w:w="936"/>
-            <w:vAlign w:val="center"/>
-          </w:tcPr>
-          <w:p>
-            <w:r/>
-            <w:r>
-              <w:rPr>
-                <w:rFonts w:ascii="Arial" w:hAnsi="Arial"/>
-                <w:sz w:val="20"/>
-              </w:rPr>
-              <w:t>3.08</w:t>
+              <w:t>3.02</w:t>
+            </w:r>
+          </w:p>
+        </w:tc>
+        <w:tc>
+          <w:tcPr>
+            <w:tcW w:type="dxa" w:w="936"/>
+            <w:vAlign w:val="center"/>
+          </w:tcPr>
+          <w:p>
+            <w:r/>
+            <w:r>
+              <w:rPr>
+                <w:rFonts w:ascii="Arial" w:hAnsi="Arial"/>
+                <w:sz w:val="20"/>
+              </w:rPr>
+              <w:t>3.18</w:t>
             </w:r>
           </w:p>
         </w:tc>
@@ -15808,7 +15808,7 @@
                 <w:rFonts w:ascii="Arial" w:hAnsi="Arial"/>
                 <w:sz w:val="20"/>
               </w:rPr>
-              <w:t>Current environment (base scenario). Anchored to a low / improving arrears backdrop (qualitative assumption from RBA FSR) and an average property-cycle softness score of 2.73 (real, ABS building approvals). No diversification benefit assumed (APG 113 para 92).</w:t>
+              <w:t>Current environment (base scenario). Anchored to a low / improving arrears backdrop (qualitative assumption from RBA FSR) and an average property-cycle softness score of 3.14 (real, ABS building approvals). No diversification benefit assumed (APG 113 para 92).</w:t>
             </w:r>
           </w:p>
         </w:tc>
@@ -16809,7 +16809,7 @@
                 <w:rFonts w:ascii="Arial" w:hAnsi="Arial"/>
                 <w:sz w:val="20"/>
               </w:rPr>
-              <w:t>31.7</w:t>
+              <w:t>35.1</w:t>
             </w:r>
           </w:p>
         </w:tc>
@@ -16945,7 +16945,7 @@
                 <w:rFonts w:ascii="Arial" w:hAnsi="Arial"/>
                 <w:sz w:val="20"/>
               </w:rPr>
-              <w:t>0.48</w:t>
+              <w:t>0.47</w:t>
             </w:r>
           </w:p>
         </w:tc>
@@ -16979,7 +16979,7 @@
                 <w:rFonts w:ascii="Arial" w:hAnsi="Arial"/>
                 <w:sz w:val="20"/>
               </w:rPr>
-              <w:t>43.9</w:t>
+              <w:t>51.7</w:t>
             </w:r>
           </w:p>
         </w:tc>
@@ -17111,7 +17111,7 @@
                 <w:rFonts w:ascii="Arial" w:hAnsi="Arial"/>
                 <w:sz w:val="20"/>
               </w:rPr>
-              <w:t>0.1</w:t>
+              <w:t>0.09</w:t>
             </w:r>
           </w:p>
         </w:tc>
@@ -17143,7 +17143,7 @@
                 <w:rFonts w:ascii="Arial" w:hAnsi="Arial"/>
                 <w:sz w:val="20"/>
               </w:rPr>
-              <w:t>52.7</w:t>
+              <w:t>57.2</w:t>
             </w:r>
           </w:p>
         </w:tc>
@@ -17279,7 +17279,7 @@
                 <w:rFonts w:ascii="Arial" w:hAnsi="Arial"/>
                 <w:sz w:val="20"/>
               </w:rPr>
-              <w:t>0.2</w:t>
+              <w:t>0.21</w:t>
             </w:r>
           </w:p>
         </w:tc>
@@ -17313,7 +17313,7 @@
                 <w:rFonts w:ascii="Arial" w:hAnsi="Arial"/>
                 <w:sz w:val="20"/>
               </w:rPr>
-              <w:t>9.1</w:t>
+              <w:t>9.2</w:t>
             </w:r>
           </w:p>
         </w:tc>
@@ -17477,7 +17477,7 @@
                 <w:rFonts w:ascii="Arial" w:hAnsi="Arial"/>
                 <w:sz w:val="20"/>
               </w:rPr>
-              <w:t>20.0</w:t>
+              <w:t>22.0</w:t>
             </w:r>
           </w:p>
         </w:tc>
@@ -17613,7 +17613,7 @@
                 <w:rFonts w:ascii="Arial" w:hAnsi="Arial"/>
                 <w:sz w:val="20"/>
               </w:rPr>
-              <w:t>0.07</w:t>
+              <w:t>0.06</w:t>
             </w:r>
           </w:p>
         </w:tc>
@@ -17647,7 +17647,7 @@
                 <w:rFonts w:ascii="Arial" w:hAnsi="Arial"/>
                 <w:sz w:val="20"/>
               </w:rPr>
-              <w:t>46.1</w:t>
+              <w:t>48.5</w:t>
             </w:r>
           </w:p>
         </w:tc>
@@ -17779,7 +17779,7 @@
                 <w:rFonts w:ascii="Arial" w:hAnsi="Arial"/>
                 <w:sz w:val="20"/>
               </w:rPr>
-              <w:t>0.07</w:t>
+              <w:t>0.05</w:t>
             </w:r>
           </w:p>
         </w:tc>
@@ -17811,7 +17811,7 @@
                 <w:rFonts w:ascii="Arial" w:hAnsi="Arial"/>
                 <w:sz w:val="20"/>
               </w:rPr>
-              <w:t>30.4</w:t>
+              <w:t>32.7</w:t>
             </w:r>
           </w:p>
         </w:tc>
@@ -17947,7 +17947,7 @@
                 <w:rFonts w:ascii="Arial" w:hAnsi="Arial"/>
                 <w:sz w:val="20"/>
               </w:rPr>
-              <w:t>0.1</w:t>
+              <w:t>0.08</w:t>
             </w:r>
           </w:p>
         </w:tc>
@@ -17981,7 +17981,7 @@
                 <w:rFonts w:ascii="Arial" w:hAnsi="Arial"/>
                 <w:sz w:val="20"/>
               </w:rPr>
-              <w:t>6.1</w:t>
+              <w:t>6.0</w:t>
             </w:r>
           </w:p>
         </w:tc>
@@ -18113,7 +18113,7 @@
                 <w:rFonts w:ascii="Arial" w:hAnsi="Arial"/>
                 <w:sz w:val="20"/>
               </w:rPr>
-              <w:t>0.21</w:t>
+              <w:t>0.19</w:t>
             </w:r>
           </w:p>
         </w:tc>
@@ -18145,7 +18145,7 @@
                 <w:rFonts w:ascii="Arial" w:hAnsi="Arial"/>
                 <w:sz w:val="20"/>
               </w:rPr>
-              <w:t>25.4</w:t>
+              <w:t>18.7</w:t>
             </w:r>
           </w:p>
         </w:tc>
@@ -18281,7 +18281,7 @@
                 <w:rFonts w:ascii="Arial" w:hAnsi="Arial"/>
                 <w:sz w:val="20"/>
               </w:rPr>
-              <w:t>0.19</w:t>
+              <w:t>0.2</w:t>
             </w:r>
           </w:p>
         </w:tc>
@@ -19145,7 +19145,7 @@
                 <w:rFonts w:ascii="Arial" w:hAnsi="Arial"/>
                 <w:sz w:val="20"/>
               </w:rPr>
-              <w:t>10.7</w:t>
+              <w:t>11.9</w:t>
             </w:r>
           </w:p>
         </w:tc>
@@ -19446,7 +19446,7 @@
                 <w:rFonts w:ascii="Arial" w:hAnsi="Arial"/>
                 <w:sz w:val="20"/>
               </w:rPr>
-              <w:t>0.12</w:t>
+              <w:t>0.13</w:t>
             </w:r>
           </w:p>
         </w:tc>
@@ -19478,7 +19478,7 @@
                 <w:rFonts w:ascii="Arial" w:hAnsi="Arial"/>
                 <w:sz w:val="20"/>
               </w:rPr>
-              <w:t>15.0</w:t>
+              <w:t>13.7</w:t>
             </w:r>
           </w:p>
         </w:tc>
@@ -19614,7 +19614,7 @@
                 <w:rFonts w:ascii="Arial" w:hAnsi="Arial"/>
                 <w:sz w:val="20"/>
               </w:rPr>
-              <w:t>0.14</w:t>
+              <w:t>0.16</w:t>
             </w:r>
           </w:p>
         </w:tc>
@@ -20306,23 +20306,23 @@
                 <w:rFonts w:ascii="Arial" w:hAnsi="Arial"/>
                 <w:sz w:val="20"/>
               </w:rPr>
-              <w:t>3.2</w:t>
-            </w:r>
-          </w:p>
-        </w:tc>
-        <w:tc>
-          <w:tcPr>
-            <w:tcW w:type="dxa" w:w="936"/>
-            <w:vAlign w:val="center"/>
-          </w:tcPr>
-          <w:p>
-            <w:r/>
-            <w:r>
-              <w:rPr>
-                <w:rFonts w:ascii="Arial" w:hAnsi="Arial"/>
-                <w:sz w:val="20"/>
-              </w:rPr>
-              <w:t>3.71</w:t>
+              <w:t>4.2</w:t>
+            </w:r>
+          </w:p>
+        </w:tc>
+        <w:tc>
+          <w:tcPr>
+            <w:tcW w:type="dxa" w:w="936"/>
+            <w:vAlign w:val="center"/>
+          </w:tcPr>
+          <w:p>
+            <w:r/>
+            <w:r>
+              <w:rPr>
+                <w:rFonts w:ascii="Arial" w:hAnsi="Arial"/>
+                <w:sz w:val="20"/>
+              </w:rPr>
+              <w:t>4.16</w:t>
             </w:r>
           </w:p>
         </w:tc>
@@ -20472,24 +20472,24 @@
                 <w:rFonts w:ascii="Arial" w:hAnsi="Arial"/>
                 <w:sz w:val="20"/>
               </w:rPr>
-              <w:t>3.8</w:t>
-            </w:r>
-          </w:p>
-        </w:tc>
-        <w:tc>
-          <w:tcPr>
-            <w:tcW w:type="dxa" w:w="936"/>
-            <w:shd w:val="clear" w:color="auto" w:fill="F2F2F2"/>
-            <w:vAlign w:val="center"/>
-          </w:tcPr>
-          <w:p>
-            <w:r/>
-            <w:r>
-              <w:rPr>
-                <w:rFonts w:ascii="Arial" w:hAnsi="Arial"/>
-                <w:sz w:val="20"/>
-              </w:rPr>
-              <w:t>3.02</w:t>
+              <w:t>3.6</w:t>
+            </w:r>
+          </w:p>
+        </w:tc>
+        <w:tc>
+          <w:tcPr>
+            <w:tcW w:type="dxa" w:w="936"/>
+            <w:shd w:val="clear" w:color="auto" w:fill="F2F2F2"/>
+            <w:vAlign w:val="center"/>
+          </w:tcPr>
+          <w:p>
+            <w:r/>
+            <w:r>
+              <w:rPr>
+                <w:rFonts w:ascii="Arial" w:hAnsi="Arial"/>
+                <w:sz w:val="20"/>
+              </w:rPr>
+              <w:t>2.93</w:t>
             </w:r>
           </w:p>
         </w:tc>
@@ -20640,39 +20640,39 @@
                 <w:rFonts w:ascii="Arial" w:hAnsi="Arial"/>
                 <w:sz w:val="20"/>
               </w:rPr>
-              <w:t>2.6</w:t>
-            </w:r>
-          </w:p>
-        </w:tc>
-        <w:tc>
-          <w:tcPr>
-            <w:tcW w:type="dxa" w:w="936"/>
-            <w:vAlign w:val="center"/>
-          </w:tcPr>
-          <w:p>
-            <w:r/>
-            <w:r>
-              <w:rPr>
-                <w:rFonts w:ascii="Arial" w:hAnsi="Arial"/>
-                <w:sz w:val="20"/>
-              </w:rPr>
-              <w:t>2.68</w:t>
-            </w:r>
-          </w:p>
-        </w:tc>
-        <w:tc>
-          <w:tcPr>
-            <w:tcW w:type="dxa" w:w="936"/>
-            <w:vAlign w:val="center"/>
-          </w:tcPr>
-          <w:p>
-            <w:r/>
-            <w:r>
-              <w:rPr>
-                <w:rFonts w:ascii="Arial" w:hAnsi="Arial"/>
-                <w:sz w:val="20"/>
-              </w:rPr>
-              <w:t>Medium</w:t>
+              <w:t>3.2</w:t>
+            </w:r>
+          </w:p>
+        </w:tc>
+        <w:tc>
+          <w:tcPr>
+            <w:tcW w:type="dxa" w:w="936"/>
+            <w:vAlign w:val="center"/>
+          </w:tcPr>
+          <w:p>
+            <w:r/>
+            <w:r>
+              <w:rPr>
+                <w:rFonts w:ascii="Arial" w:hAnsi="Arial"/>
+                <w:sz w:val="20"/>
+              </w:rPr>
+              <w:t>2.95</w:t>
+            </w:r>
+          </w:p>
+        </w:tc>
+        <w:tc>
+          <w:tcPr>
+            <w:tcW w:type="dxa" w:w="936"/>
+            <w:vAlign w:val="center"/>
+          </w:tcPr>
+          <w:p>
+            <w:r/>
+            <w:r>
+              <w:rPr>
+                <w:rFonts w:ascii="Arial" w:hAnsi="Arial"/>
+                <w:sz w:val="20"/>
+              </w:rPr>
+              <w:t>Moderate-high</w:t>
             </w:r>
           </w:p>
         </w:tc>
@@ -21308,23 +21308,23 @@
                 <w:rFonts w:ascii="Arial" w:hAnsi="Arial"/>
                 <w:sz w:val="20"/>
               </w:rPr>
-              <w:t>3.0</w:t>
-            </w:r>
-          </w:p>
-        </w:tc>
-        <w:tc>
-          <w:tcPr>
-            <w:tcW w:type="dxa" w:w="936"/>
-            <w:vAlign w:val="center"/>
-          </w:tcPr>
-          <w:p>
-            <w:r/>
-            <w:r>
-              <w:rPr>
-                <w:rFonts w:ascii="Arial" w:hAnsi="Arial"/>
-                <w:sz w:val="20"/>
-              </w:rPr>
-              <w:t>2.52</w:t>
+              <w:t>2.6</w:t>
+            </w:r>
+          </w:p>
+        </w:tc>
+        <w:tc>
+          <w:tcPr>
+            <w:tcW w:type="dxa" w:w="936"/>
+            <w:vAlign w:val="center"/>
+          </w:tcPr>
+          <w:p>
+            <w:r/>
+            <w:r>
+              <w:rPr>
+                <w:rFonts w:ascii="Arial" w:hAnsi="Arial"/>
+                <w:sz w:val="20"/>
+              </w:rPr>
+              <w:t>2.34</w:t>
             </w:r>
           </w:p>
         </w:tc>
@@ -21474,24 +21474,24 @@
                 <w:rFonts w:ascii="Arial" w:hAnsi="Arial"/>
                 <w:sz w:val="20"/>
               </w:rPr>
-              <w:t>3.2</w:t>
-            </w:r>
-          </w:p>
-        </w:tc>
-        <w:tc>
-          <w:tcPr>
-            <w:tcW w:type="dxa" w:w="936"/>
-            <w:shd w:val="clear" w:color="auto" w:fill="F2F2F2"/>
-            <w:vAlign w:val="center"/>
-          </w:tcPr>
-          <w:p>
-            <w:r/>
-            <w:r>
-              <w:rPr>
-                <w:rFonts w:ascii="Arial" w:hAnsi="Arial"/>
-                <w:sz w:val="20"/>
-              </w:rPr>
-              <w:t>3.36</w:t>
+              <w:t>3.4</w:t>
+            </w:r>
+          </w:p>
+        </w:tc>
+        <w:tc>
+          <w:tcPr>
+            <w:tcW w:type="dxa" w:w="936"/>
+            <w:shd w:val="clear" w:color="auto" w:fill="F2F2F2"/>
+            <w:vAlign w:val="center"/>
+          </w:tcPr>
+          <w:p>
+            <w:r/>
+            <w:r>
+              <w:rPr>
+                <w:rFonts w:ascii="Arial" w:hAnsi="Arial"/>
+                <w:sz w:val="20"/>
+              </w:rPr>
+              <w:t>3.46</w:t>
             </w:r>
           </w:p>
         </w:tc>
@@ -21642,23 +21642,23 @@
                 <w:rFonts w:ascii="Arial" w:hAnsi="Arial"/>
                 <w:sz w:val="20"/>
               </w:rPr>
-              <w:t>2.8</w:t>
-            </w:r>
-          </w:p>
-        </w:tc>
-        <w:tc>
-          <w:tcPr>
-            <w:tcW w:type="dxa" w:w="936"/>
-            <w:vAlign w:val="center"/>
-          </w:tcPr>
-          <w:p>
-            <w:r/>
-            <w:r>
-              <w:rPr>
-                <w:rFonts w:ascii="Arial" w:hAnsi="Arial"/>
-                <w:sz w:val="20"/>
-              </w:rPr>
-              <w:t>3.39</w:t>
+              <w:t>3.2</w:t>
+            </w:r>
+          </w:p>
+        </w:tc>
+        <w:tc>
+          <w:tcPr>
+            <w:tcW w:type="dxa" w:w="936"/>
+            <w:vAlign w:val="center"/>
+          </w:tcPr>
+          <w:p>
+            <w:r/>
+            <w:r>
+              <w:rPr>
+                <w:rFonts w:ascii="Arial" w:hAnsi="Arial"/>
+                <w:sz w:val="20"/>
+              </w:rPr>
+              <w:t>3.57</w:t>
             </w:r>
           </w:p>
         </w:tc>
@@ -21976,39 +21976,39 @@
                 <w:rFonts w:ascii="Arial" w:hAnsi="Arial"/>
                 <w:sz w:val="20"/>
               </w:rPr>
-              <w:t>2.4</w:t>
-            </w:r>
-          </w:p>
-        </w:tc>
-        <w:tc>
-          <w:tcPr>
-            <w:tcW w:type="dxa" w:w="936"/>
-            <w:vAlign w:val="center"/>
-          </w:tcPr>
-          <w:p>
-            <w:r/>
-            <w:r>
-              <w:rPr>
-                <w:rFonts w:ascii="Arial" w:hAnsi="Arial"/>
-                <w:sz w:val="20"/>
-              </w:rPr>
-              <w:t>2.04</w:t>
-            </w:r>
-          </w:p>
-        </w:tc>
-        <w:tc>
-          <w:tcPr>
-            <w:tcW w:type="dxa" w:w="936"/>
-            <w:vAlign w:val="center"/>
-          </w:tcPr>
-          <w:p>
-            <w:r/>
-            <w:r>
-              <w:rPr>
-                <w:rFonts w:ascii="Arial" w:hAnsi="Arial"/>
-                <w:sz w:val="20"/>
-              </w:rPr>
-              <w:t>Medium</w:t>
+              <w:t>2.0</w:t>
+            </w:r>
+          </w:p>
+        </w:tc>
+        <w:tc>
+          <w:tcPr>
+            <w:tcW w:type="dxa" w:w="936"/>
+            <w:vAlign w:val="center"/>
+          </w:tcPr>
+          <w:p>
+            <w:r/>
+            <w:r>
+              <w:rPr>
+                <w:rFonts w:ascii="Arial" w:hAnsi="Arial"/>
+                <w:sz w:val="20"/>
+              </w:rPr>
+              <w:t>1.86</w:t>
+            </w:r>
+          </w:p>
+        </w:tc>
+        <w:tc>
+          <w:tcPr>
+            <w:tcW w:type="dxa" w:w="936"/>
+            <w:vAlign w:val="center"/>
+          </w:tcPr>
+          <w:p>
+            <w:r/>
+            <w:r>
+              <w:rPr>
+                <w:rFonts w:ascii="Arial" w:hAnsi="Arial"/>
+                <w:sz w:val="20"/>
+              </w:rPr>
+              <w:t>Moderate-low</w:t>
             </w:r>
           </w:p>
         </w:tc>
@@ -22476,24 +22476,24 @@
                 <w:rFonts w:ascii="Arial" w:hAnsi="Arial"/>
                 <w:sz w:val="20"/>
               </w:rPr>
-              <w:t>3.2</w:t>
-            </w:r>
-          </w:p>
-        </w:tc>
-        <w:tc>
-          <w:tcPr>
-            <w:tcW w:type="dxa" w:w="936"/>
-            <w:shd w:val="clear" w:color="auto" w:fill="F2F2F2"/>
-            <w:vAlign w:val="center"/>
-          </w:tcPr>
-          <w:p>
-            <w:r/>
-            <w:r>
-              <w:rPr>
-                <w:rFonts w:ascii="Arial" w:hAnsi="Arial"/>
-                <w:sz w:val="20"/>
-              </w:rPr>
-              <w:t>3.23</w:t>
+              <w:t>3.4</w:t>
+            </w:r>
+          </w:p>
+        </w:tc>
+        <w:tc>
+          <w:tcPr>
+            <w:tcW w:type="dxa" w:w="936"/>
+            <w:shd w:val="clear" w:color="auto" w:fill="F2F2F2"/>
+            <w:vAlign w:val="center"/>
+          </w:tcPr>
+          <w:p>
+            <w:r/>
+            <w:r>
+              <w:rPr>
+                <w:rFonts w:ascii="Arial" w:hAnsi="Arial"/>
+                <w:sz w:val="20"/>
+              </w:rPr>
+              <w:t>3.32</w:t>
             </w:r>
           </w:p>
         </w:tc>
@@ -22644,23 +22644,23 @@
                 <w:rFonts w:ascii="Arial" w:hAnsi="Arial"/>
                 <w:sz w:val="20"/>
               </w:rPr>
-              <w:t>2.8</w:t>
-            </w:r>
-          </w:p>
-        </w:tc>
-        <w:tc>
-          <w:tcPr>
-            <w:tcW w:type="dxa" w:w="936"/>
-            <w:vAlign w:val="center"/>
-          </w:tcPr>
-          <w:p>
-            <w:r/>
-            <w:r>
-              <w:rPr>
-                <w:rFonts w:ascii="Arial" w:hAnsi="Arial"/>
-                <w:sz w:val="20"/>
-              </w:rPr>
-              <w:t>2.64</w:t>
+              <w:t>2.4</w:t>
+            </w:r>
+          </w:p>
+        </w:tc>
+        <w:tc>
+          <w:tcPr>
+            <w:tcW w:type="dxa" w:w="936"/>
+            <w:vAlign w:val="center"/>
+          </w:tcPr>
+          <w:p>
+            <w:r/>
+            <w:r>
+              <w:rPr>
+                <w:rFonts w:ascii="Arial" w:hAnsi="Arial"/>
+                <w:sz w:val="20"/>
+              </w:rPr>
+              <w:t>2.46</w:t>
             </w:r>
           </w:p>
         </w:tc>
@@ -22810,41 +22810,41 @@
                 <w:rFonts w:ascii="Arial" w:hAnsi="Arial"/>
                 <w:sz w:val="20"/>
               </w:rPr>
-              <w:t>3.2</w:t>
-            </w:r>
-          </w:p>
-        </w:tc>
-        <w:tc>
-          <w:tcPr>
-            <w:tcW w:type="dxa" w:w="936"/>
-            <w:shd w:val="clear" w:color="auto" w:fill="F2F2F2"/>
-            <w:vAlign w:val="center"/>
-          </w:tcPr>
-          <w:p>
-            <w:r/>
-            <w:r>
-              <w:rPr>
-                <w:rFonts w:ascii="Arial" w:hAnsi="Arial"/>
-                <w:sz w:val="20"/>
-              </w:rPr>
-              <w:t>3.16</w:t>
-            </w:r>
-          </w:p>
-        </w:tc>
-        <w:tc>
-          <w:tcPr>
-            <w:tcW w:type="dxa" w:w="936"/>
-            <w:shd w:val="clear" w:color="auto" w:fill="F2F2F2"/>
-            <w:vAlign w:val="center"/>
-          </w:tcPr>
-          <w:p>
-            <w:r/>
-            <w:r>
-              <w:rPr>
-                <w:rFonts w:ascii="Arial" w:hAnsi="Arial"/>
-                <w:sz w:val="20"/>
-              </w:rPr>
-              <w:t>Moderate-high</w:t>
+              <w:t>3.4</w:t>
+            </w:r>
+          </w:p>
+        </w:tc>
+        <w:tc>
+          <w:tcPr>
+            <w:tcW w:type="dxa" w:w="936"/>
+            <w:shd w:val="clear" w:color="auto" w:fill="F2F2F2"/>
+            <w:vAlign w:val="center"/>
+          </w:tcPr>
+          <w:p>
+            <w:r/>
+            <w:r>
+              <w:rPr>
+                <w:rFonts w:ascii="Arial" w:hAnsi="Arial"/>
+                <w:sz w:val="20"/>
+              </w:rPr>
+              <w:t>3.25</w:t>
+            </w:r>
+          </w:p>
+        </w:tc>
+        <w:tc>
+          <w:tcPr>
+            <w:tcW w:type="dxa" w:w="936"/>
+            <w:shd w:val="clear" w:color="auto" w:fill="F2F2F2"/>
+            <w:vAlign w:val="center"/>
+          </w:tcPr>
+          <w:p>
+            <w:r/>
+            <w:r>
+              <w:rPr>
+                <w:rFonts w:ascii="Arial" w:hAnsi="Arial"/>
+                <w:sz w:val="20"/>
+              </w:rPr>
+              <w:t>Elevated</w:t>
             </w:r>
           </w:p>
         </w:tc>
@@ -23154,7 +23154,7 @@
                 <w:rFonts w:ascii="Arial" w:hAnsi="Arial"/>
                 <w:sz w:val="20"/>
               </w:rPr>
-              <w:t>2026-02-01</w:t>
+              <w:t>2026-03-01</w:t>
             </w:r>
           </w:p>
         </w:tc>
@@ -23266,7 +23266,7 @@
                 <w:rFonts w:ascii="Arial" w:hAnsi="Arial"/>
                 <w:sz w:val="20"/>
               </w:rPr>
-              <w:t>-35.72</w:t>
+              <w:t>-19.8</w:t>
             </w:r>
           </w:p>
         </w:tc>
@@ -23317,24 +23317,24 @@
                 <w:rFonts w:ascii="Arial" w:hAnsi="Arial"/>
                 <w:sz w:val="20"/>
               </w:rPr>
-              <w:t>2026-02-01</w:t>
-            </w:r>
-          </w:p>
-        </w:tc>
-        <w:tc>
-          <w:tcPr>
-            <w:tcW w:type="dxa" w:w="936"/>
-            <w:shd w:val="clear" w:color="auto" w:fill="F2F2F2"/>
-            <w:vAlign w:val="center"/>
-          </w:tcPr>
-          <w:p>
-            <w:r/>
-            <w:r>
-              <w:rPr>
-                <w:rFonts w:ascii="Arial" w:hAnsi="Arial"/>
-                <w:sz w:val="20"/>
-              </w:rPr>
-              <w:t>Education buildings</w:t>
+              <w:t>2026-03-01</w:t>
+            </w:r>
+          </w:p>
+        </w:tc>
+        <w:tc>
+          <w:tcPr>
+            <w:tcW w:type="dxa" w:w="936"/>
+            <w:shd w:val="clear" w:color="auto" w:fill="F2F2F2"/>
+            <w:vAlign w:val="center"/>
+          </w:tcPr>
+          <w:p>
+            <w:r/>
+            <w:r>
+              <w:rPr>
+                <w:rFonts w:ascii="Arial" w:hAnsi="Arial"/>
+                <w:sz w:val="20"/>
+              </w:rPr>
+              <w:t>Agricultural and aquacultural buildings</w:t>
             </w:r>
           </w:p>
         </w:tc>
@@ -23368,41 +23368,41 @@
                 <w:rFonts w:ascii="Arial" w:hAnsi="Arial"/>
                 <w:sz w:val="20"/>
               </w:rPr>
-              <w:t>3.25</w:t>
-            </w:r>
-          </w:p>
-        </w:tc>
-        <w:tc>
-          <w:tcPr>
-            <w:tcW w:type="dxa" w:w="936"/>
-            <w:shd w:val="clear" w:color="auto" w:fill="F2F2F2"/>
-            <w:vAlign w:val="center"/>
-          </w:tcPr>
-          <w:p>
-            <w:r/>
-            <w:r>
-              <w:rPr>
-                <w:rFonts w:ascii="Arial" w:hAnsi="Arial"/>
-                <w:sz w:val="20"/>
-              </w:rPr>
-              <w:t>3.56</w:t>
-            </w:r>
-          </w:p>
-        </w:tc>
-        <w:tc>
-          <w:tcPr>
-            <w:tcW w:type="dxa" w:w="936"/>
-            <w:shd w:val="clear" w:color="auto" w:fill="F2F2F2"/>
-            <w:vAlign w:val="center"/>
-          </w:tcPr>
-          <w:p>
-            <w:r/>
-            <w:r>
-              <w:rPr>
-                <w:rFonts w:ascii="Arial" w:hAnsi="Arial"/>
-                <w:sz w:val="20"/>
-              </w:rPr>
-              <w:t>slowing</w:t>
+              <w:t>3.9</w:t>
+            </w:r>
+          </w:p>
+        </w:tc>
+        <w:tc>
+          <w:tcPr>
+            <w:tcW w:type="dxa" w:w="936"/>
+            <w:shd w:val="clear" w:color="auto" w:fill="F2F2F2"/>
+            <w:vAlign w:val="center"/>
+          </w:tcPr>
+          <w:p>
+            <w:r/>
+            <w:r>
+              <w:rPr>
+                <w:rFonts w:ascii="Arial" w:hAnsi="Arial"/>
+                <w:sz w:val="20"/>
+              </w:rPr>
+              <w:t>4.01</w:t>
+            </w:r>
+          </w:p>
+        </w:tc>
+        <w:tc>
+          <w:tcPr>
+            <w:tcW w:type="dxa" w:w="936"/>
+            <w:shd w:val="clear" w:color="auto" w:fill="F2F2F2"/>
+            <w:vAlign w:val="center"/>
+          </w:tcPr>
+          <w:p>
+            <w:r/>
+            <w:r>
+              <w:rPr>
+                <w:rFonts w:ascii="Arial" w:hAnsi="Arial"/>
+                <w:sz w:val="20"/>
+              </w:rPr>
+              <w:t>downturn</w:t>
             </w:r>
           </w:p>
         </w:tc>
@@ -23436,7 +23436,7 @@
                 <w:rFonts w:ascii="Arial" w:hAnsi="Arial"/>
                 <w:sz w:val="20"/>
               </w:rPr>
-              <w:t>-21.37</w:t>
+              <w:t>-27.02</w:t>
             </w:r>
           </w:p>
         </w:tc>
@@ -23488,23 +23488,23 @@
                 <w:rFonts w:ascii="Arial" w:hAnsi="Arial"/>
                 <w:sz w:val="20"/>
               </w:rPr>
-              <w:t>2026-02-01</w:t>
-            </w:r>
-          </w:p>
-        </w:tc>
-        <w:tc>
-          <w:tcPr>
-            <w:tcW w:type="dxa" w:w="936"/>
-            <w:vAlign w:val="center"/>
-          </w:tcPr>
-          <w:p>
-            <w:r/>
-            <w:r>
-              <w:rPr>
-                <w:rFonts w:ascii="Arial" w:hAnsi="Arial"/>
-                <w:sz w:val="20"/>
-              </w:rPr>
-              <w:t>Retail and wholesale trade buildings</w:t>
+              <w:t>2026-03-01</w:t>
+            </w:r>
+          </w:p>
+        </w:tc>
+        <w:tc>
+          <w:tcPr>
+            <w:tcW w:type="dxa" w:w="936"/>
+            <w:vAlign w:val="center"/>
+          </w:tcPr>
+          <w:p>
+            <w:r/>
+            <w:r>
+              <w:rPr>
+                <w:rFonts w:ascii="Arial" w:hAnsi="Arial"/>
+                <w:sz w:val="20"/>
+              </w:rPr>
+              <w:t>Commercial Buildings - Total</w:t>
             </w:r>
           </w:p>
         </w:tc>
@@ -23536,39 +23536,39 @@
                 <w:rFonts w:ascii="Arial" w:hAnsi="Arial"/>
                 <w:sz w:val="20"/>
               </w:rPr>
-              <w:t>3.15</w:t>
-            </w:r>
-          </w:p>
-        </w:tc>
-        <w:tc>
-          <w:tcPr>
-            <w:tcW w:type="dxa" w:w="936"/>
-            <w:vAlign w:val="center"/>
-          </w:tcPr>
-          <w:p>
-            <w:r/>
-            <w:r>
-              <w:rPr>
-                <w:rFonts w:ascii="Arial" w:hAnsi="Arial"/>
-                <w:sz w:val="20"/>
-              </w:rPr>
-              <w:t>3.14</w:t>
-            </w:r>
-          </w:p>
-        </w:tc>
-        <w:tc>
-          <w:tcPr>
-            <w:tcW w:type="dxa" w:w="936"/>
-            <w:vAlign w:val="center"/>
-          </w:tcPr>
-          <w:p>
-            <w:r/>
-            <w:r>
-              <w:rPr>
-                <w:rFonts w:ascii="Arial" w:hAnsi="Arial"/>
-                <w:sz w:val="20"/>
-              </w:rPr>
-              <w:t>neutral</w:t>
+              <w:t>3.8</w:t>
+            </w:r>
+          </w:p>
+        </w:tc>
+        <w:tc>
+          <w:tcPr>
+            <w:tcW w:type="dxa" w:w="936"/>
+            <w:vAlign w:val="center"/>
+          </w:tcPr>
+          <w:p>
+            <w:r/>
+            <w:r>
+              <w:rPr>
+                <w:rFonts w:ascii="Arial" w:hAnsi="Arial"/>
+                <w:sz w:val="20"/>
+              </w:rPr>
+              <w:t>3.84</w:t>
+            </w:r>
+          </w:p>
+        </w:tc>
+        <w:tc>
+          <w:tcPr>
+            <w:tcW w:type="dxa" w:w="936"/>
+            <w:vAlign w:val="center"/>
+          </w:tcPr>
+          <w:p>
+            <w:r/>
+            <w:r>
+              <w:rPr>
+                <w:rFonts w:ascii="Arial" w:hAnsi="Arial"/>
+                <w:sz w:val="20"/>
+              </w:rPr>
+              <w:t>slowing</w:t>
             </w:r>
           </w:p>
         </w:tc>
@@ -23600,7 +23600,7 @@
                 <w:rFonts w:ascii="Arial" w:hAnsi="Arial"/>
                 <w:sz w:val="20"/>
               </w:rPr>
-              <w:t>68.47</w:t>
+              <w:t>-49.71</w:t>
             </w:r>
           </w:p>
         </w:tc>
@@ -23651,24 +23651,24 @@
                 <w:rFonts w:ascii="Arial" w:hAnsi="Arial"/>
                 <w:sz w:val="20"/>
               </w:rPr>
-              <w:t>2026-02-01</w:t>
-            </w:r>
-          </w:p>
-        </w:tc>
-        <w:tc>
-          <w:tcPr>
-            <w:tcW w:type="dxa" w:w="936"/>
-            <w:shd w:val="clear" w:color="auto" w:fill="F2F2F2"/>
-            <w:vAlign w:val="center"/>
-          </w:tcPr>
-          <w:p>
-            <w:r/>
-            <w:r>
-              <w:rPr>
-                <w:rFonts w:ascii="Arial" w:hAnsi="Arial"/>
-                <w:sz w:val="20"/>
-              </w:rPr>
-              <w:t>Short term accommodation buildings</w:t>
+              <w:t>2026-03-01</w:t>
+            </w:r>
+          </w:p>
+        </w:tc>
+        <w:tc>
+          <w:tcPr>
+            <w:tcW w:type="dxa" w:w="936"/>
+            <w:shd w:val="clear" w:color="auto" w:fill="F2F2F2"/>
+            <w:vAlign w:val="center"/>
+          </w:tcPr>
+          <w:p>
+            <w:r/>
+            <w:r>
+              <w:rPr>
+                <w:rFonts w:ascii="Arial" w:hAnsi="Arial"/>
+                <w:sz w:val="20"/>
+              </w:rPr>
+              <w:t>Retail and wholesale trade buildings</w:t>
             </w:r>
           </w:p>
         </w:tc>
@@ -23702,41 +23702,41 @@
                 <w:rFonts w:ascii="Arial" w:hAnsi="Arial"/>
                 <w:sz w:val="20"/>
               </w:rPr>
-              <w:t>2.85</w:t>
-            </w:r>
-          </w:p>
-        </w:tc>
-        <w:tc>
-          <w:tcPr>
-            <w:tcW w:type="dxa" w:w="936"/>
-            <w:shd w:val="clear" w:color="auto" w:fill="F2F2F2"/>
-            <w:vAlign w:val="center"/>
-          </w:tcPr>
-          <w:p>
-            <w:r/>
-            <w:r>
-              <w:rPr>
-                <w:rFonts w:ascii="Arial" w:hAnsi="Arial"/>
-                <w:sz w:val="20"/>
-              </w:rPr>
-              <w:t>2.74</w:t>
-            </w:r>
-          </w:p>
-        </w:tc>
-        <w:tc>
-          <w:tcPr>
-            <w:tcW w:type="dxa" w:w="936"/>
-            <w:shd w:val="clear" w:color="auto" w:fill="F2F2F2"/>
-            <w:vAlign w:val="center"/>
-          </w:tcPr>
-          <w:p>
-            <w:r/>
-            <w:r>
-              <w:rPr>
-                <w:rFonts w:ascii="Arial" w:hAnsi="Arial"/>
-                <w:sz w:val="20"/>
-              </w:rPr>
-              <w:t>growth</w:t>
+              <w:t>3.4</w:t>
+            </w:r>
+          </w:p>
+        </w:tc>
+        <w:tc>
+          <w:tcPr>
+            <w:tcW w:type="dxa" w:w="936"/>
+            <w:shd w:val="clear" w:color="auto" w:fill="F2F2F2"/>
+            <w:vAlign w:val="center"/>
+          </w:tcPr>
+          <w:p>
+            <w:r/>
+            <w:r>
+              <w:rPr>
+                <w:rFonts w:ascii="Arial" w:hAnsi="Arial"/>
+                <w:sz w:val="20"/>
+              </w:rPr>
+              <w:t>3.39</w:t>
+            </w:r>
+          </w:p>
+        </w:tc>
+        <w:tc>
+          <w:tcPr>
+            <w:tcW w:type="dxa" w:w="936"/>
+            <w:shd w:val="clear" w:color="auto" w:fill="F2F2F2"/>
+            <w:vAlign w:val="center"/>
+          </w:tcPr>
+          <w:p>
+            <w:r/>
+            <w:r>
+              <w:rPr>
+                <w:rFonts w:ascii="Arial" w:hAnsi="Arial"/>
+                <w:sz w:val="20"/>
+              </w:rPr>
+              <w:t>slowing</w:t>
             </w:r>
           </w:p>
         </w:tc>
@@ -23770,7 +23770,7 @@
                 <w:rFonts w:ascii="Arial" w:hAnsi="Arial"/>
                 <w:sz w:val="20"/>
               </w:rPr>
-              <w:t>113.7</w:t>
+              <w:t>6.48</w:t>
             </w:r>
           </w:p>
         </w:tc>
@@ -23822,23 +23822,23 @@
                 <w:rFonts w:ascii="Arial" w:hAnsi="Arial"/>
                 <w:sz w:val="20"/>
               </w:rPr>
-              <w:t>2026-02-01</w:t>
-            </w:r>
-          </w:p>
-        </w:tc>
-        <w:tc>
-          <w:tcPr>
-            <w:tcW w:type="dxa" w:w="936"/>
-            <w:vAlign w:val="center"/>
-          </w:tcPr>
-          <w:p>
-            <w:r/>
-            <w:r>
-              <w:rPr>
-                <w:rFonts w:ascii="Arial" w:hAnsi="Arial"/>
-                <w:sz w:val="20"/>
-              </w:rPr>
-              <w:t>Aged care facilities</w:t>
+              <w:t>2026-03-01</w:t>
+            </w:r>
+          </w:p>
+        </w:tc>
+        <w:tc>
+          <w:tcPr>
+            <w:tcW w:type="dxa" w:w="936"/>
+            <w:vAlign w:val="center"/>
+          </w:tcPr>
+          <w:p>
+            <w:r/>
+            <w:r>
+              <w:rPr>
+                <w:rFonts w:ascii="Arial" w:hAnsi="Arial"/>
+                <w:sz w:val="20"/>
+              </w:rPr>
+              <w:t>Total Non-residential</w:t>
             </w:r>
           </w:p>
         </w:tc>
@@ -23870,39 +23870,39 @@
                 <w:rFonts w:ascii="Arial" w:hAnsi="Arial"/>
                 <w:sz w:val="20"/>
               </w:rPr>
-              <w:t>2.7</w:t>
-            </w:r>
-          </w:p>
-        </w:tc>
-        <w:tc>
-          <w:tcPr>
-            <w:tcW w:type="dxa" w:w="936"/>
-            <w:vAlign w:val="center"/>
-          </w:tcPr>
-          <w:p>
-            <w:r/>
-            <w:r>
-              <w:rPr>
-                <w:rFonts w:ascii="Arial" w:hAnsi="Arial"/>
-                <w:sz w:val="20"/>
-              </w:rPr>
-              <w:t>2.91</w:t>
-            </w:r>
-          </w:p>
-        </w:tc>
-        <w:tc>
-          <w:tcPr>
-            <w:tcW w:type="dxa" w:w="936"/>
-            <w:vAlign w:val="center"/>
-          </w:tcPr>
-          <w:p>
-            <w:r/>
-            <w:r>
-              <w:rPr>
-                <w:rFonts w:ascii="Arial" w:hAnsi="Arial"/>
-                <w:sz w:val="20"/>
-              </w:rPr>
-              <w:t>neutral</w:t>
+              <w:t>3.35</w:t>
+            </w:r>
+          </w:p>
+        </w:tc>
+        <w:tc>
+          <w:tcPr>
+            <w:tcW w:type="dxa" w:w="936"/>
+            <w:vAlign w:val="center"/>
+          </w:tcPr>
+          <w:p>
+            <w:r/>
+            <w:r>
+              <w:rPr>
+                <w:rFonts w:ascii="Arial" w:hAnsi="Arial"/>
+                <w:sz w:val="20"/>
+              </w:rPr>
+              <w:t>3.49</w:t>
+            </w:r>
+          </w:p>
+        </w:tc>
+        <w:tc>
+          <w:tcPr>
+            <w:tcW w:type="dxa" w:w="936"/>
+            <w:vAlign w:val="center"/>
+          </w:tcPr>
+          <w:p>
+            <w:r/>
+            <w:r>
+              <w:rPr>
+                <w:rFonts w:ascii="Arial" w:hAnsi="Arial"/>
+                <w:sz w:val="20"/>
+              </w:rPr>
+              <w:t>slowing</w:t>
             </w:r>
           </w:p>
         </w:tc>
@@ -23934,7 +23934,7 @@
                 <w:rFonts w:ascii="Arial" w:hAnsi="Arial"/>
                 <w:sz w:val="20"/>
               </w:rPr>
-              <w:t>219.88</w:t>
+              <w:t>-15.94</w:t>
             </w:r>
           </w:p>
         </w:tc>
@@ -23985,24 +23985,24 @@
                 <w:rFonts w:ascii="Arial" w:hAnsi="Arial"/>
                 <w:sz w:val="20"/>
               </w:rPr>
-              <w:t>2026-02-01</w:t>
-            </w:r>
-          </w:p>
-        </w:tc>
-        <w:tc>
-          <w:tcPr>
-            <w:tcW w:type="dxa" w:w="936"/>
-            <w:shd w:val="clear" w:color="auto" w:fill="F2F2F2"/>
-            <w:vAlign w:val="center"/>
-          </w:tcPr>
-          <w:p>
-            <w:r/>
-            <w:r>
-              <w:rPr>
-                <w:rFonts w:ascii="Arial" w:hAnsi="Arial"/>
-                <w:sz w:val="20"/>
-              </w:rPr>
-              <w:t>Agricultural and aquacultural buildings</w:t>
+              <w:t>2026-03-01</w:t>
+            </w:r>
+          </w:p>
+        </w:tc>
+        <w:tc>
+          <w:tcPr>
+            <w:tcW w:type="dxa" w:w="936"/>
+            <w:shd w:val="clear" w:color="auto" w:fill="F2F2F2"/>
+            <w:vAlign w:val="center"/>
+          </w:tcPr>
+          <w:p>
+            <w:r/>
+            <w:r>
+              <w:rPr>
+                <w:rFonts w:ascii="Arial" w:hAnsi="Arial"/>
+                <w:sz w:val="20"/>
+              </w:rPr>
+              <w:t>Education buildings</w:t>
             </w:r>
           </w:p>
         </w:tc>
@@ -24036,41 +24036,41 @@
                 <w:rFonts w:ascii="Arial" w:hAnsi="Arial"/>
                 <w:sz w:val="20"/>
               </w:rPr>
-              <w:t>2.65</w:t>
-            </w:r>
-          </w:p>
-        </w:tc>
-        <w:tc>
-          <w:tcPr>
-            <w:tcW w:type="dxa" w:w="936"/>
-            <w:shd w:val="clear" w:color="auto" w:fill="F2F2F2"/>
-            <w:vAlign w:val="center"/>
-          </w:tcPr>
-          <w:p>
-            <w:r/>
-            <w:r>
-              <w:rPr>
-                <w:rFonts w:ascii="Arial" w:hAnsi="Arial"/>
-                <w:sz w:val="20"/>
-              </w:rPr>
-              <w:t>2.76</w:t>
-            </w:r>
-          </w:p>
-        </w:tc>
-        <w:tc>
-          <w:tcPr>
-            <w:tcW w:type="dxa" w:w="936"/>
-            <w:shd w:val="clear" w:color="auto" w:fill="F2F2F2"/>
-            <w:vAlign w:val="center"/>
-          </w:tcPr>
-          <w:p>
-            <w:r/>
-            <w:r>
-              <w:rPr>
-                <w:rFonts w:ascii="Arial" w:hAnsi="Arial"/>
-                <w:sz w:val="20"/>
-              </w:rPr>
-              <w:t>neutral</w:t>
+              <w:t>3.25</w:t>
+            </w:r>
+          </w:p>
+        </w:tc>
+        <w:tc>
+          <w:tcPr>
+            <w:tcW w:type="dxa" w:w="936"/>
+            <w:shd w:val="clear" w:color="auto" w:fill="F2F2F2"/>
+            <w:vAlign w:val="center"/>
+          </w:tcPr>
+          <w:p>
+            <w:r/>
+            <w:r>
+              <w:rPr>
+                <w:rFonts w:ascii="Arial" w:hAnsi="Arial"/>
+                <w:sz w:val="20"/>
+              </w:rPr>
+              <w:t>3.56</w:t>
+            </w:r>
+          </w:p>
+        </w:tc>
+        <w:tc>
+          <w:tcPr>
+            <w:tcW w:type="dxa" w:w="936"/>
+            <w:shd w:val="clear" w:color="auto" w:fill="F2F2F2"/>
+            <w:vAlign w:val="center"/>
+          </w:tcPr>
+          <w:p>
+            <w:r/>
+            <w:r>
+              <w:rPr>
+                <w:rFonts w:ascii="Arial" w:hAnsi="Arial"/>
+                <w:sz w:val="20"/>
+              </w:rPr>
+              <w:t>slowing</w:t>
             </w:r>
           </w:p>
         </w:tc>
@@ -24104,7 +24104,7 @@
                 <w:rFonts w:ascii="Arial" w:hAnsi="Arial"/>
                 <w:sz w:val="20"/>
               </w:rPr>
-              <w:t>58.37</w:t>
+              <w:t>-31.29</w:t>
             </w:r>
           </w:p>
         </w:tc>
@@ -24156,23 +24156,23 @@
                 <w:rFonts w:ascii="Arial" w:hAnsi="Arial"/>
                 <w:sz w:val="20"/>
               </w:rPr>
-              <w:t>2026-02-01</w:t>
-            </w:r>
-          </w:p>
-        </w:tc>
-        <w:tc>
-          <w:tcPr>
-            <w:tcW w:type="dxa" w:w="936"/>
-            <w:vAlign w:val="center"/>
-          </w:tcPr>
-          <w:p>
-            <w:r/>
-            <w:r>
-              <w:rPr>
-                <w:rFonts w:ascii="Arial" w:hAnsi="Arial"/>
-                <w:sz w:val="20"/>
-              </w:rPr>
-              <w:t>Total Non-residential</w:t>
+              <w:t>2026-03-01</w:t>
+            </w:r>
+          </w:p>
+        </w:tc>
+        <w:tc>
+          <w:tcPr>
+            <w:tcW w:type="dxa" w:w="936"/>
+            <w:vAlign w:val="center"/>
+          </w:tcPr>
+          <w:p>
+            <w:r/>
+            <w:r>
+              <w:rPr>
+                <w:rFonts w:ascii="Arial" w:hAnsi="Arial"/>
+                <w:sz w:val="20"/>
+              </w:rPr>
+              <w:t>Aged care facilities</w:t>
             </w:r>
           </w:p>
         </w:tc>
@@ -24204,39 +24204,39 @@
                 <w:rFonts w:ascii="Arial" w:hAnsi="Arial"/>
                 <w:sz w:val="20"/>
               </w:rPr>
-              <w:t>2.6</w:t>
-            </w:r>
-          </w:p>
-        </w:tc>
-        <w:tc>
-          <w:tcPr>
-            <w:tcW w:type="dxa" w:w="936"/>
-            <w:vAlign w:val="center"/>
-          </w:tcPr>
-          <w:p>
-            <w:r/>
-            <w:r>
-              <w:rPr>
-                <w:rFonts w:ascii="Arial" w:hAnsi="Arial"/>
-                <w:sz w:val="20"/>
-              </w:rPr>
-              <w:t>2.74</w:t>
-            </w:r>
-          </w:p>
-        </w:tc>
-        <w:tc>
-          <w:tcPr>
-            <w:tcW w:type="dxa" w:w="936"/>
-            <w:vAlign w:val="center"/>
-          </w:tcPr>
-          <w:p>
-            <w:r/>
-            <w:r>
-              <w:rPr>
-                <w:rFonts w:ascii="Arial" w:hAnsi="Arial"/>
-                <w:sz w:val="20"/>
-              </w:rPr>
-              <w:t>neutral</w:t>
+              <w:t>3.2</w:t>
+            </w:r>
+          </w:p>
+        </w:tc>
+        <w:tc>
+          <w:tcPr>
+            <w:tcW w:type="dxa" w:w="936"/>
+            <w:vAlign w:val="center"/>
+          </w:tcPr>
+          <w:p>
+            <w:r/>
+            <w:r>
+              <w:rPr>
+                <w:rFonts w:ascii="Arial" w:hAnsi="Arial"/>
+                <w:sz w:val="20"/>
+              </w:rPr>
+              <w:t>3.41</w:t>
+            </w:r>
+          </w:p>
+        </w:tc>
+        <w:tc>
+          <w:tcPr>
+            <w:tcW w:type="dxa" w:w="936"/>
+            <w:vAlign w:val="center"/>
+          </w:tcPr>
+          <w:p>
+            <w:r/>
+            <w:r>
+              <w:rPr>
+                <w:rFonts w:ascii="Arial" w:hAnsi="Arial"/>
+                <w:sz w:val="20"/>
+              </w:rPr>
+              <w:t>slowing</w:t>
             </w:r>
           </w:p>
         </w:tc>
@@ -24268,7 +24268,7 @@
                 <w:rFonts w:ascii="Arial" w:hAnsi="Arial"/>
                 <w:sz w:val="20"/>
               </w:rPr>
-              <w:t>71.46</w:t>
+              <w:t>-21.97</w:t>
             </w:r>
           </w:p>
         </w:tc>
@@ -24319,24 +24319,24 @@
                 <w:rFonts w:ascii="Arial" w:hAnsi="Arial"/>
                 <w:sz w:val="20"/>
               </w:rPr>
-              <w:t>2026-02-01</w:t>
-            </w:r>
-          </w:p>
-        </w:tc>
-        <w:tc>
-          <w:tcPr>
-            <w:tcW w:type="dxa" w:w="936"/>
-            <w:shd w:val="clear" w:color="auto" w:fill="F2F2F2"/>
-            <w:vAlign w:val="center"/>
-          </w:tcPr>
-          <w:p>
-            <w:r/>
-            <w:r>
-              <w:rPr>
-                <w:rFonts w:ascii="Arial" w:hAnsi="Arial"/>
-                <w:sz w:val="20"/>
-              </w:rPr>
-              <w:t>Industrial Buildings - Total</w:t>
+              <w:t>2026-03-01</w:t>
+            </w:r>
+          </w:p>
+        </w:tc>
+        <w:tc>
+          <w:tcPr>
+            <w:tcW w:type="dxa" w:w="936"/>
+            <w:shd w:val="clear" w:color="auto" w:fill="F2F2F2"/>
+            <w:vAlign w:val="center"/>
+          </w:tcPr>
+          <w:p>
+            <w:r/>
+            <w:r>
+              <w:rPr>
+                <w:rFonts w:ascii="Arial" w:hAnsi="Arial"/>
+                <w:sz w:val="20"/>
+              </w:rPr>
+              <w:t>Short term accommodation buildings</w:t>
             </w:r>
           </w:p>
         </w:tc>
@@ -24370,24 +24370,24 @@
                 <w:rFonts w:ascii="Arial" w:hAnsi="Arial"/>
                 <w:sz w:val="20"/>
               </w:rPr>
-              <w:t>2.4</w:t>
-            </w:r>
-          </w:p>
-        </w:tc>
-        <w:tc>
-          <w:tcPr>
-            <w:tcW w:type="dxa" w:w="936"/>
-            <w:shd w:val="clear" w:color="auto" w:fill="F2F2F2"/>
-            <w:vAlign w:val="center"/>
-          </w:tcPr>
-          <w:p>
-            <w:r/>
-            <w:r>
-              <w:rPr>
-                <w:rFonts w:ascii="Arial" w:hAnsi="Arial"/>
-                <w:sz w:val="20"/>
-              </w:rPr>
-              <w:t>2.64</w:t>
+              <w:t>3.1</w:t>
+            </w:r>
+          </w:p>
+        </w:tc>
+        <w:tc>
+          <w:tcPr>
+            <w:tcW w:type="dxa" w:w="936"/>
+            <w:shd w:val="clear" w:color="auto" w:fill="F2F2F2"/>
+            <w:vAlign w:val="center"/>
+          </w:tcPr>
+          <w:p>
+            <w:r/>
+            <w:r>
+              <w:rPr>
+                <w:rFonts w:ascii="Arial" w:hAnsi="Arial"/>
+                <w:sz w:val="20"/>
+              </w:rPr>
+              <w:t>2.99</w:t>
             </w:r>
           </w:p>
         </w:tc>
@@ -24438,7 +24438,7 @@
                 <w:rFonts w:ascii="Arial" w:hAnsi="Arial"/>
                 <w:sz w:val="20"/>
               </w:rPr>
-              <w:t>55.53</w:t>
+              <w:t>112.01</w:t>
             </w:r>
           </w:p>
         </w:tc>
@@ -24490,23 +24490,23 @@
                 <w:rFonts w:ascii="Arial" w:hAnsi="Arial"/>
                 <w:sz w:val="20"/>
               </w:rPr>
-              <w:t>2026-02-01</w:t>
-            </w:r>
-          </w:p>
-        </w:tc>
-        <w:tc>
-          <w:tcPr>
-            <w:tcW w:type="dxa" w:w="936"/>
-            <w:vAlign w:val="center"/>
-          </w:tcPr>
-          <w:p>
-            <w:r/>
-            <w:r>
-              <w:rPr>
-                <w:rFonts w:ascii="Arial" w:hAnsi="Arial"/>
-                <w:sz w:val="20"/>
-              </w:rPr>
-              <w:t>Commercial Buildings - Total</w:t>
+              <w:t>2026-03-01</w:t>
+            </w:r>
+          </w:p>
+        </w:tc>
+        <w:tc>
+          <w:tcPr>
+            <w:tcW w:type="dxa" w:w="936"/>
+            <w:vAlign w:val="center"/>
+          </w:tcPr>
+          <w:p>
+            <w:r/>
+            <w:r>
+              <w:rPr>
+                <w:rFonts w:ascii="Arial" w:hAnsi="Arial"/>
+                <w:sz w:val="20"/>
+              </w:rPr>
+              <w:t>Health buildings</w:t>
             </w:r>
           </w:p>
         </w:tc>
@@ -24538,39 +24538,39 @@
                 <w:rFonts w:ascii="Arial" w:hAnsi="Arial"/>
                 <w:sz w:val="20"/>
               </w:rPr>
-              <w:t>2.3</w:t>
-            </w:r>
-          </w:p>
-        </w:tc>
-        <w:tc>
-          <w:tcPr>
-            <w:tcW w:type="dxa" w:w="936"/>
-            <w:vAlign w:val="center"/>
-          </w:tcPr>
-          <w:p>
-            <w:r/>
-            <w:r>
-              <w:rPr>
-                <w:rFonts w:ascii="Arial" w:hAnsi="Arial"/>
-                <w:sz w:val="20"/>
-              </w:rPr>
-              <w:t>2.34</w:t>
-            </w:r>
-          </w:p>
-        </w:tc>
-        <w:tc>
-          <w:tcPr>
-            <w:tcW w:type="dxa" w:w="936"/>
-            <w:vAlign w:val="center"/>
-          </w:tcPr>
-          <w:p>
-            <w:r/>
-            <w:r>
-              <w:rPr>
-                <w:rFonts w:ascii="Arial" w:hAnsi="Arial"/>
-                <w:sz w:val="20"/>
-              </w:rPr>
-              <w:t>growth</w:t>
+              <w:t>2.4</w:t>
+            </w:r>
+          </w:p>
+        </w:tc>
+        <w:tc>
+          <w:tcPr>
+            <w:tcW w:type="dxa" w:w="936"/>
+            <w:vAlign w:val="center"/>
+          </w:tcPr>
+          <w:p>
+            <w:r/>
+            <w:r>
+              <w:rPr>
+                <w:rFonts w:ascii="Arial" w:hAnsi="Arial"/>
+                <w:sz w:val="20"/>
+              </w:rPr>
+              <w:t>2.76</w:t>
+            </w:r>
+          </w:p>
+        </w:tc>
+        <w:tc>
+          <w:tcPr>
+            <w:tcW w:type="dxa" w:w="936"/>
+            <w:vAlign w:val="center"/>
+          </w:tcPr>
+          <w:p>
+            <w:r/>
+            <w:r>
+              <w:rPr>
+                <w:rFonts w:ascii="Arial" w:hAnsi="Arial"/>
+                <w:sz w:val="20"/>
+              </w:rPr>
+              <w:t>neutral</w:t>
             </w:r>
           </w:p>
         </w:tc>
@@ -24602,7 +24602,7 @@
                 <w:rFonts w:ascii="Arial" w:hAnsi="Arial"/>
                 <w:sz w:val="20"/>
               </w:rPr>
-              <w:t>165.42</w:t>
+              <w:t>-35.96</w:t>
             </w:r>
           </w:p>
         </w:tc>
@@ -24653,24 +24653,24 @@
                 <w:rFonts w:ascii="Arial" w:hAnsi="Arial"/>
                 <w:sz w:val="20"/>
               </w:rPr>
-              <w:t>2026-02-01</w:t>
-            </w:r>
-          </w:p>
-        </w:tc>
-        <w:tc>
-          <w:tcPr>
-            <w:tcW w:type="dxa" w:w="936"/>
-            <w:shd w:val="clear" w:color="auto" w:fill="F2F2F2"/>
-            <w:vAlign w:val="center"/>
-          </w:tcPr>
-          <w:p>
-            <w:r/>
-            <w:r>
-              <w:rPr>
-                <w:rFonts w:ascii="Arial" w:hAnsi="Arial"/>
-                <w:sz w:val="20"/>
-              </w:rPr>
-              <w:t>Warehouses</w:t>
+              <w:t>2026-03-01</w:t>
+            </w:r>
+          </w:p>
+        </w:tc>
+        <w:tc>
+          <w:tcPr>
+            <w:tcW w:type="dxa" w:w="936"/>
+            <w:shd w:val="clear" w:color="auto" w:fill="F2F2F2"/>
+            <w:vAlign w:val="center"/>
+          </w:tcPr>
+          <w:p>
+            <w:r/>
+            <w:r>
+              <w:rPr>
+                <w:rFonts w:ascii="Arial" w:hAnsi="Arial"/>
+                <w:sz w:val="20"/>
+              </w:rPr>
+              <w:t>Industrial Buildings - Total</w:t>
             </w:r>
           </w:p>
         </w:tc>
@@ -24704,41 +24704,41 @@
                 <w:rFonts w:ascii="Arial" w:hAnsi="Arial"/>
                 <w:sz w:val="20"/>
               </w:rPr>
-              <w:t>2.2</w:t>
-            </w:r>
-          </w:p>
-        </w:tc>
-        <w:tc>
-          <w:tcPr>
-            <w:tcW w:type="dxa" w:w="936"/>
-            <w:shd w:val="clear" w:color="auto" w:fill="F2F2F2"/>
-            <w:vAlign w:val="center"/>
-          </w:tcPr>
-          <w:p>
-            <w:r/>
-            <w:r>
-              <w:rPr>
-                <w:rFonts w:ascii="Arial" w:hAnsi="Arial"/>
-                <w:sz w:val="20"/>
-              </w:rPr>
-              <w:t>2.54</w:t>
-            </w:r>
-          </w:p>
-        </w:tc>
-        <w:tc>
-          <w:tcPr>
-            <w:tcW w:type="dxa" w:w="936"/>
-            <w:shd w:val="clear" w:color="auto" w:fill="F2F2F2"/>
-            <w:vAlign w:val="center"/>
-          </w:tcPr>
-          <w:p>
-            <w:r/>
-            <w:r>
-              <w:rPr>
-                <w:rFonts w:ascii="Arial" w:hAnsi="Arial"/>
-                <w:sz w:val="20"/>
-              </w:rPr>
-              <w:t>neutral</w:t>
+              <w:t>2.15</w:t>
+            </w:r>
+          </w:p>
+        </w:tc>
+        <w:tc>
+          <w:tcPr>
+            <w:tcW w:type="dxa" w:w="936"/>
+            <w:shd w:val="clear" w:color="auto" w:fill="F2F2F2"/>
+            <w:vAlign w:val="center"/>
+          </w:tcPr>
+          <w:p>
+            <w:r/>
+            <w:r>
+              <w:rPr>
+                <w:rFonts w:ascii="Arial" w:hAnsi="Arial"/>
+                <w:sz w:val="20"/>
+              </w:rPr>
+              <w:t>2.39</w:t>
+            </w:r>
+          </w:p>
+        </w:tc>
+        <w:tc>
+          <w:tcPr>
+            <w:tcW w:type="dxa" w:w="936"/>
+            <w:shd w:val="clear" w:color="auto" w:fill="F2F2F2"/>
+            <w:vAlign w:val="center"/>
+          </w:tcPr>
+          <w:p>
+            <w:r/>
+            <w:r>
+              <w:rPr>
+                <w:rFonts w:ascii="Arial" w:hAnsi="Arial"/>
+                <w:sz w:val="20"/>
+              </w:rPr>
+              <w:t>growth</w:t>
             </w:r>
           </w:p>
         </w:tc>
@@ -24772,7 +24772,7 @@
                 <w:rFonts w:ascii="Arial" w:hAnsi="Arial"/>
                 <w:sz w:val="20"/>
               </w:rPr>
-              <w:t>69.32</w:t>
+              <w:t>94.79</w:t>
             </w:r>
           </w:p>
         </w:tc>
@@ -24824,23 +24824,23 @@
                 <w:rFonts w:ascii="Arial" w:hAnsi="Arial"/>
                 <w:sz w:val="20"/>
               </w:rPr>
-              <w:t>2026-02-01</w:t>
-            </w:r>
-          </w:p>
-        </w:tc>
-        <w:tc>
-          <w:tcPr>
-            <w:tcW w:type="dxa" w:w="936"/>
-            <w:vAlign w:val="center"/>
-          </w:tcPr>
-          <w:p>
-            <w:r/>
-            <w:r>
-              <w:rPr>
-                <w:rFonts w:ascii="Arial" w:hAnsi="Arial"/>
-                <w:sz w:val="20"/>
-              </w:rPr>
-              <w:t>Health buildings</w:t>
+              <w:t>2026-03-01</w:t>
+            </w:r>
+          </w:p>
+        </w:tc>
+        <w:tc>
+          <w:tcPr>
+            <w:tcW w:type="dxa" w:w="936"/>
+            <w:vAlign w:val="center"/>
+          </w:tcPr>
+          <w:p>
+            <w:r/>
+            <w:r>
+              <w:rPr>
+                <w:rFonts w:ascii="Arial" w:hAnsi="Arial"/>
+                <w:sz w:val="20"/>
+              </w:rPr>
+              <w:t>Warehouses</w:t>
             </w:r>
           </w:p>
         </w:tc>
@@ -24872,23 +24872,23 @@
                 <w:rFonts w:ascii="Arial" w:hAnsi="Arial"/>
                 <w:sz w:val="20"/>
               </w:rPr>
-              <w:t>1.65</w:t>
-            </w:r>
-          </w:p>
-        </w:tc>
-        <w:tc>
-          <w:tcPr>
-            <w:tcW w:type="dxa" w:w="936"/>
-            <w:vAlign w:val="center"/>
-          </w:tcPr>
-          <w:p>
-            <w:r/>
-            <w:r>
-              <w:rPr>
-                <w:rFonts w:ascii="Arial" w:hAnsi="Arial"/>
-                <w:sz w:val="20"/>
-              </w:rPr>
-              <w:t>2.01</w:t>
+              <w:t>1.7</w:t>
+            </w:r>
+          </w:p>
+        </w:tc>
+        <w:tc>
+          <w:tcPr>
+            <w:tcW w:type="dxa" w:w="936"/>
+            <w:vAlign w:val="center"/>
+          </w:tcPr>
+          <w:p>
+            <w:r/>
+            <w:r>
+              <w:rPr>
+                <w:rFonts w:ascii="Arial" w:hAnsi="Arial"/>
+                <w:sz w:val="20"/>
+              </w:rPr>
+              <w:t>2.04</w:t>
             </w:r>
           </w:p>
         </w:tc>
@@ -24936,7 +24936,7 @@
                 <w:rFonts w:ascii="Arial" w:hAnsi="Arial"/>
                 <w:sz w:val="20"/>
               </w:rPr>
-              <w:t>355.03</w:t>
+              <w:t>108.47</w:t>
             </w:r>
           </w:p>
         </w:tc>
@@ -25354,7 +25354,7 @@
                 <w:rFonts w:ascii="Arial" w:hAnsi="Arial"/>
                 <w:sz w:val="20"/>
               </w:rPr>
-              <w:t>-35.72</w:t>
+              <w:t>-19.8</w:t>
             </w:r>
           </w:p>
         </w:tc>
@@ -25390,75 +25390,75 @@
                 <w:rFonts w:ascii="Arial" w:hAnsi="Arial"/>
                 <w:sz w:val="20"/>
               </w:rPr>
-              <w:t>Education buildings</w:t>
-            </w:r>
-          </w:p>
-        </w:tc>
-        <w:tc>
-          <w:tcPr>
-            <w:tcW w:type="dxa" w:w="936"/>
-            <w:shd w:val="clear" w:color="auto" w:fill="F2F2F2"/>
-            <w:vAlign w:val="center"/>
-          </w:tcPr>
-          <w:p>
-            <w:r/>
-            <w:r>
-              <w:rPr>
-                <w:rFonts w:ascii="Arial" w:hAnsi="Arial"/>
-                <w:sz w:val="20"/>
-              </w:rPr>
-              <w:t>CRE</w:t>
-            </w:r>
-          </w:p>
-        </w:tc>
-        <w:tc>
-          <w:tcPr>
-            <w:tcW w:type="dxa" w:w="936"/>
-            <w:shd w:val="clear" w:color="auto" w:fill="F2F2F2"/>
-            <w:vAlign w:val="center"/>
-          </w:tcPr>
-          <w:p>
-            <w:r/>
-            <w:r>
-              <w:rPr>
-                <w:rFonts w:ascii="Arial" w:hAnsi="Arial"/>
-                <w:sz w:val="20"/>
-              </w:rPr>
-              <w:t>3.25</w:t>
-            </w:r>
-          </w:p>
-        </w:tc>
-        <w:tc>
-          <w:tcPr>
-            <w:tcW w:type="dxa" w:w="936"/>
-            <w:shd w:val="clear" w:color="auto" w:fill="F2F2F2"/>
-            <w:vAlign w:val="center"/>
-          </w:tcPr>
-          <w:p>
-            <w:r/>
-            <w:r>
-              <w:rPr>
-                <w:rFonts w:ascii="Arial" w:hAnsi="Arial"/>
-                <w:sz w:val="20"/>
-              </w:rPr>
-              <w:t>3.56</w:t>
-            </w:r>
-          </w:p>
-        </w:tc>
-        <w:tc>
-          <w:tcPr>
-            <w:tcW w:type="dxa" w:w="936"/>
-            <w:shd w:val="clear" w:color="auto" w:fill="F2F2F2"/>
-            <w:vAlign w:val="center"/>
-          </w:tcPr>
-          <w:p>
-            <w:r/>
-            <w:r>
-              <w:rPr>
-                <w:rFonts w:ascii="Arial" w:hAnsi="Arial"/>
-                <w:sz w:val="20"/>
-              </w:rPr>
-              <w:t>slowing</w:t>
+              <w:t>Agricultural and aquacultural buildings</w:t>
+            </w:r>
+          </w:p>
+        </w:tc>
+        <w:tc>
+          <w:tcPr>
+            <w:tcW w:type="dxa" w:w="936"/>
+            <w:shd w:val="clear" w:color="auto" w:fill="F2F2F2"/>
+            <w:vAlign w:val="center"/>
+          </w:tcPr>
+          <w:p>
+            <w:r/>
+            <w:r>
+              <w:rPr>
+                <w:rFonts w:ascii="Arial" w:hAnsi="Arial"/>
+                <w:sz w:val="20"/>
+              </w:rPr>
+              <w:t>IND</w:t>
+            </w:r>
+          </w:p>
+        </w:tc>
+        <w:tc>
+          <w:tcPr>
+            <w:tcW w:type="dxa" w:w="936"/>
+            <w:shd w:val="clear" w:color="auto" w:fill="F2F2F2"/>
+            <w:vAlign w:val="center"/>
+          </w:tcPr>
+          <w:p>
+            <w:r/>
+            <w:r>
+              <w:rPr>
+                <w:rFonts w:ascii="Arial" w:hAnsi="Arial"/>
+                <w:sz w:val="20"/>
+              </w:rPr>
+              <w:t>3.9</w:t>
+            </w:r>
+          </w:p>
+        </w:tc>
+        <w:tc>
+          <w:tcPr>
+            <w:tcW w:type="dxa" w:w="936"/>
+            <w:shd w:val="clear" w:color="auto" w:fill="F2F2F2"/>
+            <w:vAlign w:val="center"/>
+          </w:tcPr>
+          <w:p>
+            <w:r/>
+            <w:r>
+              <w:rPr>
+                <w:rFonts w:ascii="Arial" w:hAnsi="Arial"/>
+                <w:sz w:val="20"/>
+              </w:rPr>
+              <w:t>4.01</w:t>
+            </w:r>
+          </w:p>
+        </w:tc>
+        <w:tc>
+          <w:tcPr>
+            <w:tcW w:type="dxa" w:w="936"/>
+            <w:shd w:val="clear" w:color="auto" w:fill="F2F2F2"/>
+            <w:vAlign w:val="center"/>
+          </w:tcPr>
+          <w:p>
+            <w:r/>
+            <w:r>
+              <w:rPr>
+                <w:rFonts w:ascii="Arial" w:hAnsi="Arial"/>
+                <w:sz w:val="20"/>
+              </w:rPr>
+              <w:t>downturn</w:t>
             </w:r>
           </w:p>
         </w:tc>
@@ -25492,41 +25492,41 @@
                 <w:rFonts w:ascii="Arial" w:hAnsi="Arial"/>
                 <w:sz w:val="20"/>
               </w:rPr>
-              <w:t>softening</w:t>
-            </w:r>
-          </w:p>
-        </w:tc>
-        <w:tc>
-          <w:tcPr>
-            <w:tcW w:type="dxa" w:w="936"/>
-            <w:shd w:val="clear" w:color="auto" w:fill="F2F2F2"/>
-            <w:vAlign w:val="center"/>
-          </w:tcPr>
-          <w:p>
-            <w:r/>
-            <w:r>
-              <w:rPr>
-                <w:rFonts w:ascii="Arial" w:hAnsi="Arial"/>
-                <w:sz w:val="20"/>
-              </w:rPr>
-              <w:t>Elevated</w:t>
-            </w:r>
-          </w:p>
-        </w:tc>
-        <w:tc>
-          <w:tcPr>
-            <w:tcW w:type="dxa" w:w="936"/>
-            <w:shd w:val="clear" w:color="auto" w:fill="F2F2F2"/>
-            <w:vAlign w:val="center"/>
-          </w:tcPr>
-          <w:p>
-            <w:r/>
-            <w:r>
-              <w:rPr>
-                <w:rFonts w:ascii="Arial" w:hAnsi="Arial"/>
-                <w:sz w:val="20"/>
-              </w:rPr>
-              <w:t>-21.37</w:t>
+              <w:t>soft</w:t>
+            </w:r>
+          </w:p>
+        </w:tc>
+        <w:tc>
+          <w:tcPr>
+            <w:tcW w:type="dxa" w:w="936"/>
+            <w:shd w:val="clear" w:color="auto" w:fill="F2F2F2"/>
+            <w:vAlign w:val="center"/>
+          </w:tcPr>
+          <w:p>
+            <w:r/>
+            <w:r>
+              <w:rPr>
+                <w:rFonts w:ascii="Arial" w:hAnsi="Arial"/>
+                <w:sz w:val="20"/>
+              </w:rPr>
+              <w:t>High</w:t>
+            </w:r>
+          </w:p>
+        </w:tc>
+        <w:tc>
+          <w:tcPr>
+            <w:tcW w:type="dxa" w:w="936"/>
+            <w:shd w:val="clear" w:color="auto" w:fill="F2F2F2"/>
+            <w:vAlign w:val="center"/>
+          </w:tcPr>
+          <w:p>
+            <w:r/>
+            <w:r>
+              <w:rPr>
+                <w:rFonts w:ascii="Arial" w:hAnsi="Arial"/>
+                <w:sz w:val="20"/>
+              </w:rPr>
+              <w:t>-27.02</w:t>
             </w:r>
           </w:p>
         </w:tc>
@@ -25560,103 +25560,103 @@
                 <w:rFonts w:ascii="Arial" w:hAnsi="Arial"/>
                 <w:sz w:val="20"/>
               </w:rPr>
-              <w:t>Retail and wholesale trade buildings</w:t>
-            </w:r>
-          </w:p>
-        </w:tc>
-        <w:tc>
-          <w:tcPr>
-            <w:tcW w:type="dxa" w:w="936"/>
-            <w:vAlign w:val="center"/>
-          </w:tcPr>
-          <w:p>
-            <w:r/>
-            <w:r>
-              <w:rPr>
-                <w:rFonts w:ascii="Arial" w:hAnsi="Arial"/>
-                <w:sz w:val="20"/>
-              </w:rPr>
-              <w:t>RET</w:t>
-            </w:r>
-          </w:p>
-        </w:tc>
-        <w:tc>
-          <w:tcPr>
-            <w:tcW w:type="dxa" w:w="936"/>
-            <w:vAlign w:val="center"/>
-          </w:tcPr>
-          <w:p>
-            <w:r/>
-            <w:r>
-              <w:rPr>
-                <w:rFonts w:ascii="Arial" w:hAnsi="Arial"/>
-                <w:sz w:val="20"/>
-              </w:rPr>
-              <w:t>3.15</w:t>
-            </w:r>
-          </w:p>
-        </w:tc>
-        <w:tc>
-          <w:tcPr>
-            <w:tcW w:type="dxa" w:w="936"/>
-            <w:vAlign w:val="center"/>
-          </w:tcPr>
-          <w:p>
-            <w:r/>
-            <w:r>
-              <w:rPr>
-                <w:rFonts w:ascii="Arial" w:hAnsi="Arial"/>
-                <w:sz w:val="20"/>
-              </w:rPr>
-              <w:t>3.14</w:t>
-            </w:r>
-          </w:p>
-        </w:tc>
-        <w:tc>
-          <w:tcPr>
-            <w:tcW w:type="dxa" w:w="936"/>
-            <w:vAlign w:val="center"/>
-          </w:tcPr>
-          <w:p>
-            <w:r/>
-            <w:r>
-              <w:rPr>
-                <w:rFonts w:ascii="Arial" w:hAnsi="Arial"/>
-                <w:sz w:val="20"/>
-              </w:rPr>
-              <w:t>neutral</w:t>
-            </w:r>
-          </w:p>
-        </w:tc>
-        <w:tc>
-          <w:tcPr>
-            <w:tcW w:type="dxa" w:w="936"/>
-            <w:vAlign w:val="center"/>
-          </w:tcPr>
-          <w:p>
-            <w:r/>
-            <w:r>
-              <w:rPr>
-                <w:rFonts w:ascii="Arial" w:hAnsi="Arial"/>
-                <w:sz w:val="20"/>
-              </w:rPr>
-              <w:t>specific</w:t>
-            </w:r>
-          </w:p>
-        </w:tc>
-        <w:tc>
-          <w:tcPr>
-            <w:tcW w:type="dxa" w:w="936"/>
-            <w:vAlign w:val="center"/>
-          </w:tcPr>
-          <w:p>
-            <w:r/>
-            <w:r>
-              <w:rPr>
-                <w:rFonts w:ascii="Arial" w:hAnsi="Arial"/>
-                <w:sz w:val="20"/>
-              </w:rPr>
-              <w:t>normal</w:t>
+              <w:t>Commercial Buildings - Total</w:t>
+            </w:r>
+          </w:p>
+        </w:tc>
+        <w:tc>
+          <w:tcPr>
+            <w:tcW w:type="dxa" w:w="936"/>
+            <w:vAlign w:val="center"/>
+          </w:tcPr>
+          <w:p>
+            <w:r/>
+            <w:r>
+              <w:rPr>
+                <w:rFonts w:ascii="Arial" w:hAnsi="Arial"/>
+                <w:sz w:val="20"/>
+              </w:rPr>
+              <w:t>CON</w:t>
+            </w:r>
+          </w:p>
+        </w:tc>
+        <w:tc>
+          <w:tcPr>
+            <w:tcW w:type="dxa" w:w="936"/>
+            <w:vAlign w:val="center"/>
+          </w:tcPr>
+          <w:p>
+            <w:r/>
+            <w:r>
+              <w:rPr>
+                <w:rFonts w:ascii="Arial" w:hAnsi="Arial"/>
+                <w:sz w:val="20"/>
+              </w:rPr>
+              <w:t>3.8</w:t>
+            </w:r>
+          </w:p>
+        </w:tc>
+        <w:tc>
+          <w:tcPr>
+            <w:tcW w:type="dxa" w:w="936"/>
+            <w:vAlign w:val="center"/>
+          </w:tcPr>
+          <w:p>
+            <w:r/>
+            <w:r>
+              <w:rPr>
+                <w:rFonts w:ascii="Arial" w:hAnsi="Arial"/>
+                <w:sz w:val="20"/>
+              </w:rPr>
+              <w:t>3.84</w:t>
+            </w:r>
+          </w:p>
+        </w:tc>
+        <w:tc>
+          <w:tcPr>
+            <w:tcW w:type="dxa" w:w="936"/>
+            <w:vAlign w:val="center"/>
+          </w:tcPr>
+          <w:p>
+            <w:r/>
+            <w:r>
+              <w:rPr>
+                <w:rFonts w:ascii="Arial" w:hAnsi="Arial"/>
+                <w:sz w:val="20"/>
+              </w:rPr>
+              <w:t>slowing</w:t>
+            </w:r>
+          </w:p>
+        </w:tc>
+        <w:tc>
+          <w:tcPr>
+            <w:tcW w:type="dxa" w:w="936"/>
+            <w:vAlign w:val="center"/>
+          </w:tcPr>
+          <w:p>
+            <w:r/>
+            <w:r>
+              <w:rPr>
+                <w:rFonts w:ascii="Arial" w:hAnsi="Arial"/>
+                <w:sz w:val="20"/>
+              </w:rPr>
+              <w:t>aggregate (reviewer reference only)</w:t>
+            </w:r>
+          </w:p>
+        </w:tc>
+        <w:tc>
+          <w:tcPr>
+            <w:tcW w:type="dxa" w:w="936"/>
+            <w:vAlign w:val="center"/>
+          </w:tcPr>
+          <w:p>
+            <w:r/>
+            <w:r>
+              <w:rPr>
+                <w:rFonts w:ascii="Arial" w:hAnsi="Arial"/>
+                <w:sz w:val="20"/>
+              </w:rPr>
+              <w:t>softening</w:t>
             </w:r>
           </w:p>
         </w:tc>
@@ -25688,7 +25688,7 @@
                 <w:rFonts w:ascii="Arial" w:hAnsi="Arial"/>
                 <w:sz w:val="20"/>
               </w:rPr>
-              <w:t>68.47</w:t>
+              <w:t>-49.71</w:t>
             </w:r>
           </w:p>
         </w:tc>
@@ -25724,75 +25724,75 @@
                 <w:rFonts w:ascii="Arial" w:hAnsi="Arial"/>
                 <w:sz w:val="20"/>
               </w:rPr>
-              <w:t>Short term accommodation buildings</w:t>
-            </w:r>
-          </w:p>
-        </w:tc>
-        <w:tc>
-          <w:tcPr>
-            <w:tcW w:type="dxa" w:w="936"/>
-            <w:shd w:val="clear" w:color="auto" w:fill="F2F2F2"/>
-            <w:vAlign w:val="center"/>
-          </w:tcPr>
-          <w:p>
-            <w:r/>
-            <w:r>
-              <w:rPr>
-                <w:rFonts w:ascii="Arial" w:hAnsi="Arial"/>
-                <w:sz w:val="20"/>
-              </w:rPr>
-              <w:t>CRE</w:t>
-            </w:r>
-          </w:p>
-        </w:tc>
-        <w:tc>
-          <w:tcPr>
-            <w:tcW w:type="dxa" w:w="936"/>
-            <w:shd w:val="clear" w:color="auto" w:fill="F2F2F2"/>
-            <w:vAlign w:val="center"/>
-          </w:tcPr>
-          <w:p>
-            <w:r/>
-            <w:r>
-              <w:rPr>
-                <w:rFonts w:ascii="Arial" w:hAnsi="Arial"/>
-                <w:sz w:val="20"/>
-              </w:rPr>
-              <w:t>2.85</w:t>
-            </w:r>
-          </w:p>
-        </w:tc>
-        <w:tc>
-          <w:tcPr>
-            <w:tcW w:type="dxa" w:w="936"/>
-            <w:shd w:val="clear" w:color="auto" w:fill="F2F2F2"/>
-            <w:vAlign w:val="center"/>
-          </w:tcPr>
-          <w:p>
-            <w:r/>
-            <w:r>
-              <w:rPr>
-                <w:rFonts w:ascii="Arial" w:hAnsi="Arial"/>
-                <w:sz w:val="20"/>
-              </w:rPr>
-              <w:t>2.74</w:t>
-            </w:r>
-          </w:p>
-        </w:tc>
-        <w:tc>
-          <w:tcPr>
-            <w:tcW w:type="dxa" w:w="936"/>
-            <w:shd w:val="clear" w:color="auto" w:fill="F2F2F2"/>
-            <w:vAlign w:val="center"/>
-          </w:tcPr>
-          <w:p>
-            <w:r/>
-            <w:r>
-              <w:rPr>
-                <w:rFonts w:ascii="Arial" w:hAnsi="Arial"/>
-                <w:sz w:val="20"/>
-              </w:rPr>
-              <w:t>growth</w:t>
+              <w:t>Retail and wholesale trade buildings</w:t>
+            </w:r>
+          </w:p>
+        </w:tc>
+        <w:tc>
+          <w:tcPr>
+            <w:tcW w:type="dxa" w:w="936"/>
+            <w:shd w:val="clear" w:color="auto" w:fill="F2F2F2"/>
+            <w:vAlign w:val="center"/>
+          </w:tcPr>
+          <w:p>
+            <w:r/>
+            <w:r>
+              <w:rPr>
+                <w:rFonts w:ascii="Arial" w:hAnsi="Arial"/>
+                <w:sz w:val="20"/>
+              </w:rPr>
+              <w:t>RET</w:t>
+            </w:r>
+          </w:p>
+        </w:tc>
+        <w:tc>
+          <w:tcPr>
+            <w:tcW w:type="dxa" w:w="936"/>
+            <w:shd w:val="clear" w:color="auto" w:fill="F2F2F2"/>
+            <w:vAlign w:val="center"/>
+          </w:tcPr>
+          <w:p>
+            <w:r/>
+            <w:r>
+              <w:rPr>
+                <w:rFonts w:ascii="Arial" w:hAnsi="Arial"/>
+                <w:sz w:val="20"/>
+              </w:rPr>
+              <w:t>3.4</w:t>
+            </w:r>
+          </w:p>
+        </w:tc>
+        <w:tc>
+          <w:tcPr>
+            <w:tcW w:type="dxa" w:w="936"/>
+            <w:shd w:val="clear" w:color="auto" w:fill="F2F2F2"/>
+            <w:vAlign w:val="center"/>
+          </w:tcPr>
+          <w:p>
+            <w:r/>
+            <w:r>
+              <w:rPr>
+                <w:rFonts w:ascii="Arial" w:hAnsi="Arial"/>
+                <w:sz w:val="20"/>
+              </w:rPr>
+              <w:t>3.39</w:t>
+            </w:r>
+          </w:p>
+        </w:tc>
+        <w:tc>
+          <w:tcPr>
+            <w:tcW w:type="dxa" w:w="936"/>
+            <w:shd w:val="clear" w:color="auto" w:fill="F2F2F2"/>
+            <w:vAlign w:val="center"/>
+          </w:tcPr>
+          <w:p>
+            <w:r/>
+            <w:r>
+              <w:rPr>
+                <w:rFonts w:ascii="Arial" w:hAnsi="Arial"/>
+                <w:sz w:val="20"/>
+              </w:rPr>
+              <w:t>slowing</w:t>
             </w:r>
           </w:p>
         </w:tc>
@@ -25826,41 +25826,41 @@
                 <w:rFonts w:ascii="Arial" w:hAnsi="Arial"/>
                 <w:sz w:val="20"/>
               </w:rPr>
-              <w:t>supportive</w:t>
-            </w:r>
-          </w:p>
-        </w:tc>
-        <w:tc>
-          <w:tcPr>
-            <w:tcW w:type="dxa" w:w="936"/>
-            <w:shd w:val="clear" w:color="auto" w:fill="F2F2F2"/>
-            <w:vAlign w:val="center"/>
-          </w:tcPr>
-          <w:p>
-            <w:r/>
-            <w:r>
-              <w:rPr>
-                <w:rFonts w:ascii="Arial" w:hAnsi="Arial"/>
-                <w:sz w:val="20"/>
-              </w:rPr>
-              <w:t>Medium</w:t>
-            </w:r>
-          </w:p>
-        </w:tc>
-        <w:tc>
-          <w:tcPr>
-            <w:tcW w:type="dxa" w:w="936"/>
-            <w:shd w:val="clear" w:color="auto" w:fill="F2F2F2"/>
-            <w:vAlign w:val="center"/>
-          </w:tcPr>
-          <w:p>
-            <w:r/>
-            <w:r>
-              <w:rPr>
-                <w:rFonts w:ascii="Arial" w:hAnsi="Arial"/>
-                <w:sz w:val="20"/>
-              </w:rPr>
-              <w:t>113.7</w:t>
+              <w:t>softening</w:t>
+            </w:r>
+          </w:p>
+        </w:tc>
+        <w:tc>
+          <w:tcPr>
+            <w:tcW w:type="dxa" w:w="936"/>
+            <w:shd w:val="clear" w:color="auto" w:fill="F2F2F2"/>
+            <w:vAlign w:val="center"/>
+          </w:tcPr>
+          <w:p>
+            <w:r/>
+            <w:r>
+              <w:rPr>
+                <w:rFonts w:ascii="Arial" w:hAnsi="Arial"/>
+                <w:sz w:val="20"/>
+              </w:rPr>
+              <w:t>Elevated</w:t>
+            </w:r>
+          </w:p>
+        </w:tc>
+        <w:tc>
+          <w:tcPr>
+            <w:tcW w:type="dxa" w:w="936"/>
+            <w:shd w:val="clear" w:color="auto" w:fill="F2F2F2"/>
+            <w:vAlign w:val="center"/>
+          </w:tcPr>
+          <w:p>
+            <w:r/>
+            <w:r>
+              <w:rPr>
+                <w:rFonts w:ascii="Arial" w:hAnsi="Arial"/>
+                <w:sz w:val="20"/>
+              </w:rPr>
+              <w:t>6.48</w:t>
             </w:r>
           </w:p>
         </w:tc>
@@ -25894,135 +25894,135 @@
                 <w:rFonts w:ascii="Arial" w:hAnsi="Arial"/>
                 <w:sz w:val="20"/>
               </w:rPr>
-              <w:t>Aged care facilities</w:t>
-            </w:r>
-          </w:p>
-        </w:tc>
-        <w:tc>
-          <w:tcPr>
-            <w:tcW w:type="dxa" w:w="936"/>
-            <w:vAlign w:val="center"/>
-          </w:tcPr>
-          <w:p>
-            <w:r/>
-            <w:r>
-              <w:rPr>
-                <w:rFonts w:ascii="Arial" w:hAnsi="Arial"/>
-                <w:sz w:val="20"/>
-              </w:rPr>
-              <w:t>CRE</w:t>
-            </w:r>
-          </w:p>
-        </w:tc>
-        <w:tc>
-          <w:tcPr>
-            <w:tcW w:type="dxa" w:w="936"/>
-            <w:vAlign w:val="center"/>
-          </w:tcPr>
-          <w:p>
-            <w:r/>
-            <w:r>
-              <w:rPr>
-                <w:rFonts w:ascii="Arial" w:hAnsi="Arial"/>
-                <w:sz w:val="20"/>
-              </w:rPr>
-              <w:t>2.7</w:t>
-            </w:r>
-          </w:p>
-        </w:tc>
-        <w:tc>
-          <w:tcPr>
-            <w:tcW w:type="dxa" w:w="936"/>
-            <w:vAlign w:val="center"/>
-          </w:tcPr>
-          <w:p>
-            <w:r/>
-            <w:r>
-              <w:rPr>
-                <w:rFonts w:ascii="Arial" w:hAnsi="Arial"/>
-                <w:sz w:val="20"/>
-              </w:rPr>
-              <w:t>2.91</w:t>
-            </w:r>
-          </w:p>
-        </w:tc>
-        <w:tc>
-          <w:tcPr>
-            <w:tcW w:type="dxa" w:w="936"/>
-            <w:vAlign w:val="center"/>
-          </w:tcPr>
-          <w:p>
-            <w:r/>
-            <w:r>
-              <w:rPr>
-                <w:rFonts w:ascii="Arial" w:hAnsi="Arial"/>
-                <w:sz w:val="20"/>
-              </w:rPr>
-              <w:t>neutral</w:t>
-            </w:r>
-          </w:p>
-        </w:tc>
-        <w:tc>
-          <w:tcPr>
-            <w:tcW w:type="dxa" w:w="936"/>
-            <w:vAlign w:val="center"/>
-          </w:tcPr>
-          <w:p>
-            <w:r/>
-            <w:r>
-              <w:rPr>
-                <w:rFonts w:ascii="Arial" w:hAnsi="Arial"/>
-                <w:sz w:val="20"/>
-              </w:rPr>
-              <w:t>specific</w:t>
-            </w:r>
-          </w:p>
-        </w:tc>
-        <w:tc>
-          <w:tcPr>
-            <w:tcW w:type="dxa" w:w="936"/>
-            <w:vAlign w:val="center"/>
-          </w:tcPr>
-          <w:p>
-            <w:r/>
-            <w:r>
-              <w:rPr>
-                <w:rFonts w:ascii="Arial" w:hAnsi="Arial"/>
-                <w:sz w:val="20"/>
-              </w:rPr>
-              <w:t>normal</w:t>
-            </w:r>
-          </w:p>
-        </w:tc>
-        <w:tc>
-          <w:tcPr>
-            <w:tcW w:type="dxa" w:w="936"/>
-            <w:vAlign w:val="center"/>
-          </w:tcPr>
-          <w:p>
-            <w:r/>
-            <w:r>
-              <w:rPr>
-                <w:rFonts w:ascii="Arial" w:hAnsi="Arial"/>
-                <w:sz w:val="20"/>
-              </w:rPr>
-              <w:t>Medium</w:t>
-            </w:r>
-          </w:p>
-        </w:tc>
-        <w:tc>
-          <w:tcPr>
-            <w:tcW w:type="dxa" w:w="936"/>
-            <w:vAlign w:val="center"/>
-          </w:tcPr>
-          <w:p>
-            <w:r/>
-            <w:r>
-              <w:rPr>
-                <w:rFonts w:ascii="Arial" w:hAnsi="Arial"/>
-                <w:sz w:val="20"/>
-              </w:rPr>
-              <w:t>219.88</w:t>
+              <w:t>Total Non-residential</w:t>
+            </w:r>
+          </w:p>
+        </w:tc>
+        <w:tc>
+          <w:tcPr>
+            <w:tcW w:type="dxa" w:w="936"/>
+            <w:vAlign w:val="center"/>
+          </w:tcPr>
+          <w:p>
+            <w:r/>
+            <w:r>
+              <w:rPr>
+                <w:rFonts w:ascii="Arial" w:hAnsi="Arial"/>
+                <w:sz w:val="20"/>
+              </w:rPr>
+              <w:t>CON</w:t>
+            </w:r>
+          </w:p>
+        </w:tc>
+        <w:tc>
+          <w:tcPr>
+            <w:tcW w:type="dxa" w:w="936"/>
+            <w:vAlign w:val="center"/>
+          </w:tcPr>
+          <w:p>
+            <w:r/>
+            <w:r>
+              <w:rPr>
+                <w:rFonts w:ascii="Arial" w:hAnsi="Arial"/>
+                <w:sz w:val="20"/>
+              </w:rPr>
+              <w:t>3.35</w:t>
+            </w:r>
+          </w:p>
+        </w:tc>
+        <w:tc>
+          <w:tcPr>
+            <w:tcW w:type="dxa" w:w="936"/>
+            <w:vAlign w:val="center"/>
+          </w:tcPr>
+          <w:p>
+            <w:r/>
+            <w:r>
+              <w:rPr>
+                <w:rFonts w:ascii="Arial" w:hAnsi="Arial"/>
+                <w:sz w:val="20"/>
+              </w:rPr>
+              <w:t>3.49</w:t>
+            </w:r>
+          </w:p>
+        </w:tc>
+        <w:tc>
+          <w:tcPr>
+            <w:tcW w:type="dxa" w:w="936"/>
+            <w:vAlign w:val="center"/>
+          </w:tcPr>
+          <w:p>
+            <w:r/>
+            <w:r>
+              <w:rPr>
+                <w:rFonts w:ascii="Arial" w:hAnsi="Arial"/>
+                <w:sz w:val="20"/>
+              </w:rPr>
+              <w:t>slowing</w:t>
+            </w:r>
+          </w:p>
+        </w:tc>
+        <w:tc>
+          <w:tcPr>
+            <w:tcW w:type="dxa" w:w="936"/>
+            <w:vAlign w:val="center"/>
+          </w:tcPr>
+          <w:p>
+            <w:r/>
+            <w:r>
+              <w:rPr>
+                <w:rFonts w:ascii="Arial" w:hAnsi="Arial"/>
+                <w:sz w:val="20"/>
+              </w:rPr>
+              <w:t>aggregate (reviewer reference only)</w:t>
+            </w:r>
+          </w:p>
+        </w:tc>
+        <w:tc>
+          <w:tcPr>
+            <w:tcW w:type="dxa" w:w="936"/>
+            <w:vAlign w:val="center"/>
+          </w:tcPr>
+          <w:p>
+            <w:r/>
+            <w:r>
+              <w:rPr>
+                <w:rFonts w:ascii="Arial" w:hAnsi="Arial"/>
+                <w:sz w:val="20"/>
+              </w:rPr>
+              <w:t>softening</w:t>
+            </w:r>
+          </w:p>
+        </w:tc>
+        <w:tc>
+          <w:tcPr>
+            <w:tcW w:type="dxa" w:w="936"/>
+            <w:vAlign w:val="center"/>
+          </w:tcPr>
+          <w:p>
+            <w:r/>
+            <w:r>
+              <w:rPr>
+                <w:rFonts w:ascii="Arial" w:hAnsi="Arial"/>
+                <w:sz w:val="20"/>
+              </w:rPr>
+              <w:t>Elevated</w:t>
+            </w:r>
+          </w:p>
+        </w:tc>
+        <w:tc>
+          <w:tcPr>
+            <w:tcW w:type="dxa" w:w="936"/>
+            <w:vAlign w:val="center"/>
+          </w:tcPr>
+          <w:p>
+            <w:r/>
+            <w:r>
+              <w:rPr>
+                <w:rFonts w:ascii="Arial" w:hAnsi="Arial"/>
+                <w:sz w:val="20"/>
+              </w:rPr>
+              <w:t>-15.94</w:t>
             </w:r>
           </w:p>
         </w:tc>
@@ -26058,75 +26058,75 @@
                 <w:rFonts w:ascii="Arial" w:hAnsi="Arial"/>
                 <w:sz w:val="20"/>
               </w:rPr>
-              <w:t>Agricultural and aquacultural buildings</w:t>
-            </w:r>
-          </w:p>
-        </w:tc>
-        <w:tc>
-          <w:tcPr>
-            <w:tcW w:type="dxa" w:w="936"/>
-            <w:shd w:val="clear" w:color="auto" w:fill="F2F2F2"/>
-            <w:vAlign w:val="center"/>
-          </w:tcPr>
-          <w:p>
-            <w:r/>
-            <w:r>
-              <w:rPr>
-                <w:rFonts w:ascii="Arial" w:hAnsi="Arial"/>
-                <w:sz w:val="20"/>
-              </w:rPr>
-              <w:t>IND</w:t>
-            </w:r>
-          </w:p>
-        </w:tc>
-        <w:tc>
-          <w:tcPr>
-            <w:tcW w:type="dxa" w:w="936"/>
-            <w:shd w:val="clear" w:color="auto" w:fill="F2F2F2"/>
-            <w:vAlign w:val="center"/>
-          </w:tcPr>
-          <w:p>
-            <w:r/>
-            <w:r>
-              <w:rPr>
-                <w:rFonts w:ascii="Arial" w:hAnsi="Arial"/>
-                <w:sz w:val="20"/>
-              </w:rPr>
-              <w:t>2.65</w:t>
-            </w:r>
-          </w:p>
-        </w:tc>
-        <w:tc>
-          <w:tcPr>
-            <w:tcW w:type="dxa" w:w="936"/>
-            <w:shd w:val="clear" w:color="auto" w:fill="F2F2F2"/>
-            <w:vAlign w:val="center"/>
-          </w:tcPr>
-          <w:p>
-            <w:r/>
-            <w:r>
-              <w:rPr>
-                <w:rFonts w:ascii="Arial" w:hAnsi="Arial"/>
-                <w:sz w:val="20"/>
-              </w:rPr>
-              <w:t>2.76</w:t>
-            </w:r>
-          </w:p>
-        </w:tc>
-        <w:tc>
-          <w:tcPr>
-            <w:tcW w:type="dxa" w:w="936"/>
-            <w:shd w:val="clear" w:color="auto" w:fill="F2F2F2"/>
-            <w:vAlign w:val="center"/>
-          </w:tcPr>
-          <w:p>
-            <w:r/>
-            <w:r>
-              <w:rPr>
-                <w:rFonts w:ascii="Arial" w:hAnsi="Arial"/>
-                <w:sz w:val="20"/>
-              </w:rPr>
-              <w:t>neutral</w:t>
+              <w:t>Education buildings</w:t>
+            </w:r>
+          </w:p>
+        </w:tc>
+        <w:tc>
+          <w:tcPr>
+            <w:tcW w:type="dxa" w:w="936"/>
+            <w:shd w:val="clear" w:color="auto" w:fill="F2F2F2"/>
+            <w:vAlign w:val="center"/>
+          </w:tcPr>
+          <w:p>
+            <w:r/>
+            <w:r>
+              <w:rPr>
+                <w:rFonts w:ascii="Arial" w:hAnsi="Arial"/>
+                <w:sz w:val="20"/>
+              </w:rPr>
+              <w:t>CRE</w:t>
+            </w:r>
+          </w:p>
+        </w:tc>
+        <w:tc>
+          <w:tcPr>
+            <w:tcW w:type="dxa" w:w="936"/>
+            <w:shd w:val="clear" w:color="auto" w:fill="F2F2F2"/>
+            <w:vAlign w:val="center"/>
+          </w:tcPr>
+          <w:p>
+            <w:r/>
+            <w:r>
+              <w:rPr>
+                <w:rFonts w:ascii="Arial" w:hAnsi="Arial"/>
+                <w:sz w:val="20"/>
+              </w:rPr>
+              <w:t>3.25</w:t>
+            </w:r>
+          </w:p>
+        </w:tc>
+        <w:tc>
+          <w:tcPr>
+            <w:tcW w:type="dxa" w:w="936"/>
+            <w:shd w:val="clear" w:color="auto" w:fill="F2F2F2"/>
+            <w:vAlign w:val="center"/>
+          </w:tcPr>
+          <w:p>
+            <w:r/>
+            <w:r>
+              <w:rPr>
+                <w:rFonts w:ascii="Arial" w:hAnsi="Arial"/>
+                <w:sz w:val="20"/>
+              </w:rPr>
+              <w:t>3.56</w:t>
+            </w:r>
+          </w:p>
+        </w:tc>
+        <w:tc>
+          <w:tcPr>
+            <w:tcW w:type="dxa" w:w="936"/>
+            <w:shd w:val="clear" w:color="auto" w:fill="F2F2F2"/>
+            <w:vAlign w:val="center"/>
+          </w:tcPr>
+          <w:p>
+            <w:r/>
+            <w:r>
+              <w:rPr>
+                <w:rFonts w:ascii="Arial" w:hAnsi="Arial"/>
+                <w:sz w:val="20"/>
+              </w:rPr>
+              <w:t>slowing</w:t>
             </w:r>
           </w:p>
         </w:tc>
@@ -26160,41 +26160,41 @@
                 <w:rFonts w:ascii="Arial" w:hAnsi="Arial"/>
                 <w:sz w:val="20"/>
               </w:rPr>
-              <w:t>normal</w:t>
-            </w:r>
-          </w:p>
-        </w:tc>
-        <w:tc>
-          <w:tcPr>
-            <w:tcW w:type="dxa" w:w="936"/>
-            <w:shd w:val="clear" w:color="auto" w:fill="F2F2F2"/>
-            <w:vAlign w:val="center"/>
-          </w:tcPr>
-          <w:p>
-            <w:r/>
-            <w:r>
-              <w:rPr>
-                <w:rFonts w:ascii="Arial" w:hAnsi="Arial"/>
-                <w:sz w:val="20"/>
-              </w:rPr>
-              <w:t>Medium</w:t>
-            </w:r>
-          </w:p>
-        </w:tc>
-        <w:tc>
-          <w:tcPr>
-            <w:tcW w:type="dxa" w:w="936"/>
-            <w:shd w:val="clear" w:color="auto" w:fill="F2F2F2"/>
-            <w:vAlign w:val="center"/>
-          </w:tcPr>
-          <w:p>
-            <w:r/>
-            <w:r>
-              <w:rPr>
-                <w:rFonts w:ascii="Arial" w:hAnsi="Arial"/>
-                <w:sz w:val="20"/>
-              </w:rPr>
-              <w:t>58.37</w:t>
+              <w:t>softening</w:t>
+            </w:r>
+          </w:p>
+        </w:tc>
+        <w:tc>
+          <w:tcPr>
+            <w:tcW w:type="dxa" w:w="936"/>
+            <w:shd w:val="clear" w:color="auto" w:fill="F2F2F2"/>
+            <w:vAlign w:val="center"/>
+          </w:tcPr>
+          <w:p>
+            <w:r/>
+            <w:r>
+              <w:rPr>
+                <w:rFonts w:ascii="Arial" w:hAnsi="Arial"/>
+                <w:sz w:val="20"/>
+              </w:rPr>
+              <w:t>Elevated</w:t>
+            </w:r>
+          </w:p>
+        </w:tc>
+        <w:tc>
+          <w:tcPr>
+            <w:tcW w:type="dxa" w:w="936"/>
+            <w:shd w:val="clear" w:color="auto" w:fill="F2F2F2"/>
+            <w:vAlign w:val="center"/>
+          </w:tcPr>
+          <w:p>
+            <w:r/>
+            <w:r>
+              <w:rPr>
+                <w:rFonts w:ascii="Arial" w:hAnsi="Arial"/>
+                <w:sz w:val="20"/>
+              </w:rPr>
+              <w:t>-31.29</w:t>
             </w:r>
           </w:p>
         </w:tc>
@@ -26228,135 +26228,135 @@
                 <w:rFonts w:ascii="Arial" w:hAnsi="Arial"/>
                 <w:sz w:val="20"/>
               </w:rPr>
-              <w:t>Total Non-residential</w:t>
-            </w:r>
-          </w:p>
-        </w:tc>
-        <w:tc>
-          <w:tcPr>
-            <w:tcW w:type="dxa" w:w="936"/>
-            <w:vAlign w:val="center"/>
-          </w:tcPr>
-          <w:p>
-            <w:r/>
-            <w:r>
-              <w:rPr>
-                <w:rFonts w:ascii="Arial" w:hAnsi="Arial"/>
-                <w:sz w:val="20"/>
-              </w:rPr>
-              <w:t>CON</w:t>
-            </w:r>
-          </w:p>
-        </w:tc>
-        <w:tc>
-          <w:tcPr>
-            <w:tcW w:type="dxa" w:w="936"/>
-            <w:vAlign w:val="center"/>
-          </w:tcPr>
-          <w:p>
-            <w:r/>
-            <w:r>
-              <w:rPr>
-                <w:rFonts w:ascii="Arial" w:hAnsi="Arial"/>
-                <w:sz w:val="20"/>
-              </w:rPr>
-              <w:t>2.6</w:t>
-            </w:r>
-          </w:p>
-        </w:tc>
-        <w:tc>
-          <w:tcPr>
-            <w:tcW w:type="dxa" w:w="936"/>
-            <w:vAlign w:val="center"/>
-          </w:tcPr>
-          <w:p>
-            <w:r/>
-            <w:r>
-              <w:rPr>
-                <w:rFonts w:ascii="Arial" w:hAnsi="Arial"/>
-                <w:sz w:val="20"/>
-              </w:rPr>
-              <w:t>2.74</w:t>
-            </w:r>
-          </w:p>
-        </w:tc>
-        <w:tc>
-          <w:tcPr>
-            <w:tcW w:type="dxa" w:w="936"/>
-            <w:vAlign w:val="center"/>
-          </w:tcPr>
-          <w:p>
-            <w:r/>
-            <w:r>
-              <w:rPr>
-                <w:rFonts w:ascii="Arial" w:hAnsi="Arial"/>
-                <w:sz w:val="20"/>
-              </w:rPr>
-              <w:t>neutral</w:t>
-            </w:r>
-          </w:p>
-        </w:tc>
-        <w:tc>
-          <w:tcPr>
-            <w:tcW w:type="dxa" w:w="936"/>
-            <w:vAlign w:val="center"/>
-          </w:tcPr>
-          <w:p>
-            <w:r/>
-            <w:r>
-              <w:rPr>
-                <w:rFonts w:ascii="Arial" w:hAnsi="Arial"/>
-                <w:sz w:val="20"/>
-              </w:rPr>
-              <w:t>aggregate (reviewer reference only)</w:t>
-            </w:r>
-          </w:p>
-        </w:tc>
-        <w:tc>
-          <w:tcPr>
-            <w:tcW w:type="dxa" w:w="936"/>
-            <w:vAlign w:val="center"/>
-          </w:tcPr>
-          <w:p>
-            <w:r/>
-            <w:r>
-              <w:rPr>
-                <w:rFonts w:ascii="Arial" w:hAnsi="Arial"/>
-                <w:sz w:val="20"/>
-              </w:rPr>
-              <w:t>normal</w:t>
-            </w:r>
-          </w:p>
-        </w:tc>
-        <w:tc>
-          <w:tcPr>
-            <w:tcW w:type="dxa" w:w="936"/>
-            <w:vAlign w:val="center"/>
-          </w:tcPr>
-          <w:p>
-            <w:r/>
-            <w:r>
-              <w:rPr>
-                <w:rFonts w:ascii="Arial" w:hAnsi="Arial"/>
-                <w:sz w:val="20"/>
-              </w:rPr>
-              <w:t>Medium</w:t>
-            </w:r>
-          </w:p>
-        </w:tc>
-        <w:tc>
-          <w:tcPr>
-            <w:tcW w:type="dxa" w:w="936"/>
-            <w:vAlign w:val="center"/>
-          </w:tcPr>
-          <w:p>
-            <w:r/>
-            <w:r>
-              <w:rPr>
-                <w:rFonts w:ascii="Arial" w:hAnsi="Arial"/>
-                <w:sz w:val="20"/>
-              </w:rPr>
-              <w:t>71.46</w:t>
+              <w:t>Aged care facilities</w:t>
+            </w:r>
+          </w:p>
+        </w:tc>
+        <w:tc>
+          <w:tcPr>
+            <w:tcW w:type="dxa" w:w="936"/>
+            <w:vAlign w:val="center"/>
+          </w:tcPr>
+          <w:p>
+            <w:r/>
+            <w:r>
+              <w:rPr>
+                <w:rFonts w:ascii="Arial" w:hAnsi="Arial"/>
+                <w:sz w:val="20"/>
+              </w:rPr>
+              <w:t>CRE</w:t>
+            </w:r>
+          </w:p>
+        </w:tc>
+        <w:tc>
+          <w:tcPr>
+            <w:tcW w:type="dxa" w:w="936"/>
+            <w:vAlign w:val="center"/>
+          </w:tcPr>
+          <w:p>
+            <w:r/>
+            <w:r>
+              <w:rPr>
+                <w:rFonts w:ascii="Arial" w:hAnsi="Arial"/>
+                <w:sz w:val="20"/>
+              </w:rPr>
+              <w:t>3.2</w:t>
+            </w:r>
+          </w:p>
+        </w:tc>
+        <w:tc>
+          <w:tcPr>
+            <w:tcW w:type="dxa" w:w="936"/>
+            <w:vAlign w:val="center"/>
+          </w:tcPr>
+          <w:p>
+            <w:r/>
+            <w:r>
+              <w:rPr>
+                <w:rFonts w:ascii="Arial" w:hAnsi="Arial"/>
+                <w:sz w:val="20"/>
+              </w:rPr>
+              <w:t>3.41</w:t>
+            </w:r>
+          </w:p>
+        </w:tc>
+        <w:tc>
+          <w:tcPr>
+            <w:tcW w:type="dxa" w:w="936"/>
+            <w:vAlign w:val="center"/>
+          </w:tcPr>
+          <w:p>
+            <w:r/>
+            <w:r>
+              <w:rPr>
+                <w:rFonts w:ascii="Arial" w:hAnsi="Arial"/>
+                <w:sz w:val="20"/>
+              </w:rPr>
+              <w:t>slowing</w:t>
+            </w:r>
+          </w:p>
+        </w:tc>
+        <w:tc>
+          <w:tcPr>
+            <w:tcW w:type="dxa" w:w="936"/>
+            <w:vAlign w:val="center"/>
+          </w:tcPr>
+          <w:p>
+            <w:r/>
+            <w:r>
+              <w:rPr>
+                <w:rFonts w:ascii="Arial" w:hAnsi="Arial"/>
+                <w:sz w:val="20"/>
+              </w:rPr>
+              <w:t>specific</w:t>
+            </w:r>
+          </w:p>
+        </w:tc>
+        <w:tc>
+          <w:tcPr>
+            <w:tcW w:type="dxa" w:w="936"/>
+            <w:vAlign w:val="center"/>
+          </w:tcPr>
+          <w:p>
+            <w:r/>
+            <w:r>
+              <w:rPr>
+                <w:rFonts w:ascii="Arial" w:hAnsi="Arial"/>
+                <w:sz w:val="20"/>
+              </w:rPr>
+              <w:t>softening</w:t>
+            </w:r>
+          </w:p>
+        </w:tc>
+        <w:tc>
+          <w:tcPr>
+            <w:tcW w:type="dxa" w:w="936"/>
+            <w:vAlign w:val="center"/>
+          </w:tcPr>
+          <w:p>
+            <w:r/>
+            <w:r>
+              <w:rPr>
+                <w:rFonts w:ascii="Arial" w:hAnsi="Arial"/>
+                <w:sz w:val="20"/>
+              </w:rPr>
+              <w:t>Elevated</w:t>
+            </w:r>
+          </w:p>
+        </w:tc>
+        <w:tc>
+          <w:tcPr>
+            <w:tcW w:type="dxa" w:w="936"/>
+            <w:vAlign w:val="center"/>
+          </w:tcPr>
+          <w:p>
+            <w:r/>
+            <w:r>
+              <w:rPr>
+                <w:rFonts w:ascii="Arial" w:hAnsi="Arial"/>
+                <w:sz w:val="20"/>
+              </w:rPr>
+              <w:t>-21.97</w:t>
             </w:r>
           </w:p>
         </w:tc>
@@ -26392,58 +26392,58 @@
                 <w:rFonts w:ascii="Arial" w:hAnsi="Arial"/>
                 <w:sz w:val="20"/>
               </w:rPr>
-              <w:t>Industrial Buildings - Total</w:t>
-            </w:r>
-          </w:p>
-        </w:tc>
-        <w:tc>
-          <w:tcPr>
-            <w:tcW w:type="dxa" w:w="936"/>
-            <w:shd w:val="clear" w:color="auto" w:fill="F2F2F2"/>
-            <w:vAlign w:val="center"/>
-          </w:tcPr>
-          <w:p>
-            <w:r/>
-            <w:r>
-              <w:rPr>
-                <w:rFonts w:ascii="Arial" w:hAnsi="Arial"/>
-                <w:sz w:val="20"/>
-              </w:rPr>
-              <w:t>CON</w:t>
-            </w:r>
-          </w:p>
-        </w:tc>
-        <w:tc>
-          <w:tcPr>
-            <w:tcW w:type="dxa" w:w="936"/>
-            <w:shd w:val="clear" w:color="auto" w:fill="F2F2F2"/>
-            <w:vAlign w:val="center"/>
-          </w:tcPr>
-          <w:p>
-            <w:r/>
-            <w:r>
-              <w:rPr>
-                <w:rFonts w:ascii="Arial" w:hAnsi="Arial"/>
-                <w:sz w:val="20"/>
-              </w:rPr>
-              <w:t>2.4</w:t>
-            </w:r>
-          </w:p>
-        </w:tc>
-        <w:tc>
-          <w:tcPr>
-            <w:tcW w:type="dxa" w:w="936"/>
-            <w:shd w:val="clear" w:color="auto" w:fill="F2F2F2"/>
-            <w:vAlign w:val="center"/>
-          </w:tcPr>
-          <w:p>
-            <w:r/>
-            <w:r>
-              <w:rPr>
-                <w:rFonts w:ascii="Arial" w:hAnsi="Arial"/>
-                <w:sz w:val="20"/>
-              </w:rPr>
-              <w:t>2.64</w:t>
+              <w:t>Short term accommodation buildings</w:t>
+            </w:r>
+          </w:p>
+        </w:tc>
+        <w:tc>
+          <w:tcPr>
+            <w:tcW w:type="dxa" w:w="936"/>
+            <w:shd w:val="clear" w:color="auto" w:fill="F2F2F2"/>
+            <w:vAlign w:val="center"/>
+          </w:tcPr>
+          <w:p>
+            <w:r/>
+            <w:r>
+              <w:rPr>
+                <w:rFonts w:ascii="Arial" w:hAnsi="Arial"/>
+                <w:sz w:val="20"/>
+              </w:rPr>
+              <w:t>CRE</w:t>
+            </w:r>
+          </w:p>
+        </w:tc>
+        <w:tc>
+          <w:tcPr>
+            <w:tcW w:type="dxa" w:w="936"/>
+            <w:shd w:val="clear" w:color="auto" w:fill="F2F2F2"/>
+            <w:vAlign w:val="center"/>
+          </w:tcPr>
+          <w:p>
+            <w:r/>
+            <w:r>
+              <w:rPr>
+                <w:rFonts w:ascii="Arial" w:hAnsi="Arial"/>
+                <w:sz w:val="20"/>
+              </w:rPr>
+              <w:t>3.1</w:t>
+            </w:r>
+          </w:p>
+        </w:tc>
+        <w:tc>
+          <w:tcPr>
+            <w:tcW w:type="dxa" w:w="936"/>
+            <w:shd w:val="clear" w:color="auto" w:fill="F2F2F2"/>
+            <w:vAlign w:val="center"/>
+          </w:tcPr>
+          <w:p>
+            <w:r/>
+            <w:r>
+              <w:rPr>
+                <w:rFonts w:ascii="Arial" w:hAnsi="Arial"/>
+                <w:sz w:val="20"/>
+              </w:rPr>
+              <w:t>2.99</w:t>
             </w:r>
           </w:p>
         </w:tc>
@@ -26477,7 +26477,7 @@
                 <w:rFonts w:ascii="Arial" w:hAnsi="Arial"/>
                 <w:sz w:val="20"/>
               </w:rPr>
-              <w:t>aggregate (reviewer reference only)</w:t>
+              <w:t>specific</w:t>
             </w:r>
           </w:p>
         </w:tc>
@@ -26528,7 +26528,7 @@
                 <w:rFonts w:ascii="Arial" w:hAnsi="Arial"/>
                 <w:sz w:val="20"/>
               </w:rPr>
-              <w:t>55.53</w:t>
+              <w:t>112.01</w:t>
             </w:r>
           </w:p>
         </w:tc>
@@ -26562,103 +26562,103 @@
                 <w:rFonts w:ascii="Arial" w:hAnsi="Arial"/>
                 <w:sz w:val="20"/>
               </w:rPr>
-              <w:t>Commercial Buildings - Total</w:t>
-            </w:r>
-          </w:p>
-        </w:tc>
-        <w:tc>
-          <w:tcPr>
-            <w:tcW w:type="dxa" w:w="936"/>
-            <w:vAlign w:val="center"/>
-          </w:tcPr>
-          <w:p>
-            <w:r/>
-            <w:r>
-              <w:rPr>
-                <w:rFonts w:ascii="Arial" w:hAnsi="Arial"/>
-                <w:sz w:val="20"/>
-              </w:rPr>
-              <w:t>CON</w:t>
-            </w:r>
-          </w:p>
-        </w:tc>
-        <w:tc>
-          <w:tcPr>
-            <w:tcW w:type="dxa" w:w="936"/>
-            <w:vAlign w:val="center"/>
-          </w:tcPr>
-          <w:p>
-            <w:r/>
-            <w:r>
-              <w:rPr>
-                <w:rFonts w:ascii="Arial" w:hAnsi="Arial"/>
-                <w:sz w:val="20"/>
-              </w:rPr>
-              <w:t>2.3</w:t>
-            </w:r>
-          </w:p>
-        </w:tc>
-        <w:tc>
-          <w:tcPr>
-            <w:tcW w:type="dxa" w:w="936"/>
-            <w:vAlign w:val="center"/>
-          </w:tcPr>
-          <w:p>
-            <w:r/>
-            <w:r>
-              <w:rPr>
-                <w:rFonts w:ascii="Arial" w:hAnsi="Arial"/>
-                <w:sz w:val="20"/>
-              </w:rPr>
-              <w:t>2.34</w:t>
-            </w:r>
-          </w:p>
-        </w:tc>
-        <w:tc>
-          <w:tcPr>
-            <w:tcW w:type="dxa" w:w="936"/>
-            <w:vAlign w:val="center"/>
-          </w:tcPr>
-          <w:p>
-            <w:r/>
-            <w:r>
-              <w:rPr>
-                <w:rFonts w:ascii="Arial" w:hAnsi="Arial"/>
-                <w:sz w:val="20"/>
-              </w:rPr>
-              <w:t>growth</w:t>
-            </w:r>
-          </w:p>
-        </w:tc>
-        <w:tc>
-          <w:tcPr>
-            <w:tcW w:type="dxa" w:w="936"/>
-            <w:vAlign w:val="center"/>
-          </w:tcPr>
-          <w:p>
-            <w:r/>
-            <w:r>
-              <w:rPr>
-                <w:rFonts w:ascii="Arial" w:hAnsi="Arial"/>
-                <w:sz w:val="20"/>
-              </w:rPr>
-              <w:t>aggregate (reviewer reference only)</w:t>
-            </w:r>
-          </w:p>
-        </w:tc>
-        <w:tc>
-          <w:tcPr>
-            <w:tcW w:type="dxa" w:w="936"/>
-            <w:vAlign w:val="center"/>
-          </w:tcPr>
-          <w:p>
-            <w:r/>
-            <w:r>
-              <w:rPr>
-                <w:rFonts w:ascii="Arial" w:hAnsi="Arial"/>
-                <w:sz w:val="20"/>
-              </w:rPr>
-              <w:t>supportive</w:t>
+              <w:t>Health buildings</w:t>
+            </w:r>
+          </w:p>
+        </w:tc>
+        <w:tc>
+          <w:tcPr>
+            <w:tcW w:type="dxa" w:w="936"/>
+            <w:vAlign w:val="center"/>
+          </w:tcPr>
+          <w:p>
+            <w:r/>
+            <w:r>
+              <w:rPr>
+                <w:rFonts w:ascii="Arial" w:hAnsi="Arial"/>
+                <w:sz w:val="20"/>
+              </w:rPr>
+              <w:t>CRE</w:t>
+            </w:r>
+          </w:p>
+        </w:tc>
+        <w:tc>
+          <w:tcPr>
+            <w:tcW w:type="dxa" w:w="936"/>
+            <w:vAlign w:val="center"/>
+          </w:tcPr>
+          <w:p>
+            <w:r/>
+            <w:r>
+              <w:rPr>
+                <w:rFonts w:ascii="Arial" w:hAnsi="Arial"/>
+                <w:sz w:val="20"/>
+              </w:rPr>
+              <w:t>2.4</w:t>
+            </w:r>
+          </w:p>
+        </w:tc>
+        <w:tc>
+          <w:tcPr>
+            <w:tcW w:type="dxa" w:w="936"/>
+            <w:vAlign w:val="center"/>
+          </w:tcPr>
+          <w:p>
+            <w:r/>
+            <w:r>
+              <w:rPr>
+                <w:rFonts w:ascii="Arial" w:hAnsi="Arial"/>
+                <w:sz w:val="20"/>
+              </w:rPr>
+              <w:t>2.76</w:t>
+            </w:r>
+          </w:p>
+        </w:tc>
+        <w:tc>
+          <w:tcPr>
+            <w:tcW w:type="dxa" w:w="936"/>
+            <w:vAlign w:val="center"/>
+          </w:tcPr>
+          <w:p>
+            <w:r/>
+            <w:r>
+              <w:rPr>
+                <w:rFonts w:ascii="Arial" w:hAnsi="Arial"/>
+                <w:sz w:val="20"/>
+              </w:rPr>
+              <w:t>neutral</w:t>
+            </w:r>
+          </w:p>
+        </w:tc>
+        <w:tc>
+          <w:tcPr>
+            <w:tcW w:type="dxa" w:w="936"/>
+            <w:vAlign w:val="center"/>
+          </w:tcPr>
+          <w:p>
+            <w:r/>
+            <w:r>
+              <w:rPr>
+                <w:rFonts w:ascii="Arial" w:hAnsi="Arial"/>
+                <w:sz w:val="20"/>
+              </w:rPr>
+              <w:t>specific</w:t>
+            </w:r>
+          </w:p>
+        </w:tc>
+        <w:tc>
+          <w:tcPr>
+            <w:tcW w:type="dxa" w:w="936"/>
+            <w:vAlign w:val="center"/>
+          </w:tcPr>
+          <w:p>
+            <w:r/>
+            <w:r>
+              <w:rPr>
+                <w:rFonts w:ascii="Arial" w:hAnsi="Arial"/>
+                <w:sz w:val="20"/>
+              </w:rPr>
+              <w:t>normal</w:t>
             </w:r>
           </w:p>
         </w:tc>
@@ -26690,7 +26690,7 @@
                 <w:rFonts w:ascii="Arial" w:hAnsi="Arial"/>
                 <w:sz w:val="20"/>
               </w:rPr>
-              <w:t>165.42</w:t>
+              <w:t>-35.96</w:t>
             </w:r>
           </w:p>
         </w:tc>
@@ -26726,109 +26726,109 @@
                 <w:rFonts w:ascii="Arial" w:hAnsi="Arial"/>
                 <w:sz w:val="20"/>
               </w:rPr>
-              <w:t>Warehouses</w:t>
-            </w:r>
-          </w:p>
-        </w:tc>
-        <w:tc>
-          <w:tcPr>
-            <w:tcW w:type="dxa" w:w="936"/>
-            <w:shd w:val="clear" w:color="auto" w:fill="F2F2F2"/>
-            <w:vAlign w:val="center"/>
-          </w:tcPr>
-          <w:p>
-            <w:r/>
-            <w:r>
-              <w:rPr>
-                <w:rFonts w:ascii="Arial" w:hAnsi="Arial"/>
-                <w:sz w:val="20"/>
-              </w:rPr>
-              <w:t>IND</w:t>
-            </w:r>
-          </w:p>
-        </w:tc>
-        <w:tc>
-          <w:tcPr>
-            <w:tcW w:type="dxa" w:w="936"/>
-            <w:shd w:val="clear" w:color="auto" w:fill="F2F2F2"/>
-            <w:vAlign w:val="center"/>
-          </w:tcPr>
-          <w:p>
-            <w:r/>
-            <w:r>
-              <w:rPr>
-                <w:rFonts w:ascii="Arial" w:hAnsi="Arial"/>
-                <w:sz w:val="20"/>
-              </w:rPr>
-              <w:t>2.2</w:t>
-            </w:r>
-          </w:p>
-        </w:tc>
-        <w:tc>
-          <w:tcPr>
-            <w:tcW w:type="dxa" w:w="936"/>
-            <w:shd w:val="clear" w:color="auto" w:fill="F2F2F2"/>
-            <w:vAlign w:val="center"/>
-          </w:tcPr>
-          <w:p>
-            <w:r/>
-            <w:r>
-              <w:rPr>
-                <w:rFonts w:ascii="Arial" w:hAnsi="Arial"/>
-                <w:sz w:val="20"/>
-              </w:rPr>
-              <w:t>2.54</w:t>
-            </w:r>
-          </w:p>
-        </w:tc>
-        <w:tc>
-          <w:tcPr>
-            <w:tcW w:type="dxa" w:w="936"/>
-            <w:shd w:val="clear" w:color="auto" w:fill="F2F2F2"/>
-            <w:vAlign w:val="center"/>
-          </w:tcPr>
-          <w:p>
-            <w:r/>
-            <w:r>
-              <w:rPr>
-                <w:rFonts w:ascii="Arial" w:hAnsi="Arial"/>
-                <w:sz w:val="20"/>
-              </w:rPr>
-              <w:t>neutral</w:t>
-            </w:r>
-          </w:p>
-        </w:tc>
-        <w:tc>
-          <w:tcPr>
-            <w:tcW w:type="dxa" w:w="936"/>
-            <w:shd w:val="clear" w:color="auto" w:fill="F2F2F2"/>
-            <w:vAlign w:val="center"/>
-          </w:tcPr>
-          <w:p>
-            <w:r/>
-            <w:r>
-              <w:rPr>
-                <w:rFonts w:ascii="Arial" w:hAnsi="Arial"/>
-                <w:sz w:val="20"/>
-              </w:rPr>
-              <w:t>specific</w:t>
-            </w:r>
-          </w:p>
-        </w:tc>
-        <w:tc>
-          <w:tcPr>
-            <w:tcW w:type="dxa" w:w="936"/>
-            <w:shd w:val="clear" w:color="auto" w:fill="F2F2F2"/>
-            <w:vAlign w:val="center"/>
-          </w:tcPr>
-          <w:p>
-            <w:r/>
-            <w:r>
-              <w:rPr>
-                <w:rFonts w:ascii="Arial" w:hAnsi="Arial"/>
-                <w:sz w:val="20"/>
-              </w:rPr>
-              <w:t>normal</w:t>
+              <w:t>Industrial Buildings - Total</w:t>
+            </w:r>
+          </w:p>
+        </w:tc>
+        <w:tc>
+          <w:tcPr>
+            <w:tcW w:type="dxa" w:w="936"/>
+            <w:shd w:val="clear" w:color="auto" w:fill="F2F2F2"/>
+            <w:vAlign w:val="center"/>
+          </w:tcPr>
+          <w:p>
+            <w:r/>
+            <w:r>
+              <w:rPr>
+                <w:rFonts w:ascii="Arial" w:hAnsi="Arial"/>
+                <w:sz w:val="20"/>
+              </w:rPr>
+              <w:t>CON</w:t>
+            </w:r>
+          </w:p>
+        </w:tc>
+        <w:tc>
+          <w:tcPr>
+            <w:tcW w:type="dxa" w:w="936"/>
+            <w:shd w:val="clear" w:color="auto" w:fill="F2F2F2"/>
+            <w:vAlign w:val="center"/>
+          </w:tcPr>
+          <w:p>
+            <w:r/>
+            <w:r>
+              <w:rPr>
+                <w:rFonts w:ascii="Arial" w:hAnsi="Arial"/>
+                <w:sz w:val="20"/>
+              </w:rPr>
+              <w:t>2.15</w:t>
+            </w:r>
+          </w:p>
+        </w:tc>
+        <w:tc>
+          <w:tcPr>
+            <w:tcW w:type="dxa" w:w="936"/>
+            <w:shd w:val="clear" w:color="auto" w:fill="F2F2F2"/>
+            <w:vAlign w:val="center"/>
+          </w:tcPr>
+          <w:p>
+            <w:r/>
+            <w:r>
+              <w:rPr>
+                <w:rFonts w:ascii="Arial" w:hAnsi="Arial"/>
+                <w:sz w:val="20"/>
+              </w:rPr>
+              <w:t>2.39</w:t>
+            </w:r>
+          </w:p>
+        </w:tc>
+        <w:tc>
+          <w:tcPr>
+            <w:tcW w:type="dxa" w:w="936"/>
+            <w:shd w:val="clear" w:color="auto" w:fill="F2F2F2"/>
+            <w:vAlign w:val="center"/>
+          </w:tcPr>
+          <w:p>
+            <w:r/>
+            <w:r>
+              <w:rPr>
+                <w:rFonts w:ascii="Arial" w:hAnsi="Arial"/>
+                <w:sz w:val="20"/>
+              </w:rPr>
+              <w:t>growth</w:t>
+            </w:r>
+          </w:p>
+        </w:tc>
+        <w:tc>
+          <w:tcPr>
+            <w:tcW w:type="dxa" w:w="936"/>
+            <w:shd w:val="clear" w:color="auto" w:fill="F2F2F2"/>
+            <w:vAlign w:val="center"/>
+          </w:tcPr>
+          <w:p>
+            <w:r/>
+            <w:r>
+              <w:rPr>
+                <w:rFonts w:ascii="Arial" w:hAnsi="Arial"/>
+                <w:sz w:val="20"/>
+              </w:rPr>
+              <w:t>aggregate (reviewer reference only)</w:t>
+            </w:r>
+          </w:p>
+        </w:tc>
+        <w:tc>
+          <w:tcPr>
+            <w:tcW w:type="dxa" w:w="936"/>
+            <w:shd w:val="clear" w:color="auto" w:fill="F2F2F2"/>
+            <w:vAlign w:val="center"/>
+          </w:tcPr>
+          <w:p>
+            <w:r/>
+            <w:r>
+              <w:rPr>
+                <w:rFonts w:ascii="Arial" w:hAnsi="Arial"/>
+                <w:sz w:val="20"/>
+              </w:rPr>
+              <w:t>supportive</w:t>
             </w:r>
           </w:p>
         </w:tc>
@@ -26862,7 +26862,7 @@
                 <w:rFonts w:ascii="Arial" w:hAnsi="Arial"/>
                 <w:sz w:val="20"/>
               </w:rPr>
-              <w:t>69.32</w:t>
+              <w:t>94.79</w:t>
             </w:r>
           </w:p>
         </w:tc>
@@ -26896,55 +26896,55 @@
                 <w:rFonts w:ascii="Arial" w:hAnsi="Arial"/>
                 <w:sz w:val="20"/>
               </w:rPr>
-              <w:t>Health buildings</w:t>
-            </w:r>
-          </w:p>
-        </w:tc>
-        <w:tc>
-          <w:tcPr>
-            <w:tcW w:type="dxa" w:w="936"/>
-            <w:vAlign w:val="center"/>
-          </w:tcPr>
-          <w:p>
-            <w:r/>
-            <w:r>
-              <w:rPr>
-                <w:rFonts w:ascii="Arial" w:hAnsi="Arial"/>
-                <w:sz w:val="20"/>
-              </w:rPr>
-              <w:t>CRE</w:t>
-            </w:r>
-          </w:p>
-        </w:tc>
-        <w:tc>
-          <w:tcPr>
-            <w:tcW w:type="dxa" w:w="936"/>
-            <w:vAlign w:val="center"/>
-          </w:tcPr>
-          <w:p>
-            <w:r/>
-            <w:r>
-              <w:rPr>
-                <w:rFonts w:ascii="Arial" w:hAnsi="Arial"/>
-                <w:sz w:val="20"/>
-              </w:rPr>
-              <w:t>1.65</w:t>
-            </w:r>
-          </w:p>
-        </w:tc>
-        <w:tc>
-          <w:tcPr>
-            <w:tcW w:type="dxa" w:w="936"/>
-            <w:vAlign w:val="center"/>
-          </w:tcPr>
-          <w:p>
-            <w:r/>
-            <w:r>
-              <w:rPr>
-                <w:rFonts w:ascii="Arial" w:hAnsi="Arial"/>
-                <w:sz w:val="20"/>
-              </w:rPr>
-              <w:t>2.01</w:t>
+              <w:t>Warehouses</w:t>
+            </w:r>
+          </w:p>
+        </w:tc>
+        <w:tc>
+          <w:tcPr>
+            <w:tcW w:type="dxa" w:w="936"/>
+            <w:vAlign w:val="center"/>
+          </w:tcPr>
+          <w:p>
+            <w:r/>
+            <w:r>
+              <w:rPr>
+                <w:rFonts w:ascii="Arial" w:hAnsi="Arial"/>
+                <w:sz w:val="20"/>
+              </w:rPr>
+              <w:t>IND</w:t>
+            </w:r>
+          </w:p>
+        </w:tc>
+        <w:tc>
+          <w:tcPr>
+            <w:tcW w:type="dxa" w:w="936"/>
+            <w:vAlign w:val="center"/>
+          </w:tcPr>
+          <w:p>
+            <w:r/>
+            <w:r>
+              <w:rPr>
+                <w:rFonts w:ascii="Arial" w:hAnsi="Arial"/>
+                <w:sz w:val="20"/>
+              </w:rPr>
+              <w:t>1.7</w:t>
+            </w:r>
+          </w:p>
+        </w:tc>
+        <w:tc>
+          <w:tcPr>
+            <w:tcW w:type="dxa" w:w="936"/>
+            <w:vAlign w:val="center"/>
+          </w:tcPr>
+          <w:p>
+            <w:r/>
+            <w:r>
+              <w:rPr>
+                <w:rFonts w:ascii="Arial" w:hAnsi="Arial"/>
+                <w:sz w:val="20"/>
+              </w:rPr>
+              <w:t>2.04</w:t>
             </w:r>
           </w:p>
         </w:tc>
@@ -27024,7 +27024,7 @@
                 <w:rFonts w:ascii="Arial" w:hAnsi="Arial"/>
                 <w:sz w:val="20"/>
               </w:rPr>
-              <w:t>355.03</w:t>
+              <w:t>108.47</w:t>
             </w:r>
           </w:p>
         </w:tc>
@@ -35136,7 +35136,7 @@
           <w:b w:val="0"/>
           <w:i w:val="0"/>
         </w:rPr>
-        <w:t>• Construction base risk score (2.68, 'Medium') — logged as an active methodology review item. See Section 9 of this report. Session: noted, not fixed.</w:t>
+        <w:t>• Construction base risk score (2.95, 'Moderate-high') — logged as an active methodology review item. See Section 9 of this report. Session: noted, not fixed.</w:t>
       </w:r>
     </w:p>
     <w:p>

--- a/outputs/reports/Industry_Analysis_Q1_2026_Technical.docx
+++ b/outputs/reports/Industry_Analysis_Q1_2026_Technical.docx
@@ -119,7 +119,7 @@
           <w:b w:val="0"/>
           <w:i w:val="0"/>
         </w:rPr>
-        <w:t>This report contains source inventory, transformations, analytical output rows, lineage, known gaps, and validation status in the same document. It covers 18 industries, 5 property segments, all 30 registered public sources, and all 8 canonical exports. Source registry basis: PUBLIC_SOURCE_URLS plus scraper-produced RBA publication manifest keys; manifest-backed vintages come from data/raw/public/_manifest.json when present.</w:t>
+        <w:t>This report contains source inventory, transformations, analytical output rows, lineage, known gaps, and validation status in the same document. It covers 18 industries, 5 property segments, all 33 registered public sources, and all 8 canonical exports. Source registry basis: PUBLIC_SOURCE_URLS plus scraper-produced RBA publication manifest keys; manifest-backed vintages come from data/raw/public/_manifest.json when present.</w:t>
       </w:r>
     </w:p>
     <w:p>
@@ -5523,7 +5523,7 @@
                 <w:rFonts w:ascii="Arial" w:hAnsi="Arial"/>
                 <w:sz w:val="20"/>
               </w:rPr>
-              <w:t>2026-06-16T05:31:56+00:00</w:t>
+              <w:t>2026-06-16T06:33:43+00:00</w:t>
             </w:r>
           </w:p>
         </w:tc>
@@ -5670,7 +5670,7 @@
                 <w:rFonts w:ascii="Arial" w:hAnsi="Arial"/>
                 <w:sz w:val="20"/>
               </w:rPr>
-              <w:t>2026-06-16T05:31:58+00:00</w:t>
+              <w:t>2026-06-16T06:33:45+00:00</w:t>
             </w:r>
           </w:p>
         </w:tc>
@@ -5965,7 +5965,7 @@
                 <w:rFonts w:ascii="Arial" w:hAnsi="Arial"/>
                 <w:sz w:val="20"/>
               </w:rPr>
-              <w:t>2026-06-16T05:31:57+00:00</w:t>
+              <w:t>2026-06-16T06:33:44+00:00</w:t>
             </w:r>
           </w:p>
         </w:tc>
@@ -6115,7 +6115,7 @@
                 <w:rFonts w:ascii="Arial" w:hAnsi="Arial"/>
                 <w:sz w:val="20"/>
               </w:rPr>
-              <w:t>2026-06-16T05:31:57+00:00</w:t>
+              <w:t>2026-06-16T06:33:43+00:00</w:t>
             </w:r>
           </w:p>
         </w:tc>
@@ -6215,7 +6215,7 @@
                 <w:rFonts w:ascii="Arial" w:hAnsi="Arial"/>
                 <w:sz w:val="20"/>
               </w:rPr>
-              <w:t>https://www.abs.gov.au/statistics/economy/price-indexes-and-inflation/consumer-price-index-australia/dec-2025/640101.xlsx</w:t>
+              <w:t>https://www.abs.gov.au/statistics/economy/price-indexes-and-inflation/consumer-price-index-australia/mar-2026/640101.xlsx</w:t>
             </w:r>
           </w:p>
         </w:tc>
@@ -6262,6 +6262,7 @@
                 <w:rFonts w:ascii="Arial" w:hAnsi="Arial"/>
                 <w:sz w:val="20"/>
               </w:rPr>
+              <w:t>2026-06-16T06:33:47+00:00</w:t>
             </w:r>
           </w:p>
         </w:tc>
@@ -6277,6 +6278,7 @@
                 <w:rFonts w:ascii="Arial" w:hAnsi="Arial"/>
                 <w:sz w:val="20"/>
               </w:rPr>
+              <w:t>53065</w:t>
             </w:r>
           </w:p>
         </w:tc>
@@ -6292,7 +6294,7 @@
                 <w:rFonts w:ascii="Arial" w:hAnsi="Arial"/>
                 <w:sz w:val="20"/>
               </w:rPr>
-              <w:t>missing</w:t>
+              <w:t>manually staged</w:t>
             </w:r>
           </w:p>
         </w:tc>
@@ -6769,7 +6771,7 @@
                 <w:rFonts w:ascii="Arial" w:hAnsi="Arial"/>
                 <w:sz w:val="20"/>
               </w:rPr>
-              <w:t>labour_force_industry_xlsx</w:t>
+              <w:t>labour_force_headline_xlsx</w:t>
             </w:r>
           </w:p>
         </w:tc>
@@ -6801,7 +6803,7 @@
                 <w:rFonts w:ascii="Arial" w:hAnsi="Arial"/>
                 <w:sz w:val="20"/>
               </w:rPr>
-              <w:t>https://www.abs.gov.au/statistics/labour/employment-and-unemployment/labour-force-australia-detailed/mar-2026/6291004.xlsx</w:t>
+              <w:t>https://www.abs.gov.au/statistics/labour/employment-and-unemployment/labour-force-australia/mar-2026/6202001.xlsx</w:t>
             </w:r>
           </w:p>
         </w:tc>
@@ -6848,7 +6850,7 @@
                 <w:rFonts w:ascii="Arial" w:hAnsi="Arial"/>
                 <w:sz w:val="20"/>
               </w:rPr>
-              <w:t>2026-06-16T05:31:57+00:00</w:t>
+              <w:t>2026-06-16T06:33:47+00:00</w:t>
             </w:r>
           </w:p>
         </w:tc>
@@ -6864,7 +6866,7 @@
                 <w:rFonts w:ascii="Arial" w:hAnsi="Arial"/>
                 <w:sz w:val="20"/>
               </w:rPr>
-              <w:t>160939</w:t>
+              <w:t>766909</w:t>
             </w:r>
           </w:p>
         </w:tc>
@@ -6914,7 +6916,7 @@
                 <w:rFonts w:ascii="Arial" w:hAnsi="Arial"/>
                 <w:sz w:val="20"/>
               </w:rPr>
-              <w:t>lending_indicators_xlsx</w:t>
+              <w:t>labour_force_industry_xlsx</w:t>
             </w:r>
           </w:p>
         </w:tc>
@@ -6948,7 +6950,7 @@
                 <w:rFonts w:ascii="Arial" w:hAnsi="Arial"/>
                 <w:sz w:val="20"/>
               </w:rPr>
-              <w:t>https://www.abs.gov.au/statistics/economy/finance/lending-indicators/feb-2026/560101.xlsx</w:t>
+              <w:t>https://www.abs.gov.au/statistics/labour/employment-and-unemployment/labour-force-australia-detailed/mar-2026/6291004.xlsx</w:t>
             </w:r>
           </w:p>
         </w:tc>
@@ -6998,6 +7000,7 @@
                 <w:rFonts w:ascii="Arial" w:hAnsi="Arial"/>
                 <w:sz w:val="20"/>
               </w:rPr>
+              <w:t>2026-06-16T06:33:45+00:00</w:t>
             </w:r>
           </w:p>
         </w:tc>
@@ -7014,6 +7017,7 @@
                 <w:rFonts w:ascii="Arial" w:hAnsi="Arial"/>
                 <w:sz w:val="20"/>
               </w:rPr>
+              <w:t>160939</w:t>
             </w:r>
           </w:p>
         </w:tc>
@@ -7030,7 +7034,7 @@
                 <w:rFonts w:ascii="Arial" w:hAnsi="Arial"/>
                 <w:sz w:val="20"/>
               </w:rPr>
-              <w:t>missing</w:t>
+              <w:t>manually staged</w:t>
             </w:r>
           </w:p>
         </w:tc>
@@ -7064,7 +7068,7 @@
                 <w:rFonts w:ascii="Arial" w:hAnsi="Arial"/>
                 <w:sz w:val="20"/>
               </w:rPr>
-              <w:t>ppi_construction_xlsx</w:t>
+              <w:t>lending_indicators_xlsx</w:t>
             </w:r>
           </w:p>
         </w:tc>
@@ -7096,7 +7100,7 @@
                 <w:rFonts w:ascii="Arial" w:hAnsi="Arial"/>
                 <w:sz w:val="20"/>
               </w:rPr>
-              <w:t>https://www.abs.gov.au/statistics/economy/price-indexes-and-inflation/producer-price-indexes-australia/dec-2025/642713.xlsx</w:t>
+              <w:t>https://www.abs.gov.au/statistics/economy/finance/lending-indicators/feb-2026/560101.xlsx</w:t>
             </w:r>
           </w:p>
         </w:tc>
@@ -7207,7 +7211,7 @@
                 <w:rFonts w:ascii="Arial" w:hAnsi="Arial"/>
                 <w:sz w:val="20"/>
               </w:rPr>
-              <w:t>ppi_manufacturing_xlsx</w:t>
+              <w:t>national_accounts_gdp_xlsx</w:t>
             </w:r>
           </w:p>
         </w:tc>
@@ -7241,7 +7245,7 @@
                 <w:rFonts w:ascii="Arial" w:hAnsi="Arial"/>
                 <w:sz w:val="20"/>
               </w:rPr>
-              <w:t>https://www.abs.gov.au/statistics/economy/price-indexes-and-inflation/producer-price-indexes-australia/dec-2025/642712.xlsx</w:t>
+              <w:t>https://www.abs.gov.au/statistics/economy/national-accounts/australian-national-accounts-national-income-expenditure-and-product/mar-2026/5206001_key_aggregates.xlsx</w:t>
             </w:r>
           </w:p>
         </w:tc>
@@ -7291,6 +7295,7 @@
                 <w:rFonts w:ascii="Arial" w:hAnsi="Arial"/>
                 <w:sz w:val="20"/>
               </w:rPr>
+              <w:t>2026-06-16T06:33:46+00:00</w:t>
             </w:r>
           </w:p>
         </w:tc>
@@ -7307,6 +7312,7 @@
                 <w:rFonts w:ascii="Arial" w:hAnsi="Arial"/>
                 <w:sz w:val="20"/>
               </w:rPr>
+              <w:t>267687</w:t>
             </w:r>
           </w:p>
         </w:tc>
@@ -7323,7 +7329,7 @@
                 <w:rFonts w:ascii="Arial" w:hAnsi="Arial"/>
                 <w:sz w:val="20"/>
               </w:rPr>
-              <w:t>missing</w:t>
+              <w:t>manually staged</w:t>
             </w:r>
           </w:p>
         </w:tc>
@@ -7357,7 +7363,7 @@
                 <w:rFonts w:ascii="Arial" w:hAnsi="Arial"/>
                 <w:sz w:val="20"/>
               </w:rPr>
-              <w:t>property_price_capitals_xlsx</w:t>
+              <w:t>ppi_construction_xlsx</w:t>
             </w:r>
           </w:p>
         </w:tc>
@@ -7389,7 +7395,7 @@
                 <w:rFonts w:ascii="Arial" w:hAnsi="Arial"/>
                 <w:sz w:val="20"/>
               </w:rPr>
-              <w:t>https://www.abs.gov.au/statistics/economy/price-indexes-and-inflation/residential-property-price-indexes-eight-capital-cities/dec-2025/641602.xlsx</w:t>
+              <w:t>https://www.abs.gov.au/statistics/economy/price-indexes-and-inflation/producer-price-indexes-australia/dec-2025/642713.xlsx</w:t>
             </w:r>
           </w:p>
         </w:tc>
@@ -7500,7 +7506,7 @@
                 <w:rFonts w:ascii="Arial" w:hAnsi="Arial"/>
                 <w:sz w:val="20"/>
               </w:rPr>
-              <w:t>property_price_index_xlsx</w:t>
+              <w:t>ppi_manufacturing_xlsx</w:t>
             </w:r>
           </w:p>
         </w:tc>
@@ -7534,7 +7540,7 @@
                 <w:rFonts w:ascii="Arial" w:hAnsi="Arial"/>
                 <w:sz w:val="20"/>
               </w:rPr>
-              <w:t>https://www.abs.gov.au/statistics/economy/price-indexes-and-inflation/residential-property-price-indexes-eight-capital-cities/dec-2025/641601.xlsx</w:t>
+              <w:t>https://www.abs.gov.au/statistics/economy/price-indexes-and-inflation/producer-price-indexes-australia/dec-2025/642712.xlsx</w:t>
             </w:r>
           </w:p>
         </w:tc>
@@ -7650,7 +7656,7 @@
                 <w:rFonts w:ascii="Arial" w:hAnsi="Arial"/>
                 <w:sz w:val="20"/>
               </w:rPr>
-              <w:t>ptrs_cycle_8_pdf</w:t>
+              <w:t>property_price_capitals_xlsx</w:t>
             </w:r>
           </w:p>
         </w:tc>
@@ -7666,7 +7672,7 @@
                 <w:rFonts w:ascii="Arial" w:hAnsi="Arial"/>
                 <w:sz w:val="20"/>
               </w:rPr>
-              <w:t>Payment Times Reporting Scheme</w:t>
+              <w:t>Australian Bureau of Statistics</w:t>
             </w:r>
           </w:p>
         </w:tc>
@@ -7682,7 +7688,7 @@
                 <w:rFonts w:ascii="Arial" w:hAnsi="Arial"/>
                 <w:sz w:val="20"/>
               </w:rPr>
-              <w:t>https://paymenttimes.gov.au/sites/ptrs.gov.au/files/2025-07/reg-update-july-2025.pdf</w:t>
+              <w:t>https://www.abs.gov.au/statistics/economy/price-indexes-and-inflation/residential-property-price-indexes-eight-capital-cities/dec-2025/641602.xlsx</w:t>
             </w:r>
           </w:p>
         </w:tc>
@@ -7698,7 +7704,7 @@
                 <w:rFonts w:ascii="Arial" w:hAnsi="Arial"/>
                 <w:sz w:val="20"/>
               </w:rPr>
-              <w:t>PDF</w:t>
+              <w:t>XLSX</w:t>
             </w:r>
           </w:p>
         </w:tc>
@@ -7729,7 +7735,6 @@
                 <w:rFonts w:ascii="Arial" w:hAnsi="Arial"/>
                 <w:sz w:val="20"/>
               </w:rPr>
-              <w:t>2026-06-16T05:31:59+00:00</w:t>
             </w:r>
           </w:p>
         </w:tc>
@@ -7745,7 +7750,6 @@
                 <w:rFonts w:ascii="Arial" w:hAnsi="Arial"/>
                 <w:sz w:val="20"/>
               </w:rPr>
-              <w:t>2055606</w:t>
             </w:r>
           </w:p>
         </w:tc>
@@ -7761,7 +7765,7 @@
                 <w:rFonts w:ascii="Arial" w:hAnsi="Arial"/>
                 <w:sz w:val="20"/>
               </w:rPr>
-              <w:t>manually staged</w:t>
+              <w:t>missing</w:t>
             </w:r>
           </w:p>
         </w:tc>
@@ -7795,7 +7799,7 @@
                 <w:rFonts w:ascii="Arial" w:hAnsi="Arial"/>
                 <w:sz w:val="20"/>
               </w:rPr>
-              <w:t>ptrs_cycle_9_pdf</w:t>
+              <w:t>property_price_index_xlsx</w:t>
             </w:r>
           </w:p>
         </w:tc>
@@ -7812,7 +7816,7 @@
                 <w:rFonts w:ascii="Arial" w:hAnsi="Arial"/>
                 <w:sz w:val="20"/>
               </w:rPr>
-              <w:t>Payment Times Reporting Scheme</w:t>
+              <w:t>Australian Bureau of Statistics</w:t>
             </w:r>
           </w:p>
         </w:tc>
@@ -7829,7 +7833,7 @@
                 <w:rFonts w:ascii="Arial" w:hAnsi="Arial"/>
                 <w:sz w:val="20"/>
               </w:rPr>
-              <w:t>https://paymenttimes.gov.au/sites/ptrs.gov.au/files/2026-01/regulators-update-202601.pdf</w:t>
+              <w:t>https://www.abs.gov.au/statistics/economy/price-indexes-and-inflation/residential-property-price-indexes-eight-capital-cities/dec-2025/641601.xlsx</w:t>
             </w:r>
           </w:p>
         </w:tc>
@@ -7846,7 +7850,7 @@
                 <w:rFonts w:ascii="Arial" w:hAnsi="Arial"/>
                 <w:sz w:val="20"/>
               </w:rPr>
-              <w:t>PDF</w:t>
+              <w:t>XLSX</w:t>
             </w:r>
           </w:p>
         </w:tc>
@@ -7879,7 +7883,6 @@
                 <w:rFonts w:ascii="Arial" w:hAnsi="Arial"/>
                 <w:sz w:val="20"/>
               </w:rPr>
-              <w:t>2026-06-16T05:32:00+00:00</w:t>
             </w:r>
           </w:p>
         </w:tc>
@@ -7896,7 +7899,6 @@
                 <w:rFonts w:ascii="Arial" w:hAnsi="Arial"/>
                 <w:sz w:val="20"/>
               </w:rPr>
-              <w:t>3629142</w:t>
             </w:r>
           </w:p>
         </w:tc>
@@ -7913,7 +7915,7 @@
                 <w:rFonts w:ascii="Arial" w:hAnsi="Arial"/>
                 <w:sz w:val="20"/>
               </w:rPr>
-              <w:t>manually staged</w:t>
+              <w:t>missing</w:t>
             </w:r>
           </w:p>
         </w:tc>
@@ -7947,7 +7949,7 @@
                 <w:rFonts w:ascii="Arial" w:hAnsi="Arial"/>
                 <w:sz w:val="20"/>
               </w:rPr>
-              <w:t>ptrs_guidance</w:t>
+              <w:t>ptrs_cycle_8_pdf</w:t>
             </w:r>
           </w:p>
         </w:tc>
@@ -7979,7 +7981,7 @@
                 <w:rFonts w:ascii="Arial" w:hAnsi="Arial"/>
                 <w:sz w:val="20"/>
               </w:rPr>
-              <w:t>https://paymenttimes.gov.au/sites/ptrs.gov.au/files/regulatory-resource/ptrs-guidance-materials-march2025.pdf</w:t>
+              <w:t>https://paymenttimes.gov.au/sites/ptrs.gov.au/files/2025-07/reg-update-july-2025.pdf</w:t>
             </w:r>
           </w:p>
         </w:tc>
@@ -8026,7 +8028,7 @@
                 <w:rFonts w:ascii="Arial" w:hAnsi="Arial"/>
                 <w:sz w:val="20"/>
               </w:rPr>
-              <w:t>2026-06-16T05:32:00+00:00</w:t>
+              <w:t>2026-06-16T06:33:48+00:00</w:t>
             </w:r>
           </w:p>
         </w:tc>
@@ -8042,7 +8044,7 @@
                 <w:rFonts w:ascii="Arial" w:hAnsi="Arial"/>
                 <w:sz w:val="20"/>
               </w:rPr>
-              <w:t>947450</w:t>
+              <w:t>2055606</w:t>
             </w:r>
           </w:p>
         </w:tc>
@@ -8092,7 +8094,7 @@
                 <w:rFonts w:ascii="Arial" w:hAnsi="Arial"/>
                 <w:sz w:val="20"/>
               </w:rPr>
-              <w:t>rba_cash_rate_csv</w:t>
+              <w:t>ptrs_cycle_9_pdf</w:t>
             </w:r>
           </w:p>
         </w:tc>
@@ -8109,7 +8111,7 @@
                 <w:rFonts w:ascii="Arial" w:hAnsi="Arial"/>
                 <w:sz w:val="20"/>
               </w:rPr>
-              <w:t>Reserve Bank of Australia</w:t>
+              <w:t>Payment Times Reporting Scheme</w:t>
             </w:r>
           </w:p>
         </w:tc>
@@ -8126,7 +8128,7 @@
                 <w:rFonts w:ascii="Arial" w:hAnsi="Arial"/>
                 <w:sz w:val="20"/>
               </w:rPr>
-              <w:t>https://www.rba.gov.au/statistics/tables/csv/f1-data.csv</w:t>
+              <w:t>https://paymenttimes.gov.au/sites/ptrs.gov.au/files/2026-01/regulators-update-202601.pdf</w:t>
             </w:r>
           </w:p>
         </w:tc>
@@ -8143,7 +8145,7 @@
                 <w:rFonts w:ascii="Arial" w:hAnsi="Arial"/>
                 <w:sz w:val="20"/>
               </w:rPr>
-              <w:t>CSV</w:t>
+              <w:t>PDF</w:t>
             </w:r>
           </w:p>
         </w:tc>
@@ -8176,7 +8178,7 @@
                 <w:rFonts w:ascii="Arial" w:hAnsi="Arial"/>
                 <w:sz w:val="20"/>
               </w:rPr>
-              <w:t>2026-06-16T05:31:58+00:00</w:t>
+              <w:t>2026-06-16T06:33:49+00:00</w:t>
             </w:r>
           </w:p>
         </w:tc>
@@ -8193,7 +8195,7 @@
                 <w:rFonts w:ascii="Arial" w:hAnsi="Arial"/>
                 <w:sz w:val="20"/>
               </w:rPr>
-              <w:t>302215</w:t>
+              <w:t>3629142</w:t>
             </w:r>
           </w:p>
         </w:tc>
@@ -8244,7 +8246,7 @@
                 <w:rFonts w:ascii="Arial" w:hAnsi="Arial"/>
                 <w:sz w:val="20"/>
               </w:rPr>
-              <w:t>rba_chart_pack_page</w:t>
+              <w:t>ptrs_guidance</w:t>
             </w:r>
           </w:p>
         </w:tc>
@@ -8260,7 +8262,7 @@
                 <w:rFonts w:ascii="Arial" w:hAnsi="Arial"/>
                 <w:sz w:val="20"/>
               </w:rPr>
-              <w:t>Reserve Bank of Australia</w:t>
+              <w:t>Payment Times Reporting Scheme</w:t>
             </w:r>
           </w:p>
         </w:tc>
@@ -8276,7 +8278,7 @@
                 <w:rFonts w:ascii="Arial" w:hAnsi="Arial"/>
                 <w:sz w:val="20"/>
               </w:rPr>
-              <w:t>https://www.rba.gov.au/chart-pack/</w:t>
+              <w:t>https://paymenttimes.gov.au/sites/ptrs.gov.au/files/regulatory-resource/ptrs-guidance-materials-march2025.pdf</w:t>
             </w:r>
           </w:p>
         </w:tc>
@@ -8292,7 +8294,7 @@
                 <w:rFonts w:ascii="Arial" w:hAnsi="Arial"/>
                 <w:sz w:val="20"/>
               </w:rPr>
-              <w:t>landing page</w:t>
+              <w:t>PDF</w:t>
             </w:r>
           </w:p>
         </w:tc>
@@ -8323,6 +8325,7 @@
                 <w:rFonts w:ascii="Arial" w:hAnsi="Arial"/>
                 <w:sz w:val="20"/>
               </w:rPr>
+              <w:t>2026-06-16T06:33:49+00:00</w:t>
             </w:r>
           </w:p>
         </w:tc>
@@ -8338,6 +8341,7 @@
                 <w:rFonts w:ascii="Arial" w:hAnsi="Arial"/>
                 <w:sz w:val="20"/>
               </w:rPr>
+              <w:t>947450</w:t>
             </w:r>
           </w:p>
         </w:tc>
@@ -8353,7 +8357,7 @@
                 <w:rFonts w:ascii="Arial" w:hAnsi="Arial"/>
                 <w:sz w:val="20"/>
               </w:rPr>
-              <w:t>missing</w:t>
+              <w:t>manually staged</w:t>
             </w:r>
           </w:p>
         </w:tc>
@@ -8387,7 +8391,7 @@
                 <w:rFonts w:ascii="Arial" w:hAnsi="Arial"/>
                 <w:sz w:val="20"/>
               </w:rPr>
-              <w:t>rba_chart_pack_pdf</w:t>
+              <w:t>rba_cash_rate_csv</w:t>
             </w:r>
           </w:p>
         </w:tc>
@@ -8421,7 +8425,7 @@
                 <w:rFonts w:ascii="Arial" w:hAnsi="Arial"/>
                 <w:sz w:val="20"/>
               </w:rPr>
-              <w:t>https://www.rba.gov.au/chart-pack/</w:t>
+              <w:t>https://www.rba.gov.au/statistics/tables/csv/f1-data.csv</w:t>
             </w:r>
           </w:p>
         </w:tc>
@@ -8438,7 +8442,7 @@
                 <w:rFonts w:ascii="Arial" w:hAnsi="Arial"/>
                 <w:sz w:val="20"/>
               </w:rPr>
-              <w:t>PDF</w:t>
+              <w:t>CSV</w:t>
             </w:r>
           </w:p>
         </w:tc>
@@ -8455,7 +8459,6 @@
                 <w:rFonts w:ascii="Arial" w:hAnsi="Arial"/>
                 <w:sz w:val="20"/>
               </w:rPr>
-              <w:t>March 2026</w:t>
             </w:r>
           </w:p>
         </w:tc>
@@ -8472,7 +8475,7 @@
                 <w:rFonts w:ascii="Arial" w:hAnsi="Arial"/>
                 <w:sz w:val="20"/>
               </w:rPr>
-              <w:t>2026-04-28T08:01:43+00:00</w:t>
+              <w:t>2026-06-16T06:33:46+00:00</w:t>
             </w:r>
           </w:p>
         </w:tc>
@@ -8489,7 +8492,7 @@
                 <w:rFonts w:ascii="Arial" w:hAnsi="Arial"/>
                 <w:sz w:val="20"/>
               </w:rPr>
-              <w:t>5434746</w:t>
+              <w:t>302215</w:t>
             </w:r>
           </w:p>
         </w:tc>
@@ -8506,7 +8509,7 @@
                 <w:rFonts w:ascii="Arial" w:hAnsi="Arial"/>
                 <w:sz w:val="20"/>
               </w:rPr>
-              <w:t>auto-downloaded</w:t>
+              <w:t>manually staged</w:t>
             </w:r>
           </w:p>
         </w:tc>
@@ -8523,7 +8526,6 @@
                 <w:rFonts w:ascii="Arial" w:hAnsi="Arial"/>
                 <w:sz w:val="20"/>
               </w:rPr>
-              <w:t>66945f0e420217b86069e72880c20b4670f17a2ff52e6e0de9c9d13a174364d9</w:t>
             </w:r>
           </w:p>
         </w:tc>
@@ -8541,7 +8543,7 @@
                 <w:rFonts w:ascii="Arial" w:hAnsi="Arial"/>
                 <w:sz w:val="20"/>
               </w:rPr>
-              <w:t>rba_fsr_page</w:t>
+              <w:t>rba_chart_pack_page</w:t>
             </w:r>
           </w:p>
         </w:tc>
@@ -8573,7 +8575,7 @@
                 <w:rFonts w:ascii="Arial" w:hAnsi="Arial"/>
                 <w:sz w:val="20"/>
               </w:rPr>
-              <w:t>https://www.rba.gov.au/publications/fsr/</w:t>
+              <w:t>https://www.rba.gov.au/chart-pack/</w:t>
             </w:r>
           </w:p>
         </w:tc>
@@ -8684,7 +8686,7 @@
                 <w:rFonts w:ascii="Arial" w:hAnsi="Arial"/>
                 <w:sz w:val="20"/>
               </w:rPr>
-              <w:t>rba_fsr_pdf</w:t>
+              <w:t>rba_chart_pack_pdf</w:t>
             </w:r>
           </w:p>
         </w:tc>
@@ -8718,7 +8720,7 @@
                 <w:rFonts w:ascii="Arial" w:hAnsi="Arial"/>
                 <w:sz w:val="20"/>
               </w:rPr>
-              <w:t>https://www.rba.gov.au/publications/fsr/</w:t>
+              <w:t>https://www.rba.gov.au/chart-pack/</w:t>
             </w:r>
           </w:p>
         </w:tc>
@@ -8769,7 +8771,7 @@
                 <w:rFonts w:ascii="Arial" w:hAnsi="Arial"/>
                 <w:sz w:val="20"/>
               </w:rPr>
-              <w:t>2026-04-28T08:01:42+00:00</w:t>
+              <w:t>2026-04-28T08:01:43+00:00</w:t>
             </w:r>
           </w:p>
         </w:tc>
@@ -8786,7 +8788,7 @@
                 <w:rFonts w:ascii="Arial" w:hAnsi="Arial"/>
                 <w:sz w:val="20"/>
               </w:rPr>
-              <w:t>3272062</w:t>
+              <w:t>5434746</w:t>
             </w:r>
           </w:p>
         </w:tc>
@@ -8820,7 +8822,7 @@
                 <w:rFonts w:ascii="Arial" w:hAnsi="Arial"/>
                 <w:sz w:val="20"/>
               </w:rPr>
-              <w:t>342ec105f1c623e507ef4e8434ade6f0788ef58ed26b2accaa8ec7df04acc13e</w:t>
+              <w:t>66945f0e420217b86069e72880c20b4670f17a2ff52e6e0de9c9d13a174364d9</w:t>
             </w:r>
           </w:p>
         </w:tc>
@@ -8838,7 +8840,7 @@
                 <w:rFonts w:ascii="Arial" w:hAnsi="Arial"/>
                 <w:sz w:val="20"/>
               </w:rPr>
-              <w:t>rba_smp_page</w:t>
+              <w:t>rba_fsr_page</w:t>
             </w:r>
           </w:p>
         </w:tc>
@@ -8870,7 +8872,7 @@
                 <w:rFonts w:ascii="Arial" w:hAnsi="Arial"/>
                 <w:sz w:val="20"/>
               </w:rPr>
-              <w:t>https://www.rba.gov.au/publications/smp/</w:t>
+              <w:t>https://www.rba.gov.au/publications/fsr/</w:t>
             </w:r>
           </w:p>
         </w:tc>
@@ -8981,7 +8983,7 @@
                 <w:rFonts w:ascii="Arial" w:hAnsi="Arial"/>
                 <w:sz w:val="20"/>
               </w:rPr>
-              <w:t>rba_smp_pdf</w:t>
+              <w:t>rba_fsr_pdf</w:t>
             </w:r>
           </w:p>
         </w:tc>
@@ -9015,7 +9017,7 @@
                 <w:rFonts w:ascii="Arial" w:hAnsi="Arial"/>
                 <w:sz w:val="20"/>
               </w:rPr>
-              <w:t>https://www.rba.gov.au/publications/smp/</w:t>
+              <w:t>https://www.rba.gov.au/publications/fsr/</w:t>
             </w:r>
           </w:p>
         </w:tc>
@@ -9049,7 +9051,7 @@
                 <w:rFonts w:ascii="Arial" w:hAnsi="Arial"/>
                 <w:sz w:val="20"/>
               </w:rPr>
-              <w:t>February 2026</w:t>
+              <w:t>March 2026</w:t>
             </w:r>
           </w:p>
         </w:tc>
@@ -9083,7 +9085,7 @@
                 <w:rFonts w:ascii="Arial" w:hAnsi="Arial"/>
                 <w:sz w:val="20"/>
               </w:rPr>
-              <w:t>4201271</w:t>
+              <w:t>3272062</w:t>
             </w:r>
           </w:p>
         </w:tc>
@@ -9117,7 +9119,7 @@
                 <w:rFonts w:ascii="Arial" w:hAnsi="Arial"/>
                 <w:sz w:val="20"/>
               </w:rPr>
-              <w:t>db42f94329b6c229844fb8da8cbc4308d707af57b3d5ba90d0aaa9bd7e21ca89</w:t>
+              <w:t>342ec105f1c623e507ef4e8434ade6f0788ef58ed26b2accaa8ec7df04acc13e</w:t>
             </w:r>
           </w:p>
         </w:tc>
@@ -9135,7 +9137,7 @@
                 <w:rFonts w:ascii="Arial" w:hAnsi="Arial"/>
                 <w:sz w:val="20"/>
               </w:rPr>
-              <w:t>rba_table_e2_xls</w:t>
+              <w:t>rba_smp_page</w:t>
             </w:r>
           </w:p>
         </w:tc>
@@ -9167,7 +9169,7 @@
                 <w:rFonts w:ascii="Arial" w:hAnsi="Arial"/>
                 <w:sz w:val="20"/>
               </w:rPr>
-              <w:t>https://www.rba.gov.au/statistics/tables/xls/e02hist.xls</w:t>
+              <w:t>https://www.rba.gov.au/publications/smp/</w:t>
             </w:r>
           </w:p>
         </w:tc>
@@ -9183,7 +9185,7 @@
                 <w:rFonts w:ascii="Arial" w:hAnsi="Arial"/>
                 <w:sz w:val="20"/>
               </w:rPr>
-              <w:t>XLS</w:t>
+              <w:t>landing page</w:t>
             </w:r>
           </w:p>
         </w:tc>
@@ -9278,6 +9280,303 @@
                 <w:rFonts w:ascii="Arial" w:hAnsi="Arial"/>
                 <w:sz w:val="20"/>
               </w:rPr>
+              <w:t>rba_smp_pdf</w:t>
+            </w:r>
+          </w:p>
+        </w:tc>
+        <w:tc>
+          <w:tcPr>
+            <w:tcW w:type="dxa" w:w="1040"/>
+            <w:shd w:val="clear" w:color="auto" w:fill="F2F2F2"/>
+            <w:vAlign w:val="center"/>
+          </w:tcPr>
+          <w:p>
+            <w:r/>
+            <w:r>
+              <w:rPr>
+                <w:rFonts w:ascii="Arial" w:hAnsi="Arial"/>
+                <w:sz w:val="20"/>
+              </w:rPr>
+              <w:t>Reserve Bank of Australia</w:t>
+            </w:r>
+          </w:p>
+        </w:tc>
+        <w:tc>
+          <w:tcPr>
+            <w:tcW w:type="dxa" w:w="1040"/>
+            <w:shd w:val="clear" w:color="auto" w:fill="F2F2F2"/>
+            <w:vAlign w:val="center"/>
+          </w:tcPr>
+          <w:p>
+            <w:r/>
+            <w:r>
+              <w:rPr>
+                <w:rFonts w:ascii="Arial" w:hAnsi="Arial"/>
+                <w:sz w:val="20"/>
+              </w:rPr>
+              <w:t>https://www.rba.gov.au/publications/smp/</w:t>
+            </w:r>
+          </w:p>
+        </w:tc>
+        <w:tc>
+          <w:tcPr>
+            <w:tcW w:type="dxa" w:w="1040"/>
+            <w:shd w:val="clear" w:color="auto" w:fill="F2F2F2"/>
+            <w:vAlign w:val="center"/>
+          </w:tcPr>
+          <w:p>
+            <w:r/>
+            <w:r>
+              <w:rPr>
+                <w:rFonts w:ascii="Arial" w:hAnsi="Arial"/>
+                <w:sz w:val="20"/>
+              </w:rPr>
+              <w:t>PDF</w:t>
+            </w:r>
+          </w:p>
+        </w:tc>
+        <w:tc>
+          <w:tcPr>
+            <w:tcW w:type="dxa" w:w="1040"/>
+            <w:shd w:val="clear" w:color="auto" w:fill="F2F2F2"/>
+            <w:vAlign w:val="center"/>
+          </w:tcPr>
+          <w:p>
+            <w:r/>
+            <w:r>
+              <w:rPr>
+                <w:rFonts w:ascii="Arial" w:hAnsi="Arial"/>
+                <w:sz w:val="20"/>
+              </w:rPr>
+              <w:t>February 2026</w:t>
+            </w:r>
+          </w:p>
+        </w:tc>
+        <w:tc>
+          <w:tcPr>
+            <w:tcW w:type="dxa" w:w="1040"/>
+            <w:shd w:val="clear" w:color="auto" w:fill="F2F2F2"/>
+            <w:vAlign w:val="center"/>
+          </w:tcPr>
+          <w:p>
+            <w:r/>
+            <w:r>
+              <w:rPr>
+                <w:rFonts w:ascii="Arial" w:hAnsi="Arial"/>
+                <w:sz w:val="20"/>
+              </w:rPr>
+              <w:t>2026-04-28T08:01:42+00:00</w:t>
+            </w:r>
+          </w:p>
+        </w:tc>
+        <w:tc>
+          <w:tcPr>
+            <w:tcW w:type="dxa" w:w="1040"/>
+            <w:shd w:val="clear" w:color="auto" w:fill="F2F2F2"/>
+            <w:vAlign w:val="center"/>
+          </w:tcPr>
+          <w:p>
+            <w:r/>
+            <w:r>
+              <w:rPr>
+                <w:rFonts w:ascii="Arial" w:hAnsi="Arial"/>
+                <w:sz w:val="20"/>
+              </w:rPr>
+              <w:t>4201271</w:t>
+            </w:r>
+          </w:p>
+        </w:tc>
+        <w:tc>
+          <w:tcPr>
+            <w:tcW w:type="dxa" w:w="1040"/>
+            <w:shd w:val="clear" w:color="auto" w:fill="F2F2F2"/>
+            <w:vAlign w:val="center"/>
+          </w:tcPr>
+          <w:p>
+            <w:r/>
+            <w:r>
+              <w:rPr>
+                <w:rFonts w:ascii="Arial" w:hAnsi="Arial"/>
+                <w:sz w:val="20"/>
+              </w:rPr>
+              <w:t>auto-downloaded</w:t>
+            </w:r>
+          </w:p>
+        </w:tc>
+        <w:tc>
+          <w:tcPr>
+            <w:tcW w:type="dxa" w:w="1040"/>
+            <w:shd w:val="clear" w:color="auto" w:fill="F2F2F2"/>
+            <w:vAlign w:val="center"/>
+          </w:tcPr>
+          <w:p>
+            <w:r/>
+            <w:r>
+              <w:rPr>
+                <w:rFonts w:ascii="Arial" w:hAnsi="Arial"/>
+                <w:sz w:val="20"/>
+              </w:rPr>
+              <w:t>db42f94329b6c229844fb8da8cbc4308d707af57b3d5ba90d0aaa9bd7e21ca89</w:t>
+            </w:r>
+          </w:p>
+        </w:tc>
+      </w:tr>
+      <w:tr>
+        <w:tc>
+          <w:tcPr>
+            <w:tcW w:type="dxa" w:w="1040"/>
+            <w:vAlign w:val="center"/>
+          </w:tcPr>
+          <w:p>
+            <w:r/>
+            <w:r>
+              <w:rPr>
+                <w:rFonts w:ascii="Arial" w:hAnsi="Arial"/>
+                <w:sz w:val="20"/>
+              </w:rPr>
+              <w:t>rba_table_e2_xls</w:t>
+            </w:r>
+          </w:p>
+        </w:tc>
+        <w:tc>
+          <w:tcPr>
+            <w:tcW w:type="dxa" w:w="1040"/>
+            <w:vAlign w:val="center"/>
+          </w:tcPr>
+          <w:p>
+            <w:r/>
+            <w:r>
+              <w:rPr>
+                <w:rFonts w:ascii="Arial" w:hAnsi="Arial"/>
+                <w:sz w:val="20"/>
+              </w:rPr>
+              <w:t>Reserve Bank of Australia</w:t>
+            </w:r>
+          </w:p>
+        </w:tc>
+        <w:tc>
+          <w:tcPr>
+            <w:tcW w:type="dxa" w:w="1040"/>
+            <w:vAlign w:val="center"/>
+          </w:tcPr>
+          <w:p>
+            <w:r/>
+            <w:r>
+              <w:rPr>
+                <w:rFonts w:ascii="Arial" w:hAnsi="Arial"/>
+                <w:sz w:val="20"/>
+              </w:rPr>
+              <w:t>https://www.rba.gov.au/statistics/tables/xls/e02hist.xls</w:t>
+            </w:r>
+          </w:p>
+        </w:tc>
+        <w:tc>
+          <w:tcPr>
+            <w:tcW w:type="dxa" w:w="1040"/>
+            <w:vAlign w:val="center"/>
+          </w:tcPr>
+          <w:p>
+            <w:r/>
+            <w:r>
+              <w:rPr>
+                <w:rFonts w:ascii="Arial" w:hAnsi="Arial"/>
+                <w:sz w:val="20"/>
+              </w:rPr>
+              <w:t>XLS</w:t>
+            </w:r>
+          </w:p>
+        </w:tc>
+        <w:tc>
+          <w:tcPr>
+            <w:tcW w:type="dxa" w:w="1040"/>
+            <w:vAlign w:val="center"/>
+          </w:tcPr>
+          <w:p>
+            <w:r/>
+            <w:r>
+              <w:rPr>
+                <w:rFonts w:ascii="Arial" w:hAnsi="Arial"/>
+                <w:sz w:val="20"/>
+              </w:rPr>
+            </w:r>
+          </w:p>
+        </w:tc>
+        <w:tc>
+          <w:tcPr>
+            <w:tcW w:type="dxa" w:w="1040"/>
+            <w:vAlign w:val="center"/>
+          </w:tcPr>
+          <w:p>
+            <w:r/>
+            <w:r>
+              <w:rPr>
+                <w:rFonts w:ascii="Arial" w:hAnsi="Arial"/>
+                <w:sz w:val="20"/>
+              </w:rPr>
+            </w:r>
+          </w:p>
+        </w:tc>
+        <w:tc>
+          <w:tcPr>
+            <w:tcW w:type="dxa" w:w="1040"/>
+            <w:vAlign w:val="center"/>
+          </w:tcPr>
+          <w:p>
+            <w:r/>
+            <w:r>
+              <w:rPr>
+                <w:rFonts w:ascii="Arial" w:hAnsi="Arial"/>
+                <w:sz w:val="20"/>
+              </w:rPr>
+            </w:r>
+          </w:p>
+        </w:tc>
+        <w:tc>
+          <w:tcPr>
+            <w:tcW w:type="dxa" w:w="1040"/>
+            <w:vAlign w:val="center"/>
+          </w:tcPr>
+          <w:p>
+            <w:r/>
+            <w:r>
+              <w:rPr>
+                <w:rFonts w:ascii="Arial" w:hAnsi="Arial"/>
+                <w:sz w:val="20"/>
+              </w:rPr>
+              <w:t>missing</w:t>
+            </w:r>
+          </w:p>
+        </w:tc>
+        <w:tc>
+          <w:tcPr>
+            <w:tcW w:type="dxa" w:w="1040"/>
+            <w:vAlign w:val="center"/>
+          </w:tcPr>
+          <w:p>
+            <w:r/>
+            <w:r>
+              <w:rPr>
+                <w:rFonts w:ascii="Arial" w:hAnsi="Arial"/>
+                <w:sz w:val="20"/>
+              </w:rPr>
+            </w:r>
+          </w:p>
+        </w:tc>
+      </w:tr>
+      <w:tr>
+        <w:tc>
+          <w:tcPr>
+            <w:tcW w:type="dxa" w:w="1040"/>
+            <w:shd w:val="clear" w:color="auto" w:fill="F2F2F2"/>
+            <w:vAlign w:val="center"/>
+          </w:tcPr>
+          <w:p>
+            <w:r/>
+            <w:r>
+              <w:rPr>
+                <w:rFonts w:ascii="Arial" w:hAnsi="Arial"/>
+                <w:sz w:val="20"/>
+              </w:rPr>
               <w:t>total_value_dwellings_xlsx</w:t>
             </w:r>
           </w:p>
@@ -9402,6 +9701,150 @@
           <w:tcPr>
             <w:tcW w:type="dxa" w:w="1040"/>
             <w:shd w:val="clear" w:color="auto" w:fill="F2F2F2"/>
+            <w:vAlign w:val="center"/>
+          </w:tcPr>
+          <w:p>
+            <w:r/>
+            <w:r>
+              <w:rPr>
+                <w:rFonts w:ascii="Arial" w:hAnsi="Arial"/>
+                <w:sz w:val="20"/>
+              </w:rPr>
+            </w:r>
+          </w:p>
+        </w:tc>
+      </w:tr>
+      <w:tr>
+        <w:tc>
+          <w:tcPr>
+            <w:tcW w:type="dxa" w:w="1040"/>
+            <w:vAlign w:val="center"/>
+          </w:tcPr>
+          <w:p>
+            <w:r/>
+            <w:r>
+              <w:rPr>
+                <w:rFonts w:ascii="Arial" w:hAnsi="Arial"/>
+                <w:sz w:val="20"/>
+              </w:rPr>
+              <w:t>wpi_xlsx</w:t>
+            </w:r>
+          </w:p>
+        </w:tc>
+        <w:tc>
+          <w:tcPr>
+            <w:tcW w:type="dxa" w:w="1040"/>
+            <w:vAlign w:val="center"/>
+          </w:tcPr>
+          <w:p>
+            <w:r/>
+            <w:r>
+              <w:rPr>
+                <w:rFonts w:ascii="Arial" w:hAnsi="Arial"/>
+                <w:sz w:val="20"/>
+              </w:rPr>
+              <w:t>Australian Bureau of Statistics</w:t>
+            </w:r>
+          </w:p>
+        </w:tc>
+        <w:tc>
+          <w:tcPr>
+            <w:tcW w:type="dxa" w:w="1040"/>
+            <w:vAlign w:val="center"/>
+          </w:tcPr>
+          <w:p>
+            <w:r/>
+            <w:r>
+              <w:rPr>
+                <w:rFonts w:ascii="Arial" w:hAnsi="Arial"/>
+                <w:sz w:val="20"/>
+              </w:rPr>
+              <w:t>https://www.abs.gov.au/statistics/economy/price-indexes-and-inflation/wage-price-index-australia/mar-2026/634501.xlsx</w:t>
+            </w:r>
+          </w:p>
+        </w:tc>
+        <w:tc>
+          <w:tcPr>
+            <w:tcW w:type="dxa" w:w="1040"/>
+            <w:vAlign w:val="center"/>
+          </w:tcPr>
+          <w:p>
+            <w:r/>
+            <w:r>
+              <w:rPr>
+                <w:rFonts w:ascii="Arial" w:hAnsi="Arial"/>
+                <w:sz w:val="20"/>
+              </w:rPr>
+              <w:t>XLSX</w:t>
+            </w:r>
+          </w:p>
+        </w:tc>
+        <w:tc>
+          <w:tcPr>
+            <w:tcW w:type="dxa" w:w="1040"/>
+            <w:vAlign w:val="center"/>
+          </w:tcPr>
+          <w:p>
+            <w:r/>
+            <w:r>
+              <w:rPr>
+                <w:rFonts w:ascii="Arial" w:hAnsi="Arial"/>
+                <w:sz w:val="20"/>
+              </w:rPr>
+            </w:r>
+          </w:p>
+        </w:tc>
+        <w:tc>
+          <w:tcPr>
+            <w:tcW w:type="dxa" w:w="1040"/>
+            <w:vAlign w:val="center"/>
+          </w:tcPr>
+          <w:p>
+            <w:r/>
+            <w:r>
+              <w:rPr>
+                <w:rFonts w:ascii="Arial" w:hAnsi="Arial"/>
+                <w:sz w:val="20"/>
+              </w:rPr>
+              <w:t>2026-06-16T06:33:47+00:00</w:t>
+            </w:r>
+          </w:p>
+        </w:tc>
+        <w:tc>
+          <w:tcPr>
+            <w:tcW w:type="dxa" w:w="1040"/>
+            <w:vAlign w:val="center"/>
+          </w:tcPr>
+          <w:p>
+            <w:r/>
+            <w:r>
+              <w:rPr>
+                <w:rFonts w:ascii="Arial" w:hAnsi="Arial"/>
+                <w:sz w:val="20"/>
+              </w:rPr>
+              <w:t>66256</w:t>
+            </w:r>
+          </w:p>
+        </w:tc>
+        <w:tc>
+          <w:tcPr>
+            <w:tcW w:type="dxa" w:w="1040"/>
+            <w:vAlign w:val="center"/>
+          </w:tcPr>
+          <w:p>
+            <w:r/>
+            <w:r>
+              <w:rPr>
+                <w:rFonts w:ascii="Arial" w:hAnsi="Arial"/>
+                <w:sz w:val="20"/>
+              </w:rPr>
+              <w:t>manually staged</w:t>
+            </w:r>
+          </w:p>
+        </w:tc>
+        <w:tc>
+          <w:tcPr>
+            <w:tcW w:type="dxa" w:w="1040"/>
             <w:vAlign w:val="center"/>
           </w:tcPr>
           <w:p>
@@ -9660,7 +10103,7 @@
                 <w:rFonts w:ascii="Arial" w:hAnsi="Arial"/>
                 <w:sz w:val="20"/>
               </w:rPr>
-              <w:t>2026-06-16T15:32:03</w:t>
+              <w:t>2026-06-16T16:33:52</w:t>
             </w:r>
           </w:p>
         </w:tc>
@@ -9763,7 +10206,7 @@
                 <w:rFonts w:ascii="Arial" w:hAnsi="Arial"/>
                 <w:sz w:val="20"/>
               </w:rPr>
-              <w:t>2026-06-16T15:32:03</w:t>
+              <w:t>2026-06-16T16:33:52</w:t>
             </w:r>
           </w:p>
         </w:tc>
@@ -9862,7 +10305,7 @@
                 <w:rFonts w:ascii="Arial" w:hAnsi="Arial"/>
                 <w:sz w:val="20"/>
               </w:rPr>
-              <w:t>2026-06-16T15:32:03</w:t>
+              <w:t>2026-06-16T16:33:52</w:t>
             </w:r>
           </w:p>
         </w:tc>
@@ -9965,7 +10408,7 @@
                 <w:rFonts w:ascii="Arial" w:hAnsi="Arial"/>
                 <w:sz w:val="20"/>
               </w:rPr>
-              <w:t>2026-06-16T15:32:03</w:t>
+              <w:t>2026-06-16T16:33:52</w:t>
             </w:r>
           </w:p>
         </w:tc>
@@ -10064,7 +10507,7 @@
                 <w:rFonts w:ascii="Arial" w:hAnsi="Arial"/>
                 <w:sz w:val="20"/>
               </w:rPr>
-              <w:t>2026-06-16T15:32:03</w:t>
+              <w:t>2026-06-16T16:33:52</w:t>
             </w:r>
           </w:p>
         </w:tc>
@@ -10167,7 +10610,7 @@
                 <w:rFonts w:ascii="Arial" w:hAnsi="Arial"/>
                 <w:sz w:val="20"/>
               </w:rPr>
-              <w:t>2026-06-16T15:32:03</w:t>
+              <w:t>2026-06-16T16:33:52</w:t>
             </w:r>
           </w:p>
         </w:tc>
@@ -10266,7 +10709,7 @@
                 <w:rFonts w:ascii="Arial" w:hAnsi="Arial"/>
                 <w:sz w:val="20"/>
               </w:rPr>
-              <w:t>2026-06-16T15:32:03</w:t>
+              <w:t>2026-06-16T16:33:52</w:t>
             </w:r>
           </w:p>
         </w:tc>
@@ -10369,7 +10812,7 @@
                 <w:rFonts w:ascii="Arial" w:hAnsi="Arial"/>
                 <w:sz w:val="20"/>
               </w:rPr>
-              <w:t>2026-06-16T15:32:03</w:t>
+              <w:t>2026-06-16T16:33:52</w:t>
             </w:r>
           </w:p>
         </w:tc>
@@ -28706,7 +29149,7 @@
                 <w:rFonts w:ascii="Arial" w:hAnsi="Arial"/>
                 <w:sz w:val="20"/>
               </w:rPr>
-              <w:t>No successful manifest entry for this registry item</w:t>
+              <w:t>Paid, gated, or manually extracted source</w:t>
             </w:r>
           </w:p>
         </w:tc>
@@ -28722,7 +29165,7 @@
                 <w:rFonts w:ascii="Arial" w:hAnsi="Arial"/>
                 <w:sz w:val="20"/>
               </w:rPr>
-              <w:t>Awaiting next release or implement downloader/scraper</w:t>
+              <w:t>Manual staging required - see data/raw/manual or source-specific raw-public directory</w:t>
             </w:r>
           </w:p>
         </w:tc>
@@ -28962,7 +29405,7 @@
                 <w:rFonts w:ascii="Arial" w:hAnsi="Arial"/>
                 <w:sz w:val="20"/>
               </w:rPr>
-              <w:t>labour_force_industry_xlsx</w:t>
+              <w:t>labour_force_headline_xlsx</w:t>
             </w:r>
           </w:p>
         </w:tc>
@@ -29029,7 +29472,7 @@
                 <w:rFonts w:ascii="Arial" w:hAnsi="Arial"/>
                 <w:sz w:val="20"/>
               </w:rPr>
-              <w:t>lending_indicators_xlsx</w:t>
+              <w:t>labour_force_industry_xlsx</w:t>
             </w:r>
           </w:p>
         </w:tc>
@@ -29046,7 +29489,7 @@
                 <w:rFonts w:ascii="Arial" w:hAnsi="Arial"/>
                 <w:sz w:val="20"/>
               </w:rPr>
-              <w:t>No successful manifest entry for this registry item</w:t>
+              <w:t>Paid, gated, or manually extracted source</w:t>
             </w:r>
           </w:p>
         </w:tc>
@@ -29063,7 +29506,7 @@
                 <w:rFonts w:ascii="Arial" w:hAnsi="Arial"/>
                 <w:sz w:val="20"/>
               </w:rPr>
-              <w:t>Awaiting next release or implement downloader/scraper</w:t>
+              <w:t>Manual staging required - see data/raw/manual or source-specific raw-public directory</w:t>
             </w:r>
           </w:p>
         </w:tc>
@@ -29098,7 +29541,7 @@
                 <w:rFonts w:ascii="Arial" w:hAnsi="Arial"/>
                 <w:sz w:val="20"/>
               </w:rPr>
-              <w:t>ppi_construction_xlsx</w:t>
+              <w:t>lending_indicators_xlsx</w:t>
             </w:r>
           </w:p>
         </w:tc>
@@ -29165,7 +29608,7 @@
                 <w:rFonts w:ascii="Arial" w:hAnsi="Arial"/>
                 <w:sz w:val="20"/>
               </w:rPr>
-              <w:t>ppi_manufacturing_xlsx</w:t>
+              <w:t>national_accounts_gdp_xlsx</w:t>
             </w:r>
           </w:p>
         </w:tc>
@@ -29182,7 +29625,7 @@
                 <w:rFonts w:ascii="Arial" w:hAnsi="Arial"/>
                 <w:sz w:val="20"/>
               </w:rPr>
-              <w:t>No successful manifest entry for this registry item</w:t>
+              <w:t>Paid, gated, or manually extracted source</w:t>
             </w:r>
           </w:p>
         </w:tc>
@@ -29199,7 +29642,7 @@
                 <w:rFonts w:ascii="Arial" w:hAnsi="Arial"/>
                 <w:sz w:val="20"/>
               </w:rPr>
-              <w:t>Awaiting next release or implement downloader/scraper</w:t>
+              <w:t>Manual staging required - see data/raw/manual or source-specific raw-public directory</w:t>
             </w:r>
           </w:p>
         </w:tc>
@@ -29234,7 +29677,7 @@
                 <w:rFonts w:ascii="Arial" w:hAnsi="Arial"/>
                 <w:sz w:val="20"/>
               </w:rPr>
-              <w:t>property_price_capitals_xlsx</w:t>
+              <w:t>ppi_construction_xlsx</w:t>
             </w:r>
           </w:p>
         </w:tc>
@@ -29301,7 +29744,7 @@
                 <w:rFonts w:ascii="Arial" w:hAnsi="Arial"/>
                 <w:sz w:val="20"/>
               </w:rPr>
-              <w:t>property_price_index_xlsx</w:t>
+              <w:t>ppi_manufacturing_xlsx</w:t>
             </w:r>
           </w:p>
         </w:tc>
@@ -29370,7 +29813,7 @@
                 <w:rFonts w:ascii="Arial" w:hAnsi="Arial"/>
                 <w:sz w:val="20"/>
               </w:rPr>
-              <w:t>ptrs_cycle_8_pdf</w:t>
+              <w:t>property_price_capitals_xlsx</w:t>
             </w:r>
           </w:p>
         </w:tc>
@@ -29386,7 +29829,7 @@
                 <w:rFonts w:ascii="Arial" w:hAnsi="Arial"/>
                 <w:sz w:val="20"/>
               </w:rPr>
-              <w:t>Paid, gated, or manually extracted source</w:t>
+              <w:t>No successful manifest entry for this registry item</w:t>
             </w:r>
           </w:p>
         </w:tc>
@@ -29402,7 +29845,7 @@
                 <w:rFonts w:ascii="Arial" w:hAnsi="Arial"/>
                 <w:sz w:val="20"/>
               </w:rPr>
-              <w:t>Manual staging required - see data/raw/manual or source-specific raw-public directory</w:t>
+              <w:t>Awaiting next release or implement downloader/scraper</w:t>
             </w:r>
           </w:p>
         </w:tc>
@@ -29437,7 +29880,7 @@
                 <w:rFonts w:ascii="Arial" w:hAnsi="Arial"/>
                 <w:sz w:val="20"/>
               </w:rPr>
-              <w:t>ptrs_cycle_9_pdf</w:t>
+              <w:t>property_price_index_xlsx</w:t>
             </w:r>
           </w:p>
         </w:tc>
@@ -29454,7 +29897,7 @@
                 <w:rFonts w:ascii="Arial" w:hAnsi="Arial"/>
                 <w:sz w:val="20"/>
               </w:rPr>
-              <w:t>Paid, gated, or manually extracted source</w:t>
+              <w:t>No successful manifest entry for this registry item</w:t>
             </w:r>
           </w:p>
         </w:tc>
@@ -29471,7 +29914,7 @@
                 <w:rFonts w:ascii="Arial" w:hAnsi="Arial"/>
                 <w:sz w:val="20"/>
               </w:rPr>
-              <w:t>Manual staging required - see data/raw/manual or source-specific raw-public directory</w:t>
+              <w:t>Awaiting next release or implement downloader/scraper</w:t>
             </w:r>
           </w:p>
         </w:tc>
@@ -29506,7 +29949,7 @@
                 <w:rFonts w:ascii="Arial" w:hAnsi="Arial"/>
                 <w:sz w:val="20"/>
               </w:rPr>
-              <w:t>ptrs_guidance</w:t>
+              <w:t>ptrs_cycle_8_pdf</w:t>
             </w:r>
           </w:p>
         </w:tc>
@@ -29573,7 +30016,7 @@
                 <w:rFonts w:ascii="Arial" w:hAnsi="Arial"/>
                 <w:sz w:val="20"/>
               </w:rPr>
-              <w:t>rba_cash_rate_csv</w:t>
+              <w:t>ptrs_cycle_9_pdf</w:t>
             </w:r>
           </w:p>
         </w:tc>
@@ -29642,7 +30085,7 @@
                 <w:rFonts w:ascii="Arial" w:hAnsi="Arial"/>
                 <w:sz w:val="20"/>
               </w:rPr>
-              <w:t>rba_chart_pack_page</w:t>
+              <w:t>ptrs_guidance</w:t>
             </w:r>
           </w:p>
         </w:tc>
@@ -29658,7 +30101,7 @@
                 <w:rFonts w:ascii="Arial" w:hAnsi="Arial"/>
                 <w:sz w:val="20"/>
               </w:rPr>
-              <w:t>No successful manifest entry for this registry item</w:t>
+              <w:t>Paid, gated, or manually extracted source</w:t>
             </w:r>
           </w:p>
         </w:tc>
@@ -29674,7 +30117,7 @@
                 <w:rFonts w:ascii="Arial" w:hAnsi="Arial"/>
                 <w:sz w:val="20"/>
               </w:rPr>
-              <w:t>Awaiting next release or implement downloader/scraper</w:t>
+              <w:t>Manual staging required - see data/raw/manual or source-specific raw-public directory</w:t>
             </w:r>
           </w:p>
         </w:tc>
@@ -29709,7 +30152,7 @@
                 <w:rFonts w:ascii="Arial" w:hAnsi="Arial"/>
                 <w:sz w:val="20"/>
               </w:rPr>
-              <w:t>rba_fsr_page</w:t>
+              <w:t>rba_cash_rate_csv</w:t>
             </w:r>
           </w:p>
         </w:tc>
@@ -29726,7 +30169,7 @@
                 <w:rFonts w:ascii="Arial" w:hAnsi="Arial"/>
                 <w:sz w:val="20"/>
               </w:rPr>
-              <w:t>No successful manifest entry for this registry item</w:t>
+              <w:t>Paid, gated, or manually extracted source</w:t>
             </w:r>
           </w:p>
         </w:tc>
@@ -29743,7 +30186,7 @@
                 <w:rFonts w:ascii="Arial" w:hAnsi="Arial"/>
                 <w:sz w:val="20"/>
               </w:rPr>
-              <w:t>Awaiting next release or implement downloader/scraper</w:t>
+              <w:t>Manual staging required - see data/raw/manual or source-specific raw-public directory</w:t>
             </w:r>
           </w:p>
         </w:tc>
@@ -29778,7 +30221,7 @@
                 <w:rFonts w:ascii="Arial" w:hAnsi="Arial"/>
                 <w:sz w:val="20"/>
               </w:rPr>
-              <w:t>rba_smp_page</w:t>
+              <w:t>rba_chart_pack_page</w:t>
             </w:r>
           </w:p>
         </w:tc>
@@ -29845,7 +30288,7 @@
                 <w:rFonts w:ascii="Arial" w:hAnsi="Arial"/>
                 <w:sz w:val="20"/>
               </w:rPr>
-              <w:t>rba_table_e2_xls</w:t>
+              <w:t>rba_fsr_page</w:t>
             </w:r>
           </w:p>
         </w:tc>
@@ -29914,6 +30357,142 @@
                 <w:rFonts w:ascii="Arial" w:hAnsi="Arial"/>
                 <w:sz w:val="20"/>
               </w:rPr>
+              <w:t>rba_smp_page</w:t>
+            </w:r>
+          </w:p>
+        </w:tc>
+        <w:tc>
+          <w:tcPr>
+            <w:tcW w:type="dxa" w:w="2340"/>
+            <w:vAlign w:val="center"/>
+          </w:tcPr>
+          <w:p>
+            <w:r/>
+            <w:r>
+              <w:rPr>
+                <w:rFonts w:ascii="Arial" w:hAnsi="Arial"/>
+                <w:sz w:val="20"/>
+              </w:rPr>
+              <w:t>No successful manifest entry for this registry item</w:t>
+            </w:r>
+          </w:p>
+        </w:tc>
+        <w:tc>
+          <w:tcPr>
+            <w:tcW w:type="dxa" w:w="2340"/>
+            <w:vAlign w:val="center"/>
+          </w:tcPr>
+          <w:p>
+            <w:r/>
+            <w:r>
+              <w:rPr>
+                <w:rFonts w:ascii="Arial" w:hAnsi="Arial"/>
+                <w:sz w:val="20"/>
+              </w:rPr>
+              <w:t>Awaiting next release or implement downloader/scraper</w:t>
+            </w:r>
+          </w:p>
+        </w:tc>
+        <w:tc>
+          <w:tcPr>
+            <w:tcW w:type="dxa" w:w="2340"/>
+            <w:vAlign w:val="center"/>
+          </w:tcPr>
+          <w:p>
+            <w:r/>
+            <w:r>
+              <w:rPr>
+                <w:rFonts w:ascii="Arial" w:hAnsi="Arial"/>
+                <w:sz w:val="20"/>
+              </w:rPr>
+              <w:t>Next scheduled refresh cycle</w:t>
+            </w:r>
+          </w:p>
+        </w:tc>
+      </w:tr>
+      <w:tr>
+        <w:tc>
+          <w:tcPr>
+            <w:tcW w:type="dxa" w:w="2340"/>
+            <w:shd w:val="clear" w:color="auto" w:fill="F2F2F2"/>
+            <w:vAlign w:val="center"/>
+          </w:tcPr>
+          <w:p>
+            <w:r/>
+            <w:r>
+              <w:rPr>
+                <w:rFonts w:ascii="Arial" w:hAnsi="Arial"/>
+                <w:sz w:val="20"/>
+              </w:rPr>
+              <w:t>rba_table_e2_xls</w:t>
+            </w:r>
+          </w:p>
+        </w:tc>
+        <w:tc>
+          <w:tcPr>
+            <w:tcW w:type="dxa" w:w="2340"/>
+            <w:shd w:val="clear" w:color="auto" w:fill="F2F2F2"/>
+            <w:vAlign w:val="center"/>
+          </w:tcPr>
+          <w:p>
+            <w:r/>
+            <w:r>
+              <w:rPr>
+                <w:rFonts w:ascii="Arial" w:hAnsi="Arial"/>
+                <w:sz w:val="20"/>
+              </w:rPr>
+              <w:t>No successful manifest entry for this registry item</w:t>
+            </w:r>
+          </w:p>
+        </w:tc>
+        <w:tc>
+          <w:tcPr>
+            <w:tcW w:type="dxa" w:w="2340"/>
+            <w:shd w:val="clear" w:color="auto" w:fill="F2F2F2"/>
+            <w:vAlign w:val="center"/>
+          </w:tcPr>
+          <w:p>
+            <w:r/>
+            <w:r>
+              <w:rPr>
+                <w:rFonts w:ascii="Arial" w:hAnsi="Arial"/>
+                <w:sz w:val="20"/>
+              </w:rPr>
+              <w:t>Awaiting next release or implement downloader/scraper</w:t>
+            </w:r>
+          </w:p>
+        </w:tc>
+        <w:tc>
+          <w:tcPr>
+            <w:tcW w:type="dxa" w:w="2340"/>
+            <w:shd w:val="clear" w:color="auto" w:fill="F2F2F2"/>
+            <w:vAlign w:val="center"/>
+          </w:tcPr>
+          <w:p>
+            <w:r/>
+            <w:r>
+              <w:rPr>
+                <w:rFonts w:ascii="Arial" w:hAnsi="Arial"/>
+                <w:sz w:val="20"/>
+              </w:rPr>
+              <w:t>Next scheduled refresh cycle</w:t>
+            </w:r>
+          </w:p>
+        </w:tc>
+      </w:tr>
+      <w:tr>
+        <w:tc>
+          <w:tcPr>
+            <w:tcW w:type="dxa" w:w="2340"/>
+            <w:vAlign w:val="center"/>
+          </w:tcPr>
+          <w:p>
+            <w:r/>
+            <w:r>
+              <w:rPr>
+                <w:rFonts w:ascii="Arial" w:hAnsi="Arial"/>
+                <w:sz w:val="20"/>
+              </w:rPr>
               <w:t>total_value_dwellings_xlsx</w:t>
             </w:r>
           </w:p>
@@ -29953,6 +30532,76 @@
         <w:tc>
           <w:tcPr>
             <w:tcW w:type="dxa" w:w="2340"/>
+            <w:vAlign w:val="center"/>
+          </w:tcPr>
+          <w:p>
+            <w:r/>
+            <w:r>
+              <w:rPr>
+                <w:rFonts w:ascii="Arial" w:hAnsi="Arial"/>
+                <w:sz w:val="20"/>
+              </w:rPr>
+              <w:t>Next scheduled refresh cycle</w:t>
+            </w:r>
+          </w:p>
+        </w:tc>
+      </w:tr>
+      <w:tr>
+        <w:tc>
+          <w:tcPr>
+            <w:tcW w:type="dxa" w:w="2340"/>
+            <w:shd w:val="clear" w:color="auto" w:fill="F2F2F2"/>
+            <w:vAlign w:val="center"/>
+          </w:tcPr>
+          <w:p>
+            <w:r/>
+            <w:r>
+              <w:rPr>
+                <w:rFonts w:ascii="Arial" w:hAnsi="Arial"/>
+                <w:sz w:val="20"/>
+              </w:rPr>
+              <w:t>wpi_xlsx</w:t>
+            </w:r>
+          </w:p>
+        </w:tc>
+        <w:tc>
+          <w:tcPr>
+            <w:tcW w:type="dxa" w:w="2340"/>
+            <w:shd w:val="clear" w:color="auto" w:fill="F2F2F2"/>
+            <w:vAlign w:val="center"/>
+          </w:tcPr>
+          <w:p>
+            <w:r/>
+            <w:r>
+              <w:rPr>
+                <w:rFonts w:ascii="Arial" w:hAnsi="Arial"/>
+                <w:sz w:val="20"/>
+              </w:rPr>
+              <w:t>Paid, gated, or manually extracted source</w:t>
+            </w:r>
+          </w:p>
+        </w:tc>
+        <w:tc>
+          <w:tcPr>
+            <w:tcW w:type="dxa" w:w="2340"/>
+            <w:shd w:val="clear" w:color="auto" w:fill="F2F2F2"/>
+            <w:vAlign w:val="center"/>
+          </w:tcPr>
+          <w:p>
+            <w:r/>
+            <w:r>
+              <w:rPr>
+                <w:rFonts w:ascii="Arial" w:hAnsi="Arial"/>
+                <w:sz w:val="20"/>
+              </w:rPr>
+              <w:t>Manual staging required - see data/raw/manual or source-specific raw-public directory</w:t>
+            </w:r>
+          </w:p>
+        </w:tc>
+        <w:tc>
+          <w:tcPr>
+            <w:tcW w:type="dxa" w:w="2340"/>
+            <w:shd w:val="clear" w:color="auto" w:fill="F2F2F2"/>
             <w:vAlign w:val="center"/>
           </w:tcPr>
           <w:p>
@@ -30104,7 +30753,7 @@
                 <w:rFonts w:ascii="Arial" w:hAnsi="Arial"/>
                 <w:sz w:val="20"/>
               </w:rPr>
-              <w:t>30</w:t>
+              <w:t>33</w:t>
             </w:r>
           </w:p>
         </w:tc>
@@ -30310,7 +30959,7 @@
                 <w:rFonts w:ascii="Arial" w:hAnsi="Arial"/>
                 <w:sz w:val="20"/>
               </w:rPr>
-              <w:t>27</w:t>
+              <w:t>30</w:t>
             </w:r>
           </w:p>
         </w:tc>
@@ -31161,7 +31810,7 @@
                 <w:rFonts w:ascii="Arial" w:hAnsi="Arial"/>
                 <w:sz w:val="20"/>
               </w:rPr>
-              <w:t>ABS 5206 National Accounts</w:t>
+              <w:t>ABS 5206 National Accounts (Mar 2026, real SA, through-the-year)</w:t>
             </w:r>
           </w:p>
         </w:tc>
@@ -31178,7 +31827,7 @@
                 <w:rFonts w:ascii="Arial" w:hAnsi="Arial"/>
                 <w:sz w:val="20"/>
               </w:rPr>
-              <w:t>1.8</w:t>
+              <w:t>2.5</w:t>
             </w:r>
           </w:p>
         </w:tc>
@@ -31195,7 +31844,7 @@
                 <w:rFonts w:ascii="Arial" w:hAnsi="Arial"/>
                 <w:sz w:val="20"/>
               </w:rPr>
-              <w:t>0.0</w:t>
+              <w:t>0.7</w:t>
             </w:r>
           </w:p>
         </w:tc>
@@ -31212,7 +31861,7 @@
                 <w:rFonts w:ascii="Arial" w:hAnsi="Arial"/>
                 <w:sz w:val="20"/>
               </w:rPr>
-              <w:t>-1.5</w:t>
+              <w:t>-0.8</w:t>
             </w:r>
           </w:p>
         </w:tc>
@@ -31229,7 +31878,7 @@
                 <w:rFonts w:ascii="Arial" w:hAnsi="Arial"/>
                 <w:sz w:val="20"/>
               </w:rPr>
-              <w:t>-3.5</w:t>
+              <w:t>-2.8</w:t>
             </w:r>
           </w:p>
         </w:tc>
@@ -31279,7 +31928,7 @@
                 <w:rFonts w:ascii="Arial" w:hAnsi="Arial"/>
                 <w:sz w:val="20"/>
               </w:rPr>
-              <w:t>ABS 6416 Residential Property Price Index</w:t>
+              <w:t>stated (ABS 6416 RPPI discontinued after Dec-2021; no current free public index)</w:t>
             </w:r>
           </w:p>
         </w:tc>
@@ -31514,7 +32163,7 @@
                 <w:rFonts w:ascii="Arial" w:hAnsi="Arial"/>
                 <w:sz w:val="20"/>
               </w:rPr>
-              <w:t>ABS 6401 CPI</w:t>
+              <w:t>ABS 6401 CPI (Mar 2026 quarter, all groups, through-the-year)</w:t>
             </w:r>
           </w:p>
         </w:tc>
@@ -31530,6 +32179,22 @@
                 <w:rFonts w:ascii="Arial" w:hAnsi="Arial"/>
                 <w:sz w:val="20"/>
               </w:rPr>
+              <w:t>2.4</w:t>
+            </w:r>
+          </w:p>
+        </w:tc>
+        <w:tc>
+          <w:tcPr>
+            <w:tcW w:type="dxa" w:w="1337"/>
+            <w:vAlign w:val="center"/>
+          </w:tcPr>
+          <w:p>
+            <w:r/>
+            <w:r>
+              <w:rPr>
+                <w:rFonts w:ascii="Arial" w:hAnsi="Arial"/>
+                <w:sz w:val="20"/>
+              </w:rPr>
               <w:t>3.2</w:t>
             </w:r>
           </w:p>
@@ -31546,7 +32211,7 @@
                 <w:rFonts w:ascii="Arial" w:hAnsi="Arial"/>
                 <w:sz w:val="20"/>
               </w:rPr>
-              <w:t>4.0</w:t>
+              <w:t>3.9</w:t>
             </w:r>
           </w:p>
         </w:tc>
@@ -31562,23 +32227,7 @@
                 <w:rFonts w:ascii="Arial" w:hAnsi="Arial"/>
                 <w:sz w:val="20"/>
               </w:rPr>
-              <w:t>4.7</w:t>
-            </w:r>
-          </w:p>
-        </w:tc>
-        <w:tc>
-          <w:tcPr>
-            <w:tcW w:type="dxa" w:w="1337"/>
-            <w:vAlign w:val="center"/>
-          </w:tcPr>
-          <w:p>
-            <w:r/>
-            <w:r>
-              <w:rPr>
-                <w:rFonts w:ascii="Arial" w:hAnsi="Arial"/>
-                <w:sz w:val="20"/>
-              </w:rPr>
-              <w:t>5.7</w:t>
+              <w:t>4.9</w:t>
             </w:r>
           </w:p>
         </w:tc>
@@ -31631,7 +32280,7 @@
                 <w:rFonts w:ascii="Arial" w:hAnsi="Arial"/>
                 <w:sz w:val="20"/>
               </w:rPr>
-              <w:t>ABS 6202 Labour Force</w:t>
+              <w:t>ABS 6202 Labour Force (Mar 2026, seasonally adjusted)</w:t>
             </w:r>
           </w:p>
         </w:tc>
@@ -31648,7 +32297,7 @@
                 <w:rFonts w:ascii="Arial" w:hAnsi="Arial"/>
                 <w:sz w:val="20"/>
               </w:rPr>
-              <w:t>4.1</w:t>
+              <w:t>4.3</w:t>
             </w:r>
           </w:p>
         </w:tc>
@@ -31665,7 +32314,7 @@
                 <w:rFonts w:ascii="Arial" w:hAnsi="Arial"/>
                 <w:sz w:val="20"/>
               </w:rPr>
-              <w:t>5.3</w:t>
+              <w:t>5.5</w:t>
             </w:r>
           </w:p>
         </w:tc>
@@ -31682,7 +32331,7 @@
                 <w:rFonts w:ascii="Arial" w:hAnsi="Arial"/>
                 <w:sz w:val="20"/>
               </w:rPr>
-              <w:t>6.6</w:t>
+              <w:t>6.8</w:t>
             </w:r>
           </w:p>
         </w:tc>
@@ -31699,7 +32348,7 @@
                 <w:rFonts w:ascii="Arial" w:hAnsi="Arial"/>
                 <w:sz w:val="20"/>
               </w:rPr>
-              <w:t>8.1</w:t>
+              <w:t>8.3</w:t>
             </w:r>
           </w:p>
         </w:tc>
@@ -31866,7 +32515,7 @@
                 <w:rFonts w:ascii="Arial" w:hAnsi="Arial"/>
                 <w:sz w:val="20"/>
               </w:rPr>
-              <w:t>ABS 6345 Wage Price Index</w:t>
+              <w:t>ABS 6345 Wage Price Index (Mar 2026 quarter, through-the-year)</w:t>
             </w:r>
           </w:p>
         </w:tc>
@@ -31883,7 +32532,7 @@
                 <w:rFonts w:ascii="Arial" w:hAnsi="Arial"/>
                 <w:sz w:val="20"/>
               </w:rPr>
-              <w:t>3.5</w:t>
+              <w:t>3.3</w:t>
             </w:r>
           </w:p>
         </w:tc>
@@ -31900,7 +32549,7 @@
                 <w:rFonts w:ascii="Arial" w:hAnsi="Arial"/>
                 <w:sz w:val="20"/>
               </w:rPr>
-              <w:t>3.0</w:t>
+              <w:t>2.8</w:t>
             </w:r>
           </w:p>
         </w:tc>
@@ -31917,7 +32566,7 @@
                 <w:rFonts w:ascii="Arial" w:hAnsi="Arial"/>
                 <w:sz w:val="20"/>
               </w:rPr>
-              <w:t>2.5</w:t>
+              <w:t>2.3</w:t>
             </w:r>
           </w:p>
         </w:tc>
@@ -31934,7 +32583,7 @@
                 <w:rFonts w:ascii="Arial" w:hAnsi="Arial"/>
                 <w:sz w:val="20"/>
               </w:rPr>
-              <w:t>1.7</w:t>
+              <w:t>1.5</w:t>
             </w:r>
           </w:p>
         </w:tc>
